--- a/public/templates/BERKAS PEMBAYARAN PPL TERMIN II (1).docx
+++ b/public/templates/BERKAS PEMBAYARAN PPL TERMIN II (1).docx
@@ -440,47 +440,7 @@
           <w:sz w:val="24"/>
           <w:szCs w:val="24"/>
         </w:rPr>
-        <w:t xml:space="preserve">Dengan </w:t>
-      </w:r>
-      <w:proofErr w:type="spellStart"/>
-      <w:r>
-        <w:rPr>
-          <w:rFonts w:ascii="Bookman Old Style" w:eastAsia="Bookman Old Style" w:hAnsi="Bookman Old Style" w:cs="Bookman Old Style"/>
-          <w:color w:val="000000"/>
-          <w:sz w:val="24"/>
-          <w:szCs w:val="24"/>
-        </w:rPr>
-        <w:t>ini</w:t>
-      </w:r>
-      <w:proofErr w:type="spellEnd"/>
-      <w:r>
-        <w:rPr>
-          <w:rFonts w:ascii="Bookman Old Style" w:eastAsia="Bookman Old Style" w:hAnsi="Bookman Old Style" w:cs="Bookman Old Style"/>
-          <w:color w:val="000000"/>
-          <w:sz w:val="24"/>
-          <w:szCs w:val="24"/>
-        </w:rPr>
-        <w:t xml:space="preserve"> </w:t>
-      </w:r>
-      <w:proofErr w:type="spellStart"/>
-      <w:r>
-        <w:rPr>
-          <w:rFonts w:ascii="Bookman Old Style" w:eastAsia="Bookman Old Style" w:hAnsi="Bookman Old Style" w:cs="Bookman Old Style"/>
-          <w:color w:val="000000"/>
-          <w:sz w:val="24"/>
-          <w:szCs w:val="24"/>
-        </w:rPr>
-        <w:t>menyatakan</w:t>
-      </w:r>
-      <w:proofErr w:type="spellEnd"/>
-      <w:r>
-        <w:rPr>
-          <w:rFonts w:ascii="Bookman Old Style" w:eastAsia="Bookman Old Style" w:hAnsi="Bookman Old Style" w:cs="Bookman Old Style"/>
-          <w:color w:val="000000"/>
-          <w:sz w:val="24"/>
-          <w:szCs w:val="24"/>
-        </w:rPr>
-        <w:t>:  </w:t>
+        <w:t>Dengan ini menyatakan:  </w:t>
       </w:r>
     </w:p>
     <w:p>
@@ -1213,16 +1173,7 @@
                 <w:sz w:val="24"/>
                 <w:szCs w:val="24"/>
               </w:rPr>
-              <w:t>(</w:t>
-            </w:r>
-            <w:proofErr w:type="spellStart"/>
-            <w:r>
-              <w:rPr>
-                <w:rFonts w:ascii="Bookman Old Style" w:eastAsia="Bookman Old Style" w:hAnsi="Bookman Old Style" w:cs="Bookman Old Style"/>
-                <w:sz w:val="24"/>
-                <w:szCs w:val="24"/>
-              </w:rPr>
-              <w:t>N</w:t>
+              <w:t>(N</w:t>
             </w:r>
             <w:r>
               <w:rPr>
@@ -1232,7 +1183,6 @@
               </w:rPr>
               <w:t>uraliyah</w:t>
             </w:r>
-            <w:proofErr w:type="spellEnd"/>
             <w:r>
               <w:rPr>
                 <w:rFonts w:ascii="Bookman Old Style" w:eastAsia="Bookman Old Style" w:hAnsi="Bookman Old Style" w:cs="Bookman Old Style"/>
@@ -1784,7 +1734,27 @@
           <w:szCs w:val="24"/>
           <w:lang w:val="sv-SE"/>
         </w:rPr>
-        <w:t xml:space="preserve"> {bulang_terbil}</w:t>
+        <w:t xml:space="preserve"> {bulan_terbil</w:t>
+      </w:r>
+      <w:r>
+        <w:rPr>
+          <w:rFonts w:ascii="Bookman Old Style" w:eastAsia="Bookman Old Style" w:hAnsi="Bookman Old Style" w:cs="Bookman Old Style"/>
+          <w:color w:val="000000"/>
+          <w:sz w:val="24"/>
+          <w:szCs w:val="24"/>
+          <w:lang w:val="sv-SE"/>
+        </w:rPr>
+        <w:t>ang</w:t>
+      </w:r>
+      <w:r>
+        <w:rPr>
+          <w:rFonts w:ascii="Bookman Old Style" w:eastAsia="Bookman Old Style" w:hAnsi="Bookman Old Style" w:cs="Bookman Old Style"/>
+          <w:color w:val="000000"/>
+          <w:sz w:val="24"/>
+          <w:szCs w:val="24"/>
+          <w:lang w:val="sv-SE"/>
+        </w:rPr>
+        <w:t>}</w:t>
       </w:r>
       <w:r>
         <w:rPr>
@@ -2394,47 +2364,7 @@
           <w:sz w:val="24"/>
           <w:szCs w:val="24"/>
         </w:rPr>
-        <w:t xml:space="preserve">Dengan </w:t>
-      </w:r>
-      <w:proofErr w:type="spellStart"/>
-      <w:r>
-        <w:rPr>
-          <w:rFonts w:ascii="Bookman Old Style" w:eastAsia="Bookman Old Style" w:hAnsi="Bookman Old Style" w:cs="Bookman Old Style"/>
-          <w:color w:val="000000"/>
-          <w:sz w:val="24"/>
-          <w:szCs w:val="24"/>
-        </w:rPr>
-        <w:t>ini</w:t>
-      </w:r>
-      <w:proofErr w:type="spellEnd"/>
-      <w:r>
-        <w:rPr>
-          <w:rFonts w:ascii="Bookman Old Style" w:eastAsia="Bookman Old Style" w:hAnsi="Bookman Old Style" w:cs="Bookman Old Style"/>
-          <w:color w:val="000000"/>
-          <w:sz w:val="24"/>
-          <w:szCs w:val="24"/>
-        </w:rPr>
-        <w:t xml:space="preserve"> </w:t>
-      </w:r>
-      <w:proofErr w:type="spellStart"/>
-      <w:r>
-        <w:rPr>
-          <w:rFonts w:ascii="Bookman Old Style" w:eastAsia="Bookman Old Style" w:hAnsi="Bookman Old Style" w:cs="Bookman Old Style"/>
-          <w:color w:val="000000"/>
-          <w:sz w:val="24"/>
-          <w:szCs w:val="24"/>
-        </w:rPr>
-        <w:t>menyatakan</w:t>
-      </w:r>
-      <w:proofErr w:type="spellEnd"/>
-      <w:r>
-        <w:rPr>
-          <w:rFonts w:ascii="Bookman Old Style" w:eastAsia="Bookman Old Style" w:hAnsi="Bookman Old Style" w:cs="Bookman Old Style"/>
-          <w:color w:val="000000"/>
-          <w:sz w:val="24"/>
-          <w:szCs w:val="24"/>
-        </w:rPr>
-        <w:t>:  </w:t>
+        <w:t>Dengan ini menyatakan:  </w:t>
       </w:r>
     </w:p>
     <w:p>
@@ -2471,446 +2401,69 @@
           <w:sz w:val="24"/>
           <w:szCs w:val="24"/>
         </w:rPr>
+        <w:t xml:space="preserve"> telah melaksanakan pekerjaan Pendataan Lapangan  Sensus Ekonomi 2026 pada Badan Pusat Statistik Kota Jakarta Timur berdasarkan Perjanjian Kerja Nomor: </w:t>
+      </w:r>
+      <w:r>
+        <w:rPr>
+          <w:rFonts w:ascii="Bookman Old Style" w:eastAsia="Bookman Old Style" w:hAnsi="Bookman Old Style" w:cs="Bookman Old Style"/>
+          <w:color w:val="000000"/>
+          <w:sz w:val="24"/>
+          <w:szCs w:val="24"/>
+        </w:rPr>
+        <w:t>{nomor_spk}</w:t>
+      </w:r>
+      <w:r>
+        <w:rPr>
+          <w:rFonts w:ascii="Bookman Old Style" w:eastAsia="Bookman Old Style" w:hAnsi="Bookman Old Style" w:cs="Bookman Old Style"/>
+          <w:color w:val="000000"/>
+          <w:sz w:val="24"/>
+          <w:szCs w:val="24"/>
+        </w:rPr>
+        <w:t xml:space="preserve">, sesuai dengan target pekerjaan termin </w:t>
+      </w:r>
+      <w:r>
+        <w:rPr>
+          <w:rFonts w:ascii="Bookman Old Style" w:eastAsia="Bookman Old Style" w:hAnsi="Bookman Old Style" w:cs="Bookman Old Style"/>
+          <w:sz w:val="24"/>
+          <w:szCs w:val="24"/>
+        </w:rPr>
+        <w:t>I</w:t>
+      </w:r>
+      <w:r>
+        <w:rPr>
+          <w:rFonts w:ascii="Bookman Old Style" w:eastAsia="Bookman Old Style" w:hAnsi="Bookman Old Style" w:cs="Bookman Old Style"/>
+          <w:color w:val="000000"/>
+          <w:sz w:val="24"/>
+          <w:szCs w:val="24"/>
+        </w:rPr>
+        <w:t>I yang ditetapkan sebesar</w:t>
+      </w:r>
+      <w:r>
+        <w:rPr>
+          <w:rFonts w:ascii="Bookman Old Style" w:eastAsia="Bookman Old Style" w:hAnsi="Bookman Old Style" w:cs="Bookman Old Style"/>
+          <w:color w:val="000000"/>
+          <w:sz w:val="24"/>
+          <w:szCs w:val="24"/>
+        </w:rPr>
+        <w:t xml:space="preserve"> {sls_ongoing}</w:t>
+      </w:r>
+      <w:r>
+        <w:rPr>
+          <w:rFonts w:ascii="Bookman Old Style" w:eastAsia="Bookman Old Style" w:hAnsi="Bookman Old Style" w:cs="Bookman Old Style"/>
+          <w:color w:val="000000"/>
+          <w:sz w:val="24"/>
+          <w:szCs w:val="24"/>
+        </w:rPr>
         <w:t xml:space="preserve"> </w:t>
       </w:r>
-      <w:proofErr w:type="spellStart"/>
-      <w:r>
-        <w:rPr>
-          <w:rFonts w:ascii="Bookman Old Style" w:eastAsia="Bookman Old Style" w:hAnsi="Bookman Old Style" w:cs="Bookman Old Style"/>
-          <w:color w:val="000000"/>
-          <w:sz w:val="24"/>
-          <w:szCs w:val="24"/>
-        </w:rPr>
-        <w:t>telah</w:t>
-      </w:r>
-      <w:proofErr w:type="spellEnd"/>
-      <w:r>
-        <w:rPr>
-          <w:rFonts w:ascii="Bookman Old Style" w:eastAsia="Bookman Old Style" w:hAnsi="Bookman Old Style" w:cs="Bookman Old Style"/>
-          <w:color w:val="000000"/>
-          <w:sz w:val="24"/>
-          <w:szCs w:val="24"/>
-        </w:rPr>
-        <w:t xml:space="preserve"> </w:t>
-      </w:r>
-      <w:proofErr w:type="spellStart"/>
-      <w:r>
-        <w:rPr>
-          <w:rFonts w:ascii="Bookman Old Style" w:eastAsia="Bookman Old Style" w:hAnsi="Bookman Old Style" w:cs="Bookman Old Style"/>
-          <w:color w:val="000000"/>
-          <w:sz w:val="24"/>
-          <w:szCs w:val="24"/>
-        </w:rPr>
-        <w:t>melaksanakan</w:t>
-      </w:r>
-      <w:proofErr w:type="spellEnd"/>
-      <w:r>
-        <w:rPr>
-          <w:rFonts w:ascii="Bookman Old Style" w:eastAsia="Bookman Old Style" w:hAnsi="Bookman Old Style" w:cs="Bookman Old Style"/>
-          <w:color w:val="000000"/>
-          <w:sz w:val="24"/>
-          <w:szCs w:val="24"/>
-        </w:rPr>
-        <w:t xml:space="preserve"> </w:t>
-      </w:r>
-      <w:proofErr w:type="spellStart"/>
-      <w:r>
-        <w:rPr>
-          <w:rFonts w:ascii="Bookman Old Style" w:eastAsia="Bookman Old Style" w:hAnsi="Bookman Old Style" w:cs="Bookman Old Style"/>
-          <w:color w:val="000000"/>
-          <w:sz w:val="24"/>
-          <w:szCs w:val="24"/>
-        </w:rPr>
-        <w:t>pekerjaan</w:t>
-      </w:r>
-      <w:proofErr w:type="spellEnd"/>
-      <w:r>
-        <w:rPr>
-          <w:rFonts w:ascii="Bookman Old Style" w:eastAsia="Bookman Old Style" w:hAnsi="Bookman Old Style" w:cs="Bookman Old Style"/>
-          <w:color w:val="000000"/>
-          <w:sz w:val="24"/>
-          <w:szCs w:val="24"/>
-        </w:rPr>
-        <w:t xml:space="preserve"> </w:t>
-      </w:r>
-      <w:proofErr w:type="spellStart"/>
-      <w:r>
-        <w:rPr>
-          <w:rFonts w:ascii="Bookman Old Style" w:eastAsia="Bookman Old Style" w:hAnsi="Bookman Old Style" w:cs="Bookman Old Style"/>
-          <w:color w:val="000000"/>
-          <w:sz w:val="24"/>
-          <w:szCs w:val="24"/>
-        </w:rPr>
-        <w:t>Pendataan</w:t>
-      </w:r>
-      <w:proofErr w:type="spellEnd"/>
-      <w:r>
-        <w:rPr>
-          <w:rFonts w:ascii="Bookman Old Style" w:eastAsia="Bookman Old Style" w:hAnsi="Bookman Old Style" w:cs="Bookman Old Style"/>
-          <w:color w:val="000000"/>
-          <w:sz w:val="24"/>
-          <w:szCs w:val="24"/>
-        </w:rPr>
-        <w:t xml:space="preserve"> </w:t>
-      </w:r>
-      <w:proofErr w:type="gramStart"/>
-      <w:r>
-        <w:rPr>
-          <w:rFonts w:ascii="Bookman Old Style" w:eastAsia="Bookman Old Style" w:hAnsi="Bookman Old Style" w:cs="Bookman Old Style"/>
-          <w:color w:val="000000"/>
-          <w:sz w:val="24"/>
-          <w:szCs w:val="24"/>
-        </w:rPr>
-        <w:t>Lapangan  Sensus</w:t>
-      </w:r>
-      <w:proofErr w:type="gramEnd"/>
-      <w:r>
-        <w:rPr>
-          <w:rFonts w:ascii="Bookman Old Style" w:eastAsia="Bookman Old Style" w:hAnsi="Bookman Old Style" w:cs="Bookman Old Style"/>
-          <w:color w:val="000000"/>
-          <w:sz w:val="24"/>
-          <w:szCs w:val="24"/>
-        </w:rPr>
-        <w:t xml:space="preserve"> Ekonomi 2026 pada Badan Pusat </w:t>
-      </w:r>
-      <w:proofErr w:type="spellStart"/>
-      <w:r>
-        <w:rPr>
-          <w:rFonts w:ascii="Bookman Old Style" w:eastAsia="Bookman Old Style" w:hAnsi="Bookman Old Style" w:cs="Bookman Old Style"/>
-          <w:color w:val="000000"/>
-          <w:sz w:val="24"/>
-          <w:szCs w:val="24"/>
-        </w:rPr>
-        <w:t>Statistik</w:t>
-      </w:r>
-      <w:proofErr w:type="spellEnd"/>
-      <w:r>
-        <w:rPr>
-          <w:rFonts w:ascii="Bookman Old Style" w:eastAsia="Bookman Old Style" w:hAnsi="Bookman Old Style" w:cs="Bookman Old Style"/>
-          <w:color w:val="000000"/>
-          <w:sz w:val="24"/>
-          <w:szCs w:val="24"/>
-        </w:rPr>
-        <w:t xml:space="preserve"> Kota Jakarta Timur </w:t>
-      </w:r>
-      <w:proofErr w:type="spellStart"/>
-      <w:r>
-        <w:rPr>
-          <w:rFonts w:ascii="Bookman Old Style" w:eastAsia="Bookman Old Style" w:hAnsi="Bookman Old Style" w:cs="Bookman Old Style"/>
-          <w:color w:val="000000"/>
-          <w:sz w:val="24"/>
-          <w:szCs w:val="24"/>
-        </w:rPr>
-        <w:t>berdasarkan</w:t>
-      </w:r>
-      <w:proofErr w:type="spellEnd"/>
-      <w:r>
-        <w:rPr>
-          <w:rFonts w:ascii="Bookman Old Style" w:eastAsia="Bookman Old Style" w:hAnsi="Bookman Old Style" w:cs="Bookman Old Style"/>
-          <w:color w:val="000000"/>
-          <w:sz w:val="24"/>
-          <w:szCs w:val="24"/>
-        </w:rPr>
-        <w:t xml:space="preserve"> </w:t>
-      </w:r>
-      <w:proofErr w:type="spellStart"/>
-      <w:r>
-        <w:rPr>
-          <w:rFonts w:ascii="Bookman Old Style" w:eastAsia="Bookman Old Style" w:hAnsi="Bookman Old Style" w:cs="Bookman Old Style"/>
-          <w:color w:val="000000"/>
-          <w:sz w:val="24"/>
-          <w:szCs w:val="24"/>
-        </w:rPr>
-        <w:t>Perjanjian</w:t>
-      </w:r>
-      <w:proofErr w:type="spellEnd"/>
-      <w:r>
-        <w:rPr>
-          <w:rFonts w:ascii="Bookman Old Style" w:eastAsia="Bookman Old Style" w:hAnsi="Bookman Old Style" w:cs="Bookman Old Style"/>
-          <w:color w:val="000000"/>
-          <w:sz w:val="24"/>
-          <w:szCs w:val="24"/>
-        </w:rPr>
-        <w:t xml:space="preserve"> </w:t>
-      </w:r>
-      <w:proofErr w:type="spellStart"/>
-      <w:r>
-        <w:rPr>
-          <w:rFonts w:ascii="Bookman Old Style" w:eastAsia="Bookman Old Style" w:hAnsi="Bookman Old Style" w:cs="Bookman Old Style"/>
-          <w:color w:val="000000"/>
-          <w:sz w:val="24"/>
-          <w:szCs w:val="24"/>
-        </w:rPr>
-        <w:t>Kerja</w:t>
-      </w:r>
-      <w:proofErr w:type="spellEnd"/>
-      <w:r>
-        <w:rPr>
-          <w:rFonts w:ascii="Bookman Old Style" w:eastAsia="Bookman Old Style" w:hAnsi="Bookman Old Style" w:cs="Bookman Old Style"/>
-          <w:color w:val="000000"/>
-          <w:sz w:val="24"/>
-          <w:szCs w:val="24"/>
-        </w:rPr>
-        <w:t xml:space="preserve"> Nomor: </w:t>
-      </w:r>
-      <w:r>
-        <w:rPr>
-          <w:rFonts w:ascii="Bookman Old Style" w:eastAsia="Bookman Old Style" w:hAnsi="Bookman Old Style" w:cs="Bookman Old Style"/>
-          <w:color w:val="000000"/>
-          <w:sz w:val="24"/>
-          <w:szCs w:val="24"/>
-        </w:rPr>
-        <w:t>{</w:t>
-      </w:r>
-      <w:proofErr w:type="spellStart"/>
-      <w:r>
-        <w:rPr>
-          <w:rFonts w:ascii="Bookman Old Style" w:eastAsia="Bookman Old Style" w:hAnsi="Bookman Old Style" w:cs="Bookman Old Style"/>
-          <w:color w:val="000000"/>
-          <w:sz w:val="24"/>
-          <w:szCs w:val="24"/>
-        </w:rPr>
-        <w:t>nomor_spk</w:t>
-      </w:r>
-      <w:proofErr w:type="spellEnd"/>
-      <w:r>
-        <w:rPr>
-          <w:rFonts w:ascii="Bookman Old Style" w:eastAsia="Bookman Old Style" w:hAnsi="Bookman Old Style" w:cs="Bookman Old Style"/>
-          <w:color w:val="000000"/>
-          <w:sz w:val="24"/>
-          <w:szCs w:val="24"/>
-        </w:rPr>
-        <w:t>}</w:t>
-      </w:r>
-      <w:r>
-        <w:rPr>
-          <w:rFonts w:ascii="Bookman Old Style" w:eastAsia="Bookman Old Style" w:hAnsi="Bookman Old Style" w:cs="Bookman Old Style"/>
-          <w:color w:val="000000"/>
-          <w:sz w:val="24"/>
-          <w:szCs w:val="24"/>
-        </w:rPr>
-        <w:t xml:space="preserve">, </w:t>
-      </w:r>
-      <w:proofErr w:type="spellStart"/>
-      <w:r>
-        <w:rPr>
-          <w:rFonts w:ascii="Bookman Old Style" w:eastAsia="Bookman Old Style" w:hAnsi="Bookman Old Style" w:cs="Bookman Old Style"/>
-          <w:color w:val="000000"/>
-          <w:sz w:val="24"/>
-          <w:szCs w:val="24"/>
-        </w:rPr>
-        <w:t>sesuai</w:t>
-      </w:r>
-      <w:proofErr w:type="spellEnd"/>
-      <w:r>
-        <w:rPr>
-          <w:rFonts w:ascii="Bookman Old Style" w:eastAsia="Bookman Old Style" w:hAnsi="Bookman Old Style" w:cs="Bookman Old Style"/>
-          <w:color w:val="000000"/>
-          <w:sz w:val="24"/>
-          <w:szCs w:val="24"/>
-        </w:rPr>
-        <w:t xml:space="preserve"> </w:t>
-      </w:r>
-      <w:proofErr w:type="spellStart"/>
-      <w:r>
-        <w:rPr>
-          <w:rFonts w:ascii="Bookman Old Style" w:eastAsia="Bookman Old Style" w:hAnsi="Bookman Old Style" w:cs="Bookman Old Style"/>
-          <w:color w:val="000000"/>
-          <w:sz w:val="24"/>
-          <w:szCs w:val="24"/>
-        </w:rPr>
-        <w:t>dengan</w:t>
-      </w:r>
-      <w:proofErr w:type="spellEnd"/>
-      <w:r>
-        <w:rPr>
-          <w:rFonts w:ascii="Bookman Old Style" w:eastAsia="Bookman Old Style" w:hAnsi="Bookman Old Style" w:cs="Bookman Old Style"/>
-          <w:color w:val="000000"/>
-          <w:sz w:val="24"/>
-          <w:szCs w:val="24"/>
-        </w:rPr>
-        <w:t xml:space="preserve"> target </w:t>
-      </w:r>
-      <w:proofErr w:type="spellStart"/>
-      <w:r>
-        <w:rPr>
-          <w:rFonts w:ascii="Bookman Old Style" w:eastAsia="Bookman Old Style" w:hAnsi="Bookman Old Style" w:cs="Bookman Old Style"/>
-          <w:color w:val="000000"/>
-          <w:sz w:val="24"/>
-          <w:szCs w:val="24"/>
-        </w:rPr>
-        <w:t>pekerjaan</w:t>
-      </w:r>
-      <w:proofErr w:type="spellEnd"/>
-      <w:r>
-        <w:rPr>
-          <w:rFonts w:ascii="Bookman Old Style" w:eastAsia="Bookman Old Style" w:hAnsi="Bookman Old Style" w:cs="Bookman Old Style"/>
-          <w:color w:val="000000"/>
-          <w:sz w:val="24"/>
-          <w:szCs w:val="24"/>
-        </w:rPr>
-        <w:t xml:space="preserve"> </w:t>
-      </w:r>
-      <w:proofErr w:type="spellStart"/>
-      <w:r>
-        <w:rPr>
-          <w:rFonts w:ascii="Bookman Old Style" w:eastAsia="Bookman Old Style" w:hAnsi="Bookman Old Style" w:cs="Bookman Old Style"/>
-          <w:color w:val="000000"/>
-          <w:sz w:val="24"/>
-          <w:szCs w:val="24"/>
-        </w:rPr>
-        <w:t>termin</w:t>
-      </w:r>
-      <w:proofErr w:type="spellEnd"/>
-      <w:r>
-        <w:rPr>
-          <w:rFonts w:ascii="Bookman Old Style" w:eastAsia="Bookman Old Style" w:hAnsi="Bookman Old Style" w:cs="Bookman Old Style"/>
-          <w:color w:val="000000"/>
-          <w:sz w:val="24"/>
-          <w:szCs w:val="24"/>
-        </w:rPr>
-        <w:t xml:space="preserve"> </w:t>
-      </w:r>
-      <w:r>
-        <w:rPr>
-          <w:rFonts w:ascii="Bookman Old Style" w:eastAsia="Bookman Old Style" w:hAnsi="Bookman Old Style" w:cs="Bookman Old Style"/>
-          <w:sz w:val="24"/>
-          <w:szCs w:val="24"/>
-        </w:rPr>
-        <w:t>I</w:t>
-      </w:r>
-      <w:r>
-        <w:rPr>
-          <w:rFonts w:ascii="Bookman Old Style" w:eastAsia="Bookman Old Style" w:hAnsi="Bookman Old Style" w:cs="Bookman Old Style"/>
-          <w:color w:val="000000"/>
-          <w:sz w:val="24"/>
-          <w:szCs w:val="24"/>
-        </w:rPr>
-        <w:t xml:space="preserve">I yang </w:t>
-      </w:r>
-      <w:proofErr w:type="spellStart"/>
-      <w:r>
-        <w:rPr>
-          <w:rFonts w:ascii="Bookman Old Style" w:eastAsia="Bookman Old Style" w:hAnsi="Bookman Old Style" w:cs="Bookman Old Style"/>
-          <w:color w:val="000000"/>
-          <w:sz w:val="24"/>
-          <w:szCs w:val="24"/>
-        </w:rPr>
-        <w:t>ditetapkan</w:t>
-      </w:r>
-      <w:proofErr w:type="spellEnd"/>
-      <w:r>
-        <w:rPr>
-          <w:rFonts w:ascii="Bookman Old Style" w:eastAsia="Bookman Old Style" w:hAnsi="Bookman Old Style" w:cs="Bookman Old Style"/>
-          <w:color w:val="000000"/>
-          <w:sz w:val="24"/>
-          <w:szCs w:val="24"/>
-        </w:rPr>
-        <w:t xml:space="preserve"> </w:t>
-      </w:r>
-      <w:proofErr w:type="spellStart"/>
-      <w:r>
-        <w:rPr>
-          <w:rFonts w:ascii="Bookman Old Style" w:eastAsia="Bookman Old Style" w:hAnsi="Bookman Old Style" w:cs="Bookman Old Style"/>
-          <w:color w:val="000000"/>
-          <w:sz w:val="24"/>
-          <w:szCs w:val="24"/>
-        </w:rPr>
-        <w:t>sebesar</w:t>
-      </w:r>
-      <w:proofErr w:type="spellEnd"/>
-      <w:r>
-        <w:rPr>
-          <w:rFonts w:ascii="Bookman Old Style" w:eastAsia="Bookman Old Style" w:hAnsi="Bookman Old Style" w:cs="Bookman Old Style"/>
-          <w:color w:val="000000"/>
-          <w:sz w:val="24"/>
-          <w:szCs w:val="24"/>
-        </w:rPr>
-        <w:t xml:space="preserve"> {</w:t>
-      </w:r>
-      <w:proofErr w:type="spellStart"/>
-      <w:r>
-        <w:rPr>
-          <w:rFonts w:ascii="Bookman Old Style" w:eastAsia="Bookman Old Style" w:hAnsi="Bookman Old Style" w:cs="Bookman Old Style"/>
-          <w:color w:val="000000"/>
-          <w:sz w:val="24"/>
-          <w:szCs w:val="24"/>
-        </w:rPr>
-        <w:t>sls_ongoing</w:t>
-      </w:r>
-      <w:proofErr w:type="spellEnd"/>
-      <w:r>
-        <w:rPr>
-          <w:rFonts w:ascii="Bookman Old Style" w:eastAsia="Bookman Old Style" w:hAnsi="Bookman Old Style" w:cs="Bookman Old Style"/>
-          <w:color w:val="000000"/>
-          <w:sz w:val="24"/>
-          <w:szCs w:val="24"/>
-        </w:rPr>
-        <w:t>}</w:t>
-      </w:r>
-      <w:r>
-        <w:rPr>
-          <w:rFonts w:ascii="Bookman Old Style" w:eastAsia="Bookman Old Style" w:hAnsi="Bookman Old Style" w:cs="Bookman Old Style"/>
-          <w:color w:val="000000"/>
-          <w:sz w:val="24"/>
-          <w:szCs w:val="24"/>
-        </w:rPr>
-        <w:t xml:space="preserve"> </w:t>
-      </w:r>
-      <w:r>
-        <w:rPr>
-          <w:rFonts w:ascii="Bookman Old Style" w:eastAsia="Bookman Old Style" w:hAnsi="Bookman Old Style" w:cs="Bookman Old Style"/>
-          <w:sz w:val="24"/>
-          <w:szCs w:val="24"/>
-        </w:rPr>
-        <w:t>SLS/Sub-SLS dan/</w:t>
-      </w:r>
-      <w:proofErr w:type="spellStart"/>
-      <w:r>
-        <w:rPr>
-          <w:rFonts w:ascii="Bookman Old Style" w:eastAsia="Bookman Old Style" w:hAnsi="Bookman Old Style" w:cs="Bookman Old Style"/>
-          <w:sz w:val="24"/>
-          <w:szCs w:val="24"/>
-        </w:rPr>
-        <w:t>atau</w:t>
-      </w:r>
-      <w:proofErr w:type="spellEnd"/>
-      <w:r>
-        <w:rPr>
-          <w:rFonts w:ascii="Bookman Old Style" w:eastAsia="Bookman Old Style" w:hAnsi="Bookman Old Style" w:cs="Bookman Old Style"/>
-          <w:sz w:val="24"/>
-          <w:szCs w:val="24"/>
-        </w:rPr>
-        <w:t xml:space="preserve"> </w:t>
-      </w:r>
-      <w:proofErr w:type="spellStart"/>
-      <w:r>
-        <w:rPr>
-          <w:rFonts w:ascii="Bookman Old Style" w:eastAsia="Bookman Old Style" w:hAnsi="Bookman Old Style" w:cs="Bookman Old Style"/>
-          <w:sz w:val="24"/>
-          <w:szCs w:val="24"/>
-        </w:rPr>
-        <w:t>usaha</w:t>
-      </w:r>
-      <w:proofErr w:type="spellEnd"/>
-      <w:r>
-        <w:rPr>
-          <w:rFonts w:ascii="Bookman Old Style" w:eastAsia="Bookman Old Style" w:hAnsi="Bookman Old Style" w:cs="Bookman Old Style"/>
-          <w:sz w:val="24"/>
-          <w:szCs w:val="24"/>
-        </w:rPr>
-        <w:t xml:space="preserve"> </w:t>
-      </w:r>
-      <w:proofErr w:type="spellStart"/>
-      <w:r>
-        <w:rPr>
-          <w:rFonts w:ascii="Bookman Old Style" w:eastAsia="Bookman Old Style" w:hAnsi="Bookman Old Style" w:cs="Bookman Old Style"/>
-          <w:sz w:val="24"/>
-          <w:szCs w:val="24"/>
-        </w:rPr>
-        <w:t>besar</w:t>
-      </w:r>
-      <w:proofErr w:type="spellEnd"/>
+      <w:r>
+        <w:rPr>
+          <w:rFonts w:ascii="Bookman Old Style" w:eastAsia="Bookman Old Style" w:hAnsi="Bookman Old Style" w:cs="Bookman Old Style"/>
+          <w:sz w:val="24"/>
+          <w:szCs w:val="24"/>
+        </w:rPr>
+        <w:t>SLS/Sub-SLS dan/atau usaha besar</w:t>
+      </w:r>
       <w:r>
         <w:rPr>
           <w:rFonts w:ascii="Bookman Old Style" w:eastAsia="Bookman Old Style" w:hAnsi="Bookman Old Style" w:cs="Bookman Old Style"/>
@@ -2955,287 +2508,7 @@
           <w:sz w:val="24"/>
           <w:szCs w:val="24"/>
         </w:rPr>
-        <w:t xml:space="preserve"> </w:t>
-      </w:r>
-      <w:proofErr w:type="spellStart"/>
-      <w:r>
-        <w:rPr>
-          <w:rFonts w:ascii="Bookman Old Style" w:eastAsia="Bookman Old Style" w:hAnsi="Bookman Old Style" w:cs="Bookman Old Style"/>
-          <w:color w:val="000000"/>
-          <w:sz w:val="24"/>
-          <w:szCs w:val="24"/>
-        </w:rPr>
-        <w:t>telah</w:t>
-      </w:r>
-      <w:proofErr w:type="spellEnd"/>
-      <w:r>
-        <w:rPr>
-          <w:rFonts w:ascii="Bookman Old Style" w:eastAsia="Bookman Old Style" w:hAnsi="Bookman Old Style" w:cs="Bookman Old Style"/>
-          <w:color w:val="000000"/>
-          <w:sz w:val="24"/>
-          <w:szCs w:val="24"/>
-        </w:rPr>
-        <w:t xml:space="preserve"> </w:t>
-      </w:r>
-      <w:proofErr w:type="spellStart"/>
-      <w:r>
-        <w:rPr>
-          <w:rFonts w:ascii="Bookman Old Style" w:eastAsia="Bookman Old Style" w:hAnsi="Bookman Old Style" w:cs="Bookman Old Style"/>
-          <w:color w:val="000000"/>
-          <w:sz w:val="24"/>
-          <w:szCs w:val="24"/>
-        </w:rPr>
-        <w:t>menyelesaikan</w:t>
-      </w:r>
-      <w:proofErr w:type="spellEnd"/>
-      <w:r>
-        <w:rPr>
-          <w:rFonts w:ascii="Bookman Old Style" w:eastAsia="Bookman Old Style" w:hAnsi="Bookman Old Style" w:cs="Bookman Old Style"/>
-          <w:color w:val="000000"/>
-          <w:sz w:val="24"/>
-          <w:szCs w:val="24"/>
-        </w:rPr>
-        <w:t xml:space="preserve"> </w:t>
-      </w:r>
-      <w:proofErr w:type="spellStart"/>
-      <w:r>
-        <w:rPr>
-          <w:rFonts w:ascii="Bookman Old Style" w:eastAsia="Bookman Old Style" w:hAnsi="Bookman Old Style" w:cs="Bookman Old Style"/>
-          <w:color w:val="000000"/>
-          <w:sz w:val="24"/>
-          <w:szCs w:val="24"/>
-        </w:rPr>
-        <w:t>pekerjaan</w:t>
-      </w:r>
-      <w:proofErr w:type="spellEnd"/>
-      <w:r>
-        <w:rPr>
-          <w:rFonts w:ascii="Bookman Old Style" w:eastAsia="Bookman Old Style" w:hAnsi="Bookman Old Style" w:cs="Bookman Old Style"/>
-          <w:color w:val="000000"/>
-          <w:sz w:val="24"/>
-          <w:szCs w:val="24"/>
-        </w:rPr>
-        <w:t xml:space="preserve"> </w:t>
-      </w:r>
-      <w:proofErr w:type="spellStart"/>
-      <w:r>
-        <w:rPr>
-          <w:rFonts w:ascii="Bookman Old Style" w:eastAsia="Bookman Old Style" w:hAnsi="Bookman Old Style" w:cs="Bookman Old Style"/>
-          <w:color w:val="000000"/>
-          <w:sz w:val="24"/>
-          <w:szCs w:val="24"/>
-        </w:rPr>
-        <w:t>termin</w:t>
-      </w:r>
-      <w:proofErr w:type="spellEnd"/>
-      <w:r>
-        <w:rPr>
-          <w:rFonts w:ascii="Bookman Old Style" w:eastAsia="Bookman Old Style" w:hAnsi="Bookman Old Style" w:cs="Bookman Old Style"/>
-          <w:color w:val="000000"/>
-          <w:sz w:val="24"/>
-          <w:szCs w:val="24"/>
-        </w:rPr>
-        <w:t xml:space="preserve"> II </w:t>
-      </w:r>
-      <w:proofErr w:type="spellStart"/>
-      <w:r>
-        <w:rPr>
-          <w:rFonts w:ascii="Bookman Old Style" w:eastAsia="Bookman Old Style" w:hAnsi="Bookman Old Style" w:cs="Bookman Old Style"/>
-          <w:color w:val="000000"/>
-          <w:sz w:val="24"/>
-          <w:szCs w:val="24"/>
-        </w:rPr>
-        <w:t>Pendataan</w:t>
-      </w:r>
-      <w:proofErr w:type="spellEnd"/>
-      <w:r>
-        <w:rPr>
-          <w:rFonts w:ascii="Bookman Old Style" w:eastAsia="Bookman Old Style" w:hAnsi="Bookman Old Style" w:cs="Bookman Old Style"/>
-          <w:color w:val="000000"/>
-          <w:sz w:val="24"/>
-          <w:szCs w:val="24"/>
-        </w:rPr>
-        <w:t xml:space="preserve"> Lapangan Sensus Ekonomi 2026 </w:t>
-      </w:r>
-      <w:proofErr w:type="spellStart"/>
-      <w:r>
-        <w:rPr>
-          <w:rFonts w:ascii="Bookman Old Style" w:eastAsia="Bookman Old Style" w:hAnsi="Bookman Old Style" w:cs="Bookman Old Style"/>
-          <w:color w:val="000000"/>
-          <w:sz w:val="24"/>
-          <w:szCs w:val="24"/>
-        </w:rPr>
-        <w:t>berdasarkan</w:t>
-      </w:r>
-      <w:proofErr w:type="spellEnd"/>
-      <w:r>
-        <w:rPr>
-          <w:rFonts w:ascii="Bookman Old Style" w:eastAsia="Bookman Old Style" w:hAnsi="Bookman Old Style" w:cs="Bookman Old Style"/>
-          <w:color w:val="000000"/>
-          <w:sz w:val="24"/>
-          <w:szCs w:val="24"/>
-        </w:rPr>
-        <w:t xml:space="preserve"> </w:t>
-      </w:r>
-      <w:proofErr w:type="spellStart"/>
-      <w:r>
-        <w:rPr>
-          <w:rFonts w:ascii="Bookman Old Style" w:eastAsia="Bookman Old Style" w:hAnsi="Bookman Old Style" w:cs="Bookman Old Style"/>
-          <w:color w:val="000000"/>
-          <w:sz w:val="24"/>
-          <w:szCs w:val="24"/>
-        </w:rPr>
-        <w:t>hasil</w:t>
-      </w:r>
-      <w:proofErr w:type="spellEnd"/>
-      <w:r>
-        <w:rPr>
-          <w:rFonts w:ascii="Bookman Old Style" w:eastAsia="Bookman Old Style" w:hAnsi="Bookman Old Style" w:cs="Bookman Old Style"/>
-          <w:color w:val="000000"/>
-          <w:sz w:val="24"/>
-          <w:szCs w:val="24"/>
-        </w:rPr>
-        <w:t xml:space="preserve"> </w:t>
-      </w:r>
-      <w:proofErr w:type="spellStart"/>
-      <w:r>
-        <w:rPr>
-          <w:rFonts w:ascii="Bookman Old Style" w:eastAsia="Bookman Old Style" w:hAnsi="Bookman Old Style" w:cs="Bookman Old Style"/>
-          <w:color w:val="000000"/>
-          <w:sz w:val="24"/>
-          <w:szCs w:val="24"/>
-        </w:rPr>
-        <w:t>pemeriksaan</w:t>
-      </w:r>
-      <w:proofErr w:type="spellEnd"/>
-      <w:r>
-        <w:rPr>
-          <w:rFonts w:ascii="Bookman Old Style" w:eastAsia="Bookman Old Style" w:hAnsi="Bookman Old Style" w:cs="Bookman Old Style"/>
-          <w:color w:val="000000"/>
-          <w:sz w:val="24"/>
-          <w:szCs w:val="24"/>
-        </w:rPr>
-        <w:t xml:space="preserve"> dan </w:t>
-      </w:r>
-      <w:proofErr w:type="spellStart"/>
-      <w:r>
-        <w:rPr>
-          <w:rFonts w:ascii="Bookman Old Style" w:eastAsia="Bookman Old Style" w:hAnsi="Bookman Old Style" w:cs="Bookman Old Style"/>
-          <w:color w:val="000000"/>
-          <w:sz w:val="24"/>
-          <w:szCs w:val="24"/>
-        </w:rPr>
-        <w:t>evaluasi</w:t>
-      </w:r>
-      <w:proofErr w:type="spellEnd"/>
-      <w:r>
-        <w:rPr>
-          <w:rFonts w:ascii="Bookman Old Style" w:eastAsia="Bookman Old Style" w:hAnsi="Bookman Old Style" w:cs="Bookman Old Style"/>
-          <w:color w:val="000000"/>
-          <w:sz w:val="24"/>
-          <w:szCs w:val="24"/>
-        </w:rPr>
-        <w:t xml:space="preserve"> </w:t>
-      </w:r>
-      <w:proofErr w:type="spellStart"/>
-      <w:r>
-        <w:rPr>
-          <w:rFonts w:ascii="Bookman Old Style" w:eastAsia="Bookman Old Style" w:hAnsi="Bookman Old Style" w:cs="Bookman Old Style"/>
-          <w:color w:val="000000"/>
-          <w:sz w:val="24"/>
-          <w:szCs w:val="24"/>
-        </w:rPr>
-        <w:t>pekerjaan</w:t>
-      </w:r>
-      <w:proofErr w:type="spellEnd"/>
-      <w:r>
-        <w:rPr>
-          <w:rFonts w:ascii="Bookman Old Style" w:eastAsia="Bookman Old Style" w:hAnsi="Bookman Old Style" w:cs="Bookman Old Style"/>
-          <w:color w:val="000000"/>
-          <w:sz w:val="24"/>
-          <w:szCs w:val="24"/>
-        </w:rPr>
-        <w:t xml:space="preserve"> </w:t>
-      </w:r>
-      <w:proofErr w:type="spellStart"/>
-      <w:r>
-        <w:rPr>
-          <w:rFonts w:ascii="Bookman Old Style" w:eastAsia="Bookman Old Style" w:hAnsi="Bookman Old Style" w:cs="Bookman Old Style"/>
-          <w:color w:val="000000"/>
-          <w:sz w:val="24"/>
-          <w:szCs w:val="24"/>
-        </w:rPr>
-        <w:t>sebagaimana</w:t>
-      </w:r>
-      <w:proofErr w:type="spellEnd"/>
-      <w:r>
-        <w:rPr>
-          <w:rFonts w:ascii="Bookman Old Style" w:eastAsia="Bookman Old Style" w:hAnsi="Bookman Old Style" w:cs="Bookman Old Style"/>
-          <w:color w:val="000000"/>
-          <w:sz w:val="24"/>
-          <w:szCs w:val="24"/>
-        </w:rPr>
-        <w:t xml:space="preserve"> </w:t>
-      </w:r>
-      <w:proofErr w:type="spellStart"/>
-      <w:r>
-        <w:rPr>
-          <w:rFonts w:ascii="Bookman Old Style" w:eastAsia="Bookman Old Style" w:hAnsi="Bookman Old Style" w:cs="Bookman Old Style"/>
-          <w:color w:val="000000"/>
-          <w:sz w:val="24"/>
-          <w:szCs w:val="24"/>
-        </w:rPr>
-        <w:t>tercantum</w:t>
-      </w:r>
-      <w:proofErr w:type="spellEnd"/>
-      <w:r>
-        <w:rPr>
-          <w:rFonts w:ascii="Bookman Old Style" w:eastAsia="Bookman Old Style" w:hAnsi="Bookman Old Style" w:cs="Bookman Old Style"/>
-          <w:color w:val="000000"/>
-          <w:sz w:val="24"/>
-          <w:szCs w:val="24"/>
-        </w:rPr>
-        <w:t xml:space="preserve"> </w:t>
-      </w:r>
-      <w:proofErr w:type="spellStart"/>
-      <w:r>
-        <w:rPr>
-          <w:rFonts w:ascii="Bookman Old Style" w:eastAsia="Bookman Old Style" w:hAnsi="Bookman Old Style" w:cs="Bookman Old Style"/>
-          <w:color w:val="000000"/>
-          <w:sz w:val="24"/>
-          <w:szCs w:val="24"/>
-        </w:rPr>
-        <w:t>dalam</w:t>
-      </w:r>
-      <w:proofErr w:type="spellEnd"/>
-      <w:r>
-        <w:rPr>
-          <w:rFonts w:ascii="Bookman Old Style" w:eastAsia="Bookman Old Style" w:hAnsi="Bookman Old Style" w:cs="Bookman Old Style"/>
-          <w:color w:val="000000"/>
-          <w:sz w:val="24"/>
-          <w:szCs w:val="24"/>
-        </w:rPr>
-        <w:t xml:space="preserve"> </w:t>
-      </w:r>
-      <w:proofErr w:type="spellStart"/>
-      <w:r>
-        <w:rPr>
-          <w:rFonts w:ascii="Bookman Old Style" w:eastAsia="Bookman Old Style" w:hAnsi="Bookman Old Style" w:cs="Bookman Old Style"/>
-          <w:color w:val="000000"/>
-          <w:sz w:val="24"/>
-          <w:szCs w:val="24"/>
-        </w:rPr>
-        <w:t>lampiran</w:t>
-      </w:r>
-      <w:proofErr w:type="spellEnd"/>
-      <w:r>
-        <w:rPr>
-          <w:rFonts w:ascii="Bookman Old Style" w:eastAsia="Bookman Old Style" w:hAnsi="Bookman Old Style" w:cs="Bookman Old Style"/>
-          <w:color w:val="000000"/>
-          <w:sz w:val="24"/>
-          <w:szCs w:val="24"/>
-        </w:rPr>
-        <w:t>. </w:t>
+        <w:t xml:space="preserve"> telah menyelesaikan pekerjaan termin II Pendataan Lapangan Sensus Ekonomi 2026 berdasarkan hasil pemeriksaan dan evaluasi pekerjaan sebagaimana tercantum dalam lampiran. </w:t>
       </w:r>
     </w:p>
     <w:p>
@@ -3254,7 +2527,6 @@
           <w:szCs w:val="24"/>
         </w:rPr>
       </w:pPr>
-      <w:proofErr w:type="spellStart"/>
       <w:r>
         <w:rPr>
           <w:rFonts w:ascii="Bookman Old Style" w:eastAsia="Bookman Old Style" w:hAnsi="Bookman Old Style" w:cs="Bookman Old Style"/>
@@ -3262,77 +2534,7 @@
           <w:sz w:val="24"/>
           <w:szCs w:val="24"/>
         </w:rPr>
-        <w:t>Berdasarkan</w:t>
-      </w:r>
-      <w:proofErr w:type="spellEnd"/>
-      <w:r>
-        <w:rPr>
-          <w:rFonts w:ascii="Bookman Old Style" w:eastAsia="Bookman Old Style" w:hAnsi="Bookman Old Style" w:cs="Bookman Old Style"/>
-          <w:color w:val="000000"/>
-          <w:sz w:val="24"/>
-          <w:szCs w:val="24"/>
-        </w:rPr>
-        <w:t xml:space="preserve"> </w:t>
-      </w:r>
-      <w:proofErr w:type="spellStart"/>
-      <w:r>
-        <w:rPr>
-          <w:rFonts w:ascii="Bookman Old Style" w:eastAsia="Bookman Old Style" w:hAnsi="Bookman Old Style" w:cs="Bookman Old Style"/>
-          <w:color w:val="000000"/>
-          <w:sz w:val="24"/>
-          <w:szCs w:val="24"/>
-        </w:rPr>
-        <w:t>angka</w:t>
-      </w:r>
-      <w:proofErr w:type="spellEnd"/>
-      <w:r>
-        <w:rPr>
-          <w:rFonts w:ascii="Bookman Old Style" w:eastAsia="Bookman Old Style" w:hAnsi="Bookman Old Style" w:cs="Bookman Old Style"/>
-          <w:color w:val="000000"/>
-          <w:sz w:val="24"/>
-          <w:szCs w:val="24"/>
-        </w:rPr>
-        <w:t xml:space="preserve"> 2 </w:t>
-      </w:r>
-      <w:proofErr w:type="spellStart"/>
-      <w:r>
-        <w:rPr>
-          <w:rFonts w:ascii="Bookman Old Style" w:eastAsia="Bookman Old Style" w:hAnsi="Bookman Old Style" w:cs="Bookman Old Style"/>
-          <w:color w:val="000000"/>
-          <w:sz w:val="24"/>
-          <w:szCs w:val="24"/>
-        </w:rPr>
-        <w:t>tersebut</w:t>
-      </w:r>
-      <w:proofErr w:type="spellEnd"/>
-      <w:r>
-        <w:rPr>
-          <w:rFonts w:ascii="Bookman Old Style" w:eastAsia="Bookman Old Style" w:hAnsi="Bookman Old Style" w:cs="Bookman Old Style"/>
-          <w:color w:val="000000"/>
-          <w:sz w:val="24"/>
-          <w:szCs w:val="24"/>
-        </w:rPr>
-        <w:t xml:space="preserve"> di </w:t>
-      </w:r>
-      <w:proofErr w:type="spellStart"/>
-      <w:r>
-        <w:rPr>
-          <w:rFonts w:ascii="Bookman Old Style" w:eastAsia="Bookman Old Style" w:hAnsi="Bookman Old Style" w:cs="Bookman Old Style"/>
-          <w:color w:val="000000"/>
-          <w:sz w:val="24"/>
-          <w:szCs w:val="24"/>
-        </w:rPr>
-        <w:t>atas</w:t>
-      </w:r>
-      <w:proofErr w:type="spellEnd"/>
-      <w:r>
-        <w:rPr>
-          <w:rFonts w:ascii="Bookman Old Style" w:eastAsia="Bookman Old Style" w:hAnsi="Bookman Old Style" w:cs="Bookman Old Style"/>
-          <w:color w:val="000000"/>
-          <w:sz w:val="24"/>
-          <w:szCs w:val="24"/>
-        </w:rPr>
-        <w:t xml:space="preserve">, </w:t>
+        <w:t xml:space="preserve">Berdasarkan angka 2 tersebut di atas, </w:t>
       </w:r>
       <w:r>
         <w:rPr>
@@ -3352,107 +2554,7 @@
           <w:sz w:val="24"/>
           <w:szCs w:val="24"/>
         </w:rPr>
-        <w:t xml:space="preserve"> </w:t>
-      </w:r>
-      <w:proofErr w:type="spellStart"/>
-      <w:r>
-        <w:rPr>
-          <w:rFonts w:ascii="Bookman Old Style" w:eastAsia="Bookman Old Style" w:hAnsi="Bookman Old Style" w:cs="Bookman Old Style"/>
-          <w:color w:val="000000"/>
-          <w:sz w:val="24"/>
-          <w:szCs w:val="24"/>
-        </w:rPr>
-        <w:t>menyerahkan</w:t>
-      </w:r>
-      <w:proofErr w:type="spellEnd"/>
-      <w:r>
-        <w:rPr>
-          <w:rFonts w:ascii="Bookman Old Style" w:eastAsia="Bookman Old Style" w:hAnsi="Bookman Old Style" w:cs="Bookman Old Style"/>
-          <w:color w:val="000000"/>
-          <w:sz w:val="24"/>
-          <w:szCs w:val="24"/>
-        </w:rPr>
-        <w:t xml:space="preserve"> </w:t>
-      </w:r>
-      <w:proofErr w:type="spellStart"/>
-      <w:r>
-        <w:rPr>
-          <w:rFonts w:ascii="Bookman Old Style" w:eastAsia="Bookman Old Style" w:hAnsi="Bookman Old Style" w:cs="Bookman Old Style"/>
-          <w:color w:val="000000"/>
-          <w:sz w:val="24"/>
-          <w:szCs w:val="24"/>
-        </w:rPr>
-        <w:t>hasil</w:t>
-      </w:r>
-      <w:proofErr w:type="spellEnd"/>
-      <w:r>
-        <w:rPr>
-          <w:rFonts w:ascii="Bookman Old Style" w:eastAsia="Bookman Old Style" w:hAnsi="Bookman Old Style" w:cs="Bookman Old Style"/>
-          <w:color w:val="000000"/>
-          <w:sz w:val="24"/>
-          <w:szCs w:val="24"/>
-        </w:rPr>
-        <w:t xml:space="preserve"> </w:t>
-      </w:r>
-      <w:proofErr w:type="spellStart"/>
-      <w:r>
-        <w:rPr>
-          <w:rFonts w:ascii="Bookman Old Style" w:eastAsia="Bookman Old Style" w:hAnsi="Bookman Old Style" w:cs="Bookman Old Style"/>
-          <w:color w:val="000000"/>
-          <w:sz w:val="24"/>
-          <w:szCs w:val="24"/>
-        </w:rPr>
-        <w:t>pekerjaan</w:t>
-      </w:r>
-      <w:proofErr w:type="spellEnd"/>
-      <w:r>
-        <w:rPr>
-          <w:rFonts w:ascii="Bookman Old Style" w:eastAsia="Bookman Old Style" w:hAnsi="Bookman Old Style" w:cs="Bookman Old Style"/>
-          <w:color w:val="000000"/>
-          <w:sz w:val="24"/>
-          <w:szCs w:val="24"/>
-        </w:rPr>
-        <w:t xml:space="preserve"> </w:t>
-      </w:r>
-      <w:proofErr w:type="spellStart"/>
-      <w:r>
-        <w:rPr>
-          <w:rFonts w:ascii="Bookman Old Style" w:eastAsia="Bookman Old Style" w:hAnsi="Bookman Old Style" w:cs="Bookman Old Style"/>
-          <w:color w:val="000000"/>
-          <w:sz w:val="24"/>
-          <w:szCs w:val="24"/>
-        </w:rPr>
-        <w:t>Pendataan</w:t>
-      </w:r>
-      <w:proofErr w:type="spellEnd"/>
-      <w:r>
-        <w:rPr>
-          <w:rFonts w:ascii="Bookman Old Style" w:eastAsia="Bookman Old Style" w:hAnsi="Bookman Old Style" w:cs="Bookman Old Style"/>
-          <w:color w:val="000000"/>
-          <w:sz w:val="24"/>
-          <w:szCs w:val="24"/>
-        </w:rPr>
-        <w:t xml:space="preserve"> Lapangan Sensus Ekonomi 2026 </w:t>
-      </w:r>
-      <w:proofErr w:type="spellStart"/>
-      <w:r>
-        <w:rPr>
-          <w:rFonts w:ascii="Bookman Old Style" w:eastAsia="Bookman Old Style" w:hAnsi="Bookman Old Style" w:cs="Bookman Old Style"/>
-          <w:color w:val="000000"/>
-          <w:sz w:val="24"/>
-          <w:szCs w:val="24"/>
-        </w:rPr>
-        <w:t>kepada</w:t>
-      </w:r>
-      <w:proofErr w:type="spellEnd"/>
-      <w:r>
-        <w:rPr>
-          <w:rFonts w:ascii="Bookman Old Style" w:eastAsia="Bookman Old Style" w:hAnsi="Bookman Old Style" w:cs="Bookman Old Style"/>
-          <w:color w:val="000000"/>
-          <w:sz w:val="24"/>
-          <w:szCs w:val="24"/>
-        </w:rPr>
-        <w:t xml:space="preserve"> </w:t>
+        <w:t xml:space="preserve"> menyerahkan hasil pekerjaan Pendataan Lapangan Sensus Ekonomi 2026 kepada </w:t>
       </w:r>
       <w:r>
         <w:rPr>
@@ -3492,167 +2594,7 @@
           <w:sz w:val="24"/>
           <w:szCs w:val="24"/>
         </w:rPr>
-        <w:t xml:space="preserve"> </w:t>
-      </w:r>
-      <w:proofErr w:type="spellStart"/>
-      <w:r>
-        <w:rPr>
-          <w:rFonts w:ascii="Bookman Old Style" w:eastAsia="Bookman Old Style" w:hAnsi="Bookman Old Style" w:cs="Bookman Old Style"/>
-          <w:color w:val="000000"/>
-          <w:sz w:val="24"/>
-          <w:szCs w:val="24"/>
-        </w:rPr>
-        <w:t>menerima</w:t>
-      </w:r>
-      <w:proofErr w:type="spellEnd"/>
-      <w:r>
-        <w:rPr>
-          <w:rFonts w:ascii="Bookman Old Style" w:eastAsia="Bookman Old Style" w:hAnsi="Bookman Old Style" w:cs="Bookman Old Style"/>
-          <w:color w:val="000000"/>
-          <w:sz w:val="24"/>
-          <w:szCs w:val="24"/>
-        </w:rPr>
-        <w:t xml:space="preserve"> </w:t>
-      </w:r>
-      <w:proofErr w:type="spellStart"/>
-      <w:r>
-        <w:rPr>
-          <w:rFonts w:ascii="Bookman Old Style" w:eastAsia="Bookman Old Style" w:hAnsi="Bookman Old Style" w:cs="Bookman Old Style"/>
-          <w:color w:val="000000"/>
-          <w:sz w:val="24"/>
-          <w:szCs w:val="24"/>
-        </w:rPr>
-        <w:t>hasil</w:t>
-      </w:r>
-      <w:proofErr w:type="spellEnd"/>
-      <w:r>
-        <w:rPr>
-          <w:rFonts w:ascii="Bookman Old Style" w:eastAsia="Bookman Old Style" w:hAnsi="Bookman Old Style" w:cs="Bookman Old Style"/>
-          <w:color w:val="000000"/>
-          <w:sz w:val="24"/>
-          <w:szCs w:val="24"/>
-        </w:rPr>
-        <w:t xml:space="preserve"> </w:t>
-      </w:r>
-      <w:proofErr w:type="spellStart"/>
-      <w:r>
-        <w:rPr>
-          <w:rFonts w:ascii="Bookman Old Style" w:eastAsia="Bookman Old Style" w:hAnsi="Bookman Old Style" w:cs="Bookman Old Style"/>
-          <w:color w:val="000000"/>
-          <w:sz w:val="24"/>
-          <w:szCs w:val="24"/>
-        </w:rPr>
-        <w:t>pekerjaan</w:t>
-      </w:r>
-      <w:proofErr w:type="spellEnd"/>
-      <w:r>
-        <w:rPr>
-          <w:rFonts w:ascii="Bookman Old Style" w:eastAsia="Bookman Old Style" w:hAnsi="Bookman Old Style" w:cs="Bookman Old Style"/>
-          <w:color w:val="000000"/>
-          <w:sz w:val="24"/>
-          <w:szCs w:val="24"/>
-        </w:rPr>
-        <w:t xml:space="preserve"> </w:t>
-      </w:r>
-      <w:proofErr w:type="spellStart"/>
-      <w:r>
-        <w:rPr>
-          <w:rFonts w:ascii="Bookman Old Style" w:eastAsia="Bookman Old Style" w:hAnsi="Bookman Old Style" w:cs="Bookman Old Style"/>
-          <w:color w:val="000000"/>
-          <w:sz w:val="24"/>
-          <w:szCs w:val="24"/>
-        </w:rPr>
-        <w:t>tersebut</w:t>
-      </w:r>
-      <w:proofErr w:type="spellEnd"/>
-      <w:r>
-        <w:rPr>
-          <w:rFonts w:ascii="Bookman Old Style" w:eastAsia="Bookman Old Style" w:hAnsi="Bookman Old Style" w:cs="Bookman Old Style"/>
-          <w:color w:val="000000"/>
-          <w:sz w:val="24"/>
-          <w:szCs w:val="24"/>
-        </w:rPr>
-        <w:t xml:space="preserve"> yang </w:t>
-      </w:r>
-      <w:proofErr w:type="spellStart"/>
-      <w:r>
-        <w:rPr>
-          <w:rFonts w:ascii="Bookman Old Style" w:eastAsia="Bookman Old Style" w:hAnsi="Bookman Old Style" w:cs="Bookman Old Style"/>
-          <w:color w:val="000000"/>
-          <w:sz w:val="24"/>
-          <w:szCs w:val="24"/>
-        </w:rPr>
-        <w:t>telah</w:t>
-      </w:r>
-      <w:proofErr w:type="spellEnd"/>
-      <w:r>
-        <w:rPr>
-          <w:rFonts w:ascii="Bookman Old Style" w:eastAsia="Bookman Old Style" w:hAnsi="Bookman Old Style" w:cs="Bookman Old Style"/>
-          <w:color w:val="000000"/>
-          <w:sz w:val="24"/>
-          <w:szCs w:val="24"/>
-        </w:rPr>
-        <w:t xml:space="preserve"> </w:t>
-      </w:r>
-      <w:proofErr w:type="spellStart"/>
-      <w:r>
-        <w:rPr>
-          <w:rFonts w:ascii="Bookman Old Style" w:eastAsia="Bookman Old Style" w:hAnsi="Bookman Old Style" w:cs="Bookman Old Style"/>
-          <w:color w:val="000000"/>
-          <w:sz w:val="24"/>
-          <w:szCs w:val="24"/>
-        </w:rPr>
-        <w:t>sesuai</w:t>
-      </w:r>
-      <w:proofErr w:type="spellEnd"/>
-      <w:r>
-        <w:rPr>
-          <w:rFonts w:ascii="Bookman Old Style" w:eastAsia="Bookman Old Style" w:hAnsi="Bookman Old Style" w:cs="Bookman Old Style"/>
-          <w:color w:val="000000"/>
-          <w:sz w:val="24"/>
-          <w:szCs w:val="24"/>
-        </w:rPr>
-        <w:t xml:space="preserve"> </w:t>
-      </w:r>
-      <w:proofErr w:type="spellStart"/>
-      <w:r>
-        <w:rPr>
-          <w:rFonts w:ascii="Bookman Old Style" w:eastAsia="Bookman Old Style" w:hAnsi="Bookman Old Style" w:cs="Bookman Old Style"/>
-          <w:color w:val="000000"/>
-          <w:sz w:val="24"/>
-          <w:szCs w:val="24"/>
-        </w:rPr>
-        <w:t>dengan</w:t>
-      </w:r>
-      <w:proofErr w:type="spellEnd"/>
-      <w:r>
-        <w:rPr>
-          <w:rFonts w:ascii="Bookman Old Style" w:eastAsia="Bookman Old Style" w:hAnsi="Bookman Old Style" w:cs="Bookman Old Style"/>
-          <w:color w:val="000000"/>
-          <w:sz w:val="24"/>
-          <w:szCs w:val="24"/>
-        </w:rPr>
-        <w:t xml:space="preserve"> </w:t>
-      </w:r>
-      <w:proofErr w:type="spellStart"/>
-      <w:r>
-        <w:rPr>
-          <w:rFonts w:ascii="Bookman Old Style" w:eastAsia="Bookman Old Style" w:hAnsi="Bookman Old Style" w:cs="Bookman Old Style"/>
-          <w:color w:val="000000"/>
-          <w:sz w:val="24"/>
-          <w:szCs w:val="24"/>
-        </w:rPr>
-        <w:t>seharusnya</w:t>
-      </w:r>
-      <w:proofErr w:type="spellEnd"/>
-      <w:r>
-        <w:rPr>
-          <w:rFonts w:ascii="Bookman Old Style" w:eastAsia="Bookman Old Style" w:hAnsi="Bookman Old Style" w:cs="Bookman Old Style"/>
-          <w:color w:val="000000"/>
-          <w:sz w:val="24"/>
-          <w:szCs w:val="24"/>
-        </w:rPr>
-        <w:t>;</w:t>
+        <w:t xml:space="preserve"> menerima hasil pekerjaan tersebut yang telah sesuai dengan seharusnya;</w:t>
       </w:r>
     </w:p>
     <w:p>
@@ -3678,9 +2620,8 @@
           <w:sz w:val="24"/>
           <w:szCs w:val="24"/>
         </w:rPr>
-        <w:t xml:space="preserve">Hasil </w:t>
-      </w:r>
-      <w:proofErr w:type="spellStart"/>
+        <w:t xml:space="preserve">Hasil pekerjaan Pendataan Lapangan Sensus Ekonomi 2026 sebagaimana dimaksud dalam angka 3, berupa dokumen hasil Pendataan Lapangan Sensus Ekonomi 2026, sejumlah </w:t>
+      </w:r>
       <w:r>
         <w:rPr>
           <w:rFonts w:ascii="Bookman Old Style" w:eastAsia="Bookman Old Style" w:hAnsi="Bookman Old Style" w:cs="Bookman Old Style"/>
@@ -3688,9 +2629,8 @@
           <w:sz w:val="24"/>
           <w:szCs w:val="24"/>
         </w:rPr>
-        <w:t>pekerjaan</w:t>
-      </w:r>
-      <w:proofErr w:type="spellEnd"/>
+        <w:t>{s</w:t>
+      </w:r>
       <w:r>
         <w:rPr>
           <w:rFonts w:ascii="Bookman Old Style" w:eastAsia="Bookman Old Style" w:hAnsi="Bookman Old Style" w:cs="Bookman Old Style"/>
@@ -3698,309 +2638,34 @@
           <w:sz w:val="24"/>
           <w:szCs w:val="24"/>
         </w:rPr>
+        <w:t>ls_ongoing</w:t>
+      </w:r>
+      <w:r>
+        <w:rPr>
+          <w:rFonts w:ascii="Bookman Old Style" w:eastAsia="Bookman Old Style" w:hAnsi="Bookman Old Style" w:cs="Bookman Old Style"/>
+          <w:color w:val="000000"/>
+          <w:sz w:val="24"/>
+          <w:szCs w:val="24"/>
+        </w:rPr>
+        <w:t>}</w:t>
+      </w:r>
+      <w:r>
+        <w:rPr>
+          <w:rFonts w:ascii="Bookman Old Style" w:eastAsia="Bookman Old Style" w:hAnsi="Bookman Old Style" w:cs="Bookman Old Style"/>
+          <w:color w:val="000000"/>
+          <w:sz w:val="24"/>
+          <w:szCs w:val="24"/>
+        </w:rPr>
         <w:t xml:space="preserve"> </w:t>
       </w:r>
-      <w:proofErr w:type="spellStart"/>
-      <w:r>
-        <w:rPr>
-          <w:rFonts w:ascii="Bookman Old Style" w:eastAsia="Bookman Old Style" w:hAnsi="Bookman Old Style" w:cs="Bookman Old Style"/>
-          <w:color w:val="000000"/>
-          <w:sz w:val="24"/>
-          <w:szCs w:val="24"/>
-        </w:rPr>
-        <w:t>Pendataan</w:t>
-      </w:r>
-      <w:proofErr w:type="spellEnd"/>
-      <w:r>
-        <w:rPr>
-          <w:rFonts w:ascii="Bookman Old Style" w:eastAsia="Bookman Old Style" w:hAnsi="Bookman Old Style" w:cs="Bookman Old Style"/>
-          <w:color w:val="000000"/>
-          <w:sz w:val="24"/>
-          <w:szCs w:val="24"/>
-        </w:rPr>
-        <w:t xml:space="preserve"> Lapangan Sensus Ekonomi 2026 </w:t>
-      </w:r>
-      <w:proofErr w:type="spellStart"/>
-      <w:r>
-        <w:rPr>
-          <w:rFonts w:ascii="Bookman Old Style" w:eastAsia="Bookman Old Style" w:hAnsi="Bookman Old Style" w:cs="Bookman Old Style"/>
-          <w:color w:val="000000"/>
-          <w:sz w:val="24"/>
-          <w:szCs w:val="24"/>
-        </w:rPr>
-        <w:t>sebagaimana</w:t>
-      </w:r>
-      <w:proofErr w:type="spellEnd"/>
-      <w:r>
-        <w:rPr>
-          <w:rFonts w:ascii="Bookman Old Style" w:eastAsia="Bookman Old Style" w:hAnsi="Bookman Old Style" w:cs="Bookman Old Style"/>
-          <w:color w:val="000000"/>
-          <w:sz w:val="24"/>
-          <w:szCs w:val="24"/>
-        </w:rPr>
-        <w:t xml:space="preserve"> </w:t>
-      </w:r>
-      <w:proofErr w:type="spellStart"/>
-      <w:r>
-        <w:rPr>
-          <w:rFonts w:ascii="Bookman Old Style" w:eastAsia="Bookman Old Style" w:hAnsi="Bookman Old Style" w:cs="Bookman Old Style"/>
-          <w:color w:val="000000"/>
-          <w:sz w:val="24"/>
-          <w:szCs w:val="24"/>
-        </w:rPr>
-        <w:t>dimaksud</w:t>
-      </w:r>
-      <w:proofErr w:type="spellEnd"/>
-      <w:r>
-        <w:rPr>
-          <w:rFonts w:ascii="Bookman Old Style" w:eastAsia="Bookman Old Style" w:hAnsi="Bookman Old Style" w:cs="Bookman Old Style"/>
-          <w:color w:val="000000"/>
-          <w:sz w:val="24"/>
-          <w:szCs w:val="24"/>
-        </w:rPr>
-        <w:t xml:space="preserve"> </w:t>
-      </w:r>
-      <w:proofErr w:type="spellStart"/>
-      <w:r>
-        <w:rPr>
-          <w:rFonts w:ascii="Bookman Old Style" w:eastAsia="Bookman Old Style" w:hAnsi="Bookman Old Style" w:cs="Bookman Old Style"/>
-          <w:color w:val="000000"/>
-          <w:sz w:val="24"/>
-          <w:szCs w:val="24"/>
-        </w:rPr>
-        <w:t>dalam</w:t>
-      </w:r>
-      <w:proofErr w:type="spellEnd"/>
-      <w:r>
-        <w:rPr>
-          <w:rFonts w:ascii="Bookman Old Style" w:eastAsia="Bookman Old Style" w:hAnsi="Bookman Old Style" w:cs="Bookman Old Style"/>
-          <w:color w:val="000000"/>
-          <w:sz w:val="24"/>
-          <w:szCs w:val="24"/>
-        </w:rPr>
-        <w:t xml:space="preserve"> </w:t>
-      </w:r>
-      <w:proofErr w:type="spellStart"/>
-      <w:r>
-        <w:rPr>
-          <w:rFonts w:ascii="Bookman Old Style" w:eastAsia="Bookman Old Style" w:hAnsi="Bookman Old Style" w:cs="Bookman Old Style"/>
-          <w:color w:val="000000"/>
-          <w:sz w:val="24"/>
-          <w:szCs w:val="24"/>
-        </w:rPr>
-        <w:t>angka</w:t>
-      </w:r>
-      <w:proofErr w:type="spellEnd"/>
-      <w:r>
-        <w:rPr>
-          <w:rFonts w:ascii="Bookman Old Style" w:eastAsia="Bookman Old Style" w:hAnsi="Bookman Old Style" w:cs="Bookman Old Style"/>
-          <w:color w:val="000000"/>
-          <w:sz w:val="24"/>
-          <w:szCs w:val="24"/>
-        </w:rPr>
-        <w:t xml:space="preserve"> 3, </w:t>
-      </w:r>
-      <w:proofErr w:type="spellStart"/>
-      <w:r>
-        <w:rPr>
-          <w:rFonts w:ascii="Bookman Old Style" w:eastAsia="Bookman Old Style" w:hAnsi="Bookman Old Style" w:cs="Bookman Old Style"/>
-          <w:color w:val="000000"/>
-          <w:sz w:val="24"/>
-          <w:szCs w:val="24"/>
-        </w:rPr>
-        <w:t>berupa</w:t>
-      </w:r>
-      <w:proofErr w:type="spellEnd"/>
-      <w:r>
-        <w:rPr>
-          <w:rFonts w:ascii="Bookman Old Style" w:eastAsia="Bookman Old Style" w:hAnsi="Bookman Old Style" w:cs="Bookman Old Style"/>
-          <w:color w:val="000000"/>
-          <w:sz w:val="24"/>
-          <w:szCs w:val="24"/>
-        </w:rPr>
-        <w:t xml:space="preserve"> </w:t>
-      </w:r>
-      <w:proofErr w:type="spellStart"/>
-      <w:r>
-        <w:rPr>
-          <w:rFonts w:ascii="Bookman Old Style" w:eastAsia="Bookman Old Style" w:hAnsi="Bookman Old Style" w:cs="Bookman Old Style"/>
-          <w:color w:val="000000"/>
-          <w:sz w:val="24"/>
-          <w:szCs w:val="24"/>
-        </w:rPr>
-        <w:t>dokumen</w:t>
-      </w:r>
-      <w:proofErr w:type="spellEnd"/>
-      <w:r>
-        <w:rPr>
-          <w:rFonts w:ascii="Bookman Old Style" w:eastAsia="Bookman Old Style" w:hAnsi="Bookman Old Style" w:cs="Bookman Old Style"/>
-          <w:color w:val="000000"/>
-          <w:sz w:val="24"/>
-          <w:szCs w:val="24"/>
-        </w:rPr>
-        <w:t xml:space="preserve"> </w:t>
-      </w:r>
-      <w:proofErr w:type="spellStart"/>
-      <w:r>
-        <w:rPr>
-          <w:rFonts w:ascii="Bookman Old Style" w:eastAsia="Bookman Old Style" w:hAnsi="Bookman Old Style" w:cs="Bookman Old Style"/>
-          <w:color w:val="000000"/>
-          <w:sz w:val="24"/>
-          <w:szCs w:val="24"/>
-        </w:rPr>
-        <w:t>hasil</w:t>
-      </w:r>
-      <w:proofErr w:type="spellEnd"/>
-      <w:r>
-        <w:rPr>
-          <w:rFonts w:ascii="Bookman Old Style" w:eastAsia="Bookman Old Style" w:hAnsi="Bookman Old Style" w:cs="Bookman Old Style"/>
-          <w:color w:val="000000"/>
-          <w:sz w:val="24"/>
-          <w:szCs w:val="24"/>
-        </w:rPr>
-        <w:t xml:space="preserve"> </w:t>
-      </w:r>
-      <w:proofErr w:type="spellStart"/>
-      <w:r>
-        <w:rPr>
-          <w:rFonts w:ascii="Bookman Old Style" w:eastAsia="Bookman Old Style" w:hAnsi="Bookman Old Style" w:cs="Bookman Old Style"/>
-          <w:color w:val="000000"/>
-          <w:sz w:val="24"/>
-          <w:szCs w:val="24"/>
-        </w:rPr>
-        <w:t>Pendataan</w:t>
-      </w:r>
-      <w:proofErr w:type="spellEnd"/>
-      <w:r>
-        <w:rPr>
-          <w:rFonts w:ascii="Bookman Old Style" w:eastAsia="Bookman Old Style" w:hAnsi="Bookman Old Style" w:cs="Bookman Old Style"/>
-          <w:color w:val="000000"/>
-          <w:sz w:val="24"/>
-          <w:szCs w:val="24"/>
-        </w:rPr>
-        <w:t xml:space="preserve"> Lapangan Sensus Ekonomi 2026, </w:t>
-      </w:r>
-      <w:proofErr w:type="spellStart"/>
-      <w:r>
-        <w:rPr>
-          <w:rFonts w:ascii="Bookman Old Style" w:eastAsia="Bookman Old Style" w:hAnsi="Bookman Old Style" w:cs="Bookman Old Style"/>
-          <w:color w:val="000000"/>
-          <w:sz w:val="24"/>
-          <w:szCs w:val="24"/>
-        </w:rPr>
-        <w:t>sejumlah</w:t>
-      </w:r>
-      <w:proofErr w:type="spellEnd"/>
-      <w:r>
-        <w:rPr>
-          <w:rFonts w:ascii="Bookman Old Style" w:eastAsia="Bookman Old Style" w:hAnsi="Bookman Old Style" w:cs="Bookman Old Style"/>
-          <w:color w:val="000000"/>
-          <w:sz w:val="24"/>
-          <w:szCs w:val="24"/>
-        </w:rPr>
-        <w:t xml:space="preserve"> </w:t>
-      </w:r>
-      <w:r>
-        <w:rPr>
-          <w:rFonts w:ascii="Bookman Old Style" w:eastAsia="Bookman Old Style" w:hAnsi="Bookman Old Style" w:cs="Bookman Old Style"/>
-          <w:color w:val="000000"/>
-          <w:sz w:val="24"/>
-          <w:szCs w:val="24"/>
-        </w:rPr>
-        <w:t>{</w:t>
-      </w:r>
-      <w:proofErr w:type="spellStart"/>
-      <w:r>
-        <w:rPr>
-          <w:rFonts w:ascii="Bookman Old Style" w:eastAsia="Bookman Old Style" w:hAnsi="Bookman Old Style" w:cs="Bookman Old Style"/>
-          <w:color w:val="000000"/>
-          <w:sz w:val="24"/>
-          <w:szCs w:val="24"/>
-        </w:rPr>
-        <w:t>s</w:t>
-      </w:r>
-      <w:r>
-        <w:rPr>
-          <w:rFonts w:ascii="Bookman Old Style" w:eastAsia="Bookman Old Style" w:hAnsi="Bookman Old Style" w:cs="Bookman Old Style"/>
-          <w:color w:val="000000"/>
-          <w:sz w:val="24"/>
-          <w:szCs w:val="24"/>
-        </w:rPr>
-        <w:t>ls_ongoing</w:t>
-      </w:r>
-      <w:proofErr w:type="spellEnd"/>
-      <w:r>
-        <w:rPr>
-          <w:rFonts w:ascii="Bookman Old Style" w:eastAsia="Bookman Old Style" w:hAnsi="Bookman Old Style" w:cs="Bookman Old Style"/>
-          <w:color w:val="000000"/>
-          <w:sz w:val="24"/>
-          <w:szCs w:val="24"/>
-        </w:rPr>
-        <w:t>}</w:t>
-      </w:r>
-      <w:r>
-        <w:rPr>
-          <w:rFonts w:ascii="Bookman Old Style" w:eastAsia="Bookman Old Style" w:hAnsi="Bookman Old Style" w:cs="Bookman Old Style"/>
-          <w:color w:val="000000"/>
-          <w:sz w:val="24"/>
-          <w:szCs w:val="24"/>
-        </w:rPr>
-        <w:t xml:space="preserve"> </w:t>
-      </w:r>
-      <w:r>
-        <w:rPr>
-          <w:rFonts w:ascii="Bookman Old Style" w:eastAsia="Bookman Old Style" w:hAnsi="Bookman Old Style" w:cs="Bookman Old Style"/>
-          <w:sz w:val="24"/>
-          <w:szCs w:val="24"/>
-        </w:rPr>
-        <w:t>SLS/Sub-SLS dan/</w:t>
-      </w:r>
-      <w:proofErr w:type="spellStart"/>
-      <w:r>
-        <w:rPr>
-          <w:rFonts w:ascii="Bookman Old Style" w:eastAsia="Bookman Old Style" w:hAnsi="Bookman Old Style" w:cs="Bookman Old Style"/>
-          <w:sz w:val="24"/>
-          <w:szCs w:val="24"/>
-        </w:rPr>
-        <w:t>atau</w:t>
-      </w:r>
-      <w:proofErr w:type="spellEnd"/>
-      <w:r>
-        <w:rPr>
-          <w:rFonts w:ascii="Bookman Old Style" w:eastAsia="Bookman Old Style" w:hAnsi="Bookman Old Style" w:cs="Bookman Old Style"/>
-          <w:sz w:val="24"/>
-          <w:szCs w:val="24"/>
-        </w:rPr>
-        <w:t xml:space="preserve"> </w:t>
-      </w:r>
-      <w:proofErr w:type="spellStart"/>
-      <w:r>
-        <w:rPr>
-          <w:rFonts w:ascii="Bookman Old Style" w:eastAsia="Bookman Old Style" w:hAnsi="Bookman Old Style" w:cs="Bookman Old Style"/>
-          <w:sz w:val="24"/>
-          <w:szCs w:val="24"/>
-        </w:rPr>
-        <w:t>usaha</w:t>
-      </w:r>
-      <w:proofErr w:type="spellEnd"/>
-      <w:r>
-        <w:rPr>
-          <w:rFonts w:ascii="Bookman Old Style" w:eastAsia="Bookman Old Style" w:hAnsi="Bookman Old Style" w:cs="Bookman Old Style"/>
-          <w:sz w:val="24"/>
-          <w:szCs w:val="24"/>
-        </w:rPr>
-        <w:t xml:space="preserve"> </w:t>
-      </w:r>
-      <w:proofErr w:type="spellStart"/>
-      <w:r>
-        <w:rPr>
-          <w:rFonts w:ascii="Bookman Old Style" w:eastAsia="Bookman Old Style" w:hAnsi="Bookman Old Style" w:cs="Bookman Old Style"/>
-          <w:sz w:val="24"/>
-          <w:szCs w:val="24"/>
-        </w:rPr>
-        <w:t>besar</w:t>
-      </w:r>
-      <w:proofErr w:type="spellEnd"/>
+      <w:r>
+        <w:rPr>
+          <w:rFonts w:ascii="Bookman Old Style" w:eastAsia="Bookman Old Style" w:hAnsi="Bookman Old Style" w:cs="Bookman Old Style"/>
+          <w:sz w:val="24"/>
+          <w:szCs w:val="24"/>
+        </w:rPr>
+        <w:t>SLS/Sub-SLS dan/atau usaha besar</w:t>
+      </w:r>
       <w:r>
         <w:rPr>
           <w:rFonts w:ascii="Bookman Old Style" w:eastAsia="Bookman Old Style" w:hAnsi="Bookman Old Style" w:cs="Bookman Old Style"/>
@@ -4044,7 +2709,6 @@
         </w:rPr>
         <w:t xml:space="preserve">asil </w:t>
       </w:r>
-      <w:proofErr w:type="spellStart"/>
       <w:r>
         <w:rPr>
           <w:rFonts w:ascii="Bookman Old Style" w:eastAsia="Bookman Old Style" w:hAnsi="Bookman Old Style" w:cs="Bookman Old Style"/>
@@ -4060,9 +2724,8 @@
           <w:sz w:val="24"/>
           <w:szCs w:val="24"/>
         </w:rPr>
-        <w:t>ekerjaan</w:t>
-      </w:r>
-      <w:proofErr w:type="spellEnd"/>
+        <w:t xml:space="preserve">ekerjaan pendataan sebagaimana dimaksud pada angka 4 yang memerlukan pemeriksaan lanjutan, akan dilakukan pengecekan, </w:t>
+      </w:r>
       <w:r>
         <w:rPr>
           <w:rFonts w:ascii="Bookman Old Style" w:eastAsia="Bookman Old Style" w:hAnsi="Bookman Old Style" w:cs="Bookman Old Style"/>
@@ -4070,388 +2733,8 @@
           <w:sz w:val="24"/>
           <w:szCs w:val="24"/>
         </w:rPr>
-        <w:t xml:space="preserve"> </w:t>
-      </w:r>
-      <w:proofErr w:type="spellStart"/>
-      <w:r>
-        <w:rPr>
-          <w:rFonts w:ascii="Bookman Old Style" w:eastAsia="Bookman Old Style" w:hAnsi="Bookman Old Style" w:cs="Bookman Old Style"/>
-          <w:color w:val="000000"/>
-          <w:sz w:val="24"/>
-          <w:szCs w:val="24"/>
-        </w:rPr>
-        <w:t>pendataan</w:t>
-      </w:r>
-      <w:proofErr w:type="spellEnd"/>
-      <w:r>
-        <w:rPr>
-          <w:rFonts w:ascii="Bookman Old Style" w:eastAsia="Bookman Old Style" w:hAnsi="Bookman Old Style" w:cs="Bookman Old Style"/>
-          <w:color w:val="000000"/>
-          <w:sz w:val="24"/>
-          <w:szCs w:val="24"/>
-        </w:rPr>
-        <w:t xml:space="preserve"> </w:t>
-      </w:r>
-      <w:proofErr w:type="spellStart"/>
-      <w:r>
-        <w:rPr>
-          <w:rFonts w:ascii="Bookman Old Style" w:eastAsia="Bookman Old Style" w:hAnsi="Bookman Old Style" w:cs="Bookman Old Style"/>
-          <w:color w:val="000000"/>
-          <w:sz w:val="24"/>
-          <w:szCs w:val="24"/>
-        </w:rPr>
-        <w:t>sebagaimana</w:t>
-      </w:r>
-      <w:proofErr w:type="spellEnd"/>
-      <w:r>
-        <w:rPr>
-          <w:rFonts w:ascii="Bookman Old Style" w:eastAsia="Bookman Old Style" w:hAnsi="Bookman Old Style" w:cs="Bookman Old Style"/>
-          <w:color w:val="000000"/>
-          <w:sz w:val="24"/>
-          <w:szCs w:val="24"/>
-        </w:rPr>
-        <w:t xml:space="preserve"> </w:t>
-      </w:r>
-      <w:proofErr w:type="spellStart"/>
-      <w:r>
-        <w:rPr>
-          <w:rFonts w:ascii="Bookman Old Style" w:eastAsia="Bookman Old Style" w:hAnsi="Bookman Old Style" w:cs="Bookman Old Style"/>
-          <w:color w:val="000000"/>
-          <w:sz w:val="24"/>
-          <w:szCs w:val="24"/>
-        </w:rPr>
-        <w:t>dimaksud</w:t>
-      </w:r>
-      <w:proofErr w:type="spellEnd"/>
-      <w:r>
-        <w:rPr>
-          <w:rFonts w:ascii="Bookman Old Style" w:eastAsia="Bookman Old Style" w:hAnsi="Bookman Old Style" w:cs="Bookman Old Style"/>
-          <w:color w:val="000000"/>
-          <w:sz w:val="24"/>
-          <w:szCs w:val="24"/>
-        </w:rPr>
-        <w:t xml:space="preserve"> pada </w:t>
-      </w:r>
-      <w:proofErr w:type="spellStart"/>
-      <w:r>
-        <w:rPr>
-          <w:rFonts w:ascii="Bookman Old Style" w:eastAsia="Bookman Old Style" w:hAnsi="Bookman Old Style" w:cs="Bookman Old Style"/>
-          <w:color w:val="000000"/>
-          <w:sz w:val="24"/>
-          <w:szCs w:val="24"/>
-        </w:rPr>
-        <w:t>angka</w:t>
-      </w:r>
-      <w:proofErr w:type="spellEnd"/>
-      <w:r>
-        <w:rPr>
-          <w:rFonts w:ascii="Bookman Old Style" w:eastAsia="Bookman Old Style" w:hAnsi="Bookman Old Style" w:cs="Bookman Old Style"/>
-          <w:color w:val="000000"/>
-          <w:sz w:val="24"/>
-          <w:szCs w:val="24"/>
-        </w:rPr>
-        <w:t xml:space="preserve"> 4 yang </w:t>
-      </w:r>
-      <w:proofErr w:type="spellStart"/>
-      <w:r>
-        <w:rPr>
-          <w:rFonts w:ascii="Bookman Old Style" w:eastAsia="Bookman Old Style" w:hAnsi="Bookman Old Style" w:cs="Bookman Old Style"/>
-          <w:color w:val="000000"/>
-          <w:sz w:val="24"/>
-          <w:szCs w:val="24"/>
-        </w:rPr>
-        <w:t>memerlukan</w:t>
-      </w:r>
-      <w:proofErr w:type="spellEnd"/>
-      <w:r>
-        <w:rPr>
-          <w:rFonts w:ascii="Bookman Old Style" w:eastAsia="Bookman Old Style" w:hAnsi="Bookman Old Style" w:cs="Bookman Old Style"/>
-          <w:color w:val="000000"/>
-          <w:sz w:val="24"/>
-          <w:szCs w:val="24"/>
-        </w:rPr>
-        <w:t xml:space="preserve"> </w:t>
-      </w:r>
-      <w:proofErr w:type="spellStart"/>
-      <w:r>
-        <w:rPr>
-          <w:rFonts w:ascii="Bookman Old Style" w:eastAsia="Bookman Old Style" w:hAnsi="Bookman Old Style" w:cs="Bookman Old Style"/>
-          <w:color w:val="000000"/>
-          <w:sz w:val="24"/>
-          <w:szCs w:val="24"/>
-        </w:rPr>
-        <w:t>pemeriksaan</w:t>
-      </w:r>
-      <w:proofErr w:type="spellEnd"/>
-      <w:r>
-        <w:rPr>
-          <w:rFonts w:ascii="Bookman Old Style" w:eastAsia="Bookman Old Style" w:hAnsi="Bookman Old Style" w:cs="Bookman Old Style"/>
-          <w:color w:val="000000"/>
-          <w:sz w:val="24"/>
-          <w:szCs w:val="24"/>
-        </w:rPr>
-        <w:t xml:space="preserve"> </w:t>
-      </w:r>
-      <w:proofErr w:type="spellStart"/>
-      <w:r>
-        <w:rPr>
-          <w:rFonts w:ascii="Bookman Old Style" w:eastAsia="Bookman Old Style" w:hAnsi="Bookman Old Style" w:cs="Bookman Old Style"/>
-          <w:color w:val="000000"/>
-          <w:sz w:val="24"/>
-          <w:szCs w:val="24"/>
-        </w:rPr>
-        <w:t>lanjutan</w:t>
-      </w:r>
-      <w:proofErr w:type="spellEnd"/>
-      <w:r>
-        <w:rPr>
-          <w:rFonts w:ascii="Bookman Old Style" w:eastAsia="Bookman Old Style" w:hAnsi="Bookman Old Style" w:cs="Bookman Old Style"/>
-          <w:color w:val="000000"/>
-          <w:sz w:val="24"/>
-          <w:szCs w:val="24"/>
-        </w:rPr>
-        <w:t xml:space="preserve">, </w:t>
-      </w:r>
-      <w:proofErr w:type="spellStart"/>
-      <w:r>
-        <w:rPr>
-          <w:rFonts w:ascii="Bookman Old Style" w:eastAsia="Bookman Old Style" w:hAnsi="Bookman Old Style" w:cs="Bookman Old Style"/>
-          <w:color w:val="000000"/>
-          <w:sz w:val="24"/>
-          <w:szCs w:val="24"/>
-        </w:rPr>
-        <w:t>akan</w:t>
-      </w:r>
-      <w:proofErr w:type="spellEnd"/>
-      <w:r>
-        <w:rPr>
-          <w:rFonts w:ascii="Bookman Old Style" w:eastAsia="Bookman Old Style" w:hAnsi="Bookman Old Style" w:cs="Bookman Old Style"/>
-          <w:color w:val="000000"/>
-          <w:sz w:val="24"/>
-          <w:szCs w:val="24"/>
-        </w:rPr>
-        <w:t xml:space="preserve"> </w:t>
-      </w:r>
-      <w:proofErr w:type="spellStart"/>
-      <w:r>
-        <w:rPr>
-          <w:rFonts w:ascii="Bookman Old Style" w:eastAsia="Bookman Old Style" w:hAnsi="Bookman Old Style" w:cs="Bookman Old Style"/>
-          <w:color w:val="000000"/>
-          <w:sz w:val="24"/>
-          <w:szCs w:val="24"/>
-        </w:rPr>
-        <w:t>dilakukan</w:t>
-      </w:r>
-      <w:proofErr w:type="spellEnd"/>
-      <w:r>
-        <w:rPr>
-          <w:rFonts w:ascii="Bookman Old Style" w:eastAsia="Bookman Old Style" w:hAnsi="Bookman Old Style" w:cs="Bookman Old Style"/>
-          <w:color w:val="000000"/>
-          <w:sz w:val="24"/>
-          <w:szCs w:val="24"/>
-        </w:rPr>
-        <w:t xml:space="preserve"> </w:t>
-      </w:r>
-      <w:proofErr w:type="spellStart"/>
-      <w:r>
-        <w:rPr>
-          <w:rFonts w:ascii="Bookman Old Style" w:eastAsia="Bookman Old Style" w:hAnsi="Bookman Old Style" w:cs="Bookman Old Style"/>
-          <w:color w:val="000000"/>
-          <w:sz w:val="24"/>
-          <w:szCs w:val="24"/>
-        </w:rPr>
-        <w:t>pengecekan</w:t>
-      </w:r>
-      <w:proofErr w:type="spellEnd"/>
-      <w:r>
-        <w:rPr>
-          <w:rFonts w:ascii="Bookman Old Style" w:eastAsia="Bookman Old Style" w:hAnsi="Bookman Old Style" w:cs="Bookman Old Style"/>
-          <w:color w:val="000000"/>
-          <w:sz w:val="24"/>
-          <w:szCs w:val="24"/>
-        </w:rPr>
-        <w:t xml:space="preserve">, </w:t>
-      </w:r>
-      <w:proofErr w:type="spellStart"/>
-      <w:r>
-        <w:rPr>
-          <w:rFonts w:ascii="Bookman Old Style" w:eastAsia="Bookman Old Style" w:hAnsi="Bookman Old Style" w:cs="Bookman Old Style"/>
-          <w:color w:val="000000"/>
-          <w:sz w:val="24"/>
-          <w:szCs w:val="24"/>
-        </w:rPr>
         <w:lastRenderedPageBreak/>
-        <w:t>perubahan</w:t>
-      </w:r>
-      <w:proofErr w:type="spellEnd"/>
-      <w:r>
-        <w:rPr>
-          <w:rFonts w:ascii="Bookman Old Style" w:eastAsia="Bookman Old Style" w:hAnsi="Bookman Old Style" w:cs="Bookman Old Style"/>
-          <w:color w:val="000000"/>
-          <w:sz w:val="24"/>
-          <w:szCs w:val="24"/>
-        </w:rPr>
-        <w:t>, dan/</w:t>
-      </w:r>
-      <w:proofErr w:type="spellStart"/>
-      <w:r>
-        <w:rPr>
-          <w:rFonts w:ascii="Bookman Old Style" w:eastAsia="Bookman Old Style" w:hAnsi="Bookman Old Style" w:cs="Bookman Old Style"/>
-          <w:color w:val="000000"/>
-          <w:sz w:val="24"/>
-          <w:szCs w:val="24"/>
-        </w:rPr>
-        <w:t>atau</w:t>
-      </w:r>
-      <w:proofErr w:type="spellEnd"/>
-      <w:r>
-        <w:rPr>
-          <w:rFonts w:ascii="Bookman Old Style" w:eastAsia="Bookman Old Style" w:hAnsi="Bookman Old Style" w:cs="Bookman Old Style"/>
-          <w:color w:val="000000"/>
-          <w:sz w:val="24"/>
-          <w:szCs w:val="24"/>
-        </w:rPr>
-        <w:t xml:space="preserve"> </w:t>
-      </w:r>
-      <w:proofErr w:type="spellStart"/>
-      <w:r>
-        <w:rPr>
-          <w:rFonts w:ascii="Bookman Old Style" w:eastAsia="Bookman Old Style" w:hAnsi="Bookman Old Style" w:cs="Bookman Old Style"/>
-          <w:color w:val="000000"/>
-          <w:sz w:val="24"/>
-          <w:szCs w:val="24"/>
-        </w:rPr>
-        <w:t>kunjungan</w:t>
-      </w:r>
-      <w:proofErr w:type="spellEnd"/>
-      <w:r>
-        <w:rPr>
-          <w:rFonts w:ascii="Bookman Old Style" w:eastAsia="Bookman Old Style" w:hAnsi="Bookman Old Style" w:cs="Bookman Old Style"/>
-          <w:color w:val="000000"/>
-          <w:sz w:val="24"/>
-          <w:szCs w:val="24"/>
-        </w:rPr>
-        <w:t xml:space="preserve"> </w:t>
-      </w:r>
-      <w:proofErr w:type="spellStart"/>
-      <w:r>
-        <w:rPr>
-          <w:rFonts w:ascii="Bookman Old Style" w:eastAsia="Bookman Old Style" w:hAnsi="Bookman Old Style" w:cs="Bookman Old Style"/>
-          <w:color w:val="000000"/>
-          <w:sz w:val="24"/>
-          <w:szCs w:val="24"/>
-        </w:rPr>
-        <w:t>kembali</w:t>
-      </w:r>
-      <w:proofErr w:type="spellEnd"/>
-      <w:r>
-        <w:rPr>
-          <w:rFonts w:ascii="Bookman Old Style" w:eastAsia="Bookman Old Style" w:hAnsi="Bookman Old Style" w:cs="Bookman Old Style"/>
-          <w:color w:val="000000"/>
-          <w:sz w:val="24"/>
-          <w:szCs w:val="24"/>
-        </w:rPr>
-        <w:t xml:space="preserve"> </w:t>
-      </w:r>
-      <w:proofErr w:type="spellStart"/>
-      <w:r>
-        <w:rPr>
-          <w:rFonts w:ascii="Bookman Old Style" w:eastAsia="Bookman Old Style" w:hAnsi="Bookman Old Style" w:cs="Bookman Old Style"/>
-          <w:color w:val="000000"/>
-          <w:sz w:val="24"/>
-          <w:szCs w:val="24"/>
-        </w:rPr>
-        <w:t>ke</w:t>
-      </w:r>
-      <w:proofErr w:type="spellEnd"/>
-      <w:r>
-        <w:rPr>
-          <w:rFonts w:ascii="Bookman Old Style" w:eastAsia="Bookman Old Style" w:hAnsi="Bookman Old Style" w:cs="Bookman Old Style"/>
-          <w:color w:val="000000"/>
-          <w:sz w:val="24"/>
-          <w:szCs w:val="24"/>
-        </w:rPr>
-        <w:t xml:space="preserve"> </w:t>
-      </w:r>
-      <w:proofErr w:type="spellStart"/>
-      <w:r>
-        <w:rPr>
-          <w:rFonts w:ascii="Bookman Old Style" w:eastAsia="Bookman Old Style" w:hAnsi="Bookman Old Style" w:cs="Bookman Old Style"/>
-          <w:color w:val="000000"/>
-          <w:sz w:val="24"/>
-          <w:szCs w:val="24"/>
-        </w:rPr>
-        <w:t>lapangan</w:t>
-      </w:r>
-      <w:proofErr w:type="spellEnd"/>
-      <w:r>
-        <w:rPr>
-          <w:rFonts w:ascii="Bookman Old Style" w:eastAsia="Bookman Old Style" w:hAnsi="Bookman Old Style" w:cs="Bookman Old Style"/>
-          <w:color w:val="000000"/>
-          <w:sz w:val="24"/>
-          <w:szCs w:val="24"/>
-        </w:rPr>
-        <w:t xml:space="preserve"> </w:t>
-      </w:r>
-      <w:proofErr w:type="spellStart"/>
-      <w:r>
-        <w:rPr>
-          <w:rFonts w:ascii="Bookman Old Style" w:eastAsia="Bookman Old Style" w:hAnsi="Bookman Old Style" w:cs="Bookman Old Style"/>
-          <w:color w:val="000000"/>
-          <w:sz w:val="24"/>
-          <w:szCs w:val="24"/>
-        </w:rPr>
-        <w:t>merujuk</w:t>
-      </w:r>
-      <w:proofErr w:type="spellEnd"/>
-      <w:r>
-        <w:rPr>
-          <w:rFonts w:ascii="Bookman Old Style" w:eastAsia="Bookman Old Style" w:hAnsi="Bookman Old Style" w:cs="Bookman Old Style"/>
-          <w:color w:val="000000"/>
-          <w:sz w:val="24"/>
-          <w:szCs w:val="24"/>
-        </w:rPr>
-        <w:t xml:space="preserve"> pada </w:t>
-      </w:r>
-      <w:proofErr w:type="spellStart"/>
-      <w:r>
-        <w:rPr>
-          <w:rFonts w:ascii="Bookman Old Style" w:eastAsia="Bookman Old Style" w:hAnsi="Bookman Old Style" w:cs="Bookman Old Style"/>
-          <w:color w:val="000000"/>
-          <w:sz w:val="24"/>
-          <w:szCs w:val="24"/>
-        </w:rPr>
-        <w:t>perjanjian</w:t>
-      </w:r>
-      <w:proofErr w:type="spellEnd"/>
-      <w:r>
-        <w:rPr>
-          <w:rFonts w:ascii="Bookman Old Style" w:eastAsia="Bookman Old Style" w:hAnsi="Bookman Old Style" w:cs="Bookman Old Style"/>
-          <w:color w:val="000000"/>
-          <w:sz w:val="24"/>
-          <w:szCs w:val="24"/>
-        </w:rPr>
-        <w:t xml:space="preserve"> yang </w:t>
-      </w:r>
-      <w:proofErr w:type="spellStart"/>
-      <w:r>
-        <w:rPr>
-          <w:rFonts w:ascii="Bookman Old Style" w:eastAsia="Bookman Old Style" w:hAnsi="Bookman Old Style" w:cs="Bookman Old Style"/>
-          <w:color w:val="000000"/>
-          <w:sz w:val="24"/>
-          <w:szCs w:val="24"/>
-        </w:rPr>
-        <w:t>ditandatangani</w:t>
-      </w:r>
-      <w:proofErr w:type="spellEnd"/>
-      <w:r>
-        <w:rPr>
-          <w:rFonts w:ascii="Bookman Old Style" w:eastAsia="Bookman Old Style" w:hAnsi="Bookman Old Style" w:cs="Bookman Old Style"/>
-          <w:color w:val="000000"/>
-          <w:sz w:val="24"/>
-          <w:szCs w:val="24"/>
-        </w:rPr>
-        <w:t xml:space="preserve"> oleh </w:t>
+        <w:t xml:space="preserve">perubahan, dan/atau kunjungan kembali ke lapangan merujuk pada perjanjian yang ditandatangani oleh </w:t>
       </w:r>
       <w:r>
         <w:rPr>
@@ -4619,27 +2902,7 @@
                 <w:sz w:val="24"/>
                 <w:szCs w:val="24"/>
               </w:rPr>
-              <w:t>{</w:t>
-            </w:r>
-            <w:proofErr w:type="spellStart"/>
-            <w:r>
-              <w:rPr>
-                <w:rFonts w:ascii="Bookman Old Style" w:eastAsia="Bookman Old Style" w:hAnsi="Bookman Old Style" w:cs="Bookman Old Style"/>
-                <w:color w:val="000000"/>
-                <w:sz w:val="24"/>
-                <w:szCs w:val="24"/>
-              </w:rPr>
-              <w:t>nama_petugas</w:t>
-            </w:r>
-            <w:proofErr w:type="spellEnd"/>
-            <w:r>
-              <w:rPr>
-                <w:rFonts w:ascii="Bookman Old Style" w:eastAsia="Bookman Old Style" w:hAnsi="Bookman Old Style" w:cs="Bookman Old Style"/>
-                <w:color w:val="000000"/>
-                <w:sz w:val="24"/>
-                <w:szCs w:val="24"/>
-              </w:rPr>
-              <w:t>}</w:t>
+              <w:t>{nama_petugas}</w:t>
             </w:r>
             <w:r>
               <w:rPr>
@@ -4719,27 +2982,7 @@
                 <w:sz w:val="24"/>
                 <w:szCs w:val="24"/>
               </w:rPr>
-              <w:t>(</w:t>
-            </w:r>
-            <w:proofErr w:type="spellStart"/>
-            <w:r>
-              <w:rPr>
-                <w:rFonts w:ascii="Bookman Old Style" w:eastAsia="Bookman Old Style" w:hAnsi="Bookman Old Style" w:cs="Bookman Old Style"/>
-                <w:color w:val="000000"/>
-                <w:sz w:val="24"/>
-                <w:szCs w:val="24"/>
-              </w:rPr>
-              <w:t>Nuraliyah</w:t>
-            </w:r>
-            <w:proofErr w:type="spellEnd"/>
-            <w:r>
-              <w:rPr>
-                <w:rFonts w:ascii="Bookman Old Style" w:eastAsia="Bookman Old Style" w:hAnsi="Bookman Old Style" w:cs="Bookman Old Style"/>
-                <w:color w:val="000000"/>
-                <w:sz w:val="24"/>
-                <w:szCs w:val="24"/>
-              </w:rPr>
-              <w:t>)</w:t>
+              <w:t>(Nuraliyah)</w:t>
             </w:r>
           </w:p>
         </w:tc>
@@ -5033,27 +3276,15 @@
                 <w:szCs w:val="24"/>
               </w:rPr>
             </w:pPr>
-            <w:proofErr w:type="spellStart"/>
-            <w:r>
-              <w:rPr>
-                <w:rFonts w:ascii="Bookman Old Style" w:eastAsia="Bookman Old Style" w:hAnsi="Bookman Old Style" w:cs="Bookman Old Style"/>
-                <w:color w:val="000000"/>
-                <w:sz w:val="24"/>
-                <w:szCs w:val="24"/>
-              </w:rPr>
-              <w:t>Uraian</w:t>
-            </w:r>
-            <w:proofErr w:type="spellEnd"/>
-            <w:r>
-              <w:rPr>
-                <w:rFonts w:ascii="Bookman Old Style" w:eastAsia="Bookman Old Style" w:hAnsi="Bookman Old Style" w:cs="Bookman Old Style"/>
-                <w:color w:val="000000"/>
-                <w:sz w:val="24"/>
-                <w:szCs w:val="24"/>
-              </w:rPr>
-              <w:t xml:space="preserve"> </w:t>
-            </w:r>
-            <w:proofErr w:type="spellStart"/>
+            <w:r>
+              <w:rPr>
+                <w:rFonts w:ascii="Bookman Old Style" w:eastAsia="Bookman Old Style" w:hAnsi="Bookman Old Style" w:cs="Bookman Old Style"/>
+                <w:color w:val="000000"/>
+                <w:sz w:val="24"/>
+                <w:szCs w:val="24"/>
+              </w:rPr>
+              <w:t xml:space="preserve">Uraian </w:t>
+            </w:r>
             <w:r>
               <w:rPr>
                 <w:rFonts w:ascii="Bookman Old Style" w:eastAsia="Bookman Old Style" w:hAnsi="Bookman Old Style" w:cs="Bookman Old Style"/>
@@ -5062,7 +3293,6 @@
               </w:rPr>
               <w:t>Pekerjaan</w:t>
             </w:r>
-            <w:proofErr w:type="spellEnd"/>
           </w:p>
         </w:tc>
         <w:tc>
@@ -5094,17 +3324,7 @@
                 <w:sz w:val="24"/>
                 <w:szCs w:val="24"/>
               </w:rPr>
-              <w:t xml:space="preserve">Waktu </w:t>
-            </w:r>
-            <w:proofErr w:type="spellStart"/>
-            <w:r>
-              <w:rPr>
-                <w:rFonts w:ascii="Bookman Old Style" w:eastAsia="Bookman Old Style" w:hAnsi="Bookman Old Style" w:cs="Bookman Old Style"/>
-                <w:color w:val="000000"/>
-                <w:sz w:val="24"/>
-                <w:szCs w:val="24"/>
-              </w:rPr>
-              <w:t>Penyelesa</w:t>
+              <w:t>Waktu Penyelesa</w:t>
             </w:r>
             <w:r>
               <w:rPr>
@@ -5114,7 +3334,6 @@
               </w:rPr>
               <w:t>ian</w:t>
             </w:r>
-            <w:proofErr w:type="spellEnd"/>
           </w:p>
         </w:tc>
         <w:tc>
@@ -5146,19 +3365,8 @@
                 <w:sz w:val="24"/>
                 <w:szCs w:val="24"/>
               </w:rPr>
-              <w:t xml:space="preserve">Target </w:t>
-            </w:r>
-            <w:proofErr w:type="spellStart"/>
-            <w:r>
-              <w:rPr>
-                <w:rFonts w:ascii="Bookman Old Style" w:eastAsia="Bookman Old Style" w:hAnsi="Bookman Old Style" w:cs="Bookman Old Style"/>
-                <w:color w:val="000000"/>
-                <w:sz w:val="24"/>
-                <w:szCs w:val="24"/>
-              </w:rPr>
-              <w:t>Pekerjaan</w:t>
-            </w:r>
-            <w:proofErr w:type="spellEnd"/>
+              <w:t>Target Pekerjaan</w:t>
+            </w:r>
           </w:p>
         </w:tc>
         <w:tc>
@@ -5183,37 +3391,15 @@
                 <w:szCs w:val="24"/>
               </w:rPr>
             </w:pPr>
-            <w:proofErr w:type="spellStart"/>
-            <w:r>
-              <w:rPr>
-                <w:rFonts w:ascii="Bookman Old Style" w:eastAsia="Bookman Old Style" w:hAnsi="Bookman Old Style" w:cs="Bookman Old Style"/>
-                <w:color w:val="000000"/>
-                <w:sz w:val="24"/>
-                <w:szCs w:val="24"/>
-              </w:rPr>
-              <w:t>Realisasi</w:t>
-            </w:r>
-            <w:proofErr w:type="spellEnd"/>
-            <w:r>
-              <w:rPr>
-                <w:rFonts w:ascii="Bookman Old Style" w:eastAsia="Bookman Old Style" w:hAnsi="Bookman Old Style" w:cs="Bookman Old Style"/>
-                <w:color w:val="000000"/>
-                <w:sz w:val="24"/>
-                <w:szCs w:val="24"/>
-              </w:rPr>
-              <w:t xml:space="preserve"> </w:t>
-            </w:r>
-            <w:proofErr w:type="spellStart"/>
-            <w:r>
-              <w:rPr>
-                <w:rFonts w:ascii="Bookman Old Style" w:eastAsia="Bookman Old Style" w:hAnsi="Bookman Old Style" w:cs="Bookman Old Style"/>
-                <w:color w:val="000000"/>
-                <w:sz w:val="24"/>
-                <w:szCs w:val="24"/>
-              </w:rPr>
-              <w:t>Pekerjaan</w:t>
-            </w:r>
-            <w:proofErr w:type="spellEnd"/>
+            <w:r>
+              <w:rPr>
+                <w:rFonts w:ascii="Bookman Old Style" w:eastAsia="Bookman Old Style" w:hAnsi="Bookman Old Style" w:cs="Bookman Old Style"/>
+                <w:color w:val="000000"/>
+                <w:sz w:val="24"/>
+                <w:szCs w:val="24"/>
+              </w:rPr>
+              <w:t>Realisasi Pekerjaan</w:t>
+            </w:r>
           </w:p>
         </w:tc>
         <w:tc>
@@ -5245,19 +3431,8 @@
                 <w:sz w:val="24"/>
                 <w:szCs w:val="24"/>
               </w:rPr>
-              <w:t xml:space="preserve">Nilai </w:t>
-            </w:r>
-            <w:proofErr w:type="spellStart"/>
-            <w:r>
-              <w:rPr>
-                <w:rFonts w:ascii="Bookman Old Style" w:eastAsia="Bookman Old Style" w:hAnsi="Bookman Old Style" w:cs="Bookman Old Style"/>
-                <w:color w:val="000000"/>
-                <w:sz w:val="24"/>
-                <w:szCs w:val="24"/>
-              </w:rPr>
-              <w:t>Perjanjian</w:t>
-            </w:r>
-            <w:proofErr w:type="spellEnd"/>
+              <w:t>Nilai Perjanjian</w:t>
+            </w:r>
           </w:p>
         </w:tc>
       </w:tr>
@@ -5349,7 +3524,6 @@
                 <w:szCs w:val="24"/>
               </w:rPr>
             </w:pPr>
-            <w:proofErr w:type="spellStart"/>
             <w:r>
               <w:rPr>
                 <w:rFonts w:ascii="Bookman Old Style" w:eastAsia="Bookman Old Style" w:hAnsi="Bookman Old Style" w:cs="Bookman Old Style"/>
@@ -5359,7 +3533,6 @@
               </w:rPr>
               <w:t>Presentase</w:t>
             </w:r>
-            <w:proofErr w:type="spellEnd"/>
           </w:p>
         </w:tc>
         <w:tc>
@@ -5714,59 +3887,13 @@
                 <w:szCs w:val="24"/>
               </w:rPr>
             </w:pPr>
-            <w:proofErr w:type="spellStart"/>
-            <w:r>
-              <w:rPr>
-                <w:rFonts w:ascii="Bookman Old Style" w:eastAsia="Bookman Old Style" w:hAnsi="Bookman Old Style" w:cs="Bookman Old Style"/>
-                <w:sz w:val="24"/>
-                <w:szCs w:val="24"/>
-              </w:rPr>
-              <w:t>Melakukan</w:t>
-            </w:r>
-            <w:proofErr w:type="spellEnd"/>
-            <w:r>
-              <w:rPr>
-                <w:rFonts w:ascii="Bookman Old Style" w:eastAsia="Bookman Old Style" w:hAnsi="Bookman Old Style" w:cs="Bookman Old Style"/>
-                <w:sz w:val="24"/>
-                <w:szCs w:val="24"/>
-              </w:rPr>
-              <w:t xml:space="preserve"> </w:t>
-            </w:r>
-            <w:proofErr w:type="spellStart"/>
-            <w:r>
-              <w:rPr>
-                <w:rFonts w:ascii="Bookman Old Style" w:eastAsia="Bookman Old Style" w:hAnsi="Bookman Old Style" w:cs="Bookman Old Style"/>
-                <w:sz w:val="24"/>
-                <w:szCs w:val="24"/>
-              </w:rPr>
-              <w:t>pendataan</w:t>
-            </w:r>
-            <w:proofErr w:type="spellEnd"/>
-            <w:r>
-              <w:rPr>
-                <w:rFonts w:ascii="Bookman Old Style" w:eastAsia="Bookman Old Style" w:hAnsi="Bookman Old Style" w:cs="Bookman Old Style"/>
-                <w:sz w:val="24"/>
-                <w:szCs w:val="24"/>
-              </w:rPr>
-              <w:t xml:space="preserve"> </w:t>
-            </w:r>
-            <w:proofErr w:type="spellStart"/>
-            <w:r>
-              <w:rPr>
-                <w:rFonts w:ascii="Bookman Old Style" w:eastAsia="Bookman Old Style" w:hAnsi="Bookman Old Style" w:cs="Bookman Old Style"/>
-                <w:sz w:val="24"/>
-                <w:szCs w:val="24"/>
-              </w:rPr>
-              <w:t>lapangan</w:t>
-            </w:r>
-            <w:proofErr w:type="spellEnd"/>
-            <w:r>
-              <w:rPr>
-                <w:rFonts w:ascii="Bookman Old Style" w:eastAsia="Bookman Old Style" w:hAnsi="Bookman Old Style" w:cs="Bookman Old Style"/>
-                <w:sz w:val="24"/>
-                <w:szCs w:val="24"/>
-              </w:rPr>
-              <w:t xml:space="preserve"> </w:t>
+            <w:r>
+              <w:rPr>
+                <w:rFonts w:ascii="Bookman Old Style" w:eastAsia="Bookman Old Style" w:hAnsi="Bookman Old Style" w:cs="Bookman Old Style"/>
+                <w:sz w:val="24"/>
+                <w:szCs w:val="24"/>
+              </w:rPr>
+              <w:t xml:space="preserve">Melakukan pendataan lapangan </w:t>
             </w:r>
             <w:r>
               <w:rPr>
@@ -5784,25 +3911,7 @@
                 <w:sz w:val="24"/>
                 <w:szCs w:val="24"/>
               </w:rPr>
-              <w:t xml:space="preserve">Sensus Ekonomi 2026 </w:t>
-            </w:r>
-            <w:proofErr w:type="spellStart"/>
-            <w:r>
-              <w:rPr>
-                <w:rFonts w:ascii="Bookman Old Style" w:eastAsia="Bookman Old Style" w:hAnsi="Bookman Old Style" w:cs="Bookman Old Style"/>
-                <w:sz w:val="24"/>
-                <w:szCs w:val="24"/>
-              </w:rPr>
-              <w:t>termin</w:t>
-            </w:r>
-            <w:proofErr w:type="spellEnd"/>
-            <w:r>
-              <w:rPr>
-                <w:rFonts w:ascii="Bookman Old Style" w:eastAsia="Bookman Old Style" w:hAnsi="Bookman Old Style" w:cs="Bookman Old Style"/>
-                <w:sz w:val="24"/>
-                <w:szCs w:val="24"/>
-              </w:rPr>
-              <w:t xml:space="preserve"> II</w:t>
+              <w:t>Sensus Ekonomi 2026 termin II</w:t>
             </w:r>
           </w:p>
         </w:tc>
@@ -5986,61 +4095,7 @@
                 <w:sz w:val="24"/>
                 <w:szCs w:val="24"/>
               </w:rPr>
-              <w:t xml:space="preserve">Telah </w:t>
-            </w:r>
-            <w:proofErr w:type="spellStart"/>
-            <w:r>
-              <w:rPr>
-                <w:rFonts w:ascii="Bookman Old Style" w:eastAsia="Bookman Old Style" w:hAnsi="Bookman Old Style" w:cs="Bookman Old Style"/>
-                <w:sz w:val="24"/>
-                <w:szCs w:val="24"/>
-              </w:rPr>
-              <w:t>mencapai</w:t>
-            </w:r>
-            <w:proofErr w:type="spellEnd"/>
-            <w:r>
-              <w:rPr>
-                <w:rFonts w:ascii="Bookman Old Style" w:eastAsia="Bookman Old Style" w:hAnsi="Bookman Old Style" w:cs="Bookman Old Style"/>
-                <w:sz w:val="24"/>
-                <w:szCs w:val="24"/>
-              </w:rPr>
-              <w:t xml:space="preserve"> target </w:t>
-            </w:r>
-            <w:proofErr w:type="spellStart"/>
-            <w:r>
-              <w:rPr>
-                <w:rFonts w:ascii="Bookman Old Style" w:eastAsia="Bookman Old Style" w:hAnsi="Bookman Old Style" w:cs="Bookman Old Style"/>
-                <w:sz w:val="24"/>
-                <w:szCs w:val="24"/>
-              </w:rPr>
-              <w:t>pekerjaan</w:t>
-            </w:r>
-            <w:proofErr w:type="spellEnd"/>
-            <w:r>
-              <w:rPr>
-                <w:rFonts w:ascii="Bookman Old Style" w:eastAsia="Bookman Old Style" w:hAnsi="Bookman Old Style" w:cs="Bookman Old Style"/>
-                <w:sz w:val="24"/>
-                <w:szCs w:val="24"/>
-              </w:rPr>
-              <w:t xml:space="preserve"> </w:t>
-            </w:r>
-            <w:proofErr w:type="spellStart"/>
-            <w:r>
-              <w:rPr>
-                <w:rFonts w:ascii="Bookman Old Style" w:eastAsia="Bookman Old Style" w:hAnsi="Bookman Old Style" w:cs="Bookman Old Style"/>
-                <w:sz w:val="24"/>
-                <w:szCs w:val="24"/>
-              </w:rPr>
-              <w:t>sebesar</w:t>
-            </w:r>
-            <w:proofErr w:type="spellEnd"/>
-            <w:r>
-              <w:rPr>
-                <w:rFonts w:ascii="Bookman Old Style" w:eastAsia="Bookman Old Style" w:hAnsi="Bookman Old Style" w:cs="Bookman Old Style"/>
-                <w:sz w:val="24"/>
-                <w:szCs w:val="24"/>
-              </w:rPr>
-              <w:t xml:space="preserve"> </w:t>
+              <w:t xml:space="preserve">Telah mencapai target pekerjaan sebesar </w:t>
             </w:r>
             <w:r>
               <w:rPr>
@@ -6051,9 +4106,8 @@
                 <w:szCs w:val="24"/>
                 <w:u w:val="single"/>
               </w:rPr>
-              <w:t>{</w:t>
-            </w:r>
-            <w:proofErr w:type="spellStart"/>
+              <w:t>{sls_</w:t>
+            </w:r>
             <w:r>
               <w:rPr>
                 <w:rFonts w:ascii="Bookman Old Style" w:eastAsia="Bookman Old Style" w:hAnsi="Bookman Old Style" w:cs="Bookman Old Style"/>
@@ -6063,9 +4117,8 @@
                 <w:szCs w:val="24"/>
                 <w:u w:val="single"/>
               </w:rPr>
-              <w:t>sls_</w:t>
-            </w:r>
-            <w:proofErr w:type="gramStart"/>
+              <w:t>ongoing</w:t>
+            </w:r>
             <w:r>
               <w:rPr>
                 <w:rFonts w:ascii="Bookman Old Style" w:eastAsia="Bookman Old Style" w:hAnsi="Bookman Old Style" w:cs="Bookman Old Style"/>
@@ -6075,18 +4128,6 @@
                 <w:szCs w:val="24"/>
                 <w:u w:val="single"/>
               </w:rPr>
-              <w:t>ongoing</w:t>
-            </w:r>
-            <w:proofErr w:type="spellEnd"/>
-            <w:r>
-              <w:rPr>
-                <w:rFonts w:ascii="Bookman Old Style" w:eastAsia="Bookman Old Style" w:hAnsi="Bookman Old Style" w:cs="Bookman Old Style"/>
-                <w:i/>
-                <w:iCs/>
-                <w:sz w:val="24"/>
-                <w:szCs w:val="24"/>
-                <w:u w:val="single"/>
-              </w:rPr>
               <w:t>}</w:t>
             </w:r>
             <w:r>
@@ -6095,16 +4136,7 @@
                 <w:sz w:val="24"/>
                 <w:szCs w:val="24"/>
               </w:rPr>
-              <w:t>SLS</w:t>
-            </w:r>
-            <w:proofErr w:type="gramEnd"/>
-            <w:r>
-              <w:rPr>
-                <w:rFonts w:ascii="Bookman Old Style" w:eastAsia="Bookman Old Style" w:hAnsi="Bookman Old Style" w:cs="Bookman Old Style"/>
-                <w:sz w:val="24"/>
-                <w:szCs w:val="24"/>
-              </w:rPr>
-              <w:t xml:space="preserve">/Sub-SLS </w:t>
+              <w:t xml:space="preserve">SLS/Sub-SLS </w:t>
             </w:r>
           </w:p>
         </w:tc>
@@ -6400,7 +4432,6 @@
           <w:szCs w:val="24"/>
         </w:rPr>
       </w:pPr>
-      <w:proofErr w:type="spellStart"/>
       <w:r>
         <w:rPr>
           <w:rFonts w:ascii="Bookman Old Style" w:eastAsia="Bookman Old Style" w:hAnsi="Bookman Old Style" w:cs="Bookman Old Style"/>
@@ -6408,37 +4439,7 @@
           <w:sz w:val="24"/>
           <w:szCs w:val="24"/>
         </w:rPr>
-        <w:t>Screenshoot</w:t>
-      </w:r>
-      <w:proofErr w:type="spellEnd"/>
-      <w:r>
-        <w:rPr>
-          <w:rFonts w:ascii="Bookman Old Style" w:eastAsia="Bookman Old Style" w:hAnsi="Bookman Old Style" w:cs="Bookman Old Style"/>
-          <w:color w:val="000000"/>
-          <w:sz w:val="24"/>
-          <w:szCs w:val="24"/>
-        </w:rPr>
-        <w:t xml:space="preserve"> </w:t>
-      </w:r>
-      <w:proofErr w:type="spellStart"/>
-      <w:r>
-        <w:rPr>
-          <w:rFonts w:ascii="Bookman Old Style" w:eastAsia="Bookman Old Style" w:hAnsi="Bookman Old Style" w:cs="Bookman Old Style"/>
-          <w:color w:val="000000"/>
-          <w:sz w:val="24"/>
-          <w:szCs w:val="24"/>
-        </w:rPr>
-        <w:t>Aplikasi</w:t>
-      </w:r>
-      <w:proofErr w:type="spellEnd"/>
-      <w:r>
-        <w:rPr>
-          <w:rFonts w:ascii="Bookman Old Style" w:eastAsia="Bookman Old Style" w:hAnsi="Bookman Old Style" w:cs="Bookman Old Style"/>
-          <w:color w:val="000000"/>
-          <w:sz w:val="24"/>
-          <w:szCs w:val="24"/>
-        </w:rPr>
-        <w:t xml:space="preserve"> Fasih</w:t>
+        <w:t>Screenshoot Aplikasi Fasih</w:t>
       </w:r>
     </w:p>
     <w:p>
@@ -6472,7 +4473,6 @@
         </w:rPr>
         <w:t>%</w:t>
       </w:r>
-      <w:proofErr w:type="spellStart"/>
       <w:r>
         <w:rPr>
           <w:rFonts w:ascii="Bookman Old Style" w:eastAsia="Bookman Old Style" w:hAnsi="Bookman Old Style" w:cs="Bookman Old Style"/>
@@ -6480,17 +4480,7 @@
           <w:szCs w:val="24"/>
           <w:lang w:val="en"/>
         </w:rPr>
-        <w:t>halaman_depan</w:t>
-      </w:r>
-      <w:proofErr w:type="spellEnd"/>
-      <w:r>
-        <w:rPr>
-          <w:rFonts w:ascii="Bookman Old Style" w:eastAsia="Bookman Old Style" w:hAnsi="Bookman Old Style" w:cs="Bookman Old Style"/>
-          <w:sz w:val="24"/>
-          <w:szCs w:val="24"/>
-          <w:lang w:val="en"/>
-        </w:rPr>
-        <w:t>}</w:t>
+        <w:t>halaman_depan}</w:t>
       </w:r>
     </w:p>
     <w:tbl>
@@ -6531,23 +4521,7 @@
                 <w:rFonts w:ascii="Arial" w:eastAsia="Arial" w:hAnsi="Arial"/>
                 <w:sz w:val="16"/>
               </w:rPr>
-              <w:t>{#foto_</w:t>
-            </w:r>
-            <w:proofErr w:type="gramStart"/>
-            <w:r>
-              <w:rPr>
-                <w:rFonts w:ascii="Arial" w:eastAsia="Arial" w:hAnsi="Arial"/>
-                <w:sz w:val="16"/>
-              </w:rPr>
-              <w:t>rows}{</w:t>
-            </w:r>
-            <w:proofErr w:type="gramEnd"/>
-            <w:r>
-              <w:rPr>
-                <w:rFonts w:ascii="Arial" w:eastAsia="Arial" w:hAnsi="Arial"/>
-                <w:sz w:val="16"/>
-              </w:rPr>
-              <w:t>%foto1}</w:t>
+              <w:t>{#foto_rows}{%foto1}</w:t>
             </w:r>
           </w:p>
         </w:tc>
@@ -6597,39 +4571,7 @@
                 <w:rFonts w:ascii="Arial" w:eastAsia="Arial" w:hAnsi="Arial"/>
                 <w:sz w:val="16"/>
               </w:rPr>
-              <w:t>{%foto</w:t>
-            </w:r>
-            <w:proofErr w:type="gramStart"/>
-            <w:r>
-              <w:rPr>
-                <w:rFonts w:ascii="Arial" w:eastAsia="Arial" w:hAnsi="Arial"/>
-                <w:sz w:val="16"/>
-              </w:rPr>
-              <w:t>3}{</w:t>
-            </w:r>
-            <w:proofErr w:type="gramEnd"/>
-            <w:r>
-              <w:rPr>
-                <w:rFonts w:ascii="Arial" w:eastAsia="Arial" w:hAnsi="Arial"/>
-                <w:sz w:val="16"/>
-              </w:rPr>
-              <w:t>/</w:t>
-            </w:r>
-            <w:proofErr w:type="spellStart"/>
-            <w:r>
-              <w:rPr>
-                <w:rFonts w:ascii="Arial" w:eastAsia="Arial" w:hAnsi="Arial"/>
-                <w:sz w:val="16"/>
-              </w:rPr>
-              <w:t>foto_rows</w:t>
-            </w:r>
-            <w:proofErr w:type="spellEnd"/>
-            <w:r>
-              <w:rPr>
-                <w:rFonts w:ascii="Arial" w:eastAsia="Arial" w:hAnsi="Arial"/>
-                <w:sz w:val="16"/>
-              </w:rPr>
-              <w:t>}</w:t>
+              <w:t>{%foto3}{/foto_rows}</w:t>
             </w:r>
           </w:p>
         </w:tc>
@@ -6783,25 +4725,7 @@
                 <w:sz w:val="24"/>
                 <w:szCs w:val="24"/>
               </w:rPr>
-              <w:t>{</w:t>
-            </w:r>
-            <w:proofErr w:type="spellStart"/>
-            <w:r>
-              <w:rPr>
-                <w:rFonts w:ascii="Bookman Old Style" w:eastAsia="Bookman Old Style" w:hAnsi="Bookman Old Style" w:cs="Bookman Old Style"/>
-                <w:sz w:val="24"/>
-                <w:szCs w:val="24"/>
-              </w:rPr>
-              <w:t>nama_petugas</w:t>
-            </w:r>
-            <w:proofErr w:type="spellEnd"/>
-            <w:r>
-              <w:rPr>
-                <w:rFonts w:ascii="Bookman Old Style" w:eastAsia="Bookman Old Style" w:hAnsi="Bookman Old Style" w:cs="Bookman Old Style"/>
-                <w:sz w:val="24"/>
-                <w:szCs w:val="24"/>
-              </w:rPr>
-              <w:t>}</w:t>
+              <w:t>{nama_petugas}</w:t>
             </w:r>
             <w:r>
               <w:rPr>
@@ -6918,25 +4842,7 @@
                 <w:sz w:val="24"/>
                 <w:szCs w:val="24"/>
               </w:rPr>
-              <w:t>(</w:t>
-            </w:r>
-            <w:proofErr w:type="spellStart"/>
-            <w:r>
-              <w:rPr>
-                <w:rFonts w:ascii="Bookman Old Style" w:eastAsia="Bookman Old Style" w:hAnsi="Bookman Old Style" w:cs="Bookman Old Style"/>
-                <w:sz w:val="24"/>
-                <w:szCs w:val="24"/>
-              </w:rPr>
-              <w:t>Nuraliyah</w:t>
-            </w:r>
-            <w:proofErr w:type="spellEnd"/>
-            <w:r>
-              <w:rPr>
-                <w:rFonts w:ascii="Bookman Old Style" w:eastAsia="Bookman Old Style" w:hAnsi="Bookman Old Style" w:cs="Bookman Old Style"/>
-                <w:sz w:val="24"/>
-                <w:szCs w:val="24"/>
-              </w:rPr>
-              <w:t>)</w:t>
+              <w:t>(Nuraliyah)</w:t>
             </w:r>
           </w:p>
         </w:tc>
@@ -7020,23 +4926,13 @@
           <w:szCs w:val="24"/>
         </w:rPr>
       </w:pPr>
-      <w:proofErr w:type="spellStart"/>
-      <w:r>
-        <w:rPr>
-          <w:rFonts w:ascii="Bookman Old Style" w:eastAsia="Bookman Old Style" w:hAnsi="Bookman Old Style" w:cs="Bookman Old Style"/>
-          <w:sz w:val="24"/>
-          <w:szCs w:val="24"/>
-        </w:rPr>
-        <w:t>Menyetujui</w:t>
-      </w:r>
-      <w:proofErr w:type="spellEnd"/>
-      <w:r>
-        <w:rPr>
-          <w:rFonts w:ascii="Bookman Old Style" w:eastAsia="Bookman Old Style" w:hAnsi="Bookman Old Style" w:cs="Bookman Old Style"/>
-          <w:sz w:val="24"/>
-          <w:szCs w:val="24"/>
-        </w:rPr>
-        <w:t>,</w:t>
+      <w:r>
+        <w:rPr>
+          <w:rFonts w:ascii="Bookman Old Style" w:eastAsia="Bookman Old Style" w:hAnsi="Bookman Old Style" w:cs="Bookman Old Style"/>
+          <w:sz w:val="24"/>
+          <w:szCs w:val="24"/>
+        </w:rPr>
+        <w:t>Menyetujui,</w:t>
       </w:r>
       <w:r>
         <w:rPr>
@@ -7045,53 +4941,8 @@
           <w:szCs w:val="24"/>
         </w:rPr>
         <w:br/>
-      </w:r>
-      <w:proofErr w:type="spellStart"/>
-      <w:r>
-        <w:rPr>
-          <w:rFonts w:ascii="Bookman Old Style" w:eastAsia="Bookman Old Style" w:hAnsi="Bookman Old Style" w:cs="Bookman Old Style"/>
-          <w:sz w:val="24"/>
-          <w:szCs w:val="24"/>
-        </w:rPr>
-        <w:t>Pejabat</w:t>
-      </w:r>
-      <w:proofErr w:type="spellEnd"/>
-      <w:r>
-        <w:rPr>
-          <w:rFonts w:ascii="Bookman Old Style" w:eastAsia="Bookman Old Style" w:hAnsi="Bookman Old Style" w:cs="Bookman Old Style"/>
-          <w:sz w:val="24"/>
-          <w:szCs w:val="24"/>
-        </w:rPr>
-        <w:t xml:space="preserve"> </w:t>
-      </w:r>
-      <w:proofErr w:type="spellStart"/>
-      <w:r>
-        <w:rPr>
-          <w:rFonts w:ascii="Bookman Old Style" w:eastAsia="Bookman Old Style" w:hAnsi="Bookman Old Style" w:cs="Bookman Old Style"/>
-          <w:sz w:val="24"/>
-          <w:szCs w:val="24"/>
-        </w:rPr>
-        <w:t>Pembuat</w:t>
-      </w:r>
-      <w:proofErr w:type="spellEnd"/>
-      <w:r>
-        <w:rPr>
-          <w:rFonts w:ascii="Bookman Old Style" w:eastAsia="Bookman Old Style" w:hAnsi="Bookman Old Style" w:cs="Bookman Old Style"/>
-          <w:sz w:val="24"/>
-          <w:szCs w:val="24"/>
-        </w:rPr>
-        <w:t xml:space="preserve"> </w:t>
-      </w:r>
-      <w:proofErr w:type="spellStart"/>
-      <w:r>
-        <w:rPr>
-          <w:rFonts w:ascii="Bookman Old Style" w:eastAsia="Bookman Old Style" w:hAnsi="Bookman Old Style" w:cs="Bookman Old Style"/>
-          <w:sz w:val="24"/>
-          <w:szCs w:val="24"/>
-        </w:rPr>
-        <w:t>Komitmen</w:t>
-      </w:r>
-      <w:proofErr w:type="spellEnd"/>
+        <w:t>Pejabat Pembuat Komitmen</w:t>
+      </w:r>
     </w:p>
     <w:p>
       <w:pPr>
@@ -8049,47 +5900,7 @@
           <w:szCs w:val="24"/>
           <w:lang w:val="en"/>
         </w:rPr>
-        <w:t xml:space="preserve">Dengan </w:t>
-      </w:r>
-      <w:proofErr w:type="spellStart"/>
-      <w:r>
-        <w:rPr>
-          <w:rFonts w:ascii="Bookman Old Style" w:eastAsia="Bookman Old Style" w:hAnsi="Bookman Old Style" w:cs="Bookman Old Style"/>
-          <w:sz w:val="24"/>
-          <w:szCs w:val="24"/>
-          <w:lang w:val="en"/>
-        </w:rPr>
-        <w:t>ini</w:t>
-      </w:r>
-      <w:proofErr w:type="spellEnd"/>
-      <w:r>
-        <w:rPr>
-          <w:rFonts w:ascii="Bookman Old Style" w:eastAsia="Bookman Old Style" w:hAnsi="Bookman Old Style" w:cs="Bookman Old Style"/>
-          <w:sz w:val="24"/>
-          <w:szCs w:val="24"/>
-          <w:lang w:val="en"/>
-        </w:rPr>
-        <w:t xml:space="preserve"> </w:t>
-      </w:r>
-      <w:proofErr w:type="spellStart"/>
-      <w:r>
-        <w:rPr>
-          <w:rFonts w:ascii="Bookman Old Style" w:eastAsia="Bookman Old Style" w:hAnsi="Bookman Old Style" w:cs="Bookman Old Style"/>
-          <w:sz w:val="24"/>
-          <w:szCs w:val="24"/>
-          <w:lang w:val="en"/>
-        </w:rPr>
-        <w:t>menyatakan</w:t>
-      </w:r>
-      <w:proofErr w:type="spellEnd"/>
-      <w:r>
-        <w:rPr>
-          <w:rFonts w:ascii="Bookman Old Style" w:eastAsia="Bookman Old Style" w:hAnsi="Bookman Old Style" w:cs="Bookman Old Style"/>
-          <w:sz w:val="24"/>
-          <w:szCs w:val="24"/>
-          <w:lang w:val="en"/>
-        </w:rPr>
-        <w:t xml:space="preserve">:  </w:t>
+        <w:t xml:space="preserve">Dengan ini menyatakan:  </w:t>
       </w:r>
     </w:p>
     <w:p>
@@ -8127,9 +5938,80 @@
           <w:szCs w:val="24"/>
           <w:lang w:val="en"/>
         </w:rPr>
+        <w:t xml:space="preserve"> telah melaksanakan seluruh pekerjaan Pendataan Lapangan Sensus Ekonomi 2026 pada Badan Pusat Statistik </w:t>
+      </w:r>
+      <w:r>
+        <w:rPr>
+          <w:rFonts w:ascii="Bookman Old Style" w:eastAsia="Bookman Old Style" w:hAnsi="Bookman Old Style" w:cs="Bookman Old Style"/>
+          <w:sz w:val="24"/>
+          <w:szCs w:val="24"/>
+          <w:lang w:val="en"/>
+        </w:rPr>
+        <w:t>Kota Jakarta Timur</w:t>
+      </w:r>
+      <w:r>
+        <w:rPr>
+          <w:rFonts w:ascii="Bookman Old Style" w:eastAsia="Bookman Old Style" w:hAnsi="Bookman Old Style" w:cs="Bookman Old Style"/>
+          <w:sz w:val="24"/>
+          <w:szCs w:val="24"/>
+          <w:lang w:val="en"/>
+        </w:rPr>
+        <w:t xml:space="preserve"> berdasarkan Perjanjian Kerja Nomor: </w:t>
+      </w:r>
+      <w:r>
+        <w:rPr>
+          <w:rFonts w:ascii="Bookman Old Style" w:eastAsia="Bookman Old Style" w:hAnsi="Bookman Old Style" w:cs="Bookman Old Style"/>
+          <w:sz w:val="24"/>
+          <w:szCs w:val="24"/>
+          <w:lang w:val="en"/>
+        </w:rPr>
+        <w:t>{n</w:t>
+      </w:r>
+      <w:r>
+        <w:rPr>
+          <w:rFonts w:ascii="Bookman Old Style" w:eastAsia="Bookman Old Style" w:hAnsi="Bookman Old Style" w:cs="Bookman Old Style"/>
+          <w:sz w:val="24"/>
+          <w:szCs w:val="24"/>
+          <w:lang w:val="en"/>
+        </w:rPr>
+        <w:t>omor_spk</w:t>
+      </w:r>
+      <w:r>
+        <w:rPr>
+          <w:rFonts w:ascii="Bookman Old Style" w:eastAsia="Bookman Old Style" w:hAnsi="Bookman Old Style" w:cs="Bookman Old Style"/>
+          <w:sz w:val="24"/>
+          <w:szCs w:val="24"/>
+          <w:lang w:val="en"/>
+        </w:rPr>
+        <w:t>}</w:t>
+      </w:r>
+      <w:r>
+        <w:rPr>
+          <w:rFonts w:ascii="Bookman Old Style" w:eastAsia="Bookman Old Style" w:hAnsi="Bookman Old Style" w:cs="Bookman Old Style"/>
+          <w:sz w:val="24"/>
+          <w:szCs w:val="24"/>
+          <w:lang w:val="en"/>
+        </w:rPr>
+        <w:t>, sesuai dengan target pekerjaan yang ditetapkan sebesar</w:t>
+      </w:r>
+      <w:r>
+        <w:rPr>
+          <w:rFonts w:ascii="Bookman Old Style" w:eastAsia="Bookman Old Style" w:hAnsi="Bookman Old Style" w:cs="Bookman Old Style"/>
+          <w:sz w:val="24"/>
+          <w:szCs w:val="24"/>
+          <w:lang w:val="en"/>
+        </w:rPr>
+        <w:t xml:space="preserve"> {sls_ongoing}</w:t>
+      </w:r>
+      <w:r>
+        <w:rPr>
+          <w:rFonts w:ascii="Bookman Old Style" w:eastAsia="Bookman Old Style" w:hAnsi="Bookman Old Style" w:cs="Bookman Old Style"/>
+          <w:sz w:val="24"/>
+          <w:szCs w:val="24"/>
+          <w:lang w:val="en"/>
+        </w:rPr>
         <w:t xml:space="preserve"> </w:t>
       </w:r>
-      <w:proofErr w:type="spellStart"/>
       <w:r>
         <w:rPr>
           <w:rFonts w:ascii="Bookman Old Style" w:eastAsia="Bookman Old Style" w:hAnsi="Bookman Old Style" w:cs="Bookman Old Style"/>
@@ -8137,520 +6019,7 @@
           <w:szCs w:val="24"/>
           <w:lang w:val="en"/>
         </w:rPr>
-        <w:t>telah</w:t>
-      </w:r>
-      <w:proofErr w:type="spellEnd"/>
-      <w:r>
-        <w:rPr>
-          <w:rFonts w:ascii="Bookman Old Style" w:eastAsia="Bookman Old Style" w:hAnsi="Bookman Old Style" w:cs="Bookman Old Style"/>
-          <w:sz w:val="24"/>
-          <w:szCs w:val="24"/>
-          <w:lang w:val="en"/>
-        </w:rPr>
-        <w:t xml:space="preserve"> </w:t>
-      </w:r>
-      <w:proofErr w:type="spellStart"/>
-      <w:r>
-        <w:rPr>
-          <w:rFonts w:ascii="Bookman Old Style" w:eastAsia="Bookman Old Style" w:hAnsi="Bookman Old Style" w:cs="Bookman Old Style"/>
-          <w:sz w:val="24"/>
-          <w:szCs w:val="24"/>
-          <w:lang w:val="en"/>
-        </w:rPr>
-        <w:t>melaksanakan</w:t>
-      </w:r>
-      <w:proofErr w:type="spellEnd"/>
-      <w:r>
-        <w:rPr>
-          <w:rFonts w:ascii="Bookman Old Style" w:eastAsia="Bookman Old Style" w:hAnsi="Bookman Old Style" w:cs="Bookman Old Style"/>
-          <w:sz w:val="24"/>
-          <w:szCs w:val="24"/>
-          <w:lang w:val="en"/>
-        </w:rPr>
-        <w:t xml:space="preserve"> </w:t>
-      </w:r>
-      <w:proofErr w:type="spellStart"/>
-      <w:r>
-        <w:rPr>
-          <w:rFonts w:ascii="Bookman Old Style" w:eastAsia="Bookman Old Style" w:hAnsi="Bookman Old Style" w:cs="Bookman Old Style"/>
-          <w:sz w:val="24"/>
-          <w:szCs w:val="24"/>
-          <w:lang w:val="en"/>
-        </w:rPr>
-        <w:t>seluruh</w:t>
-      </w:r>
-      <w:proofErr w:type="spellEnd"/>
-      <w:r>
-        <w:rPr>
-          <w:rFonts w:ascii="Bookman Old Style" w:eastAsia="Bookman Old Style" w:hAnsi="Bookman Old Style" w:cs="Bookman Old Style"/>
-          <w:sz w:val="24"/>
-          <w:szCs w:val="24"/>
-          <w:lang w:val="en"/>
-        </w:rPr>
-        <w:t xml:space="preserve"> </w:t>
-      </w:r>
-      <w:proofErr w:type="spellStart"/>
-      <w:r>
-        <w:rPr>
-          <w:rFonts w:ascii="Bookman Old Style" w:eastAsia="Bookman Old Style" w:hAnsi="Bookman Old Style" w:cs="Bookman Old Style"/>
-          <w:sz w:val="24"/>
-          <w:szCs w:val="24"/>
-          <w:lang w:val="en"/>
-        </w:rPr>
-        <w:t>pekerjaan</w:t>
-      </w:r>
-      <w:proofErr w:type="spellEnd"/>
-      <w:r>
-        <w:rPr>
-          <w:rFonts w:ascii="Bookman Old Style" w:eastAsia="Bookman Old Style" w:hAnsi="Bookman Old Style" w:cs="Bookman Old Style"/>
-          <w:sz w:val="24"/>
-          <w:szCs w:val="24"/>
-          <w:lang w:val="en"/>
-        </w:rPr>
-        <w:t xml:space="preserve"> </w:t>
-      </w:r>
-      <w:proofErr w:type="spellStart"/>
-      <w:r>
-        <w:rPr>
-          <w:rFonts w:ascii="Bookman Old Style" w:eastAsia="Bookman Old Style" w:hAnsi="Bookman Old Style" w:cs="Bookman Old Style"/>
-          <w:sz w:val="24"/>
-          <w:szCs w:val="24"/>
-          <w:lang w:val="en"/>
-        </w:rPr>
-        <w:t>Pendataan</w:t>
-      </w:r>
-      <w:proofErr w:type="spellEnd"/>
-      <w:r>
-        <w:rPr>
-          <w:rFonts w:ascii="Bookman Old Style" w:eastAsia="Bookman Old Style" w:hAnsi="Bookman Old Style" w:cs="Bookman Old Style"/>
-          <w:sz w:val="24"/>
-          <w:szCs w:val="24"/>
-          <w:lang w:val="en"/>
-        </w:rPr>
-        <w:t xml:space="preserve"> Lapangan Sensus Ekonomi 2026 pada Badan Pusat </w:t>
-      </w:r>
-      <w:proofErr w:type="spellStart"/>
-      <w:r>
-        <w:rPr>
-          <w:rFonts w:ascii="Bookman Old Style" w:eastAsia="Bookman Old Style" w:hAnsi="Bookman Old Style" w:cs="Bookman Old Style"/>
-          <w:sz w:val="24"/>
-          <w:szCs w:val="24"/>
-          <w:lang w:val="en"/>
-        </w:rPr>
-        <w:t>Statistik</w:t>
-      </w:r>
-      <w:proofErr w:type="spellEnd"/>
-      <w:r>
-        <w:rPr>
-          <w:rFonts w:ascii="Bookman Old Style" w:eastAsia="Bookman Old Style" w:hAnsi="Bookman Old Style" w:cs="Bookman Old Style"/>
-          <w:sz w:val="24"/>
-          <w:szCs w:val="24"/>
-          <w:lang w:val="en"/>
-        </w:rPr>
-        <w:t xml:space="preserve"> </w:t>
-      </w:r>
-      <w:r>
-        <w:rPr>
-          <w:rFonts w:ascii="Bookman Old Style" w:eastAsia="Bookman Old Style" w:hAnsi="Bookman Old Style" w:cs="Bookman Old Style"/>
-          <w:sz w:val="24"/>
-          <w:szCs w:val="24"/>
-          <w:lang w:val="en"/>
-        </w:rPr>
-        <w:t>Kota Jakarta Timur</w:t>
-      </w:r>
-      <w:r>
-        <w:rPr>
-          <w:rFonts w:ascii="Bookman Old Style" w:eastAsia="Bookman Old Style" w:hAnsi="Bookman Old Style" w:cs="Bookman Old Style"/>
-          <w:sz w:val="24"/>
-          <w:szCs w:val="24"/>
-          <w:lang w:val="en"/>
-        </w:rPr>
-        <w:t xml:space="preserve"> </w:t>
-      </w:r>
-      <w:proofErr w:type="spellStart"/>
-      <w:r>
-        <w:rPr>
-          <w:rFonts w:ascii="Bookman Old Style" w:eastAsia="Bookman Old Style" w:hAnsi="Bookman Old Style" w:cs="Bookman Old Style"/>
-          <w:sz w:val="24"/>
-          <w:szCs w:val="24"/>
-          <w:lang w:val="en"/>
-        </w:rPr>
-        <w:t>berdasarkan</w:t>
-      </w:r>
-      <w:proofErr w:type="spellEnd"/>
-      <w:r>
-        <w:rPr>
-          <w:rFonts w:ascii="Bookman Old Style" w:eastAsia="Bookman Old Style" w:hAnsi="Bookman Old Style" w:cs="Bookman Old Style"/>
-          <w:sz w:val="24"/>
-          <w:szCs w:val="24"/>
-          <w:lang w:val="en"/>
-        </w:rPr>
-        <w:t xml:space="preserve"> </w:t>
-      </w:r>
-      <w:proofErr w:type="spellStart"/>
-      <w:r>
-        <w:rPr>
-          <w:rFonts w:ascii="Bookman Old Style" w:eastAsia="Bookman Old Style" w:hAnsi="Bookman Old Style" w:cs="Bookman Old Style"/>
-          <w:sz w:val="24"/>
-          <w:szCs w:val="24"/>
-          <w:lang w:val="en"/>
-        </w:rPr>
-        <w:t>Perjanjian</w:t>
-      </w:r>
-      <w:proofErr w:type="spellEnd"/>
-      <w:r>
-        <w:rPr>
-          <w:rFonts w:ascii="Bookman Old Style" w:eastAsia="Bookman Old Style" w:hAnsi="Bookman Old Style" w:cs="Bookman Old Style"/>
-          <w:sz w:val="24"/>
-          <w:szCs w:val="24"/>
-          <w:lang w:val="en"/>
-        </w:rPr>
-        <w:t xml:space="preserve"> </w:t>
-      </w:r>
-      <w:proofErr w:type="spellStart"/>
-      <w:r>
-        <w:rPr>
-          <w:rFonts w:ascii="Bookman Old Style" w:eastAsia="Bookman Old Style" w:hAnsi="Bookman Old Style" w:cs="Bookman Old Style"/>
-          <w:sz w:val="24"/>
-          <w:szCs w:val="24"/>
-          <w:lang w:val="en"/>
-        </w:rPr>
-        <w:t>Kerja</w:t>
-      </w:r>
-      <w:proofErr w:type="spellEnd"/>
-      <w:r>
-        <w:rPr>
-          <w:rFonts w:ascii="Bookman Old Style" w:eastAsia="Bookman Old Style" w:hAnsi="Bookman Old Style" w:cs="Bookman Old Style"/>
-          <w:sz w:val="24"/>
-          <w:szCs w:val="24"/>
-          <w:lang w:val="en"/>
-        </w:rPr>
-        <w:t xml:space="preserve"> Nomor: </w:t>
-      </w:r>
-      <w:r>
-        <w:rPr>
-          <w:rFonts w:ascii="Bookman Old Style" w:eastAsia="Bookman Old Style" w:hAnsi="Bookman Old Style" w:cs="Bookman Old Style"/>
-          <w:sz w:val="24"/>
-          <w:szCs w:val="24"/>
-          <w:lang w:val="en"/>
-        </w:rPr>
-        <w:t>{</w:t>
-      </w:r>
-      <w:proofErr w:type="spellStart"/>
-      <w:r>
-        <w:rPr>
-          <w:rFonts w:ascii="Bookman Old Style" w:eastAsia="Bookman Old Style" w:hAnsi="Bookman Old Style" w:cs="Bookman Old Style"/>
-          <w:sz w:val="24"/>
-          <w:szCs w:val="24"/>
-          <w:lang w:val="en"/>
-        </w:rPr>
-        <w:t>n</w:t>
-      </w:r>
-      <w:r>
-        <w:rPr>
-          <w:rFonts w:ascii="Bookman Old Style" w:eastAsia="Bookman Old Style" w:hAnsi="Bookman Old Style" w:cs="Bookman Old Style"/>
-          <w:sz w:val="24"/>
-          <w:szCs w:val="24"/>
-          <w:lang w:val="en"/>
-        </w:rPr>
-        <w:t>omor_spk</w:t>
-      </w:r>
-      <w:proofErr w:type="spellEnd"/>
-      <w:r>
-        <w:rPr>
-          <w:rFonts w:ascii="Bookman Old Style" w:eastAsia="Bookman Old Style" w:hAnsi="Bookman Old Style" w:cs="Bookman Old Style"/>
-          <w:sz w:val="24"/>
-          <w:szCs w:val="24"/>
-          <w:lang w:val="en"/>
-        </w:rPr>
-        <w:t>}</w:t>
-      </w:r>
-      <w:r>
-        <w:rPr>
-          <w:rFonts w:ascii="Bookman Old Style" w:eastAsia="Bookman Old Style" w:hAnsi="Bookman Old Style" w:cs="Bookman Old Style"/>
-          <w:sz w:val="24"/>
-          <w:szCs w:val="24"/>
-          <w:lang w:val="en"/>
-        </w:rPr>
-        <w:t xml:space="preserve">, </w:t>
-      </w:r>
-      <w:proofErr w:type="spellStart"/>
-      <w:r>
-        <w:rPr>
-          <w:rFonts w:ascii="Bookman Old Style" w:eastAsia="Bookman Old Style" w:hAnsi="Bookman Old Style" w:cs="Bookman Old Style"/>
-          <w:sz w:val="24"/>
-          <w:szCs w:val="24"/>
-          <w:lang w:val="en"/>
-        </w:rPr>
-        <w:t>sesuai</w:t>
-      </w:r>
-      <w:proofErr w:type="spellEnd"/>
-      <w:r>
-        <w:rPr>
-          <w:rFonts w:ascii="Bookman Old Style" w:eastAsia="Bookman Old Style" w:hAnsi="Bookman Old Style" w:cs="Bookman Old Style"/>
-          <w:sz w:val="24"/>
-          <w:szCs w:val="24"/>
-          <w:lang w:val="en"/>
-        </w:rPr>
-        <w:t xml:space="preserve"> </w:t>
-      </w:r>
-      <w:proofErr w:type="spellStart"/>
-      <w:r>
-        <w:rPr>
-          <w:rFonts w:ascii="Bookman Old Style" w:eastAsia="Bookman Old Style" w:hAnsi="Bookman Old Style" w:cs="Bookman Old Style"/>
-          <w:sz w:val="24"/>
-          <w:szCs w:val="24"/>
-          <w:lang w:val="en"/>
-        </w:rPr>
-        <w:t>dengan</w:t>
-      </w:r>
-      <w:proofErr w:type="spellEnd"/>
-      <w:r>
-        <w:rPr>
-          <w:rFonts w:ascii="Bookman Old Style" w:eastAsia="Bookman Old Style" w:hAnsi="Bookman Old Style" w:cs="Bookman Old Style"/>
-          <w:sz w:val="24"/>
-          <w:szCs w:val="24"/>
-          <w:lang w:val="en"/>
-        </w:rPr>
-        <w:t xml:space="preserve"> target </w:t>
-      </w:r>
-      <w:proofErr w:type="spellStart"/>
-      <w:r>
-        <w:rPr>
-          <w:rFonts w:ascii="Bookman Old Style" w:eastAsia="Bookman Old Style" w:hAnsi="Bookman Old Style" w:cs="Bookman Old Style"/>
-          <w:sz w:val="24"/>
-          <w:szCs w:val="24"/>
-          <w:lang w:val="en"/>
-        </w:rPr>
-        <w:t>pekerjaan</w:t>
-      </w:r>
-      <w:proofErr w:type="spellEnd"/>
-      <w:r>
-        <w:rPr>
-          <w:rFonts w:ascii="Bookman Old Style" w:eastAsia="Bookman Old Style" w:hAnsi="Bookman Old Style" w:cs="Bookman Old Style"/>
-          <w:sz w:val="24"/>
-          <w:szCs w:val="24"/>
-          <w:lang w:val="en"/>
-        </w:rPr>
-        <w:t xml:space="preserve"> yang </w:t>
-      </w:r>
-      <w:proofErr w:type="spellStart"/>
-      <w:r>
-        <w:rPr>
-          <w:rFonts w:ascii="Bookman Old Style" w:eastAsia="Bookman Old Style" w:hAnsi="Bookman Old Style" w:cs="Bookman Old Style"/>
-          <w:sz w:val="24"/>
-          <w:szCs w:val="24"/>
-          <w:lang w:val="en"/>
-        </w:rPr>
-        <w:t>ditetapkan</w:t>
-      </w:r>
-      <w:proofErr w:type="spellEnd"/>
-      <w:r>
-        <w:rPr>
-          <w:rFonts w:ascii="Bookman Old Style" w:eastAsia="Bookman Old Style" w:hAnsi="Bookman Old Style" w:cs="Bookman Old Style"/>
-          <w:sz w:val="24"/>
-          <w:szCs w:val="24"/>
-          <w:lang w:val="en"/>
-        </w:rPr>
-        <w:t xml:space="preserve"> </w:t>
-      </w:r>
-      <w:proofErr w:type="spellStart"/>
-      <w:r>
-        <w:rPr>
-          <w:rFonts w:ascii="Bookman Old Style" w:eastAsia="Bookman Old Style" w:hAnsi="Bookman Old Style" w:cs="Bookman Old Style"/>
-          <w:sz w:val="24"/>
-          <w:szCs w:val="24"/>
-          <w:lang w:val="en"/>
-        </w:rPr>
-        <w:t>sebesar</w:t>
-      </w:r>
-      <w:proofErr w:type="spellEnd"/>
-      <w:r>
-        <w:rPr>
-          <w:rFonts w:ascii="Bookman Old Style" w:eastAsia="Bookman Old Style" w:hAnsi="Bookman Old Style" w:cs="Bookman Old Style"/>
-          <w:sz w:val="24"/>
-          <w:szCs w:val="24"/>
-          <w:lang w:val="en"/>
-        </w:rPr>
-        <w:t xml:space="preserve"> {</w:t>
-      </w:r>
-      <w:proofErr w:type="spellStart"/>
-      <w:r>
-        <w:rPr>
-          <w:rFonts w:ascii="Bookman Old Style" w:eastAsia="Bookman Old Style" w:hAnsi="Bookman Old Style" w:cs="Bookman Old Style"/>
-          <w:sz w:val="24"/>
-          <w:szCs w:val="24"/>
-          <w:lang w:val="en"/>
-        </w:rPr>
-        <w:t>sls_ongoing</w:t>
-      </w:r>
-      <w:proofErr w:type="spellEnd"/>
-      <w:r>
-        <w:rPr>
-          <w:rFonts w:ascii="Bookman Old Style" w:eastAsia="Bookman Old Style" w:hAnsi="Bookman Old Style" w:cs="Bookman Old Style"/>
-          <w:sz w:val="24"/>
-          <w:szCs w:val="24"/>
-          <w:lang w:val="en"/>
-        </w:rPr>
-        <w:t>}</w:t>
-      </w:r>
-      <w:r>
-        <w:rPr>
-          <w:rFonts w:ascii="Bookman Old Style" w:eastAsia="Bookman Old Style" w:hAnsi="Bookman Old Style" w:cs="Bookman Old Style"/>
-          <w:sz w:val="24"/>
-          <w:szCs w:val="24"/>
-          <w:lang w:val="en"/>
-        </w:rPr>
-        <w:t xml:space="preserve"> </w:t>
-      </w:r>
-      <w:r>
-        <w:rPr>
-          <w:rFonts w:ascii="Bookman Old Style" w:eastAsia="Bookman Old Style" w:hAnsi="Bookman Old Style" w:cs="Bookman Old Style"/>
-          <w:sz w:val="24"/>
-          <w:szCs w:val="24"/>
-          <w:lang w:val="en"/>
-        </w:rPr>
-        <w:t>SLS/Sub-SLS dan/</w:t>
-      </w:r>
-      <w:proofErr w:type="spellStart"/>
-      <w:r>
-        <w:rPr>
-          <w:rFonts w:ascii="Bookman Old Style" w:eastAsia="Bookman Old Style" w:hAnsi="Bookman Old Style" w:cs="Bookman Old Style"/>
-          <w:sz w:val="24"/>
-          <w:szCs w:val="24"/>
-          <w:lang w:val="en"/>
-        </w:rPr>
-        <w:t>atau</w:t>
-      </w:r>
-      <w:proofErr w:type="spellEnd"/>
-      <w:r>
-        <w:rPr>
-          <w:rFonts w:ascii="Bookman Old Style" w:eastAsia="Bookman Old Style" w:hAnsi="Bookman Old Style" w:cs="Bookman Old Style"/>
-          <w:sz w:val="24"/>
-          <w:szCs w:val="24"/>
-          <w:lang w:val="en"/>
-        </w:rPr>
-        <w:t xml:space="preserve"> </w:t>
-      </w:r>
-      <w:proofErr w:type="spellStart"/>
-      <w:r>
-        <w:rPr>
-          <w:rFonts w:ascii="Bookman Old Style" w:eastAsia="Bookman Old Style" w:hAnsi="Bookman Old Style" w:cs="Bookman Old Style"/>
-          <w:sz w:val="24"/>
-          <w:szCs w:val="24"/>
-          <w:lang w:val="en"/>
-        </w:rPr>
-        <w:t>usaha</w:t>
-      </w:r>
-      <w:proofErr w:type="spellEnd"/>
-      <w:r>
-        <w:rPr>
-          <w:rFonts w:ascii="Bookman Old Style" w:eastAsia="Bookman Old Style" w:hAnsi="Bookman Old Style" w:cs="Bookman Old Style"/>
-          <w:sz w:val="24"/>
-          <w:szCs w:val="24"/>
-          <w:lang w:val="en"/>
-        </w:rPr>
-        <w:t xml:space="preserve"> </w:t>
-      </w:r>
-      <w:proofErr w:type="spellStart"/>
-      <w:r>
-        <w:rPr>
-          <w:rFonts w:ascii="Bookman Old Style" w:eastAsia="Bookman Old Style" w:hAnsi="Bookman Old Style" w:cs="Bookman Old Style"/>
-          <w:sz w:val="24"/>
-          <w:szCs w:val="24"/>
-          <w:lang w:val="en"/>
-        </w:rPr>
-        <w:t>besar</w:t>
-      </w:r>
-      <w:proofErr w:type="spellEnd"/>
-      <w:r>
-        <w:rPr>
-          <w:rFonts w:ascii="Bookman Old Style" w:eastAsia="Bookman Old Style" w:hAnsi="Bookman Old Style" w:cs="Bookman Old Style"/>
-          <w:sz w:val="24"/>
-          <w:szCs w:val="24"/>
-          <w:lang w:val="en"/>
-        </w:rPr>
-        <w:t xml:space="preserve"> </w:t>
-      </w:r>
-      <w:proofErr w:type="spellStart"/>
-      <w:r>
-        <w:rPr>
-          <w:rFonts w:ascii="Bookman Old Style" w:eastAsia="Bookman Old Style" w:hAnsi="Bookman Old Style" w:cs="Bookman Old Style"/>
-          <w:sz w:val="24"/>
-          <w:szCs w:val="24"/>
-          <w:lang w:val="en"/>
-        </w:rPr>
-        <w:t>selama</w:t>
-      </w:r>
-      <w:proofErr w:type="spellEnd"/>
-      <w:r>
-        <w:rPr>
-          <w:rFonts w:ascii="Bookman Old Style" w:eastAsia="Bookman Old Style" w:hAnsi="Bookman Old Style" w:cs="Bookman Old Style"/>
-          <w:sz w:val="24"/>
-          <w:szCs w:val="24"/>
-          <w:lang w:val="en"/>
-        </w:rPr>
-        <w:t xml:space="preserve"> </w:t>
-      </w:r>
-      <w:proofErr w:type="spellStart"/>
-      <w:r>
-        <w:rPr>
-          <w:rFonts w:ascii="Bookman Old Style" w:eastAsia="Bookman Old Style" w:hAnsi="Bookman Old Style" w:cs="Bookman Old Style"/>
-          <w:sz w:val="24"/>
-          <w:szCs w:val="24"/>
-          <w:lang w:val="en"/>
-        </w:rPr>
-        <w:t>pendataan</w:t>
-      </w:r>
-      <w:proofErr w:type="spellEnd"/>
-      <w:r>
-        <w:rPr>
-          <w:rFonts w:ascii="Bookman Old Style" w:eastAsia="Bookman Old Style" w:hAnsi="Bookman Old Style" w:cs="Bookman Old Style"/>
-          <w:sz w:val="24"/>
-          <w:szCs w:val="24"/>
-          <w:lang w:val="en"/>
-        </w:rPr>
-        <w:t xml:space="preserve"> 15 Juni 2026 </w:t>
-      </w:r>
-      <w:proofErr w:type="spellStart"/>
-      <w:r>
-        <w:rPr>
-          <w:rFonts w:ascii="Bookman Old Style" w:eastAsia="Bookman Old Style" w:hAnsi="Bookman Old Style" w:cs="Bookman Old Style"/>
-          <w:sz w:val="24"/>
-          <w:szCs w:val="24"/>
-          <w:lang w:val="en"/>
-        </w:rPr>
-        <w:t>sampai</w:t>
-      </w:r>
-      <w:proofErr w:type="spellEnd"/>
-      <w:r>
-        <w:rPr>
-          <w:rFonts w:ascii="Bookman Old Style" w:eastAsia="Bookman Old Style" w:hAnsi="Bookman Old Style" w:cs="Bookman Old Style"/>
-          <w:sz w:val="24"/>
-          <w:szCs w:val="24"/>
-          <w:lang w:val="en"/>
-        </w:rPr>
-        <w:t xml:space="preserve"> </w:t>
-      </w:r>
-      <w:proofErr w:type="spellStart"/>
-      <w:r>
-        <w:rPr>
-          <w:rFonts w:ascii="Bookman Old Style" w:eastAsia="Bookman Old Style" w:hAnsi="Bookman Old Style" w:cs="Bookman Old Style"/>
-          <w:sz w:val="24"/>
-          <w:szCs w:val="24"/>
-          <w:lang w:val="en"/>
-        </w:rPr>
-        <w:t>dengan</w:t>
-      </w:r>
-      <w:proofErr w:type="spellEnd"/>
-      <w:r>
-        <w:rPr>
-          <w:rFonts w:ascii="Bookman Old Style" w:eastAsia="Bookman Old Style" w:hAnsi="Bookman Old Style" w:cs="Bookman Old Style"/>
-          <w:sz w:val="24"/>
-          <w:szCs w:val="24"/>
-          <w:lang w:val="en"/>
-        </w:rPr>
-        <w:t xml:space="preserve"> 31 Agustus 2026.</w:t>
+        <w:t>SLS/Sub-SLS dan/atau usaha besar selama pendataan 15 Juni 2026 sampai dengan 31 Agustus 2026.</w:t>
       </w:r>
     </w:p>
     <w:p>
@@ -8688,287 +6057,7 @@
           <w:szCs w:val="24"/>
           <w:lang w:val="en"/>
         </w:rPr>
-        <w:t xml:space="preserve"> </w:t>
-      </w:r>
-      <w:proofErr w:type="spellStart"/>
-      <w:r>
-        <w:rPr>
-          <w:rFonts w:ascii="Bookman Old Style" w:eastAsia="Bookman Old Style" w:hAnsi="Bookman Old Style" w:cs="Bookman Old Style"/>
-          <w:sz w:val="24"/>
-          <w:szCs w:val="24"/>
-          <w:lang w:val="en"/>
-        </w:rPr>
-        <w:t>telah</w:t>
-      </w:r>
-      <w:proofErr w:type="spellEnd"/>
-      <w:r>
-        <w:rPr>
-          <w:rFonts w:ascii="Bookman Old Style" w:eastAsia="Bookman Old Style" w:hAnsi="Bookman Old Style" w:cs="Bookman Old Style"/>
-          <w:sz w:val="24"/>
-          <w:szCs w:val="24"/>
-          <w:lang w:val="en"/>
-        </w:rPr>
-        <w:t xml:space="preserve"> </w:t>
-      </w:r>
-      <w:proofErr w:type="spellStart"/>
-      <w:r>
-        <w:rPr>
-          <w:rFonts w:ascii="Bookman Old Style" w:eastAsia="Bookman Old Style" w:hAnsi="Bookman Old Style" w:cs="Bookman Old Style"/>
-          <w:sz w:val="24"/>
-          <w:szCs w:val="24"/>
-          <w:lang w:val="en"/>
-        </w:rPr>
-        <w:t>menyelesaikan</w:t>
-      </w:r>
-      <w:proofErr w:type="spellEnd"/>
-      <w:r>
-        <w:rPr>
-          <w:rFonts w:ascii="Bookman Old Style" w:eastAsia="Bookman Old Style" w:hAnsi="Bookman Old Style" w:cs="Bookman Old Style"/>
-          <w:sz w:val="24"/>
-          <w:szCs w:val="24"/>
-          <w:lang w:val="en"/>
-        </w:rPr>
-        <w:t xml:space="preserve"> </w:t>
-      </w:r>
-      <w:proofErr w:type="spellStart"/>
-      <w:r>
-        <w:rPr>
-          <w:rFonts w:ascii="Bookman Old Style" w:eastAsia="Bookman Old Style" w:hAnsi="Bookman Old Style" w:cs="Bookman Old Style"/>
-          <w:sz w:val="24"/>
-          <w:szCs w:val="24"/>
-          <w:lang w:val="en"/>
-        </w:rPr>
-        <w:t>seluruh</w:t>
-      </w:r>
-      <w:proofErr w:type="spellEnd"/>
-      <w:r>
-        <w:rPr>
-          <w:rFonts w:ascii="Bookman Old Style" w:eastAsia="Bookman Old Style" w:hAnsi="Bookman Old Style" w:cs="Bookman Old Style"/>
-          <w:sz w:val="24"/>
-          <w:szCs w:val="24"/>
-          <w:lang w:val="en"/>
-        </w:rPr>
-        <w:t xml:space="preserve"> </w:t>
-      </w:r>
-      <w:proofErr w:type="spellStart"/>
-      <w:r>
-        <w:rPr>
-          <w:rFonts w:ascii="Bookman Old Style" w:eastAsia="Bookman Old Style" w:hAnsi="Bookman Old Style" w:cs="Bookman Old Style"/>
-          <w:sz w:val="24"/>
-          <w:szCs w:val="24"/>
-          <w:lang w:val="en"/>
-        </w:rPr>
-        <w:t>pekerjaan</w:t>
-      </w:r>
-      <w:proofErr w:type="spellEnd"/>
-      <w:r>
-        <w:rPr>
-          <w:rFonts w:ascii="Bookman Old Style" w:eastAsia="Bookman Old Style" w:hAnsi="Bookman Old Style" w:cs="Bookman Old Style"/>
-          <w:sz w:val="24"/>
-          <w:szCs w:val="24"/>
-          <w:lang w:val="en"/>
-        </w:rPr>
-        <w:t xml:space="preserve"> </w:t>
-      </w:r>
-      <w:proofErr w:type="spellStart"/>
-      <w:r>
-        <w:rPr>
-          <w:rFonts w:ascii="Bookman Old Style" w:eastAsia="Bookman Old Style" w:hAnsi="Bookman Old Style" w:cs="Bookman Old Style"/>
-          <w:sz w:val="24"/>
-          <w:szCs w:val="24"/>
-          <w:lang w:val="en"/>
-        </w:rPr>
-        <w:t>Pendataan</w:t>
-      </w:r>
-      <w:proofErr w:type="spellEnd"/>
-      <w:r>
-        <w:rPr>
-          <w:rFonts w:ascii="Bookman Old Style" w:eastAsia="Bookman Old Style" w:hAnsi="Bookman Old Style" w:cs="Bookman Old Style"/>
-          <w:sz w:val="24"/>
-          <w:szCs w:val="24"/>
-          <w:lang w:val="en"/>
-        </w:rPr>
-        <w:t xml:space="preserve"> Lapangan Sensus Ekonomi 2026 </w:t>
-      </w:r>
-      <w:proofErr w:type="spellStart"/>
-      <w:r>
-        <w:rPr>
-          <w:rFonts w:ascii="Bookman Old Style" w:eastAsia="Bookman Old Style" w:hAnsi="Bookman Old Style" w:cs="Bookman Old Style"/>
-          <w:sz w:val="24"/>
-          <w:szCs w:val="24"/>
-          <w:lang w:val="en"/>
-        </w:rPr>
-        <w:t>berdasarkan</w:t>
-      </w:r>
-      <w:proofErr w:type="spellEnd"/>
-      <w:r>
-        <w:rPr>
-          <w:rFonts w:ascii="Bookman Old Style" w:eastAsia="Bookman Old Style" w:hAnsi="Bookman Old Style" w:cs="Bookman Old Style"/>
-          <w:sz w:val="24"/>
-          <w:szCs w:val="24"/>
-          <w:lang w:val="en"/>
-        </w:rPr>
-        <w:t xml:space="preserve"> </w:t>
-      </w:r>
-      <w:proofErr w:type="spellStart"/>
-      <w:r>
-        <w:rPr>
-          <w:rFonts w:ascii="Bookman Old Style" w:eastAsia="Bookman Old Style" w:hAnsi="Bookman Old Style" w:cs="Bookman Old Style"/>
-          <w:sz w:val="24"/>
-          <w:szCs w:val="24"/>
-          <w:lang w:val="en"/>
-        </w:rPr>
-        <w:t>hasil</w:t>
-      </w:r>
-      <w:proofErr w:type="spellEnd"/>
-      <w:r>
-        <w:rPr>
-          <w:rFonts w:ascii="Bookman Old Style" w:eastAsia="Bookman Old Style" w:hAnsi="Bookman Old Style" w:cs="Bookman Old Style"/>
-          <w:sz w:val="24"/>
-          <w:szCs w:val="24"/>
-          <w:lang w:val="en"/>
-        </w:rPr>
-        <w:t xml:space="preserve"> </w:t>
-      </w:r>
-      <w:proofErr w:type="spellStart"/>
-      <w:r>
-        <w:rPr>
-          <w:rFonts w:ascii="Bookman Old Style" w:eastAsia="Bookman Old Style" w:hAnsi="Bookman Old Style" w:cs="Bookman Old Style"/>
-          <w:sz w:val="24"/>
-          <w:szCs w:val="24"/>
-          <w:lang w:val="en"/>
-        </w:rPr>
-        <w:t>pemeriksaan</w:t>
-      </w:r>
-      <w:proofErr w:type="spellEnd"/>
-      <w:r>
-        <w:rPr>
-          <w:rFonts w:ascii="Bookman Old Style" w:eastAsia="Bookman Old Style" w:hAnsi="Bookman Old Style" w:cs="Bookman Old Style"/>
-          <w:sz w:val="24"/>
-          <w:szCs w:val="24"/>
-          <w:lang w:val="en"/>
-        </w:rPr>
-        <w:t xml:space="preserve"> dan </w:t>
-      </w:r>
-      <w:proofErr w:type="spellStart"/>
-      <w:r>
-        <w:rPr>
-          <w:rFonts w:ascii="Bookman Old Style" w:eastAsia="Bookman Old Style" w:hAnsi="Bookman Old Style" w:cs="Bookman Old Style"/>
-          <w:sz w:val="24"/>
-          <w:szCs w:val="24"/>
-          <w:lang w:val="en"/>
-        </w:rPr>
-        <w:t>evaluasi</w:t>
-      </w:r>
-      <w:proofErr w:type="spellEnd"/>
-      <w:r>
-        <w:rPr>
-          <w:rFonts w:ascii="Bookman Old Style" w:eastAsia="Bookman Old Style" w:hAnsi="Bookman Old Style" w:cs="Bookman Old Style"/>
-          <w:sz w:val="24"/>
-          <w:szCs w:val="24"/>
-          <w:lang w:val="en"/>
-        </w:rPr>
-        <w:t xml:space="preserve"> </w:t>
-      </w:r>
-      <w:proofErr w:type="spellStart"/>
-      <w:r>
-        <w:rPr>
-          <w:rFonts w:ascii="Bookman Old Style" w:eastAsia="Bookman Old Style" w:hAnsi="Bookman Old Style" w:cs="Bookman Old Style"/>
-          <w:sz w:val="24"/>
-          <w:szCs w:val="24"/>
-          <w:lang w:val="en"/>
-        </w:rPr>
-        <w:t>pekerjaan</w:t>
-      </w:r>
-      <w:proofErr w:type="spellEnd"/>
-      <w:r>
-        <w:rPr>
-          <w:rFonts w:ascii="Bookman Old Style" w:eastAsia="Bookman Old Style" w:hAnsi="Bookman Old Style" w:cs="Bookman Old Style"/>
-          <w:sz w:val="24"/>
-          <w:szCs w:val="24"/>
-          <w:lang w:val="en"/>
-        </w:rPr>
-        <w:t xml:space="preserve"> </w:t>
-      </w:r>
-      <w:proofErr w:type="spellStart"/>
-      <w:r>
-        <w:rPr>
-          <w:rFonts w:ascii="Bookman Old Style" w:eastAsia="Bookman Old Style" w:hAnsi="Bookman Old Style" w:cs="Bookman Old Style"/>
-          <w:sz w:val="24"/>
-          <w:szCs w:val="24"/>
-          <w:lang w:val="en"/>
-        </w:rPr>
-        <w:t>sebagaimana</w:t>
-      </w:r>
-      <w:proofErr w:type="spellEnd"/>
-      <w:r>
-        <w:rPr>
-          <w:rFonts w:ascii="Bookman Old Style" w:eastAsia="Bookman Old Style" w:hAnsi="Bookman Old Style" w:cs="Bookman Old Style"/>
-          <w:sz w:val="24"/>
-          <w:szCs w:val="24"/>
-          <w:lang w:val="en"/>
-        </w:rPr>
-        <w:t xml:space="preserve"> </w:t>
-      </w:r>
-      <w:proofErr w:type="spellStart"/>
-      <w:r>
-        <w:rPr>
-          <w:rFonts w:ascii="Bookman Old Style" w:eastAsia="Bookman Old Style" w:hAnsi="Bookman Old Style" w:cs="Bookman Old Style"/>
-          <w:sz w:val="24"/>
-          <w:szCs w:val="24"/>
-          <w:lang w:val="en"/>
-        </w:rPr>
-        <w:t>tercantum</w:t>
-      </w:r>
-      <w:proofErr w:type="spellEnd"/>
-      <w:r>
-        <w:rPr>
-          <w:rFonts w:ascii="Bookman Old Style" w:eastAsia="Bookman Old Style" w:hAnsi="Bookman Old Style" w:cs="Bookman Old Style"/>
-          <w:sz w:val="24"/>
-          <w:szCs w:val="24"/>
-          <w:lang w:val="en"/>
-        </w:rPr>
-        <w:t xml:space="preserve"> </w:t>
-      </w:r>
-      <w:proofErr w:type="spellStart"/>
-      <w:r>
-        <w:rPr>
-          <w:rFonts w:ascii="Bookman Old Style" w:eastAsia="Bookman Old Style" w:hAnsi="Bookman Old Style" w:cs="Bookman Old Style"/>
-          <w:sz w:val="24"/>
-          <w:szCs w:val="24"/>
-          <w:lang w:val="en"/>
-        </w:rPr>
-        <w:t>dalam</w:t>
-      </w:r>
-      <w:proofErr w:type="spellEnd"/>
-      <w:r>
-        <w:rPr>
-          <w:rFonts w:ascii="Bookman Old Style" w:eastAsia="Bookman Old Style" w:hAnsi="Bookman Old Style" w:cs="Bookman Old Style"/>
-          <w:sz w:val="24"/>
-          <w:szCs w:val="24"/>
-          <w:lang w:val="en"/>
-        </w:rPr>
-        <w:t xml:space="preserve"> </w:t>
-      </w:r>
-      <w:proofErr w:type="spellStart"/>
-      <w:r>
-        <w:rPr>
-          <w:rFonts w:ascii="Bookman Old Style" w:eastAsia="Bookman Old Style" w:hAnsi="Bookman Old Style" w:cs="Bookman Old Style"/>
-          <w:sz w:val="24"/>
-          <w:szCs w:val="24"/>
-          <w:lang w:val="en"/>
-        </w:rPr>
-        <w:t>lampiran</w:t>
-      </w:r>
-      <w:proofErr w:type="spellEnd"/>
-      <w:r>
-        <w:rPr>
-          <w:rFonts w:ascii="Bookman Old Style" w:eastAsia="Bookman Old Style" w:hAnsi="Bookman Old Style" w:cs="Bookman Old Style"/>
-          <w:sz w:val="24"/>
-          <w:szCs w:val="24"/>
-          <w:lang w:val="en"/>
-        </w:rPr>
-        <w:t xml:space="preserve">. </w:t>
+        <w:t xml:space="preserve"> telah menyelesaikan seluruh pekerjaan Pendataan Lapangan Sensus Ekonomi 2026 berdasarkan hasil pemeriksaan dan evaluasi pekerjaan sebagaimana tercantum dalam lampiran. </w:t>
       </w:r>
     </w:p>
     <w:p>
@@ -8995,7 +6084,6 @@
           <w:lang w:val="en"/>
         </w:rPr>
       </w:pPr>
-      <w:proofErr w:type="spellStart"/>
       <w:r>
         <w:rPr>
           <w:rFonts w:ascii="Bookman Old Style" w:eastAsia="Bookman Old Style" w:hAnsi="Bookman Old Style" w:cs="Bookman Old Style"/>
@@ -9003,77 +6091,7 @@
           <w:szCs w:val="24"/>
           <w:lang w:val="en"/>
         </w:rPr>
-        <w:t>Berdasarkan</w:t>
-      </w:r>
-      <w:proofErr w:type="spellEnd"/>
-      <w:r>
-        <w:rPr>
-          <w:rFonts w:ascii="Bookman Old Style" w:eastAsia="Bookman Old Style" w:hAnsi="Bookman Old Style" w:cs="Bookman Old Style"/>
-          <w:sz w:val="24"/>
-          <w:szCs w:val="24"/>
-          <w:lang w:val="en"/>
-        </w:rPr>
-        <w:t xml:space="preserve"> </w:t>
-      </w:r>
-      <w:proofErr w:type="spellStart"/>
-      <w:r>
-        <w:rPr>
-          <w:rFonts w:ascii="Bookman Old Style" w:eastAsia="Bookman Old Style" w:hAnsi="Bookman Old Style" w:cs="Bookman Old Style"/>
-          <w:sz w:val="24"/>
-          <w:szCs w:val="24"/>
-          <w:lang w:val="en"/>
-        </w:rPr>
-        <w:t>angka</w:t>
-      </w:r>
-      <w:proofErr w:type="spellEnd"/>
-      <w:r>
-        <w:rPr>
-          <w:rFonts w:ascii="Bookman Old Style" w:eastAsia="Bookman Old Style" w:hAnsi="Bookman Old Style" w:cs="Bookman Old Style"/>
-          <w:sz w:val="24"/>
-          <w:szCs w:val="24"/>
-          <w:lang w:val="en"/>
-        </w:rPr>
-        <w:t xml:space="preserve"> 2 </w:t>
-      </w:r>
-      <w:proofErr w:type="spellStart"/>
-      <w:r>
-        <w:rPr>
-          <w:rFonts w:ascii="Bookman Old Style" w:eastAsia="Bookman Old Style" w:hAnsi="Bookman Old Style" w:cs="Bookman Old Style"/>
-          <w:sz w:val="24"/>
-          <w:szCs w:val="24"/>
-          <w:lang w:val="en"/>
-        </w:rPr>
-        <w:t>tersebut</w:t>
-      </w:r>
-      <w:proofErr w:type="spellEnd"/>
-      <w:r>
-        <w:rPr>
-          <w:rFonts w:ascii="Bookman Old Style" w:eastAsia="Bookman Old Style" w:hAnsi="Bookman Old Style" w:cs="Bookman Old Style"/>
-          <w:sz w:val="24"/>
-          <w:szCs w:val="24"/>
-          <w:lang w:val="en"/>
-        </w:rPr>
-        <w:t xml:space="preserve"> di </w:t>
-      </w:r>
-      <w:proofErr w:type="spellStart"/>
-      <w:r>
-        <w:rPr>
-          <w:rFonts w:ascii="Bookman Old Style" w:eastAsia="Bookman Old Style" w:hAnsi="Bookman Old Style" w:cs="Bookman Old Style"/>
-          <w:sz w:val="24"/>
-          <w:szCs w:val="24"/>
-          <w:lang w:val="en"/>
-        </w:rPr>
-        <w:t>atas</w:t>
-      </w:r>
-      <w:proofErr w:type="spellEnd"/>
-      <w:r>
-        <w:rPr>
-          <w:rFonts w:ascii="Bookman Old Style" w:eastAsia="Bookman Old Style" w:hAnsi="Bookman Old Style" w:cs="Bookman Old Style"/>
-          <w:sz w:val="24"/>
-          <w:szCs w:val="24"/>
-          <w:lang w:val="en"/>
-        </w:rPr>
-        <w:t xml:space="preserve">, </w:t>
+        <w:t xml:space="preserve">Berdasarkan angka 2 tersebut di atas, </w:t>
       </w:r>
       <w:r>
         <w:rPr>
@@ -9093,127 +6111,7 @@
           <w:szCs w:val="24"/>
           <w:lang w:val="en"/>
         </w:rPr>
-        <w:t xml:space="preserve"> </w:t>
-      </w:r>
-      <w:proofErr w:type="spellStart"/>
-      <w:r>
-        <w:rPr>
-          <w:rFonts w:ascii="Bookman Old Style" w:eastAsia="Bookman Old Style" w:hAnsi="Bookman Old Style" w:cs="Bookman Old Style"/>
-          <w:sz w:val="24"/>
-          <w:szCs w:val="24"/>
-          <w:lang w:val="en"/>
-        </w:rPr>
-        <w:t>menyerahkan</w:t>
-      </w:r>
-      <w:proofErr w:type="spellEnd"/>
-      <w:r>
-        <w:rPr>
-          <w:rFonts w:ascii="Bookman Old Style" w:eastAsia="Bookman Old Style" w:hAnsi="Bookman Old Style" w:cs="Bookman Old Style"/>
-          <w:sz w:val="24"/>
-          <w:szCs w:val="24"/>
-          <w:lang w:val="en"/>
-        </w:rPr>
-        <w:t xml:space="preserve"> </w:t>
-      </w:r>
-      <w:proofErr w:type="spellStart"/>
-      <w:r>
-        <w:rPr>
-          <w:rFonts w:ascii="Bookman Old Style" w:eastAsia="Bookman Old Style" w:hAnsi="Bookman Old Style" w:cs="Bookman Old Style"/>
-          <w:sz w:val="24"/>
-          <w:szCs w:val="24"/>
-          <w:lang w:val="en"/>
-        </w:rPr>
-        <w:t>seluruh</w:t>
-      </w:r>
-      <w:proofErr w:type="spellEnd"/>
-      <w:r>
-        <w:rPr>
-          <w:rFonts w:ascii="Bookman Old Style" w:eastAsia="Bookman Old Style" w:hAnsi="Bookman Old Style" w:cs="Bookman Old Style"/>
-          <w:sz w:val="24"/>
-          <w:szCs w:val="24"/>
-          <w:lang w:val="en"/>
-        </w:rPr>
-        <w:t xml:space="preserve"> </w:t>
-      </w:r>
-      <w:proofErr w:type="spellStart"/>
-      <w:r>
-        <w:rPr>
-          <w:rFonts w:ascii="Bookman Old Style" w:eastAsia="Bookman Old Style" w:hAnsi="Bookman Old Style" w:cs="Bookman Old Style"/>
-          <w:sz w:val="24"/>
-          <w:szCs w:val="24"/>
-          <w:lang w:val="en"/>
-        </w:rPr>
-        <w:t>hasil</w:t>
-      </w:r>
-      <w:proofErr w:type="spellEnd"/>
-      <w:r>
-        <w:rPr>
-          <w:rFonts w:ascii="Bookman Old Style" w:eastAsia="Bookman Old Style" w:hAnsi="Bookman Old Style" w:cs="Bookman Old Style"/>
-          <w:sz w:val="24"/>
-          <w:szCs w:val="24"/>
-          <w:lang w:val="en"/>
-        </w:rPr>
-        <w:t xml:space="preserve"> </w:t>
-      </w:r>
-      <w:proofErr w:type="spellStart"/>
-      <w:r>
-        <w:rPr>
-          <w:rFonts w:ascii="Bookman Old Style" w:eastAsia="Bookman Old Style" w:hAnsi="Bookman Old Style" w:cs="Bookman Old Style"/>
-          <w:sz w:val="24"/>
-          <w:szCs w:val="24"/>
-          <w:lang w:val="en"/>
-        </w:rPr>
-        <w:t>pekerjaan</w:t>
-      </w:r>
-      <w:proofErr w:type="spellEnd"/>
-      <w:r>
-        <w:rPr>
-          <w:rFonts w:ascii="Bookman Old Style" w:eastAsia="Bookman Old Style" w:hAnsi="Bookman Old Style" w:cs="Bookman Old Style"/>
-          <w:sz w:val="24"/>
-          <w:szCs w:val="24"/>
-          <w:lang w:val="en"/>
-        </w:rPr>
-        <w:t xml:space="preserve"> </w:t>
-      </w:r>
-      <w:proofErr w:type="spellStart"/>
-      <w:r>
-        <w:rPr>
-          <w:rFonts w:ascii="Bookman Old Style" w:eastAsia="Bookman Old Style" w:hAnsi="Bookman Old Style" w:cs="Bookman Old Style"/>
-          <w:sz w:val="24"/>
-          <w:szCs w:val="24"/>
-          <w:lang w:val="en"/>
-        </w:rPr>
-        <w:t>Pendataan</w:t>
-      </w:r>
-      <w:proofErr w:type="spellEnd"/>
-      <w:r>
-        <w:rPr>
-          <w:rFonts w:ascii="Bookman Old Style" w:eastAsia="Bookman Old Style" w:hAnsi="Bookman Old Style" w:cs="Bookman Old Style"/>
-          <w:sz w:val="24"/>
-          <w:szCs w:val="24"/>
-          <w:lang w:val="en"/>
-        </w:rPr>
-        <w:t xml:space="preserve"> Lapangan Sensus Ekonomi 2026 </w:t>
-      </w:r>
-      <w:proofErr w:type="spellStart"/>
-      <w:r>
-        <w:rPr>
-          <w:rFonts w:ascii="Bookman Old Style" w:eastAsia="Bookman Old Style" w:hAnsi="Bookman Old Style" w:cs="Bookman Old Style"/>
-          <w:sz w:val="24"/>
-          <w:szCs w:val="24"/>
-          <w:lang w:val="en"/>
-        </w:rPr>
-        <w:t>kepada</w:t>
-      </w:r>
-      <w:proofErr w:type="spellEnd"/>
-      <w:r>
-        <w:rPr>
-          <w:rFonts w:ascii="Bookman Old Style" w:eastAsia="Bookman Old Style" w:hAnsi="Bookman Old Style" w:cs="Bookman Old Style"/>
-          <w:sz w:val="24"/>
-          <w:szCs w:val="24"/>
-          <w:lang w:val="en"/>
-        </w:rPr>
-        <w:t xml:space="preserve"> </w:t>
+        <w:t xml:space="preserve"> menyerahkan seluruh hasil pekerjaan Pendataan Lapangan Sensus Ekonomi 2026 kepada </w:t>
       </w:r>
       <w:r>
         <w:rPr>
@@ -9253,167 +6151,7 @@
           <w:szCs w:val="24"/>
           <w:lang w:val="en"/>
         </w:rPr>
-        <w:t xml:space="preserve"> </w:t>
-      </w:r>
-      <w:proofErr w:type="spellStart"/>
-      <w:r>
-        <w:rPr>
-          <w:rFonts w:ascii="Bookman Old Style" w:eastAsia="Bookman Old Style" w:hAnsi="Bookman Old Style" w:cs="Bookman Old Style"/>
-          <w:sz w:val="24"/>
-          <w:szCs w:val="24"/>
-          <w:lang w:val="en"/>
-        </w:rPr>
-        <w:t>menerima</w:t>
-      </w:r>
-      <w:proofErr w:type="spellEnd"/>
-      <w:r>
-        <w:rPr>
-          <w:rFonts w:ascii="Bookman Old Style" w:eastAsia="Bookman Old Style" w:hAnsi="Bookman Old Style" w:cs="Bookman Old Style"/>
-          <w:sz w:val="24"/>
-          <w:szCs w:val="24"/>
-          <w:lang w:val="en"/>
-        </w:rPr>
-        <w:t xml:space="preserve"> </w:t>
-      </w:r>
-      <w:proofErr w:type="spellStart"/>
-      <w:r>
-        <w:rPr>
-          <w:rFonts w:ascii="Bookman Old Style" w:eastAsia="Bookman Old Style" w:hAnsi="Bookman Old Style" w:cs="Bookman Old Style"/>
-          <w:sz w:val="24"/>
-          <w:szCs w:val="24"/>
-          <w:lang w:val="en"/>
-        </w:rPr>
-        <w:t>hasil</w:t>
-      </w:r>
-      <w:proofErr w:type="spellEnd"/>
-      <w:r>
-        <w:rPr>
-          <w:rFonts w:ascii="Bookman Old Style" w:eastAsia="Bookman Old Style" w:hAnsi="Bookman Old Style" w:cs="Bookman Old Style"/>
-          <w:sz w:val="24"/>
-          <w:szCs w:val="24"/>
-          <w:lang w:val="en"/>
-        </w:rPr>
-        <w:t xml:space="preserve"> </w:t>
-      </w:r>
-      <w:proofErr w:type="spellStart"/>
-      <w:r>
-        <w:rPr>
-          <w:rFonts w:ascii="Bookman Old Style" w:eastAsia="Bookman Old Style" w:hAnsi="Bookman Old Style" w:cs="Bookman Old Style"/>
-          <w:sz w:val="24"/>
-          <w:szCs w:val="24"/>
-          <w:lang w:val="en"/>
-        </w:rPr>
-        <w:t>pekerjaan</w:t>
-      </w:r>
-      <w:proofErr w:type="spellEnd"/>
-      <w:r>
-        <w:rPr>
-          <w:rFonts w:ascii="Bookman Old Style" w:eastAsia="Bookman Old Style" w:hAnsi="Bookman Old Style" w:cs="Bookman Old Style"/>
-          <w:sz w:val="24"/>
-          <w:szCs w:val="24"/>
-          <w:lang w:val="en"/>
-        </w:rPr>
-        <w:t xml:space="preserve"> </w:t>
-      </w:r>
-      <w:proofErr w:type="spellStart"/>
-      <w:r>
-        <w:rPr>
-          <w:rFonts w:ascii="Bookman Old Style" w:eastAsia="Bookman Old Style" w:hAnsi="Bookman Old Style" w:cs="Bookman Old Style"/>
-          <w:sz w:val="24"/>
-          <w:szCs w:val="24"/>
-          <w:lang w:val="en"/>
-        </w:rPr>
-        <w:t>tersebut</w:t>
-      </w:r>
-      <w:proofErr w:type="spellEnd"/>
-      <w:r>
-        <w:rPr>
-          <w:rFonts w:ascii="Bookman Old Style" w:eastAsia="Bookman Old Style" w:hAnsi="Bookman Old Style" w:cs="Bookman Old Style"/>
-          <w:sz w:val="24"/>
-          <w:szCs w:val="24"/>
-          <w:lang w:val="en"/>
-        </w:rPr>
-        <w:t xml:space="preserve"> yang </w:t>
-      </w:r>
-      <w:proofErr w:type="spellStart"/>
-      <w:r>
-        <w:rPr>
-          <w:rFonts w:ascii="Bookman Old Style" w:eastAsia="Bookman Old Style" w:hAnsi="Bookman Old Style" w:cs="Bookman Old Style"/>
-          <w:sz w:val="24"/>
-          <w:szCs w:val="24"/>
-          <w:lang w:val="en"/>
-        </w:rPr>
-        <w:t>telah</w:t>
-      </w:r>
-      <w:proofErr w:type="spellEnd"/>
-      <w:r>
-        <w:rPr>
-          <w:rFonts w:ascii="Bookman Old Style" w:eastAsia="Bookman Old Style" w:hAnsi="Bookman Old Style" w:cs="Bookman Old Style"/>
-          <w:sz w:val="24"/>
-          <w:szCs w:val="24"/>
-          <w:lang w:val="en"/>
-        </w:rPr>
-        <w:t xml:space="preserve"> </w:t>
-      </w:r>
-      <w:proofErr w:type="spellStart"/>
-      <w:r>
-        <w:rPr>
-          <w:rFonts w:ascii="Bookman Old Style" w:eastAsia="Bookman Old Style" w:hAnsi="Bookman Old Style" w:cs="Bookman Old Style"/>
-          <w:sz w:val="24"/>
-          <w:szCs w:val="24"/>
-          <w:lang w:val="en"/>
-        </w:rPr>
-        <w:t>sesuai</w:t>
-      </w:r>
-      <w:proofErr w:type="spellEnd"/>
-      <w:r>
-        <w:rPr>
-          <w:rFonts w:ascii="Bookman Old Style" w:eastAsia="Bookman Old Style" w:hAnsi="Bookman Old Style" w:cs="Bookman Old Style"/>
-          <w:sz w:val="24"/>
-          <w:szCs w:val="24"/>
-          <w:lang w:val="en"/>
-        </w:rPr>
-        <w:t xml:space="preserve"> </w:t>
-      </w:r>
-      <w:proofErr w:type="spellStart"/>
-      <w:r>
-        <w:rPr>
-          <w:rFonts w:ascii="Bookman Old Style" w:eastAsia="Bookman Old Style" w:hAnsi="Bookman Old Style" w:cs="Bookman Old Style"/>
-          <w:sz w:val="24"/>
-          <w:szCs w:val="24"/>
-          <w:lang w:val="en"/>
-        </w:rPr>
-        <w:t>dengan</w:t>
-      </w:r>
-      <w:proofErr w:type="spellEnd"/>
-      <w:r>
-        <w:rPr>
-          <w:rFonts w:ascii="Bookman Old Style" w:eastAsia="Bookman Old Style" w:hAnsi="Bookman Old Style" w:cs="Bookman Old Style"/>
-          <w:sz w:val="24"/>
-          <w:szCs w:val="24"/>
-          <w:lang w:val="en"/>
-        </w:rPr>
-        <w:t xml:space="preserve"> </w:t>
-      </w:r>
-      <w:proofErr w:type="spellStart"/>
-      <w:r>
-        <w:rPr>
-          <w:rFonts w:ascii="Bookman Old Style" w:eastAsia="Bookman Old Style" w:hAnsi="Bookman Old Style" w:cs="Bookman Old Style"/>
-          <w:sz w:val="24"/>
-          <w:szCs w:val="24"/>
-          <w:lang w:val="en"/>
-        </w:rPr>
-        <w:t>seharusnya</w:t>
-      </w:r>
-      <w:proofErr w:type="spellEnd"/>
-      <w:r>
-        <w:rPr>
-          <w:rFonts w:ascii="Bookman Old Style" w:eastAsia="Bookman Old Style" w:hAnsi="Bookman Old Style" w:cs="Bookman Old Style"/>
-          <w:sz w:val="24"/>
-          <w:szCs w:val="24"/>
-          <w:lang w:val="en"/>
-        </w:rPr>
-        <w:t>;</w:t>
+        <w:t xml:space="preserve"> menerima hasil pekerjaan tersebut yang telah sesuai dengan seharusnya;</w:t>
       </w:r>
     </w:p>
     <w:p>
@@ -9447,9 +6185,8 @@
           <w:szCs w:val="24"/>
           <w:lang w:val="en"/>
         </w:rPr>
-        <w:t xml:space="preserve">Hasil </w:t>
-      </w:r>
-      <w:proofErr w:type="spellStart"/>
+        <w:t xml:space="preserve">Hasil pekerjaan Pendataan Lapangan Sensus Ekonomi 2026 sebagaimana dimaksud dalam angka 3, berupa dokumen hasil Pendataan Lapangan Sensus Ekonomi 2026, sejumlah </w:t>
+      </w:r>
       <w:r>
         <w:rPr>
           <w:rFonts w:ascii="Bookman Old Style" w:eastAsia="Bookman Old Style" w:hAnsi="Bookman Old Style" w:cs="Bookman Old Style"/>
@@ -9457,9 +6194,8 @@
           <w:szCs w:val="24"/>
           <w:lang w:val="en"/>
         </w:rPr>
-        <w:t>pekerjaan</w:t>
-      </w:r>
-      <w:proofErr w:type="spellEnd"/>
+        <w:t>{sls_ongoing}</w:t>
+      </w:r>
       <w:r>
         <w:rPr>
           <w:rFonts w:ascii="Bookman Old Style" w:eastAsia="Bookman Old Style" w:hAnsi="Bookman Old Style" w:cs="Bookman Old Style"/>
@@ -9467,305 +6203,7 @@
           <w:szCs w:val="24"/>
           <w:lang w:val="en"/>
         </w:rPr>
-        <w:t xml:space="preserve"> </w:t>
-      </w:r>
-      <w:proofErr w:type="spellStart"/>
-      <w:r>
-        <w:rPr>
-          <w:rFonts w:ascii="Bookman Old Style" w:eastAsia="Bookman Old Style" w:hAnsi="Bookman Old Style" w:cs="Bookman Old Style"/>
-          <w:sz w:val="24"/>
-          <w:szCs w:val="24"/>
-          <w:lang w:val="en"/>
-        </w:rPr>
-        <w:t>Pendataan</w:t>
-      </w:r>
-      <w:proofErr w:type="spellEnd"/>
-      <w:r>
-        <w:rPr>
-          <w:rFonts w:ascii="Bookman Old Style" w:eastAsia="Bookman Old Style" w:hAnsi="Bookman Old Style" w:cs="Bookman Old Style"/>
-          <w:sz w:val="24"/>
-          <w:szCs w:val="24"/>
-          <w:lang w:val="en"/>
-        </w:rPr>
-        <w:t xml:space="preserve"> Lapangan Sensus Ekonomi 2026 </w:t>
-      </w:r>
-      <w:proofErr w:type="spellStart"/>
-      <w:r>
-        <w:rPr>
-          <w:rFonts w:ascii="Bookman Old Style" w:eastAsia="Bookman Old Style" w:hAnsi="Bookman Old Style" w:cs="Bookman Old Style"/>
-          <w:sz w:val="24"/>
-          <w:szCs w:val="24"/>
-          <w:lang w:val="en"/>
-        </w:rPr>
-        <w:t>sebagaimana</w:t>
-      </w:r>
-      <w:proofErr w:type="spellEnd"/>
-      <w:r>
-        <w:rPr>
-          <w:rFonts w:ascii="Bookman Old Style" w:eastAsia="Bookman Old Style" w:hAnsi="Bookman Old Style" w:cs="Bookman Old Style"/>
-          <w:sz w:val="24"/>
-          <w:szCs w:val="24"/>
-          <w:lang w:val="en"/>
-        </w:rPr>
-        <w:t xml:space="preserve"> </w:t>
-      </w:r>
-      <w:proofErr w:type="spellStart"/>
-      <w:r>
-        <w:rPr>
-          <w:rFonts w:ascii="Bookman Old Style" w:eastAsia="Bookman Old Style" w:hAnsi="Bookman Old Style" w:cs="Bookman Old Style"/>
-          <w:sz w:val="24"/>
-          <w:szCs w:val="24"/>
-          <w:lang w:val="en"/>
-        </w:rPr>
-        <w:t>dimaksud</w:t>
-      </w:r>
-      <w:proofErr w:type="spellEnd"/>
-      <w:r>
-        <w:rPr>
-          <w:rFonts w:ascii="Bookman Old Style" w:eastAsia="Bookman Old Style" w:hAnsi="Bookman Old Style" w:cs="Bookman Old Style"/>
-          <w:sz w:val="24"/>
-          <w:szCs w:val="24"/>
-          <w:lang w:val="en"/>
-        </w:rPr>
-        <w:t xml:space="preserve"> </w:t>
-      </w:r>
-      <w:proofErr w:type="spellStart"/>
-      <w:r>
-        <w:rPr>
-          <w:rFonts w:ascii="Bookman Old Style" w:eastAsia="Bookman Old Style" w:hAnsi="Bookman Old Style" w:cs="Bookman Old Style"/>
-          <w:sz w:val="24"/>
-          <w:szCs w:val="24"/>
-          <w:lang w:val="en"/>
-        </w:rPr>
-        <w:t>dalam</w:t>
-      </w:r>
-      <w:proofErr w:type="spellEnd"/>
-      <w:r>
-        <w:rPr>
-          <w:rFonts w:ascii="Bookman Old Style" w:eastAsia="Bookman Old Style" w:hAnsi="Bookman Old Style" w:cs="Bookman Old Style"/>
-          <w:sz w:val="24"/>
-          <w:szCs w:val="24"/>
-          <w:lang w:val="en"/>
-        </w:rPr>
-        <w:t xml:space="preserve"> </w:t>
-      </w:r>
-      <w:proofErr w:type="spellStart"/>
-      <w:r>
-        <w:rPr>
-          <w:rFonts w:ascii="Bookman Old Style" w:eastAsia="Bookman Old Style" w:hAnsi="Bookman Old Style" w:cs="Bookman Old Style"/>
-          <w:sz w:val="24"/>
-          <w:szCs w:val="24"/>
-          <w:lang w:val="en"/>
-        </w:rPr>
-        <w:t>angka</w:t>
-      </w:r>
-      <w:proofErr w:type="spellEnd"/>
-      <w:r>
-        <w:rPr>
-          <w:rFonts w:ascii="Bookman Old Style" w:eastAsia="Bookman Old Style" w:hAnsi="Bookman Old Style" w:cs="Bookman Old Style"/>
-          <w:sz w:val="24"/>
-          <w:szCs w:val="24"/>
-          <w:lang w:val="en"/>
-        </w:rPr>
-        <w:t xml:space="preserve"> 3, </w:t>
-      </w:r>
-      <w:proofErr w:type="spellStart"/>
-      <w:r>
-        <w:rPr>
-          <w:rFonts w:ascii="Bookman Old Style" w:eastAsia="Bookman Old Style" w:hAnsi="Bookman Old Style" w:cs="Bookman Old Style"/>
-          <w:sz w:val="24"/>
-          <w:szCs w:val="24"/>
-          <w:lang w:val="en"/>
-        </w:rPr>
-        <w:t>berupa</w:t>
-      </w:r>
-      <w:proofErr w:type="spellEnd"/>
-      <w:r>
-        <w:rPr>
-          <w:rFonts w:ascii="Bookman Old Style" w:eastAsia="Bookman Old Style" w:hAnsi="Bookman Old Style" w:cs="Bookman Old Style"/>
-          <w:sz w:val="24"/>
-          <w:szCs w:val="24"/>
-          <w:lang w:val="en"/>
-        </w:rPr>
-        <w:t xml:space="preserve"> </w:t>
-      </w:r>
-      <w:proofErr w:type="spellStart"/>
-      <w:r>
-        <w:rPr>
-          <w:rFonts w:ascii="Bookman Old Style" w:eastAsia="Bookman Old Style" w:hAnsi="Bookman Old Style" w:cs="Bookman Old Style"/>
-          <w:sz w:val="24"/>
-          <w:szCs w:val="24"/>
-          <w:lang w:val="en"/>
-        </w:rPr>
-        <w:t>dokumen</w:t>
-      </w:r>
-      <w:proofErr w:type="spellEnd"/>
-      <w:r>
-        <w:rPr>
-          <w:rFonts w:ascii="Bookman Old Style" w:eastAsia="Bookman Old Style" w:hAnsi="Bookman Old Style" w:cs="Bookman Old Style"/>
-          <w:sz w:val="24"/>
-          <w:szCs w:val="24"/>
-          <w:lang w:val="en"/>
-        </w:rPr>
-        <w:t xml:space="preserve"> </w:t>
-      </w:r>
-      <w:proofErr w:type="spellStart"/>
-      <w:r>
-        <w:rPr>
-          <w:rFonts w:ascii="Bookman Old Style" w:eastAsia="Bookman Old Style" w:hAnsi="Bookman Old Style" w:cs="Bookman Old Style"/>
-          <w:sz w:val="24"/>
-          <w:szCs w:val="24"/>
-          <w:lang w:val="en"/>
-        </w:rPr>
-        <w:t>hasil</w:t>
-      </w:r>
-      <w:proofErr w:type="spellEnd"/>
-      <w:r>
-        <w:rPr>
-          <w:rFonts w:ascii="Bookman Old Style" w:eastAsia="Bookman Old Style" w:hAnsi="Bookman Old Style" w:cs="Bookman Old Style"/>
-          <w:sz w:val="24"/>
-          <w:szCs w:val="24"/>
-          <w:lang w:val="en"/>
-        </w:rPr>
-        <w:t xml:space="preserve"> </w:t>
-      </w:r>
-      <w:proofErr w:type="spellStart"/>
-      <w:r>
-        <w:rPr>
-          <w:rFonts w:ascii="Bookman Old Style" w:eastAsia="Bookman Old Style" w:hAnsi="Bookman Old Style" w:cs="Bookman Old Style"/>
-          <w:sz w:val="24"/>
-          <w:szCs w:val="24"/>
-          <w:lang w:val="en"/>
-        </w:rPr>
-        <w:t>Pendataan</w:t>
-      </w:r>
-      <w:proofErr w:type="spellEnd"/>
-      <w:r>
-        <w:rPr>
-          <w:rFonts w:ascii="Bookman Old Style" w:eastAsia="Bookman Old Style" w:hAnsi="Bookman Old Style" w:cs="Bookman Old Style"/>
-          <w:sz w:val="24"/>
-          <w:szCs w:val="24"/>
-          <w:lang w:val="en"/>
-        </w:rPr>
-        <w:t xml:space="preserve"> Lapangan Sensus Ekonomi 2026, </w:t>
-      </w:r>
-      <w:proofErr w:type="spellStart"/>
-      <w:r>
-        <w:rPr>
-          <w:rFonts w:ascii="Bookman Old Style" w:eastAsia="Bookman Old Style" w:hAnsi="Bookman Old Style" w:cs="Bookman Old Style"/>
-          <w:sz w:val="24"/>
-          <w:szCs w:val="24"/>
-          <w:lang w:val="en"/>
-        </w:rPr>
-        <w:t>sejumlah</w:t>
-      </w:r>
-      <w:proofErr w:type="spellEnd"/>
-      <w:r>
-        <w:rPr>
-          <w:rFonts w:ascii="Bookman Old Style" w:eastAsia="Bookman Old Style" w:hAnsi="Bookman Old Style" w:cs="Bookman Old Style"/>
-          <w:sz w:val="24"/>
-          <w:szCs w:val="24"/>
-          <w:lang w:val="en"/>
-        </w:rPr>
-        <w:t xml:space="preserve"> </w:t>
-      </w:r>
-      <w:r>
-        <w:rPr>
-          <w:rFonts w:ascii="Bookman Old Style" w:eastAsia="Bookman Old Style" w:hAnsi="Bookman Old Style" w:cs="Bookman Old Style"/>
-          <w:sz w:val="24"/>
-          <w:szCs w:val="24"/>
-          <w:lang w:val="en"/>
-        </w:rPr>
-        <w:t>{</w:t>
-      </w:r>
-      <w:proofErr w:type="spellStart"/>
-      <w:r>
-        <w:rPr>
-          <w:rFonts w:ascii="Bookman Old Style" w:eastAsia="Bookman Old Style" w:hAnsi="Bookman Old Style" w:cs="Bookman Old Style"/>
-          <w:sz w:val="24"/>
-          <w:szCs w:val="24"/>
-          <w:lang w:val="en"/>
-        </w:rPr>
-        <w:t>sls_ongoing</w:t>
-      </w:r>
-      <w:proofErr w:type="spellEnd"/>
-      <w:r>
-        <w:rPr>
-          <w:rFonts w:ascii="Bookman Old Style" w:eastAsia="Bookman Old Style" w:hAnsi="Bookman Old Style" w:cs="Bookman Old Style"/>
-          <w:sz w:val="24"/>
-          <w:szCs w:val="24"/>
-          <w:lang w:val="en"/>
-        </w:rPr>
-        <w:t>}</w:t>
-      </w:r>
-      <w:r>
-        <w:rPr>
-          <w:rFonts w:ascii="Bookman Old Style" w:eastAsia="Bookman Old Style" w:hAnsi="Bookman Old Style" w:cs="Bookman Old Style"/>
-          <w:sz w:val="24"/>
-          <w:szCs w:val="24"/>
-          <w:lang w:val="en"/>
-        </w:rPr>
-        <w:t xml:space="preserve"> SLS/Sub-SLS dan/</w:t>
-      </w:r>
-      <w:proofErr w:type="spellStart"/>
-      <w:r>
-        <w:rPr>
-          <w:rFonts w:ascii="Bookman Old Style" w:eastAsia="Bookman Old Style" w:hAnsi="Bookman Old Style" w:cs="Bookman Old Style"/>
-          <w:sz w:val="24"/>
-          <w:szCs w:val="24"/>
-          <w:lang w:val="en"/>
-        </w:rPr>
-        <w:t>atau</w:t>
-      </w:r>
-      <w:proofErr w:type="spellEnd"/>
-      <w:r>
-        <w:rPr>
-          <w:rFonts w:ascii="Bookman Old Style" w:eastAsia="Bookman Old Style" w:hAnsi="Bookman Old Style" w:cs="Bookman Old Style"/>
-          <w:sz w:val="24"/>
-          <w:szCs w:val="24"/>
-          <w:lang w:val="en"/>
-        </w:rPr>
-        <w:t xml:space="preserve"> </w:t>
-      </w:r>
-      <w:proofErr w:type="spellStart"/>
-      <w:r>
-        <w:rPr>
-          <w:rFonts w:ascii="Bookman Old Style" w:eastAsia="Bookman Old Style" w:hAnsi="Bookman Old Style" w:cs="Bookman Old Style"/>
-          <w:sz w:val="24"/>
-          <w:szCs w:val="24"/>
-          <w:lang w:val="en"/>
-        </w:rPr>
-        <w:t>usaha</w:t>
-      </w:r>
-      <w:proofErr w:type="spellEnd"/>
-      <w:r>
-        <w:rPr>
-          <w:rFonts w:ascii="Bookman Old Style" w:eastAsia="Bookman Old Style" w:hAnsi="Bookman Old Style" w:cs="Bookman Old Style"/>
-          <w:sz w:val="24"/>
-          <w:szCs w:val="24"/>
-          <w:lang w:val="en"/>
-        </w:rPr>
-        <w:t xml:space="preserve"> </w:t>
-      </w:r>
-      <w:proofErr w:type="spellStart"/>
-      <w:r>
-        <w:rPr>
-          <w:rFonts w:ascii="Bookman Old Style" w:eastAsia="Bookman Old Style" w:hAnsi="Bookman Old Style" w:cs="Bookman Old Style"/>
-          <w:sz w:val="24"/>
-          <w:szCs w:val="24"/>
-          <w:lang w:val="en"/>
-        </w:rPr>
-        <w:t>besar</w:t>
-      </w:r>
-      <w:proofErr w:type="spellEnd"/>
-      <w:r>
-        <w:rPr>
-          <w:rFonts w:ascii="Bookman Old Style" w:eastAsia="Bookman Old Style" w:hAnsi="Bookman Old Style" w:cs="Bookman Old Style"/>
-          <w:sz w:val="24"/>
-          <w:szCs w:val="24"/>
-          <w:lang w:val="en"/>
-        </w:rPr>
-        <w:t>.</w:t>
+        <w:t xml:space="preserve"> SLS/Sub-SLS dan/atau usaha besar.</w:t>
       </w:r>
     </w:p>
     <w:p>
@@ -9799,407 +6237,7 @@
           <w:szCs w:val="24"/>
           <w:lang w:val="en"/>
         </w:rPr>
-        <w:t xml:space="preserve">Hasil </w:t>
-      </w:r>
-      <w:proofErr w:type="spellStart"/>
-      <w:r>
-        <w:rPr>
-          <w:rFonts w:ascii="Bookman Old Style" w:eastAsia="Bookman Old Style" w:hAnsi="Bookman Old Style" w:cs="Bookman Old Style"/>
-          <w:sz w:val="24"/>
-          <w:szCs w:val="24"/>
-          <w:lang w:val="en"/>
-        </w:rPr>
-        <w:t>pekerjaan</w:t>
-      </w:r>
-      <w:proofErr w:type="spellEnd"/>
-      <w:r>
-        <w:rPr>
-          <w:rFonts w:ascii="Bookman Old Style" w:eastAsia="Bookman Old Style" w:hAnsi="Bookman Old Style" w:cs="Bookman Old Style"/>
-          <w:sz w:val="24"/>
-          <w:szCs w:val="24"/>
-          <w:lang w:val="en"/>
-        </w:rPr>
-        <w:t xml:space="preserve"> </w:t>
-      </w:r>
-      <w:proofErr w:type="spellStart"/>
-      <w:r>
-        <w:rPr>
-          <w:rFonts w:ascii="Bookman Old Style" w:eastAsia="Bookman Old Style" w:hAnsi="Bookman Old Style" w:cs="Bookman Old Style"/>
-          <w:sz w:val="24"/>
-          <w:szCs w:val="24"/>
-          <w:lang w:val="en"/>
-        </w:rPr>
-        <w:t>pendataan</w:t>
-      </w:r>
-      <w:proofErr w:type="spellEnd"/>
-      <w:r>
-        <w:rPr>
-          <w:rFonts w:ascii="Bookman Old Style" w:eastAsia="Bookman Old Style" w:hAnsi="Bookman Old Style" w:cs="Bookman Old Style"/>
-          <w:sz w:val="24"/>
-          <w:szCs w:val="24"/>
-          <w:lang w:val="en"/>
-        </w:rPr>
-        <w:t xml:space="preserve"> </w:t>
-      </w:r>
-      <w:proofErr w:type="spellStart"/>
-      <w:r>
-        <w:rPr>
-          <w:rFonts w:ascii="Bookman Old Style" w:eastAsia="Bookman Old Style" w:hAnsi="Bookman Old Style" w:cs="Bookman Old Style"/>
-          <w:sz w:val="24"/>
-          <w:szCs w:val="24"/>
-          <w:lang w:val="en"/>
-        </w:rPr>
-        <w:t>sebagaimana</w:t>
-      </w:r>
-      <w:proofErr w:type="spellEnd"/>
-      <w:r>
-        <w:rPr>
-          <w:rFonts w:ascii="Bookman Old Style" w:eastAsia="Bookman Old Style" w:hAnsi="Bookman Old Style" w:cs="Bookman Old Style"/>
-          <w:sz w:val="24"/>
-          <w:szCs w:val="24"/>
-          <w:lang w:val="en"/>
-        </w:rPr>
-        <w:t xml:space="preserve"> </w:t>
-      </w:r>
-      <w:proofErr w:type="spellStart"/>
-      <w:r>
-        <w:rPr>
-          <w:rFonts w:ascii="Bookman Old Style" w:eastAsia="Bookman Old Style" w:hAnsi="Bookman Old Style" w:cs="Bookman Old Style"/>
-          <w:sz w:val="24"/>
-          <w:szCs w:val="24"/>
-          <w:lang w:val="en"/>
-        </w:rPr>
-        <w:t>dimaksud</w:t>
-      </w:r>
-      <w:proofErr w:type="spellEnd"/>
-      <w:r>
-        <w:rPr>
-          <w:rFonts w:ascii="Bookman Old Style" w:eastAsia="Bookman Old Style" w:hAnsi="Bookman Old Style" w:cs="Bookman Old Style"/>
-          <w:sz w:val="24"/>
-          <w:szCs w:val="24"/>
-          <w:lang w:val="en"/>
-        </w:rPr>
-        <w:t xml:space="preserve"> pada </w:t>
-      </w:r>
-      <w:proofErr w:type="spellStart"/>
-      <w:r>
-        <w:rPr>
-          <w:rFonts w:ascii="Bookman Old Style" w:eastAsia="Bookman Old Style" w:hAnsi="Bookman Old Style" w:cs="Bookman Old Style"/>
-          <w:sz w:val="24"/>
-          <w:szCs w:val="24"/>
-          <w:lang w:val="en"/>
-        </w:rPr>
-        <w:t>angka</w:t>
-      </w:r>
-      <w:proofErr w:type="spellEnd"/>
-      <w:r>
-        <w:rPr>
-          <w:rFonts w:ascii="Bookman Old Style" w:eastAsia="Bookman Old Style" w:hAnsi="Bookman Old Style" w:cs="Bookman Old Style"/>
-          <w:sz w:val="24"/>
-          <w:szCs w:val="24"/>
-          <w:lang w:val="en"/>
-        </w:rPr>
-        <w:t xml:space="preserve"> 4 yang </w:t>
-      </w:r>
-      <w:proofErr w:type="spellStart"/>
-      <w:r>
-        <w:rPr>
-          <w:rFonts w:ascii="Bookman Old Style" w:eastAsia="Bookman Old Style" w:hAnsi="Bookman Old Style" w:cs="Bookman Old Style"/>
-          <w:sz w:val="24"/>
-          <w:szCs w:val="24"/>
-          <w:lang w:val="en"/>
-        </w:rPr>
-        <w:t>memerlukan</w:t>
-      </w:r>
-      <w:proofErr w:type="spellEnd"/>
-      <w:r>
-        <w:rPr>
-          <w:rFonts w:ascii="Bookman Old Style" w:eastAsia="Bookman Old Style" w:hAnsi="Bookman Old Style" w:cs="Bookman Old Style"/>
-          <w:sz w:val="24"/>
-          <w:szCs w:val="24"/>
-          <w:lang w:val="en"/>
-        </w:rPr>
-        <w:t xml:space="preserve"> </w:t>
-      </w:r>
-      <w:proofErr w:type="spellStart"/>
-      <w:r>
-        <w:rPr>
-          <w:rFonts w:ascii="Bookman Old Style" w:eastAsia="Bookman Old Style" w:hAnsi="Bookman Old Style" w:cs="Bookman Old Style"/>
-          <w:sz w:val="24"/>
-          <w:szCs w:val="24"/>
-          <w:lang w:val="en"/>
-        </w:rPr>
-        <w:t>pemeriksaan</w:t>
-      </w:r>
-      <w:proofErr w:type="spellEnd"/>
-      <w:r>
-        <w:rPr>
-          <w:rFonts w:ascii="Bookman Old Style" w:eastAsia="Bookman Old Style" w:hAnsi="Bookman Old Style" w:cs="Bookman Old Style"/>
-          <w:sz w:val="24"/>
-          <w:szCs w:val="24"/>
-          <w:lang w:val="en"/>
-        </w:rPr>
-        <w:t xml:space="preserve"> </w:t>
-      </w:r>
-      <w:proofErr w:type="spellStart"/>
-      <w:r>
-        <w:rPr>
-          <w:rFonts w:ascii="Bookman Old Style" w:eastAsia="Bookman Old Style" w:hAnsi="Bookman Old Style" w:cs="Bookman Old Style"/>
-          <w:sz w:val="24"/>
-          <w:szCs w:val="24"/>
-          <w:lang w:val="en"/>
-        </w:rPr>
-        <w:t>lanjutan</w:t>
-      </w:r>
-      <w:proofErr w:type="spellEnd"/>
-      <w:r>
-        <w:rPr>
-          <w:rFonts w:ascii="Bookman Old Style" w:eastAsia="Bookman Old Style" w:hAnsi="Bookman Old Style" w:cs="Bookman Old Style"/>
-          <w:sz w:val="24"/>
-          <w:szCs w:val="24"/>
-          <w:lang w:val="en"/>
-        </w:rPr>
-        <w:t xml:space="preserve">, </w:t>
-      </w:r>
-      <w:proofErr w:type="spellStart"/>
-      <w:r>
-        <w:rPr>
-          <w:rFonts w:ascii="Bookman Old Style" w:eastAsia="Bookman Old Style" w:hAnsi="Bookman Old Style" w:cs="Bookman Old Style"/>
-          <w:sz w:val="24"/>
-          <w:szCs w:val="24"/>
-          <w:lang w:val="en"/>
-        </w:rPr>
-        <w:t>akan</w:t>
-      </w:r>
-      <w:proofErr w:type="spellEnd"/>
-      <w:r>
-        <w:rPr>
-          <w:rFonts w:ascii="Bookman Old Style" w:eastAsia="Bookman Old Style" w:hAnsi="Bookman Old Style" w:cs="Bookman Old Style"/>
-          <w:sz w:val="24"/>
-          <w:szCs w:val="24"/>
-          <w:lang w:val="en"/>
-        </w:rPr>
-        <w:t xml:space="preserve"> </w:t>
-      </w:r>
-      <w:proofErr w:type="spellStart"/>
-      <w:r>
-        <w:rPr>
-          <w:rFonts w:ascii="Bookman Old Style" w:eastAsia="Bookman Old Style" w:hAnsi="Bookman Old Style" w:cs="Bookman Old Style"/>
-          <w:sz w:val="24"/>
-          <w:szCs w:val="24"/>
-          <w:lang w:val="en"/>
-        </w:rPr>
-        <w:t>dilakukan</w:t>
-      </w:r>
-      <w:proofErr w:type="spellEnd"/>
-      <w:r>
-        <w:rPr>
-          <w:rFonts w:ascii="Bookman Old Style" w:eastAsia="Bookman Old Style" w:hAnsi="Bookman Old Style" w:cs="Bookman Old Style"/>
-          <w:sz w:val="24"/>
-          <w:szCs w:val="24"/>
-          <w:lang w:val="en"/>
-        </w:rPr>
-        <w:t xml:space="preserve"> </w:t>
-      </w:r>
-      <w:proofErr w:type="spellStart"/>
-      <w:r>
-        <w:rPr>
-          <w:rFonts w:ascii="Bookman Old Style" w:eastAsia="Bookman Old Style" w:hAnsi="Bookman Old Style" w:cs="Bookman Old Style"/>
-          <w:sz w:val="24"/>
-          <w:szCs w:val="24"/>
-          <w:lang w:val="en"/>
-        </w:rPr>
-        <w:t>pengecekan</w:t>
-      </w:r>
-      <w:proofErr w:type="spellEnd"/>
-      <w:r>
-        <w:rPr>
-          <w:rFonts w:ascii="Bookman Old Style" w:eastAsia="Bookman Old Style" w:hAnsi="Bookman Old Style" w:cs="Bookman Old Style"/>
-          <w:sz w:val="24"/>
-          <w:szCs w:val="24"/>
-          <w:lang w:val="en"/>
-        </w:rPr>
-        <w:t xml:space="preserve">, </w:t>
-      </w:r>
-      <w:proofErr w:type="spellStart"/>
-      <w:r>
-        <w:rPr>
-          <w:rFonts w:ascii="Bookman Old Style" w:eastAsia="Bookman Old Style" w:hAnsi="Bookman Old Style" w:cs="Bookman Old Style"/>
-          <w:sz w:val="24"/>
-          <w:szCs w:val="24"/>
-          <w:lang w:val="en"/>
-        </w:rPr>
-        <w:t>perubahan</w:t>
-      </w:r>
-      <w:proofErr w:type="spellEnd"/>
-      <w:r>
-        <w:rPr>
-          <w:rFonts w:ascii="Bookman Old Style" w:eastAsia="Bookman Old Style" w:hAnsi="Bookman Old Style" w:cs="Bookman Old Style"/>
-          <w:sz w:val="24"/>
-          <w:szCs w:val="24"/>
-          <w:lang w:val="en"/>
-        </w:rPr>
-        <w:t>, dan/</w:t>
-      </w:r>
-      <w:proofErr w:type="spellStart"/>
-      <w:r>
-        <w:rPr>
-          <w:rFonts w:ascii="Bookman Old Style" w:eastAsia="Bookman Old Style" w:hAnsi="Bookman Old Style" w:cs="Bookman Old Style"/>
-          <w:sz w:val="24"/>
-          <w:szCs w:val="24"/>
-          <w:lang w:val="en"/>
-        </w:rPr>
-        <w:t>atau</w:t>
-      </w:r>
-      <w:proofErr w:type="spellEnd"/>
-      <w:r>
-        <w:rPr>
-          <w:rFonts w:ascii="Bookman Old Style" w:eastAsia="Bookman Old Style" w:hAnsi="Bookman Old Style" w:cs="Bookman Old Style"/>
-          <w:sz w:val="24"/>
-          <w:szCs w:val="24"/>
-          <w:lang w:val="en"/>
-        </w:rPr>
-        <w:t xml:space="preserve"> </w:t>
-      </w:r>
-      <w:proofErr w:type="spellStart"/>
-      <w:r>
-        <w:rPr>
-          <w:rFonts w:ascii="Bookman Old Style" w:eastAsia="Bookman Old Style" w:hAnsi="Bookman Old Style" w:cs="Bookman Old Style"/>
-          <w:sz w:val="24"/>
-          <w:szCs w:val="24"/>
-          <w:lang w:val="en"/>
-        </w:rPr>
-        <w:t>kunjungan</w:t>
-      </w:r>
-      <w:proofErr w:type="spellEnd"/>
-      <w:r>
-        <w:rPr>
-          <w:rFonts w:ascii="Bookman Old Style" w:eastAsia="Bookman Old Style" w:hAnsi="Bookman Old Style" w:cs="Bookman Old Style"/>
-          <w:sz w:val="24"/>
-          <w:szCs w:val="24"/>
-          <w:lang w:val="en"/>
-        </w:rPr>
-        <w:t xml:space="preserve"> </w:t>
-      </w:r>
-      <w:proofErr w:type="spellStart"/>
-      <w:r>
-        <w:rPr>
-          <w:rFonts w:ascii="Bookman Old Style" w:eastAsia="Bookman Old Style" w:hAnsi="Bookman Old Style" w:cs="Bookman Old Style"/>
-          <w:sz w:val="24"/>
-          <w:szCs w:val="24"/>
-          <w:lang w:val="en"/>
-        </w:rPr>
-        <w:t>kembali</w:t>
-      </w:r>
-      <w:proofErr w:type="spellEnd"/>
-      <w:r>
-        <w:rPr>
-          <w:rFonts w:ascii="Bookman Old Style" w:eastAsia="Bookman Old Style" w:hAnsi="Bookman Old Style" w:cs="Bookman Old Style"/>
-          <w:sz w:val="24"/>
-          <w:szCs w:val="24"/>
-          <w:lang w:val="en"/>
-        </w:rPr>
-        <w:t xml:space="preserve"> </w:t>
-      </w:r>
-      <w:proofErr w:type="spellStart"/>
-      <w:r>
-        <w:rPr>
-          <w:rFonts w:ascii="Bookman Old Style" w:eastAsia="Bookman Old Style" w:hAnsi="Bookman Old Style" w:cs="Bookman Old Style"/>
-          <w:sz w:val="24"/>
-          <w:szCs w:val="24"/>
-          <w:lang w:val="en"/>
-        </w:rPr>
-        <w:t>ke</w:t>
-      </w:r>
-      <w:proofErr w:type="spellEnd"/>
-      <w:r>
-        <w:rPr>
-          <w:rFonts w:ascii="Bookman Old Style" w:eastAsia="Bookman Old Style" w:hAnsi="Bookman Old Style" w:cs="Bookman Old Style"/>
-          <w:sz w:val="24"/>
-          <w:szCs w:val="24"/>
-          <w:lang w:val="en"/>
-        </w:rPr>
-        <w:t xml:space="preserve"> </w:t>
-      </w:r>
-      <w:proofErr w:type="spellStart"/>
-      <w:r>
-        <w:rPr>
-          <w:rFonts w:ascii="Bookman Old Style" w:eastAsia="Bookman Old Style" w:hAnsi="Bookman Old Style" w:cs="Bookman Old Style"/>
-          <w:sz w:val="24"/>
-          <w:szCs w:val="24"/>
-          <w:lang w:val="en"/>
-        </w:rPr>
-        <w:t>lapangan</w:t>
-      </w:r>
-      <w:proofErr w:type="spellEnd"/>
-      <w:r>
-        <w:rPr>
-          <w:rFonts w:ascii="Bookman Old Style" w:eastAsia="Bookman Old Style" w:hAnsi="Bookman Old Style" w:cs="Bookman Old Style"/>
-          <w:sz w:val="24"/>
-          <w:szCs w:val="24"/>
-          <w:lang w:val="en"/>
-        </w:rPr>
-        <w:t xml:space="preserve"> </w:t>
-      </w:r>
-      <w:proofErr w:type="spellStart"/>
-      <w:r>
-        <w:rPr>
-          <w:rFonts w:ascii="Bookman Old Style" w:eastAsia="Bookman Old Style" w:hAnsi="Bookman Old Style" w:cs="Bookman Old Style"/>
-          <w:sz w:val="24"/>
-          <w:szCs w:val="24"/>
-          <w:lang w:val="en"/>
-        </w:rPr>
-        <w:t>merujuk</w:t>
-      </w:r>
-      <w:proofErr w:type="spellEnd"/>
-      <w:r>
-        <w:rPr>
-          <w:rFonts w:ascii="Bookman Old Style" w:eastAsia="Bookman Old Style" w:hAnsi="Bookman Old Style" w:cs="Bookman Old Style"/>
-          <w:sz w:val="24"/>
-          <w:szCs w:val="24"/>
-          <w:lang w:val="en"/>
-        </w:rPr>
-        <w:t xml:space="preserve"> pada </w:t>
-      </w:r>
-      <w:proofErr w:type="spellStart"/>
-      <w:r>
-        <w:rPr>
-          <w:rFonts w:ascii="Bookman Old Style" w:eastAsia="Bookman Old Style" w:hAnsi="Bookman Old Style" w:cs="Bookman Old Style"/>
-          <w:sz w:val="24"/>
-          <w:szCs w:val="24"/>
-          <w:lang w:val="en"/>
-        </w:rPr>
-        <w:t>perjanjian</w:t>
-      </w:r>
-      <w:proofErr w:type="spellEnd"/>
-      <w:r>
-        <w:rPr>
-          <w:rFonts w:ascii="Bookman Old Style" w:eastAsia="Bookman Old Style" w:hAnsi="Bookman Old Style" w:cs="Bookman Old Style"/>
-          <w:sz w:val="24"/>
-          <w:szCs w:val="24"/>
-          <w:lang w:val="en"/>
-        </w:rPr>
-        <w:t xml:space="preserve"> yang </w:t>
-      </w:r>
-      <w:proofErr w:type="spellStart"/>
-      <w:r>
-        <w:rPr>
-          <w:rFonts w:ascii="Bookman Old Style" w:eastAsia="Bookman Old Style" w:hAnsi="Bookman Old Style" w:cs="Bookman Old Style"/>
-          <w:sz w:val="24"/>
-          <w:szCs w:val="24"/>
-          <w:lang w:val="en"/>
-        </w:rPr>
-        <w:t>ditandatangani</w:t>
-      </w:r>
-      <w:proofErr w:type="spellEnd"/>
-      <w:r>
-        <w:rPr>
-          <w:rFonts w:ascii="Bookman Old Style" w:eastAsia="Bookman Old Style" w:hAnsi="Bookman Old Style" w:cs="Bookman Old Style"/>
-          <w:sz w:val="24"/>
-          <w:szCs w:val="24"/>
-          <w:lang w:val="en"/>
-        </w:rPr>
-        <w:t xml:space="preserve"> oleh </w:t>
+        <w:t xml:space="preserve">Hasil pekerjaan pendataan sebagaimana dimaksud pada angka 4 yang memerlukan pemeriksaan lanjutan, akan dilakukan pengecekan, perubahan, dan/atau kunjungan kembali ke lapangan merujuk pada perjanjian yang ditandatangani oleh </w:t>
       </w:r>
       <w:r>
         <w:rPr>
@@ -10257,7 +6295,6 @@
         </w:rPr>
         <w:t xml:space="preserve">PIHAK KEDUA </w:t>
       </w:r>
-      <w:proofErr w:type="spellStart"/>
       <w:r>
         <w:rPr>
           <w:rFonts w:ascii="Bookman Old Style" w:eastAsia="Bookman Old Style" w:hAnsi="Bookman Old Style" w:cs="Bookman Old Style"/>
@@ -10265,37 +6302,7 @@
           <w:szCs w:val="24"/>
           <w:lang w:val="en"/>
         </w:rPr>
-        <w:t>menghapus</w:t>
-      </w:r>
-      <w:proofErr w:type="spellEnd"/>
-      <w:r>
-        <w:rPr>
-          <w:rFonts w:ascii="Bookman Old Style" w:eastAsia="Bookman Old Style" w:hAnsi="Bookman Old Style" w:cs="Bookman Old Style"/>
-          <w:sz w:val="24"/>
-          <w:szCs w:val="24"/>
-          <w:lang w:val="en"/>
-        </w:rPr>
-        <w:t xml:space="preserve"> </w:t>
-      </w:r>
-      <w:proofErr w:type="spellStart"/>
-      <w:r>
-        <w:rPr>
-          <w:rFonts w:ascii="Bookman Old Style" w:eastAsia="Bookman Old Style" w:hAnsi="Bookman Old Style" w:cs="Bookman Old Style"/>
-          <w:sz w:val="24"/>
-          <w:szCs w:val="24"/>
-          <w:lang w:val="en"/>
-        </w:rPr>
-        <w:t>Aplikasi</w:t>
-      </w:r>
-      <w:proofErr w:type="spellEnd"/>
-      <w:r>
-        <w:rPr>
-          <w:rFonts w:ascii="Bookman Old Style" w:eastAsia="Bookman Old Style" w:hAnsi="Bookman Old Style" w:cs="Bookman Old Style"/>
-          <w:sz w:val="24"/>
-          <w:szCs w:val="24"/>
-          <w:lang w:val="en"/>
-        </w:rPr>
-        <w:t xml:space="preserve"> </w:t>
+        <w:t xml:space="preserve">menghapus Aplikasi </w:t>
       </w:r>
       <w:r>
         <w:rPr>
@@ -10315,67 +6322,7 @@
           <w:szCs w:val="24"/>
           <w:lang w:val="en"/>
         </w:rPr>
-        <w:t xml:space="preserve"> dan data </w:t>
-      </w:r>
-      <w:proofErr w:type="spellStart"/>
-      <w:r>
-        <w:rPr>
-          <w:rFonts w:ascii="Bookman Old Style" w:eastAsia="Bookman Old Style" w:hAnsi="Bookman Old Style" w:cs="Bookman Old Style"/>
-          <w:sz w:val="24"/>
-          <w:szCs w:val="24"/>
-          <w:lang w:val="en"/>
-        </w:rPr>
-        <w:t>hasil</w:t>
-      </w:r>
-      <w:proofErr w:type="spellEnd"/>
-      <w:r>
-        <w:rPr>
-          <w:rFonts w:ascii="Bookman Old Style" w:eastAsia="Bookman Old Style" w:hAnsi="Bookman Old Style" w:cs="Bookman Old Style"/>
-          <w:sz w:val="24"/>
-          <w:szCs w:val="24"/>
-          <w:lang w:val="en"/>
-        </w:rPr>
-        <w:t xml:space="preserve"> </w:t>
-      </w:r>
-      <w:proofErr w:type="spellStart"/>
-      <w:r>
-        <w:rPr>
-          <w:rFonts w:ascii="Bookman Old Style" w:eastAsia="Bookman Old Style" w:hAnsi="Bookman Old Style" w:cs="Bookman Old Style"/>
-          <w:sz w:val="24"/>
-          <w:szCs w:val="24"/>
-          <w:lang w:val="en"/>
-        </w:rPr>
-        <w:t>Pendataan</w:t>
-      </w:r>
-      <w:proofErr w:type="spellEnd"/>
-      <w:r>
-        <w:rPr>
-          <w:rFonts w:ascii="Bookman Old Style" w:eastAsia="Bookman Old Style" w:hAnsi="Bookman Old Style" w:cs="Bookman Old Style"/>
-          <w:sz w:val="24"/>
-          <w:szCs w:val="24"/>
-          <w:lang w:val="en"/>
-        </w:rPr>
-        <w:t xml:space="preserve"> Lapangan Sensus Ekonomi 2026 pada </w:t>
-      </w:r>
-      <w:proofErr w:type="spellStart"/>
-      <w:r>
-        <w:rPr>
-          <w:rFonts w:ascii="Bookman Old Style" w:eastAsia="Bookman Old Style" w:hAnsi="Bookman Old Style" w:cs="Bookman Old Style"/>
-          <w:sz w:val="24"/>
-          <w:szCs w:val="24"/>
-          <w:lang w:val="en"/>
-        </w:rPr>
-        <w:t>perangkat</w:t>
-      </w:r>
-      <w:proofErr w:type="spellEnd"/>
-      <w:r>
-        <w:rPr>
-          <w:rFonts w:ascii="Bookman Old Style" w:eastAsia="Bookman Old Style" w:hAnsi="Bookman Old Style" w:cs="Bookman Old Style"/>
-          <w:sz w:val="24"/>
-          <w:szCs w:val="24"/>
-          <w:lang w:val="en"/>
-        </w:rPr>
-        <w:t xml:space="preserve"> handphone </w:t>
+        <w:t xml:space="preserve"> dan data hasil Pendataan Lapangan Sensus Ekonomi 2026 pada perangkat handphone </w:t>
       </w:r>
       <w:r>
         <w:rPr>
@@ -10395,87 +6342,7 @@
           <w:szCs w:val="24"/>
           <w:lang w:val="en"/>
         </w:rPr>
-        <w:t xml:space="preserve"> </w:t>
-      </w:r>
-      <w:proofErr w:type="spellStart"/>
-      <w:r>
-        <w:rPr>
-          <w:rFonts w:ascii="Bookman Old Style" w:eastAsia="Bookman Old Style" w:hAnsi="Bookman Old Style" w:cs="Bookman Old Style"/>
-          <w:sz w:val="24"/>
-          <w:szCs w:val="24"/>
-          <w:lang w:val="en"/>
-        </w:rPr>
-        <w:t>disaksikan</w:t>
-      </w:r>
-      <w:proofErr w:type="spellEnd"/>
-      <w:r>
-        <w:rPr>
-          <w:rFonts w:ascii="Bookman Old Style" w:eastAsia="Bookman Old Style" w:hAnsi="Bookman Old Style" w:cs="Bookman Old Style"/>
-          <w:sz w:val="24"/>
-          <w:szCs w:val="24"/>
-          <w:lang w:val="en"/>
-        </w:rPr>
-        <w:t xml:space="preserve"> oleh </w:t>
-      </w:r>
-      <w:proofErr w:type="spellStart"/>
-      <w:r>
-        <w:rPr>
-          <w:rFonts w:ascii="Bookman Old Style" w:eastAsia="Bookman Old Style" w:hAnsi="Bookman Old Style" w:cs="Bookman Old Style"/>
-          <w:sz w:val="24"/>
-          <w:szCs w:val="24"/>
-          <w:lang w:val="en"/>
-        </w:rPr>
-        <w:t>pegawai</w:t>
-      </w:r>
-      <w:proofErr w:type="spellEnd"/>
-      <w:r>
-        <w:rPr>
-          <w:rFonts w:ascii="Bookman Old Style" w:eastAsia="Bookman Old Style" w:hAnsi="Bookman Old Style" w:cs="Bookman Old Style"/>
-          <w:sz w:val="24"/>
-          <w:szCs w:val="24"/>
-          <w:lang w:val="en"/>
-        </w:rPr>
-        <w:t xml:space="preserve"> BPS </w:t>
-      </w:r>
-      <w:proofErr w:type="spellStart"/>
-      <w:r>
-        <w:rPr>
-          <w:rFonts w:ascii="Bookman Old Style" w:eastAsia="Bookman Old Style" w:hAnsi="Bookman Old Style" w:cs="Bookman Old Style"/>
-          <w:sz w:val="24"/>
-          <w:szCs w:val="24"/>
-          <w:lang w:val="en"/>
-        </w:rPr>
-        <w:t>Kabupaten</w:t>
-      </w:r>
-      <w:proofErr w:type="spellEnd"/>
-      <w:r>
-        <w:rPr>
-          <w:rFonts w:ascii="Bookman Old Style" w:eastAsia="Bookman Old Style" w:hAnsi="Bookman Old Style" w:cs="Bookman Old Style"/>
-          <w:sz w:val="24"/>
-          <w:szCs w:val="24"/>
-          <w:lang w:val="en"/>
-        </w:rPr>
-        <w:t xml:space="preserve">/Kota yang </w:t>
-      </w:r>
-      <w:proofErr w:type="spellStart"/>
-      <w:r>
-        <w:rPr>
-          <w:rFonts w:ascii="Bookman Old Style" w:eastAsia="Bookman Old Style" w:hAnsi="Bookman Old Style" w:cs="Bookman Old Style"/>
-          <w:sz w:val="24"/>
-          <w:szCs w:val="24"/>
-          <w:lang w:val="en"/>
-        </w:rPr>
-        <w:t>ditunjuk</w:t>
-      </w:r>
-      <w:proofErr w:type="spellEnd"/>
-      <w:r>
-        <w:rPr>
-          <w:rFonts w:ascii="Bookman Old Style" w:eastAsia="Bookman Old Style" w:hAnsi="Bookman Old Style" w:cs="Bookman Old Style"/>
-          <w:sz w:val="24"/>
-          <w:szCs w:val="24"/>
-          <w:lang w:val="en"/>
-        </w:rPr>
-        <w:t xml:space="preserve"> oleh </w:t>
+        <w:t xml:space="preserve"> disaksikan oleh pegawai BPS Kabupaten/Kota yang ditunjuk oleh </w:t>
       </w:r>
       <w:r>
         <w:rPr>
@@ -10722,27 +6589,7 @@
                 <w:szCs w:val="24"/>
                 <w:lang w:val="en"/>
               </w:rPr>
-              <w:t>{</w:t>
-            </w:r>
-            <w:proofErr w:type="spellStart"/>
-            <w:r>
-              <w:rPr>
-                <w:rFonts w:ascii="Bookman Old Style" w:eastAsia="Bookman Old Style" w:hAnsi="Bookman Old Style" w:cs="Bookman Old Style"/>
-                <w:sz w:val="24"/>
-                <w:szCs w:val="24"/>
-                <w:lang w:val="en"/>
-              </w:rPr>
-              <w:t>nama_petugas</w:t>
-            </w:r>
-            <w:proofErr w:type="spellEnd"/>
-            <w:r>
-              <w:rPr>
-                <w:rFonts w:ascii="Bookman Old Style" w:eastAsia="Bookman Old Style" w:hAnsi="Bookman Old Style" w:cs="Bookman Old Style"/>
-                <w:sz w:val="24"/>
-                <w:szCs w:val="24"/>
-                <w:lang w:val="en"/>
-              </w:rPr>
-              <w:t>}</w:t>
+              <w:t>{nama_petugas}</w:t>
             </w:r>
             <w:r>
               <w:rPr>
@@ -11108,7 +6955,6 @@
                 <w:lang w:val="en"/>
               </w:rPr>
             </w:pPr>
-            <w:proofErr w:type="spellStart"/>
             <w:r>
               <w:rPr>
                 <w:rFonts w:ascii="Bookman Old Style" w:eastAsia="Bookman Old Style" w:hAnsi="Bookman Old Style" w:cs="Bookman Old Style"/>
@@ -11116,29 +6962,8 @@
                 <w:szCs w:val="24"/>
                 <w:lang w:val="en"/>
               </w:rPr>
-              <w:t>Uraian</w:t>
-            </w:r>
-            <w:proofErr w:type="spellEnd"/>
-            <w:r>
-              <w:rPr>
-                <w:rFonts w:ascii="Bookman Old Style" w:eastAsia="Bookman Old Style" w:hAnsi="Bookman Old Style" w:cs="Bookman Old Style"/>
-                <w:sz w:val="24"/>
-                <w:szCs w:val="24"/>
-                <w:lang w:val="en"/>
-              </w:rPr>
-              <w:t xml:space="preserve"> </w:t>
-            </w:r>
-            <w:proofErr w:type="spellStart"/>
-            <w:r>
-              <w:rPr>
-                <w:rFonts w:ascii="Bookman Old Style" w:eastAsia="Bookman Old Style" w:hAnsi="Bookman Old Style" w:cs="Bookman Old Style"/>
-                <w:sz w:val="24"/>
-                <w:szCs w:val="24"/>
-                <w:lang w:val="en"/>
-              </w:rPr>
-              <w:t>Pekerjaan</w:t>
-            </w:r>
-            <w:proofErr w:type="spellEnd"/>
+              <w:t>Uraian Pekerjaan</w:t>
+            </w:r>
           </w:p>
         </w:tc>
         <w:tc>
@@ -11165,19 +6990,8 @@
                 <w:szCs w:val="24"/>
                 <w:lang w:val="en"/>
               </w:rPr>
-              <w:t xml:space="preserve">Waktu </w:t>
-            </w:r>
-            <w:proofErr w:type="spellStart"/>
-            <w:r>
-              <w:rPr>
-                <w:rFonts w:ascii="Bookman Old Style" w:eastAsia="Bookman Old Style" w:hAnsi="Bookman Old Style" w:cs="Bookman Old Style"/>
-                <w:sz w:val="24"/>
-                <w:szCs w:val="24"/>
-                <w:lang w:val="en"/>
-              </w:rPr>
-              <w:t>Penyelesaian</w:t>
-            </w:r>
-            <w:proofErr w:type="spellEnd"/>
+              <w:t>Waktu Penyelesaian</w:t>
+            </w:r>
           </w:p>
         </w:tc>
         <w:tc>
@@ -11204,19 +7018,8 @@
                 <w:szCs w:val="24"/>
                 <w:lang w:val="en"/>
               </w:rPr>
-              <w:t xml:space="preserve">Target </w:t>
-            </w:r>
-            <w:proofErr w:type="spellStart"/>
-            <w:r>
-              <w:rPr>
-                <w:rFonts w:ascii="Bookman Old Style" w:eastAsia="Bookman Old Style" w:hAnsi="Bookman Old Style" w:cs="Bookman Old Style"/>
-                <w:sz w:val="24"/>
-                <w:szCs w:val="24"/>
-                <w:lang w:val="en"/>
-              </w:rPr>
-              <w:t>Pekerjaan</w:t>
-            </w:r>
-            <w:proofErr w:type="spellEnd"/>
+              <w:t>Target Pekerjaan</w:t>
+            </w:r>
           </w:p>
         </w:tc>
         <w:tc>
@@ -11236,7 +7039,6 @@
                 <w:lang w:val="en"/>
               </w:rPr>
             </w:pPr>
-            <w:proofErr w:type="spellStart"/>
             <w:r>
               <w:rPr>
                 <w:rFonts w:ascii="Bookman Old Style" w:eastAsia="Bookman Old Style" w:hAnsi="Bookman Old Style" w:cs="Bookman Old Style"/>
@@ -11244,29 +7046,8 @@
                 <w:szCs w:val="24"/>
                 <w:lang w:val="en"/>
               </w:rPr>
-              <w:t>Realisasi</w:t>
-            </w:r>
-            <w:proofErr w:type="spellEnd"/>
-            <w:r>
-              <w:rPr>
-                <w:rFonts w:ascii="Bookman Old Style" w:eastAsia="Bookman Old Style" w:hAnsi="Bookman Old Style" w:cs="Bookman Old Style"/>
-                <w:sz w:val="24"/>
-                <w:szCs w:val="24"/>
-                <w:lang w:val="en"/>
-              </w:rPr>
-              <w:t xml:space="preserve"> </w:t>
-            </w:r>
-            <w:proofErr w:type="spellStart"/>
-            <w:r>
-              <w:rPr>
-                <w:rFonts w:ascii="Bookman Old Style" w:eastAsia="Bookman Old Style" w:hAnsi="Bookman Old Style" w:cs="Bookman Old Style"/>
-                <w:sz w:val="24"/>
-                <w:szCs w:val="24"/>
-                <w:lang w:val="en"/>
-              </w:rPr>
-              <w:t>Pekerjaan</w:t>
-            </w:r>
-            <w:proofErr w:type="spellEnd"/>
+              <w:t>Realisasi Pekerjaan</w:t>
+            </w:r>
           </w:p>
         </w:tc>
         <w:tc>
@@ -11293,19 +7074,8 @@
                 <w:szCs w:val="24"/>
                 <w:lang w:val="en"/>
               </w:rPr>
-              <w:t xml:space="preserve">Nilai </w:t>
-            </w:r>
-            <w:proofErr w:type="spellStart"/>
-            <w:r>
-              <w:rPr>
-                <w:rFonts w:ascii="Bookman Old Style" w:eastAsia="Bookman Old Style" w:hAnsi="Bookman Old Style" w:cs="Bookman Old Style"/>
-                <w:sz w:val="24"/>
-                <w:szCs w:val="24"/>
-                <w:lang w:val="en"/>
-              </w:rPr>
-              <w:t>Perjanjian</w:t>
-            </w:r>
-            <w:proofErr w:type="spellEnd"/>
+              <w:t>Nilai Perjanjian</w:t>
+            </w:r>
           </w:p>
         </w:tc>
       </w:tr>
@@ -11368,7 +7138,6 @@
                 <w:lang w:val="en"/>
               </w:rPr>
             </w:pPr>
-            <w:proofErr w:type="spellStart"/>
             <w:r>
               <w:rPr>
                 <w:rFonts w:ascii="Bookman Old Style" w:eastAsia="Bookman Old Style" w:hAnsi="Bookman Old Style" w:cs="Bookman Old Style"/>
@@ -11378,7 +7147,6 @@
               </w:rPr>
               <w:t>Presentase</w:t>
             </w:r>
-            <w:proofErr w:type="spellEnd"/>
           </w:p>
         </w:tc>
         <w:tc>
@@ -11854,67 +7622,7 @@
                 <w:szCs w:val="24"/>
                 <w:lang w:val="en"/>
               </w:rPr>
-              <w:t xml:space="preserve">Telah </w:t>
-            </w:r>
-            <w:proofErr w:type="spellStart"/>
-            <w:r>
-              <w:rPr>
-                <w:rFonts w:ascii="Bookman Old Style" w:eastAsia="Bookman Old Style" w:hAnsi="Bookman Old Style" w:cs="Bookman Old Style"/>
-                <w:sz w:val="24"/>
-                <w:szCs w:val="24"/>
-                <w:lang w:val="en"/>
-              </w:rPr>
-              <w:t>mencapai</w:t>
-            </w:r>
-            <w:proofErr w:type="spellEnd"/>
-            <w:r>
-              <w:rPr>
-                <w:rFonts w:ascii="Bookman Old Style" w:eastAsia="Bookman Old Style" w:hAnsi="Bookman Old Style" w:cs="Bookman Old Style"/>
-                <w:sz w:val="24"/>
-                <w:szCs w:val="24"/>
-                <w:lang w:val="en"/>
-              </w:rPr>
-              <w:t xml:space="preserve"> target </w:t>
-            </w:r>
-            <w:proofErr w:type="spellStart"/>
-            <w:r>
-              <w:rPr>
-                <w:rFonts w:ascii="Bookman Old Style" w:eastAsia="Bookman Old Style" w:hAnsi="Bookman Old Style" w:cs="Bookman Old Style"/>
-                <w:sz w:val="24"/>
-                <w:szCs w:val="24"/>
-                <w:lang w:val="en"/>
-              </w:rPr>
-              <w:t>pekerjaan</w:t>
-            </w:r>
-            <w:proofErr w:type="spellEnd"/>
-            <w:r>
-              <w:rPr>
-                <w:rFonts w:ascii="Bookman Old Style" w:eastAsia="Bookman Old Style" w:hAnsi="Bookman Old Style" w:cs="Bookman Old Style"/>
-                <w:sz w:val="24"/>
-                <w:szCs w:val="24"/>
-                <w:lang w:val="en"/>
-              </w:rPr>
-              <w:t xml:space="preserve"> </w:t>
-            </w:r>
-            <w:proofErr w:type="spellStart"/>
-            <w:r>
-              <w:rPr>
-                <w:rFonts w:ascii="Bookman Old Style" w:eastAsia="Bookman Old Style" w:hAnsi="Bookman Old Style" w:cs="Bookman Old Style"/>
-                <w:sz w:val="24"/>
-                <w:szCs w:val="24"/>
-                <w:lang w:val="en"/>
-              </w:rPr>
-              <w:t>sebesar</w:t>
-            </w:r>
-            <w:proofErr w:type="spellEnd"/>
-            <w:r>
-              <w:rPr>
-                <w:rFonts w:ascii="Bookman Old Style" w:eastAsia="Bookman Old Style" w:hAnsi="Bookman Old Style" w:cs="Bookman Old Style"/>
-                <w:sz w:val="24"/>
-                <w:szCs w:val="24"/>
-                <w:lang w:val="en"/>
-              </w:rPr>
-              <w:t xml:space="preserve"> </w:t>
+              <w:t xml:space="preserve">Telah mencapai target pekerjaan sebesar </w:t>
             </w:r>
             <w:r>
               <w:rPr>
@@ -11928,7 +7636,6 @@
               </w:rPr>
               <w:t>{</w:t>
             </w:r>
-            <w:proofErr w:type="spellStart"/>
             <w:r>
               <w:rPr>
                 <w:rFonts w:ascii="Bookman Old Style" w:eastAsia="Bookman Old Style" w:hAnsi="Bookman Old Style" w:cs="Bookman Old Style"/>
@@ -11953,7 +7660,6 @@
               </w:rPr>
               <w:t>_ongoing</w:t>
             </w:r>
-            <w:proofErr w:type="spellEnd"/>
             <w:r>
               <w:rPr>
                 <w:rFonts w:ascii="Bookman Old Style" w:eastAsia="Bookman Old Style" w:hAnsi="Bookman Old Style" w:cs="Bookman Old Style"/>
@@ -12381,7 +8087,6 @@
                 <w:lang w:val="en"/>
               </w:rPr>
             </w:pPr>
-            <w:proofErr w:type="spellStart"/>
             <w:r>
               <w:rPr>
                 <w:rFonts w:ascii="Bookman Old Style" w:eastAsia="Bookman Old Style" w:hAnsi="Bookman Old Style" w:cs="Bookman Old Style"/>
@@ -12389,17 +8094,7 @@
                 <w:szCs w:val="24"/>
                 <w:lang w:val="en"/>
               </w:rPr>
-              <w:t>Jumlah</w:t>
-            </w:r>
-            <w:proofErr w:type="spellEnd"/>
-            <w:r>
-              <w:rPr>
-                <w:rFonts w:ascii="Bookman Old Style" w:eastAsia="Bookman Old Style" w:hAnsi="Bookman Old Style" w:cs="Bookman Old Style"/>
-                <w:sz w:val="24"/>
-                <w:szCs w:val="24"/>
-                <w:lang w:val="en"/>
-              </w:rPr>
-              <w:t xml:space="preserve"> SLS/sub-SLS</w:t>
+              <w:t>Jumlah SLS/sub-SLS</w:t>
             </w:r>
           </w:p>
         </w:tc>
@@ -12547,27 +8242,7 @@
                 <w:szCs w:val="24"/>
                 <w:lang w:val="en"/>
               </w:rPr>
-              <w:t>{#</w:t>
-            </w:r>
-            <w:proofErr w:type="gramStart"/>
-            <w:r>
-              <w:rPr>
-                <w:rFonts w:ascii="Bookman Old Style" w:eastAsia="Bookman Old Style" w:hAnsi="Bookman Old Style" w:cs="Bookman Old Style"/>
-                <w:sz w:val="24"/>
-                <w:szCs w:val="24"/>
-                <w:lang w:val="en"/>
-              </w:rPr>
-              <w:t>peserta}{</w:t>
-            </w:r>
-            <w:proofErr w:type="gramEnd"/>
-            <w:r>
-              <w:rPr>
-                <w:rFonts w:ascii="Bookman Old Style" w:eastAsia="Bookman Old Style" w:hAnsi="Bookman Old Style" w:cs="Bookman Old Style"/>
-                <w:sz w:val="24"/>
-                <w:szCs w:val="24"/>
-                <w:lang w:val="en"/>
-              </w:rPr>
-              <w:t>no}</w:t>
+              <w:t>{#peserta}{no}</w:t>
             </w:r>
           </w:p>
         </w:tc>
@@ -12596,7 +8271,6 @@
               </w:rPr>
               <w:t>{</w:t>
             </w:r>
-            <w:proofErr w:type="spellStart"/>
             <w:r>
               <w:rPr>
                 <w:rFonts w:ascii="Bookman Old Style" w:eastAsia="Bookman Old Style" w:hAnsi="Bookman Old Style" w:cs="Bookman Old Style"/>
@@ -12606,7 +8280,6 @@
               </w:rPr>
               <w:t>kecamatan</w:t>
             </w:r>
-            <w:proofErr w:type="spellEnd"/>
             <w:r>
               <w:rPr>
                 <w:rFonts w:ascii="Bookman Old Style" w:eastAsia="Bookman Old Style" w:hAnsi="Bookman Old Style" w:cs="Bookman Old Style"/>
@@ -12641,27 +8314,7 @@
                 <w:szCs w:val="24"/>
                 <w:lang w:val="en"/>
               </w:rPr>
-              <w:t>{</w:t>
-            </w:r>
-            <w:proofErr w:type="spellStart"/>
-            <w:r>
-              <w:rPr>
-                <w:rFonts w:ascii="Bookman Old Style" w:eastAsia="Bookman Old Style" w:hAnsi="Bookman Old Style" w:cs="Bookman Old Style"/>
-                <w:sz w:val="24"/>
-                <w:szCs w:val="24"/>
-                <w:lang w:val="en"/>
-              </w:rPr>
-              <w:t>kelurahan</w:t>
-            </w:r>
-            <w:proofErr w:type="spellEnd"/>
-            <w:r>
-              <w:rPr>
-                <w:rFonts w:ascii="Bookman Old Style" w:eastAsia="Bookman Old Style" w:hAnsi="Bookman Old Style" w:cs="Bookman Old Style"/>
-                <w:sz w:val="24"/>
-                <w:szCs w:val="24"/>
-                <w:lang w:val="en"/>
-              </w:rPr>
-              <w:t>}</w:t>
+              <w:t>{kelurahan}</w:t>
             </w:r>
           </w:p>
         </w:tc>
@@ -12690,7 +8343,6 @@
               </w:rPr>
               <w:t>{</w:t>
             </w:r>
-            <w:proofErr w:type="spellStart"/>
             <w:r>
               <w:rPr>
                 <w:rFonts w:ascii="Bookman Old Style" w:eastAsia="Bookman Old Style" w:hAnsi="Bookman Old Style" w:cs="Bookman Old Style"/>
@@ -12700,7 +8352,6 @@
               </w:rPr>
               <w:t>jumlah</w:t>
             </w:r>
-            <w:proofErr w:type="spellEnd"/>
             <w:r>
               <w:rPr>
                 <w:rFonts w:ascii="Bookman Old Style" w:eastAsia="Bookman Old Style" w:hAnsi="Bookman Old Style" w:cs="Bookman Old Style"/>
@@ -12728,7 +8379,6 @@
               </w:rPr>
               <w:t>/</w:t>
             </w:r>
-            <w:proofErr w:type="spellStart"/>
             <w:r>
               <w:rPr>
                 <w:rFonts w:ascii="Bookman Old Style" w:eastAsia="Bookman Old Style" w:hAnsi="Bookman Old Style" w:cs="Bookman Old Style"/>
@@ -12738,7 +8388,6 @@
               </w:rPr>
               <w:t>peserta</w:t>
             </w:r>
-            <w:proofErr w:type="spellEnd"/>
             <w:r>
               <w:rPr>
                 <w:rFonts w:ascii="Bookman Old Style" w:eastAsia="Bookman Old Style" w:hAnsi="Bookman Old Style" w:cs="Bookman Old Style"/>
@@ -12778,7 +8427,6 @@
           <w:lang w:val="en"/>
         </w:rPr>
       </w:pPr>
-      <w:proofErr w:type="spellStart"/>
       <w:r>
         <w:rPr>
           <w:rFonts w:ascii="Bookman Old Style" w:eastAsia="Bookman Old Style" w:hAnsi="Bookman Old Style" w:cs="Bookman Old Style"/>
@@ -12786,37 +8434,7 @@
           <w:szCs w:val="24"/>
           <w:lang w:val="en"/>
         </w:rPr>
-        <w:t>Screenshoot</w:t>
-      </w:r>
-      <w:proofErr w:type="spellEnd"/>
-      <w:r>
-        <w:rPr>
-          <w:rFonts w:ascii="Bookman Old Style" w:eastAsia="Bookman Old Style" w:hAnsi="Bookman Old Style" w:cs="Bookman Old Style"/>
-          <w:sz w:val="24"/>
-          <w:szCs w:val="24"/>
-          <w:lang w:val="en"/>
-        </w:rPr>
-        <w:t xml:space="preserve"> </w:t>
-      </w:r>
-      <w:proofErr w:type="spellStart"/>
-      <w:r>
-        <w:rPr>
-          <w:rFonts w:ascii="Bookman Old Style" w:eastAsia="Bookman Old Style" w:hAnsi="Bookman Old Style" w:cs="Bookman Old Style"/>
-          <w:sz w:val="24"/>
-          <w:szCs w:val="24"/>
-          <w:lang w:val="en"/>
-        </w:rPr>
-        <w:t>Aplikasi</w:t>
-      </w:r>
-      <w:proofErr w:type="spellEnd"/>
-      <w:r>
-        <w:rPr>
-          <w:rFonts w:ascii="Bookman Old Style" w:eastAsia="Bookman Old Style" w:hAnsi="Bookman Old Style" w:cs="Bookman Old Style"/>
-          <w:sz w:val="24"/>
-          <w:szCs w:val="24"/>
-          <w:lang w:val="en"/>
-        </w:rPr>
-        <w:t xml:space="preserve"> Fasih</w:t>
+        <w:t>Screenshoot Aplikasi Fasih</w:t>
       </w:r>
     </w:p>
     <w:p>
@@ -12850,7 +8468,6 @@
         </w:rPr>
         <w:t>%</w:t>
       </w:r>
-      <w:proofErr w:type="spellStart"/>
       <w:r>
         <w:rPr>
           <w:rFonts w:ascii="Bookman Old Style" w:eastAsia="Bookman Old Style" w:hAnsi="Bookman Old Style" w:cs="Bookman Old Style"/>
@@ -12858,17 +8475,7 @@
           <w:szCs w:val="24"/>
           <w:lang w:val="en"/>
         </w:rPr>
-        <w:t>halaman_depan</w:t>
-      </w:r>
-      <w:proofErr w:type="spellEnd"/>
-      <w:r>
-        <w:rPr>
-          <w:rFonts w:ascii="Bookman Old Style" w:eastAsia="Bookman Old Style" w:hAnsi="Bookman Old Style" w:cs="Bookman Old Style"/>
-          <w:sz w:val="24"/>
-          <w:szCs w:val="24"/>
-          <w:lang w:val="en"/>
-        </w:rPr>
-        <w:t>}</w:t>
+        <w:t>halaman_depan}</w:t>
       </w:r>
     </w:p>
     <w:tbl>
@@ -12909,23 +8516,7 @@
                 <w:rFonts w:ascii="Arial" w:eastAsia="Arial" w:hAnsi="Arial"/>
                 <w:sz w:val="16"/>
               </w:rPr>
-              <w:t>{#foto_</w:t>
-            </w:r>
-            <w:proofErr w:type="gramStart"/>
-            <w:r>
-              <w:rPr>
-                <w:rFonts w:ascii="Arial" w:eastAsia="Arial" w:hAnsi="Arial"/>
-                <w:sz w:val="16"/>
-              </w:rPr>
-              <w:t>rows}{</w:t>
-            </w:r>
-            <w:proofErr w:type="gramEnd"/>
-            <w:r>
-              <w:rPr>
-                <w:rFonts w:ascii="Arial" w:eastAsia="Arial" w:hAnsi="Arial"/>
-                <w:sz w:val="16"/>
-              </w:rPr>
-              <w:t>%foto1}</w:t>
+              <w:t>{#foto_rows}{%foto1}</w:t>
             </w:r>
           </w:p>
         </w:tc>
@@ -12975,39 +8566,7 @@
                 <w:rFonts w:ascii="Arial" w:eastAsia="Arial" w:hAnsi="Arial"/>
                 <w:sz w:val="16"/>
               </w:rPr>
-              <w:t>{%foto</w:t>
-            </w:r>
-            <w:proofErr w:type="gramStart"/>
-            <w:r>
-              <w:rPr>
-                <w:rFonts w:ascii="Arial" w:eastAsia="Arial" w:hAnsi="Arial"/>
-                <w:sz w:val="16"/>
-              </w:rPr>
-              <w:t>3}{</w:t>
-            </w:r>
-            <w:proofErr w:type="gramEnd"/>
-            <w:r>
-              <w:rPr>
-                <w:rFonts w:ascii="Arial" w:eastAsia="Arial" w:hAnsi="Arial"/>
-                <w:sz w:val="16"/>
-              </w:rPr>
-              <w:t>/</w:t>
-            </w:r>
-            <w:proofErr w:type="spellStart"/>
-            <w:r>
-              <w:rPr>
-                <w:rFonts w:ascii="Arial" w:eastAsia="Arial" w:hAnsi="Arial"/>
-                <w:sz w:val="16"/>
-              </w:rPr>
-              <w:t>foto_rows</w:t>
-            </w:r>
-            <w:proofErr w:type="spellEnd"/>
-            <w:r>
-              <w:rPr>
-                <w:rFonts w:ascii="Arial" w:eastAsia="Arial" w:hAnsi="Arial"/>
-                <w:sz w:val="16"/>
-              </w:rPr>
-              <w:t>}</w:t>
+              <w:t>{%foto3}{/foto_rows}</w:t>
             </w:r>
           </w:p>
         </w:tc>
@@ -13186,7 +8745,6 @@
               </w:rPr>
               <w:t>{</w:t>
             </w:r>
-            <w:proofErr w:type="spellStart"/>
             <w:r>
               <w:rPr>
                 <w:rFonts w:ascii="Bookman Old Style" w:eastAsia="Bookman Old Style" w:hAnsi="Bookman Old Style" w:cs="Bookman Old Style"/>
@@ -13196,7 +8754,6 @@
               </w:rPr>
               <w:t>nama_petugas</w:t>
             </w:r>
-            <w:proofErr w:type="spellEnd"/>
             <w:r>
               <w:rPr>
                 <w:rFonts w:ascii="Bookman Old Style" w:eastAsia="Bookman Old Style" w:hAnsi="Bookman Old Style" w:cs="Bookman Old Style"/>
@@ -13877,7 +9434,6 @@
                 <w:szCs w:val="16"/>
               </w:rPr>
             </w:pPr>
-            <w:proofErr w:type="spellStart"/>
             <w:r>
               <w:rPr>
                 <w:rFonts w:ascii="Arial" w:eastAsia="Times New Roman" w:hAnsi="Arial" w:cs="Arial"/>
@@ -13889,7 +9445,6 @@
               </w:rPr>
               <w:t>Realisasi</w:t>
             </w:r>
-            <w:proofErr w:type="spellEnd"/>
           </w:p>
         </w:tc>
         <w:tc>
@@ -13918,7 +9473,6 @@
                 <w:szCs w:val="16"/>
               </w:rPr>
             </w:pPr>
-            <w:proofErr w:type="spellStart"/>
             <w:r>
               <w:rPr>
                 <w:rFonts w:ascii="Arial" w:eastAsia="Times New Roman" w:hAnsi="Arial" w:cs="Arial"/>
@@ -13928,19 +9482,7 @@
                 <w:sz w:val="16"/>
                 <w:szCs w:val="16"/>
               </w:rPr>
-              <w:t>Persentase</w:t>
-            </w:r>
-            <w:proofErr w:type="spellEnd"/>
-            <w:r>
-              <w:rPr>
-                <w:rFonts w:ascii="Arial" w:eastAsia="Times New Roman" w:hAnsi="Arial" w:cs="Arial"/>
-                <w:b/>
-                <w:bCs/>
-                <w:color w:val="000000"/>
-                <w:sz w:val="16"/>
-                <w:szCs w:val="16"/>
-              </w:rPr>
-              <w:t xml:space="preserve"> (%)</w:t>
+              <w:t>Persentase (%)</w:t>
             </w:r>
           </w:p>
         </w:tc>
@@ -13971,7 +9513,6 @@
                 <w:szCs w:val="16"/>
               </w:rPr>
             </w:pPr>
-            <w:proofErr w:type="spellStart"/>
             <w:r>
               <w:rPr>
                 <w:rFonts w:ascii="Arial" w:eastAsia="Times New Roman" w:hAnsi="Arial" w:cs="Arial"/>
@@ -13983,7 +9524,6 @@
               </w:rPr>
               <w:t>Keterangan</w:t>
             </w:r>
-            <w:proofErr w:type="spellEnd"/>
           </w:p>
         </w:tc>
       </w:tr>
@@ -14090,21 +9630,8 @@
                 <w:sz w:val="16"/>
                 <w:szCs w:val="16"/>
               </w:rPr>
-              <w:t xml:space="preserve">Username </w:t>
-            </w:r>
-            <w:proofErr w:type="spellStart"/>
-            <w:r>
-              <w:rPr>
-                <w:rFonts w:ascii="Arial" w:eastAsia="Times New Roman" w:hAnsi="Arial" w:cs="Arial"/>
-                <w:b/>
-                <w:bCs/>
-                <w:color w:val="000000"/>
-                <w:sz w:val="16"/>
-                <w:szCs w:val="16"/>
-              </w:rPr>
-              <w:t>Sobat</w:t>
-            </w:r>
-            <w:proofErr w:type="spellEnd"/>
+              <w:t>Username Sobat</w:t>
+            </w:r>
           </w:p>
         </w:tc>
         <w:tc>
@@ -14179,21 +9706,8 @@
                 <w:sz w:val="16"/>
                 <w:szCs w:val="16"/>
               </w:rPr>
-              <w:t xml:space="preserve">Username </w:t>
-            </w:r>
-            <w:proofErr w:type="spellStart"/>
-            <w:r>
-              <w:rPr>
-                <w:rFonts w:ascii="Arial" w:eastAsia="Times New Roman" w:hAnsi="Arial" w:cs="Arial"/>
-                <w:b/>
-                <w:bCs/>
-                <w:color w:val="000000"/>
-                <w:sz w:val="16"/>
-                <w:szCs w:val="16"/>
-              </w:rPr>
-              <w:t>Sobat</w:t>
-            </w:r>
-            <w:proofErr w:type="spellEnd"/>
+              <w:t>Username Sobat</w:t>
+            </w:r>
           </w:p>
         </w:tc>
         <w:tc>
@@ -14302,7 +9816,6 @@
                 <w:szCs w:val="16"/>
               </w:rPr>
             </w:pPr>
-            <w:proofErr w:type="spellStart"/>
             <w:r>
               <w:rPr>
                 <w:rFonts w:ascii="Arial" w:eastAsia="Times New Roman" w:hAnsi="Arial" w:cs="Arial"/>
@@ -14314,7 +9827,6 @@
               </w:rPr>
               <w:t>Keluarga</w:t>
             </w:r>
-            <w:proofErr w:type="spellEnd"/>
           </w:p>
         </w:tc>
         <w:tc>
@@ -14380,7 +9892,6 @@
                 <w:szCs w:val="16"/>
               </w:rPr>
             </w:pPr>
-            <w:proofErr w:type="spellStart"/>
             <w:r>
               <w:rPr>
                 <w:rFonts w:ascii="Arial" w:eastAsia="Times New Roman" w:hAnsi="Arial" w:cs="Arial"/>
@@ -14392,7 +9903,6 @@
               </w:rPr>
               <w:t>Jumlah</w:t>
             </w:r>
-            <w:proofErr w:type="spellEnd"/>
           </w:p>
         </w:tc>
         <w:tc>
@@ -14420,7 +9930,6 @@
                 <w:szCs w:val="16"/>
               </w:rPr>
             </w:pPr>
-            <w:proofErr w:type="spellStart"/>
             <w:r>
               <w:rPr>
                 <w:rFonts w:ascii="Arial" w:eastAsia="Times New Roman" w:hAnsi="Arial" w:cs="Arial"/>
@@ -14432,7 +9941,6 @@
               </w:rPr>
               <w:t>Keluarga</w:t>
             </w:r>
-            <w:proofErr w:type="spellEnd"/>
           </w:p>
         </w:tc>
         <w:tc>
@@ -14498,7 +10006,6 @@
                 <w:szCs w:val="16"/>
               </w:rPr>
             </w:pPr>
-            <w:proofErr w:type="spellStart"/>
             <w:r>
               <w:rPr>
                 <w:rFonts w:ascii="Arial" w:eastAsia="Times New Roman" w:hAnsi="Arial" w:cs="Arial"/>
@@ -14510,7 +10017,6 @@
               </w:rPr>
               <w:t>Jumlah</w:t>
             </w:r>
-            <w:proofErr w:type="spellEnd"/>
           </w:p>
         </w:tc>
         <w:tc>
@@ -15138,55 +10644,7 @@
                 <w:sz w:val="16"/>
                 <w:szCs w:val="16"/>
               </w:rPr>
-              <w:t>(</w:t>
-            </w:r>
-            <w:proofErr w:type="gramStart"/>
-            <w:r>
-              <w:rPr>
-                <w:rFonts w:ascii="Arial" w:eastAsia="Times New Roman" w:hAnsi="Arial" w:cs="Arial"/>
-                <w:b/>
-                <w:bCs/>
-                <w:color w:val="000000"/>
-                <w:sz w:val="16"/>
-                <w:szCs w:val="16"/>
-              </w:rPr>
-              <w:t>15)=</w:t>
-            </w:r>
-            <w:proofErr w:type="gramEnd"/>
-            <w:r>
-              <w:rPr>
-                <w:rFonts w:ascii="Arial" w:eastAsia="Times New Roman" w:hAnsi="Arial" w:cs="Arial"/>
-                <w:b/>
-                <w:bCs/>
-                <w:color w:val="000000"/>
-                <w:sz w:val="16"/>
-                <w:szCs w:val="16"/>
-              </w:rPr>
-              <w:t>(14)</w:t>
-            </w:r>
-            <w:proofErr w:type="gramStart"/>
-            <w:r>
-              <w:rPr>
-                <w:rFonts w:ascii="Arial" w:eastAsia="Times New Roman" w:hAnsi="Arial" w:cs="Arial"/>
-                <w:b/>
-                <w:bCs/>
-                <w:color w:val="000000"/>
-                <w:sz w:val="16"/>
-                <w:szCs w:val="16"/>
-              </w:rPr>
-              <w:t>/(</w:t>
-            </w:r>
-            <w:proofErr w:type="gramEnd"/>
-            <w:r>
-              <w:rPr>
-                <w:rFonts w:ascii="Arial" w:eastAsia="Times New Roman" w:hAnsi="Arial" w:cs="Arial"/>
-                <w:b/>
-                <w:bCs/>
-                <w:color w:val="000000"/>
-                <w:sz w:val="16"/>
-                <w:szCs w:val="16"/>
-              </w:rPr>
-              <w:t>11)</w:t>
+              <w:t>(15)=(14)/(11)</w:t>
             </w:r>
           </w:p>
         </w:tc>
@@ -15263,27 +10721,7 @@
                 <w:sz w:val="16"/>
                 <w:szCs w:val="16"/>
               </w:rPr>
-              <w:t>{#</w:t>
-            </w:r>
-            <w:proofErr w:type="gramStart"/>
-            <w:r>
-              <w:rPr>
-                <w:rFonts w:ascii="Arial" w:eastAsia="Times New Roman" w:hAnsi="Arial" w:cs="Arial"/>
-                <w:color w:val="000000"/>
-                <w:sz w:val="16"/>
-                <w:szCs w:val="16"/>
-              </w:rPr>
-              <w:t>peserta}{</w:t>
-            </w:r>
-            <w:proofErr w:type="gramEnd"/>
-            <w:r>
-              <w:rPr>
-                <w:rFonts w:ascii="Arial" w:eastAsia="Times New Roman" w:hAnsi="Arial" w:cs="Arial"/>
-                <w:color w:val="000000"/>
-                <w:sz w:val="16"/>
-                <w:szCs w:val="16"/>
-              </w:rPr>
-              <w:t>no}</w:t>
+              <w:t>{#peserta}{no}</w:t>
             </w:r>
             <w:r>
               <w:rPr>
@@ -15345,27 +10783,7 @@
                 <w:sz w:val="16"/>
                 <w:szCs w:val="16"/>
               </w:rPr>
-              <w:t>{</w:t>
-            </w:r>
-            <w:proofErr w:type="spellStart"/>
-            <w:r>
-              <w:rPr>
-                <w:rFonts w:ascii="Arial" w:eastAsia="Times New Roman" w:hAnsi="Arial" w:cs="Arial"/>
-                <w:color w:val="000000"/>
-                <w:sz w:val="16"/>
-                <w:szCs w:val="16"/>
-              </w:rPr>
-              <w:t>nama_petugas</w:t>
-            </w:r>
-            <w:proofErr w:type="spellEnd"/>
-            <w:r>
-              <w:rPr>
-                <w:rFonts w:ascii="Arial" w:eastAsia="Times New Roman" w:hAnsi="Arial" w:cs="Arial"/>
-                <w:color w:val="000000"/>
-                <w:sz w:val="16"/>
-                <w:szCs w:val="16"/>
-              </w:rPr>
-              <w:t>}</w:t>
+              <w:t>{nama_petugas}</w:t>
             </w:r>
           </w:p>
           <w:p>
@@ -15429,27 +10847,7 @@
                 <w:sz w:val="16"/>
                 <w:szCs w:val="16"/>
               </w:rPr>
-              <w:t>{</w:t>
-            </w:r>
-            <w:proofErr w:type="spellStart"/>
-            <w:r>
-              <w:rPr>
-                <w:rFonts w:ascii="Arial" w:eastAsia="Times New Roman" w:hAnsi="Arial" w:cs="Arial"/>
-                <w:color w:val="000000"/>
-                <w:sz w:val="16"/>
-                <w:szCs w:val="16"/>
-              </w:rPr>
-              <w:t>email_petugas</w:t>
-            </w:r>
-            <w:proofErr w:type="spellEnd"/>
-            <w:r>
-              <w:rPr>
-                <w:rFonts w:ascii="Arial" w:eastAsia="Times New Roman" w:hAnsi="Arial" w:cs="Arial"/>
-                <w:color w:val="000000"/>
-                <w:sz w:val="16"/>
-                <w:szCs w:val="16"/>
-              </w:rPr>
-              <w:t>}</w:t>
+              <w:t>{email_petugas}</w:t>
             </w:r>
           </w:p>
           <w:p>
@@ -15513,27 +10911,7 @@
                 <w:sz w:val="16"/>
                 <w:szCs w:val="16"/>
               </w:rPr>
-              <w:t>{</w:t>
-            </w:r>
-            <w:proofErr w:type="spellStart"/>
-            <w:r>
-              <w:rPr>
-                <w:rFonts w:ascii="Arial" w:eastAsia="Times New Roman" w:hAnsi="Arial" w:cs="Arial"/>
-                <w:color w:val="000000"/>
-                <w:sz w:val="16"/>
-                <w:szCs w:val="16"/>
-              </w:rPr>
-              <w:t>nama_ppl</w:t>
-            </w:r>
-            <w:proofErr w:type="spellEnd"/>
-            <w:r>
-              <w:rPr>
-                <w:rFonts w:ascii="Arial" w:eastAsia="Times New Roman" w:hAnsi="Arial" w:cs="Arial"/>
-                <w:color w:val="000000"/>
-                <w:sz w:val="16"/>
-                <w:szCs w:val="16"/>
-              </w:rPr>
-              <w:t>}</w:t>
+              <w:t>{nama_ppl}</w:t>
             </w:r>
           </w:p>
           <w:p>
@@ -15597,27 +10975,7 @@
                 <w:sz w:val="16"/>
                 <w:szCs w:val="16"/>
               </w:rPr>
-              <w:t>{</w:t>
-            </w:r>
-            <w:proofErr w:type="spellStart"/>
-            <w:r>
-              <w:rPr>
-                <w:rFonts w:ascii="Arial" w:eastAsia="Times New Roman" w:hAnsi="Arial" w:cs="Arial"/>
-                <w:color w:val="000000"/>
-                <w:sz w:val="16"/>
-                <w:szCs w:val="16"/>
-              </w:rPr>
-              <w:t>email_ppl</w:t>
-            </w:r>
-            <w:proofErr w:type="spellEnd"/>
-            <w:r>
-              <w:rPr>
-                <w:rFonts w:ascii="Arial" w:eastAsia="Times New Roman" w:hAnsi="Arial" w:cs="Arial"/>
-                <w:color w:val="000000"/>
-                <w:sz w:val="16"/>
-                <w:szCs w:val="16"/>
-              </w:rPr>
-              <w:t>}</w:t>
+              <w:t>{email_ppl}</w:t>
             </w:r>
           </w:p>
           <w:p>
@@ -15683,27 +11041,7 @@
                 <w:sz w:val="16"/>
                 <w:szCs w:val="16"/>
               </w:rPr>
-              <w:t>{</w:t>
-            </w:r>
-            <w:proofErr w:type="spellStart"/>
-            <w:r>
-              <w:rPr>
-                <w:rFonts w:ascii="Arial" w:eastAsia="Times New Roman" w:hAnsi="Arial" w:cs="Arial"/>
-                <w:color w:val="000000"/>
-                <w:sz w:val="16"/>
-                <w:szCs w:val="16"/>
-              </w:rPr>
-              <w:t>kode_kecamatan</w:t>
-            </w:r>
-            <w:proofErr w:type="spellEnd"/>
-            <w:r>
-              <w:rPr>
-                <w:rFonts w:ascii="Arial" w:eastAsia="Times New Roman" w:hAnsi="Arial" w:cs="Arial"/>
-                <w:color w:val="000000"/>
-                <w:sz w:val="16"/>
-                <w:szCs w:val="16"/>
-              </w:rPr>
-              <w:t>}</w:t>
+              <w:t>{kode_kecamatan}</w:t>
             </w:r>
           </w:p>
           <w:p>
@@ -15749,27 +11087,7 @@
                 <w:sz w:val="16"/>
                 <w:szCs w:val="16"/>
               </w:rPr>
-              <w:t>{</w:t>
-            </w:r>
-            <w:proofErr w:type="spellStart"/>
-            <w:r>
-              <w:rPr>
-                <w:rFonts w:ascii="Arial" w:eastAsia="Times New Roman" w:hAnsi="Arial" w:cs="Arial"/>
-                <w:color w:val="000000"/>
-                <w:sz w:val="16"/>
-                <w:szCs w:val="16"/>
-              </w:rPr>
-              <w:t>kode_kelurahan</w:t>
-            </w:r>
-            <w:proofErr w:type="spellEnd"/>
-            <w:r>
-              <w:rPr>
-                <w:rFonts w:ascii="Arial" w:eastAsia="Times New Roman" w:hAnsi="Arial" w:cs="Arial"/>
-                <w:color w:val="000000"/>
-                <w:sz w:val="16"/>
-                <w:szCs w:val="16"/>
-              </w:rPr>
-              <w:t>}</w:t>
+              <w:t>{kode_kelurahan}</w:t>
             </w:r>
           </w:p>
           <w:p>
@@ -15845,27 +11163,7 @@
                 <w:sz w:val="16"/>
                 <w:szCs w:val="16"/>
               </w:rPr>
-              <w:t>{</w:t>
-            </w:r>
-            <w:proofErr w:type="spellStart"/>
-            <w:r>
-              <w:rPr>
-                <w:rFonts w:ascii="Arial" w:eastAsia="Times New Roman" w:hAnsi="Arial" w:cs="Arial"/>
-                <w:color w:val="000000"/>
-                <w:sz w:val="16"/>
-                <w:szCs w:val="16"/>
-              </w:rPr>
-              <w:t>kode_sls</w:t>
-            </w:r>
-            <w:proofErr w:type="spellEnd"/>
-            <w:r>
-              <w:rPr>
-                <w:rFonts w:ascii="Arial" w:eastAsia="Times New Roman" w:hAnsi="Arial" w:cs="Arial"/>
-                <w:color w:val="000000"/>
-                <w:sz w:val="16"/>
-                <w:szCs w:val="16"/>
-              </w:rPr>
-              <w:t>}</w:t>
+              <w:t>{kode_sls}</w:t>
             </w:r>
           </w:p>
           <w:p>
@@ -15931,27 +11229,7 @@
                 <w:sz w:val="16"/>
                 <w:szCs w:val="16"/>
               </w:rPr>
-              <w:t>{</w:t>
-            </w:r>
-            <w:proofErr w:type="spellStart"/>
-            <w:r>
-              <w:rPr>
-                <w:rFonts w:ascii="Arial" w:eastAsia="Times New Roman" w:hAnsi="Arial" w:cs="Arial"/>
-                <w:color w:val="000000"/>
-                <w:sz w:val="16"/>
-                <w:szCs w:val="16"/>
-              </w:rPr>
-              <w:t>pre_keluarga</w:t>
-            </w:r>
-            <w:proofErr w:type="spellEnd"/>
-            <w:r>
-              <w:rPr>
-                <w:rFonts w:ascii="Arial" w:eastAsia="Times New Roman" w:hAnsi="Arial" w:cs="Arial"/>
-                <w:color w:val="000000"/>
-                <w:sz w:val="16"/>
-                <w:szCs w:val="16"/>
-              </w:rPr>
-              <w:t>}</w:t>
+              <w:t>{pre_keluarga}</w:t>
             </w:r>
           </w:p>
           <w:p>
@@ -16016,27 +11294,7 @@
                 <w:sz w:val="16"/>
                 <w:szCs w:val="16"/>
               </w:rPr>
-              <w:t>{</w:t>
-            </w:r>
-            <w:proofErr w:type="spellStart"/>
-            <w:r>
-              <w:rPr>
-                <w:rFonts w:ascii="Arial" w:eastAsia="Times New Roman" w:hAnsi="Arial" w:cs="Arial"/>
-                <w:color w:val="000000"/>
-                <w:sz w:val="16"/>
-                <w:szCs w:val="16"/>
-              </w:rPr>
-              <w:t>pre_usaha</w:t>
-            </w:r>
-            <w:proofErr w:type="spellEnd"/>
-            <w:r>
-              <w:rPr>
-                <w:rFonts w:ascii="Arial" w:eastAsia="Times New Roman" w:hAnsi="Arial" w:cs="Arial"/>
-                <w:color w:val="000000"/>
-                <w:sz w:val="16"/>
-                <w:szCs w:val="16"/>
-              </w:rPr>
-              <w:t>}</w:t>
+              <w:t>{pre_usaha}</w:t>
             </w:r>
           </w:p>
           <w:p>
@@ -16101,27 +11359,7 @@
                 <w:sz w:val="16"/>
                 <w:szCs w:val="16"/>
               </w:rPr>
-              <w:t>{</w:t>
-            </w:r>
-            <w:proofErr w:type="spellStart"/>
-            <w:r>
-              <w:rPr>
-                <w:rFonts w:ascii="Arial" w:eastAsia="Times New Roman" w:hAnsi="Arial" w:cs="Arial"/>
-                <w:color w:val="000000"/>
-                <w:sz w:val="16"/>
-                <w:szCs w:val="16"/>
-              </w:rPr>
-              <w:t>jumlah_pre</w:t>
-            </w:r>
-            <w:proofErr w:type="spellEnd"/>
-            <w:r>
-              <w:rPr>
-                <w:rFonts w:ascii="Arial" w:eastAsia="Times New Roman" w:hAnsi="Arial" w:cs="Arial"/>
-                <w:color w:val="000000"/>
-                <w:sz w:val="16"/>
-                <w:szCs w:val="16"/>
-              </w:rPr>
-              <w:t>}</w:t>
+              <w:t>{jumlah_pre}</w:t>
             </w:r>
           </w:p>
           <w:p>
@@ -16186,27 +11424,7 @@
                 <w:sz w:val="16"/>
                 <w:szCs w:val="16"/>
               </w:rPr>
-              <w:t>{</w:t>
-            </w:r>
-            <w:proofErr w:type="spellStart"/>
-            <w:r>
-              <w:rPr>
-                <w:rFonts w:ascii="Arial" w:eastAsia="Times New Roman" w:hAnsi="Arial" w:cs="Arial"/>
-                <w:color w:val="000000"/>
-                <w:sz w:val="16"/>
-                <w:szCs w:val="16"/>
-              </w:rPr>
-              <w:t>realisasi_keluarga</w:t>
-            </w:r>
-            <w:proofErr w:type="spellEnd"/>
-            <w:r>
-              <w:rPr>
-                <w:rFonts w:ascii="Arial" w:eastAsia="Times New Roman" w:hAnsi="Arial" w:cs="Arial"/>
-                <w:color w:val="000000"/>
-                <w:sz w:val="16"/>
-                <w:szCs w:val="16"/>
-              </w:rPr>
-              <w:t>}</w:t>
+              <w:t>{realisasi_keluarga}</w:t>
             </w:r>
           </w:p>
           <w:p>
@@ -16271,27 +11489,7 @@
                 <w:sz w:val="16"/>
                 <w:szCs w:val="16"/>
               </w:rPr>
-              <w:t>{</w:t>
-            </w:r>
-            <w:proofErr w:type="spellStart"/>
-            <w:r>
-              <w:rPr>
-                <w:rFonts w:ascii="Arial" w:eastAsia="Times New Roman" w:hAnsi="Arial" w:cs="Arial"/>
-                <w:color w:val="000000"/>
-                <w:sz w:val="16"/>
-                <w:szCs w:val="16"/>
-              </w:rPr>
-              <w:t>realisasi_usaha</w:t>
-            </w:r>
-            <w:proofErr w:type="spellEnd"/>
-            <w:r>
-              <w:rPr>
-                <w:rFonts w:ascii="Arial" w:eastAsia="Times New Roman" w:hAnsi="Arial" w:cs="Arial"/>
-                <w:color w:val="000000"/>
-                <w:sz w:val="16"/>
-                <w:szCs w:val="16"/>
-              </w:rPr>
-              <w:t>}</w:t>
+              <w:t>{realisasi_usaha}</w:t>
             </w:r>
           </w:p>
           <w:p>
@@ -16356,27 +11554,7 @@
                 <w:sz w:val="16"/>
                 <w:szCs w:val="16"/>
               </w:rPr>
-              <w:t>{</w:t>
-            </w:r>
-            <w:proofErr w:type="spellStart"/>
-            <w:r>
-              <w:rPr>
-                <w:rFonts w:ascii="Arial" w:eastAsia="Times New Roman" w:hAnsi="Arial" w:cs="Arial"/>
-                <w:color w:val="000000"/>
-                <w:sz w:val="16"/>
-                <w:szCs w:val="16"/>
-              </w:rPr>
-              <w:t>jumlah_realisasi</w:t>
-            </w:r>
-            <w:proofErr w:type="spellEnd"/>
-            <w:r>
-              <w:rPr>
-                <w:rFonts w:ascii="Arial" w:eastAsia="Times New Roman" w:hAnsi="Arial" w:cs="Arial"/>
-                <w:color w:val="000000"/>
-                <w:sz w:val="16"/>
-                <w:szCs w:val="16"/>
-              </w:rPr>
-              <w:t>}</w:t>
+              <w:t>{jumlah_realisasi}</w:t>
             </w:r>
           </w:p>
           <w:p>
@@ -16441,47 +11619,7 @@
                 <w:sz w:val="16"/>
                 <w:szCs w:val="16"/>
               </w:rPr>
-              <w:t>{</w:t>
-            </w:r>
-            <w:proofErr w:type="spellStart"/>
-            <w:r>
-              <w:rPr>
-                <w:rFonts w:ascii="Arial" w:eastAsia="Times New Roman" w:hAnsi="Arial" w:cs="Arial"/>
-                <w:color w:val="000000"/>
-                <w:sz w:val="16"/>
-                <w:szCs w:val="16"/>
-              </w:rPr>
-              <w:t>persentase</w:t>
-            </w:r>
-            <w:proofErr w:type="spellEnd"/>
-            <w:r>
-              <w:rPr>
-                <w:rFonts w:ascii="Arial" w:eastAsia="Times New Roman" w:hAnsi="Arial" w:cs="Arial"/>
-                <w:color w:val="000000"/>
-                <w:sz w:val="16"/>
-                <w:szCs w:val="16"/>
-              </w:rPr>
-              <w:t>}{/</w:t>
-            </w:r>
-            <w:proofErr w:type="spellStart"/>
-            <w:r>
-              <w:rPr>
-                <w:rFonts w:ascii="Arial" w:eastAsia="Times New Roman" w:hAnsi="Arial" w:cs="Arial"/>
-                <w:color w:val="000000"/>
-                <w:sz w:val="16"/>
-                <w:szCs w:val="16"/>
-              </w:rPr>
-              <w:t>peserta</w:t>
-            </w:r>
-            <w:proofErr w:type="spellEnd"/>
-            <w:r>
-              <w:rPr>
-                <w:rFonts w:ascii="Arial" w:eastAsia="Times New Roman" w:hAnsi="Arial" w:cs="Arial"/>
-                <w:color w:val="000000"/>
-                <w:sz w:val="16"/>
-                <w:szCs w:val="16"/>
-              </w:rPr>
-              <w:t>}</w:t>
+              <w:t>{persentase}{/peserta}</w:t>
             </w:r>
           </w:p>
           <w:p>
@@ -16552,7 +11690,6 @@
                 <w:szCs w:val="16"/>
               </w:rPr>
             </w:pPr>
-            <w:proofErr w:type="spellStart"/>
             <w:r>
               <w:rPr>
                 <w:rFonts w:ascii="Arial" w:eastAsia="Times New Roman" w:hAnsi="Arial" w:cs="Arial"/>
@@ -16564,7 +11701,6 @@
               </w:rPr>
               <w:t>Jumlah</w:t>
             </w:r>
-            <w:proofErr w:type="spellEnd"/>
           </w:p>
         </w:tc>
         <w:tc>
@@ -16784,31 +11920,7 @@
                 <w:sz w:val="16"/>
                 <w:szCs w:val="16"/>
               </w:rPr>
-              <w:t>{</w:t>
-            </w:r>
-            <w:proofErr w:type="spellStart"/>
-            <w:r>
-              <w:rPr>
-                <w:rFonts w:ascii="Arial" w:eastAsia="Times New Roman" w:hAnsi="Arial" w:cs="Arial"/>
-                <w:b/>
-                <w:bCs/>
-                <w:color w:val="000000"/>
-                <w:sz w:val="16"/>
-                <w:szCs w:val="16"/>
-              </w:rPr>
-              <w:t>average_persentase</w:t>
-            </w:r>
-            <w:proofErr w:type="spellEnd"/>
-            <w:r>
-              <w:rPr>
-                <w:rFonts w:ascii="Arial" w:eastAsia="Times New Roman" w:hAnsi="Arial" w:cs="Arial"/>
-                <w:b/>
-                <w:bCs/>
-                <w:color w:val="000000"/>
-                <w:sz w:val="16"/>
-                <w:szCs w:val="16"/>
-              </w:rPr>
-              <w:t>}</w:t>
+              <w:t>{average_persentase}</w:t>
             </w:r>
           </w:p>
           <w:p>
@@ -19332,7 +14444,7 @@
     <w:name w:val="Normal"/>
     <w:qFormat/>
   </w:style>
-  <w:style w:type="paragraph" w:styleId="Judul1">
+  <w:style w:type="paragraph" w:styleId="Heading1">
     <w:name w:val="heading 1"/>
     <w:basedOn w:val="Normal"/>
     <w:next w:val="Normal"/>
@@ -19350,7 +14462,7 @@
       <w:szCs w:val="40"/>
     </w:rPr>
   </w:style>
-  <w:style w:type="paragraph" w:styleId="Judul2">
+  <w:style w:type="paragraph" w:styleId="Heading2">
     <w:name w:val="heading 2"/>
     <w:basedOn w:val="Normal"/>
     <w:next w:val="Normal"/>
@@ -19370,7 +14482,7 @@
       <w:szCs w:val="32"/>
     </w:rPr>
   </w:style>
-  <w:style w:type="paragraph" w:styleId="Judul3">
+  <w:style w:type="paragraph" w:styleId="Heading3">
     <w:name w:val="heading 3"/>
     <w:basedOn w:val="Normal"/>
     <w:next w:val="Normal"/>
@@ -19390,7 +14502,7 @@
       <w:szCs w:val="28"/>
     </w:rPr>
   </w:style>
-  <w:style w:type="paragraph" w:styleId="Judul4">
+  <w:style w:type="paragraph" w:styleId="Heading4">
     <w:name w:val="heading 4"/>
     <w:basedOn w:val="Normal"/>
     <w:next w:val="Normal"/>
@@ -19410,7 +14522,7 @@
       <w:color w:val="2F5496"/>
     </w:rPr>
   </w:style>
-  <w:style w:type="paragraph" w:styleId="Judul5">
+  <w:style w:type="paragraph" w:styleId="Heading5">
     <w:name w:val="heading 5"/>
     <w:basedOn w:val="Normal"/>
     <w:next w:val="Normal"/>
@@ -19428,7 +14540,7 @@
       <w:color w:val="2F5496"/>
     </w:rPr>
   </w:style>
-  <w:style w:type="paragraph" w:styleId="Judul6">
+  <w:style w:type="paragraph" w:styleId="Heading6">
     <w:name w:val="heading 6"/>
     <w:basedOn w:val="Normal"/>
     <w:next w:val="Normal"/>
@@ -19448,13 +14560,13 @@
       <w:color w:val="595959"/>
     </w:rPr>
   </w:style>
-  <w:style w:type="character" w:default="1" w:styleId="FontParagrafDefault">
+  <w:style w:type="character" w:default="1" w:styleId="DefaultParagraphFont">
     <w:name w:val="Default Paragraph Font"/>
     <w:uiPriority w:val="1"/>
     <w:semiHidden/>
     <w:unhideWhenUsed/>
   </w:style>
-  <w:style w:type="table" w:default="1" w:styleId="TabelNormal">
+  <w:style w:type="table" w:default="1" w:styleId="TableNormal">
     <w:name w:val="Normal Table"/>
     <w:uiPriority w:val="99"/>
     <w:semiHidden/>
@@ -19469,13 +14581,13 @@
       </w:tblCellMar>
     </w:tblPr>
   </w:style>
-  <w:style w:type="numbering" w:default="1" w:styleId="TidakAdaDaftar">
+  <w:style w:type="numbering" w:default="1" w:styleId="NoList">
     <w:name w:val="No List"/>
     <w:uiPriority w:val="99"/>
     <w:semiHidden/>
     <w:unhideWhenUsed/>
   </w:style>
-  <w:style w:type="table" w:customStyle="1" w:styleId="TableNormal">
+  <w:style w:type="table" w:customStyle="1" w:styleId="TableNormal0">
     <w:name w:val="TableNormal"/>
     <w:tblPr>
       <w:tblCellMar>
@@ -19486,7 +14598,7 @@
       </w:tblCellMar>
     </w:tblPr>
   </w:style>
-  <w:style w:type="paragraph" w:styleId="Judul">
+  <w:style w:type="paragraph" w:styleId="Title">
     <w:name w:val="Title"/>
     <w:basedOn w:val="Normal"/>
     <w:next w:val="Normal"/>
@@ -19500,7 +14612,7 @@
       <w:szCs w:val="56"/>
     </w:rPr>
   </w:style>
-  <w:style w:type="paragraph" w:styleId="Subjudul">
+  <w:style w:type="paragraph" w:styleId="Subtitle">
     <w:name w:val="Subtitle"/>
     <w:basedOn w:val="Normal"/>
     <w:next w:val="Normal"/>
@@ -19513,7 +14625,7 @@
     </w:rPr>
   </w:style>
   <w:style w:type="table" w:customStyle="1" w:styleId="a">
-    <w:basedOn w:val="TableNormal"/>
+    <w:basedOn w:val="TableNormal0"/>
     <w:tblPr>
       <w:tblStyleRowBandSize w:val="1"/>
       <w:tblStyleColBandSize w:val="1"/>
@@ -19526,7 +14638,7 @@
     </w:tblPr>
   </w:style>
   <w:style w:type="table" w:customStyle="1" w:styleId="a0">
-    <w:basedOn w:val="TableNormal"/>
+    <w:basedOn w:val="TableNormal0"/>
     <w:tblPr>
       <w:tblStyleRowBandSize w:val="1"/>
       <w:tblStyleColBandSize w:val="1"/>
@@ -19541,7 +14653,7 @@
   <w:style w:type="paragraph" w:styleId="Header">
     <w:name w:val="header"/>
     <w:basedOn w:val="Normal"/>
-    <w:link w:val="HeaderKAR"/>
+    <w:link w:val="HeaderChar"/>
     <w:uiPriority w:val="99"/>
     <w:unhideWhenUsed/>
     <w:rsid w:val="00F150F3"/>
@@ -19553,9 +14665,9 @@
       <w:spacing w:after="0" w:line="240" w:lineRule="auto"/>
     </w:pPr>
   </w:style>
-  <w:style w:type="character" w:customStyle="1" w:styleId="HeaderKAR">
-    <w:name w:val="Header KAR"/>
-    <w:basedOn w:val="FontParagrafDefault"/>
+  <w:style w:type="character" w:customStyle="1" w:styleId="HeaderChar">
+    <w:name w:val="Header Char"/>
+    <w:basedOn w:val="DefaultParagraphFont"/>
     <w:link w:val="Header"/>
     <w:uiPriority w:val="99"/>
     <w:rsid w:val="00F150F3"/>
@@ -19563,7 +14675,7 @@
   <w:style w:type="paragraph" w:styleId="Footer">
     <w:name w:val="footer"/>
     <w:basedOn w:val="Normal"/>
-    <w:link w:val="FooterKAR"/>
+    <w:link w:val="FooterChar"/>
     <w:uiPriority w:val="99"/>
     <w:unhideWhenUsed/>
     <w:rsid w:val="00F150F3"/>
@@ -19575,9 +14687,9 @@
       <w:spacing w:after="0" w:line="240" w:lineRule="auto"/>
     </w:pPr>
   </w:style>
-  <w:style w:type="character" w:customStyle="1" w:styleId="FooterKAR">
-    <w:name w:val="Footer KAR"/>
-    <w:basedOn w:val="FontParagrafDefault"/>
+  <w:style w:type="character" w:customStyle="1" w:styleId="FooterChar">
+    <w:name w:val="Footer Char"/>
+    <w:basedOn w:val="DefaultParagraphFont"/>
     <w:link w:val="Footer"/>
     <w:uiPriority w:val="99"/>
     <w:rsid w:val="00F150F3"/>

--- a/public/templates/BERKAS PEMBAYARAN PPL TERMIN II (1).docx
+++ b/public/templates/BERKAS PEMBAYARAN PPL TERMIN II (1).docx
@@ -7562,7 +7562,7 @@
                 <w:u w:val="single"/>
                 <w:lang w:val="en"/>
               </w:rPr>
-              <w:t>6</w:t>
+              <w:t>total</w:t>
             </w:r>
             <w:r>
               <w:rPr>
@@ -7574,7 +7574,7 @@
                 <w:u w:val="single"/>
                 <w:lang w:val="en"/>
               </w:rPr>
-              <w:t>0}</w:t>
+              <w:t>}</w:t>
             </w:r>
             <w:r>
               <w:rPr>

--- a/public/templates/BERKAS PEMBAYARAN PPL TERMIN II (1).docx
+++ b/public/templates/BERKAS PEMBAYARAN PPL TERMIN II (1).docx
@@ -440,7 +440,47 @@
           <w:sz w:val="24"/>
           <w:szCs w:val="24"/>
         </w:rPr>
-        <w:t>Dengan ini menyatakan:  </w:t>
+        <w:t xml:space="preserve">Dengan </w:t>
+      </w:r>
+      <w:proofErr w:type="spellStart"/>
+      <w:r>
+        <w:rPr>
+          <w:rFonts w:ascii="Bookman Old Style" w:eastAsia="Bookman Old Style" w:hAnsi="Bookman Old Style" w:cs="Bookman Old Style"/>
+          <w:color w:val="000000"/>
+          <w:sz w:val="24"/>
+          <w:szCs w:val="24"/>
+        </w:rPr>
+        <w:t>ini</w:t>
+      </w:r>
+      <w:proofErr w:type="spellEnd"/>
+      <w:r>
+        <w:rPr>
+          <w:rFonts w:ascii="Bookman Old Style" w:eastAsia="Bookman Old Style" w:hAnsi="Bookman Old Style" w:cs="Bookman Old Style"/>
+          <w:color w:val="000000"/>
+          <w:sz w:val="24"/>
+          <w:szCs w:val="24"/>
+        </w:rPr>
+        <w:t xml:space="preserve"> </w:t>
+      </w:r>
+      <w:proofErr w:type="spellStart"/>
+      <w:r>
+        <w:rPr>
+          <w:rFonts w:ascii="Bookman Old Style" w:eastAsia="Bookman Old Style" w:hAnsi="Bookman Old Style" w:cs="Bookman Old Style"/>
+          <w:color w:val="000000"/>
+          <w:sz w:val="24"/>
+          <w:szCs w:val="24"/>
+        </w:rPr>
+        <w:t>menyatakan</w:t>
+      </w:r>
+      <w:proofErr w:type="spellEnd"/>
+      <w:r>
+        <w:rPr>
+          <w:rFonts w:ascii="Bookman Old Style" w:eastAsia="Bookman Old Style" w:hAnsi="Bookman Old Style" w:cs="Bookman Old Style"/>
+          <w:color w:val="000000"/>
+          <w:sz w:val="24"/>
+          <w:szCs w:val="24"/>
+        </w:rPr>
+        <w:t>:  </w:t>
       </w:r>
     </w:p>
     <w:p>
@@ -1173,7 +1213,16 @@
                 <w:sz w:val="24"/>
                 <w:szCs w:val="24"/>
               </w:rPr>
-              <w:t>(N</w:t>
+              <w:t>(</w:t>
+            </w:r>
+            <w:proofErr w:type="spellStart"/>
+            <w:r>
+              <w:rPr>
+                <w:rFonts w:ascii="Bookman Old Style" w:eastAsia="Bookman Old Style" w:hAnsi="Bookman Old Style" w:cs="Bookman Old Style"/>
+                <w:sz w:val="24"/>
+                <w:szCs w:val="24"/>
+              </w:rPr>
+              <w:t>N</w:t>
             </w:r>
             <w:r>
               <w:rPr>
@@ -1183,6 +1232,7 @@
               </w:rPr>
               <w:t>uraliyah</w:t>
             </w:r>
+            <w:proofErr w:type="spellEnd"/>
             <w:r>
               <w:rPr>
                 <w:rFonts w:ascii="Bookman Old Style" w:eastAsia="Bookman Old Style" w:hAnsi="Bookman Old Style" w:cs="Bookman Old Style"/>
@@ -2364,7 +2414,47 @@
           <w:sz w:val="24"/>
           <w:szCs w:val="24"/>
         </w:rPr>
-        <w:t>Dengan ini menyatakan:  </w:t>
+        <w:t xml:space="preserve">Dengan </w:t>
+      </w:r>
+      <w:proofErr w:type="spellStart"/>
+      <w:r>
+        <w:rPr>
+          <w:rFonts w:ascii="Bookman Old Style" w:eastAsia="Bookman Old Style" w:hAnsi="Bookman Old Style" w:cs="Bookman Old Style"/>
+          <w:color w:val="000000"/>
+          <w:sz w:val="24"/>
+          <w:szCs w:val="24"/>
+        </w:rPr>
+        <w:t>ini</w:t>
+      </w:r>
+      <w:proofErr w:type="spellEnd"/>
+      <w:r>
+        <w:rPr>
+          <w:rFonts w:ascii="Bookman Old Style" w:eastAsia="Bookman Old Style" w:hAnsi="Bookman Old Style" w:cs="Bookman Old Style"/>
+          <w:color w:val="000000"/>
+          <w:sz w:val="24"/>
+          <w:szCs w:val="24"/>
+        </w:rPr>
+        <w:t xml:space="preserve"> </w:t>
+      </w:r>
+      <w:proofErr w:type="spellStart"/>
+      <w:r>
+        <w:rPr>
+          <w:rFonts w:ascii="Bookman Old Style" w:eastAsia="Bookman Old Style" w:hAnsi="Bookman Old Style" w:cs="Bookman Old Style"/>
+          <w:color w:val="000000"/>
+          <w:sz w:val="24"/>
+          <w:szCs w:val="24"/>
+        </w:rPr>
+        <w:t>menyatakan</w:t>
+      </w:r>
+      <w:proofErr w:type="spellEnd"/>
+      <w:r>
+        <w:rPr>
+          <w:rFonts w:ascii="Bookman Old Style" w:eastAsia="Bookman Old Style" w:hAnsi="Bookman Old Style" w:cs="Bookman Old Style"/>
+          <w:color w:val="000000"/>
+          <w:sz w:val="24"/>
+          <w:szCs w:val="24"/>
+        </w:rPr>
+        <w:t>:  </w:t>
       </w:r>
     </w:p>
     <w:p>
@@ -2401,25 +2491,305 @@
           <w:sz w:val="24"/>
           <w:szCs w:val="24"/>
         </w:rPr>
-        <w:t xml:space="preserve"> telah melaksanakan pekerjaan Pendataan Lapangan  Sensus Ekonomi 2026 pada Badan Pusat Statistik Kota Jakarta Timur berdasarkan Perjanjian Kerja Nomor: </w:t>
-      </w:r>
-      <w:r>
-        <w:rPr>
-          <w:rFonts w:ascii="Bookman Old Style" w:eastAsia="Bookman Old Style" w:hAnsi="Bookman Old Style" w:cs="Bookman Old Style"/>
-          <w:color w:val="000000"/>
-          <w:sz w:val="24"/>
-          <w:szCs w:val="24"/>
-        </w:rPr>
-        <w:t>{nomor_spk}</w:t>
-      </w:r>
-      <w:r>
-        <w:rPr>
-          <w:rFonts w:ascii="Bookman Old Style" w:eastAsia="Bookman Old Style" w:hAnsi="Bookman Old Style" w:cs="Bookman Old Style"/>
-          <w:color w:val="000000"/>
-          <w:sz w:val="24"/>
-          <w:szCs w:val="24"/>
-        </w:rPr>
-        <w:t xml:space="preserve">, sesuai dengan target pekerjaan termin </w:t>
+        <w:t xml:space="preserve"> </w:t>
+      </w:r>
+      <w:proofErr w:type="spellStart"/>
+      <w:r>
+        <w:rPr>
+          <w:rFonts w:ascii="Bookman Old Style" w:eastAsia="Bookman Old Style" w:hAnsi="Bookman Old Style" w:cs="Bookman Old Style"/>
+          <w:color w:val="000000"/>
+          <w:sz w:val="24"/>
+          <w:szCs w:val="24"/>
+        </w:rPr>
+        <w:t>telah</w:t>
+      </w:r>
+      <w:proofErr w:type="spellEnd"/>
+      <w:r>
+        <w:rPr>
+          <w:rFonts w:ascii="Bookman Old Style" w:eastAsia="Bookman Old Style" w:hAnsi="Bookman Old Style" w:cs="Bookman Old Style"/>
+          <w:color w:val="000000"/>
+          <w:sz w:val="24"/>
+          <w:szCs w:val="24"/>
+        </w:rPr>
+        <w:t xml:space="preserve"> </w:t>
+      </w:r>
+      <w:proofErr w:type="spellStart"/>
+      <w:r>
+        <w:rPr>
+          <w:rFonts w:ascii="Bookman Old Style" w:eastAsia="Bookman Old Style" w:hAnsi="Bookman Old Style" w:cs="Bookman Old Style"/>
+          <w:color w:val="000000"/>
+          <w:sz w:val="24"/>
+          <w:szCs w:val="24"/>
+        </w:rPr>
+        <w:t>melaksanakan</w:t>
+      </w:r>
+      <w:proofErr w:type="spellEnd"/>
+      <w:r>
+        <w:rPr>
+          <w:rFonts w:ascii="Bookman Old Style" w:eastAsia="Bookman Old Style" w:hAnsi="Bookman Old Style" w:cs="Bookman Old Style"/>
+          <w:color w:val="000000"/>
+          <w:sz w:val="24"/>
+          <w:szCs w:val="24"/>
+        </w:rPr>
+        <w:t xml:space="preserve"> </w:t>
+      </w:r>
+      <w:proofErr w:type="spellStart"/>
+      <w:r>
+        <w:rPr>
+          <w:rFonts w:ascii="Bookman Old Style" w:eastAsia="Bookman Old Style" w:hAnsi="Bookman Old Style" w:cs="Bookman Old Style"/>
+          <w:color w:val="000000"/>
+          <w:sz w:val="24"/>
+          <w:szCs w:val="24"/>
+        </w:rPr>
+        <w:t>pekerjaan</w:t>
+      </w:r>
+      <w:proofErr w:type="spellEnd"/>
+      <w:r>
+        <w:rPr>
+          <w:rFonts w:ascii="Bookman Old Style" w:eastAsia="Bookman Old Style" w:hAnsi="Bookman Old Style" w:cs="Bookman Old Style"/>
+          <w:color w:val="000000"/>
+          <w:sz w:val="24"/>
+          <w:szCs w:val="24"/>
+        </w:rPr>
+        <w:t xml:space="preserve"> </w:t>
+      </w:r>
+      <w:proofErr w:type="spellStart"/>
+      <w:r>
+        <w:rPr>
+          <w:rFonts w:ascii="Bookman Old Style" w:eastAsia="Bookman Old Style" w:hAnsi="Bookman Old Style" w:cs="Bookman Old Style"/>
+          <w:color w:val="000000"/>
+          <w:sz w:val="24"/>
+          <w:szCs w:val="24"/>
+        </w:rPr>
+        <w:t>Pendataan</w:t>
+      </w:r>
+      <w:proofErr w:type="spellEnd"/>
+      <w:r>
+        <w:rPr>
+          <w:rFonts w:ascii="Bookman Old Style" w:eastAsia="Bookman Old Style" w:hAnsi="Bookman Old Style" w:cs="Bookman Old Style"/>
+          <w:color w:val="000000"/>
+          <w:sz w:val="24"/>
+          <w:szCs w:val="24"/>
+        </w:rPr>
+        <w:t xml:space="preserve"> </w:t>
+      </w:r>
+      <w:proofErr w:type="gramStart"/>
+      <w:r>
+        <w:rPr>
+          <w:rFonts w:ascii="Bookman Old Style" w:eastAsia="Bookman Old Style" w:hAnsi="Bookman Old Style" w:cs="Bookman Old Style"/>
+          <w:color w:val="000000"/>
+          <w:sz w:val="24"/>
+          <w:szCs w:val="24"/>
+        </w:rPr>
+        <w:t>Lapangan  Sensus</w:t>
+      </w:r>
+      <w:proofErr w:type="gramEnd"/>
+      <w:r>
+        <w:rPr>
+          <w:rFonts w:ascii="Bookman Old Style" w:eastAsia="Bookman Old Style" w:hAnsi="Bookman Old Style" w:cs="Bookman Old Style"/>
+          <w:color w:val="000000"/>
+          <w:sz w:val="24"/>
+          <w:szCs w:val="24"/>
+        </w:rPr>
+        <w:t xml:space="preserve"> Ekonomi 2026 pada Badan Pusat </w:t>
+      </w:r>
+      <w:proofErr w:type="spellStart"/>
+      <w:r>
+        <w:rPr>
+          <w:rFonts w:ascii="Bookman Old Style" w:eastAsia="Bookman Old Style" w:hAnsi="Bookman Old Style" w:cs="Bookman Old Style"/>
+          <w:color w:val="000000"/>
+          <w:sz w:val="24"/>
+          <w:szCs w:val="24"/>
+        </w:rPr>
+        <w:t>Statistik</w:t>
+      </w:r>
+      <w:proofErr w:type="spellEnd"/>
+      <w:r>
+        <w:rPr>
+          <w:rFonts w:ascii="Bookman Old Style" w:eastAsia="Bookman Old Style" w:hAnsi="Bookman Old Style" w:cs="Bookman Old Style"/>
+          <w:color w:val="000000"/>
+          <w:sz w:val="24"/>
+          <w:szCs w:val="24"/>
+        </w:rPr>
+        <w:t xml:space="preserve"> Kota Jakarta Timur </w:t>
+      </w:r>
+      <w:proofErr w:type="spellStart"/>
+      <w:r>
+        <w:rPr>
+          <w:rFonts w:ascii="Bookman Old Style" w:eastAsia="Bookman Old Style" w:hAnsi="Bookman Old Style" w:cs="Bookman Old Style"/>
+          <w:color w:val="000000"/>
+          <w:sz w:val="24"/>
+          <w:szCs w:val="24"/>
+        </w:rPr>
+        <w:t>berdasarkan</w:t>
+      </w:r>
+      <w:proofErr w:type="spellEnd"/>
+      <w:r>
+        <w:rPr>
+          <w:rFonts w:ascii="Bookman Old Style" w:eastAsia="Bookman Old Style" w:hAnsi="Bookman Old Style" w:cs="Bookman Old Style"/>
+          <w:color w:val="000000"/>
+          <w:sz w:val="24"/>
+          <w:szCs w:val="24"/>
+        </w:rPr>
+        <w:t xml:space="preserve"> </w:t>
+      </w:r>
+      <w:proofErr w:type="spellStart"/>
+      <w:r>
+        <w:rPr>
+          <w:rFonts w:ascii="Bookman Old Style" w:eastAsia="Bookman Old Style" w:hAnsi="Bookman Old Style" w:cs="Bookman Old Style"/>
+          <w:color w:val="000000"/>
+          <w:sz w:val="24"/>
+          <w:szCs w:val="24"/>
+        </w:rPr>
+        <w:t>Perjanjian</w:t>
+      </w:r>
+      <w:proofErr w:type="spellEnd"/>
+      <w:r>
+        <w:rPr>
+          <w:rFonts w:ascii="Bookman Old Style" w:eastAsia="Bookman Old Style" w:hAnsi="Bookman Old Style" w:cs="Bookman Old Style"/>
+          <w:color w:val="000000"/>
+          <w:sz w:val="24"/>
+          <w:szCs w:val="24"/>
+        </w:rPr>
+        <w:t xml:space="preserve"> </w:t>
+      </w:r>
+      <w:proofErr w:type="spellStart"/>
+      <w:r>
+        <w:rPr>
+          <w:rFonts w:ascii="Bookman Old Style" w:eastAsia="Bookman Old Style" w:hAnsi="Bookman Old Style" w:cs="Bookman Old Style"/>
+          <w:color w:val="000000"/>
+          <w:sz w:val="24"/>
+          <w:szCs w:val="24"/>
+        </w:rPr>
+        <w:t>Kerja</w:t>
+      </w:r>
+      <w:proofErr w:type="spellEnd"/>
+      <w:r>
+        <w:rPr>
+          <w:rFonts w:ascii="Bookman Old Style" w:eastAsia="Bookman Old Style" w:hAnsi="Bookman Old Style" w:cs="Bookman Old Style"/>
+          <w:color w:val="000000"/>
+          <w:sz w:val="24"/>
+          <w:szCs w:val="24"/>
+        </w:rPr>
+        <w:t xml:space="preserve"> Nomor: </w:t>
+      </w:r>
+      <w:r>
+        <w:rPr>
+          <w:rFonts w:ascii="Bookman Old Style" w:eastAsia="Bookman Old Style" w:hAnsi="Bookman Old Style" w:cs="Bookman Old Style"/>
+          <w:color w:val="000000"/>
+          <w:sz w:val="24"/>
+          <w:szCs w:val="24"/>
+        </w:rPr>
+        <w:t>{</w:t>
+      </w:r>
+      <w:proofErr w:type="spellStart"/>
+      <w:r>
+        <w:rPr>
+          <w:rFonts w:ascii="Bookman Old Style" w:eastAsia="Bookman Old Style" w:hAnsi="Bookman Old Style" w:cs="Bookman Old Style"/>
+          <w:color w:val="000000"/>
+          <w:sz w:val="24"/>
+          <w:szCs w:val="24"/>
+        </w:rPr>
+        <w:t>nomor_spk</w:t>
+      </w:r>
+      <w:proofErr w:type="spellEnd"/>
+      <w:r>
+        <w:rPr>
+          <w:rFonts w:ascii="Bookman Old Style" w:eastAsia="Bookman Old Style" w:hAnsi="Bookman Old Style" w:cs="Bookman Old Style"/>
+          <w:color w:val="000000"/>
+          <w:sz w:val="24"/>
+          <w:szCs w:val="24"/>
+        </w:rPr>
+        <w:t>}</w:t>
+      </w:r>
+      <w:r>
+        <w:rPr>
+          <w:rFonts w:ascii="Bookman Old Style" w:eastAsia="Bookman Old Style" w:hAnsi="Bookman Old Style" w:cs="Bookman Old Style"/>
+          <w:color w:val="000000"/>
+          <w:sz w:val="24"/>
+          <w:szCs w:val="24"/>
+        </w:rPr>
+        <w:t xml:space="preserve">, </w:t>
+      </w:r>
+      <w:proofErr w:type="spellStart"/>
+      <w:r>
+        <w:rPr>
+          <w:rFonts w:ascii="Bookman Old Style" w:eastAsia="Bookman Old Style" w:hAnsi="Bookman Old Style" w:cs="Bookman Old Style"/>
+          <w:color w:val="000000"/>
+          <w:sz w:val="24"/>
+          <w:szCs w:val="24"/>
+        </w:rPr>
+        <w:t>sesuai</w:t>
+      </w:r>
+      <w:proofErr w:type="spellEnd"/>
+      <w:r>
+        <w:rPr>
+          <w:rFonts w:ascii="Bookman Old Style" w:eastAsia="Bookman Old Style" w:hAnsi="Bookman Old Style" w:cs="Bookman Old Style"/>
+          <w:color w:val="000000"/>
+          <w:sz w:val="24"/>
+          <w:szCs w:val="24"/>
+        </w:rPr>
+        <w:t xml:space="preserve"> </w:t>
+      </w:r>
+      <w:proofErr w:type="spellStart"/>
+      <w:r>
+        <w:rPr>
+          <w:rFonts w:ascii="Bookman Old Style" w:eastAsia="Bookman Old Style" w:hAnsi="Bookman Old Style" w:cs="Bookman Old Style"/>
+          <w:color w:val="000000"/>
+          <w:sz w:val="24"/>
+          <w:szCs w:val="24"/>
+        </w:rPr>
+        <w:t>dengan</w:t>
+      </w:r>
+      <w:proofErr w:type="spellEnd"/>
+      <w:r>
+        <w:rPr>
+          <w:rFonts w:ascii="Bookman Old Style" w:eastAsia="Bookman Old Style" w:hAnsi="Bookman Old Style" w:cs="Bookman Old Style"/>
+          <w:color w:val="000000"/>
+          <w:sz w:val="24"/>
+          <w:szCs w:val="24"/>
+        </w:rPr>
+        <w:t xml:space="preserve"> target </w:t>
+      </w:r>
+      <w:proofErr w:type="spellStart"/>
+      <w:r>
+        <w:rPr>
+          <w:rFonts w:ascii="Bookman Old Style" w:eastAsia="Bookman Old Style" w:hAnsi="Bookman Old Style" w:cs="Bookman Old Style"/>
+          <w:color w:val="000000"/>
+          <w:sz w:val="24"/>
+          <w:szCs w:val="24"/>
+        </w:rPr>
+        <w:t>pekerjaan</w:t>
+      </w:r>
+      <w:proofErr w:type="spellEnd"/>
+      <w:r>
+        <w:rPr>
+          <w:rFonts w:ascii="Bookman Old Style" w:eastAsia="Bookman Old Style" w:hAnsi="Bookman Old Style" w:cs="Bookman Old Style"/>
+          <w:color w:val="000000"/>
+          <w:sz w:val="24"/>
+          <w:szCs w:val="24"/>
+        </w:rPr>
+        <w:t xml:space="preserve"> </w:t>
+      </w:r>
+      <w:proofErr w:type="spellStart"/>
+      <w:r>
+        <w:rPr>
+          <w:rFonts w:ascii="Bookman Old Style" w:eastAsia="Bookman Old Style" w:hAnsi="Bookman Old Style" w:cs="Bookman Old Style"/>
+          <w:color w:val="000000"/>
+          <w:sz w:val="24"/>
+          <w:szCs w:val="24"/>
+        </w:rPr>
+        <w:t>termin</w:t>
+      </w:r>
+      <w:proofErr w:type="spellEnd"/>
+      <w:r>
+        <w:rPr>
+          <w:rFonts w:ascii="Bookman Old Style" w:eastAsia="Bookman Old Style" w:hAnsi="Bookman Old Style" w:cs="Bookman Old Style"/>
+          <w:color w:val="000000"/>
+          <w:sz w:val="24"/>
+          <w:szCs w:val="24"/>
+        </w:rPr>
+        <w:t xml:space="preserve"> </w:t>
       </w:r>
       <w:r>
         <w:rPr>
@@ -2436,17 +2806,19 @@
           <w:sz w:val="24"/>
           <w:szCs w:val="24"/>
         </w:rPr>
-        <w:t>I yang ditetapkan sebesar</w:t>
-      </w:r>
-      <w:r>
-        <w:rPr>
-          <w:rFonts w:ascii="Bookman Old Style" w:eastAsia="Bookman Old Style" w:hAnsi="Bookman Old Style" w:cs="Bookman Old Style"/>
-          <w:color w:val="000000"/>
-          <w:sz w:val="24"/>
-          <w:szCs w:val="24"/>
-        </w:rPr>
-        <w:t xml:space="preserve"> {sls_ongoing}</w:t>
-      </w:r>
+        <w:t xml:space="preserve">I yang </w:t>
+      </w:r>
+      <w:proofErr w:type="spellStart"/>
+      <w:r>
+        <w:rPr>
+          <w:rFonts w:ascii="Bookman Old Style" w:eastAsia="Bookman Old Style" w:hAnsi="Bookman Old Style" w:cs="Bookman Old Style"/>
+          <w:color w:val="000000"/>
+          <w:sz w:val="24"/>
+          <w:szCs w:val="24"/>
+        </w:rPr>
+        <w:t>ditetapkan</w:t>
+      </w:r>
+      <w:proofErr w:type="spellEnd"/>
       <w:r>
         <w:rPr>
           <w:rFonts w:ascii="Bookman Old Style" w:eastAsia="Bookman Old Style" w:hAnsi="Bookman Old Style" w:cs="Bookman Old Style"/>
@@ -2456,14 +2828,109 @@
         </w:rPr>
         <w:t xml:space="preserve"> </w:t>
       </w:r>
-      <w:r>
-        <w:rPr>
-          <w:rFonts w:ascii="Bookman Old Style" w:eastAsia="Bookman Old Style" w:hAnsi="Bookman Old Style" w:cs="Bookman Old Style"/>
-          <w:sz w:val="24"/>
-          <w:szCs w:val="24"/>
-        </w:rPr>
-        <w:t>SLS/Sub-SLS dan/atau usaha besar</w:t>
-      </w:r>
+      <w:proofErr w:type="spellStart"/>
+      <w:r>
+        <w:rPr>
+          <w:rFonts w:ascii="Bookman Old Style" w:eastAsia="Bookman Old Style" w:hAnsi="Bookman Old Style" w:cs="Bookman Old Style"/>
+          <w:color w:val="000000"/>
+          <w:sz w:val="24"/>
+          <w:szCs w:val="24"/>
+        </w:rPr>
+        <w:t>sebesar</w:t>
+      </w:r>
+      <w:proofErr w:type="spellEnd"/>
+      <w:r>
+        <w:rPr>
+          <w:rFonts w:ascii="Bookman Old Style" w:eastAsia="Bookman Old Style" w:hAnsi="Bookman Old Style" w:cs="Bookman Old Style"/>
+          <w:color w:val="000000"/>
+          <w:sz w:val="24"/>
+          <w:szCs w:val="24"/>
+        </w:rPr>
+        <w:t xml:space="preserve"> {</w:t>
+      </w:r>
+      <w:proofErr w:type="spellStart"/>
+      <w:r>
+        <w:rPr>
+          <w:rFonts w:ascii="Bookman Old Style" w:eastAsia="Bookman Old Style" w:hAnsi="Bookman Old Style" w:cs="Bookman Old Style"/>
+          <w:color w:val="000000"/>
+          <w:sz w:val="24"/>
+          <w:szCs w:val="24"/>
+        </w:rPr>
+        <w:t>sls_ongoing</w:t>
+      </w:r>
+      <w:proofErr w:type="spellEnd"/>
+      <w:r>
+        <w:rPr>
+          <w:rFonts w:ascii="Bookman Old Style" w:eastAsia="Bookman Old Style" w:hAnsi="Bookman Old Style" w:cs="Bookman Old Style"/>
+          <w:color w:val="000000"/>
+          <w:sz w:val="24"/>
+          <w:szCs w:val="24"/>
+        </w:rPr>
+        <w:t>}</w:t>
+      </w:r>
+      <w:r>
+        <w:rPr>
+          <w:rFonts w:ascii="Bookman Old Style" w:eastAsia="Bookman Old Style" w:hAnsi="Bookman Old Style" w:cs="Bookman Old Style"/>
+          <w:color w:val="000000"/>
+          <w:sz w:val="24"/>
+          <w:szCs w:val="24"/>
+        </w:rPr>
+        <w:t xml:space="preserve"> </w:t>
+      </w:r>
+      <w:r>
+        <w:rPr>
+          <w:rFonts w:ascii="Bookman Old Style" w:eastAsia="Bookman Old Style" w:hAnsi="Bookman Old Style" w:cs="Bookman Old Style"/>
+          <w:sz w:val="24"/>
+          <w:szCs w:val="24"/>
+        </w:rPr>
+        <w:t>SLS/Sub-SLS dan/</w:t>
+      </w:r>
+      <w:proofErr w:type="spellStart"/>
+      <w:r>
+        <w:rPr>
+          <w:rFonts w:ascii="Bookman Old Style" w:eastAsia="Bookman Old Style" w:hAnsi="Bookman Old Style" w:cs="Bookman Old Style"/>
+          <w:sz w:val="24"/>
+          <w:szCs w:val="24"/>
+        </w:rPr>
+        <w:t>atau</w:t>
+      </w:r>
+      <w:proofErr w:type="spellEnd"/>
+      <w:r>
+        <w:rPr>
+          <w:rFonts w:ascii="Bookman Old Style" w:eastAsia="Bookman Old Style" w:hAnsi="Bookman Old Style" w:cs="Bookman Old Style"/>
+          <w:sz w:val="24"/>
+          <w:szCs w:val="24"/>
+        </w:rPr>
+        <w:t xml:space="preserve"> </w:t>
+      </w:r>
+      <w:proofErr w:type="spellStart"/>
+      <w:r>
+        <w:rPr>
+          <w:rFonts w:ascii="Bookman Old Style" w:eastAsia="Bookman Old Style" w:hAnsi="Bookman Old Style" w:cs="Bookman Old Style"/>
+          <w:sz w:val="24"/>
+          <w:szCs w:val="24"/>
+        </w:rPr>
+        <w:t>usaha</w:t>
+      </w:r>
+      <w:proofErr w:type="spellEnd"/>
+      <w:r>
+        <w:rPr>
+          <w:rFonts w:ascii="Bookman Old Style" w:eastAsia="Bookman Old Style" w:hAnsi="Bookman Old Style" w:cs="Bookman Old Style"/>
+          <w:sz w:val="24"/>
+          <w:szCs w:val="24"/>
+        </w:rPr>
+        <w:t xml:space="preserve"> </w:t>
+      </w:r>
+      <w:proofErr w:type="spellStart"/>
+      <w:r>
+        <w:rPr>
+          <w:rFonts w:ascii="Bookman Old Style" w:eastAsia="Bookman Old Style" w:hAnsi="Bookman Old Style" w:cs="Bookman Old Style"/>
+          <w:sz w:val="24"/>
+          <w:szCs w:val="24"/>
+        </w:rPr>
+        <w:t>besar</w:t>
+      </w:r>
+      <w:proofErr w:type="spellEnd"/>
       <w:r>
         <w:rPr>
           <w:rFonts w:ascii="Bookman Old Style" w:eastAsia="Bookman Old Style" w:hAnsi="Bookman Old Style" w:cs="Bookman Old Style"/>
@@ -2508,7 +2975,287 @@
           <w:sz w:val="24"/>
           <w:szCs w:val="24"/>
         </w:rPr>
-        <w:t xml:space="preserve"> telah menyelesaikan pekerjaan termin II Pendataan Lapangan Sensus Ekonomi 2026 berdasarkan hasil pemeriksaan dan evaluasi pekerjaan sebagaimana tercantum dalam lampiran. </w:t>
+        <w:t xml:space="preserve"> </w:t>
+      </w:r>
+      <w:proofErr w:type="spellStart"/>
+      <w:r>
+        <w:rPr>
+          <w:rFonts w:ascii="Bookman Old Style" w:eastAsia="Bookman Old Style" w:hAnsi="Bookman Old Style" w:cs="Bookman Old Style"/>
+          <w:color w:val="000000"/>
+          <w:sz w:val="24"/>
+          <w:szCs w:val="24"/>
+        </w:rPr>
+        <w:t>telah</w:t>
+      </w:r>
+      <w:proofErr w:type="spellEnd"/>
+      <w:r>
+        <w:rPr>
+          <w:rFonts w:ascii="Bookman Old Style" w:eastAsia="Bookman Old Style" w:hAnsi="Bookman Old Style" w:cs="Bookman Old Style"/>
+          <w:color w:val="000000"/>
+          <w:sz w:val="24"/>
+          <w:szCs w:val="24"/>
+        </w:rPr>
+        <w:t xml:space="preserve"> </w:t>
+      </w:r>
+      <w:proofErr w:type="spellStart"/>
+      <w:r>
+        <w:rPr>
+          <w:rFonts w:ascii="Bookman Old Style" w:eastAsia="Bookman Old Style" w:hAnsi="Bookman Old Style" w:cs="Bookman Old Style"/>
+          <w:color w:val="000000"/>
+          <w:sz w:val="24"/>
+          <w:szCs w:val="24"/>
+        </w:rPr>
+        <w:t>menyelesaikan</w:t>
+      </w:r>
+      <w:proofErr w:type="spellEnd"/>
+      <w:r>
+        <w:rPr>
+          <w:rFonts w:ascii="Bookman Old Style" w:eastAsia="Bookman Old Style" w:hAnsi="Bookman Old Style" w:cs="Bookman Old Style"/>
+          <w:color w:val="000000"/>
+          <w:sz w:val="24"/>
+          <w:szCs w:val="24"/>
+        </w:rPr>
+        <w:t xml:space="preserve"> </w:t>
+      </w:r>
+      <w:proofErr w:type="spellStart"/>
+      <w:r>
+        <w:rPr>
+          <w:rFonts w:ascii="Bookman Old Style" w:eastAsia="Bookman Old Style" w:hAnsi="Bookman Old Style" w:cs="Bookman Old Style"/>
+          <w:color w:val="000000"/>
+          <w:sz w:val="24"/>
+          <w:szCs w:val="24"/>
+        </w:rPr>
+        <w:t>pekerjaan</w:t>
+      </w:r>
+      <w:proofErr w:type="spellEnd"/>
+      <w:r>
+        <w:rPr>
+          <w:rFonts w:ascii="Bookman Old Style" w:eastAsia="Bookman Old Style" w:hAnsi="Bookman Old Style" w:cs="Bookman Old Style"/>
+          <w:color w:val="000000"/>
+          <w:sz w:val="24"/>
+          <w:szCs w:val="24"/>
+        </w:rPr>
+        <w:t xml:space="preserve"> </w:t>
+      </w:r>
+      <w:proofErr w:type="spellStart"/>
+      <w:r>
+        <w:rPr>
+          <w:rFonts w:ascii="Bookman Old Style" w:eastAsia="Bookman Old Style" w:hAnsi="Bookman Old Style" w:cs="Bookman Old Style"/>
+          <w:color w:val="000000"/>
+          <w:sz w:val="24"/>
+          <w:szCs w:val="24"/>
+        </w:rPr>
+        <w:t>termin</w:t>
+      </w:r>
+      <w:proofErr w:type="spellEnd"/>
+      <w:r>
+        <w:rPr>
+          <w:rFonts w:ascii="Bookman Old Style" w:eastAsia="Bookman Old Style" w:hAnsi="Bookman Old Style" w:cs="Bookman Old Style"/>
+          <w:color w:val="000000"/>
+          <w:sz w:val="24"/>
+          <w:szCs w:val="24"/>
+        </w:rPr>
+        <w:t xml:space="preserve"> II </w:t>
+      </w:r>
+      <w:proofErr w:type="spellStart"/>
+      <w:r>
+        <w:rPr>
+          <w:rFonts w:ascii="Bookman Old Style" w:eastAsia="Bookman Old Style" w:hAnsi="Bookman Old Style" w:cs="Bookman Old Style"/>
+          <w:color w:val="000000"/>
+          <w:sz w:val="24"/>
+          <w:szCs w:val="24"/>
+        </w:rPr>
+        <w:t>Pendataan</w:t>
+      </w:r>
+      <w:proofErr w:type="spellEnd"/>
+      <w:r>
+        <w:rPr>
+          <w:rFonts w:ascii="Bookman Old Style" w:eastAsia="Bookman Old Style" w:hAnsi="Bookman Old Style" w:cs="Bookman Old Style"/>
+          <w:color w:val="000000"/>
+          <w:sz w:val="24"/>
+          <w:szCs w:val="24"/>
+        </w:rPr>
+        <w:t xml:space="preserve"> Lapangan Sensus Ekonomi 2026 </w:t>
+      </w:r>
+      <w:proofErr w:type="spellStart"/>
+      <w:r>
+        <w:rPr>
+          <w:rFonts w:ascii="Bookman Old Style" w:eastAsia="Bookman Old Style" w:hAnsi="Bookman Old Style" w:cs="Bookman Old Style"/>
+          <w:color w:val="000000"/>
+          <w:sz w:val="24"/>
+          <w:szCs w:val="24"/>
+        </w:rPr>
+        <w:t>berdasarkan</w:t>
+      </w:r>
+      <w:proofErr w:type="spellEnd"/>
+      <w:r>
+        <w:rPr>
+          <w:rFonts w:ascii="Bookman Old Style" w:eastAsia="Bookman Old Style" w:hAnsi="Bookman Old Style" w:cs="Bookman Old Style"/>
+          <w:color w:val="000000"/>
+          <w:sz w:val="24"/>
+          <w:szCs w:val="24"/>
+        </w:rPr>
+        <w:t xml:space="preserve"> </w:t>
+      </w:r>
+      <w:proofErr w:type="spellStart"/>
+      <w:r>
+        <w:rPr>
+          <w:rFonts w:ascii="Bookman Old Style" w:eastAsia="Bookman Old Style" w:hAnsi="Bookman Old Style" w:cs="Bookman Old Style"/>
+          <w:color w:val="000000"/>
+          <w:sz w:val="24"/>
+          <w:szCs w:val="24"/>
+        </w:rPr>
+        <w:t>hasil</w:t>
+      </w:r>
+      <w:proofErr w:type="spellEnd"/>
+      <w:r>
+        <w:rPr>
+          <w:rFonts w:ascii="Bookman Old Style" w:eastAsia="Bookman Old Style" w:hAnsi="Bookman Old Style" w:cs="Bookman Old Style"/>
+          <w:color w:val="000000"/>
+          <w:sz w:val="24"/>
+          <w:szCs w:val="24"/>
+        </w:rPr>
+        <w:t xml:space="preserve"> </w:t>
+      </w:r>
+      <w:proofErr w:type="spellStart"/>
+      <w:r>
+        <w:rPr>
+          <w:rFonts w:ascii="Bookman Old Style" w:eastAsia="Bookman Old Style" w:hAnsi="Bookman Old Style" w:cs="Bookman Old Style"/>
+          <w:color w:val="000000"/>
+          <w:sz w:val="24"/>
+          <w:szCs w:val="24"/>
+        </w:rPr>
+        <w:t>pemeriksaan</w:t>
+      </w:r>
+      <w:proofErr w:type="spellEnd"/>
+      <w:r>
+        <w:rPr>
+          <w:rFonts w:ascii="Bookman Old Style" w:eastAsia="Bookman Old Style" w:hAnsi="Bookman Old Style" w:cs="Bookman Old Style"/>
+          <w:color w:val="000000"/>
+          <w:sz w:val="24"/>
+          <w:szCs w:val="24"/>
+        </w:rPr>
+        <w:t xml:space="preserve"> dan </w:t>
+      </w:r>
+      <w:proofErr w:type="spellStart"/>
+      <w:r>
+        <w:rPr>
+          <w:rFonts w:ascii="Bookman Old Style" w:eastAsia="Bookman Old Style" w:hAnsi="Bookman Old Style" w:cs="Bookman Old Style"/>
+          <w:color w:val="000000"/>
+          <w:sz w:val="24"/>
+          <w:szCs w:val="24"/>
+        </w:rPr>
+        <w:t>evaluasi</w:t>
+      </w:r>
+      <w:proofErr w:type="spellEnd"/>
+      <w:r>
+        <w:rPr>
+          <w:rFonts w:ascii="Bookman Old Style" w:eastAsia="Bookman Old Style" w:hAnsi="Bookman Old Style" w:cs="Bookman Old Style"/>
+          <w:color w:val="000000"/>
+          <w:sz w:val="24"/>
+          <w:szCs w:val="24"/>
+        </w:rPr>
+        <w:t xml:space="preserve"> </w:t>
+      </w:r>
+      <w:proofErr w:type="spellStart"/>
+      <w:r>
+        <w:rPr>
+          <w:rFonts w:ascii="Bookman Old Style" w:eastAsia="Bookman Old Style" w:hAnsi="Bookman Old Style" w:cs="Bookman Old Style"/>
+          <w:color w:val="000000"/>
+          <w:sz w:val="24"/>
+          <w:szCs w:val="24"/>
+        </w:rPr>
+        <w:t>pekerjaan</w:t>
+      </w:r>
+      <w:proofErr w:type="spellEnd"/>
+      <w:r>
+        <w:rPr>
+          <w:rFonts w:ascii="Bookman Old Style" w:eastAsia="Bookman Old Style" w:hAnsi="Bookman Old Style" w:cs="Bookman Old Style"/>
+          <w:color w:val="000000"/>
+          <w:sz w:val="24"/>
+          <w:szCs w:val="24"/>
+        </w:rPr>
+        <w:t xml:space="preserve"> </w:t>
+      </w:r>
+      <w:proofErr w:type="spellStart"/>
+      <w:r>
+        <w:rPr>
+          <w:rFonts w:ascii="Bookman Old Style" w:eastAsia="Bookman Old Style" w:hAnsi="Bookman Old Style" w:cs="Bookman Old Style"/>
+          <w:color w:val="000000"/>
+          <w:sz w:val="24"/>
+          <w:szCs w:val="24"/>
+        </w:rPr>
+        <w:t>sebagaimana</w:t>
+      </w:r>
+      <w:proofErr w:type="spellEnd"/>
+      <w:r>
+        <w:rPr>
+          <w:rFonts w:ascii="Bookman Old Style" w:eastAsia="Bookman Old Style" w:hAnsi="Bookman Old Style" w:cs="Bookman Old Style"/>
+          <w:color w:val="000000"/>
+          <w:sz w:val="24"/>
+          <w:szCs w:val="24"/>
+        </w:rPr>
+        <w:t xml:space="preserve"> </w:t>
+      </w:r>
+      <w:proofErr w:type="spellStart"/>
+      <w:r>
+        <w:rPr>
+          <w:rFonts w:ascii="Bookman Old Style" w:eastAsia="Bookman Old Style" w:hAnsi="Bookman Old Style" w:cs="Bookman Old Style"/>
+          <w:color w:val="000000"/>
+          <w:sz w:val="24"/>
+          <w:szCs w:val="24"/>
+        </w:rPr>
+        <w:t>tercantum</w:t>
+      </w:r>
+      <w:proofErr w:type="spellEnd"/>
+      <w:r>
+        <w:rPr>
+          <w:rFonts w:ascii="Bookman Old Style" w:eastAsia="Bookman Old Style" w:hAnsi="Bookman Old Style" w:cs="Bookman Old Style"/>
+          <w:color w:val="000000"/>
+          <w:sz w:val="24"/>
+          <w:szCs w:val="24"/>
+        </w:rPr>
+        <w:t xml:space="preserve"> </w:t>
+      </w:r>
+      <w:proofErr w:type="spellStart"/>
+      <w:r>
+        <w:rPr>
+          <w:rFonts w:ascii="Bookman Old Style" w:eastAsia="Bookman Old Style" w:hAnsi="Bookman Old Style" w:cs="Bookman Old Style"/>
+          <w:color w:val="000000"/>
+          <w:sz w:val="24"/>
+          <w:szCs w:val="24"/>
+        </w:rPr>
+        <w:t>dalam</w:t>
+      </w:r>
+      <w:proofErr w:type="spellEnd"/>
+      <w:r>
+        <w:rPr>
+          <w:rFonts w:ascii="Bookman Old Style" w:eastAsia="Bookman Old Style" w:hAnsi="Bookman Old Style" w:cs="Bookman Old Style"/>
+          <w:color w:val="000000"/>
+          <w:sz w:val="24"/>
+          <w:szCs w:val="24"/>
+        </w:rPr>
+        <w:t xml:space="preserve"> </w:t>
+      </w:r>
+      <w:proofErr w:type="spellStart"/>
+      <w:r>
+        <w:rPr>
+          <w:rFonts w:ascii="Bookman Old Style" w:eastAsia="Bookman Old Style" w:hAnsi="Bookman Old Style" w:cs="Bookman Old Style"/>
+          <w:color w:val="000000"/>
+          <w:sz w:val="24"/>
+          <w:szCs w:val="24"/>
+        </w:rPr>
+        <w:t>lampiran</w:t>
+      </w:r>
+      <w:proofErr w:type="spellEnd"/>
+      <w:r>
+        <w:rPr>
+          <w:rFonts w:ascii="Bookman Old Style" w:eastAsia="Bookman Old Style" w:hAnsi="Bookman Old Style" w:cs="Bookman Old Style"/>
+          <w:color w:val="000000"/>
+          <w:sz w:val="24"/>
+          <w:szCs w:val="24"/>
+        </w:rPr>
+        <w:t>. </w:t>
       </w:r>
     </w:p>
     <w:p>
@@ -2527,14 +3274,85 @@
           <w:szCs w:val="24"/>
         </w:rPr>
       </w:pPr>
-      <w:r>
-        <w:rPr>
-          <w:rFonts w:ascii="Bookman Old Style" w:eastAsia="Bookman Old Style" w:hAnsi="Bookman Old Style" w:cs="Bookman Old Style"/>
-          <w:color w:val="000000"/>
-          <w:sz w:val="24"/>
-          <w:szCs w:val="24"/>
-        </w:rPr>
-        <w:t xml:space="preserve">Berdasarkan angka 2 tersebut di atas, </w:t>
+      <w:proofErr w:type="spellStart"/>
+      <w:r>
+        <w:rPr>
+          <w:rFonts w:ascii="Bookman Old Style" w:eastAsia="Bookman Old Style" w:hAnsi="Bookman Old Style" w:cs="Bookman Old Style"/>
+          <w:color w:val="000000"/>
+          <w:sz w:val="24"/>
+          <w:szCs w:val="24"/>
+        </w:rPr>
+        <w:t>Berdasarkan</w:t>
+      </w:r>
+      <w:proofErr w:type="spellEnd"/>
+      <w:r>
+        <w:rPr>
+          <w:rFonts w:ascii="Bookman Old Style" w:eastAsia="Bookman Old Style" w:hAnsi="Bookman Old Style" w:cs="Bookman Old Style"/>
+          <w:color w:val="000000"/>
+          <w:sz w:val="24"/>
+          <w:szCs w:val="24"/>
+        </w:rPr>
+        <w:t xml:space="preserve"> </w:t>
+      </w:r>
+      <w:proofErr w:type="spellStart"/>
+      <w:r>
+        <w:rPr>
+          <w:rFonts w:ascii="Bookman Old Style" w:eastAsia="Bookman Old Style" w:hAnsi="Bookman Old Style" w:cs="Bookman Old Style"/>
+          <w:color w:val="000000"/>
+          <w:sz w:val="24"/>
+          <w:szCs w:val="24"/>
+        </w:rPr>
+        <w:t>angka</w:t>
+      </w:r>
+      <w:proofErr w:type="spellEnd"/>
+      <w:r>
+        <w:rPr>
+          <w:rFonts w:ascii="Bookman Old Style" w:eastAsia="Bookman Old Style" w:hAnsi="Bookman Old Style" w:cs="Bookman Old Style"/>
+          <w:color w:val="000000"/>
+          <w:sz w:val="24"/>
+          <w:szCs w:val="24"/>
+        </w:rPr>
+        <w:t xml:space="preserve"> 2 </w:t>
+      </w:r>
+      <w:proofErr w:type="spellStart"/>
+      <w:r>
+        <w:rPr>
+          <w:rFonts w:ascii="Bookman Old Style" w:eastAsia="Bookman Old Style" w:hAnsi="Bookman Old Style" w:cs="Bookman Old Style"/>
+          <w:color w:val="000000"/>
+          <w:sz w:val="24"/>
+          <w:szCs w:val="24"/>
+        </w:rPr>
+        <w:t>tersebut</w:t>
+      </w:r>
+      <w:proofErr w:type="spellEnd"/>
+      <w:r>
+        <w:rPr>
+          <w:rFonts w:ascii="Bookman Old Style" w:eastAsia="Bookman Old Style" w:hAnsi="Bookman Old Style" w:cs="Bookman Old Style"/>
+          <w:color w:val="000000"/>
+          <w:sz w:val="24"/>
+          <w:szCs w:val="24"/>
+        </w:rPr>
+        <w:t xml:space="preserve"> di </w:t>
+      </w:r>
+      <w:proofErr w:type="spellStart"/>
+      <w:r>
+        <w:rPr>
+          <w:rFonts w:ascii="Bookman Old Style" w:eastAsia="Bookman Old Style" w:hAnsi="Bookman Old Style" w:cs="Bookman Old Style"/>
+          <w:color w:val="000000"/>
+          <w:sz w:val="24"/>
+          <w:szCs w:val="24"/>
+        </w:rPr>
+        <w:t>atas</w:t>
+      </w:r>
+      <w:proofErr w:type="spellEnd"/>
+      <w:r>
+        <w:rPr>
+          <w:rFonts w:ascii="Bookman Old Style" w:eastAsia="Bookman Old Style" w:hAnsi="Bookman Old Style" w:cs="Bookman Old Style"/>
+          <w:color w:val="000000"/>
+          <w:sz w:val="24"/>
+          <w:szCs w:val="24"/>
+        </w:rPr>
+        <w:t xml:space="preserve">, </w:t>
       </w:r>
       <w:r>
         <w:rPr>
@@ -2554,7 +3372,107 @@
           <w:sz w:val="24"/>
           <w:szCs w:val="24"/>
         </w:rPr>
-        <w:t xml:space="preserve"> menyerahkan hasil pekerjaan Pendataan Lapangan Sensus Ekonomi 2026 kepada </w:t>
+        <w:t xml:space="preserve"> </w:t>
+      </w:r>
+      <w:proofErr w:type="spellStart"/>
+      <w:r>
+        <w:rPr>
+          <w:rFonts w:ascii="Bookman Old Style" w:eastAsia="Bookman Old Style" w:hAnsi="Bookman Old Style" w:cs="Bookman Old Style"/>
+          <w:color w:val="000000"/>
+          <w:sz w:val="24"/>
+          <w:szCs w:val="24"/>
+        </w:rPr>
+        <w:t>menyerahkan</w:t>
+      </w:r>
+      <w:proofErr w:type="spellEnd"/>
+      <w:r>
+        <w:rPr>
+          <w:rFonts w:ascii="Bookman Old Style" w:eastAsia="Bookman Old Style" w:hAnsi="Bookman Old Style" w:cs="Bookman Old Style"/>
+          <w:color w:val="000000"/>
+          <w:sz w:val="24"/>
+          <w:szCs w:val="24"/>
+        </w:rPr>
+        <w:t xml:space="preserve"> </w:t>
+      </w:r>
+      <w:proofErr w:type="spellStart"/>
+      <w:r>
+        <w:rPr>
+          <w:rFonts w:ascii="Bookman Old Style" w:eastAsia="Bookman Old Style" w:hAnsi="Bookman Old Style" w:cs="Bookman Old Style"/>
+          <w:color w:val="000000"/>
+          <w:sz w:val="24"/>
+          <w:szCs w:val="24"/>
+        </w:rPr>
+        <w:t>hasil</w:t>
+      </w:r>
+      <w:proofErr w:type="spellEnd"/>
+      <w:r>
+        <w:rPr>
+          <w:rFonts w:ascii="Bookman Old Style" w:eastAsia="Bookman Old Style" w:hAnsi="Bookman Old Style" w:cs="Bookman Old Style"/>
+          <w:color w:val="000000"/>
+          <w:sz w:val="24"/>
+          <w:szCs w:val="24"/>
+        </w:rPr>
+        <w:t xml:space="preserve"> </w:t>
+      </w:r>
+      <w:proofErr w:type="spellStart"/>
+      <w:r>
+        <w:rPr>
+          <w:rFonts w:ascii="Bookman Old Style" w:eastAsia="Bookman Old Style" w:hAnsi="Bookman Old Style" w:cs="Bookman Old Style"/>
+          <w:color w:val="000000"/>
+          <w:sz w:val="24"/>
+          <w:szCs w:val="24"/>
+        </w:rPr>
+        <w:t>pekerjaan</w:t>
+      </w:r>
+      <w:proofErr w:type="spellEnd"/>
+      <w:r>
+        <w:rPr>
+          <w:rFonts w:ascii="Bookman Old Style" w:eastAsia="Bookman Old Style" w:hAnsi="Bookman Old Style" w:cs="Bookman Old Style"/>
+          <w:color w:val="000000"/>
+          <w:sz w:val="24"/>
+          <w:szCs w:val="24"/>
+        </w:rPr>
+        <w:t xml:space="preserve"> </w:t>
+      </w:r>
+      <w:proofErr w:type="spellStart"/>
+      <w:r>
+        <w:rPr>
+          <w:rFonts w:ascii="Bookman Old Style" w:eastAsia="Bookman Old Style" w:hAnsi="Bookman Old Style" w:cs="Bookman Old Style"/>
+          <w:color w:val="000000"/>
+          <w:sz w:val="24"/>
+          <w:szCs w:val="24"/>
+        </w:rPr>
+        <w:t>Pendataan</w:t>
+      </w:r>
+      <w:proofErr w:type="spellEnd"/>
+      <w:r>
+        <w:rPr>
+          <w:rFonts w:ascii="Bookman Old Style" w:eastAsia="Bookman Old Style" w:hAnsi="Bookman Old Style" w:cs="Bookman Old Style"/>
+          <w:color w:val="000000"/>
+          <w:sz w:val="24"/>
+          <w:szCs w:val="24"/>
+        </w:rPr>
+        <w:t xml:space="preserve"> Lapangan Sensus Ekonomi 2026 </w:t>
+      </w:r>
+      <w:proofErr w:type="spellStart"/>
+      <w:r>
+        <w:rPr>
+          <w:rFonts w:ascii="Bookman Old Style" w:eastAsia="Bookman Old Style" w:hAnsi="Bookman Old Style" w:cs="Bookman Old Style"/>
+          <w:color w:val="000000"/>
+          <w:sz w:val="24"/>
+          <w:szCs w:val="24"/>
+        </w:rPr>
+        <w:t>kepada</w:t>
+      </w:r>
+      <w:proofErr w:type="spellEnd"/>
+      <w:r>
+        <w:rPr>
+          <w:rFonts w:ascii="Bookman Old Style" w:eastAsia="Bookman Old Style" w:hAnsi="Bookman Old Style" w:cs="Bookman Old Style"/>
+          <w:color w:val="000000"/>
+          <w:sz w:val="24"/>
+          <w:szCs w:val="24"/>
+        </w:rPr>
+        <w:t xml:space="preserve"> </w:t>
       </w:r>
       <w:r>
         <w:rPr>
@@ -2594,7 +3512,167 @@
           <w:sz w:val="24"/>
           <w:szCs w:val="24"/>
         </w:rPr>
-        <w:t xml:space="preserve"> menerima hasil pekerjaan tersebut yang telah sesuai dengan seharusnya;</w:t>
+        <w:t xml:space="preserve"> </w:t>
+      </w:r>
+      <w:proofErr w:type="spellStart"/>
+      <w:r>
+        <w:rPr>
+          <w:rFonts w:ascii="Bookman Old Style" w:eastAsia="Bookman Old Style" w:hAnsi="Bookman Old Style" w:cs="Bookman Old Style"/>
+          <w:color w:val="000000"/>
+          <w:sz w:val="24"/>
+          <w:szCs w:val="24"/>
+        </w:rPr>
+        <w:t>menerima</w:t>
+      </w:r>
+      <w:proofErr w:type="spellEnd"/>
+      <w:r>
+        <w:rPr>
+          <w:rFonts w:ascii="Bookman Old Style" w:eastAsia="Bookman Old Style" w:hAnsi="Bookman Old Style" w:cs="Bookman Old Style"/>
+          <w:color w:val="000000"/>
+          <w:sz w:val="24"/>
+          <w:szCs w:val="24"/>
+        </w:rPr>
+        <w:t xml:space="preserve"> </w:t>
+      </w:r>
+      <w:proofErr w:type="spellStart"/>
+      <w:r>
+        <w:rPr>
+          <w:rFonts w:ascii="Bookman Old Style" w:eastAsia="Bookman Old Style" w:hAnsi="Bookman Old Style" w:cs="Bookman Old Style"/>
+          <w:color w:val="000000"/>
+          <w:sz w:val="24"/>
+          <w:szCs w:val="24"/>
+        </w:rPr>
+        <w:t>hasil</w:t>
+      </w:r>
+      <w:proofErr w:type="spellEnd"/>
+      <w:r>
+        <w:rPr>
+          <w:rFonts w:ascii="Bookman Old Style" w:eastAsia="Bookman Old Style" w:hAnsi="Bookman Old Style" w:cs="Bookman Old Style"/>
+          <w:color w:val="000000"/>
+          <w:sz w:val="24"/>
+          <w:szCs w:val="24"/>
+        </w:rPr>
+        <w:t xml:space="preserve"> </w:t>
+      </w:r>
+      <w:proofErr w:type="spellStart"/>
+      <w:r>
+        <w:rPr>
+          <w:rFonts w:ascii="Bookman Old Style" w:eastAsia="Bookman Old Style" w:hAnsi="Bookman Old Style" w:cs="Bookman Old Style"/>
+          <w:color w:val="000000"/>
+          <w:sz w:val="24"/>
+          <w:szCs w:val="24"/>
+        </w:rPr>
+        <w:t>pekerjaan</w:t>
+      </w:r>
+      <w:proofErr w:type="spellEnd"/>
+      <w:r>
+        <w:rPr>
+          <w:rFonts w:ascii="Bookman Old Style" w:eastAsia="Bookman Old Style" w:hAnsi="Bookman Old Style" w:cs="Bookman Old Style"/>
+          <w:color w:val="000000"/>
+          <w:sz w:val="24"/>
+          <w:szCs w:val="24"/>
+        </w:rPr>
+        <w:t xml:space="preserve"> </w:t>
+      </w:r>
+      <w:proofErr w:type="spellStart"/>
+      <w:r>
+        <w:rPr>
+          <w:rFonts w:ascii="Bookman Old Style" w:eastAsia="Bookman Old Style" w:hAnsi="Bookman Old Style" w:cs="Bookman Old Style"/>
+          <w:color w:val="000000"/>
+          <w:sz w:val="24"/>
+          <w:szCs w:val="24"/>
+        </w:rPr>
+        <w:t>tersebut</w:t>
+      </w:r>
+      <w:proofErr w:type="spellEnd"/>
+      <w:r>
+        <w:rPr>
+          <w:rFonts w:ascii="Bookman Old Style" w:eastAsia="Bookman Old Style" w:hAnsi="Bookman Old Style" w:cs="Bookman Old Style"/>
+          <w:color w:val="000000"/>
+          <w:sz w:val="24"/>
+          <w:szCs w:val="24"/>
+        </w:rPr>
+        <w:t xml:space="preserve"> yang </w:t>
+      </w:r>
+      <w:proofErr w:type="spellStart"/>
+      <w:r>
+        <w:rPr>
+          <w:rFonts w:ascii="Bookman Old Style" w:eastAsia="Bookman Old Style" w:hAnsi="Bookman Old Style" w:cs="Bookman Old Style"/>
+          <w:color w:val="000000"/>
+          <w:sz w:val="24"/>
+          <w:szCs w:val="24"/>
+        </w:rPr>
+        <w:t>telah</w:t>
+      </w:r>
+      <w:proofErr w:type="spellEnd"/>
+      <w:r>
+        <w:rPr>
+          <w:rFonts w:ascii="Bookman Old Style" w:eastAsia="Bookman Old Style" w:hAnsi="Bookman Old Style" w:cs="Bookman Old Style"/>
+          <w:color w:val="000000"/>
+          <w:sz w:val="24"/>
+          <w:szCs w:val="24"/>
+        </w:rPr>
+        <w:t xml:space="preserve"> </w:t>
+      </w:r>
+      <w:proofErr w:type="spellStart"/>
+      <w:r>
+        <w:rPr>
+          <w:rFonts w:ascii="Bookman Old Style" w:eastAsia="Bookman Old Style" w:hAnsi="Bookman Old Style" w:cs="Bookman Old Style"/>
+          <w:color w:val="000000"/>
+          <w:sz w:val="24"/>
+          <w:szCs w:val="24"/>
+        </w:rPr>
+        <w:t>sesuai</w:t>
+      </w:r>
+      <w:proofErr w:type="spellEnd"/>
+      <w:r>
+        <w:rPr>
+          <w:rFonts w:ascii="Bookman Old Style" w:eastAsia="Bookman Old Style" w:hAnsi="Bookman Old Style" w:cs="Bookman Old Style"/>
+          <w:color w:val="000000"/>
+          <w:sz w:val="24"/>
+          <w:szCs w:val="24"/>
+        </w:rPr>
+        <w:t xml:space="preserve"> </w:t>
+      </w:r>
+      <w:proofErr w:type="spellStart"/>
+      <w:r>
+        <w:rPr>
+          <w:rFonts w:ascii="Bookman Old Style" w:eastAsia="Bookman Old Style" w:hAnsi="Bookman Old Style" w:cs="Bookman Old Style"/>
+          <w:color w:val="000000"/>
+          <w:sz w:val="24"/>
+          <w:szCs w:val="24"/>
+        </w:rPr>
+        <w:t>dengan</w:t>
+      </w:r>
+      <w:proofErr w:type="spellEnd"/>
+      <w:r>
+        <w:rPr>
+          <w:rFonts w:ascii="Bookman Old Style" w:eastAsia="Bookman Old Style" w:hAnsi="Bookman Old Style" w:cs="Bookman Old Style"/>
+          <w:color w:val="000000"/>
+          <w:sz w:val="24"/>
+          <w:szCs w:val="24"/>
+        </w:rPr>
+        <w:t xml:space="preserve"> </w:t>
+      </w:r>
+      <w:proofErr w:type="spellStart"/>
+      <w:r>
+        <w:rPr>
+          <w:rFonts w:ascii="Bookman Old Style" w:eastAsia="Bookman Old Style" w:hAnsi="Bookman Old Style" w:cs="Bookman Old Style"/>
+          <w:color w:val="000000"/>
+          <w:sz w:val="24"/>
+          <w:szCs w:val="24"/>
+        </w:rPr>
+        <w:t>seharusnya</w:t>
+      </w:r>
+      <w:proofErr w:type="spellEnd"/>
+      <w:r>
+        <w:rPr>
+          <w:rFonts w:ascii="Bookman Old Style" w:eastAsia="Bookman Old Style" w:hAnsi="Bookman Old Style" w:cs="Bookman Old Style"/>
+          <w:color w:val="000000"/>
+          <w:sz w:val="24"/>
+          <w:szCs w:val="24"/>
+        </w:rPr>
+        <w:t>;</w:t>
       </w:r>
     </w:p>
     <w:p>
@@ -2620,16 +3698,246 @@
           <w:sz w:val="24"/>
           <w:szCs w:val="24"/>
         </w:rPr>
-        <w:t xml:space="preserve">Hasil pekerjaan Pendataan Lapangan Sensus Ekonomi 2026 sebagaimana dimaksud dalam angka 3, berupa dokumen hasil Pendataan Lapangan Sensus Ekonomi 2026, sejumlah </w:t>
-      </w:r>
-      <w:r>
-        <w:rPr>
-          <w:rFonts w:ascii="Bookman Old Style" w:eastAsia="Bookman Old Style" w:hAnsi="Bookman Old Style" w:cs="Bookman Old Style"/>
-          <w:color w:val="000000"/>
-          <w:sz w:val="24"/>
-          <w:szCs w:val="24"/>
-        </w:rPr>
-        <w:t>{s</w:t>
+        <w:t xml:space="preserve">Hasil </w:t>
+      </w:r>
+      <w:proofErr w:type="spellStart"/>
+      <w:r>
+        <w:rPr>
+          <w:rFonts w:ascii="Bookman Old Style" w:eastAsia="Bookman Old Style" w:hAnsi="Bookman Old Style" w:cs="Bookman Old Style"/>
+          <w:color w:val="000000"/>
+          <w:sz w:val="24"/>
+          <w:szCs w:val="24"/>
+        </w:rPr>
+        <w:t>pekerjaan</w:t>
+      </w:r>
+      <w:proofErr w:type="spellEnd"/>
+      <w:r>
+        <w:rPr>
+          <w:rFonts w:ascii="Bookman Old Style" w:eastAsia="Bookman Old Style" w:hAnsi="Bookman Old Style" w:cs="Bookman Old Style"/>
+          <w:color w:val="000000"/>
+          <w:sz w:val="24"/>
+          <w:szCs w:val="24"/>
+        </w:rPr>
+        <w:t xml:space="preserve"> </w:t>
+      </w:r>
+      <w:proofErr w:type="spellStart"/>
+      <w:r>
+        <w:rPr>
+          <w:rFonts w:ascii="Bookman Old Style" w:eastAsia="Bookman Old Style" w:hAnsi="Bookman Old Style" w:cs="Bookman Old Style"/>
+          <w:color w:val="000000"/>
+          <w:sz w:val="24"/>
+          <w:szCs w:val="24"/>
+        </w:rPr>
+        <w:t>Pendataan</w:t>
+      </w:r>
+      <w:proofErr w:type="spellEnd"/>
+      <w:r>
+        <w:rPr>
+          <w:rFonts w:ascii="Bookman Old Style" w:eastAsia="Bookman Old Style" w:hAnsi="Bookman Old Style" w:cs="Bookman Old Style"/>
+          <w:color w:val="000000"/>
+          <w:sz w:val="24"/>
+          <w:szCs w:val="24"/>
+        </w:rPr>
+        <w:t xml:space="preserve"> Lapangan Sensus Ekonomi 2026 </w:t>
+      </w:r>
+      <w:proofErr w:type="spellStart"/>
+      <w:r>
+        <w:rPr>
+          <w:rFonts w:ascii="Bookman Old Style" w:eastAsia="Bookman Old Style" w:hAnsi="Bookman Old Style" w:cs="Bookman Old Style"/>
+          <w:color w:val="000000"/>
+          <w:sz w:val="24"/>
+          <w:szCs w:val="24"/>
+        </w:rPr>
+        <w:t>sebagaimana</w:t>
+      </w:r>
+      <w:proofErr w:type="spellEnd"/>
+      <w:r>
+        <w:rPr>
+          <w:rFonts w:ascii="Bookman Old Style" w:eastAsia="Bookman Old Style" w:hAnsi="Bookman Old Style" w:cs="Bookman Old Style"/>
+          <w:color w:val="000000"/>
+          <w:sz w:val="24"/>
+          <w:szCs w:val="24"/>
+        </w:rPr>
+        <w:t xml:space="preserve"> </w:t>
+      </w:r>
+      <w:proofErr w:type="spellStart"/>
+      <w:r>
+        <w:rPr>
+          <w:rFonts w:ascii="Bookman Old Style" w:eastAsia="Bookman Old Style" w:hAnsi="Bookman Old Style" w:cs="Bookman Old Style"/>
+          <w:color w:val="000000"/>
+          <w:sz w:val="24"/>
+          <w:szCs w:val="24"/>
+        </w:rPr>
+        <w:t>dimaksud</w:t>
+      </w:r>
+      <w:proofErr w:type="spellEnd"/>
+      <w:r>
+        <w:rPr>
+          <w:rFonts w:ascii="Bookman Old Style" w:eastAsia="Bookman Old Style" w:hAnsi="Bookman Old Style" w:cs="Bookman Old Style"/>
+          <w:color w:val="000000"/>
+          <w:sz w:val="24"/>
+          <w:szCs w:val="24"/>
+        </w:rPr>
+        <w:t xml:space="preserve"> </w:t>
+      </w:r>
+      <w:proofErr w:type="spellStart"/>
+      <w:r>
+        <w:rPr>
+          <w:rFonts w:ascii="Bookman Old Style" w:eastAsia="Bookman Old Style" w:hAnsi="Bookman Old Style" w:cs="Bookman Old Style"/>
+          <w:color w:val="000000"/>
+          <w:sz w:val="24"/>
+          <w:szCs w:val="24"/>
+        </w:rPr>
+        <w:t>dalam</w:t>
+      </w:r>
+      <w:proofErr w:type="spellEnd"/>
+      <w:r>
+        <w:rPr>
+          <w:rFonts w:ascii="Bookman Old Style" w:eastAsia="Bookman Old Style" w:hAnsi="Bookman Old Style" w:cs="Bookman Old Style"/>
+          <w:color w:val="000000"/>
+          <w:sz w:val="24"/>
+          <w:szCs w:val="24"/>
+        </w:rPr>
+        <w:t xml:space="preserve"> </w:t>
+      </w:r>
+      <w:proofErr w:type="spellStart"/>
+      <w:r>
+        <w:rPr>
+          <w:rFonts w:ascii="Bookman Old Style" w:eastAsia="Bookman Old Style" w:hAnsi="Bookman Old Style" w:cs="Bookman Old Style"/>
+          <w:color w:val="000000"/>
+          <w:sz w:val="24"/>
+          <w:szCs w:val="24"/>
+        </w:rPr>
+        <w:t>angka</w:t>
+      </w:r>
+      <w:proofErr w:type="spellEnd"/>
+      <w:r>
+        <w:rPr>
+          <w:rFonts w:ascii="Bookman Old Style" w:eastAsia="Bookman Old Style" w:hAnsi="Bookman Old Style" w:cs="Bookman Old Style"/>
+          <w:color w:val="000000"/>
+          <w:sz w:val="24"/>
+          <w:szCs w:val="24"/>
+        </w:rPr>
+        <w:t xml:space="preserve"> 3, </w:t>
+      </w:r>
+      <w:proofErr w:type="spellStart"/>
+      <w:r>
+        <w:rPr>
+          <w:rFonts w:ascii="Bookman Old Style" w:eastAsia="Bookman Old Style" w:hAnsi="Bookman Old Style" w:cs="Bookman Old Style"/>
+          <w:color w:val="000000"/>
+          <w:sz w:val="24"/>
+          <w:szCs w:val="24"/>
+        </w:rPr>
+        <w:t>berupa</w:t>
+      </w:r>
+      <w:proofErr w:type="spellEnd"/>
+      <w:r>
+        <w:rPr>
+          <w:rFonts w:ascii="Bookman Old Style" w:eastAsia="Bookman Old Style" w:hAnsi="Bookman Old Style" w:cs="Bookman Old Style"/>
+          <w:color w:val="000000"/>
+          <w:sz w:val="24"/>
+          <w:szCs w:val="24"/>
+        </w:rPr>
+        <w:t xml:space="preserve"> </w:t>
+      </w:r>
+      <w:proofErr w:type="spellStart"/>
+      <w:r>
+        <w:rPr>
+          <w:rFonts w:ascii="Bookman Old Style" w:eastAsia="Bookman Old Style" w:hAnsi="Bookman Old Style" w:cs="Bookman Old Style"/>
+          <w:color w:val="000000"/>
+          <w:sz w:val="24"/>
+          <w:szCs w:val="24"/>
+        </w:rPr>
+        <w:t>dokumen</w:t>
+      </w:r>
+      <w:proofErr w:type="spellEnd"/>
+      <w:r>
+        <w:rPr>
+          <w:rFonts w:ascii="Bookman Old Style" w:eastAsia="Bookman Old Style" w:hAnsi="Bookman Old Style" w:cs="Bookman Old Style"/>
+          <w:color w:val="000000"/>
+          <w:sz w:val="24"/>
+          <w:szCs w:val="24"/>
+        </w:rPr>
+        <w:t xml:space="preserve"> </w:t>
+      </w:r>
+      <w:proofErr w:type="spellStart"/>
+      <w:r>
+        <w:rPr>
+          <w:rFonts w:ascii="Bookman Old Style" w:eastAsia="Bookman Old Style" w:hAnsi="Bookman Old Style" w:cs="Bookman Old Style"/>
+          <w:color w:val="000000"/>
+          <w:sz w:val="24"/>
+          <w:szCs w:val="24"/>
+        </w:rPr>
+        <w:t>hasil</w:t>
+      </w:r>
+      <w:proofErr w:type="spellEnd"/>
+      <w:r>
+        <w:rPr>
+          <w:rFonts w:ascii="Bookman Old Style" w:eastAsia="Bookman Old Style" w:hAnsi="Bookman Old Style" w:cs="Bookman Old Style"/>
+          <w:color w:val="000000"/>
+          <w:sz w:val="24"/>
+          <w:szCs w:val="24"/>
+        </w:rPr>
+        <w:t xml:space="preserve"> </w:t>
+      </w:r>
+      <w:proofErr w:type="spellStart"/>
+      <w:r>
+        <w:rPr>
+          <w:rFonts w:ascii="Bookman Old Style" w:eastAsia="Bookman Old Style" w:hAnsi="Bookman Old Style" w:cs="Bookman Old Style"/>
+          <w:color w:val="000000"/>
+          <w:sz w:val="24"/>
+          <w:szCs w:val="24"/>
+        </w:rPr>
+        <w:t>Pendataan</w:t>
+      </w:r>
+      <w:proofErr w:type="spellEnd"/>
+      <w:r>
+        <w:rPr>
+          <w:rFonts w:ascii="Bookman Old Style" w:eastAsia="Bookman Old Style" w:hAnsi="Bookman Old Style" w:cs="Bookman Old Style"/>
+          <w:color w:val="000000"/>
+          <w:sz w:val="24"/>
+          <w:szCs w:val="24"/>
+        </w:rPr>
+        <w:t xml:space="preserve"> Lapangan Sensus Ekonomi 2026, </w:t>
+      </w:r>
+      <w:proofErr w:type="spellStart"/>
+      <w:r>
+        <w:rPr>
+          <w:rFonts w:ascii="Bookman Old Style" w:eastAsia="Bookman Old Style" w:hAnsi="Bookman Old Style" w:cs="Bookman Old Style"/>
+          <w:color w:val="000000"/>
+          <w:sz w:val="24"/>
+          <w:szCs w:val="24"/>
+        </w:rPr>
+        <w:t>sejumlah</w:t>
+      </w:r>
+      <w:proofErr w:type="spellEnd"/>
+      <w:r>
+        <w:rPr>
+          <w:rFonts w:ascii="Bookman Old Style" w:eastAsia="Bookman Old Style" w:hAnsi="Bookman Old Style" w:cs="Bookman Old Style"/>
+          <w:color w:val="000000"/>
+          <w:sz w:val="24"/>
+          <w:szCs w:val="24"/>
+        </w:rPr>
+        <w:t xml:space="preserve"> </w:t>
+      </w:r>
+      <w:r>
+        <w:rPr>
+          <w:rFonts w:ascii="Bookman Old Style" w:eastAsia="Bookman Old Style" w:hAnsi="Bookman Old Style" w:cs="Bookman Old Style"/>
+          <w:color w:val="000000"/>
+          <w:sz w:val="24"/>
+          <w:szCs w:val="24"/>
+        </w:rPr>
+        <w:t>{</w:t>
+      </w:r>
+      <w:proofErr w:type="spellStart"/>
+      <w:r>
+        <w:rPr>
+          <w:rFonts w:ascii="Bookman Old Style" w:eastAsia="Bookman Old Style" w:hAnsi="Bookman Old Style" w:cs="Bookman Old Style"/>
+          <w:color w:val="000000"/>
+          <w:sz w:val="24"/>
+          <w:szCs w:val="24"/>
+        </w:rPr>
+        <w:t>s</w:t>
       </w:r>
       <w:r>
         <w:rPr>
@@ -2640,6 +3948,7 @@
         </w:rPr>
         <w:t>ls_ongoing</w:t>
       </w:r>
+      <w:proofErr w:type="spellEnd"/>
       <w:r>
         <w:rPr>
           <w:rFonts w:ascii="Bookman Old Style" w:eastAsia="Bookman Old Style" w:hAnsi="Bookman Old Style" w:cs="Bookman Old Style"/>
@@ -2664,8 +3973,54 @@
           <w:sz w:val="24"/>
           <w:szCs w:val="24"/>
         </w:rPr>
-        <w:t>SLS/Sub-SLS dan/atau usaha besar</w:t>
-      </w:r>
+        <w:t>SLS/Sub-SLS dan/</w:t>
+      </w:r>
+      <w:proofErr w:type="spellStart"/>
+      <w:r>
+        <w:rPr>
+          <w:rFonts w:ascii="Bookman Old Style" w:eastAsia="Bookman Old Style" w:hAnsi="Bookman Old Style" w:cs="Bookman Old Style"/>
+          <w:sz w:val="24"/>
+          <w:szCs w:val="24"/>
+        </w:rPr>
+        <w:t>atau</w:t>
+      </w:r>
+      <w:proofErr w:type="spellEnd"/>
+      <w:r>
+        <w:rPr>
+          <w:rFonts w:ascii="Bookman Old Style" w:eastAsia="Bookman Old Style" w:hAnsi="Bookman Old Style" w:cs="Bookman Old Style"/>
+          <w:sz w:val="24"/>
+          <w:szCs w:val="24"/>
+        </w:rPr>
+        <w:t xml:space="preserve"> </w:t>
+      </w:r>
+      <w:proofErr w:type="spellStart"/>
+      <w:r>
+        <w:rPr>
+          <w:rFonts w:ascii="Bookman Old Style" w:eastAsia="Bookman Old Style" w:hAnsi="Bookman Old Style" w:cs="Bookman Old Style"/>
+          <w:sz w:val="24"/>
+          <w:szCs w:val="24"/>
+        </w:rPr>
+        <w:t>usaha</w:t>
+      </w:r>
+      <w:proofErr w:type="spellEnd"/>
+      <w:r>
+        <w:rPr>
+          <w:rFonts w:ascii="Bookman Old Style" w:eastAsia="Bookman Old Style" w:hAnsi="Bookman Old Style" w:cs="Bookman Old Style"/>
+          <w:sz w:val="24"/>
+          <w:szCs w:val="24"/>
+        </w:rPr>
+        <w:t xml:space="preserve"> </w:t>
+      </w:r>
+      <w:proofErr w:type="spellStart"/>
+      <w:r>
+        <w:rPr>
+          <w:rFonts w:ascii="Bookman Old Style" w:eastAsia="Bookman Old Style" w:hAnsi="Bookman Old Style" w:cs="Bookman Old Style"/>
+          <w:sz w:val="24"/>
+          <w:szCs w:val="24"/>
+        </w:rPr>
+        <w:t>besar</w:t>
+      </w:r>
+      <w:proofErr w:type="spellEnd"/>
       <w:r>
         <w:rPr>
           <w:rFonts w:ascii="Bookman Old Style" w:eastAsia="Bookman Old Style" w:hAnsi="Bookman Old Style" w:cs="Bookman Old Style"/>
@@ -2709,6 +4064,7 @@
         </w:rPr>
         <w:t xml:space="preserve">asil </w:t>
       </w:r>
+      <w:proofErr w:type="spellStart"/>
       <w:r>
         <w:rPr>
           <w:rFonts w:ascii="Bookman Old Style" w:eastAsia="Bookman Old Style" w:hAnsi="Bookman Old Style" w:cs="Bookman Old Style"/>
@@ -2724,8 +4080,219 @@
           <w:sz w:val="24"/>
           <w:szCs w:val="24"/>
         </w:rPr>
-        <w:t xml:space="preserve">ekerjaan pendataan sebagaimana dimaksud pada angka 4 yang memerlukan pemeriksaan lanjutan, akan dilakukan pengecekan, </w:t>
-      </w:r>
+        <w:t>ekerjaan</w:t>
+      </w:r>
+      <w:proofErr w:type="spellEnd"/>
+      <w:r>
+        <w:rPr>
+          <w:rFonts w:ascii="Bookman Old Style" w:eastAsia="Bookman Old Style" w:hAnsi="Bookman Old Style" w:cs="Bookman Old Style"/>
+          <w:color w:val="000000"/>
+          <w:sz w:val="24"/>
+          <w:szCs w:val="24"/>
+        </w:rPr>
+        <w:t xml:space="preserve"> </w:t>
+      </w:r>
+      <w:proofErr w:type="spellStart"/>
+      <w:r>
+        <w:rPr>
+          <w:rFonts w:ascii="Bookman Old Style" w:eastAsia="Bookman Old Style" w:hAnsi="Bookman Old Style" w:cs="Bookman Old Style"/>
+          <w:color w:val="000000"/>
+          <w:sz w:val="24"/>
+          <w:szCs w:val="24"/>
+        </w:rPr>
+        <w:t>pendataan</w:t>
+      </w:r>
+      <w:proofErr w:type="spellEnd"/>
+      <w:r>
+        <w:rPr>
+          <w:rFonts w:ascii="Bookman Old Style" w:eastAsia="Bookman Old Style" w:hAnsi="Bookman Old Style" w:cs="Bookman Old Style"/>
+          <w:color w:val="000000"/>
+          <w:sz w:val="24"/>
+          <w:szCs w:val="24"/>
+        </w:rPr>
+        <w:t xml:space="preserve"> </w:t>
+      </w:r>
+      <w:proofErr w:type="spellStart"/>
+      <w:r>
+        <w:rPr>
+          <w:rFonts w:ascii="Bookman Old Style" w:eastAsia="Bookman Old Style" w:hAnsi="Bookman Old Style" w:cs="Bookman Old Style"/>
+          <w:color w:val="000000"/>
+          <w:sz w:val="24"/>
+          <w:szCs w:val="24"/>
+        </w:rPr>
+        <w:t>sebagaimana</w:t>
+      </w:r>
+      <w:proofErr w:type="spellEnd"/>
+      <w:r>
+        <w:rPr>
+          <w:rFonts w:ascii="Bookman Old Style" w:eastAsia="Bookman Old Style" w:hAnsi="Bookman Old Style" w:cs="Bookman Old Style"/>
+          <w:color w:val="000000"/>
+          <w:sz w:val="24"/>
+          <w:szCs w:val="24"/>
+        </w:rPr>
+        <w:t xml:space="preserve"> </w:t>
+      </w:r>
+      <w:proofErr w:type="spellStart"/>
+      <w:r>
+        <w:rPr>
+          <w:rFonts w:ascii="Bookman Old Style" w:eastAsia="Bookman Old Style" w:hAnsi="Bookman Old Style" w:cs="Bookman Old Style"/>
+          <w:color w:val="000000"/>
+          <w:sz w:val="24"/>
+          <w:szCs w:val="24"/>
+        </w:rPr>
+        <w:t>dimaksud</w:t>
+      </w:r>
+      <w:proofErr w:type="spellEnd"/>
+      <w:r>
+        <w:rPr>
+          <w:rFonts w:ascii="Bookman Old Style" w:eastAsia="Bookman Old Style" w:hAnsi="Bookman Old Style" w:cs="Bookman Old Style"/>
+          <w:color w:val="000000"/>
+          <w:sz w:val="24"/>
+          <w:szCs w:val="24"/>
+        </w:rPr>
+        <w:t xml:space="preserve"> pada </w:t>
+      </w:r>
+      <w:proofErr w:type="spellStart"/>
+      <w:r>
+        <w:rPr>
+          <w:rFonts w:ascii="Bookman Old Style" w:eastAsia="Bookman Old Style" w:hAnsi="Bookman Old Style" w:cs="Bookman Old Style"/>
+          <w:color w:val="000000"/>
+          <w:sz w:val="24"/>
+          <w:szCs w:val="24"/>
+        </w:rPr>
+        <w:t>angka</w:t>
+      </w:r>
+      <w:proofErr w:type="spellEnd"/>
+      <w:r>
+        <w:rPr>
+          <w:rFonts w:ascii="Bookman Old Style" w:eastAsia="Bookman Old Style" w:hAnsi="Bookman Old Style" w:cs="Bookman Old Style"/>
+          <w:color w:val="000000"/>
+          <w:sz w:val="24"/>
+          <w:szCs w:val="24"/>
+        </w:rPr>
+        <w:t xml:space="preserve"> 4 yang </w:t>
+      </w:r>
+      <w:proofErr w:type="spellStart"/>
+      <w:r>
+        <w:rPr>
+          <w:rFonts w:ascii="Bookman Old Style" w:eastAsia="Bookman Old Style" w:hAnsi="Bookman Old Style" w:cs="Bookman Old Style"/>
+          <w:color w:val="000000"/>
+          <w:sz w:val="24"/>
+          <w:szCs w:val="24"/>
+        </w:rPr>
+        <w:t>memerlukan</w:t>
+      </w:r>
+      <w:proofErr w:type="spellEnd"/>
+      <w:r>
+        <w:rPr>
+          <w:rFonts w:ascii="Bookman Old Style" w:eastAsia="Bookman Old Style" w:hAnsi="Bookman Old Style" w:cs="Bookman Old Style"/>
+          <w:color w:val="000000"/>
+          <w:sz w:val="24"/>
+          <w:szCs w:val="24"/>
+        </w:rPr>
+        <w:t xml:space="preserve"> </w:t>
+      </w:r>
+      <w:proofErr w:type="spellStart"/>
+      <w:r>
+        <w:rPr>
+          <w:rFonts w:ascii="Bookman Old Style" w:eastAsia="Bookman Old Style" w:hAnsi="Bookman Old Style" w:cs="Bookman Old Style"/>
+          <w:color w:val="000000"/>
+          <w:sz w:val="24"/>
+          <w:szCs w:val="24"/>
+        </w:rPr>
+        <w:t>pemeriksaan</w:t>
+      </w:r>
+      <w:proofErr w:type="spellEnd"/>
+      <w:r>
+        <w:rPr>
+          <w:rFonts w:ascii="Bookman Old Style" w:eastAsia="Bookman Old Style" w:hAnsi="Bookman Old Style" w:cs="Bookman Old Style"/>
+          <w:color w:val="000000"/>
+          <w:sz w:val="24"/>
+          <w:szCs w:val="24"/>
+        </w:rPr>
+        <w:t xml:space="preserve"> </w:t>
+      </w:r>
+      <w:proofErr w:type="spellStart"/>
+      <w:r>
+        <w:rPr>
+          <w:rFonts w:ascii="Bookman Old Style" w:eastAsia="Bookman Old Style" w:hAnsi="Bookman Old Style" w:cs="Bookman Old Style"/>
+          <w:color w:val="000000"/>
+          <w:sz w:val="24"/>
+          <w:szCs w:val="24"/>
+        </w:rPr>
+        <w:t>lanjutan</w:t>
+      </w:r>
+      <w:proofErr w:type="spellEnd"/>
+      <w:r>
+        <w:rPr>
+          <w:rFonts w:ascii="Bookman Old Style" w:eastAsia="Bookman Old Style" w:hAnsi="Bookman Old Style" w:cs="Bookman Old Style"/>
+          <w:color w:val="000000"/>
+          <w:sz w:val="24"/>
+          <w:szCs w:val="24"/>
+        </w:rPr>
+        <w:t xml:space="preserve">, </w:t>
+      </w:r>
+      <w:proofErr w:type="spellStart"/>
+      <w:r>
+        <w:rPr>
+          <w:rFonts w:ascii="Bookman Old Style" w:eastAsia="Bookman Old Style" w:hAnsi="Bookman Old Style" w:cs="Bookman Old Style"/>
+          <w:color w:val="000000"/>
+          <w:sz w:val="24"/>
+          <w:szCs w:val="24"/>
+        </w:rPr>
+        <w:t>akan</w:t>
+      </w:r>
+      <w:proofErr w:type="spellEnd"/>
+      <w:r>
+        <w:rPr>
+          <w:rFonts w:ascii="Bookman Old Style" w:eastAsia="Bookman Old Style" w:hAnsi="Bookman Old Style" w:cs="Bookman Old Style"/>
+          <w:color w:val="000000"/>
+          <w:sz w:val="24"/>
+          <w:szCs w:val="24"/>
+        </w:rPr>
+        <w:t xml:space="preserve"> </w:t>
+      </w:r>
+      <w:proofErr w:type="spellStart"/>
+      <w:r>
+        <w:rPr>
+          <w:rFonts w:ascii="Bookman Old Style" w:eastAsia="Bookman Old Style" w:hAnsi="Bookman Old Style" w:cs="Bookman Old Style"/>
+          <w:color w:val="000000"/>
+          <w:sz w:val="24"/>
+          <w:szCs w:val="24"/>
+        </w:rPr>
+        <w:t>dilakukan</w:t>
+      </w:r>
+      <w:proofErr w:type="spellEnd"/>
+      <w:r>
+        <w:rPr>
+          <w:rFonts w:ascii="Bookman Old Style" w:eastAsia="Bookman Old Style" w:hAnsi="Bookman Old Style" w:cs="Bookman Old Style"/>
+          <w:color w:val="000000"/>
+          <w:sz w:val="24"/>
+          <w:szCs w:val="24"/>
+        </w:rPr>
+        <w:t xml:space="preserve"> </w:t>
+      </w:r>
+      <w:proofErr w:type="spellStart"/>
+      <w:r>
+        <w:rPr>
+          <w:rFonts w:ascii="Bookman Old Style" w:eastAsia="Bookman Old Style" w:hAnsi="Bookman Old Style" w:cs="Bookman Old Style"/>
+          <w:color w:val="000000"/>
+          <w:sz w:val="24"/>
+          <w:szCs w:val="24"/>
+        </w:rPr>
+        <w:t>pengecekan</w:t>
+      </w:r>
+      <w:proofErr w:type="spellEnd"/>
+      <w:r>
+        <w:rPr>
+          <w:rFonts w:ascii="Bookman Old Style" w:eastAsia="Bookman Old Style" w:hAnsi="Bookman Old Style" w:cs="Bookman Old Style"/>
+          <w:color w:val="000000"/>
+          <w:sz w:val="24"/>
+          <w:szCs w:val="24"/>
+        </w:rPr>
+        <w:t xml:space="preserve">, </w:t>
+      </w:r>
+      <w:proofErr w:type="spellStart"/>
       <w:r>
         <w:rPr>
           <w:rFonts w:ascii="Bookman Old Style" w:eastAsia="Bookman Old Style" w:hAnsi="Bookman Old Style" w:cs="Bookman Old Style"/>
@@ -2734,7 +4301,177 @@
           <w:szCs w:val="24"/>
         </w:rPr>
         <w:lastRenderedPageBreak/>
-        <w:t xml:space="preserve">perubahan, dan/atau kunjungan kembali ke lapangan merujuk pada perjanjian yang ditandatangani oleh </w:t>
+        <w:t>perubahan</w:t>
+      </w:r>
+      <w:proofErr w:type="spellEnd"/>
+      <w:r>
+        <w:rPr>
+          <w:rFonts w:ascii="Bookman Old Style" w:eastAsia="Bookman Old Style" w:hAnsi="Bookman Old Style" w:cs="Bookman Old Style"/>
+          <w:color w:val="000000"/>
+          <w:sz w:val="24"/>
+          <w:szCs w:val="24"/>
+        </w:rPr>
+        <w:t>, dan/</w:t>
+      </w:r>
+      <w:proofErr w:type="spellStart"/>
+      <w:r>
+        <w:rPr>
+          <w:rFonts w:ascii="Bookman Old Style" w:eastAsia="Bookman Old Style" w:hAnsi="Bookman Old Style" w:cs="Bookman Old Style"/>
+          <w:color w:val="000000"/>
+          <w:sz w:val="24"/>
+          <w:szCs w:val="24"/>
+        </w:rPr>
+        <w:t>atau</w:t>
+      </w:r>
+      <w:proofErr w:type="spellEnd"/>
+      <w:r>
+        <w:rPr>
+          <w:rFonts w:ascii="Bookman Old Style" w:eastAsia="Bookman Old Style" w:hAnsi="Bookman Old Style" w:cs="Bookman Old Style"/>
+          <w:color w:val="000000"/>
+          <w:sz w:val="24"/>
+          <w:szCs w:val="24"/>
+        </w:rPr>
+        <w:t xml:space="preserve"> </w:t>
+      </w:r>
+      <w:proofErr w:type="spellStart"/>
+      <w:r>
+        <w:rPr>
+          <w:rFonts w:ascii="Bookman Old Style" w:eastAsia="Bookman Old Style" w:hAnsi="Bookman Old Style" w:cs="Bookman Old Style"/>
+          <w:color w:val="000000"/>
+          <w:sz w:val="24"/>
+          <w:szCs w:val="24"/>
+        </w:rPr>
+        <w:t>kunjungan</w:t>
+      </w:r>
+      <w:proofErr w:type="spellEnd"/>
+      <w:r>
+        <w:rPr>
+          <w:rFonts w:ascii="Bookman Old Style" w:eastAsia="Bookman Old Style" w:hAnsi="Bookman Old Style" w:cs="Bookman Old Style"/>
+          <w:color w:val="000000"/>
+          <w:sz w:val="24"/>
+          <w:szCs w:val="24"/>
+        </w:rPr>
+        <w:t xml:space="preserve"> </w:t>
+      </w:r>
+      <w:proofErr w:type="spellStart"/>
+      <w:r>
+        <w:rPr>
+          <w:rFonts w:ascii="Bookman Old Style" w:eastAsia="Bookman Old Style" w:hAnsi="Bookman Old Style" w:cs="Bookman Old Style"/>
+          <w:color w:val="000000"/>
+          <w:sz w:val="24"/>
+          <w:szCs w:val="24"/>
+        </w:rPr>
+        <w:t>kembali</w:t>
+      </w:r>
+      <w:proofErr w:type="spellEnd"/>
+      <w:r>
+        <w:rPr>
+          <w:rFonts w:ascii="Bookman Old Style" w:eastAsia="Bookman Old Style" w:hAnsi="Bookman Old Style" w:cs="Bookman Old Style"/>
+          <w:color w:val="000000"/>
+          <w:sz w:val="24"/>
+          <w:szCs w:val="24"/>
+        </w:rPr>
+        <w:t xml:space="preserve"> </w:t>
+      </w:r>
+      <w:proofErr w:type="spellStart"/>
+      <w:r>
+        <w:rPr>
+          <w:rFonts w:ascii="Bookman Old Style" w:eastAsia="Bookman Old Style" w:hAnsi="Bookman Old Style" w:cs="Bookman Old Style"/>
+          <w:color w:val="000000"/>
+          <w:sz w:val="24"/>
+          <w:szCs w:val="24"/>
+        </w:rPr>
+        <w:t>ke</w:t>
+      </w:r>
+      <w:proofErr w:type="spellEnd"/>
+      <w:r>
+        <w:rPr>
+          <w:rFonts w:ascii="Bookman Old Style" w:eastAsia="Bookman Old Style" w:hAnsi="Bookman Old Style" w:cs="Bookman Old Style"/>
+          <w:color w:val="000000"/>
+          <w:sz w:val="24"/>
+          <w:szCs w:val="24"/>
+        </w:rPr>
+        <w:t xml:space="preserve"> </w:t>
+      </w:r>
+      <w:proofErr w:type="spellStart"/>
+      <w:r>
+        <w:rPr>
+          <w:rFonts w:ascii="Bookman Old Style" w:eastAsia="Bookman Old Style" w:hAnsi="Bookman Old Style" w:cs="Bookman Old Style"/>
+          <w:color w:val="000000"/>
+          <w:sz w:val="24"/>
+          <w:szCs w:val="24"/>
+        </w:rPr>
+        <w:t>lapangan</w:t>
+      </w:r>
+      <w:proofErr w:type="spellEnd"/>
+      <w:r>
+        <w:rPr>
+          <w:rFonts w:ascii="Bookman Old Style" w:eastAsia="Bookman Old Style" w:hAnsi="Bookman Old Style" w:cs="Bookman Old Style"/>
+          <w:color w:val="000000"/>
+          <w:sz w:val="24"/>
+          <w:szCs w:val="24"/>
+        </w:rPr>
+        <w:t xml:space="preserve"> </w:t>
+      </w:r>
+      <w:proofErr w:type="spellStart"/>
+      <w:r>
+        <w:rPr>
+          <w:rFonts w:ascii="Bookman Old Style" w:eastAsia="Bookman Old Style" w:hAnsi="Bookman Old Style" w:cs="Bookman Old Style"/>
+          <w:color w:val="000000"/>
+          <w:sz w:val="24"/>
+          <w:szCs w:val="24"/>
+        </w:rPr>
+        <w:t>merujuk</w:t>
+      </w:r>
+      <w:proofErr w:type="spellEnd"/>
+      <w:r>
+        <w:rPr>
+          <w:rFonts w:ascii="Bookman Old Style" w:eastAsia="Bookman Old Style" w:hAnsi="Bookman Old Style" w:cs="Bookman Old Style"/>
+          <w:color w:val="000000"/>
+          <w:sz w:val="24"/>
+          <w:szCs w:val="24"/>
+        </w:rPr>
+        <w:t xml:space="preserve"> pada </w:t>
+      </w:r>
+      <w:proofErr w:type="spellStart"/>
+      <w:r>
+        <w:rPr>
+          <w:rFonts w:ascii="Bookman Old Style" w:eastAsia="Bookman Old Style" w:hAnsi="Bookman Old Style" w:cs="Bookman Old Style"/>
+          <w:color w:val="000000"/>
+          <w:sz w:val="24"/>
+          <w:szCs w:val="24"/>
+        </w:rPr>
+        <w:t>perjanjian</w:t>
+      </w:r>
+      <w:proofErr w:type="spellEnd"/>
+      <w:r>
+        <w:rPr>
+          <w:rFonts w:ascii="Bookman Old Style" w:eastAsia="Bookman Old Style" w:hAnsi="Bookman Old Style" w:cs="Bookman Old Style"/>
+          <w:color w:val="000000"/>
+          <w:sz w:val="24"/>
+          <w:szCs w:val="24"/>
+        </w:rPr>
+        <w:t xml:space="preserve"> yang </w:t>
+      </w:r>
+      <w:proofErr w:type="spellStart"/>
+      <w:r>
+        <w:rPr>
+          <w:rFonts w:ascii="Bookman Old Style" w:eastAsia="Bookman Old Style" w:hAnsi="Bookman Old Style" w:cs="Bookman Old Style"/>
+          <w:color w:val="000000"/>
+          <w:sz w:val="24"/>
+          <w:szCs w:val="24"/>
+        </w:rPr>
+        <w:t>ditandatangani</w:t>
+      </w:r>
+      <w:proofErr w:type="spellEnd"/>
+      <w:r>
+        <w:rPr>
+          <w:rFonts w:ascii="Bookman Old Style" w:eastAsia="Bookman Old Style" w:hAnsi="Bookman Old Style" w:cs="Bookman Old Style"/>
+          <w:color w:val="000000"/>
+          <w:sz w:val="24"/>
+          <w:szCs w:val="24"/>
+        </w:rPr>
+        <w:t xml:space="preserve"> oleh </w:t>
       </w:r>
       <w:r>
         <w:rPr>
@@ -2902,7 +4639,27 @@
                 <w:sz w:val="24"/>
                 <w:szCs w:val="24"/>
               </w:rPr>
-              <w:t>{nama_petugas}</w:t>
+              <w:t>{</w:t>
+            </w:r>
+            <w:proofErr w:type="spellStart"/>
+            <w:r>
+              <w:rPr>
+                <w:rFonts w:ascii="Bookman Old Style" w:eastAsia="Bookman Old Style" w:hAnsi="Bookman Old Style" w:cs="Bookman Old Style"/>
+                <w:color w:val="000000"/>
+                <w:sz w:val="24"/>
+                <w:szCs w:val="24"/>
+              </w:rPr>
+              <w:t>nama_petugas</w:t>
+            </w:r>
+            <w:proofErr w:type="spellEnd"/>
+            <w:r>
+              <w:rPr>
+                <w:rFonts w:ascii="Bookman Old Style" w:eastAsia="Bookman Old Style" w:hAnsi="Bookman Old Style" w:cs="Bookman Old Style"/>
+                <w:color w:val="000000"/>
+                <w:sz w:val="24"/>
+                <w:szCs w:val="24"/>
+              </w:rPr>
+              <w:t>}</w:t>
             </w:r>
             <w:r>
               <w:rPr>
@@ -2982,7 +4739,27 @@
                 <w:sz w:val="24"/>
                 <w:szCs w:val="24"/>
               </w:rPr>
-              <w:t>(Nuraliyah)</w:t>
+              <w:t>(</w:t>
+            </w:r>
+            <w:proofErr w:type="spellStart"/>
+            <w:r>
+              <w:rPr>
+                <w:rFonts w:ascii="Bookman Old Style" w:eastAsia="Bookman Old Style" w:hAnsi="Bookman Old Style" w:cs="Bookman Old Style"/>
+                <w:color w:val="000000"/>
+                <w:sz w:val="24"/>
+                <w:szCs w:val="24"/>
+              </w:rPr>
+              <w:t>Nuraliyah</w:t>
+            </w:r>
+            <w:proofErr w:type="spellEnd"/>
+            <w:r>
+              <w:rPr>
+                <w:rFonts w:ascii="Bookman Old Style" w:eastAsia="Bookman Old Style" w:hAnsi="Bookman Old Style" w:cs="Bookman Old Style"/>
+                <w:color w:val="000000"/>
+                <w:sz w:val="24"/>
+                <w:szCs w:val="24"/>
+              </w:rPr>
+              <w:t>)</w:t>
             </w:r>
           </w:p>
         </w:tc>
@@ -3276,15 +5053,27 @@
                 <w:szCs w:val="24"/>
               </w:rPr>
             </w:pPr>
-            <w:r>
-              <w:rPr>
-                <w:rFonts w:ascii="Bookman Old Style" w:eastAsia="Bookman Old Style" w:hAnsi="Bookman Old Style" w:cs="Bookman Old Style"/>
-                <w:color w:val="000000"/>
-                <w:sz w:val="24"/>
-                <w:szCs w:val="24"/>
-              </w:rPr>
-              <w:t xml:space="preserve">Uraian </w:t>
-            </w:r>
+            <w:proofErr w:type="spellStart"/>
+            <w:r>
+              <w:rPr>
+                <w:rFonts w:ascii="Bookman Old Style" w:eastAsia="Bookman Old Style" w:hAnsi="Bookman Old Style" w:cs="Bookman Old Style"/>
+                <w:color w:val="000000"/>
+                <w:sz w:val="24"/>
+                <w:szCs w:val="24"/>
+              </w:rPr>
+              <w:t>Uraian</w:t>
+            </w:r>
+            <w:proofErr w:type="spellEnd"/>
+            <w:r>
+              <w:rPr>
+                <w:rFonts w:ascii="Bookman Old Style" w:eastAsia="Bookman Old Style" w:hAnsi="Bookman Old Style" w:cs="Bookman Old Style"/>
+                <w:color w:val="000000"/>
+                <w:sz w:val="24"/>
+                <w:szCs w:val="24"/>
+              </w:rPr>
+              <w:t xml:space="preserve"> </w:t>
+            </w:r>
+            <w:proofErr w:type="spellStart"/>
             <w:r>
               <w:rPr>
                 <w:rFonts w:ascii="Bookman Old Style" w:eastAsia="Bookman Old Style" w:hAnsi="Bookman Old Style" w:cs="Bookman Old Style"/>
@@ -3293,6 +5082,7 @@
               </w:rPr>
               <w:t>Pekerjaan</w:t>
             </w:r>
+            <w:proofErr w:type="spellEnd"/>
           </w:p>
         </w:tc>
         <w:tc>
@@ -3324,7 +5114,17 @@
                 <w:sz w:val="24"/>
                 <w:szCs w:val="24"/>
               </w:rPr>
-              <w:t>Waktu Penyelesa</w:t>
+              <w:t xml:space="preserve">Waktu </w:t>
+            </w:r>
+            <w:proofErr w:type="spellStart"/>
+            <w:r>
+              <w:rPr>
+                <w:rFonts w:ascii="Bookman Old Style" w:eastAsia="Bookman Old Style" w:hAnsi="Bookman Old Style" w:cs="Bookman Old Style"/>
+                <w:color w:val="000000"/>
+                <w:sz w:val="24"/>
+                <w:szCs w:val="24"/>
+              </w:rPr>
+              <w:t>Penyelesa</w:t>
             </w:r>
             <w:r>
               <w:rPr>
@@ -3334,6 +5134,7 @@
               </w:rPr>
               <w:t>ian</w:t>
             </w:r>
+            <w:proofErr w:type="spellEnd"/>
           </w:p>
         </w:tc>
         <w:tc>
@@ -3365,8 +5166,19 @@
                 <w:sz w:val="24"/>
                 <w:szCs w:val="24"/>
               </w:rPr>
-              <w:t>Target Pekerjaan</w:t>
-            </w:r>
+              <w:t xml:space="preserve">Target </w:t>
+            </w:r>
+            <w:proofErr w:type="spellStart"/>
+            <w:r>
+              <w:rPr>
+                <w:rFonts w:ascii="Bookman Old Style" w:eastAsia="Bookman Old Style" w:hAnsi="Bookman Old Style" w:cs="Bookman Old Style"/>
+                <w:color w:val="000000"/>
+                <w:sz w:val="24"/>
+                <w:szCs w:val="24"/>
+              </w:rPr>
+              <w:t>Pekerjaan</w:t>
+            </w:r>
+            <w:proofErr w:type="spellEnd"/>
           </w:p>
         </w:tc>
         <w:tc>
@@ -3391,15 +5203,37 @@
                 <w:szCs w:val="24"/>
               </w:rPr>
             </w:pPr>
-            <w:r>
-              <w:rPr>
-                <w:rFonts w:ascii="Bookman Old Style" w:eastAsia="Bookman Old Style" w:hAnsi="Bookman Old Style" w:cs="Bookman Old Style"/>
-                <w:color w:val="000000"/>
-                <w:sz w:val="24"/>
-                <w:szCs w:val="24"/>
-              </w:rPr>
-              <w:t>Realisasi Pekerjaan</w:t>
-            </w:r>
+            <w:proofErr w:type="spellStart"/>
+            <w:r>
+              <w:rPr>
+                <w:rFonts w:ascii="Bookman Old Style" w:eastAsia="Bookman Old Style" w:hAnsi="Bookman Old Style" w:cs="Bookman Old Style"/>
+                <w:color w:val="000000"/>
+                <w:sz w:val="24"/>
+                <w:szCs w:val="24"/>
+              </w:rPr>
+              <w:t>Realisasi</w:t>
+            </w:r>
+            <w:proofErr w:type="spellEnd"/>
+            <w:r>
+              <w:rPr>
+                <w:rFonts w:ascii="Bookman Old Style" w:eastAsia="Bookman Old Style" w:hAnsi="Bookman Old Style" w:cs="Bookman Old Style"/>
+                <w:color w:val="000000"/>
+                <w:sz w:val="24"/>
+                <w:szCs w:val="24"/>
+              </w:rPr>
+              <w:t xml:space="preserve"> </w:t>
+            </w:r>
+            <w:proofErr w:type="spellStart"/>
+            <w:r>
+              <w:rPr>
+                <w:rFonts w:ascii="Bookman Old Style" w:eastAsia="Bookman Old Style" w:hAnsi="Bookman Old Style" w:cs="Bookman Old Style"/>
+                <w:color w:val="000000"/>
+                <w:sz w:val="24"/>
+                <w:szCs w:val="24"/>
+              </w:rPr>
+              <w:t>Pekerjaan</w:t>
+            </w:r>
+            <w:proofErr w:type="spellEnd"/>
           </w:p>
         </w:tc>
         <w:tc>
@@ -3431,8 +5265,19 @@
                 <w:sz w:val="24"/>
                 <w:szCs w:val="24"/>
               </w:rPr>
-              <w:t>Nilai Perjanjian</w:t>
-            </w:r>
+              <w:t xml:space="preserve">Nilai </w:t>
+            </w:r>
+            <w:proofErr w:type="spellStart"/>
+            <w:r>
+              <w:rPr>
+                <w:rFonts w:ascii="Bookman Old Style" w:eastAsia="Bookman Old Style" w:hAnsi="Bookman Old Style" w:cs="Bookman Old Style"/>
+                <w:color w:val="000000"/>
+                <w:sz w:val="24"/>
+                <w:szCs w:val="24"/>
+              </w:rPr>
+              <w:t>Perjanjian</w:t>
+            </w:r>
+            <w:proofErr w:type="spellEnd"/>
           </w:p>
         </w:tc>
       </w:tr>
@@ -3524,6 +5369,7 @@
                 <w:szCs w:val="24"/>
               </w:rPr>
             </w:pPr>
+            <w:proofErr w:type="spellStart"/>
             <w:r>
               <w:rPr>
                 <w:rFonts w:ascii="Bookman Old Style" w:eastAsia="Bookman Old Style" w:hAnsi="Bookman Old Style" w:cs="Bookman Old Style"/>
@@ -3533,6 +5379,7 @@
               </w:rPr>
               <w:t>Presentase</w:t>
             </w:r>
+            <w:proofErr w:type="spellEnd"/>
           </w:p>
         </w:tc>
         <w:tc>
@@ -3887,13 +5734,59 @@
                 <w:szCs w:val="24"/>
               </w:rPr>
             </w:pPr>
-            <w:r>
-              <w:rPr>
-                <w:rFonts w:ascii="Bookman Old Style" w:eastAsia="Bookman Old Style" w:hAnsi="Bookman Old Style" w:cs="Bookman Old Style"/>
-                <w:sz w:val="24"/>
-                <w:szCs w:val="24"/>
-              </w:rPr>
-              <w:t xml:space="preserve">Melakukan pendataan lapangan </w:t>
+            <w:proofErr w:type="spellStart"/>
+            <w:r>
+              <w:rPr>
+                <w:rFonts w:ascii="Bookman Old Style" w:eastAsia="Bookman Old Style" w:hAnsi="Bookman Old Style" w:cs="Bookman Old Style"/>
+                <w:sz w:val="24"/>
+                <w:szCs w:val="24"/>
+              </w:rPr>
+              <w:t>Melakukan</w:t>
+            </w:r>
+            <w:proofErr w:type="spellEnd"/>
+            <w:r>
+              <w:rPr>
+                <w:rFonts w:ascii="Bookman Old Style" w:eastAsia="Bookman Old Style" w:hAnsi="Bookman Old Style" w:cs="Bookman Old Style"/>
+                <w:sz w:val="24"/>
+                <w:szCs w:val="24"/>
+              </w:rPr>
+              <w:t xml:space="preserve"> </w:t>
+            </w:r>
+            <w:proofErr w:type="spellStart"/>
+            <w:r>
+              <w:rPr>
+                <w:rFonts w:ascii="Bookman Old Style" w:eastAsia="Bookman Old Style" w:hAnsi="Bookman Old Style" w:cs="Bookman Old Style"/>
+                <w:sz w:val="24"/>
+                <w:szCs w:val="24"/>
+              </w:rPr>
+              <w:t>pendataan</w:t>
+            </w:r>
+            <w:proofErr w:type="spellEnd"/>
+            <w:r>
+              <w:rPr>
+                <w:rFonts w:ascii="Bookman Old Style" w:eastAsia="Bookman Old Style" w:hAnsi="Bookman Old Style" w:cs="Bookman Old Style"/>
+                <w:sz w:val="24"/>
+                <w:szCs w:val="24"/>
+              </w:rPr>
+              <w:t xml:space="preserve"> </w:t>
+            </w:r>
+            <w:proofErr w:type="spellStart"/>
+            <w:r>
+              <w:rPr>
+                <w:rFonts w:ascii="Bookman Old Style" w:eastAsia="Bookman Old Style" w:hAnsi="Bookman Old Style" w:cs="Bookman Old Style"/>
+                <w:sz w:val="24"/>
+                <w:szCs w:val="24"/>
+              </w:rPr>
+              <w:t>lapangan</w:t>
+            </w:r>
+            <w:proofErr w:type="spellEnd"/>
+            <w:r>
+              <w:rPr>
+                <w:rFonts w:ascii="Bookman Old Style" w:eastAsia="Bookman Old Style" w:hAnsi="Bookman Old Style" w:cs="Bookman Old Style"/>
+                <w:sz w:val="24"/>
+                <w:szCs w:val="24"/>
+              </w:rPr>
+              <w:t xml:space="preserve"> </w:t>
             </w:r>
             <w:r>
               <w:rPr>
@@ -3911,7 +5804,25 @@
                 <w:sz w:val="24"/>
                 <w:szCs w:val="24"/>
               </w:rPr>
-              <w:t>Sensus Ekonomi 2026 termin II</w:t>
+              <w:t xml:space="preserve">Sensus Ekonomi 2026 </w:t>
+            </w:r>
+            <w:proofErr w:type="spellStart"/>
+            <w:r>
+              <w:rPr>
+                <w:rFonts w:ascii="Bookman Old Style" w:eastAsia="Bookman Old Style" w:hAnsi="Bookman Old Style" w:cs="Bookman Old Style"/>
+                <w:sz w:val="24"/>
+                <w:szCs w:val="24"/>
+              </w:rPr>
+              <w:t>termin</w:t>
+            </w:r>
+            <w:proofErr w:type="spellEnd"/>
+            <w:r>
+              <w:rPr>
+                <w:rFonts w:ascii="Bookman Old Style" w:eastAsia="Bookman Old Style" w:hAnsi="Bookman Old Style" w:cs="Bookman Old Style"/>
+                <w:sz w:val="24"/>
+                <w:szCs w:val="24"/>
+              </w:rPr>
+              <w:t xml:space="preserve"> II</w:t>
             </w:r>
           </w:p>
         </w:tc>
@@ -4095,7 +6006,61 @@
                 <w:sz w:val="24"/>
                 <w:szCs w:val="24"/>
               </w:rPr>
-              <w:t xml:space="preserve">Telah mencapai target pekerjaan sebesar </w:t>
+              <w:t xml:space="preserve">Telah </w:t>
+            </w:r>
+            <w:proofErr w:type="spellStart"/>
+            <w:r>
+              <w:rPr>
+                <w:rFonts w:ascii="Bookman Old Style" w:eastAsia="Bookman Old Style" w:hAnsi="Bookman Old Style" w:cs="Bookman Old Style"/>
+                <w:sz w:val="24"/>
+                <w:szCs w:val="24"/>
+              </w:rPr>
+              <w:t>mencapai</w:t>
+            </w:r>
+            <w:proofErr w:type="spellEnd"/>
+            <w:r>
+              <w:rPr>
+                <w:rFonts w:ascii="Bookman Old Style" w:eastAsia="Bookman Old Style" w:hAnsi="Bookman Old Style" w:cs="Bookman Old Style"/>
+                <w:sz w:val="24"/>
+                <w:szCs w:val="24"/>
+              </w:rPr>
+              <w:t xml:space="preserve"> target </w:t>
+            </w:r>
+            <w:proofErr w:type="spellStart"/>
+            <w:r>
+              <w:rPr>
+                <w:rFonts w:ascii="Bookman Old Style" w:eastAsia="Bookman Old Style" w:hAnsi="Bookman Old Style" w:cs="Bookman Old Style"/>
+                <w:sz w:val="24"/>
+                <w:szCs w:val="24"/>
+              </w:rPr>
+              <w:t>pekerjaan</w:t>
+            </w:r>
+            <w:proofErr w:type="spellEnd"/>
+            <w:r>
+              <w:rPr>
+                <w:rFonts w:ascii="Bookman Old Style" w:eastAsia="Bookman Old Style" w:hAnsi="Bookman Old Style" w:cs="Bookman Old Style"/>
+                <w:sz w:val="24"/>
+                <w:szCs w:val="24"/>
+              </w:rPr>
+              <w:t xml:space="preserve"> </w:t>
+            </w:r>
+            <w:proofErr w:type="spellStart"/>
+            <w:r>
+              <w:rPr>
+                <w:rFonts w:ascii="Bookman Old Style" w:eastAsia="Bookman Old Style" w:hAnsi="Bookman Old Style" w:cs="Bookman Old Style"/>
+                <w:sz w:val="24"/>
+                <w:szCs w:val="24"/>
+              </w:rPr>
+              <w:t>sebesar</w:t>
+            </w:r>
+            <w:proofErr w:type="spellEnd"/>
+            <w:r>
+              <w:rPr>
+                <w:rFonts w:ascii="Bookman Old Style" w:eastAsia="Bookman Old Style" w:hAnsi="Bookman Old Style" w:cs="Bookman Old Style"/>
+                <w:sz w:val="24"/>
+                <w:szCs w:val="24"/>
+              </w:rPr>
+              <w:t xml:space="preserve"> </w:t>
             </w:r>
             <w:r>
               <w:rPr>
@@ -4106,8 +6071,9 @@
                 <w:szCs w:val="24"/>
                 <w:u w:val="single"/>
               </w:rPr>
-              <w:t>{sls_</w:t>
-            </w:r>
+              <w:t>{</w:t>
+            </w:r>
+            <w:proofErr w:type="spellStart"/>
             <w:r>
               <w:rPr>
                 <w:rFonts w:ascii="Bookman Old Style" w:eastAsia="Bookman Old Style" w:hAnsi="Bookman Old Style" w:cs="Bookman Old Style"/>
@@ -4117,8 +6083,9 @@
                 <w:szCs w:val="24"/>
                 <w:u w:val="single"/>
               </w:rPr>
-              <w:t>ongoing</w:t>
-            </w:r>
+              <w:t>sls_</w:t>
+            </w:r>
+            <w:proofErr w:type="gramStart"/>
             <w:r>
               <w:rPr>
                 <w:rFonts w:ascii="Bookman Old Style" w:eastAsia="Bookman Old Style" w:hAnsi="Bookman Old Style" w:cs="Bookman Old Style"/>
@@ -4128,6 +6095,18 @@
                 <w:szCs w:val="24"/>
                 <w:u w:val="single"/>
               </w:rPr>
+              <w:t>ongoing</w:t>
+            </w:r>
+            <w:proofErr w:type="spellEnd"/>
+            <w:r>
+              <w:rPr>
+                <w:rFonts w:ascii="Bookman Old Style" w:eastAsia="Bookman Old Style" w:hAnsi="Bookman Old Style" w:cs="Bookman Old Style"/>
+                <w:i/>
+                <w:iCs/>
+                <w:sz w:val="24"/>
+                <w:szCs w:val="24"/>
+                <w:u w:val="single"/>
+              </w:rPr>
               <w:t>}</w:t>
             </w:r>
             <w:r>
@@ -4136,7 +6115,16 @@
                 <w:sz w:val="24"/>
                 <w:szCs w:val="24"/>
               </w:rPr>
-              <w:t xml:space="preserve">SLS/Sub-SLS </w:t>
+              <w:t>SLS</w:t>
+            </w:r>
+            <w:proofErr w:type="gramEnd"/>
+            <w:r>
+              <w:rPr>
+                <w:rFonts w:ascii="Bookman Old Style" w:eastAsia="Bookman Old Style" w:hAnsi="Bookman Old Style" w:cs="Bookman Old Style"/>
+                <w:sz w:val="24"/>
+                <w:szCs w:val="24"/>
+              </w:rPr>
+              <w:t xml:space="preserve">/Sub-SLS </w:t>
             </w:r>
           </w:p>
         </w:tc>
@@ -4432,14 +6420,45 @@
           <w:szCs w:val="24"/>
         </w:rPr>
       </w:pPr>
-      <w:r>
-        <w:rPr>
-          <w:rFonts w:ascii="Bookman Old Style" w:eastAsia="Bookman Old Style" w:hAnsi="Bookman Old Style" w:cs="Bookman Old Style"/>
-          <w:color w:val="000000"/>
-          <w:sz w:val="24"/>
-          <w:szCs w:val="24"/>
-        </w:rPr>
-        <w:t>Screenshoot Aplikasi Fasih</w:t>
+      <w:proofErr w:type="spellStart"/>
+      <w:r>
+        <w:rPr>
+          <w:rFonts w:ascii="Bookman Old Style" w:eastAsia="Bookman Old Style" w:hAnsi="Bookman Old Style" w:cs="Bookman Old Style"/>
+          <w:color w:val="000000"/>
+          <w:sz w:val="24"/>
+          <w:szCs w:val="24"/>
+        </w:rPr>
+        <w:t>Screenshoot</w:t>
+      </w:r>
+      <w:proofErr w:type="spellEnd"/>
+      <w:r>
+        <w:rPr>
+          <w:rFonts w:ascii="Bookman Old Style" w:eastAsia="Bookman Old Style" w:hAnsi="Bookman Old Style" w:cs="Bookman Old Style"/>
+          <w:color w:val="000000"/>
+          <w:sz w:val="24"/>
+          <w:szCs w:val="24"/>
+        </w:rPr>
+        <w:t xml:space="preserve"> </w:t>
+      </w:r>
+      <w:proofErr w:type="spellStart"/>
+      <w:r>
+        <w:rPr>
+          <w:rFonts w:ascii="Bookman Old Style" w:eastAsia="Bookman Old Style" w:hAnsi="Bookman Old Style" w:cs="Bookman Old Style"/>
+          <w:color w:val="000000"/>
+          <w:sz w:val="24"/>
+          <w:szCs w:val="24"/>
+        </w:rPr>
+        <w:t>Aplikasi</w:t>
+      </w:r>
+      <w:proofErr w:type="spellEnd"/>
+      <w:r>
+        <w:rPr>
+          <w:rFonts w:ascii="Bookman Old Style" w:eastAsia="Bookman Old Style" w:hAnsi="Bookman Old Style" w:cs="Bookman Old Style"/>
+          <w:color w:val="000000"/>
+          <w:sz w:val="24"/>
+          <w:szCs w:val="24"/>
+        </w:rPr>
+        <w:t xml:space="preserve"> Fasih</w:t>
       </w:r>
     </w:p>
     <w:p>
@@ -4473,14 +6492,25 @@
         </w:rPr>
         <w:t>%</w:t>
       </w:r>
-      <w:r>
-        <w:rPr>
-          <w:rFonts w:ascii="Bookman Old Style" w:eastAsia="Bookman Old Style" w:hAnsi="Bookman Old Style" w:cs="Bookman Old Style"/>
-          <w:sz w:val="24"/>
-          <w:szCs w:val="24"/>
-          <w:lang w:val="en"/>
-        </w:rPr>
-        <w:t>halaman_depan}</w:t>
+      <w:proofErr w:type="spellStart"/>
+      <w:r>
+        <w:rPr>
+          <w:rFonts w:ascii="Bookman Old Style" w:eastAsia="Bookman Old Style" w:hAnsi="Bookman Old Style" w:cs="Bookman Old Style"/>
+          <w:sz w:val="24"/>
+          <w:szCs w:val="24"/>
+          <w:lang w:val="en"/>
+        </w:rPr>
+        <w:t>halaman_depan</w:t>
+      </w:r>
+      <w:proofErr w:type="spellEnd"/>
+      <w:r>
+        <w:rPr>
+          <w:rFonts w:ascii="Bookman Old Style" w:eastAsia="Bookman Old Style" w:hAnsi="Bookman Old Style" w:cs="Bookman Old Style"/>
+          <w:sz w:val="24"/>
+          <w:szCs w:val="24"/>
+          <w:lang w:val="en"/>
+        </w:rPr>
+        <w:t>}</w:t>
       </w:r>
     </w:p>
     <w:tbl>
@@ -4521,7 +6551,23 @@
                 <w:rFonts w:ascii="Arial" w:eastAsia="Arial" w:hAnsi="Arial"/>
                 <w:sz w:val="16"/>
               </w:rPr>
-              <w:t>{#foto_rows}{%foto1}</w:t>
+              <w:t>{#foto_</w:t>
+            </w:r>
+            <w:proofErr w:type="gramStart"/>
+            <w:r>
+              <w:rPr>
+                <w:rFonts w:ascii="Arial" w:eastAsia="Arial" w:hAnsi="Arial"/>
+                <w:sz w:val="16"/>
+              </w:rPr>
+              <w:t>rows}{</w:t>
+            </w:r>
+            <w:proofErr w:type="gramEnd"/>
+            <w:r>
+              <w:rPr>
+                <w:rFonts w:ascii="Arial" w:eastAsia="Arial" w:hAnsi="Arial"/>
+                <w:sz w:val="16"/>
+              </w:rPr>
+              <w:t>%foto1}</w:t>
             </w:r>
           </w:p>
         </w:tc>
@@ -4571,7 +6617,39 @@
                 <w:rFonts w:ascii="Arial" w:eastAsia="Arial" w:hAnsi="Arial"/>
                 <w:sz w:val="16"/>
               </w:rPr>
-              <w:t>{%foto3}{/foto_rows}</w:t>
+              <w:t>{%foto</w:t>
+            </w:r>
+            <w:proofErr w:type="gramStart"/>
+            <w:r>
+              <w:rPr>
+                <w:rFonts w:ascii="Arial" w:eastAsia="Arial" w:hAnsi="Arial"/>
+                <w:sz w:val="16"/>
+              </w:rPr>
+              <w:t>3}{</w:t>
+            </w:r>
+            <w:proofErr w:type="gramEnd"/>
+            <w:r>
+              <w:rPr>
+                <w:rFonts w:ascii="Arial" w:eastAsia="Arial" w:hAnsi="Arial"/>
+                <w:sz w:val="16"/>
+              </w:rPr>
+              <w:t>/</w:t>
+            </w:r>
+            <w:proofErr w:type="spellStart"/>
+            <w:r>
+              <w:rPr>
+                <w:rFonts w:ascii="Arial" w:eastAsia="Arial" w:hAnsi="Arial"/>
+                <w:sz w:val="16"/>
+              </w:rPr>
+              <w:t>foto_rows</w:t>
+            </w:r>
+            <w:proofErr w:type="spellEnd"/>
+            <w:r>
+              <w:rPr>
+                <w:rFonts w:ascii="Arial" w:eastAsia="Arial" w:hAnsi="Arial"/>
+                <w:sz w:val="16"/>
+              </w:rPr>
+              <w:t>}</w:t>
             </w:r>
           </w:p>
         </w:tc>
@@ -4725,7 +6803,25 @@
                 <w:sz w:val="24"/>
                 <w:szCs w:val="24"/>
               </w:rPr>
-              <w:t>{nama_petugas}</w:t>
+              <w:t>{</w:t>
+            </w:r>
+            <w:proofErr w:type="spellStart"/>
+            <w:r>
+              <w:rPr>
+                <w:rFonts w:ascii="Bookman Old Style" w:eastAsia="Bookman Old Style" w:hAnsi="Bookman Old Style" w:cs="Bookman Old Style"/>
+                <w:sz w:val="24"/>
+                <w:szCs w:val="24"/>
+              </w:rPr>
+              <w:t>nama_petugas</w:t>
+            </w:r>
+            <w:proofErr w:type="spellEnd"/>
+            <w:r>
+              <w:rPr>
+                <w:rFonts w:ascii="Bookman Old Style" w:eastAsia="Bookman Old Style" w:hAnsi="Bookman Old Style" w:cs="Bookman Old Style"/>
+                <w:sz w:val="24"/>
+                <w:szCs w:val="24"/>
+              </w:rPr>
+              <w:t>}</w:t>
             </w:r>
             <w:r>
               <w:rPr>
@@ -4842,7 +6938,25 @@
                 <w:sz w:val="24"/>
                 <w:szCs w:val="24"/>
               </w:rPr>
-              <w:t>(Nuraliyah)</w:t>
+              <w:t>(</w:t>
+            </w:r>
+            <w:proofErr w:type="spellStart"/>
+            <w:r>
+              <w:rPr>
+                <w:rFonts w:ascii="Bookman Old Style" w:eastAsia="Bookman Old Style" w:hAnsi="Bookman Old Style" w:cs="Bookman Old Style"/>
+                <w:sz w:val="24"/>
+                <w:szCs w:val="24"/>
+              </w:rPr>
+              <w:t>Nuraliyah</w:t>
+            </w:r>
+            <w:proofErr w:type="spellEnd"/>
+            <w:r>
+              <w:rPr>
+                <w:rFonts w:ascii="Bookman Old Style" w:eastAsia="Bookman Old Style" w:hAnsi="Bookman Old Style" w:cs="Bookman Old Style"/>
+                <w:sz w:val="24"/>
+                <w:szCs w:val="24"/>
+              </w:rPr>
+              <w:t>)</w:t>
             </w:r>
           </w:p>
         </w:tc>
@@ -4926,13 +7040,23 @@
           <w:szCs w:val="24"/>
         </w:rPr>
       </w:pPr>
-      <w:r>
-        <w:rPr>
-          <w:rFonts w:ascii="Bookman Old Style" w:eastAsia="Bookman Old Style" w:hAnsi="Bookman Old Style" w:cs="Bookman Old Style"/>
-          <w:sz w:val="24"/>
-          <w:szCs w:val="24"/>
-        </w:rPr>
-        <w:t>Menyetujui,</w:t>
+      <w:proofErr w:type="spellStart"/>
+      <w:r>
+        <w:rPr>
+          <w:rFonts w:ascii="Bookman Old Style" w:eastAsia="Bookman Old Style" w:hAnsi="Bookman Old Style" w:cs="Bookman Old Style"/>
+          <w:sz w:val="24"/>
+          <w:szCs w:val="24"/>
+        </w:rPr>
+        <w:t>Menyetujui</w:t>
+      </w:r>
+      <w:proofErr w:type="spellEnd"/>
+      <w:r>
+        <w:rPr>
+          <w:rFonts w:ascii="Bookman Old Style" w:eastAsia="Bookman Old Style" w:hAnsi="Bookman Old Style" w:cs="Bookman Old Style"/>
+          <w:sz w:val="24"/>
+          <w:szCs w:val="24"/>
+        </w:rPr>
+        <w:t>,</w:t>
       </w:r>
       <w:r>
         <w:rPr>
@@ -4941,8 +7065,53 @@
           <w:szCs w:val="24"/>
         </w:rPr>
         <w:br/>
-        <w:t>Pejabat Pembuat Komitmen</w:t>
-      </w:r>
+      </w:r>
+      <w:proofErr w:type="spellStart"/>
+      <w:r>
+        <w:rPr>
+          <w:rFonts w:ascii="Bookman Old Style" w:eastAsia="Bookman Old Style" w:hAnsi="Bookman Old Style" w:cs="Bookman Old Style"/>
+          <w:sz w:val="24"/>
+          <w:szCs w:val="24"/>
+        </w:rPr>
+        <w:t>Pejabat</w:t>
+      </w:r>
+      <w:proofErr w:type="spellEnd"/>
+      <w:r>
+        <w:rPr>
+          <w:rFonts w:ascii="Bookman Old Style" w:eastAsia="Bookman Old Style" w:hAnsi="Bookman Old Style" w:cs="Bookman Old Style"/>
+          <w:sz w:val="24"/>
+          <w:szCs w:val="24"/>
+        </w:rPr>
+        <w:t xml:space="preserve"> </w:t>
+      </w:r>
+      <w:proofErr w:type="spellStart"/>
+      <w:r>
+        <w:rPr>
+          <w:rFonts w:ascii="Bookman Old Style" w:eastAsia="Bookman Old Style" w:hAnsi="Bookman Old Style" w:cs="Bookman Old Style"/>
+          <w:sz w:val="24"/>
+          <w:szCs w:val="24"/>
+        </w:rPr>
+        <w:t>Pembuat</w:t>
+      </w:r>
+      <w:proofErr w:type="spellEnd"/>
+      <w:r>
+        <w:rPr>
+          <w:rFonts w:ascii="Bookman Old Style" w:eastAsia="Bookman Old Style" w:hAnsi="Bookman Old Style" w:cs="Bookman Old Style"/>
+          <w:sz w:val="24"/>
+          <w:szCs w:val="24"/>
+        </w:rPr>
+        <w:t xml:space="preserve"> </w:t>
+      </w:r>
+      <w:proofErr w:type="spellStart"/>
+      <w:r>
+        <w:rPr>
+          <w:rFonts w:ascii="Bookman Old Style" w:eastAsia="Bookman Old Style" w:hAnsi="Bookman Old Style" w:cs="Bookman Old Style"/>
+          <w:sz w:val="24"/>
+          <w:szCs w:val="24"/>
+        </w:rPr>
+        <w:t>Komitmen</w:t>
+      </w:r>
+      <w:proofErr w:type="spellEnd"/>
     </w:p>
     <w:p>
       <w:pPr>
@@ -5324,7 +7493,25 @@
           <w:szCs w:val="24"/>
           <w:lang w:val="sv-SE"/>
         </w:rPr>
-        <w:t>{hari}</w:t>
+        <w:t>{</w:t>
+      </w:r>
+      <w:r>
+        <w:rPr>
+          <w:rFonts w:ascii="Bookman Old Style" w:eastAsia="Bookman Old Style" w:hAnsi="Bookman Old Style" w:cs="Bookman Old Style"/>
+          <w:sz w:val="24"/>
+          <w:szCs w:val="24"/>
+          <w:lang w:val="sv-SE"/>
+        </w:rPr>
+        <w:t>tanggal</w:t>
+      </w:r>
+      <w:r>
+        <w:rPr>
+          <w:rFonts w:ascii="Bookman Old Style" w:eastAsia="Bookman Old Style" w:hAnsi="Bookman Old Style" w:cs="Bookman Old Style"/>
+          <w:sz w:val="24"/>
+          <w:szCs w:val="24"/>
+          <w:lang w:val="sv-SE"/>
+        </w:rPr>
+        <w:t>}</w:t>
       </w:r>
       <w:r>
         <w:rPr>
@@ -5900,7 +8087,47 @@
           <w:szCs w:val="24"/>
           <w:lang w:val="en"/>
         </w:rPr>
-        <w:t xml:space="preserve">Dengan ini menyatakan:  </w:t>
+        <w:t xml:space="preserve">Dengan </w:t>
+      </w:r>
+      <w:proofErr w:type="spellStart"/>
+      <w:r>
+        <w:rPr>
+          <w:rFonts w:ascii="Bookman Old Style" w:eastAsia="Bookman Old Style" w:hAnsi="Bookman Old Style" w:cs="Bookman Old Style"/>
+          <w:sz w:val="24"/>
+          <w:szCs w:val="24"/>
+          <w:lang w:val="en"/>
+        </w:rPr>
+        <w:t>ini</w:t>
+      </w:r>
+      <w:proofErr w:type="spellEnd"/>
+      <w:r>
+        <w:rPr>
+          <w:rFonts w:ascii="Bookman Old Style" w:eastAsia="Bookman Old Style" w:hAnsi="Bookman Old Style" w:cs="Bookman Old Style"/>
+          <w:sz w:val="24"/>
+          <w:szCs w:val="24"/>
+          <w:lang w:val="en"/>
+        </w:rPr>
+        <w:t xml:space="preserve"> </w:t>
+      </w:r>
+      <w:proofErr w:type="spellStart"/>
+      <w:r>
+        <w:rPr>
+          <w:rFonts w:ascii="Bookman Old Style" w:eastAsia="Bookman Old Style" w:hAnsi="Bookman Old Style" w:cs="Bookman Old Style"/>
+          <w:sz w:val="24"/>
+          <w:szCs w:val="24"/>
+          <w:lang w:val="en"/>
+        </w:rPr>
+        <w:t>menyatakan</w:t>
+      </w:r>
+      <w:proofErr w:type="spellEnd"/>
+      <w:r>
+        <w:rPr>
+          <w:rFonts w:ascii="Bookman Old Style" w:eastAsia="Bookman Old Style" w:hAnsi="Bookman Old Style" w:cs="Bookman Old Style"/>
+          <w:sz w:val="24"/>
+          <w:szCs w:val="24"/>
+          <w:lang w:val="en"/>
+        </w:rPr>
+        <w:t xml:space="preserve">:  </w:t>
       </w:r>
     </w:p>
     <w:p>
@@ -5938,7 +8165,127 @@
           <w:szCs w:val="24"/>
           <w:lang w:val="en"/>
         </w:rPr>
-        <w:t xml:space="preserve"> telah melaksanakan seluruh pekerjaan Pendataan Lapangan Sensus Ekonomi 2026 pada Badan Pusat Statistik </w:t>
+        <w:t xml:space="preserve"> </w:t>
+      </w:r>
+      <w:proofErr w:type="spellStart"/>
+      <w:r>
+        <w:rPr>
+          <w:rFonts w:ascii="Bookman Old Style" w:eastAsia="Bookman Old Style" w:hAnsi="Bookman Old Style" w:cs="Bookman Old Style"/>
+          <w:sz w:val="24"/>
+          <w:szCs w:val="24"/>
+          <w:lang w:val="en"/>
+        </w:rPr>
+        <w:t>telah</w:t>
+      </w:r>
+      <w:proofErr w:type="spellEnd"/>
+      <w:r>
+        <w:rPr>
+          <w:rFonts w:ascii="Bookman Old Style" w:eastAsia="Bookman Old Style" w:hAnsi="Bookman Old Style" w:cs="Bookman Old Style"/>
+          <w:sz w:val="24"/>
+          <w:szCs w:val="24"/>
+          <w:lang w:val="en"/>
+        </w:rPr>
+        <w:t xml:space="preserve"> </w:t>
+      </w:r>
+      <w:proofErr w:type="spellStart"/>
+      <w:r>
+        <w:rPr>
+          <w:rFonts w:ascii="Bookman Old Style" w:eastAsia="Bookman Old Style" w:hAnsi="Bookman Old Style" w:cs="Bookman Old Style"/>
+          <w:sz w:val="24"/>
+          <w:szCs w:val="24"/>
+          <w:lang w:val="en"/>
+        </w:rPr>
+        <w:t>melaksanakan</w:t>
+      </w:r>
+      <w:proofErr w:type="spellEnd"/>
+      <w:r>
+        <w:rPr>
+          <w:rFonts w:ascii="Bookman Old Style" w:eastAsia="Bookman Old Style" w:hAnsi="Bookman Old Style" w:cs="Bookman Old Style"/>
+          <w:sz w:val="24"/>
+          <w:szCs w:val="24"/>
+          <w:lang w:val="en"/>
+        </w:rPr>
+        <w:t xml:space="preserve"> </w:t>
+      </w:r>
+      <w:proofErr w:type="spellStart"/>
+      <w:r>
+        <w:rPr>
+          <w:rFonts w:ascii="Bookman Old Style" w:eastAsia="Bookman Old Style" w:hAnsi="Bookman Old Style" w:cs="Bookman Old Style"/>
+          <w:sz w:val="24"/>
+          <w:szCs w:val="24"/>
+          <w:lang w:val="en"/>
+        </w:rPr>
+        <w:t>seluruh</w:t>
+      </w:r>
+      <w:proofErr w:type="spellEnd"/>
+      <w:r>
+        <w:rPr>
+          <w:rFonts w:ascii="Bookman Old Style" w:eastAsia="Bookman Old Style" w:hAnsi="Bookman Old Style" w:cs="Bookman Old Style"/>
+          <w:sz w:val="24"/>
+          <w:szCs w:val="24"/>
+          <w:lang w:val="en"/>
+        </w:rPr>
+        <w:t xml:space="preserve"> </w:t>
+      </w:r>
+      <w:proofErr w:type="spellStart"/>
+      <w:r>
+        <w:rPr>
+          <w:rFonts w:ascii="Bookman Old Style" w:eastAsia="Bookman Old Style" w:hAnsi="Bookman Old Style" w:cs="Bookman Old Style"/>
+          <w:sz w:val="24"/>
+          <w:szCs w:val="24"/>
+          <w:lang w:val="en"/>
+        </w:rPr>
+        <w:t>pekerjaan</w:t>
+      </w:r>
+      <w:proofErr w:type="spellEnd"/>
+      <w:r>
+        <w:rPr>
+          <w:rFonts w:ascii="Bookman Old Style" w:eastAsia="Bookman Old Style" w:hAnsi="Bookman Old Style" w:cs="Bookman Old Style"/>
+          <w:sz w:val="24"/>
+          <w:szCs w:val="24"/>
+          <w:lang w:val="en"/>
+        </w:rPr>
+        <w:t xml:space="preserve"> </w:t>
+      </w:r>
+      <w:proofErr w:type="spellStart"/>
+      <w:r>
+        <w:rPr>
+          <w:rFonts w:ascii="Bookman Old Style" w:eastAsia="Bookman Old Style" w:hAnsi="Bookman Old Style" w:cs="Bookman Old Style"/>
+          <w:sz w:val="24"/>
+          <w:szCs w:val="24"/>
+          <w:lang w:val="en"/>
+        </w:rPr>
+        <w:t>Pendataan</w:t>
+      </w:r>
+      <w:proofErr w:type="spellEnd"/>
+      <w:r>
+        <w:rPr>
+          <w:rFonts w:ascii="Bookman Old Style" w:eastAsia="Bookman Old Style" w:hAnsi="Bookman Old Style" w:cs="Bookman Old Style"/>
+          <w:sz w:val="24"/>
+          <w:szCs w:val="24"/>
+          <w:lang w:val="en"/>
+        </w:rPr>
+        <w:t xml:space="preserve"> Lapangan Sensus Ekonomi 2026 pada Badan Pusat </w:t>
+      </w:r>
+      <w:proofErr w:type="spellStart"/>
+      <w:r>
+        <w:rPr>
+          <w:rFonts w:ascii="Bookman Old Style" w:eastAsia="Bookman Old Style" w:hAnsi="Bookman Old Style" w:cs="Bookman Old Style"/>
+          <w:sz w:val="24"/>
+          <w:szCs w:val="24"/>
+          <w:lang w:val="en"/>
+        </w:rPr>
+        <w:t>Statistik</w:t>
+      </w:r>
+      <w:proofErr w:type="spellEnd"/>
+      <w:r>
+        <w:rPr>
+          <w:rFonts w:ascii="Bookman Old Style" w:eastAsia="Bookman Old Style" w:hAnsi="Bookman Old Style" w:cs="Bookman Old Style"/>
+          <w:sz w:val="24"/>
+          <w:szCs w:val="24"/>
+          <w:lang w:val="en"/>
+        </w:rPr>
+        <w:t xml:space="preserve"> </w:t>
       </w:r>
       <w:r>
         <w:rPr>
@@ -5956,16 +8303,86 @@
           <w:szCs w:val="24"/>
           <w:lang w:val="en"/>
         </w:rPr>
-        <w:t xml:space="preserve"> berdasarkan Perjanjian Kerja Nomor: </w:t>
-      </w:r>
-      <w:r>
-        <w:rPr>
-          <w:rFonts w:ascii="Bookman Old Style" w:eastAsia="Bookman Old Style" w:hAnsi="Bookman Old Style" w:cs="Bookman Old Style"/>
-          <w:sz w:val="24"/>
-          <w:szCs w:val="24"/>
-          <w:lang w:val="en"/>
-        </w:rPr>
-        <w:t>{n</w:t>
+        <w:t xml:space="preserve"> </w:t>
+      </w:r>
+      <w:proofErr w:type="spellStart"/>
+      <w:r>
+        <w:rPr>
+          <w:rFonts w:ascii="Bookman Old Style" w:eastAsia="Bookman Old Style" w:hAnsi="Bookman Old Style" w:cs="Bookman Old Style"/>
+          <w:sz w:val="24"/>
+          <w:szCs w:val="24"/>
+          <w:lang w:val="en"/>
+        </w:rPr>
+        <w:t>berdasarkan</w:t>
+      </w:r>
+      <w:proofErr w:type="spellEnd"/>
+      <w:r>
+        <w:rPr>
+          <w:rFonts w:ascii="Bookman Old Style" w:eastAsia="Bookman Old Style" w:hAnsi="Bookman Old Style" w:cs="Bookman Old Style"/>
+          <w:sz w:val="24"/>
+          <w:szCs w:val="24"/>
+          <w:lang w:val="en"/>
+        </w:rPr>
+        <w:t xml:space="preserve"> </w:t>
+      </w:r>
+      <w:proofErr w:type="spellStart"/>
+      <w:r>
+        <w:rPr>
+          <w:rFonts w:ascii="Bookman Old Style" w:eastAsia="Bookman Old Style" w:hAnsi="Bookman Old Style" w:cs="Bookman Old Style"/>
+          <w:sz w:val="24"/>
+          <w:szCs w:val="24"/>
+          <w:lang w:val="en"/>
+        </w:rPr>
+        <w:t>Perjanjian</w:t>
+      </w:r>
+      <w:proofErr w:type="spellEnd"/>
+      <w:r>
+        <w:rPr>
+          <w:rFonts w:ascii="Bookman Old Style" w:eastAsia="Bookman Old Style" w:hAnsi="Bookman Old Style" w:cs="Bookman Old Style"/>
+          <w:sz w:val="24"/>
+          <w:szCs w:val="24"/>
+          <w:lang w:val="en"/>
+        </w:rPr>
+        <w:t xml:space="preserve"> </w:t>
+      </w:r>
+      <w:proofErr w:type="spellStart"/>
+      <w:r>
+        <w:rPr>
+          <w:rFonts w:ascii="Bookman Old Style" w:eastAsia="Bookman Old Style" w:hAnsi="Bookman Old Style" w:cs="Bookman Old Style"/>
+          <w:sz w:val="24"/>
+          <w:szCs w:val="24"/>
+          <w:lang w:val="en"/>
+        </w:rPr>
+        <w:t>Kerja</w:t>
+      </w:r>
+      <w:proofErr w:type="spellEnd"/>
+      <w:r>
+        <w:rPr>
+          <w:rFonts w:ascii="Bookman Old Style" w:eastAsia="Bookman Old Style" w:hAnsi="Bookman Old Style" w:cs="Bookman Old Style"/>
+          <w:sz w:val="24"/>
+          <w:szCs w:val="24"/>
+          <w:lang w:val="en"/>
+        </w:rPr>
+        <w:t xml:space="preserve"> Nomor: </w:t>
+      </w:r>
+      <w:r>
+        <w:rPr>
+          <w:rFonts w:ascii="Bookman Old Style" w:eastAsia="Bookman Old Style" w:hAnsi="Bookman Old Style" w:cs="Bookman Old Style"/>
+          <w:sz w:val="24"/>
+          <w:szCs w:val="24"/>
+          <w:lang w:val="en"/>
+        </w:rPr>
+        <w:t>{</w:t>
+      </w:r>
+      <w:proofErr w:type="spellStart"/>
+      <w:r>
+        <w:rPr>
+          <w:rFonts w:ascii="Bookman Old Style" w:eastAsia="Bookman Old Style" w:hAnsi="Bookman Old Style" w:cs="Bookman Old Style"/>
+          <w:sz w:val="24"/>
+          <w:szCs w:val="24"/>
+          <w:lang w:val="en"/>
+        </w:rPr>
+        <w:t>n</w:t>
       </w:r>
       <w:r>
         <w:rPr>
@@ -5976,6 +8393,7 @@
         </w:rPr>
         <w:t>omor_spk</w:t>
       </w:r>
+      <w:proofErr w:type="spellEnd"/>
       <w:r>
         <w:rPr>
           <w:rFonts w:ascii="Bookman Old Style" w:eastAsia="Bookman Old Style" w:hAnsi="Bookman Old Style" w:cs="Bookman Old Style"/>
@@ -5992,17 +8410,19 @@
           <w:szCs w:val="24"/>
           <w:lang w:val="en"/>
         </w:rPr>
-        <w:t>, sesuai dengan target pekerjaan yang ditetapkan sebesar</w:t>
-      </w:r>
-      <w:r>
-        <w:rPr>
-          <w:rFonts w:ascii="Bookman Old Style" w:eastAsia="Bookman Old Style" w:hAnsi="Bookman Old Style" w:cs="Bookman Old Style"/>
-          <w:sz w:val="24"/>
-          <w:szCs w:val="24"/>
-          <w:lang w:val="en"/>
-        </w:rPr>
-        <w:t xml:space="preserve"> {sls_ongoing}</w:t>
-      </w:r>
+        <w:t xml:space="preserve">, </w:t>
+      </w:r>
+      <w:proofErr w:type="spellStart"/>
+      <w:r>
+        <w:rPr>
+          <w:rFonts w:ascii="Bookman Old Style" w:eastAsia="Bookman Old Style" w:hAnsi="Bookman Old Style" w:cs="Bookman Old Style"/>
+          <w:sz w:val="24"/>
+          <w:szCs w:val="24"/>
+          <w:lang w:val="en"/>
+        </w:rPr>
+        <w:t>sesuai</w:t>
+      </w:r>
+      <w:proofErr w:type="spellEnd"/>
       <w:r>
         <w:rPr>
           <w:rFonts w:ascii="Bookman Old Style" w:eastAsia="Bookman Old Style" w:hAnsi="Bookman Old Style" w:cs="Bookman Old Style"/>
@@ -6012,14 +8432,263 @@
         </w:rPr>
         <w:t xml:space="preserve"> </w:t>
       </w:r>
-      <w:r>
-        <w:rPr>
-          <w:rFonts w:ascii="Bookman Old Style" w:eastAsia="Bookman Old Style" w:hAnsi="Bookman Old Style" w:cs="Bookman Old Style"/>
-          <w:sz w:val="24"/>
-          <w:szCs w:val="24"/>
-          <w:lang w:val="en"/>
-        </w:rPr>
-        <w:t>SLS/Sub-SLS dan/atau usaha besar selama pendataan 15 Juni 2026 sampai dengan 31 Agustus 2026.</w:t>
+      <w:proofErr w:type="spellStart"/>
+      <w:r>
+        <w:rPr>
+          <w:rFonts w:ascii="Bookman Old Style" w:eastAsia="Bookman Old Style" w:hAnsi="Bookman Old Style" w:cs="Bookman Old Style"/>
+          <w:sz w:val="24"/>
+          <w:szCs w:val="24"/>
+          <w:lang w:val="en"/>
+        </w:rPr>
+        <w:t>dengan</w:t>
+      </w:r>
+      <w:proofErr w:type="spellEnd"/>
+      <w:r>
+        <w:rPr>
+          <w:rFonts w:ascii="Bookman Old Style" w:eastAsia="Bookman Old Style" w:hAnsi="Bookman Old Style" w:cs="Bookman Old Style"/>
+          <w:sz w:val="24"/>
+          <w:szCs w:val="24"/>
+          <w:lang w:val="en"/>
+        </w:rPr>
+        <w:t xml:space="preserve"> target </w:t>
+      </w:r>
+      <w:proofErr w:type="spellStart"/>
+      <w:r>
+        <w:rPr>
+          <w:rFonts w:ascii="Bookman Old Style" w:eastAsia="Bookman Old Style" w:hAnsi="Bookman Old Style" w:cs="Bookman Old Style"/>
+          <w:sz w:val="24"/>
+          <w:szCs w:val="24"/>
+          <w:lang w:val="en"/>
+        </w:rPr>
+        <w:t>pekerjaan</w:t>
+      </w:r>
+      <w:proofErr w:type="spellEnd"/>
+      <w:r>
+        <w:rPr>
+          <w:rFonts w:ascii="Bookman Old Style" w:eastAsia="Bookman Old Style" w:hAnsi="Bookman Old Style" w:cs="Bookman Old Style"/>
+          <w:sz w:val="24"/>
+          <w:szCs w:val="24"/>
+          <w:lang w:val="en"/>
+        </w:rPr>
+        <w:t xml:space="preserve"> yang </w:t>
+      </w:r>
+      <w:proofErr w:type="spellStart"/>
+      <w:r>
+        <w:rPr>
+          <w:rFonts w:ascii="Bookman Old Style" w:eastAsia="Bookman Old Style" w:hAnsi="Bookman Old Style" w:cs="Bookman Old Style"/>
+          <w:sz w:val="24"/>
+          <w:szCs w:val="24"/>
+          <w:lang w:val="en"/>
+        </w:rPr>
+        <w:t>ditetapkan</w:t>
+      </w:r>
+      <w:proofErr w:type="spellEnd"/>
+      <w:r>
+        <w:rPr>
+          <w:rFonts w:ascii="Bookman Old Style" w:eastAsia="Bookman Old Style" w:hAnsi="Bookman Old Style" w:cs="Bookman Old Style"/>
+          <w:sz w:val="24"/>
+          <w:szCs w:val="24"/>
+          <w:lang w:val="en"/>
+        </w:rPr>
+        <w:t xml:space="preserve"> </w:t>
+      </w:r>
+      <w:proofErr w:type="spellStart"/>
+      <w:r>
+        <w:rPr>
+          <w:rFonts w:ascii="Bookman Old Style" w:eastAsia="Bookman Old Style" w:hAnsi="Bookman Old Style" w:cs="Bookman Old Style"/>
+          <w:sz w:val="24"/>
+          <w:szCs w:val="24"/>
+          <w:lang w:val="en"/>
+        </w:rPr>
+        <w:t>sebesar</w:t>
+      </w:r>
+      <w:proofErr w:type="spellEnd"/>
+      <w:r>
+        <w:rPr>
+          <w:rFonts w:ascii="Bookman Old Style" w:eastAsia="Bookman Old Style" w:hAnsi="Bookman Old Style" w:cs="Bookman Old Style"/>
+          <w:sz w:val="24"/>
+          <w:szCs w:val="24"/>
+          <w:lang w:val="en"/>
+        </w:rPr>
+        <w:t xml:space="preserve"> {</w:t>
+      </w:r>
+      <w:proofErr w:type="spellStart"/>
+      <w:r>
+        <w:rPr>
+          <w:rFonts w:ascii="Bookman Old Style" w:eastAsia="Bookman Old Style" w:hAnsi="Bookman Old Style" w:cs="Bookman Old Style"/>
+          <w:sz w:val="24"/>
+          <w:szCs w:val="24"/>
+          <w:lang w:val="en"/>
+        </w:rPr>
+        <w:t>sls_ongoing</w:t>
+      </w:r>
+      <w:proofErr w:type="spellEnd"/>
+      <w:r>
+        <w:rPr>
+          <w:rFonts w:ascii="Bookman Old Style" w:eastAsia="Bookman Old Style" w:hAnsi="Bookman Old Style" w:cs="Bookman Old Style"/>
+          <w:sz w:val="24"/>
+          <w:szCs w:val="24"/>
+          <w:lang w:val="en"/>
+        </w:rPr>
+        <w:t>}</w:t>
+      </w:r>
+      <w:r>
+        <w:rPr>
+          <w:rFonts w:ascii="Bookman Old Style" w:eastAsia="Bookman Old Style" w:hAnsi="Bookman Old Style" w:cs="Bookman Old Style"/>
+          <w:sz w:val="24"/>
+          <w:szCs w:val="24"/>
+          <w:lang w:val="en"/>
+        </w:rPr>
+        <w:t xml:space="preserve"> </w:t>
+      </w:r>
+      <w:r>
+        <w:rPr>
+          <w:rFonts w:ascii="Bookman Old Style" w:eastAsia="Bookman Old Style" w:hAnsi="Bookman Old Style" w:cs="Bookman Old Style"/>
+          <w:sz w:val="24"/>
+          <w:szCs w:val="24"/>
+          <w:lang w:val="en"/>
+        </w:rPr>
+        <w:t>SLS/Sub-SLS dan/</w:t>
+      </w:r>
+      <w:proofErr w:type="spellStart"/>
+      <w:r>
+        <w:rPr>
+          <w:rFonts w:ascii="Bookman Old Style" w:eastAsia="Bookman Old Style" w:hAnsi="Bookman Old Style" w:cs="Bookman Old Style"/>
+          <w:sz w:val="24"/>
+          <w:szCs w:val="24"/>
+          <w:lang w:val="en"/>
+        </w:rPr>
+        <w:t>atau</w:t>
+      </w:r>
+      <w:proofErr w:type="spellEnd"/>
+      <w:r>
+        <w:rPr>
+          <w:rFonts w:ascii="Bookman Old Style" w:eastAsia="Bookman Old Style" w:hAnsi="Bookman Old Style" w:cs="Bookman Old Style"/>
+          <w:sz w:val="24"/>
+          <w:szCs w:val="24"/>
+          <w:lang w:val="en"/>
+        </w:rPr>
+        <w:t xml:space="preserve"> </w:t>
+      </w:r>
+      <w:proofErr w:type="spellStart"/>
+      <w:r>
+        <w:rPr>
+          <w:rFonts w:ascii="Bookman Old Style" w:eastAsia="Bookman Old Style" w:hAnsi="Bookman Old Style" w:cs="Bookman Old Style"/>
+          <w:sz w:val="24"/>
+          <w:szCs w:val="24"/>
+          <w:lang w:val="en"/>
+        </w:rPr>
+        <w:t>usaha</w:t>
+      </w:r>
+      <w:proofErr w:type="spellEnd"/>
+      <w:r>
+        <w:rPr>
+          <w:rFonts w:ascii="Bookman Old Style" w:eastAsia="Bookman Old Style" w:hAnsi="Bookman Old Style" w:cs="Bookman Old Style"/>
+          <w:sz w:val="24"/>
+          <w:szCs w:val="24"/>
+          <w:lang w:val="en"/>
+        </w:rPr>
+        <w:t xml:space="preserve"> </w:t>
+      </w:r>
+      <w:proofErr w:type="spellStart"/>
+      <w:r>
+        <w:rPr>
+          <w:rFonts w:ascii="Bookman Old Style" w:eastAsia="Bookman Old Style" w:hAnsi="Bookman Old Style" w:cs="Bookman Old Style"/>
+          <w:sz w:val="24"/>
+          <w:szCs w:val="24"/>
+          <w:lang w:val="en"/>
+        </w:rPr>
+        <w:t>besar</w:t>
+      </w:r>
+      <w:proofErr w:type="spellEnd"/>
+      <w:r>
+        <w:rPr>
+          <w:rFonts w:ascii="Bookman Old Style" w:eastAsia="Bookman Old Style" w:hAnsi="Bookman Old Style" w:cs="Bookman Old Style"/>
+          <w:sz w:val="24"/>
+          <w:szCs w:val="24"/>
+          <w:lang w:val="en"/>
+        </w:rPr>
+        <w:t xml:space="preserve"> </w:t>
+      </w:r>
+      <w:proofErr w:type="spellStart"/>
+      <w:r>
+        <w:rPr>
+          <w:rFonts w:ascii="Bookman Old Style" w:eastAsia="Bookman Old Style" w:hAnsi="Bookman Old Style" w:cs="Bookman Old Style"/>
+          <w:sz w:val="24"/>
+          <w:szCs w:val="24"/>
+          <w:lang w:val="en"/>
+        </w:rPr>
+        <w:t>selama</w:t>
+      </w:r>
+      <w:proofErr w:type="spellEnd"/>
+      <w:r>
+        <w:rPr>
+          <w:rFonts w:ascii="Bookman Old Style" w:eastAsia="Bookman Old Style" w:hAnsi="Bookman Old Style" w:cs="Bookman Old Style"/>
+          <w:sz w:val="24"/>
+          <w:szCs w:val="24"/>
+          <w:lang w:val="en"/>
+        </w:rPr>
+        <w:t xml:space="preserve"> </w:t>
+      </w:r>
+      <w:proofErr w:type="spellStart"/>
+      <w:r>
+        <w:rPr>
+          <w:rFonts w:ascii="Bookman Old Style" w:eastAsia="Bookman Old Style" w:hAnsi="Bookman Old Style" w:cs="Bookman Old Style"/>
+          <w:sz w:val="24"/>
+          <w:szCs w:val="24"/>
+          <w:lang w:val="en"/>
+        </w:rPr>
+        <w:t>pendataan</w:t>
+      </w:r>
+      <w:proofErr w:type="spellEnd"/>
+      <w:r>
+        <w:rPr>
+          <w:rFonts w:ascii="Bookman Old Style" w:eastAsia="Bookman Old Style" w:hAnsi="Bookman Old Style" w:cs="Bookman Old Style"/>
+          <w:sz w:val="24"/>
+          <w:szCs w:val="24"/>
+          <w:lang w:val="en"/>
+        </w:rPr>
+        <w:t xml:space="preserve"> 15 Juni 2026 </w:t>
+      </w:r>
+      <w:proofErr w:type="spellStart"/>
+      <w:r>
+        <w:rPr>
+          <w:rFonts w:ascii="Bookman Old Style" w:eastAsia="Bookman Old Style" w:hAnsi="Bookman Old Style" w:cs="Bookman Old Style"/>
+          <w:sz w:val="24"/>
+          <w:szCs w:val="24"/>
+          <w:lang w:val="en"/>
+        </w:rPr>
+        <w:t>sampai</w:t>
+      </w:r>
+      <w:proofErr w:type="spellEnd"/>
+      <w:r>
+        <w:rPr>
+          <w:rFonts w:ascii="Bookman Old Style" w:eastAsia="Bookman Old Style" w:hAnsi="Bookman Old Style" w:cs="Bookman Old Style"/>
+          <w:sz w:val="24"/>
+          <w:szCs w:val="24"/>
+          <w:lang w:val="en"/>
+        </w:rPr>
+        <w:t xml:space="preserve"> </w:t>
+      </w:r>
+      <w:proofErr w:type="spellStart"/>
+      <w:r>
+        <w:rPr>
+          <w:rFonts w:ascii="Bookman Old Style" w:eastAsia="Bookman Old Style" w:hAnsi="Bookman Old Style" w:cs="Bookman Old Style"/>
+          <w:sz w:val="24"/>
+          <w:szCs w:val="24"/>
+          <w:lang w:val="en"/>
+        </w:rPr>
+        <w:t>dengan</w:t>
+      </w:r>
+      <w:proofErr w:type="spellEnd"/>
+      <w:r>
+        <w:rPr>
+          <w:rFonts w:ascii="Bookman Old Style" w:eastAsia="Bookman Old Style" w:hAnsi="Bookman Old Style" w:cs="Bookman Old Style"/>
+          <w:sz w:val="24"/>
+          <w:szCs w:val="24"/>
+          <w:lang w:val="en"/>
+        </w:rPr>
+        <w:t xml:space="preserve"> 31 Agustus 2026.</w:t>
       </w:r>
     </w:p>
     <w:p>
@@ -6057,7 +8726,287 @@
           <w:szCs w:val="24"/>
           <w:lang w:val="en"/>
         </w:rPr>
-        <w:t xml:space="preserve"> telah menyelesaikan seluruh pekerjaan Pendataan Lapangan Sensus Ekonomi 2026 berdasarkan hasil pemeriksaan dan evaluasi pekerjaan sebagaimana tercantum dalam lampiran. </w:t>
+        <w:t xml:space="preserve"> </w:t>
+      </w:r>
+      <w:proofErr w:type="spellStart"/>
+      <w:r>
+        <w:rPr>
+          <w:rFonts w:ascii="Bookman Old Style" w:eastAsia="Bookman Old Style" w:hAnsi="Bookman Old Style" w:cs="Bookman Old Style"/>
+          <w:sz w:val="24"/>
+          <w:szCs w:val="24"/>
+          <w:lang w:val="en"/>
+        </w:rPr>
+        <w:t>telah</w:t>
+      </w:r>
+      <w:proofErr w:type="spellEnd"/>
+      <w:r>
+        <w:rPr>
+          <w:rFonts w:ascii="Bookman Old Style" w:eastAsia="Bookman Old Style" w:hAnsi="Bookman Old Style" w:cs="Bookman Old Style"/>
+          <w:sz w:val="24"/>
+          <w:szCs w:val="24"/>
+          <w:lang w:val="en"/>
+        </w:rPr>
+        <w:t xml:space="preserve"> </w:t>
+      </w:r>
+      <w:proofErr w:type="spellStart"/>
+      <w:r>
+        <w:rPr>
+          <w:rFonts w:ascii="Bookman Old Style" w:eastAsia="Bookman Old Style" w:hAnsi="Bookman Old Style" w:cs="Bookman Old Style"/>
+          <w:sz w:val="24"/>
+          <w:szCs w:val="24"/>
+          <w:lang w:val="en"/>
+        </w:rPr>
+        <w:t>menyelesaikan</w:t>
+      </w:r>
+      <w:proofErr w:type="spellEnd"/>
+      <w:r>
+        <w:rPr>
+          <w:rFonts w:ascii="Bookman Old Style" w:eastAsia="Bookman Old Style" w:hAnsi="Bookman Old Style" w:cs="Bookman Old Style"/>
+          <w:sz w:val="24"/>
+          <w:szCs w:val="24"/>
+          <w:lang w:val="en"/>
+        </w:rPr>
+        <w:t xml:space="preserve"> </w:t>
+      </w:r>
+      <w:proofErr w:type="spellStart"/>
+      <w:r>
+        <w:rPr>
+          <w:rFonts w:ascii="Bookman Old Style" w:eastAsia="Bookman Old Style" w:hAnsi="Bookman Old Style" w:cs="Bookman Old Style"/>
+          <w:sz w:val="24"/>
+          <w:szCs w:val="24"/>
+          <w:lang w:val="en"/>
+        </w:rPr>
+        <w:t>seluruh</w:t>
+      </w:r>
+      <w:proofErr w:type="spellEnd"/>
+      <w:r>
+        <w:rPr>
+          <w:rFonts w:ascii="Bookman Old Style" w:eastAsia="Bookman Old Style" w:hAnsi="Bookman Old Style" w:cs="Bookman Old Style"/>
+          <w:sz w:val="24"/>
+          <w:szCs w:val="24"/>
+          <w:lang w:val="en"/>
+        </w:rPr>
+        <w:t xml:space="preserve"> </w:t>
+      </w:r>
+      <w:proofErr w:type="spellStart"/>
+      <w:r>
+        <w:rPr>
+          <w:rFonts w:ascii="Bookman Old Style" w:eastAsia="Bookman Old Style" w:hAnsi="Bookman Old Style" w:cs="Bookman Old Style"/>
+          <w:sz w:val="24"/>
+          <w:szCs w:val="24"/>
+          <w:lang w:val="en"/>
+        </w:rPr>
+        <w:t>pekerjaan</w:t>
+      </w:r>
+      <w:proofErr w:type="spellEnd"/>
+      <w:r>
+        <w:rPr>
+          <w:rFonts w:ascii="Bookman Old Style" w:eastAsia="Bookman Old Style" w:hAnsi="Bookman Old Style" w:cs="Bookman Old Style"/>
+          <w:sz w:val="24"/>
+          <w:szCs w:val="24"/>
+          <w:lang w:val="en"/>
+        </w:rPr>
+        <w:t xml:space="preserve"> </w:t>
+      </w:r>
+      <w:proofErr w:type="spellStart"/>
+      <w:r>
+        <w:rPr>
+          <w:rFonts w:ascii="Bookman Old Style" w:eastAsia="Bookman Old Style" w:hAnsi="Bookman Old Style" w:cs="Bookman Old Style"/>
+          <w:sz w:val="24"/>
+          <w:szCs w:val="24"/>
+          <w:lang w:val="en"/>
+        </w:rPr>
+        <w:t>Pendataan</w:t>
+      </w:r>
+      <w:proofErr w:type="spellEnd"/>
+      <w:r>
+        <w:rPr>
+          <w:rFonts w:ascii="Bookman Old Style" w:eastAsia="Bookman Old Style" w:hAnsi="Bookman Old Style" w:cs="Bookman Old Style"/>
+          <w:sz w:val="24"/>
+          <w:szCs w:val="24"/>
+          <w:lang w:val="en"/>
+        </w:rPr>
+        <w:t xml:space="preserve"> Lapangan Sensus Ekonomi 2026 </w:t>
+      </w:r>
+      <w:proofErr w:type="spellStart"/>
+      <w:r>
+        <w:rPr>
+          <w:rFonts w:ascii="Bookman Old Style" w:eastAsia="Bookman Old Style" w:hAnsi="Bookman Old Style" w:cs="Bookman Old Style"/>
+          <w:sz w:val="24"/>
+          <w:szCs w:val="24"/>
+          <w:lang w:val="en"/>
+        </w:rPr>
+        <w:t>berdasarkan</w:t>
+      </w:r>
+      <w:proofErr w:type="spellEnd"/>
+      <w:r>
+        <w:rPr>
+          <w:rFonts w:ascii="Bookman Old Style" w:eastAsia="Bookman Old Style" w:hAnsi="Bookman Old Style" w:cs="Bookman Old Style"/>
+          <w:sz w:val="24"/>
+          <w:szCs w:val="24"/>
+          <w:lang w:val="en"/>
+        </w:rPr>
+        <w:t xml:space="preserve"> </w:t>
+      </w:r>
+      <w:proofErr w:type="spellStart"/>
+      <w:r>
+        <w:rPr>
+          <w:rFonts w:ascii="Bookman Old Style" w:eastAsia="Bookman Old Style" w:hAnsi="Bookman Old Style" w:cs="Bookman Old Style"/>
+          <w:sz w:val="24"/>
+          <w:szCs w:val="24"/>
+          <w:lang w:val="en"/>
+        </w:rPr>
+        <w:t>hasil</w:t>
+      </w:r>
+      <w:proofErr w:type="spellEnd"/>
+      <w:r>
+        <w:rPr>
+          <w:rFonts w:ascii="Bookman Old Style" w:eastAsia="Bookman Old Style" w:hAnsi="Bookman Old Style" w:cs="Bookman Old Style"/>
+          <w:sz w:val="24"/>
+          <w:szCs w:val="24"/>
+          <w:lang w:val="en"/>
+        </w:rPr>
+        <w:t xml:space="preserve"> </w:t>
+      </w:r>
+      <w:proofErr w:type="spellStart"/>
+      <w:r>
+        <w:rPr>
+          <w:rFonts w:ascii="Bookman Old Style" w:eastAsia="Bookman Old Style" w:hAnsi="Bookman Old Style" w:cs="Bookman Old Style"/>
+          <w:sz w:val="24"/>
+          <w:szCs w:val="24"/>
+          <w:lang w:val="en"/>
+        </w:rPr>
+        <w:t>pemeriksaan</w:t>
+      </w:r>
+      <w:proofErr w:type="spellEnd"/>
+      <w:r>
+        <w:rPr>
+          <w:rFonts w:ascii="Bookman Old Style" w:eastAsia="Bookman Old Style" w:hAnsi="Bookman Old Style" w:cs="Bookman Old Style"/>
+          <w:sz w:val="24"/>
+          <w:szCs w:val="24"/>
+          <w:lang w:val="en"/>
+        </w:rPr>
+        <w:t xml:space="preserve"> dan </w:t>
+      </w:r>
+      <w:proofErr w:type="spellStart"/>
+      <w:r>
+        <w:rPr>
+          <w:rFonts w:ascii="Bookman Old Style" w:eastAsia="Bookman Old Style" w:hAnsi="Bookman Old Style" w:cs="Bookman Old Style"/>
+          <w:sz w:val="24"/>
+          <w:szCs w:val="24"/>
+          <w:lang w:val="en"/>
+        </w:rPr>
+        <w:t>evaluasi</w:t>
+      </w:r>
+      <w:proofErr w:type="spellEnd"/>
+      <w:r>
+        <w:rPr>
+          <w:rFonts w:ascii="Bookman Old Style" w:eastAsia="Bookman Old Style" w:hAnsi="Bookman Old Style" w:cs="Bookman Old Style"/>
+          <w:sz w:val="24"/>
+          <w:szCs w:val="24"/>
+          <w:lang w:val="en"/>
+        </w:rPr>
+        <w:t xml:space="preserve"> </w:t>
+      </w:r>
+      <w:proofErr w:type="spellStart"/>
+      <w:r>
+        <w:rPr>
+          <w:rFonts w:ascii="Bookman Old Style" w:eastAsia="Bookman Old Style" w:hAnsi="Bookman Old Style" w:cs="Bookman Old Style"/>
+          <w:sz w:val="24"/>
+          <w:szCs w:val="24"/>
+          <w:lang w:val="en"/>
+        </w:rPr>
+        <w:t>pekerjaan</w:t>
+      </w:r>
+      <w:proofErr w:type="spellEnd"/>
+      <w:r>
+        <w:rPr>
+          <w:rFonts w:ascii="Bookman Old Style" w:eastAsia="Bookman Old Style" w:hAnsi="Bookman Old Style" w:cs="Bookman Old Style"/>
+          <w:sz w:val="24"/>
+          <w:szCs w:val="24"/>
+          <w:lang w:val="en"/>
+        </w:rPr>
+        <w:t xml:space="preserve"> </w:t>
+      </w:r>
+      <w:proofErr w:type="spellStart"/>
+      <w:r>
+        <w:rPr>
+          <w:rFonts w:ascii="Bookman Old Style" w:eastAsia="Bookman Old Style" w:hAnsi="Bookman Old Style" w:cs="Bookman Old Style"/>
+          <w:sz w:val="24"/>
+          <w:szCs w:val="24"/>
+          <w:lang w:val="en"/>
+        </w:rPr>
+        <w:t>sebagaimana</w:t>
+      </w:r>
+      <w:proofErr w:type="spellEnd"/>
+      <w:r>
+        <w:rPr>
+          <w:rFonts w:ascii="Bookman Old Style" w:eastAsia="Bookman Old Style" w:hAnsi="Bookman Old Style" w:cs="Bookman Old Style"/>
+          <w:sz w:val="24"/>
+          <w:szCs w:val="24"/>
+          <w:lang w:val="en"/>
+        </w:rPr>
+        <w:t xml:space="preserve"> </w:t>
+      </w:r>
+      <w:proofErr w:type="spellStart"/>
+      <w:r>
+        <w:rPr>
+          <w:rFonts w:ascii="Bookman Old Style" w:eastAsia="Bookman Old Style" w:hAnsi="Bookman Old Style" w:cs="Bookman Old Style"/>
+          <w:sz w:val="24"/>
+          <w:szCs w:val="24"/>
+          <w:lang w:val="en"/>
+        </w:rPr>
+        <w:t>tercantum</w:t>
+      </w:r>
+      <w:proofErr w:type="spellEnd"/>
+      <w:r>
+        <w:rPr>
+          <w:rFonts w:ascii="Bookman Old Style" w:eastAsia="Bookman Old Style" w:hAnsi="Bookman Old Style" w:cs="Bookman Old Style"/>
+          <w:sz w:val="24"/>
+          <w:szCs w:val="24"/>
+          <w:lang w:val="en"/>
+        </w:rPr>
+        <w:t xml:space="preserve"> </w:t>
+      </w:r>
+      <w:proofErr w:type="spellStart"/>
+      <w:r>
+        <w:rPr>
+          <w:rFonts w:ascii="Bookman Old Style" w:eastAsia="Bookman Old Style" w:hAnsi="Bookman Old Style" w:cs="Bookman Old Style"/>
+          <w:sz w:val="24"/>
+          <w:szCs w:val="24"/>
+          <w:lang w:val="en"/>
+        </w:rPr>
+        <w:t>dalam</w:t>
+      </w:r>
+      <w:proofErr w:type="spellEnd"/>
+      <w:r>
+        <w:rPr>
+          <w:rFonts w:ascii="Bookman Old Style" w:eastAsia="Bookman Old Style" w:hAnsi="Bookman Old Style" w:cs="Bookman Old Style"/>
+          <w:sz w:val="24"/>
+          <w:szCs w:val="24"/>
+          <w:lang w:val="en"/>
+        </w:rPr>
+        <w:t xml:space="preserve"> </w:t>
+      </w:r>
+      <w:proofErr w:type="spellStart"/>
+      <w:r>
+        <w:rPr>
+          <w:rFonts w:ascii="Bookman Old Style" w:eastAsia="Bookman Old Style" w:hAnsi="Bookman Old Style" w:cs="Bookman Old Style"/>
+          <w:sz w:val="24"/>
+          <w:szCs w:val="24"/>
+          <w:lang w:val="en"/>
+        </w:rPr>
+        <w:t>lampiran</w:t>
+      </w:r>
+      <w:proofErr w:type="spellEnd"/>
+      <w:r>
+        <w:rPr>
+          <w:rFonts w:ascii="Bookman Old Style" w:eastAsia="Bookman Old Style" w:hAnsi="Bookman Old Style" w:cs="Bookman Old Style"/>
+          <w:sz w:val="24"/>
+          <w:szCs w:val="24"/>
+          <w:lang w:val="en"/>
+        </w:rPr>
+        <w:t xml:space="preserve">. </w:t>
       </w:r>
     </w:p>
     <w:p>
@@ -6084,14 +9033,85 @@
           <w:lang w:val="en"/>
         </w:rPr>
       </w:pPr>
-      <w:r>
-        <w:rPr>
-          <w:rFonts w:ascii="Bookman Old Style" w:eastAsia="Bookman Old Style" w:hAnsi="Bookman Old Style" w:cs="Bookman Old Style"/>
-          <w:sz w:val="24"/>
-          <w:szCs w:val="24"/>
-          <w:lang w:val="en"/>
-        </w:rPr>
-        <w:t xml:space="preserve">Berdasarkan angka 2 tersebut di atas, </w:t>
+      <w:proofErr w:type="spellStart"/>
+      <w:r>
+        <w:rPr>
+          <w:rFonts w:ascii="Bookman Old Style" w:eastAsia="Bookman Old Style" w:hAnsi="Bookman Old Style" w:cs="Bookman Old Style"/>
+          <w:sz w:val="24"/>
+          <w:szCs w:val="24"/>
+          <w:lang w:val="en"/>
+        </w:rPr>
+        <w:t>Berdasarkan</w:t>
+      </w:r>
+      <w:proofErr w:type="spellEnd"/>
+      <w:r>
+        <w:rPr>
+          <w:rFonts w:ascii="Bookman Old Style" w:eastAsia="Bookman Old Style" w:hAnsi="Bookman Old Style" w:cs="Bookman Old Style"/>
+          <w:sz w:val="24"/>
+          <w:szCs w:val="24"/>
+          <w:lang w:val="en"/>
+        </w:rPr>
+        <w:t xml:space="preserve"> </w:t>
+      </w:r>
+      <w:proofErr w:type="spellStart"/>
+      <w:r>
+        <w:rPr>
+          <w:rFonts w:ascii="Bookman Old Style" w:eastAsia="Bookman Old Style" w:hAnsi="Bookman Old Style" w:cs="Bookman Old Style"/>
+          <w:sz w:val="24"/>
+          <w:szCs w:val="24"/>
+          <w:lang w:val="en"/>
+        </w:rPr>
+        <w:t>angka</w:t>
+      </w:r>
+      <w:proofErr w:type="spellEnd"/>
+      <w:r>
+        <w:rPr>
+          <w:rFonts w:ascii="Bookman Old Style" w:eastAsia="Bookman Old Style" w:hAnsi="Bookman Old Style" w:cs="Bookman Old Style"/>
+          <w:sz w:val="24"/>
+          <w:szCs w:val="24"/>
+          <w:lang w:val="en"/>
+        </w:rPr>
+        <w:t xml:space="preserve"> 2 </w:t>
+      </w:r>
+      <w:proofErr w:type="spellStart"/>
+      <w:r>
+        <w:rPr>
+          <w:rFonts w:ascii="Bookman Old Style" w:eastAsia="Bookman Old Style" w:hAnsi="Bookman Old Style" w:cs="Bookman Old Style"/>
+          <w:sz w:val="24"/>
+          <w:szCs w:val="24"/>
+          <w:lang w:val="en"/>
+        </w:rPr>
+        <w:t>tersebut</w:t>
+      </w:r>
+      <w:proofErr w:type="spellEnd"/>
+      <w:r>
+        <w:rPr>
+          <w:rFonts w:ascii="Bookman Old Style" w:eastAsia="Bookman Old Style" w:hAnsi="Bookman Old Style" w:cs="Bookman Old Style"/>
+          <w:sz w:val="24"/>
+          <w:szCs w:val="24"/>
+          <w:lang w:val="en"/>
+        </w:rPr>
+        <w:t xml:space="preserve"> di </w:t>
+      </w:r>
+      <w:proofErr w:type="spellStart"/>
+      <w:r>
+        <w:rPr>
+          <w:rFonts w:ascii="Bookman Old Style" w:eastAsia="Bookman Old Style" w:hAnsi="Bookman Old Style" w:cs="Bookman Old Style"/>
+          <w:sz w:val="24"/>
+          <w:szCs w:val="24"/>
+          <w:lang w:val="en"/>
+        </w:rPr>
+        <w:t>atas</w:t>
+      </w:r>
+      <w:proofErr w:type="spellEnd"/>
+      <w:r>
+        <w:rPr>
+          <w:rFonts w:ascii="Bookman Old Style" w:eastAsia="Bookman Old Style" w:hAnsi="Bookman Old Style" w:cs="Bookman Old Style"/>
+          <w:sz w:val="24"/>
+          <w:szCs w:val="24"/>
+          <w:lang w:val="en"/>
+        </w:rPr>
+        <w:t xml:space="preserve">, </w:t>
       </w:r>
       <w:r>
         <w:rPr>
@@ -6111,7 +9131,127 @@
           <w:szCs w:val="24"/>
           <w:lang w:val="en"/>
         </w:rPr>
-        <w:t xml:space="preserve"> menyerahkan seluruh hasil pekerjaan Pendataan Lapangan Sensus Ekonomi 2026 kepada </w:t>
+        <w:t xml:space="preserve"> </w:t>
+      </w:r>
+      <w:proofErr w:type="spellStart"/>
+      <w:r>
+        <w:rPr>
+          <w:rFonts w:ascii="Bookman Old Style" w:eastAsia="Bookman Old Style" w:hAnsi="Bookman Old Style" w:cs="Bookman Old Style"/>
+          <w:sz w:val="24"/>
+          <w:szCs w:val="24"/>
+          <w:lang w:val="en"/>
+        </w:rPr>
+        <w:t>menyerahkan</w:t>
+      </w:r>
+      <w:proofErr w:type="spellEnd"/>
+      <w:r>
+        <w:rPr>
+          <w:rFonts w:ascii="Bookman Old Style" w:eastAsia="Bookman Old Style" w:hAnsi="Bookman Old Style" w:cs="Bookman Old Style"/>
+          <w:sz w:val="24"/>
+          <w:szCs w:val="24"/>
+          <w:lang w:val="en"/>
+        </w:rPr>
+        <w:t xml:space="preserve"> </w:t>
+      </w:r>
+      <w:proofErr w:type="spellStart"/>
+      <w:r>
+        <w:rPr>
+          <w:rFonts w:ascii="Bookman Old Style" w:eastAsia="Bookman Old Style" w:hAnsi="Bookman Old Style" w:cs="Bookman Old Style"/>
+          <w:sz w:val="24"/>
+          <w:szCs w:val="24"/>
+          <w:lang w:val="en"/>
+        </w:rPr>
+        <w:t>seluruh</w:t>
+      </w:r>
+      <w:proofErr w:type="spellEnd"/>
+      <w:r>
+        <w:rPr>
+          <w:rFonts w:ascii="Bookman Old Style" w:eastAsia="Bookman Old Style" w:hAnsi="Bookman Old Style" w:cs="Bookman Old Style"/>
+          <w:sz w:val="24"/>
+          <w:szCs w:val="24"/>
+          <w:lang w:val="en"/>
+        </w:rPr>
+        <w:t xml:space="preserve"> </w:t>
+      </w:r>
+      <w:proofErr w:type="spellStart"/>
+      <w:r>
+        <w:rPr>
+          <w:rFonts w:ascii="Bookman Old Style" w:eastAsia="Bookman Old Style" w:hAnsi="Bookman Old Style" w:cs="Bookman Old Style"/>
+          <w:sz w:val="24"/>
+          <w:szCs w:val="24"/>
+          <w:lang w:val="en"/>
+        </w:rPr>
+        <w:t>hasil</w:t>
+      </w:r>
+      <w:proofErr w:type="spellEnd"/>
+      <w:r>
+        <w:rPr>
+          <w:rFonts w:ascii="Bookman Old Style" w:eastAsia="Bookman Old Style" w:hAnsi="Bookman Old Style" w:cs="Bookman Old Style"/>
+          <w:sz w:val="24"/>
+          <w:szCs w:val="24"/>
+          <w:lang w:val="en"/>
+        </w:rPr>
+        <w:t xml:space="preserve"> </w:t>
+      </w:r>
+      <w:proofErr w:type="spellStart"/>
+      <w:r>
+        <w:rPr>
+          <w:rFonts w:ascii="Bookman Old Style" w:eastAsia="Bookman Old Style" w:hAnsi="Bookman Old Style" w:cs="Bookman Old Style"/>
+          <w:sz w:val="24"/>
+          <w:szCs w:val="24"/>
+          <w:lang w:val="en"/>
+        </w:rPr>
+        <w:t>pekerjaan</w:t>
+      </w:r>
+      <w:proofErr w:type="spellEnd"/>
+      <w:r>
+        <w:rPr>
+          <w:rFonts w:ascii="Bookman Old Style" w:eastAsia="Bookman Old Style" w:hAnsi="Bookman Old Style" w:cs="Bookman Old Style"/>
+          <w:sz w:val="24"/>
+          <w:szCs w:val="24"/>
+          <w:lang w:val="en"/>
+        </w:rPr>
+        <w:t xml:space="preserve"> </w:t>
+      </w:r>
+      <w:proofErr w:type="spellStart"/>
+      <w:r>
+        <w:rPr>
+          <w:rFonts w:ascii="Bookman Old Style" w:eastAsia="Bookman Old Style" w:hAnsi="Bookman Old Style" w:cs="Bookman Old Style"/>
+          <w:sz w:val="24"/>
+          <w:szCs w:val="24"/>
+          <w:lang w:val="en"/>
+        </w:rPr>
+        <w:t>Pendataan</w:t>
+      </w:r>
+      <w:proofErr w:type="spellEnd"/>
+      <w:r>
+        <w:rPr>
+          <w:rFonts w:ascii="Bookman Old Style" w:eastAsia="Bookman Old Style" w:hAnsi="Bookman Old Style" w:cs="Bookman Old Style"/>
+          <w:sz w:val="24"/>
+          <w:szCs w:val="24"/>
+          <w:lang w:val="en"/>
+        </w:rPr>
+        <w:t xml:space="preserve"> Lapangan Sensus Ekonomi 2026 </w:t>
+      </w:r>
+      <w:proofErr w:type="spellStart"/>
+      <w:r>
+        <w:rPr>
+          <w:rFonts w:ascii="Bookman Old Style" w:eastAsia="Bookman Old Style" w:hAnsi="Bookman Old Style" w:cs="Bookman Old Style"/>
+          <w:sz w:val="24"/>
+          <w:szCs w:val="24"/>
+          <w:lang w:val="en"/>
+        </w:rPr>
+        <w:t>kepada</w:t>
+      </w:r>
+      <w:proofErr w:type="spellEnd"/>
+      <w:r>
+        <w:rPr>
+          <w:rFonts w:ascii="Bookman Old Style" w:eastAsia="Bookman Old Style" w:hAnsi="Bookman Old Style" w:cs="Bookman Old Style"/>
+          <w:sz w:val="24"/>
+          <w:szCs w:val="24"/>
+          <w:lang w:val="en"/>
+        </w:rPr>
+        <w:t xml:space="preserve"> </w:t>
       </w:r>
       <w:r>
         <w:rPr>
@@ -6151,7 +9291,167 @@
           <w:szCs w:val="24"/>
           <w:lang w:val="en"/>
         </w:rPr>
-        <w:t xml:space="preserve"> menerima hasil pekerjaan tersebut yang telah sesuai dengan seharusnya;</w:t>
+        <w:t xml:space="preserve"> </w:t>
+      </w:r>
+      <w:proofErr w:type="spellStart"/>
+      <w:r>
+        <w:rPr>
+          <w:rFonts w:ascii="Bookman Old Style" w:eastAsia="Bookman Old Style" w:hAnsi="Bookman Old Style" w:cs="Bookman Old Style"/>
+          <w:sz w:val="24"/>
+          <w:szCs w:val="24"/>
+          <w:lang w:val="en"/>
+        </w:rPr>
+        <w:t>menerima</w:t>
+      </w:r>
+      <w:proofErr w:type="spellEnd"/>
+      <w:r>
+        <w:rPr>
+          <w:rFonts w:ascii="Bookman Old Style" w:eastAsia="Bookman Old Style" w:hAnsi="Bookman Old Style" w:cs="Bookman Old Style"/>
+          <w:sz w:val="24"/>
+          <w:szCs w:val="24"/>
+          <w:lang w:val="en"/>
+        </w:rPr>
+        <w:t xml:space="preserve"> </w:t>
+      </w:r>
+      <w:proofErr w:type="spellStart"/>
+      <w:r>
+        <w:rPr>
+          <w:rFonts w:ascii="Bookman Old Style" w:eastAsia="Bookman Old Style" w:hAnsi="Bookman Old Style" w:cs="Bookman Old Style"/>
+          <w:sz w:val="24"/>
+          <w:szCs w:val="24"/>
+          <w:lang w:val="en"/>
+        </w:rPr>
+        <w:t>hasil</w:t>
+      </w:r>
+      <w:proofErr w:type="spellEnd"/>
+      <w:r>
+        <w:rPr>
+          <w:rFonts w:ascii="Bookman Old Style" w:eastAsia="Bookman Old Style" w:hAnsi="Bookman Old Style" w:cs="Bookman Old Style"/>
+          <w:sz w:val="24"/>
+          <w:szCs w:val="24"/>
+          <w:lang w:val="en"/>
+        </w:rPr>
+        <w:t xml:space="preserve"> </w:t>
+      </w:r>
+      <w:proofErr w:type="spellStart"/>
+      <w:r>
+        <w:rPr>
+          <w:rFonts w:ascii="Bookman Old Style" w:eastAsia="Bookman Old Style" w:hAnsi="Bookman Old Style" w:cs="Bookman Old Style"/>
+          <w:sz w:val="24"/>
+          <w:szCs w:val="24"/>
+          <w:lang w:val="en"/>
+        </w:rPr>
+        <w:t>pekerjaan</w:t>
+      </w:r>
+      <w:proofErr w:type="spellEnd"/>
+      <w:r>
+        <w:rPr>
+          <w:rFonts w:ascii="Bookman Old Style" w:eastAsia="Bookman Old Style" w:hAnsi="Bookman Old Style" w:cs="Bookman Old Style"/>
+          <w:sz w:val="24"/>
+          <w:szCs w:val="24"/>
+          <w:lang w:val="en"/>
+        </w:rPr>
+        <w:t xml:space="preserve"> </w:t>
+      </w:r>
+      <w:proofErr w:type="spellStart"/>
+      <w:r>
+        <w:rPr>
+          <w:rFonts w:ascii="Bookman Old Style" w:eastAsia="Bookman Old Style" w:hAnsi="Bookman Old Style" w:cs="Bookman Old Style"/>
+          <w:sz w:val="24"/>
+          <w:szCs w:val="24"/>
+          <w:lang w:val="en"/>
+        </w:rPr>
+        <w:t>tersebut</w:t>
+      </w:r>
+      <w:proofErr w:type="spellEnd"/>
+      <w:r>
+        <w:rPr>
+          <w:rFonts w:ascii="Bookman Old Style" w:eastAsia="Bookman Old Style" w:hAnsi="Bookman Old Style" w:cs="Bookman Old Style"/>
+          <w:sz w:val="24"/>
+          <w:szCs w:val="24"/>
+          <w:lang w:val="en"/>
+        </w:rPr>
+        <w:t xml:space="preserve"> yang </w:t>
+      </w:r>
+      <w:proofErr w:type="spellStart"/>
+      <w:r>
+        <w:rPr>
+          <w:rFonts w:ascii="Bookman Old Style" w:eastAsia="Bookman Old Style" w:hAnsi="Bookman Old Style" w:cs="Bookman Old Style"/>
+          <w:sz w:val="24"/>
+          <w:szCs w:val="24"/>
+          <w:lang w:val="en"/>
+        </w:rPr>
+        <w:t>telah</w:t>
+      </w:r>
+      <w:proofErr w:type="spellEnd"/>
+      <w:r>
+        <w:rPr>
+          <w:rFonts w:ascii="Bookman Old Style" w:eastAsia="Bookman Old Style" w:hAnsi="Bookman Old Style" w:cs="Bookman Old Style"/>
+          <w:sz w:val="24"/>
+          <w:szCs w:val="24"/>
+          <w:lang w:val="en"/>
+        </w:rPr>
+        <w:t xml:space="preserve"> </w:t>
+      </w:r>
+      <w:proofErr w:type="spellStart"/>
+      <w:r>
+        <w:rPr>
+          <w:rFonts w:ascii="Bookman Old Style" w:eastAsia="Bookman Old Style" w:hAnsi="Bookman Old Style" w:cs="Bookman Old Style"/>
+          <w:sz w:val="24"/>
+          <w:szCs w:val="24"/>
+          <w:lang w:val="en"/>
+        </w:rPr>
+        <w:t>sesuai</w:t>
+      </w:r>
+      <w:proofErr w:type="spellEnd"/>
+      <w:r>
+        <w:rPr>
+          <w:rFonts w:ascii="Bookman Old Style" w:eastAsia="Bookman Old Style" w:hAnsi="Bookman Old Style" w:cs="Bookman Old Style"/>
+          <w:sz w:val="24"/>
+          <w:szCs w:val="24"/>
+          <w:lang w:val="en"/>
+        </w:rPr>
+        <w:t xml:space="preserve"> </w:t>
+      </w:r>
+      <w:proofErr w:type="spellStart"/>
+      <w:r>
+        <w:rPr>
+          <w:rFonts w:ascii="Bookman Old Style" w:eastAsia="Bookman Old Style" w:hAnsi="Bookman Old Style" w:cs="Bookman Old Style"/>
+          <w:sz w:val="24"/>
+          <w:szCs w:val="24"/>
+          <w:lang w:val="en"/>
+        </w:rPr>
+        <w:t>dengan</w:t>
+      </w:r>
+      <w:proofErr w:type="spellEnd"/>
+      <w:r>
+        <w:rPr>
+          <w:rFonts w:ascii="Bookman Old Style" w:eastAsia="Bookman Old Style" w:hAnsi="Bookman Old Style" w:cs="Bookman Old Style"/>
+          <w:sz w:val="24"/>
+          <w:szCs w:val="24"/>
+          <w:lang w:val="en"/>
+        </w:rPr>
+        <w:t xml:space="preserve"> </w:t>
+      </w:r>
+      <w:proofErr w:type="spellStart"/>
+      <w:r>
+        <w:rPr>
+          <w:rFonts w:ascii="Bookman Old Style" w:eastAsia="Bookman Old Style" w:hAnsi="Bookman Old Style" w:cs="Bookman Old Style"/>
+          <w:sz w:val="24"/>
+          <w:szCs w:val="24"/>
+          <w:lang w:val="en"/>
+        </w:rPr>
+        <w:t>seharusnya</w:t>
+      </w:r>
+      <w:proofErr w:type="spellEnd"/>
+      <w:r>
+        <w:rPr>
+          <w:rFonts w:ascii="Bookman Old Style" w:eastAsia="Bookman Old Style" w:hAnsi="Bookman Old Style" w:cs="Bookman Old Style"/>
+          <w:sz w:val="24"/>
+          <w:szCs w:val="24"/>
+          <w:lang w:val="en"/>
+        </w:rPr>
+        <w:t>;</w:t>
       </w:r>
     </w:p>
     <w:p>
@@ -6185,25 +9485,325 @@
           <w:szCs w:val="24"/>
           <w:lang w:val="en"/>
         </w:rPr>
-        <w:t xml:space="preserve">Hasil pekerjaan Pendataan Lapangan Sensus Ekonomi 2026 sebagaimana dimaksud dalam angka 3, berupa dokumen hasil Pendataan Lapangan Sensus Ekonomi 2026, sejumlah </w:t>
-      </w:r>
-      <w:r>
-        <w:rPr>
-          <w:rFonts w:ascii="Bookman Old Style" w:eastAsia="Bookman Old Style" w:hAnsi="Bookman Old Style" w:cs="Bookman Old Style"/>
-          <w:sz w:val="24"/>
-          <w:szCs w:val="24"/>
-          <w:lang w:val="en"/>
-        </w:rPr>
-        <w:t>{sls_ongoing}</w:t>
-      </w:r>
-      <w:r>
-        <w:rPr>
-          <w:rFonts w:ascii="Bookman Old Style" w:eastAsia="Bookman Old Style" w:hAnsi="Bookman Old Style" w:cs="Bookman Old Style"/>
-          <w:sz w:val="24"/>
-          <w:szCs w:val="24"/>
-          <w:lang w:val="en"/>
-        </w:rPr>
-        <w:t xml:space="preserve"> SLS/Sub-SLS dan/atau usaha besar.</w:t>
+        <w:t xml:space="preserve">Hasil </w:t>
+      </w:r>
+      <w:proofErr w:type="spellStart"/>
+      <w:r>
+        <w:rPr>
+          <w:rFonts w:ascii="Bookman Old Style" w:eastAsia="Bookman Old Style" w:hAnsi="Bookman Old Style" w:cs="Bookman Old Style"/>
+          <w:sz w:val="24"/>
+          <w:szCs w:val="24"/>
+          <w:lang w:val="en"/>
+        </w:rPr>
+        <w:t>pekerjaan</w:t>
+      </w:r>
+      <w:proofErr w:type="spellEnd"/>
+      <w:r>
+        <w:rPr>
+          <w:rFonts w:ascii="Bookman Old Style" w:eastAsia="Bookman Old Style" w:hAnsi="Bookman Old Style" w:cs="Bookman Old Style"/>
+          <w:sz w:val="24"/>
+          <w:szCs w:val="24"/>
+          <w:lang w:val="en"/>
+        </w:rPr>
+        <w:t xml:space="preserve"> </w:t>
+      </w:r>
+      <w:proofErr w:type="spellStart"/>
+      <w:r>
+        <w:rPr>
+          <w:rFonts w:ascii="Bookman Old Style" w:eastAsia="Bookman Old Style" w:hAnsi="Bookman Old Style" w:cs="Bookman Old Style"/>
+          <w:sz w:val="24"/>
+          <w:szCs w:val="24"/>
+          <w:lang w:val="en"/>
+        </w:rPr>
+        <w:t>Pendataan</w:t>
+      </w:r>
+      <w:proofErr w:type="spellEnd"/>
+      <w:r>
+        <w:rPr>
+          <w:rFonts w:ascii="Bookman Old Style" w:eastAsia="Bookman Old Style" w:hAnsi="Bookman Old Style" w:cs="Bookman Old Style"/>
+          <w:sz w:val="24"/>
+          <w:szCs w:val="24"/>
+          <w:lang w:val="en"/>
+        </w:rPr>
+        <w:t xml:space="preserve"> Lapangan Sensus Ekonomi 2026 </w:t>
+      </w:r>
+      <w:proofErr w:type="spellStart"/>
+      <w:r>
+        <w:rPr>
+          <w:rFonts w:ascii="Bookman Old Style" w:eastAsia="Bookman Old Style" w:hAnsi="Bookman Old Style" w:cs="Bookman Old Style"/>
+          <w:sz w:val="24"/>
+          <w:szCs w:val="24"/>
+          <w:lang w:val="en"/>
+        </w:rPr>
+        <w:t>sebagaimana</w:t>
+      </w:r>
+      <w:proofErr w:type="spellEnd"/>
+      <w:r>
+        <w:rPr>
+          <w:rFonts w:ascii="Bookman Old Style" w:eastAsia="Bookman Old Style" w:hAnsi="Bookman Old Style" w:cs="Bookman Old Style"/>
+          <w:sz w:val="24"/>
+          <w:szCs w:val="24"/>
+          <w:lang w:val="en"/>
+        </w:rPr>
+        <w:t xml:space="preserve"> </w:t>
+      </w:r>
+      <w:proofErr w:type="spellStart"/>
+      <w:r>
+        <w:rPr>
+          <w:rFonts w:ascii="Bookman Old Style" w:eastAsia="Bookman Old Style" w:hAnsi="Bookman Old Style" w:cs="Bookman Old Style"/>
+          <w:sz w:val="24"/>
+          <w:szCs w:val="24"/>
+          <w:lang w:val="en"/>
+        </w:rPr>
+        <w:t>dimaksud</w:t>
+      </w:r>
+      <w:proofErr w:type="spellEnd"/>
+      <w:r>
+        <w:rPr>
+          <w:rFonts w:ascii="Bookman Old Style" w:eastAsia="Bookman Old Style" w:hAnsi="Bookman Old Style" w:cs="Bookman Old Style"/>
+          <w:sz w:val="24"/>
+          <w:szCs w:val="24"/>
+          <w:lang w:val="en"/>
+        </w:rPr>
+        <w:t xml:space="preserve"> </w:t>
+      </w:r>
+      <w:proofErr w:type="spellStart"/>
+      <w:r>
+        <w:rPr>
+          <w:rFonts w:ascii="Bookman Old Style" w:eastAsia="Bookman Old Style" w:hAnsi="Bookman Old Style" w:cs="Bookman Old Style"/>
+          <w:sz w:val="24"/>
+          <w:szCs w:val="24"/>
+          <w:lang w:val="en"/>
+        </w:rPr>
+        <w:t>dalam</w:t>
+      </w:r>
+      <w:proofErr w:type="spellEnd"/>
+      <w:r>
+        <w:rPr>
+          <w:rFonts w:ascii="Bookman Old Style" w:eastAsia="Bookman Old Style" w:hAnsi="Bookman Old Style" w:cs="Bookman Old Style"/>
+          <w:sz w:val="24"/>
+          <w:szCs w:val="24"/>
+          <w:lang w:val="en"/>
+        </w:rPr>
+        <w:t xml:space="preserve"> </w:t>
+      </w:r>
+      <w:proofErr w:type="spellStart"/>
+      <w:r>
+        <w:rPr>
+          <w:rFonts w:ascii="Bookman Old Style" w:eastAsia="Bookman Old Style" w:hAnsi="Bookman Old Style" w:cs="Bookman Old Style"/>
+          <w:sz w:val="24"/>
+          <w:szCs w:val="24"/>
+          <w:lang w:val="en"/>
+        </w:rPr>
+        <w:t>angka</w:t>
+      </w:r>
+      <w:proofErr w:type="spellEnd"/>
+      <w:r>
+        <w:rPr>
+          <w:rFonts w:ascii="Bookman Old Style" w:eastAsia="Bookman Old Style" w:hAnsi="Bookman Old Style" w:cs="Bookman Old Style"/>
+          <w:sz w:val="24"/>
+          <w:szCs w:val="24"/>
+          <w:lang w:val="en"/>
+        </w:rPr>
+        <w:t xml:space="preserve"> 3, </w:t>
+      </w:r>
+      <w:proofErr w:type="spellStart"/>
+      <w:r>
+        <w:rPr>
+          <w:rFonts w:ascii="Bookman Old Style" w:eastAsia="Bookman Old Style" w:hAnsi="Bookman Old Style" w:cs="Bookman Old Style"/>
+          <w:sz w:val="24"/>
+          <w:szCs w:val="24"/>
+          <w:lang w:val="en"/>
+        </w:rPr>
+        <w:t>berupa</w:t>
+      </w:r>
+      <w:proofErr w:type="spellEnd"/>
+      <w:r>
+        <w:rPr>
+          <w:rFonts w:ascii="Bookman Old Style" w:eastAsia="Bookman Old Style" w:hAnsi="Bookman Old Style" w:cs="Bookman Old Style"/>
+          <w:sz w:val="24"/>
+          <w:szCs w:val="24"/>
+          <w:lang w:val="en"/>
+        </w:rPr>
+        <w:t xml:space="preserve"> </w:t>
+      </w:r>
+      <w:proofErr w:type="spellStart"/>
+      <w:r>
+        <w:rPr>
+          <w:rFonts w:ascii="Bookman Old Style" w:eastAsia="Bookman Old Style" w:hAnsi="Bookman Old Style" w:cs="Bookman Old Style"/>
+          <w:sz w:val="24"/>
+          <w:szCs w:val="24"/>
+          <w:lang w:val="en"/>
+        </w:rPr>
+        <w:t>dokumen</w:t>
+      </w:r>
+      <w:proofErr w:type="spellEnd"/>
+      <w:r>
+        <w:rPr>
+          <w:rFonts w:ascii="Bookman Old Style" w:eastAsia="Bookman Old Style" w:hAnsi="Bookman Old Style" w:cs="Bookman Old Style"/>
+          <w:sz w:val="24"/>
+          <w:szCs w:val="24"/>
+          <w:lang w:val="en"/>
+        </w:rPr>
+        <w:t xml:space="preserve"> </w:t>
+      </w:r>
+      <w:proofErr w:type="spellStart"/>
+      <w:r>
+        <w:rPr>
+          <w:rFonts w:ascii="Bookman Old Style" w:eastAsia="Bookman Old Style" w:hAnsi="Bookman Old Style" w:cs="Bookman Old Style"/>
+          <w:sz w:val="24"/>
+          <w:szCs w:val="24"/>
+          <w:lang w:val="en"/>
+        </w:rPr>
+        <w:t>hasil</w:t>
+      </w:r>
+      <w:proofErr w:type="spellEnd"/>
+      <w:r>
+        <w:rPr>
+          <w:rFonts w:ascii="Bookman Old Style" w:eastAsia="Bookman Old Style" w:hAnsi="Bookman Old Style" w:cs="Bookman Old Style"/>
+          <w:sz w:val="24"/>
+          <w:szCs w:val="24"/>
+          <w:lang w:val="en"/>
+        </w:rPr>
+        <w:t xml:space="preserve"> </w:t>
+      </w:r>
+      <w:proofErr w:type="spellStart"/>
+      <w:r>
+        <w:rPr>
+          <w:rFonts w:ascii="Bookman Old Style" w:eastAsia="Bookman Old Style" w:hAnsi="Bookman Old Style" w:cs="Bookman Old Style"/>
+          <w:sz w:val="24"/>
+          <w:szCs w:val="24"/>
+          <w:lang w:val="en"/>
+        </w:rPr>
+        <w:t>Pendataan</w:t>
+      </w:r>
+      <w:proofErr w:type="spellEnd"/>
+      <w:r>
+        <w:rPr>
+          <w:rFonts w:ascii="Bookman Old Style" w:eastAsia="Bookman Old Style" w:hAnsi="Bookman Old Style" w:cs="Bookman Old Style"/>
+          <w:sz w:val="24"/>
+          <w:szCs w:val="24"/>
+          <w:lang w:val="en"/>
+        </w:rPr>
+        <w:t xml:space="preserve"> Lapangan Sensus Ekonomi 2026, </w:t>
+      </w:r>
+      <w:proofErr w:type="spellStart"/>
+      <w:r>
+        <w:rPr>
+          <w:rFonts w:ascii="Bookman Old Style" w:eastAsia="Bookman Old Style" w:hAnsi="Bookman Old Style" w:cs="Bookman Old Style"/>
+          <w:sz w:val="24"/>
+          <w:szCs w:val="24"/>
+          <w:lang w:val="en"/>
+        </w:rPr>
+        <w:t>sejumlah</w:t>
+      </w:r>
+      <w:proofErr w:type="spellEnd"/>
+      <w:r>
+        <w:rPr>
+          <w:rFonts w:ascii="Bookman Old Style" w:eastAsia="Bookman Old Style" w:hAnsi="Bookman Old Style" w:cs="Bookman Old Style"/>
+          <w:sz w:val="24"/>
+          <w:szCs w:val="24"/>
+          <w:lang w:val="en"/>
+        </w:rPr>
+        <w:t xml:space="preserve"> </w:t>
+      </w:r>
+      <w:r>
+        <w:rPr>
+          <w:rFonts w:ascii="Bookman Old Style" w:eastAsia="Bookman Old Style" w:hAnsi="Bookman Old Style" w:cs="Bookman Old Style"/>
+          <w:sz w:val="24"/>
+          <w:szCs w:val="24"/>
+          <w:lang w:val="en"/>
+        </w:rPr>
+        <w:t>{</w:t>
+      </w:r>
+      <w:proofErr w:type="spellStart"/>
+      <w:r>
+        <w:rPr>
+          <w:rFonts w:ascii="Bookman Old Style" w:eastAsia="Bookman Old Style" w:hAnsi="Bookman Old Style" w:cs="Bookman Old Style"/>
+          <w:sz w:val="24"/>
+          <w:szCs w:val="24"/>
+          <w:lang w:val="en"/>
+        </w:rPr>
+        <w:t>sls_ongoing</w:t>
+      </w:r>
+      <w:proofErr w:type="spellEnd"/>
+      <w:r>
+        <w:rPr>
+          <w:rFonts w:ascii="Bookman Old Style" w:eastAsia="Bookman Old Style" w:hAnsi="Bookman Old Style" w:cs="Bookman Old Style"/>
+          <w:sz w:val="24"/>
+          <w:szCs w:val="24"/>
+          <w:lang w:val="en"/>
+        </w:rPr>
+        <w:t>}</w:t>
+      </w:r>
+      <w:r>
+        <w:rPr>
+          <w:rFonts w:ascii="Bookman Old Style" w:eastAsia="Bookman Old Style" w:hAnsi="Bookman Old Style" w:cs="Bookman Old Style"/>
+          <w:sz w:val="24"/>
+          <w:szCs w:val="24"/>
+          <w:lang w:val="en"/>
+        </w:rPr>
+        <w:t xml:space="preserve"> SLS/Sub-SLS dan/</w:t>
+      </w:r>
+      <w:proofErr w:type="spellStart"/>
+      <w:r>
+        <w:rPr>
+          <w:rFonts w:ascii="Bookman Old Style" w:eastAsia="Bookman Old Style" w:hAnsi="Bookman Old Style" w:cs="Bookman Old Style"/>
+          <w:sz w:val="24"/>
+          <w:szCs w:val="24"/>
+          <w:lang w:val="en"/>
+        </w:rPr>
+        <w:t>atau</w:t>
+      </w:r>
+      <w:proofErr w:type="spellEnd"/>
+      <w:r>
+        <w:rPr>
+          <w:rFonts w:ascii="Bookman Old Style" w:eastAsia="Bookman Old Style" w:hAnsi="Bookman Old Style" w:cs="Bookman Old Style"/>
+          <w:sz w:val="24"/>
+          <w:szCs w:val="24"/>
+          <w:lang w:val="en"/>
+        </w:rPr>
+        <w:t xml:space="preserve"> </w:t>
+      </w:r>
+      <w:proofErr w:type="spellStart"/>
+      <w:r>
+        <w:rPr>
+          <w:rFonts w:ascii="Bookman Old Style" w:eastAsia="Bookman Old Style" w:hAnsi="Bookman Old Style" w:cs="Bookman Old Style"/>
+          <w:sz w:val="24"/>
+          <w:szCs w:val="24"/>
+          <w:lang w:val="en"/>
+        </w:rPr>
+        <w:t>usaha</w:t>
+      </w:r>
+      <w:proofErr w:type="spellEnd"/>
+      <w:r>
+        <w:rPr>
+          <w:rFonts w:ascii="Bookman Old Style" w:eastAsia="Bookman Old Style" w:hAnsi="Bookman Old Style" w:cs="Bookman Old Style"/>
+          <w:sz w:val="24"/>
+          <w:szCs w:val="24"/>
+          <w:lang w:val="en"/>
+        </w:rPr>
+        <w:t xml:space="preserve"> </w:t>
+      </w:r>
+      <w:proofErr w:type="spellStart"/>
+      <w:r>
+        <w:rPr>
+          <w:rFonts w:ascii="Bookman Old Style" w:eastAsia="Bookman Old Style" w:hAnsi="Bookman Old Style" w:cs="Bookman Old Style"/>
+          <w:sz w:val="24"/>
+          <w:szCs w:val="24"/>
+          <w:lang w:val="en"/>
+        </w:rPr>
+        <w:t>besar</w:t>
+      </w:r>
+      <w:proofErr w:type="spellEnd"/>
+      <w:r>
+        <w:rPr>
+          <w:rFonts w:ascii="Bookman Old Style" w:eastAsia="Bookman Old Style" w:hAnsi="Bookman Old Style" w:cs="Bookman Old Style"/>
+          <w:sz w:val="24"/>
+          <w:szCs w:val="24"/>
+          <w:lang w:val="en"/>
+        </w:rPr>
+        <w:t>.</w:t>
       </w:r>
     </w:p>
     <w:p>
@@ -6237,7 +9837,407 @@
           <w:szCs w:val="24"/>
           <w:lang w:val="en"/>
         </w:rPr>
-        <w:t xml:space="preserve">Hasil pekerjaan pendataan sebagaimana dimaksud pada angka 4 yang memerlukan pemeriksaan lanjutan, akan dilakukan pengecekan, perubahan, dan/atau kunjungan kembali ke lapangan merujuk pada perjanjian yang ditandatangani oleh </w:t>
+        <w:t xml:space="preserve">Hasil </w:t>
+      </w:r>
+      <w:proofErr w:type="spellStart"/>
+      <w:r>
+        <w:rPr>
+          <w:rFonts w:ascii="Bookman Old Style" w:eastAsia="Bookman Old Style" w:hAnsi="Bookman Old Style" w:cs="Bookman Old Style"/>
+          <w:sz w:val="24"/>
+          <w:szCs w:val="24"/>
+          <w:lang w:val="en"/>
+        </w:rPr>
+        <w:t>pekerjaan</w:t>
+      </w:r>
+      <w:proofErr w:type="spellEnd"/>
+      <w:r>
+        <w:rPr>
+          <w:rFonts w:ascii="Bookman Old Style" w:eastAsia="Bookman Old Style" w:hAnsi="Bookman Old Style" w:cs="Bookman Old Style"/>
+          <w:sz w:val="24"/>
+          <w:szCs w:val="24"/>
+          <w:lang w:val="en"/>
+        </w:rPr>
+        <w:t xml:space="preserve"> </w:t>
+      </w:r>
+      <w:proofErr w:type="spellStart"/>
+      <w:r>
+        <w:rPr>
+          <w:rFonts w:ascii="Bookman Old Style" w:eastAsia="Bookman Old Style" w:hAnsi="Bookman Old Style" w:cs="Bookman Old Style"/>
+          <w:sz w:val="24"/>
+          <w:szCs w:val="24"/>
+          <w:lang w:val="en"/>
+        </w:rPr>
+        <w:t>pendataan</w:t>
+      </w:r>
+      <w:proofErr w:type="spellEnd"/>
+      <w:r>
+        <w:rPr>
+          <w:rFonts w:ascii="Bookman Old Style" w:eastAsia="Bookman Old Style" w:hAnsi="Bookman Old Style" w:cs="Bookman Old Style"/>
+          <w:sz w:val="24"/>
+          <w:szCs w:val="24"/>
+          <w:lang w:val="en"/>
+        </w:rPr>
+        <w:t xml:space="preserve"> </w:t>
+      </w:r>
+      <w:proofErr w:type="spellStart"/>
+      <w:r>
+        <w:rPr>
+          <w:rFonts w:ascii="Bookman Old Style" w:eastAsia="Bookman Old Style" w:hAnsi="Bookman Old Style" w:cs="Bookman Old Style"/>
+          <w:sz w:val="24"/>
+          <w:szCs w:val="24"/>
+          <w:lang w:val="en"/>
+        </w:rPr>
+        <w:t>sebagaimana</w:t>
+      </w:r>
+      <w:proofErr w:type="spellEnd"/>
+      <w:r>
+        <w:rPr>
+          <w:rFonts w:ascii="Bookman Old Style" w:eastAsia="Bookman Old Style" w:hAnsi="Bookman Old Style" w:cs="Bookman Old Style"/>
+          <w:sz w:val="24"/>
+          <w:szCs w:val="24"/>
+          <w:lang w:val="en"/>
+        </w:rPr>
+        <w:t xml:space="preserve"> </w:t>
+      </w:r>
+      <w:proofErr w:type="spellStart"/>
+      <w:r>
+        <w:rPr>
+          <w:rFonts w:ascii="Bookman Old Style" w:eastAsia="Bookman Old Style" w:hAnsi="Bookman Old Style" w:cs="Bookman Old Style"/>
+          <w:sz w:val="24"/>
+          <w:szCs w:val="24"/>
+          <w:lang w:val="en"/>
+        </w:rPr>
+        <w:t>dimaksud</w:t>
+      </w:r>
+      <w:proofErr w:type="spellEnd"/>
+      <w:r>
+        <w:rPr>
+          <w:rFonts w:ascii="Bookman Old Style" w:eastAsia="Bookman Old Style" w:hAnsi="Bookman Old Style" w:cs="Bookman Old Style"/>
+          <w:sz w:val="24"/>
+          <w:szCs w:val="24"/>
+          <w:lang w:val="en"/>
+        </w:rPr>
+        <w:t xml:space="preserve"> pada </w:t>
+      </w:r>
+      <w:proofErr w:type="spellStart"/>
+      <w:r>
+        <w:rPr>
+          <w:rFonts w:ascii="Bookman Old Style" w:eastAsia="Bookman Old Style" w:hAnsi="Bookman Old Style" w:cs="Bookman Old Style"/>
+          <w:sz w:val="24"/>
+          <w:szCs w:val="24"/>
+          <w:lang w:val="en"/>
+        </w:rPr>
+        <w:t>angka</w:t>
+      </w:r>
+      <w:proofErr w:type="spellEnd"/>
+      <w:r>
+        <w:rPr>
+          <w:rFonts w:ascii="Bookman Old Style" w:eastAsia="Bookman Old Style" w:hAnsi="Bookman Old Style" w:cs="Bookman Old Style"/>
+          <w:sz w:val="24"/>
+          <w:szCs w:val="24"/>
+          <w:lang w:val="en"/>
+        </w:rPr>
+        <w:t xml:space="preserve"> 4 yang </w:t>
+      </w:r>
+      <w:proofErr w:type="spellStart"/>
+      <w:r>
+        <w:rPr>
+          <w:rFonts w:ascii="Bookman Old Style" w:eastAsia="Bookman Old Style" w:hAnsi="Bookman Old Style" w:cs="Bookman Old Style"/>
+          <w:sz w:val="24"/>
+          <w:szCs w:val="24"/>
+          <w:lang w:val="en"/>
+        </w:rPr>
+        <w:t>memerlukan</w:t>
+      </w:r>
+      <w:proofErr w:type="spellEnd"/>
+      <w:r>
+        <w:rPr>
+          <w:rFonts w:ascii="Bookman Old Style" w:eastAsia="Bookman Old Style" w:hAnsi="Bookman Old Style" w:cs="Bookman Old Style"/>
+          <w:sz w:val="24"/>
+          <w:szCs w:val="24"/>
+          <w:lang w:val="en"/>
+        </w:rPr>
+        <w:t xml:space="preserve"> </w:t>
+      </w:r>
+      <w:proofErr w:type="spellStart"/>
+      <w:r>
+        <w:rPr>
+          <w:rFonts w:ascii="Bookman Old Style" w:eastAsia="Bookman Old Style" w:hAnsi="Bookman Old Style" w:cs="Bookman Old Style"/>
+          <w:sz w:val="24"/>
+          <w:szCs w:val="24"/>
+          <w:lang w:val="en"/>
+        </w:rPr>
+        <w:t>pemeriksaan</w:t>
+      </w:r>
+      <w:proofErr w:type="spellEnd"/>
+      <w:r>
+        <w:rPr>
+          <w:rFonts w:ascii="Bookman Old Style" w:eastAsia="Bookman Old Style" w:hAnsi="Bookman Old Style" w:cs="Bookman Old Style"/>
+          <w:sz w:val="24"/>
+          <w:szCs w:val="24"/>
+          <w:lang w:val="en"/>
+        </w:rPr>
+        <w:t xml:space="preserve"> </w:t>
+      </w:r>
+      <w:proofErr w:type="spellStart"/>
+      <w:r>
+        <w:rPr>
+          <w:rFonts w:ascii="Bookman Old Style" w:eastAsia="Bookman Old Style" w:hAnsi="Bookman Old Style" w:cs="Bookman Old Style"/>
+          <w:sz w:val="24"/>
+          <w:szCs w:val="24"/>
+          <w:lang w:val="en"/>
+        </w:rPr>
+        <w:t>lanjutan</w:t>
+      </w:r>
+      <w:proofErr w:type="spellEnd"/>
+      <w:r>
+        <w:rPr>
+          <w:rFonts w:ascii="Bookman Old Style" w:eastAsia="Bookman Old Style" w:hAnsi="Bookman Old Style" w:cs="Bookman Old Style"/>
+          <w:sz w:val="24"/>
+          <w:szCs w:val="24"/>
+          <w:lang w:val="en"/>
+        </w:rPr>
+        <w:t xml:space="preserve">, </w:t>
+      </w:r>
+      <w:proofErr w:type="spellStart"/>
+      <w:r>
+        <w:rPr>
+          <w:rFonts w:ascii="Bookman Old Style" w:eastAsia="Bookman Old Style" w:hAnsi="Bookman Old Style" w:cs="Bookman Old Style"/>
+          <w:sz w:val="24"/>
+          <w:szCs w:val="24"/>
+          <w:lang w:val="en"/>
+        </w:rPr>
+        <w:t>akan</w:t>
+      </w:r>
+      <w:proofErr w:type="spellEnd"/>
+      <w:r>
+        <w:rPr>
+          <w:rFonts w:ascii="Bookman Old Style" w:eastAsia="Bookman Old Style" w:hAnsi="Bookman Old Style" w:cs="Bookman Old Style"/>
+          <w:sz w:val="24"/>
+          <w:szCs w:val="24"/>
+          <w:lang w:val="en"/>
+        </w:rPr>
+        <w:t xml:space="preserve"> </w:t>
+      </w:r>
+      <w:proofErr w:type="spellStart"/>
+      <w:r>
+        <w:rPr>
+          <w:rFonts w:ascii="Bookman Old Style" w:eastAsia="Bookman Old Style" w:hAnsi="Bookman Old Style" w:cs="Bookman Old Style"/>
+          <w:sz w:val="24"/>
+          <w:szCs w:val="24"/>
+          <w:lang w:val="en"/>
+        </w:rPr>
+        <w:t>dilakukan</w:t>
+      </w:r>
+      <w:proofErr w:type="spellEnd"/>
+      <w:r>
+        <w:rPr>
+          <w:rFonts w:ascii="Bookman Old Style" w:eastAsia="Bookman Old Style" w:hAnsi="Bookman Old Style" w:cs="Bookman Old Style"/>
+          <w:sz w:val="24"/>
+          <w:szCs w:val="24"/>
+          <w:lang w:val="en"/>
+        </w:rPr>
+        <w:t xml:space="preserve"> </w:t>
+      </w:r>
+      <w:proofErr w:type="spellStart"/>
+      <w:r>
+        <w:rPr>
+          <w:rFonts w:ascii="Bookman Old Style" w:eastAsia="Bookman Old Style" w:hAnsi="Bookman Old Style" w:cs="Bookman Old Style"/>
+          <w:sz w:val="24"/>
+          <w:szCs w:val="24"/>
+          <w:lang w:val="en"/>
+        </w:rPr>
+        <w:t>pengecekan</w:t>
+      </w:r>
+      <w:proofErr w:type="spellEnd"/>
+      <w:r>
+        <w:rPr>
+          <w:rFonts w:ascii="Bookman Old Style" w:eastAsia="Bookman Old Style" w:hAnsi="Bookman Old Style" w:cs="Bookman Old Style"/>
+          <w:sz w:val="24"/>
+          <w:szCs w:val="24"/>
+          <w:lang w:val="en"/>
+        </w:rPr>
+        <w:t xml:space="preserve">, </w:t>
+      </w:r>
+      <w:proofErr w:type="spellStart"/>
+      <w:r>
+        <w:rPr>
+          <w:rFonts w:ascii="Bookman Old Style" w:eastAsia="Bookman Old Style" w:hAnsi="Bookman Old Style" w:cs="Bookman Old Style"/>
+          <w:sz w:val="24"/>
+          <w:szCs w:val="24"/>
+          <w:lang w:val="en"/>
+        </w:rPr>
+        <w:t>perubahan</w:t>
+      </w:r>
+      <w:proofErr w:type="spellEnd"/>
+      <w:r>
+        <w:rPr>
+          <w:rFonts w:ascii="Bookman Old Style" w:eastAsia="Bookman Old Style" w:hAnsi="Bookman Old Style" w:cs="Bookman Old Style"/>
+          <w:sz w:val="24"/>
+          <w:szCs w:val="24"/>
+          <w:lang w:val="en"/>
+        </w:rPr>
+        <w:t>, dan/</w:t>
+      </w:r>
+      <w:proofErr w:type="spellStart"/>
+      <w:r>
+        <w:rPr>
+          <w:rFonts w:ascii="Bookman Old Style" w:eastAsia="Bookman Old Style" w:hAnsi="Bookman Old Style" w:cs="Bookman Old Style"/>
+          <w:sz w:val="24"/>
+          <w:szCs w:val="24"/>
+          <w:lang w:val="en"/>
+        </w:rPr>
+        <w:t>atau</w:t>
+      </w:r>
+      <w:proofErr w:type="spellEnd"/>
+      <w:r>
+        <w:rPr>
+          <w:rFonts w:ascii="Bookman Old Style" w:eastAsia="Bookman Old Style" w:hAnsi="Bookman Old Style" w:cs="Bookman Old Style"/>
+          <w:sz w:val="24"/>
+          <w:szCs w:val="24"/>
+          <w:lang w:val="en"/>
+        </w:rPr>
+        <w:t xml:space="preserve"> </w:t>
+      </w:r>
+      <w:proofErr w:type="spellStart"/>
+      <w:r>
+        <w:rPr>
+          <w:rFonts w:ascii="Bookman Old Style" w:eastAsia="Bookman Old Style" w:hAnsi="Bookman Old Style" w:cs="Bookman Old Style"/>
+          <w:sz w:val="24"/>
+          <w:szCs w:val="24"/>
+          <w:lang w:val="en"/>
+        </w:rPr>
+        <w:t>kunjungan</w:t>
+      </w:r>
+      <w:proofErr w:type="spellEnd"/>
+      <w:r>
+        <w:rPr>
+          <w:rFonts w:ascii="Bookman Old Style" w:eastAsia="Bookman Old Style" w:hAnsi="Bookman Old Style" w:cs="Bookman Old Style"/>
+          <w:sz w:val="24"/>
+          <w:szCs w:val="24"/>
+          <w:lang w:val="en"/>
+        </w:rPr>
+        <w:t xml:space="preserve"> </w:t>
+      </w:r>
+      <w:proofErr w:type="spellStart"/>
+      <w:r>
+        <w:rPr>
+          <w:rFonts w:ascii="Bookman Old Style" w:eastAsia="Bookman Old Style" w:hAnsi="Bookman Old Style" w:cs="Bookman Old Style"/>
+          <w:sz w:val="24"/>
+          <w:szCs w:val="24"/>
+          <w:lang w:val="en"/>
+        </w:rPr>
+        <w:t>kembali</w:t>
+      </w:r>
+      <w:proofErr w:type="spellEnd"/>
+      <w:r>
+        <w:rPr>
+          <w:rFonts w:ascii="Bookman Old Style" w:eastAsia="Bookman Old Style" w:hAnsi="Bookman Old Style" w:cs="Bookman Old Style"/>
+          <w:sz w:val="24"/>
+          <w:szCs w:val="24"/>
+          <w:lang w:val="en"/>
+        </w:rPr>
+        <w:t xml:space="preserve"> </w:t>
+      </w:r>
+      <w:proofErr w:type="spellStart"/>
+      <w:r>
+        <w:rPr>
+          <w:rFonts w:ascii="Bookman Old Style" w:eastAsia="Bookman Old Style" w:hAnsi="Bookman Old Style" w:cs="Bookman Old Style"/>
+          <w:sz w:val="24"/>
+          <w:szCs w:val="24"/>
+          <w:lang w:val="en"/>
+        </w:rPr>
+        <w:t>ke</w:t>
+      </w:r>
+      <w:proofErr w:type="spellEnd"/>
+      <w:r>
+        <w:rPr>
+          <w:rFonts w:ascii="Bookman Old Style" w:eastAsia="Bookman Old Style" w:hAnsi="Bookman Old Style" w:cs="Bookman Old Style"/>
+          <w:sz w:val="24"/>
+          <w:szCs w:val="24"/>
+          <w:lang w:val="en"/>
+        </w:rPr>
+        <w:t xml:space="preserve"> </w:t>
+      </w:r>
+      <w:proofErr w:type="spellStart"/>
+      <w:r>
+        <w:rPr>
+          <w:rFonts w:ascii="Bookman Old Style" w:eastAsia="Bookman Old Style" w:hAnsi="Bookman Old Style" w:cs="Bookman Old Style"/>
+          <w:sz w:val="24"/>
+          <w:szCs w:val="24"/>
+          <w:lang w:val="en"/>
+        </w:rPr>
+        <w:t>lapangan</w:t>
+      </w:r>
+      <w:proofErr w:type="spellEnd"/>
+      <w:r>
+        <w:rPr>
+          <w:rFonts w:ascii="Bookman Old Style" w:eastAsia="Bookman Old Style" w:hAnsi="Bookman Old Style" w:cs="Bookman Old Style"/>
+          <w:sz w:val="24"/>
+          <w:szCs w:val="24"/>
+          <w:lang w:val="en"/>
+        </w:rPr>
+        <w:t xml:space="preserve"> </w:t>
+      </w:r>
+      <w:proofErr w:type="spellStart"/>
+      <w:r>
+        <w:rPr>
+          <w:rFonts w:ascii="Bookman Old Style" w:eastAsia="Bookman Old Style" w:hAnsi="Bookman Old Style" w:cs="Bookman Old Style"/>
+          <w:sz w:val="24"/>
+          <w:szCs w:val="24"/>
+          <w:lang w:val="en"/>
+        </w:rPr>
+        <w:t>merujuk</w:t>
+      </w:r>
+      <w:proofErr w:type="spellEnd"/>
+      <w:r>
+        <w:rPr>
+          <w:rFonts w:ascii="Bookman Old Style" w:eastAsia="Bookman Old Style" w:hAnsi="Bookman Old Style" w:cs="Bookman Old Style"/>
+          <w:sz w:val="24"/>
+          <w:szCs w:val="24"/>
+          <w:lang w:val="en"/>
+        </w:rPr>
+        <w:t xml:space="preserve"> pada </w:t>
+      </w:r>
+      <w:proofErr w:type="spellStart"/>
+      <w:r>
+        <w:rPr>
+          <w:rFonts w:ascii="Bookman Old Style" w:eastAsia="Bookman Old Style" w:hAnsi="Bookman Old Style" w:cs="Bookman Old Style"/>
+          <w:sz w:val="24"/>
+          <w:szCs w:val="24"/>
+          <w:lang w:val="en"/>
+        </w:rPr>
+        <w:t>perjanjian</w:t>
+      </w:r>
+      <w:proofErr w:type="spellEnd"/>
+      <w:r>
+        <w:rPr>
+          <w:rFonts w:ascii="Bookman Old Style" w:eastAsia="Bookman Old Style" w:hAnsi="Bookman Old Style" w:cs="Bookman Old Style"/>
+          <w:sz w:val="24"/>
+          <w:szCs w:val="24"/>
+          <w:lang w:val="en"/>
+        </w:rPr>
+        <w:t xml:space="preserve"> yang </w:t>
+      </w:r>
+      <w:proofErr w:type="spellStart"/>
+      <w:r>
+        <w:rPr>
+          <w:rFonts w:ascii="Bookman Old Style" w:eastAsia="Bookman Old Style" w:hAnsi="Bookman Old Style" w:cs="Bookman Old Style"/>
+          <w:sz w:val="24"/>
+          <w:szCs w:val="24"/>
+          <w:lang w:val="en"/>
+        </w:rPr>
+        <w:t>ditandatangani</w:t>
+      </w:r>
+      <w:proofErr w:type="spellEnd"/>
+      <w:r>
+        <w:rPr>
+          <w:rFonts w:ascii="Bookman Old Style" w:eastAsia="Bookman Old Style" w:hAnsi="Bookman Old Style" w:cs="Bookman Old Style"/>
+          <w:sz w:val="24"/>
+          <w:szCs w:val="24"/>
+          <w:lang w:val="en"/>
+        </w:rPr>
+        <w:t xml:space="preserve"> oleh </w:t>
       </w:r>
       <w:r>
         <w:rPr>
@@ -6295,14 +10295,45 @@
         </w:rPr>
         <w:t xml:space="preserve">PIHAK KEDUA </w:t>
       </w:r>
-      <w:r>
-        <w:rPr>
-          <w:rFonts w:ascii="Bookman Old Style" w:eastAsia="Bookman Old Style" w:hAnsi="Bookman Old Style" w:cs="Bookman Old Style"/>
-          <w:sz w:val="24"/>
-          <w:szCs w:val="24"/>
-          <w:lang w:val="en"/>
-        </w:rPr>
-        <w:t xml:space="preserve">menghapus Aplikasi </w:t>
+      <w:proofErr w:type="spellStart"/>
+      <w:r>
+        <w:rPr>
+          <w:rFonts w:ascii="Bookman Old Style" w:eastAsia="Bookman Old Style" w:hAnsi="Bookman Old Style" w:cs="Bookman Old Style"/>
+          <w:sz w:val="24"/>
+          <w:szCs w:val="24"/>
+          <w:lang w:val="en"/>
+        </w:rPr>
+        <w:t>menghapus</w:t>
+      </w:r>
+      <w:proofErr w:type="spellEnd"/>
+      <w:r>
+        <w:rPr>
+          <w:rFonts w:ascii="Bookman Old Style" w:eastAsia="Bookman Old Style" w:hAnsi="Bookman Old Style" w:cs="Bookman Old Style"/>
+          <w:sz w:val="24"/>
+          <w:szCs w:val="24"/>
+          <w:lang w:val="en"/>
+        </w:rPr>
+        <w:t xml:space="preserve"> </w:t>
+      </w:r>
+      <w:proofErr w:type="spellStart"/>
+      <w:r>
+        <w:rPr>
+          <w:rFonts w:ascii="Bookman Old Style" w:eastAsia="Bookman Old Style" w:hAnsi="Bookman Old Style" w:cs="Bookman Old Style"/>
+          <w:sz w:val="24"/>
+          <w:szCs w:val="24"/>
+          <w:lang w:val="en"/>
+        </w:rPr>
+        <w:t>Aplikasi</w:t>
+      </w:r>
+      <w:proofErr w:type="spellEnd"/>
+      <w:r>
+        <w:rPr>
+          <w:rFonts w:ascii="Bookman Old Style" w:eastAsia="Bookman Old Style" w:hAnsi="Bookman Old Style" w:cs="Bookman Old Style"/>
+          <w:sz w:val="24"/>
+          <w:szCs w:val="24"/>
+          <w:lang w:val="en"/>
+        </w:rPr>
+        <w:t xml:space="preserve"> </w:t>
       </w:r>
       <w:r>
         <w:rPr>
@@ -6322,7 +10353,67 @@
           <w:szCs w:val="24"/>
           <w:lang w:val="en"/>
         </w:rPr>
-        <w:t xml:space="preserve"> dan data hasil Pendataan Lapangan Sensus Ekonomi 2026 pada perangkat handphone </w:t>
+        <w:t xml:space="preserve"> dan data </w:t>
+      </w:r>
+      <w:proofErr w:type="spellStart"/>
+      <w:r>
+        <w:rPr>
+          <w:rFonts w:ascii="Bookman Old Style" w:eastAsia="Bookman Old Style" w:hAnsi="Bookman Old Style" w:cs="Bookman Old Style"/>
+          <w:sz w:val="24"/>
+          <w:szCs w:val="24"/>
+          <w:lang w:val="en"/>
+        </w:rPr>
+        <w:t>hasil</w:t>
+      </w:r>
+      <w:proofErr w:type="spellEnd"/>
+      <w:r>
+        <w:rPr>
+          <w:rFonts w:ascii="Bookman Old Style" w:eastAsia="Bookman Old Style" w:hAnsi="Bookman Old Style" w:cs="Bookman Old Style"/>
+          <w:sz w:val="24"/>
+          <w:szCs w:val="24"/>
+          <w:lang w:val="en"/>
+        </w:rPr>
+        <w:t xml:space="preserve"> </w:t>
+      </w:r>
+      <w:proofErr w:type="spellStart"/>
+      <w:r>
+        <w:rPr>
+          <w:rFonts w:ascii="Bookman Old Style" w:eastAsia="Bookman Old Style" w:hAnsi="Bookman Old Style" w:cs="Bookman Old Style"/>
+          <w:sz w:val="24"/>
+          <w:szCs w:val="24"/>
+          <w:lang w:val="en"/>
+        </w:rPr>
+        <w:t>Pendataan</w:t>
+      </w:r>
+      <w:proofErr w:type="spellEnd"/>
+      <w:r>
+        <w:rPr>
+          <w:rFonts w:ascii="Bookman Old Style" w:eastAsia="Bookman Old Style" w:hAnsi="Bookman Old Style" w:cs="Bookman Old Style"/>
+          <w:sz w:val="24"/>
+          <w:szCs w:val="24"/>
+          <w:lang w:val="en"/>
+        </w:rPr>
+        <w:t xml:space="preserve"> Lapangan Sensus Ekonomi 2026 pada </w:t>
+      </w:r>
+      <w:proofErr w:type="spellStart"/>
+      <w:r>
+        <w:rPr>
+          <w:rFonts w:ascii="Bookman Old Style" w:eastAsia="Bookman Old Style" w:hAnsi="Bookman Old Style" w:cs="Bookman Old Style"/>
+          <w:sz w:val="24"/>
+          <w:szCs w:val="24"/>
+          <w:lang w:val="en"/>
+        </w:rPr>
+        <w:t>perangkat</w:t>
+      </w:r>
+      <w:proofErr w:type="spellEnd"/>
+      <w:r>
+        <w:rPr>
+          <w:rFonts w:ascii="Bookman Old Style" w:eastAsia="Bookman Old Style" w:hAnsi="Bookman Old Style" w:cs="Bookman Old Style"/>
+          <w:sz w:val="24"/>
+          <w:szCs w:val="24"/>
+          <w:lang w:val="en"/>
+        </w:rPr>
+        <w:t xml:space="preserve"> handphone </w:t>
       </w:r>
       <w:r>
         <w:rPr>
@@ -6342,7 +10433,87 @@
           <w:szCs w:val="24"/>
           <w:lang w:val="en"/>
         </w:rPr>
-        <w:t xml:space="preserve"> disaksikan oleh pegawai BPS Kabupaten/Kota yang ditunjuk oleh </w:t>
+        <w:t xml:space="preserve"> </w:t>
+      </w:r>
+      <w:proofErr w:type="spellStart"/>
+      <w:r>
+        <w:rPr>
+          <w:rFonts w:ascii="Bookman Old Style" w:eastAsia="Bookman Old Style" w:hAnsi="Bookman Old Style" w:cs="Bookman Old Style"/>
+          <w:sz w:val="24"/>
+          <w:szCs w:val="24"/>
+          <w:lang w:val="en"/>
+        </w:rPr>
+        <w:t>disaksikan</w:t>
+      </w:r>
+      <w:proofErr w:type="spellEnd"/>
+      <w:r>
+        <w:rPr>
+          <w:rFonts w:ascii="Bookman Old Style" w:eastAsia="Bookman Old Style" w:hAnsi="Bookman Old Style" w:cs="Bookman Old Style"/>
+          <w:sz w:val="24"/>
+          <w:szCs w:val="24"/>
+          <w:lang w:val="en"/>
+        </w:rPr>
+        <w:t xml:space="preserve"> oleh </w:t>
+      </w:r>
+      <w:proofErr w:type="spellStart"/>
+      <w:r>
+        <w:rPr>
+          <w:rFonts w:ascii="Bookman Old Style" w:eastAsia="Bookman Old Style" w:hAnsi="Bookman Old Style" w:cs="Bookman Old Style"/>
+          <w:sz w:val="24"/>
+          <w:szCs w:val="24"/>
+          <w:lang w:val="en"/>
+        </w:rPr>
+        <w:t>pegawai</w:t>
+      </w:r>
+      <w:proofErr w:type="spellEnd"/>
+      <w:r>
+        <w:rPr>
+          <w:rFonts w:ascii="Bookman Old Style" w:eastAsia="Bookman Old Style" w:hAnsi="Bookman Old Style" w:cs="Bookman Old Style"/>
+          <w:sz w:val="24"/>
+          <w:szCs w:val="24"/>
+          <w:lang w:val="en"/>
+        </w:rPr>
+        <w:t xml:space="preserve"> BPS </w:t>
+      </w:r>
+      <w:proofErr w:type="spellStart"/>
+      <w:r>
+        <w:rPr>
+          <w:rFonts w:ascii="Bookman Old Style" w:eastAsia="Bookman Old Style" w:hAnsi="Bookman Old Style" w:cs="Bookman Old Style"/>
+          <w:sz w:val="24"/>
+          <w:szCs w:val="24"/>
+          <w:lang w:val="en"/>
+        </w:rPr>
+        <w:t>Kabupaten</w:t>
+      </w:r>
+      <w:proofErr w:type="spellEnd"/>
+      <w:r>
+        <w:rPr>
+          <w:rFonts w:ascii="Bookman Old Style" w:eastAsia="Bookman Old Style" w:hAnsi="Bookman Old Style" w:cs="Bookman Old Style"/>
+          <w:sz w:val="24"/>
+          <w:szCs w:val="24"/>
+          <w:lang w:val="en"/>
+        </w:rPr>
+        <w:t xml:space="preserve">/Kota yang </w:t>
+      </w:r>
+      <w:proofErr w:type="spellStart"/>
+      <w:r>
+        <w:rPr>
+          <w:rFonts w:ascii="Bookman Old Style" w:eastAsia="Bookman Old Style" w:hAnsi="Bookman Old Style" w:cs="Bookman Old Style"/>
+          <w:sz w:val="24"/>
+          <w:szCs w:val="24"/>
+          <w:lang w:val="en"/>
+        </w:rPr>
+        <w:t>ditunjuk</w:t>
+      </w:r>
+      <w:proofErr w:type="spellEnd"/>
+      <w:r>
+        <w:rPr>
+          <w:rFonts w:ascii="Bookman Old Style" w:eastAsia="Bookman Old Style" w:hAnsi="Bookman Old Style" w:cs="Bookman Old Style"/>
+          <w:sz w:val="24"/>
+          <w:szCs w:val="24"/>
+          <w:lang w:val="en"/>
+        </w:rPr>
+        <w:t xml:space="preserve"> oleh </w:t>
       </w:r>
       <w:r>
         <w:rPr>
@@ -6589,7 +10760,27 @@
                 <w:szCs w:val="24"/>
                 <w:lang w:val="en"/>
               </w:rPr>
-              <w:t>{nama_petugas}</w:t>
+              <w:t>{</w:t>
+            </w:r>
+            <w:proofErr w:type="spellStart"/>
+            <w:r>
+              <w:rPr>
+                <w:rFonts w:ascii="Bookman Old Style" w:eastAsia="Bookman Old Style" w:hAnsi="Bookman Old Style" w:cs="Bookman Old Style"/>
+                <w:sz w:val="24"/>
+                <w:szCs w:val="24"/>
+                <w:lang w:val="en"/>
+              </w:rPr>
+              <w:t>nama_petugas</w:t>
+            </w:r>
+            <w:proofErr w:type="spellEnd"/>
+            <w:r>
+              <w:rPr>
+                <w:rFonts w:ascii="Bookman Old Style" w:eastAsia="Bookman Old Style" w:hAnsi="Bookman Old Style" w:cs="Bookman Old Style"/>
+                <w:sz w:val="24"/>
+                <w:szCs w:val="24"/>
+                <w:lang w:val="en"/>
+              </w:rPr>
+              <w:t>}</w:t>
             </w:r>
             <w:r>
               <w:rPr>
@@ -6955,6 +11146,7 @@
                 <w:lang w:val="en"/>
               </w:rPr>
             </w:pPr>
+            <w:proofErr w:type="spellStart"/>
             <w:r>
               <w:rPr>
                 <w:rFonts w:ascii="Bookman Old Style" w:eastAsia="Bookman Old Style" w:hAnsi="Bookman Old Style" w:cs="Bookman Old Style"/>
@@ -6962,8 +11154,29 @@
                 <w:szCs w:val="24"/>
                 <w:lang w:val="en"/>
               </w:rPr>
-              <w:t>Uraian Pekerjaan</w:t>
-            </w:r>
+              <w:t>Uraian</w:t>
+            </w:r>
+            <w:proofErr w:type="spellEnd"/>
+            <w:r>
+              <w:rPr>
+                <w:rFonts w:ascii="Bookman Old Style" w:eastAsia="Bookman Old Style" w:hAnsi="Bookman Old Style" w:cs="Bookman Old Style"/>
+                <w:sz w:val="24"/>
+                <w:szCs w:val="24"/>
+                <w:lang w:val="en"/>
+              </w:rPr>
+              <w:t xml:space="preserve"> </w:t>
+            </w:r>
+            <w:proofErr w:type="spellStart"/>
+            <w:r>
+              <w:rPr>
+                <w:rFonts w:ascii="Bookman Old Style" w:eastAsia="Bookman Old Style" w:hAnsi="Bookman Old Style" w:cs="Bookman Old Style"/>
+                <w:sz w:val="24"/>
+                <w:szCs w:val="24"/>
+                <w:lang w:val="en"/>
+              </w:rPr>
+              <w:t>Pekerjaan</w:t>
+            </w:r>
+            <w:proofErr w:type="spellEnd"/>
           </w:p>
         </w:tc>
         <w:tc>
@@ -6990,8 +11203,19 @@
                 <w:szCs w:val="24"/>
                 <w:lang w:val="en"/>
               </w:rPr>
-              <w:t>Waktu Penyelesaian</w:t>
-            </w:r>
+              <w:t xml:space="preserve">Waktu </w:t>
+            </w:r>
+            <w:proofErr w:type="spellStart"/>
+            <w:r>
+              <w:rPr>
+                <w:rFonts w:ascii="Bookman Old Style" w:eastAsia="Bookman Old Style" w:hAnsi="Bookman Old Style" w:cs="Bookman Old Style"/>
+                <w:sz w:val="24"/>
+                <w:szCs w:val="24"/>
+                <w:lang w:val="en"/>
+              </w:rPr>
+              <w:t>Penyelesaian</w:t>
+            </w:r>
+            <w:proofErr w:type="spellEnd"/>
           </w:p>
         </w:tc>
         <w:tc>
@@ -7018,8 +11242,19 @@
                 <w:szCs w:val="24"/>
                 <w:lang w:val="en"/>
               </w:rPr>
-              <w:t>Target Pekerjaan</w:t>
-            </w:r>
+              <w:t xml:space="preserve">Target </w:t>
+            </w:r>
+            <w:proofErr w:type="spellStart"/>
+            <w:r>
+              <w:rPr>
+                <w:rFonts w:ascii="Bookman Old Style" w:eastAsia="Bookman Old Style" w:hAnsi="Bookman Old Style" w:cs="Bookman Old Style"/>
+                <w:sz w:val="24"/>
+                <w:szCs w:val="24"/>
+                <w:lang w:val="en"/>
+              </w:rPr>
+              <w:t>Pekerjaan</w:t>
+            </w:r>
+            <w:proofErr w:type="spellEnd"/>
           </w:p>
         </w:tc>
         <w:tc>
@@ -7039,6 +11274,7 @@
                 <w:lang w:val="en"/>
               </w:rPr>
             </w:pPr>
+            <w:proofErr w:type="spellStart"/>
             <w:r>
               <w:rPr>
                 <w:rFonts w:ascii="Bookman Old Style" w:eastAsia="Bookman Old Style" w:hAnsi="Bookman Old Style" w:cs="Bookman Old Style"/>
@@ -7046,8 +11282,29 @@
                 <w:szCs w:val="24"/>
                 <w:lang w:val="en"/>
               </w:rPr>
-              <w:t>Realisasi Pekerjaan</w:t>
-            </w:r>
+              <w:t>Realisasi</w:t>
+            </w:r>
+            <w:proofErr w:type="spellEnd"/>
+            <w:r>
+              <w:rPr>
+                <w:rFonts w:ascii="Bookman Old Style" w:eastAsia="Bookman Old Style" w:hAnsi="Bookman Old Style" w:cs="Bookman Old Style"/>
+                <w:sz w:val="24"/>
+                <w:szCs w:val="24"/>
+                <w:lang w:val="en"/>
+              </w:rPr>
+              <w:t xml:space="preserve"> </w:t>
+            </w:r>
+            <w:proofErr w:type="spellStart"/>
+            <w:r>
+              <w:rPr>
+                <w:rFonts w:ascii="Bookman Old Style" w:eastAsia="Bookman Old Style" w:hAnsi="Bookman Old Style" w:cs="Bookman Old Style"/>
+                <w:sz w:val="24"/>
+                <w:szCs w:val="24"/>
+                <w:lang w:val="en"/>
+              </w:rPr>
+              <w:t>Pekerjaan</w:t>
+            </w:r>
+            <w:proofErr w:type="spellEnd"/>
           </w:p>
         </w:tc>
         <w:tc>
@@ -7074,8 +11331,19 @@
                 <w:szCs w:val="24"/>
                 <w:lang w:val="en"/>
               </w:rPr>
-              <w:t>Nilai Perjanjian</w:t>
-            </w:r>
+              <w:t xml:space="preserve">Nilai </w:t>
+            </w:r>
+            <w:proofErr w:type="spellStart"/>
+            <w:r>
+              <w:rPr>
+                <w:rFonts w:ascii="Bookman Old Style" w:eastAsia="Bookman Old Style" w:hAnsi="Bookman Old Style" w:cs="Bookman Old Style"/>
+                <w:sz w:val="24"/>
+                <w:szCs w:val="24"/>
+                <w:lang w:val="en"/>
+              </w:rPr>
+              <w:t>Perjanjian</w:t>
+            </w:r>
+            <w:proofErr w:type="spellEnd"/>
           </w:p>
         </w:tc>
       </w:tr>
@@ -7138,6 +11406,7 @@
                 <w:lang w:val="en"/>
               </w:rPr>
             </w:pPr>
+            <w:proofErr w:type="spellStart"/>
             <w:r>
               <w:rPr>
                 <w:rFonts w:ascii="Bookman Old Style" w:eastAsia="Bookman Old Style" w:hAnsi="Bookman Old Style" w:cs="Bookman Old Style"/>
@@ -7147,6 +11416,7 @@
               </w:rPr>
               <w:t>Presentase</w:t>
             </w:r>
+            <w:proofErr w:type="spellEnd"/>
           </w:p>
         </w:tc>
         <w:tc>
@@ -7550,8 +11820,9 @@
                 <w:u w:val="single"/>
                 <w:lang w:val="en"/>
               </w:rPr>
-              <w:t>{sls_</w:t>
-            </w:r>
+              <w:t>{</w:t>
+            </w:r>
+            <w:proofErr w:type="spellStart"/>
             <w:r>
               <w:rPr>
                 <w:rFonts w:ascii="Bookman Old Style" w:eastAsia="Bookman Old Style" w:hAnsi="Bookman Old Style" w:cs="Bookman Old Style"/>
@@ -7562,8 +11833,21 @@
                 <w:u w:val="single"/>
                 <w:lang w:val="en"/>
               </w:rPr>
+              <w:t>sls_</w:t>
+            </w:r>
+            <w:r>
+              <w:rPr>
+                <w:rFonts w:ascii="Bookman Old Style" w:eastAsia="Bookman Old Style" w:hAnsi="Bookman Old Style" w:cs="Bookman Old Style"/>
+                <w:i/>
+                <w:iCs/>
+                <w:sz w:val="24"/>
+                <w:szCs w:val="24"/>
+                <w:u w:val="single"/>
+                <w:lang w:val="en"/>
+              </w:rPr>
               <w:t>total</w:t>
             </w:r>
+            <w:proofErr w:type="spellEnd"/>
             <w:r>
               <w:rPr>
                 <w:rFonts w:ascii="Bookman Old Style" w:eastAsia="Bookman Old Style" w:hAnsi="Bookman Old Style" w:cs="Bookman Old Style"/>
@@ -7622,7 +11906,67 @@
                 <w:szCs w:val="24"/>
                 <w:lang w:val="en"/>
               </w:rPr>
-              <w:t xml:space="preserve">Telah mencapai target pekerjaan sebesar </w:t>
+              <w:t xml:space="preserve">Telah </w:t>
+            </w:r>
+            <w:proofErr w:type="spellStart"/>
+            <w:r>
+              <w:rPr>
+                <w:rFonts w:ascii="Bookman Old Style" w:eastAsia="Bookman Old Style" w:hAnsi="Bookman Old Style" w:cs="Bookman Old Style"/>
+                <w:sz w:val="24"/>
+                <w:szCs w:val="24"/>
+                <w:lang w:val="en"/>
+              </w:rPr>
+              <w:t>mencapai</w:t>
+            </w:r>
+            <w:proofErr w:type="spellEnd"/>
+            <w:r>
+              <w:rPr>
+                <w:rFonts w:ascii="Bookman Old Style" w:eastAsia="Bookman Old Style" w:hAnsi="Bookman Old Style" w:cs="Bookman Old Style"/>
+                <w:sz w:val="24"/>
+                <w:szCs w:val="24"/>
+                <w:lang w:val="en"/>
+              </w:rPr>
+              <w:t xml:space="preserve"> target </w:t>
+            </w:r>
+            <w:proofErr w:type="spellStart"/>
+            <w:r>
+              <w:rPr>
+                <w:rFonts w:ascii="Bookman Old Style" w:eastAsia="Bookman Old Style" w:hAnsi="Bookman Old Style" w:cs="Bookman Old Style"/>
+                <w:sz w:val="24"/>
+                <w:szCs w:val="24"/>
+                <w:lang w:val="en"/>
+              </w:rPr>
+              <w:t>pekerjaan</w:t>
+            </w:r>
+            <w:proofErr w:type="spellEnd"/>
+            <w:r>
+              <w:rPr>
+                <w:rFonts w:ascii="Bookman Old Style" w:eastAsia="Bookman Old Style" w:hAnsi="Bookman Old Style" w:cs="Bookman Old Style"/>
+                <w:sz w:val="24"/>
+                <w:szCs w:val="24"/>
+                <w:lang w:val="en"/>
+              </w:rPr>
+              <w:t xml:space="preserve"> </w:t>
+            </w:r>
+            <w:proofErr w:type="spellStart"/>
+            <w:r>
+              <w:rPr>
+                <w:rFonts w:ascii="Bookman Old Style" w:eastAsia="Bookman Old Style" w:hAnsi="Bookman Old Style" w:cs="Bookman Old Style"/>
+                <w:sz w:val="24"/>
+                <w:szCs w:val="24"/>
+                <w:lang w:val="en"/>
+              </w:rPr>
+              <w:t>sebesar</w:t>
+            </w:r>
+            <w:proofErr w:type="spellEnd"/>
+            <w:r>
+              <w:rPr>
+                <w:rFonts w:ascii="Bookman Old Style" w:eastAsia="Bookman Old Style" w:hAnsi="Bookman Old Style" w:cs="Bookman Old Style"/>
+                <w:sz w:val="24"/>
+                <w:szCs w:val="24"/>
+                <w:lang w:val="en"/>
+              </w:rPr>
+              <w:t xml:space="preserve"> </w:t>
             </w:r>
             <w:r>
               <w:rPr>
@@ -7636,6 +11980,7 @@
               </w:rPr>
               <w:t>{</w:t>
             </w:r>
+            <w:proofErr w:type="spellStart"/>
             <w:r>
               <w:rPr>
                 <w:rFonts w:ascii="Bookman Old Style" w:eastAsia="Bookman Old Style" w:hAnsi="Bookman Old Style" w:cs="Bookman Old Style"/>
@@ -7660,6 +12005,7 @@
               </w:rPr>
               <w:t>_ongoing</w:t>
             </w:r>
+            <w:proofErr w:type="spellEnd"/>
             <w:r>
               <w:rPr>
                 <w:rFonts w:ascii="Bookman Old Style" w:eastAsia="Bookman Old Style" w:hAnsi="Bookman Old Style" w:cs="Bookman Old Style"/>
@@ -8087,6 +12433,7 @@
                 <w:lang w:val="en"/>
               </w:rPr>
             </w:pPr>
+            <w:proofErr w:type="spellStart"/>
             <w:r>
               <w:rPr>
                 <w:rFonts w:ascii="Bookman Old Style" w:eastAsia="Bookman Old Style" w:hAnsi="Bookman Old Style" w:cs="Bookman Old Style"/>
@@ -8094,7 +12441,17 @@
                 <w:szCs w:val="24"/>
                 <w:lang w:val="en"/>
               </w:rPr>
-              <w:t>Jumlah SLS/sub-SLS</w:t>
+              <w:t>Jumlah</w:t>
+            </w:r>
+            <w:proofErr w:type="spellEnd"/>
+            <w:r>
+              <w:rPr>
+                <w:rFonts w:ascii="Bookman Old Style" w:eastAsia="Bookman Old Style" w:hAnsi="Bookman Old Style" w:cs="Bookman Old Style"/>
+                <w:sz w:val="24"/>
+                <w:szCs w:val="24"/>
+                <w:lang w:val="en"/>
+              </w:rPr>
+              <w:t xml:space="preserve"> SLS/sub-SLS</w:t>
             </w:r>
           </w:p>
         </w:tc>
@@ -8242,7 +12599,27 @@
                 <w:szCs w:val="24"/>
                 <w:lang w:val="en"/>
               </w:rPr>
-              <w:t>{#peserta}{no}</w:t>
+              <w:t>{#</w:t>
+            </w:r>
+            <w:proofErr w:type="gramStart"/>
+            <w:r>
+              <w:rPr>
+                <w:rFonts w:ascii="Bookman Old Style" w:eastAsia="Bookman Old Style" w:hAnsi="Bookman Old Style" w:cs="Bookman Old Style"/>
+                <w:sz w:val="24"/>
+                <w:szCs w:val="24"/>
+                <w:lang w:val="en"/>
+              </w:rPr>
+              <w:t>peserta}{</w:t>
+            </w:r>
+            <w:proofErr w:type="gramEnd"/>
+            <w:r>
+              <w:rPr>
+                <w:rFonts w:ascii="Bookman Old Style" w:eastAsia="Bookman Old Style" w:hAnsi="Bookman Old Style" w:cs="Bookman Old Style"/>
+                <w:sz w:val="24"/>
+                <w:szCs w:val="24"/>
+                <w:lang w:val="en"/>
+              </w:rPr>
+              <w:t>no}</w:t>
             </w:r>
           </w:p>
         </w:tc>
@@ -8271,6 +12648,7 @@
               </w:rPr>
               <w:t>{</w:t>
             </w:r>
+            <w:proofErr w:type="spellStart"/>
             <w:r>
               <w:rPr>
                 <w:rFonts w:ascii="Bookman Old Style" w:eastAsia="Bookman Old Style" w:hAnsi="Bookman Old Style" w:cs="Bookman Old Style"/>
@@ -8280,6 +12658,7 @@
               </w:rPr>
               <w:t>kecamatan</w:t>
             </w:r>
+            <w:proofErr w:type="spellEnd"/>
             <w:r>
               <w:rPr>
                 <w:rFonts w:ascii="Bookman Old Style" w:eastAsia="Bookman Old Style" w:hAnsi="Bookman Old Style" w:cs="Bookman Old Style"/>
@@ -8314,7 +12693,27 @@
                 <w:szCs w:val="24"/>
                 <w:lang w:val="en"/>
               </w:rPr>
-              <w:t>{kelurahan}</w:t>
+              <w:t>{</w:t>
+            </w:r>
+            <w:proofErr w:type="spellStart"/>
+            <w:r>
+              <w:rPr>
+                <w:rFonts w:ascii="Bookman Old Style" w:eastAsia="Bookman Old Style" w:hAnsi="Bookman Old Style" w:cs="Bookman Old Style"/>
+                <w:sz w:val="24"/>
+                <w:szCs w:val="24"/>
+                <w:lang w:val="en"/>
+              </w:rPr>
+              <w:t>kelurahan</w:t>
+            </w:r>
+            <w:proofErr w:type="spellEnd"/>
+            <w:r>
+              <w:rPr>
+                <w:rFonts w:ascii="Bookman Old Style" w:eastAsia="Bookman Old Style" w:hAnsi="Bookman Old Style" w:cs="Bookman Old Style"/>
+                <w:sz w:val="24"/>
+                <w:szCs w:val="24"/>
+                <w:lang w:val="en"/>
+              </w:rPr>
+              <w:t>}</w:t>
             </w:r>
           </w:p>
         </w:tc>
@@ -8343,6 +12742,7 @@
               </w:rPr>
               <w:t>{</w:t>
             </w:r>
+            <w:proofErr w:type="spellStart"/>
             <w:r>
               <w:rPr>
                 <w:rFonts w:ascii="Bookman Old Style" w:eastAsia="Bookman Old Style" w:hAnsi="Bookman Old Style" w:cs="Bookman Old Style"/>
@@ -8352,6 +12752,7 @@
               </w:rPr>
               <w:t>jumlah</w:t>
             </w:r>
+            <w:proofErr w:type="spellEnd"/>
             <w:r>
               <w:rPr>
                 <w:rFonts w:ascii="Bookman Old Style" w:eastAsia="Bookman Old Style" w:hAnsi="Bookman Old Style" w:cs="Bookman Old Style"/>
@@ -8379,6 +12780,7 @@
               </w:rPr>
               <w:t>/</w:t>
             </w:r>
+            <w:proofErr w:type="spellStart"/>
             <w:r>
               <w:rPr>
                 <w:rFonts w:ascii="Bookman Old Style" w:eastAsia="Bookman Old Style" w:hAnsi="Bookman Old Style" w:cs="Bookman Old Style"/>
@@ -8388,6 +12790,7 @@
               </w:rPr>
               <w:t>peserta</w:t>
             </w:r>
+            <w:proofErr w:type="spellEnd"/>
             <w:r>
               <w:rPr>
                 <w:rFonts w:ascii="Bookman Old Style" w:eastAsia="Bookman Old Style" w:hAnsi="Bookman Old Style" w:cs="Bookman Old Style"/>
@@ -8427,14 +12830,45 @@
           <w:lang w:val="en"/>
         </w:rPr>
       </w:pPr>
-      <w:r>
-        <w:rPr>
-          <w:rFonts w:ascii="Bookman Old Style" w:eastAsia="Bookman Old Style" w:hAnsi="Bookman Old Style" w:cs="Bookman Old Style"/>
-          <w:sz w:val="24"/>
-          <w:szCs w:val="24"/>
-          <w:lang w:val="en"/>
-        </w:rPr>
-        <w:t>Screenshoot Aplikasi Fasih</w:t>
+      <w:proofErr w:type="spellStart"/>
+      <w:r>
+        <w:rPr>
+          <w:rFonts w:ascii="Bookman Old Style" w:eastAsia="Bookman Old Style" w:hAnsi="Bookman Old Style" w:cs="Bookman Old Style"/>
+          <w:sz w:val="24"/>
+          <w:szCs w:val="24"/>
+          <w:lang w:val="en"/>
+        </w:rPr>
+        <w:t>Screenshoot</w:t>
+      </w:r>
+      <w:proofErr w:type="spellEnd"/>
+      <w:r>
+        <w:rPr>
+          <w:rFonts w:ascii="Bookman Old Style" w:eastAsia="Bookman Old Style" w:hAnsi="Bookman Old Style" w:cs="Bookman Old Style"/>
+          <w:sz w:val="24"/>
+          <w:szCs w:val="24"/>
+          <w:lang w:val="en"/>
+        </w:rPr>
+        <w:t xml:space="preserve"> </w:t>
+      </w:r>
+      <w:proofErr w:type="spellStart"/>
+      <w:r>
+        <w:rPr>
+          <w:rFonts w:ascii="Bookman Old Style" w:eastAsia="Bookman Old Style" w:hAnsi="Bookman Old Style" w:cs="Bookman Old Style"/>
+          <w:sz w:val="24"/>
+          <w:szCs w:val="24"/>
+          <w:lang w:val="en"/>
+        </w:rPr>
+        <w:t>Aplikasi</w:t>
+      </w:r>
+      <w:proofErr w:type="spellEnd"/>
+      <w:r>
+        <w:rPr>
+          <w:rFonts w:ascii="Bookman Old Style" w:eastAsia="Bookman Old Style" w:hAnsi="Bookman Old Style" w:cs="Bookman Old Style"/>
+          <w:sz w:val="24"/>
+          <w:szCs w:val="24"/>
+          <w:lang w:val="en"/>
+        </w:rPr>
+        <w:t xml:space="preserve"> Fasih</w:t>
       </w:r>
     </w:p>
     <w:p>
@@ -8468,14 +12902,25 @@
         </w:rPr>
         <w:t>%</w:t>
       </w:r>
-      <w:r>
-        <w:rPr>
-          <w:rFonts w:ascii="Bookman Old Style" w:eastAsia="Bookman Old Style" w:hAnsi="Bookman Old Style" w:cs="Bookman Old Style"/>
-          <w:sz w:val="24"/>
-          <w:szCs w:val="24"/>
-          <w:lang w:val="en"/>
-        </w:rPr>
-        <w:t>halaman_depan}</w:t>
+      <w:proofErr w:type="spellStart"/>
+      <w:r>
+        <w:rPr>
+          <w:rFonts w:ascii="Bookman Old Style" w:eastAsia="Bookman Old Style" w:hAnsi="Bookman Old Style" w:cs="Bookman Old Style"/>
+          <w:sz w:val="24"/>
+          <w:szCs w:val="24"/>
+          <w:lang w:val="en"/>
+        </w:rPr>
+        <w:t>halaman_depan</w:t>
+      </w:r>
+      <w:proofErr w:type="spellEnd"/>
+      <w:r>
+        <w:rPr>
+          <w:rFonts w:ascii="Bookman Old Style" w:eastAsia="Bookman Old Style" w:hAnsi="Bookman Old Style" w:cs="Bookman Old Style"/>
+          <w:sz w:val="24"/>
+          <w:szCs w:val="24"/>
+          <w:lang w:val="en"/>
+        </w:rPr>
+        <w:t>}</w:t>
       </w:r>
     </w:p>
     <w:tbl>
@@ -8516,7 +12961,23 @@
                 <w:rFonts w:ascii="Arial" w:eastAsia="Arial" w:hAnsi="Arial"/>
                 <w:sz w:val="16"/>
               </w:rPr>
-              <w:t>{#foto_rows}{%foto1}</w:t>
+              <w:t>{#foto_</w:t>
+            </w:r>
+            <w:proofErr w:type="gramStart"/>
+            <w:r>
+              <w:rPr>
+                <w:rFonts w:ascii="Arial" w:eastAsia="Arial" w:hAnsi="Arial"/>
+                <w:sz w:val="16"/>
+              </w:rPr>
+              <w:t>rows}{</w:t>
+            </w:r>
+            <w:proofErr w:type="gramEnd"/>
+            <w:r>
+              <w:rPr>
+                <w:rFonts w:ascii="Arial" w:eastAsia="Arial" w:hAnsi="Arial"/>
+                <w:sz w:val="16"/>
+              </w:rPr>
+              <w:t>%foto1}</w:t>
             </w:r>
           </w:p>
         </w:tc>
@@ -8566,7 +13027,39 @@
                 <w:rFonts w:ascii="Arial" w:eastAsia="Arial" w:hAnsi="Arial"/>
                 <w:sz w:val="16"/>
               </w:rPr>
-              <w:t>{%foto3}{/foto_rows}</w:t>
+              <w:t>{%foto</w:t>
+            </w:r>
+            <w:proofErr w:type="gramStart"/>
+            <w:r>
+              <w:rPr>
+                <w:rFonts w:ascii="Arial" w:eastAsia="Arial" w:hAnsi="Arial"/>
+                <w:sz w:val="16"/>
+              </w:rPr>
+              <w:t>3}{</w:t>
+            </w:r>
+            <w:proofErr w:type="gramEnd"/>
+            <w:r>
+              <w:rPr>
+                <w:rFonts w:ascii="Arial" w:eastAsia="Arial" w:hAnsi="Arial"/>
+                <w:sz w:val="16"/>
+              </w:rPr>
+              <w:t>/</w:t>
+            </w:r>
+            <w:proofErr w:type="spellStart"/>
+            <w:r>
+              <w:rPr>
+                <w:rFonts w:ascii="Arial" w:eastAsia="Arial" w:hAnsi="Arial"/>
+                <w:sz w:val="16"/>
+              </w:rPr>
+              <w:t>foto_rows</w:t>
+            </w:r>
+            <w:proofErr w:type="spellEnd"/>
+            <w:r>
+              <w:rPr>
+                <w:rFonts w:ascii="Arial" w:eastAsia="Arial" w:hAnsi="Arial"/>
+                <w:sz w:val="16"/>
+              </w:rPr>
+              <w:t>}</w:t>
             </w:r>
           </w:p>
         </w:tc>
@@ -8745,6 +13238,7 @@
               </w:rPr>
               <w:t>{</w:t>
             </w:r>
+            <w:proofErr w:type="spellStart"/>
             <w:r>
               <w:rPr>
                 <w:rFonts w:ascii="Bookman Old Style" w:eastAsia="Bookman Old Style" w:hAnsi="Bookman Old Style" w:cs="Bookman Old Style"/>
@@ -8754,6 +13248,7 @@
               </w:rPr>
               <w:t>nama_petugas</w:t>
             </w:r>
+            <w:proofErr w:type="spellEnd"/>
             <w:r>
               <w:rPr>
                 <w:rFonts w:ascii="Bookman Old Style" w:eastAsia="Bookman Old Style" w:hAnsi="Bookman Old Style" w:cs="Bookman Old Style"/>
@@ -9434,6 +13929,7 @@
                 <w:szCs w:val="16"/>
               </w:rPr>
             </w:pPr>
+            <w:proofErr w:type="spellStart"/>
             <w:r>
               <w:rPr>
                 <w:rFonts w:ascii="Arial" w:eastAsia="Times New Roman" w:hAnsi="Arial" w:cs="Arial"/>
@@ -9445,6 +13941,7 @@
               </w:rPr>
               <w:t>Realisasi</w:t>
             </w:r>
+            <w:proofErr w:type="spellEnd"/>
           </w:p>
         </w:tc>
         <w:tc>
@@ -9473,6 +13970,7 @@
                 <w:szCs w:val="16"/>
               </w:rPr>
             </w:pPr>
+            <w:proofErr w:type="spellStart"/>
             <w:r>
               <w:rPr>
                 <w:rFonts w:ascii="Arial" w:eastAsia="Times New Roman" w:hAnsi="Arial" w:cs="Arial"/>
@@ -9482,7 +13980,19 @@
                 <w:sz w:val="16"/>
                 <w:szCs w:val="16"/>
               </w:rPr>
-              <w:t>Persentase (%)</w:t>
+              <w:t>Persentase</w:t>
+            </w:r>
+            <w:proofErr w:type="spellEnd"/>
+            <w:r>
+              <w:rPr>
+                <w:rFonts w:ascii="Arial" w:eastAsia="Times New Roman" w:hAnsi="Arial" w:cs="Arial"/>
+                <w:b/>
+                <w:bCs/>
+                <w:color w:val="000000"/>
+                <w:sz w:val="16"/>
+                <w:szCs w:val="16"/>
+              </w:rPr>
+              <w:t xml:space="preserve"> (%)</w:t>
             </w:r>
           </w:p>
         </w:tc>
@@ -9513,6 +14023,7 @@
                 <w:szCs w:val="16"/>
               </w:rPr>
             </w:pPr>
+            <w:proofErr w:type="spellStart"/>
             <w:r>
               <w:rPr>
                 <w:rFonts w:ascii="Arial" w:eastAsia="Times New Roman" w:hAnsi="Arial" w:cs="Arial"/>
@@ -9524,6 +14035,7 @@
               </w:rPr>
               <w:t>Keterangan</w:t>
             </w:r>
+            <w:proofErr w:type="spellEnd"/>
           </w:p>
         </w:tc>
       </w:tr>
@@ -9630,8 +14142,21 @@
                 <w:sz w:val="16"/>
                 <w:szCs w:val="16"/>
               </w:rPr>
-              <w:t>Username Sobat</w:t>
-            </w:r>
+              <w:t xml:space="preserve">Username </w:t>
+            </w:r>
+            <w:proofErr w:type="spellStart"/>
+            <w:r>
+              <w:rPr>
+                <w:rFonts w:ascii="Arial" w:eastAsia="Times New Roman" w:hAnsi="Arial" w:cs="Arial"/>
+                <w:b/>
+                <w:bCs/>
+                <w:color w:val="000000"/>
+                <w:sz w:val="16"/>
+                <w:szCs w:val="16"/>
+              </w:rPr>
+              <w:t>Sobat</w:t>
+            </w:r>
+            <w:proofErr w:type="spellEnd"/>
           </w:p>
         </w:tc>
         <w:tc>
@@ -9706,8 +14231,21 @@
                 <w:sz w:val="16"/>
                 <w:szCs w:val="16"/>
               </w:rPr>
-              <w:t>Username Sobat</w:t>
-            </w:r>
+              <w:t xml:space="preserve">Username </w:t>
+            </w:r>
+            <w:proofErr w:type="spellStart"/>
+            <w:r>
+              <w:rPr>
+                <w:rFonts w:ascii="Arial" w:eastAsia="Times New Roman" w:hAnsi="Arial" w:cs="Arial"/>
+                <w:b/>
+                <w:bCs/>
+                <w:color w:val="000000"/>
+                <w:sz w:val="16"/>
+                <w:szCs w:val="16"/>
+              </w:rPr>
+              <w:t>Sobat</w:t>
+            </w:r>
+            <w:proofErr w:type="spellEnd"/>
           </w:p>
         </w:tc>
         <w:tc>
@@ -9816,6 +14354,7 @@
                 <w:szCs w:val="16"/>
               </w:rPr>
             </w:pPr>
+            <w:proofErr w:type="spellStart"/>
             <w:r>
               <w:rPr>
                 <w:rFonts w:ascii="Arial" w:eastAsia="Times New Roman" w:hAnsi="Arial" w:cs="Arial"/>
@@ -9827,6 +14366,7 @@
               </w:rPr>
               <w:t>Keluarga</w:t>
             </w:r>
+            <w:proofErr w:type="spellEnd"/>
           </w:p>
         </w:tc>
         <w:tc>
@@ -9892,6 +14432,7 @@
                 <w:szCs w:val="16"/>
               </w:rPr>
             </w:pPr>
+            <w:proofErr w:type="spellStart"/>
             <w:r>
               <w:rPr>
                 <w:rFonts w:ascii="Arial" w:eastAsia="Times New Roman" w:hAnsi="Arial" w:cs="Arial"/>
@@ -9903,6 +14444,7 @@
               </w:rPr>
               <w:t>Jumlah</w:t>
             </w:r>
+            <w:proofErr w:type="spellEnd"/>
           </w:p>
         </w:tc>
         <w:tc>
@@ -9930,6 +14472,7 @@
                 <w:szCs w:val="16"/>
               </w:rPr>
             </w:pPr>
+            <w:proofErr w:type="spellStart"/>
             <w:r>
               <w:rPr>
                 <w:rFonts w:ascii="Arial" w:eastAsia="Times New Roman" w:hAnsi="Arial" w:cs="Arial"/>
@@ -9941,6 +14484,7 @@
               </w:rPr>
               <w:t>Keluarga</w:t>
             </w:r>
+            <w:proofErr w:type="spellEnd"/>
           </w:p>
         </w:tc>
         <w:tc>
@@ -10006,6 +14550,7 @@
                 <w:szCs w:val="16"/>
               </w:rPr>
             </w:pPr>
+            <w:proofErr w:type="spellStart"/>
             <w:r>
               <w:rPr>
                 <w:rFonts w:ascii="Arial" w:eastAsia="Times New Roman" w:hAnsi="Arial" w:cs="Arial"/>
@@ -10017,6 +14562,7 @@
               </w:rPr>
               <w:t>Jumlah</w:t>
             </w:r>
+            <w:proofErr w:type="spellEnd"/>
           </w:p>
         </w:tc>
         <w:tc>
@@ -10644,7 +15190,55 @@
                 <w:sz w:val="16"/>
                 <w:szCs w:val="16"/>
               </w:rPr>
-              <w:t>(15)=(14)/(11)</w:t>
+              <w:t>(</w:t>
+            </w:r>
+            <w:proofErr w:type="gramStart"/>
+            <w:r>
+              <w:rPr>
+                <w:rFonts w:ascii="Arial" w:eastAsia="Times New Roman" w:hAnsi="Arial" w:cs="Arial"/>
+                <w:b/>
+                <w:bCs/>
+                <w:color w:val="000000"/>
+                <w:sz w:val="16"/>
+                <w:szCs w:val="16"/>
+              </w:rPr>
+              <w:t>15)=</w:t>
+            </w:r>
+            <w:proofErr w:type="gramEnd"/>
+            <w:r>
+              <w:rPr>
+                <w:rFonts w:ascii="Arial" w:eastAsia="Times New Roman" w:hAnsi="Arial" w:cs="Arial"/>
+                <w:b/>
+                <w:bCs/>
+                <w:color w:val="000000"/>
+                <w:sz w:val="16"/>
+                <w:szCs w:val="16"/>
+              </w:rPr>
+              <w:t>(14)</w:t>
+            </w:r>
+            <w:proofErr w:type="gramStart"/>
+            <w:r>
+              <w:rPr>
+                <w:rFonts w:ascii="Arial" w:eastAsia="Times New Roman" w:hAnsi="Arial" w:cs="Arial"/>
+                <w:b/>
+                <w:bCs/>
+                <w:color w:val="000000"/>
+                <w:sz w:val="16"/>
+                <w:szCs w:val="16"/>
+              </w:rPr>
+              <w:t>/(</w:t>
+            </w:r>
+            <w:proofErr w:type="gramEnd"/>
+            <w:r>
+              <w:rPr>
+                <w:rFonts w:ascii="Arial" w:eastAsia="Times New Roman" w:hAnsi="Arial" w:cs="Arial"/>
+                <w:b/>
+                <w:bCs/>
+                <w:color w:val="000000"/>
+                <w:sz w:val="16"/>
+                <w:szCs w:val="16"/>
+              </w:rPr>
+              <w:t>11)</w:t>
             </w:r>
           </w:p>
         </w:tc>
@@ -10721,7 +15315,27 @@
                 <w:sz w:val="16"/>
                 <w:szCs w:val="16"/>
               </w:rPr>
-              <w:t>{#peserta}{no}</w:t>
+              <w:t>{#</w:t>
+            </w:r>
+            <w:proofErr w:type="gramStart"/>
+            <w:r>
+              <w:rPr>
+                <w:rFonts w:ascii="Arial" w:eastAsia="Times New Roman" w:hAnsi="Arial" w:cs="Arial"/>
+                <w:color w:val="000000"/>
+                <w:sz w:val="16"/>
+                <w:szCs w:val="16"/>
+              </w:rPr>
+              <w:t>peserta}{</w:t>
+            </w:r>
+            <w:proofErr w:type="gramEnd"/>
+            <w:r>
+              <w:rPr>
+                <w:rFonts w:ascii="Arial" w:eastAsia="Times New Roman" w:hAnsi="Arial" w:cs="Arial"/>
+                <w:color w:val="000000"/>
+                <w:sz w:val="16"/>
+                <w:szCs w:val="16"/>
+              </w:rPr>
+              <w:t>no}</w:t>
             </w:r>
             <w:r>
               <w:rPr>
@@ -10783,7 +15397,27 @@
                 <w:sz w:val="16"/>
                 <w:szCs w:val="16"/>
               </w:rPr>
-              <w:t>{nama_petugas}</w:t>
+              <w:t>{</w:t>
+            </w:r>
+            <w:proofErr w:type="spellStart"/>
+            <w:r>
+              <w:rPr>
+                <w:rFonts w:ascii="Arial" w:eastAsia="Times New Roman" w:hAnsi="Arial" w:cs="Arial"/>
+                <w:color w:val="000000"/>
+                <w:sz w:val="16"/>
+                <w:szCs w:val="16"/>
+              </w:rPr>
+              <w:t>nama_petugas</w:t>
+            </w:r>
+            <w:proofErr w:type="spellEnd"/>
+            <w:r>
+              <w:rPr>
+                <w:rFonts w:ascii="Arial" w:eastAsia="Times New Roman" w:hAnsi="Arial" w:cs="Arial"/>
+                <w:color w:val="000000"/>
+                <w:sz w:val="16"/>
+                <w:szCs w:val="16"/>
+              </w:rPr>
+              <w:t>}</w:t>
             </w:r>
           </w:p>
           <w:p>
@@ -10847,7 +15481,27 @@
                 <w:sz w:val="16"/>
                 <w:szCs w:val="16"/>
               </w:rPr>
-              <w:t>{email_petugas}</w:t>
+              <w:t>{</w:t>
+            </w:r>
+            <w:proofErr w:type="spellStart"/>
+            <w:r>
+              <w:rPr>
+                <w:rFonts w:ascii="Arial" w:eastAsia="Times New Roman" w:hAnsi="Arial" w:cs="Arial"/>
+                <w:color w:val="000000"/>
+                <w:sz w:val="16"/>
+                <w:szCs w:val="16"/>
+              </w:rPr>
+              <w:t>email_petugas</w:t>
+            </w:r>
+            <w:proofErr w:type="spellEnd"/>
+            <w:r>
+              <w:rPr>
+                <w:rFonts w:ascii="Arial" w:eastAsia="Times New Roman" w:hAnsi="Arial" w:cs="Arial"/>
+                <w:color w:val="000000"/>
+                <w:sz w:val="16"/>
+                <w:szCs w:val="16"/>
+              </w:rPr>
+              <w:t>}</w:t>
             </w:r>
           </w:p>
           <w:p>
@@ -10911,7 +15565,27 @@
                 <w:sz w:val="16"/>
                 <w:szCs w:val="16"/>
               </w:rPr>
-              <w:t>{nama_ppl}</w:t>
+              <w:t>{</w:t>
+            </w:r>
+            <w:proofErr w:type="spellStart"/>
+            <w:r>
+              <w:rPr>
+                <w:rFonts w:ascii="Arial" w:eastAsia="Times New Roman" w:hAnsi="Arial" w:cs="Arial"/>
+                <w:color w:val="000000"/>
+                <w:sz w:val="16"/>
+                <w:szCs w:val="16"/>
+              </w:rPr>
+              <w:t>nama_ppl</w:t>
+            </w:r>
+            <w:proofErr w:type="spellEnd"/>
+            <w:r>
+              <w:rPr>
+                <w:rFonts w:ascii="Arial" w:eastAsia="Times New Roman" w:hAnsi="Arial" w:cs="Arial"/>
+                <w:color w:val="000000"/>
+                <w:sz w:val="16"/>
+                <w:szCs w:val="16"/>
+              </w:rPr>
+              <w:t>}</w:t>
             </w:r>
           </w:p>
           <w:p>
@@ -10975,7 +15649,27 @@
                 <w:sz w:val="16"/>
                 <w:szCs w:val="16"/>
               </w:rPr>
-              <w:t>{email_ppl}</w:t>
+              <w:t>{</w:t>
+            </w:r>
+            <w:proofErr w:type="spellStart"/>
+            <w:r>
+              <w:rPr>
+                <w:rFonts w:ascii="Arial" w:eastAsia="Times New Roman" w:hAnsi="Arial" w:cs="Arial"/>
+                <w:color w:val="000000"/>
+                <w:sz w:val="16"/>
+                <w:szCs w:val="16"/>
+              </w:rPr>
+              <w:t>email_ppl</w:t>
+            </w:r>
+            <w:proofErr w:type="spellEnd"/>
+            <w:r>
+              <w:rPr>
+                <w:rFonts w:ascii="Arial" w:eastAsia="Times New Roman" w:hAnsi="Arial" w:cs="Arial"/>
+                <w:color w:val="000000"/>
+                <w:sz w:val="16"/>
+                <w:szCs w:val="16"/>
+              </w:rPr>
+              <w:t>}</w:t>
             </w:r>
           </w:p>
           <w:p>
@@ -11041,7 +15735,27 @@
                 <w:sz w:val="16"/>
                 <w:szCs w:val="16"/>
               </w:rPr>
-              <w:t>{kode_kecamatan}</w:t>
+              <w:t>{</w:t>
+            </w:r>
+            <w:proofErr w:type="spellStart"/>
+            <w:r>
+              <w:rPr>
+                <w:rFonts w:ascii="Arial" w:eastAsia="Times New Roman" w:hAnsi="Arial" w:cs="Arial"/>
+                <w:color w:val="000000"/>
+                <w:sz w:val="16"/>
+                <w:szCs w:val="16"/>
+              </w:rPr>
+              <w:t>kode_kecamatan</w:t>
+            </w:r>
+            <w:proofErr w:type="spellEnd"/>
+            <w:r>
+              <w:rPr>
+                <w:rFonts w:ascii="Arial" w:eastAsia="Times New Roman" w:hAnsi="Arial" w:cs="Arial"/>
+                <w:color w:val="000000"/>
+                <w:sz w:val="16"/>
+                <w:szCs w:val="16"/>
+              </w:rPr>
+              <w:t>}</w:t>
             </w:r>
           </w:p>
           <w:p>
@@ -11087,7 +15801,27 @@
                 <w:sz w:val="16"/>
                 <w:szCs w:val="16"/>
               </w:rPr>
-              <w:t>{kode_kelurahan}</w:t>
+              <w:t>{</w:t>
+            </w:r>
+            <w:proofErr w:type="spellStart"/>
+            <w:r>
+              <w:rPr>
+                <w:rFonts w:ascii="Arial" w:eastAsia="Times New Roman" w:hAnsi="Arial" w:cs="Arial"/>
+                <w:color w:val="000000"/>
+                <w:sz w:val="16"/>
+                <w:szCs w:val="16"/>
+              </w:rPr>
+              <w:t>kode_kelurahan</w:t>
+            </w:r>
+            <w:proofErr w:type="spellEnd"/>
+            <w:r>
+              <w:rPr>
+                <w:rFonts w:ascii="Arial" w:eastAsia="Times New Roman" w:hAnsi="Arial" w:cs="Arial"/>
+                <w:color w:val="000000"/>
+                <w:sz w:val="16"/>
+                <w:szCs w:val="16"/>
+              </w:rPr>
+              <w:t>}</w:t>
             </w:r>
           </w:p>
           <w:p>
@@ -11163,7 +15897,27 @@
                 <w:sz w:val="16"/>
                 <w:szCs w:val="16"/>
               </w:rPr>
-              <w:t>{kode_sls}</w:t>
+              <w:t>{</w:t>
+            </w:r>
+            <w:proofErr w:type="spellStart"/>
+            <w:r>
+              <w:rPr>
+                <w:rFonts w:ascii="Arial" w:eastAsia="Times New Roman" w:hAnsi="Arial" w:cs="Arial"/>
+                <w:color w:val="000000"/>
+                <w:sz w:val="16"/>
+                <w:szCs w:val="16"/>
+              </w:rPr>
+              <w:t>kode_sls</w:t>
+            </w:r>
+            <w:proofErr w:type="spellEnd"/>
+            <w:r>
+              <w:rPr>
+                <w:rFonts w:ascii="Arial" w:eastAsia="Times New Roman" w:hAnsi="Arial" w:cs="Arial"/>
+                <w:color w:val="000000"/>
+                <w:sz w:val="16"/>
+                <w:szCs w:val="16"/>
+              </w:rPr>
+              <w:t>}</w:t>
             </w:r>
           </w:p>
           <w:p>
@@ -11229,7 +15983,27 @@
                 <w:sz w:val="16"/>
                 <w:szCs w:val="16"/>
               </w:rPr>
-              <w:t>{pre_keluarga}</w:t>
+              <w:t>{</w:t>
+            </w:r>
+            <w:proofErr w:type="spellStart"/>
+            <w:r>
+              <w:rPr>
+                <w:rFonts w:ascii="Arial" w:eastAsia="Times New Roman" w:hAnsi="Arial" w:cs="Arial"/>
+                <w:color w:val="000000"/>
+                <w:sz w:val="16"/>
+                <w:szCs w:val="16"/>
+              </w:rPr>
+              <w:t>pre_keluarga</w:t>
+            </w:r>
+            <w:proofErr w:type="spellEnd"/>
+            <w:r>
+              <w:rPr>
+                <w:rFonts w:ascii="Arial" w:eastAsia="Times New Roman" w:hAnsi="Arial" w:cs="Arial"/>
+                <w:color w:val="000000"/>
+                <w:sz w:val="16"/>
+                <w:szCs w:val="16"/>
+              </w:rPr>
+              <w:t>}</w:t>
             </w:r>
           </w:p>
           <w:p>
@@ -11294,7 +16068,27 @@
                 <w:sz w:val="16"/>
                 <w:szCs w:val="16"/>
               </w:rPr>
-              <w:t>{pre_usaha}</w:t>
+              <w:t>{</w:t>
+            </w:r>
+            <w:proofErr w:type="spellStart"/>
+            <w:r>
+              <w:rPr>
+                <w:rFonts w:ascii="Arial" w:eastAsia="Times New Roman" w:hAnsi="Arial" w:cs="Arial"/>
+                <w:color w:val="000000"/>
+                <w:sz w:val="16"/>
+                <w:szCs w:val="16"/>
+              </w:rPr>
+              <w:t>pre_usaha</w:t>
+            </w:r>
+            <w:proofErr w:type="spellEnd"/>
+            <w:r>
+              <w:rPr>
+                <w:rFonts w:ascii="Arial" w:eastAsia="Times New Roman" w:hAnsi="Arial" w:cs="Arial"/>
+                <w:color w:val="000000"/>
+                <w:sz w:val="16"/>
+                <w:szCs w:val="16"/>
+              </w:rPr>
+              <w:t>}</w:t>
             </w:r>
           </w:p>
           <w:p>
@@ -11359,7 +16153,27 @@
                 <w:sz w:val="16"/>
                 <w:szCs w:val="16"/>
               </w:rPr>
-              <w:t>{jumlah_pre}</w:t>
+              <w:t>{</w:t>
+            </w:r>
+            <w:proofErr w:type="spellStart"/>
+            <w:r>
+              <w:rPr>
+                <w:rFonts w:ascii="Arial" w:eastAsia="Times New Roman" w:hAnsi="Arial" w:cs="Arial"/>
+                <w:color w:val="000000"/>
+                <w:sz w:val="16"/>
+                <w:szCs w:val="16"/>
+              </w:rPr>
+              <w:t>jumlah_pre</w:t>
+            </w:r>
+            <w:proofErr w:type="spellEnd"/>
+            <w:r>
+              <w:rPr>
+                <w:rFonts w:ascii="Arial" w:eastAsia="Times New Roman" w:hAnsi="Arial" w:cs="Arial"/>
+                <w:color w:val="000000"/>
+                <w:sz w:val="16"/>
+                <w:szCs w:val="16"/>
+              </w:rPr>
+              <w:t>}</w:t>
             </w:r>
           </w:p>
           <w:p>
@@ -11424,7 +16238,27 @@
                 <w:sz w:val="16"/>
                 <w:szCs w:val="16"/>
               </w:rPr>
-              <w:t>{realisasi_keluarga}</w:t>
+              <w:t>{</w:t>
+            </w:r>
+            <w:proofErr w:type="spellStart"/>
+            <w:r>
+              <w:rPr>
+                <w:rFonts w:ascii="Arial" w:eastAsia="Times New Roman" w:hAnsi="Arial" w:cs="Arial"/>
+                <w:color w:val="000000"/>
+                <w:sz w:val="16"/>
+                <w:szCs w:val="16"/>
+              </w:rPr>
+              <w:t>realisasi_keluarga</w:t>
+            </w:r>
+            <w:proofErr w:type="spellEnd"/>
+            <w:r>
+              <w:rPr>
+                <w:rFonts w:ascii="Arial" w:eastAsia="Times New Roman" w:hAnsi="Arial" w:cs="Arial"/>
+                <w:color w:val="000000"/>
+                <w:sz w:val="16"/>
+                <w:szCs w:val="16"/>
+              </w:rPr>
+              <w:t>}</w:t>
             </w:r>
           </w:p>
           <w:p>
@@ -11489,7 +16323,27 @@
                 <w:sz w:val="16"/>
                 <w:szCs w:val="16"/>
               </w:rPr>
-              <w:t>{realisasi_usaha}</w:t>
+              <w:t>{</w:t>
+            </w:r>
+            <w:proofErr w:type="spellStart"/>
+            <w:r>
+              <w:rPr>
+                <w:rFonts w:ascii="Arial" w:eastAsia="Times New Roman" w:hAnsi="Arial" w:cs="Arial"/>
+                <w:color w:val="000000"/>
+                <w:sz w:val="16"/>
+                <w:szCs w:val="16"/>
+              </w:rPr>
+              <w:t>realisasi_usaha</w:t>
+            </w:r>
+            <w:proofErr w:type="spellEnd"/>
+            <w:r>
+              <w:rPr>
+                <w:rFonts w:ascii="Arial" w:eastAsia="Times New Roman" w:hAnsi="Arial" w:cs="Arial"/>
+                <w:color w:val="000000"/>
+                <w:sz w:val="16"/>
+                <w:szCs w:val="16"/>
+              </w:rPr>
+              <w:t>}</w:t>
             </w:r>
           </w:p>
           <w:p>
@@ -11554,7 +16408,27 @@
                 <w:sz w:val="16"/>
                 <w:szCs w:val="16"/>
               </w:rPr>
-              <w:t>{jumlah_realisasi}</w:t>
+              <w:t>{</w:t>
+            </w:r>
+            <w:proofErr w:type="spellStart"/>
+            <w:r>
+              <w:rPr>
+                <w:rFonts w:ascii="Arial" w:eastAsia="Times New Roman" w:hAnsi="Arial" w:cs="Arial"/>
+                <w:color w:val="000000"/>
+                <w:sz w:val="16"/>
+                <w:szCs w:val="16"/>
+              </w:rPr>
+              <w:t>jumlah_realisasi</w:t>
+            </w:r>
+            <w:proofErr w:type="spellEnd"/>
+            <w:r>
+              <w:rPr>
+                <w:rFonts w:ascii="Arial" w:eastAsia="Times New Roman" w:hAnsi="Arial" w:cs="Arial"/>
+                <w:color w:val="000000"/>
+                <w:sz w:val="16"/>
+                <w:szCs w:val="16"/>
+              </w:rPr>
+              <w:t>}</w:t>
             </w:r>
           </w:p>
           <w:p>
@@ -11619,7 +16493,47 @@
                 <w:sz w:val="16"/>
                 <w:szCs w:val="16"/>
               </w:rPr>
-              <w:t>{persentase}{/peserta}</w:t>
+              <w:t>{</w:t>
+            </w:r>
+            <w:proofErr w:type="spellStart"/>
+            <w:r>
+              <w:rPr>
+                <w:rFonts w:ascii="Arial" w:eastAsia="Times New Roman" w:hAnsi="Arial" w:cs="Arial"/>
+                <w:color w:val="000000"/>
+                <w:sz w:val="16"/>
+                <w:szCs w:val="16"/>
+              </w:rPr>
+              <w:t>persentase</w:t>
+            </w:r>
+            <w:proofErr w:type="spellEnd"/>
+            <w:r>
+              <w:rPr>
+                <w:rFonts w:ascii="Arial" w:eastAsia="Times New Roman" w:hAnsi="Arial" w:cs="Arial"/>
+                <w:color w:val="000000"/>
+                <w:sz w:val="16"/>
+                <w:szCs w:val="16"/>
+              </w:rPr>
+              <w:t>}{/</w:t>
+            </w:r>
+            <w:proofErr w:type="spellStart"/>
+            <w:r>
+              <w:rPr>
+                <w:rFonts w:ascii="Arial" w:eastAsia="Times New Roman" w:hAnsi="Arial" w:cs="Arial"/>
+                <w:color w:val="000000"/>
+                <w:sz w:val="16"/>
+                <w:szCs w:val="16"/>
+              </w:rPr>
+              <w:t>peserta</w:t>
+            </w:r>
+            <w:proofErr w:type="spellEnd"/>
+            <w:r>
+              <w:rPr>
+                <w:rFonts w:ascii="Arial" w:eastAsia="Times New Roman" w:hAnsi="Arial" w:cs="Arial"/>
+                <w:color w:val="000000"/>
+                <w:sz w:val="16"/>
+                <w:szCs w:val="16"/>
+              </w:rPr>
+              <w:t>}</w:t>
             </w:r>
           </w:p>
           <w:p>
@@ -11690,6 +16604,7 @@
                 <w:szCs w:val="16"/>
               </w:rPr>
             </w:pPr>
+            <w:proofErr w:type="spellStart"/>
             <w:r>
               <w:rPr>
                 <w:rFonts w:ascii="Arial" w:eastAsia="Times New Roman" w:hAnsi="Arial" w:cs="Arial"/>
@@ -11701,6 +16616,7 @@
               </w:rPr>
               <w:t>Jumlah</w:t>
             </w:r>
+            <w:proofErr w:type="spellEnd"/>
           </w:p>
         </w:tc>
         <w:tc>
@@ -11920,7 +16836,31 @@
                 <w:sz w:val="16"/>
                 <w:szCs w:val="16"/>
               </w:rPr>
-              <w:t>{average_persentase}</w:t>
+              <w:t>{</w:t>
+            </w:r>
+            <w:proofErr w:type="spellStart"/>
+            <w:r>
+              <w:rPr>
+                <w:rFonts w:ascii="Arial" w:eastAsia="Times New Roman" w:hAnsi="Arial" w:cs="Arial"/>
+                <w:b/>
+                <w:bCs/>
+                <w:color w:val="000000"/>
+                <w:sz w:val="16"/>
+                <w:szCs w:val="16"/>
+              </w:rPr>
+              <w:t>average_persentase</w:t>
+            </w:r>
+            <w:proofErr w:type="spellEnd"/>
+            <w:r>
+              <w:rPr>
+                <w:rFonts w:ascii="Arial" w:eastAsia="Times New Roman" w:hAnsi="Arial" w:cs="Arial"/>
+                <w:b/>
+                <w:bCs/>
+                <w:color w:val="000000"/>
+                <w:sz w:val="16"/>
+                <w:szCs w:val="16"/>
+              </w:rPr>
+              <w:t>}</w:t>
             </w:r>
           </w:p>
           <w:p>

--- a/public/templates/BERKAS PEMBAYARAN PPL TERMIN II (1).docx
+++ b/public/templates/BERKAS PEMBAYARAN PPL TERMIN II (1).docx
@@ -440,47 +440,7 @@
           <w:sz w:val="24"/>
           <w:szCs w:val="24"/>
         </w:rPr>
-        <w:t xml:space="preserve">Dengan </w:t>
-      </w:r>
-      <w:proofErr w:type="spellStart"/>
-      <w:r>
-        <w:rPr>
-          <w:rFonts w:ascii="Bookman Old Style" w:eastAsia="Bookman Old Style" w:hAnsi="Bookman Old Style" w:cs="Bookman Old Style"/>
-          <w:color w:val="000000"/>
-          <w:sz w:val="24"/>
-          <w:szCs w:val="24"/>
-        </w:rPr>
-        <w:t>ini</w:t>
-      </w:r>
-      <w:proofErr w:type="spellEnd"/>
-      <w:r>
-        <w:rPr>
-          <w:rFonts w:ascii="Bookman Old Style" w:eastAsia="Bookman Old Style" w:hAnsi="Bookman Old Style" w:cs="Bookman Old Style"/>
-          <w:color w:val="000000"/>
-          <w:sz w:val="24"/>
-          <w:szCs w:val="24"/>
-        </w:rPr>
-        <w:t xml:space="preserve"> </w:t>
-      </w:r>
-      <w:proofErr w:type="spellStart"/>
-      <w:r>
-        <w:rPr>
-          <w:rFonts w:ascii="Bookman Old Style" w:eastAsia="Bookman Old Style" w:hAnsi="Bookman Old Style" w:cs="Bookman Old Style"/>
-          <w:color w:val="000000"/>
-          <w:sz w:val="24"/>
-          <w:szCs w:val="24"/>
-        </w:rPr>
-        <w:t>menyatakan</w:t>
-      </w:r>
-      <w:proofErr w:type="spellEnd"/>
-      <w:r>
-        <w:rPr>
-          <w:rFonts w:ascii="Bookman Old Style" w:eastAsia="Bookman Old Style" w:hAnsi="Bookman Old Style" w:cs="Bookman Old Style"/>
-          <w:color w:val="000000"/>
-          <w:sz w:val="24"/>
-          <w:szCs w:val="24"/>
-        </w:rPr>
-        <w:t>:  </w:t>
+        <w:t>Dengan ini menyatakan:  </w:t>
       </w:r>
     </w:p>
     <w:p>
@@ -715,7 +675,7 @@
           <w:szCs w:val="24"/>
           <w:lang w:val="sv-SE"/>
         </w:rPr>
-        <w:t>realisasi_total</w:t>
+        <w:t>realisasi</w:t>
       </w:r>
       <w:r>
         <w:rPr>
@@ -1213,16 +1173,7 @@
                 <w:sz w:val="24"/>
                 <w:szCs w:val="24"/>
               </w:rPr>
-              <w:t>(</w:t>
-            </w:r>
-            <w:proofErr w:type="spellStart"/>
-            <w:r>
-              <w:rPr>
-                <w:rFonts w:ascii="Bookman Old Style" w:eastAsia="Bookman Old Style" w:hAnsi="Bookman Old Style" w:cs="Bookman Old Style"/>
-                <w:sz w:val="24"/>
-                <w:szCs w:val="24"/>
-              </w:rPr>
-              <w:t>N</w:t>
+              <w:t>(N</w:t>
             </w:r>
             <w:r>
               <w:rPr>
@@ -1232,7 +1183,6 @@
               </w:rPr>
               <w:t>uraliyah</w:t>
             </w:r>
-            <w:proofErr w:type="spellEnd"/>
             <w:r>
               <w:rPr>
                 <w:rFonts w:ascii="Bookman Old Style" w:eastAsia="Bookman Old Style" w:hAnsi="Bookman Old Style" w:cs="Bookman Old Style"/>
@@ -2414,47 +2364,7 @@
           <w:sz w:val="24"/>
           <w:szCs w:val="24"/>
         </w:rPr>
-        <w:t xml:space="preserve">Dengan </w:t>
-      </w:r>
-      <w:proofErr w:type="spellStart"/>
-      <w:r>
-        <w:rPr>
-          <w:rFonts w:ascii="Bookman Old Style" w:eastAsia="Bookman Old Style" w:hAnsi="Bookman Old Style" w:cs="Bookman Old Style"/>
-          <w:color w:val="000000"/>
-          <w:sz w:val="24"/>
-          <w:szCs w:val="24"/>
-        </w:rPr>
-        <w:t>ini</w:t>
-      </w:r>
-      <w:proofErr w:type="spellEnd"/>
-      <w:r>
-        <w:rPr>
-          <w:rFonts w:ascii="Bookman Old Style" w:eastAsia="Bookman Old Style" w:hAnsi="Bookman Old Style" w:cs="Bookman Old Style"/>
-          <w:color w:val="000000"/>
-          <w:sz w:val="24"/>
-          <w:szCs w:val="24"/>
-        </w:rPr>
-        <w:t xml:space="preserve"> </w:t>
-      </w:r>
-      <w:proofErr w:type="spellStart"/>
-      <w:r>
-        <w:rPr>
-          <w:rFonts w:ascii="Bookman Old Style" w:eastAsia="Bookman Old Style" w:hAnsi="Bookman Old Style" w:cs="Bookman Old Style"/>
-          <w:color w:val="000000"/>
-          <w:sz w:val="24"/>
-          <w:szCs w:val="24"/>
-        </w:rPr>
-        <w:t>menyatakan</w:t>
-      </w:r>
-      <w:proofErr w:type="spellEnd"/>
-      <w:r>
-        <w:rPr>
-          <w:rFonts w:ascii="Bookman Old Style" w:eastAsia="Bookman Old Style" w:hAnsi="Bookman Old Style" w:cs="Bookman Old Style"/>
-          <w:color w:val="000000"/>
-          <w:sz w:val="24"/>
-          <w:szCs w:val="24"/>
-        </w:rPr>
-        <w:t>:  </w:t>
+        <w:t>Dengan ini menyatakan:  </w:t>
       </w:r>
     </w:p>
     <w:p>
@@ -2491,446 +2401,69 @@
           <w:sz w:val="24"/>
           <w:szCs w:val="24"/>
         </w:rPr>
+        <w:t xml:space="preserve"> telah melaksanakan pekerjaan Pendataan Lapangan  Sensus Ekonomi 2026 pada Badan Pusat Statistik Kota Jakarta Timur berdasarkan Perjanjian Kerja Nomor: </w:t>
+      </w:r>
+      <w:r>
+        <w:rPr>
+          <w:rFonts w:ascii="Bookman Old Style" w:eastAsia="Bookman Old Style" w:hAnsi="Bookman Old Style" w:cs="Bookman Old Style"/>
+          <w:color w:val="000000"/>
+          <w:sz w:val="24"/>
+          <w:szCs w:val="24"/>
+        </w:rPr>
+        <w:t>{nomor_spk}</w:t>
+      </w:r>
+      <w:r>
+        <w:rPr>
+          <w:rFonts w:ascii="Bookman Old Style" w:eastAsia="Bookman Old Style" w:hAnsi="Bookman Old Style" w:cs="Bookman Old Style"/>
+          <w:color w:val="000000"/>
+          <w:sz w:val="24"/>
+          <w:szCs w:val="24"/>
+        </w:rPr>
+        <w:t xml:space="preserve">, sesuai dengan target pekerjaan termin </w:t>
+      </w:r>
+      <w:r>
+        <w:rPr>
+          <w:rFonts w:ascii="Bookman Old Style" w:eastAsia="Bookman Old Style" w:hAnsi="Bookman Old Style" w:cs="Bookman Old Style"/>
+          <w:sz w:val="24"/>
+          <w:szCs w:val="24"/>
+        </w:rPr>
+        <w:t>I</w:t>
+      </w:r>
+      <w:r>
+        <w:rPr>
+          <w:rFonts w:ascii="Bookman Old Style" w:eastAsia="Bookman Old Style" w:hAnsi="Bookman Old Style" w:cs="Bookman Old Style"/>
+          <w:color w:val="000000"/>
+          <w:sz w:val="24"/>
+          <w:szCs w:val="24"/>
+        </w:rPr>
+        <w:t>I yang ditetapkan sebesar</w:t>
+      </w:r>
+      <w:r>
+        <w:rPr>
+          <w:rFonts w:ascii="Bookman Old Style" w:eastAsia="Bookman Old Style" w:hAnsi="Bookman Old Style" w:cs="Bookman Old Style"/>
+          <w:color w:val="000000"/>
+          <w:sz w:val="24"/>
+          <w:szCs w:val="24"/>
+        </w:rPr>
+        <w:t xml:space="preserve"> {sls_ongoing}</w:t>
+      </w:r>
+      <w:r>
+        <w:rPr>
+          <w:rFonts w:ascii="Bookman Old Style" w:eastAsia="Bookman Old Style" w:hAnsi="Bookman Old Style" w:cs="Bookman Old Style"/>
+          <w:color w:val="000000"/>
+          <w:sz w:val="24"/>
+          <w:szCs w:val="24"/>
+        </w:rPr>
         <w:t xml:space="preserve"> </w:t>
       </w:r>
-      <w:proofErr w:type="spellStart"/>
-      <w:r>
-        <w:rPr>
-          <w:rFonts w:ascii="Bookman Old Style" w:eastAsia="Bookman Old Style" w:hAnsi="Bookman Old Style" w:cs="Bookman Old Style"/>
-          <w:color w:val="000000"/>
-          <w:sz w:val="24"/>
-          <w:szCs w:val="24"/>
-        </w:rPr>
-        <w:t>telah</w:t>
-      </w:r>
-      <w:proofErr w:type="spellEnd"/>
-      <w:r>
-        <w:rPr>
-          <w:rFonts w:ascii="Bookman Old Style" w:eastAsia="Bookman Old Style" w:hAnsi="Bookman Old Style" w:cs="Bookman Old Style"/>
-          <w:color w:val="000000"/>
-          <w:sz w:val="24"/>
-          <w:szCs w:val="24"/>
-        </w:rPr>
-        <w:t xml:space="preserve"> </w:t>
-      </w:r>
-      <w:proofErr w:type="spellStart"/>
-      <w:r>
-        <w:rPr>
-          <w:rFonts w:ascii="Bookman Old Style" w:eastAsia="Bookman Old Style" w:hAnsi="Bookman Old Style" w:cs="Bookman Old Style"/>
-          <w:color w:val="000000"/>
-          <w:sz w:val="24"/>
-          <w:szCs w:val="24"/>
-        </w:rPr>
-        <w:t>melaksanakan</w:t>
-      </w:r>
-      <w:proofErr w:type="spellEnd"/>
-      <w:r>
-        <w:rPr>
-          <w:rFonts w:ascii="Bookman Old Style" w:eastAsia="Bookman Old Style" w:hAnsi="Bookman Old Style" w:cs="Bookman Old Style"/>
-          <w:color w:val="000000"/>
-          <w:sz w:val="24"/>
-          <w:szCs w:val="24"/>
-        </w:rPr>
-        <w:t xml:space="preserve"> </w:t>
-      </w:r>
-      <w:proofErr w:type="spellStart"/>
-      <w:r>
-        <w:rPr>
-          <w:rFonts w:ascii="Bookman Old Style" w:eastAsia="Bookman Old Style" w:hAnsi="Bookman Old Style" w:cs="Bookman Old Style"/>
-          <w:color w:val="000000"/>
-          <w:sz w:val="24"/>
-          <w:szCs w:val="24"/>
-        </w:rPr>
-        <w:t>pekerjaan</w:t>
-      </w:r>
-      <w:proofErr w:type="spellEnd"/>
-      <w:r>
-        <w:rPr>
-          <w:rFonts w:ascii="Bookman Old Style" w:eastAsia="Bookman Old Style" w:hAnsi="Bookman Old Style" w:cs="Bookman Old Style"/>
-          <w:color w:val="000000"/>
-          <w:sz w:val="24"/>
-          <w:szCs w:val="24"/>
-        </w:rPr>
-        <w:t xml:space="preserve"> </w:t>
-      </w:r>
-      <w:proofErr w:type="spellStart"/>
-      <w:r>
-        <w:rPr>
-          <w:rFonts w:ascii="Bookman Old Style" w:eastAsia="Bookman Old Style" w:hAnsi="Bookman Old Style" w:cs="Bookman Old Style"/>
-          <w:color w:val="000000"/>
-          <w:sz w:val="24"/>
-          <w:szCs w:val="24"/>
-        </w:rPr>
-        <w:t>Pendataan</w:t>
-      </w:r>
-      <w:proofErr w:type="spellEnd"/>
-      <w:r>
-        <w:rPr>
-          <w:rFonts w:ascii="Bookman Old Style" w:eastAsia="Bookman Old Style" w:hAnsi="Bookman Old Style" w:cs="Bookman Old Style"/>
-          <w:color w:val="000000"/>
-          <w:sz w:val="24"/>
-          <w:szCs w:val="24"/>
-        </w:rPr>
-        <w:t xml:space="preserve"> </w:t>
-      </w:r>
-      <w:proofErr w:type="gramStart"/>
-      <w:r>
-        <w:rPr>
-          <w:rFonts w:ascii="Bookman Old Style" w:eastAsia="Bookman Old Style" w:hAnsi="Bookman Old Style" w:cs="Bookman Old Style"/>
-          <w:color w:val="000000"/>
-          <w:sz w:val="24"/>
-          <w:szCs w:val="24"/>
-        </w:rPr>
-        <w:t>Lapangan  Sensus</w:t>
-      </w:r>
-      <w:proofErr w:type="gramEnd"/>
-      <w:r>
-        <w:rPr>
-          <w:rFonts w:ascii="Bookman Old Style" w:eastAsia="Bookman Old Style" w:hAnsi="Bookman Old Style" w:cs="Bookman Old Style"/>
-          <w:color w:val="000000"/>
-          <w:sz w:val="24"/>
-          <w:szCs w:val="24"/>
-        </w:rPr>
-        <w:t xml:space="preserve"> Ekonomi 2026 pada Badan Pusat </w:t>
-      </w:r>
-      <w:proofErr w:type="spellStart"/>
-      <w:r>
-        <w:rPr>
-          <w:rFonts w:ascii="Bookman Old Style" w:eastAsia="Bookman Old Style" w:hAnsi="Bookman Old Style" w:cs="Bookman Old Style"/>
-          <w:color w:val="000000"/>
-          <w:sz w:val="24"/>
-          <w:szCs w:val="24"/>
-        </w:rPr>
-        <w:t>Statistik</w:t>
-      </w:r>
-      <w:proofErr w:type="spellEnd"/>
-      <w:r>
-        <w:rPr>
-          <w:rFonts w:ascii="Bookman Old Style" w:eastAsia="Bookman Old Style" w:hAnsi="Bookman Old Style" w:cs="Bookman Old Style"/>
-          <w:color w:val="000000"/>
-          <w:sz w:val="24"/>
-          <w:szCs w:val="24"/>
-        </w:rPr>
-        <w:t xml:space="preserve"> Kota Jakarta Timur </w:t>
-      </w:r>
-      <w:proofErr w:type="spellStart"/>
-      <w:r>
-        <w:rPr>
-          <w:rFonts w:ascii="Bookman Old Style" w:eastAsia="Bookman Old Style" w:hAnsi="Bookman Old Style" w:cs="Bookman Old Style"/>
-          <w:color w:val="000000"/>
-          <w:sz w:val="24"/>
-          <w:szCs w:val="24"/>
-        </w:rPr>
-        <w:t>berdasarkan</w:t>
-      </w:r>
-      <w:proofErr w:type="spellEnd"/>
-      <w:r>
-        <w:rPr>
-          <w:rFonts w:ascii="Bookman Old Style" w:eastAsia="Bookman Old Style" w:hAnsi="Bookman Old Style" w:cs="Bookman Old Style"/>
-          <w:color w:val="000000"/>
-          <w:sz w:val="24"/>
-          <w:szCs w:val="24"/>
-        </w:rPr>
-        <w:t xml:space="preserve"> </w:t>
-      </w:r>
-      <w:proofErr w:type="spellStart"/>
-      <w:r>
-        <w:rPr>
-          <w:rFonts w:ascii="Bookman Old Style" w:eastAsia="Bookman Old Style" w:hAnsi="Bookman Old Style" w:cs="Bookman Old Style"/>
-          <w:color w:val="000000"/>
-          <w:sz w:val="24"/>
-          <w:szCs w:val="24"/>
-        </w:rPr>
-        <w:t>Perjanjian</w:t>
-      </w:r>
-      <w:proofErr w:type="spellEnd"/>
-      <w:r>
-        <w:rPr>
-          <w:rFonts w:ascii="Bookman Old Style" w:eastAsia="Bookman Old Style" w:hAnsi="Bookman Old Style" w:cs="Bookman Old Style"/>
-          <w:color w:val="000000"/>
-          <w:sz w:val="24"/>
-          <w:szCs w:val="24"/>
-        </w:rPr>
-        <w:t xml:space="preserve"> </w:t>
-      </w:r>
-      <w:proofErr w:type="spellStart"/>
-      <w:r>
-        <w:rPr>
-          <w:rFonts w:ascii="Bookman Old Style" w:eastAsia="Bookman Old Style" w:hAnsi="Bookman Old Style" w:cs="Bookman Old Style"/>
-          <w:color w:val="000000"/>
-          <w:sz w:val="24"/>
-          <w:szCs w:val="24"/>
-        </w:rPr>
-        <w:t>Kerja</w:t>
-      </w:r>
-      <w:proofErr w:type="spellEnd"/>
-      <w:r>
-        <w:rPr>
-          <w:rFonts w:ascii="Bookman Old Style" w:eastAsia="Bookman Old Style" w:hAnsi="Bookman Old Style" w:cs="Bookman Old Style"/>
-          <w:color w:val="000000"/>
-          <w:sz w:val="24"/>
-          <w:szCs w:val="24"/>
-        </w:rPr>
-        <w:t xml:space="preserve"> Nomor: </w:t>
-      </w:r>
-      <w:r>
-        <w:rPr>
-          <w:rFonts w:ascii="Bookman Old Style" w:eastAsia="Bookman Old Style" w:hAnsi="Bookman Old Style" w:cs="Bookman Old Style"/>
-          <w:color w:val="000000"/>
-          <w:sz w:val="24"/>
-          <w:szCs w:val="24"/>
-        </w:rPr>
-        <w:t>{</w:t>
-      </w:r>
-      <w:proofErr w:type="spellStart"/>
-      <w:r>
-        <w:rPr>
-          <w:rFonts w:ascii="Bookman Old Style" w:eastAsia="Bookman Old Style" w:hAnsi="Bookman Old Style" w:cs="Bookman Old Style"/>
-          <w:color w:val="000000"/>
-          <w:sz w:val="24"/>
-          <w:szCs w:val="24"/>
-        </w:rPr>
-        <w:t>nomor_spk</w:t>
-      </w:r>
-      <w:proofErr w:type="spellEnd"/>
-      <w:r>
-        <w:rPr>
-          <w:rFonts w:ascii="Bookman Old Style" w:eastAsia="Bookman Old Style" w:hAnsi="Bookman Old Style" w:cs="Bookman Old Style"/>
-          <w:color w:val="000000"/>
-          <w:sz w:val="24"/>
-          <w:szCs w:val="24"/>
-        </w:rPr>
-        <w:t>}</w:t>
-      </w:r>
-      <w:r>
-        <w:rPr>
-          <w:rFonts w:ascii="Bookman Old Style" w:eastAsia="Bookman Old Style" w:hAnsi="Bookman Old Style" w:cs="Bookman Old Style"/>
-          <w:color w:val="000000"/>
-          <w:sz w:val="24"/>
-          <w:szCs w:val="24"/>
-        </w:rPr>
-        <w:t xml:space="preserve">, </w:t>
-      </w:r>
-      <w:proofErr w:type="spellStart"/>
-      <w:r>
-        <w:rPr>
-          <w:rFonts w:ascii="Bookman Old Style" w:eastAsia="Bookman Old Style" w:hAnsi="Bookman Old Style" w:cs="Bookman Old Style"/>
-          <w:color w:val="000000"/>
-          <w:sz w:val="24"/>
-          <w:szCs w:val="24"/>
-        </w:rPr>
-        <w:t>sesuai</w:t>
-      </w:r>
-      <w:proofErr w:type="spellEnd"/>
-      <w:r>
-        <w:rPr>
-          <w:rFonts w:ascii="Bookman Old Style" w:eastAsia="Bookman Old Style" w:hAnsi="Bookman Old Style" w:cs="Bookman Old Style"/>
-          <w:color w:val="000000"/>
-          <w:sz w:val="24"/>
-          <w:szCs w:val="24"/>
-        </w:rPr>
-        <w:t xml:space="preserve"> </w:t>
-      </w:r>
-      <w:proofErr w:type="spellStart"/>
-      <w:r>
-        <w:rPr>
-          <w:rFonts w:ascii="Bookman Old Style" w:eastAsia="Bookman Old Style" w:hAnsi="Bookman Old Style" w:cs="Bookman Old Style"/>
-          <w:color w:val="000000"/>
-          <w:sz w:val="24"/>
-          <w:szCs w:val="24"/>
-        </w:rPr>
-        <w:t>dengan</w:t>
-      </w:r>
-      <w:proofErr w:type="spellEnd"/>
-      <w:r>
-        <w:rPr>
-          <w:rFonts w:ascii="Bookman Old Style" w:eastAsia="Bookman Old Style" w:hAnsi="Bookman Old Style" w:cs="Bookman Old Style"/>
-          <w:color w:val="000000"/>
-          <w:sz w:val="24"/>
-          <w:szCs w:val="24"/>
-        </w:rPr>
-        <w:t xml:space="preserve"> target </w:t>
-      </w:r>
-      <w:proofErr w:type="spellStart"/>
-      <w:r>
-        <w:rPr>
-          <w:rFonts w:ascii="Bookman Old Style" w:eastAsia="Bookman Old Style" w:hAnsi="Bookman Old Style" w:cs="Bookman Old Style"/>
-          <w:color w:val="000000"/>
-          <w:sz w:val="24"/>
-          <w:szCs w:val="24"/>
-        </w:rPr>
-        <w:t>pekerjaan</w:t>
-      </w:r>
-      <w:proofErr w:type="spellEnd"/>
-      <w:r>
-        <w:rPr>
-          <w:rFonts w:ascii="Bookman Old Style" w:eastAsia="Bookman Old Style" w:hAnsi="Bookman Old Style" w:cs="Bookman Old Style"/>
-          <w:color w:val="000000"/>
-          <w:sz w:val="24"/>
-          <w:szCs w:val="24"/>
-        </w:rPr>
-        <w:t xml:space="preserve"> </w:t>
-      </w:r>
-      <w:proofErr w:type="spellStart"/>
-      <w:r>
-        <w:rPr>
-          <w:rFonts w:ascii="Bookman Old Style" w:eastAsia="Bookman Old Style" w:hAnsi="Bookman Old Style" w:cs="Bookman Old Style"/>
-          <w:color w:val="000000"/>
-          <w:sz w:val="24"/>
-          <w:szCs w:val="24"/>
-        </w:rPr>
-        <w:t>termin</w:t>
-      </w:r>
-      <w:proofErr w:type="spellEnd"/>
-      <w:r>
-        <w:rPr>
-          <w:rFonts w:ascii="Bookman Old Style" w:eastAsia="Bookman Old Style" w:hAnsi="Bookman Old Style" w:cs="Bookman Old Style"/>
-          <w:color w:val="000000"/>
-          <w:sz w:val="24"/>
-          <w:szCs w:val="24"/>
-        </w:rPr>
-        <w:t xml:space="preserve"> </w:t>
-      </w:r>
-      <w:r>
-        <w:rPr>
-          <w:rFonts w:ascii="Bookman Old Style" w:eastAsia="Bookman Old Style" w:hAnsi="Bookman Old Style" w:cs="Bookman Old Style"/>
-          <w:sz w:val="24"/>
-          <w:szCs w:val="24"/>
-        </w:rPr>
-        <w:t>I</w:t>
-      </w:r>
-      <w:r>
-        <w:rPr>
-          <w:rFonts w:ascii="Bookman Old Style" w:eastAsia="Bookman Old Style" w:hAnsi="Bookman Old Style" w:cs="Bookman Old Style"/>
-          <w:color w:val="000000"/>
-          <w:sz w:val="24"/>
-          <w:szCs w:val="24"/>
-        </w:rPr>
-        <w:t xml:space="preserve">I yang </w:t>
-      </w:r>
-      <w:proofErr w:type="spellStart"/>
-      <w:r>
-        <w:rPr>
-          <w:rFonts w:ascii="Bookman Old Style" w:eastAsia="Bookman Old Style" w:hAnsi="Bookman Old Style" w:cs="Bookman Old Style"/>
-          <w:color w:val="000000"/>
-          <w:sz w:val="24"/>
-          <w:szCs w:val="24"/>
-        </w:rPr>
-        <w:t>ditetapkan</w:t>
-      </w:r>
-      <w:proofErr w:type="spellEnd"/>
-      <w:r>
-        <w:rPr>
-          <w:rFonts w:ascii="Bookman Old Style" w:eastAsia="Bookman Old Style" w:hAnsi="Bookman Old Style" w:cs="Bookman Old Style"/>
-          <w:color w:val="000000"/>
-          <w:sz w:val="24"/>
-          <w:szCs w:val="24"/>
-        </w:rPr>
-        <w:t xml:space="preserve"> </w:t>
-      </w:r>
-      <w:proofErr w:type="spellStart"/>
-      <w:r>
-        <w:rPr>
-          <w:rFonts w:ascii="Bookman Old Style" w:eastAsia="Bookman Old Style" w:hAnsi="Bookman Old Style" w:cs="Bookman Old Style"/>
-          <w:color w:val="000000"/>
-          <w:sz w:val="24"/>
-          <w:szCs w:val="24"/>
-        </w:rPr>
-        <w:t>sebesar</w:t>
-      </w:r>
-      <w:proofErr w:type="spellEnd"/>
-      <w:r>
-        <w:rPr>
-          <w:rFonts w:ascii="Bookman Old Style" w:eastAsia="Bookman Old Style" w:hAnsi="Bookman Old Style" w:cs="Bookman Old Style"/>
-          <w:color w:val="000000"/>
-          <w:sz w:val="24"/>
-          <w:szCs w:val="24"/>
-        </w:rPr>
-        <w:t xml:space="preserve"> {</w:t>
-      </w:r>
-      <w:proofErr w:type="spellStart"/>
-      <w:r>
-        <w:rPr>
-          <w:rFonts w:ascii="Bookman Old Style" w:eastAsia="Bookman Old Style" w:hAnsi="Bookman Old Style" w:cs="Bookman Old Style"/>
-          <w:color w:val="000000"/>
-          <w:sz w:val="24"/>
-          <w:szCs w:val="24"/>
-        </w:rPr>
-        <w:t>sls_ongoing</w:t>
-      </w:r>
-      <w:proofErr w:type="spellEnd"/>
-      <w:r>
-        <w:rPr>
-          <w:rFonts w:ascii="Bookman Old Style" w:eastAsia="Bookman Old Style" w:hAnsi="Bookman Old Style" w:cs="Bookman Old Style"/>
-          <w:color w:val="000000"/>
-          <w:sz w:val="24"/>
-          <w:szCs w:val="24"/>
-        </w:rPr>
-        <w:t>}</w:t>
-      </w:r>
-      <w:r>
-        <w:rPr>
-          <w:rFonts w:ascii="Bookman Old Style" w:eastAsia="Bookman Old Style" w:hAnsi="Bookman Old Style" w:cs="Bookman Old Style"/>
-          <w:color w:val="000000"/>
-          <w:sz w:val="24"/>
-          <w:szCs w:val="24"/>
-        </w:rPr>
-        <w:t xml:space="preserve"> </w:t>
-      </w:r>
-      <w:r>
-        <w:rPr>
-          <w:rFonts w:ascii="Bookman Old Style" w:eastAsia="Bookman Old Style" w:hAnsi="Bookman Old Style" w:cs="Bookman Old Style"/>
-          <w:sz w:val="24"/>
-          <w:szCs w:val="24"/>
-        </w:rPr>
-        <w:t>SLS/Sub-SLS dan/</w:t>
-      </w:r>
-      <w:proofErr w:type="spellStart"/>
-      <w:r>
-        <w:rPr>
-          <w:rFonts w:ascii="Bookman Old Style" w:eastAsia="Bookman Old Style" w:hAnsi="Bookman Old Style" w:cs="Bookman Old Style"/>
-          <w:sz w:val="24"/>
-          <w:szCs w:val="24"/>
-        </w:rPr>
-        <w:t>atau</w:t>
-      </w:r>
-      <w:proofErr w:type="spellEnd"/>
-      <w:r>
-        <w:rPr>
-          <w:rFonts w:ascii="Bookman Old Style" w:eastAsia="Bookman Old Style" w:hAnsi="Bookman Old Style" w:cs="Bookman Old Style"/>
-          <w:sz w:val="24"/>
-          <w:szCs w:val="24"/>
-        </w:rPr>
-        <w:t xml:space="preserve"> </w:t>
-      </w:r>
-      <w:proofErr w:type="spellStart"/>
-      <w:r>
-        <w:rPr>
-          <w:rFonts w:ascii="Bookman Old Style" w:eastAsia="Bookman Old Style" w:hAnsi="Bookman Old Style" w:cs="Bookman Old Style"/>
-          <w:sz w:val="24"/>
-          <w:szCs w:val="24"/>
-        </w:rPr>
-        <w:t>usaha</w:t>
-      </w:r>
-      <w:proofErr w:type="spellEnd"/>
-      <w:r>
-        <w:rPr>
-          <w:rFonts w:ascii="Bookman Old Style" w:eastAsia="Bookman Old Style" w:hAnsi="Bookman Old Style" w:cs="Bookman Old Style"/>
-          <w:sz w:val="24"/>
-          <w:szCs w:val="24"/>
-        </w:rPr>
-        <w:t xml:space="preserve"> </w:t>
-      </w:r>
-      <w:proofErr w:type="spellStart"/>
-      <w:r>
-        <w:rPr>
-          <w:rFonts w:ascii="Bookman Old Style" w:eastAsia="Bookman Old Style" w:hAnsi="Bookman Old Style" w:cs="Bookman Old Style"/>
-          <w:sz w:val="24"/>
-          <w:szCs w:val="24"/>
-        </w:rPr>
-        <w:t>besar</w:t>
-      </w:r>
-      <w:proofErr w:type="spellEnd"/>
+      <w:r>
+        <w:rPr>
+          <w:rFonts w:ascii="Bookman Old Style" w:eastAsia="Bookman Old Style" w:hAnsi="Bookman Old Style" w:cs="Bookman Old Style"/>
+          <w:sz w:val="24"/>
+          <w:szCs w:val="24"/>
+        </w:rPr>
+        <w:t>SLS/Sub-SLS dan/atau usaha besar</w:t>
+      </w:r>
       <w:r>
         <w:rPr>
           <w:rFonts w:ascii="Bookman Old Style" w:eastAsia="Bookman Old Style" w:hAnsi="Bookman Old Style" w:cs="Bookman Old Style"/>
@@ -2975,287 +2508,7 @@
           <w:sz w:val="24"/>
           <w:szCs w:val="24"/>
         </w:rPr>
-        <w:t xml:space="preserve"> </w:t>
-      </w:r>
-      <w:proofErr w:type="spellStart"/>
-      <w:r>
-        <w:rPr>
-          <w:rFonts w:ascii="Bookman Old Style" w:eastAsia="Bookman Old Style" w:hAnsi="Bookman Old Style" w:cs="Bookman Old Style"/>
-          <w:color w:val="000000"/>
-          <w:sz w:val="24"/>
-          <w:szCs w:val="24"/>
-        </w:rPr>
-        <w:t>telah</w:t>
-      </w:r>
-      <w:proofErr w:type="spellEnd"/>
-      <w:r>
-        <w:rPr>
-          <w:rFonts w:ascii="Bookman Old Style" w:eastAsia="Bookman Old Style" w:hAnsi="Bookman Old Style" w:cs="Bookman Old Style"/>
-          <w:color w:val="000000"/>
-          <w:sz w:val="24"/>
-          <w:szCs w:val="24"/>
-        </w:rPr>
-        <w:t xml:space="preserve"> </w:t>
-      </w:r>
-      <w:proofErr w:type="spellStart"/>
-      <w:r>
-        <w:rPr>
-          <w:rFonts w:ascii="Bookman Old Style" w:eastAsia="Bookman Old Style" w:hAnsi="Bookman Old Style" w:cs="Bookman Old Style"/>
-          <w:color w:val="000000"/>
-          <w:sz w:val="24"/>
-          <w:szCs w:val="24"/>
-        </w:rPr>
-        <w:t>menyelesaikan</w:t>
-      </w:r>
-      <w:proofErr w:type="spellEnd"/>
-      <w:r>
-        <w:rPr>
-          <w:rFonts w:ascii="Bookman Old Style" w:eastAsia="Bookman Old Style" w:hAnsi="Bookman Old Style" w:cs="Bookman Old Style"/>
-          <w:color w:val="000000"/>
-          <w:sz w:val="24"/>
-          <w:szCs w:val="24"/>
-        </w:rPr>
-        <w:t xml:space="preserve"> </w:t>
-      </w:r>
-      <w:proofErr w:type="spellStart"/>
-      <w:r>
-        <w:rPr>
-          <w:rFonts w:ascii="Bookman Old Style" w:eastAsia="Bookman Old Style" w:hAnsi="Bookman Old Style" w:cs="Bookman Old Style"/>
-          <w:color w:val="000000"/>
-          <w:sz w:val="24"/>
-          <w:szCs w:val="24"/>
-        </w:rPr>
-        <w:t>pekerjaan</w:t>
-      </w:r>
-      <w:proofErr w:type="spellEnd"/>
-      <w:r>
-        <w:rPr>
-          <w:rFonts w:ascii="Bookman Old Style" w:eastAsia="Bookman Old Style" w:hAnsi="Bookman Old Style" w:cs="Bookman Old Style"/>
-          <w:color w:val="000000"/>
-          <w:sz w:val="24"/>
-          <w:szCs w:val="24"/>
-        </w:rPr>
-        <w:t xml:space="preserve"> </w:t>
-      </w:r>
-      <w:proofErr w:type="spellStart"/>
-      <w:r>
-        <w:rPr>
-          <w:rFonts w:ascii="Bookman Old Style" w:eastAsia="Bookman Old Style" w:hAnsi="Bookman Old Style" w:cs="Bookman Old Style"/>
-          <w:color w:val="000000"/>
-          <w:sz w:val="24"/>
-          <w:szCs w:val="24"/>
-        </w:rPr>
-        <w:t>termin</w:t>
-      </w:r>
-      <w:proofErr w:type="spellEnd"/>
-      <w:r>
-        <w:rPr>
-          <w:rFonts w:ascii="Bookman Old Style" w:eastAsia="Bookman Old Style" w:hAnsi="Bookman Old Style" w:cs="Bookman Old Style"/>
-          <w:color w:val="000000"/>
-          <w:sz w:val="24"/>
-          <w:szCs w:val="24"/>
-        </w:rPr>
-        <w:t xml:space="preserve"> II </w:t>
-      </w:r>
-      <w:proofErr w:type="spellStart"/>
-      <w:r>
-        <w:rPr>
-          <w:rFonts w:ascii="Bookman Old Style" w:eastAsia="Bookman Old Style" w:hAnsi="Bookman Old Style" w:cs="Bookman Old Style"/>
-          <w:color w:val="000000"/>
-          <w:sz w:val="24"/>
-          <w:szCs w:val="24"/>
-        </w:rPr>
-        <w:t>Pendataan</w:t>
-      </w:r>
-      <w:proofErr w:type="spellEnd"/>
-      <w:r>
-        <w:rPr>
-          <w:rFonts w:ascii="Bookman Old Style" w:eastAsia="Bookman Old Style" w:hAnsi="Bookman Old Style" w:cs="Bookman Old Style"/>
-          <w:color w:val="000000"/>
-          <w:sz w:val="24"/>
-          <w:szCs w:val="24"/>
-        </w:rPr>
-        <w:t xml:space="preserve"> Lapangan Sensus Ekonomi 2026 </w:t>
-      </w:r>
-      <w:proofErr w:type="spellStart"/>
-      <w:r>
-        <w:rPr>
-          <w:rFonts w:ascii="Bookman Old Style" w:eastAsia="Bookman Old Style" w:hAnsi="Bookman Old Style" w:cs="Bookman Old Style"/>
-          <w:color w:val="000000"/>
-          <w:sz w:val="24"/>
-          <w:szCs w:val="24"/>
-        </w:rPr>
-        <w:t>berdasarkan</w:t>
-      </w:r>
-      <w:proofErr w:type="spellEnd"/>
-      <w:r>
-        <w:rPr>
-          <w:rFonts w:ascii="Bookman Old Style" w:eastAsia="Bookman Old Style" w:hAnsi="Bookman Old Style" w:cs="Bookman Old Style"/>
-          <w:color w:val="000000"/>
-          <w:sz w:val="24"/>
-          <w:szCs w:val="24"/>
-        </w:rPr>
-        <w:t xml:space="preserve"> </w:t>
-      </w:r>
-      <w:proofErr w:type="spellStart"/>
-      <w:r>
-        <w:rPr>
-          <w:rFonts w:ascii="Bookman Old Style" w:eastAsia="Bookman Old Style" w:hAnsi="Bookman Old Style" w:cs="Bookman Old Style"/>
-          <w:color w:val="000000"/>
-          <w:sz w:val="24"/>
-          <w:szCs w:val="24"/>
-        </w:rPr>
-        <w:t>hasil</w:t>
-      </w:r>
-      <w:proofErr w:type="spellEnd"/>
-      <w:r>
-        <w:rPr>
-          <w:rFonts w:ascii="Bookman Old Style" w:eastAsia="Bookman Old Style" w:hAnsi="Bookman Old Style" w:cs="Bookman Old Style"/>
-          <w:color w:val="000000"/>
-          <w:sz w:val="24"/>
-          <w:szCs w:val="24"/>
-        </w:rPr>
-        <w:t xml:space="preserve"> </w:t>
-      </w:r>
-      <w:proofErr w:type="spellStart"/>
-      <w:r>
-        <w:rPr>
-          <w:rFonts w:ascii="Bookman Old Style" w:eastAsia="Bookman Old Style" w:hAnsi="Bookman Old Style" w:cs="Bookman Old Style"/>
-          <w:color w:val="000000"/>
-          <w:sz w:val="24"/>
-          <w:szCs w:val="24"/>
-        </w:rPr>
-        <w:t>pemeriksaan</w:t>
-      </w:r>
-      <w:proofErr w:type="spellEnd"/>
-      <w:r>
-        <w:rPr>
-          <w:rFonts w:ascii="Bookman Old Style" w:eastAsia="Bookman Old Style" w:hAnsi="Bookman Old Style" w:cs="Bookman Old Style"/>
-          <w:color w:val="000000"/>
-          <w:sz w:val="24"/>
-          <w:szCs w:val="24"/>
-        </w:rPr>
-        <w:t xml:space="preserve"> dan </w:t>
-      </w:r>
-      <w:proofErr w:type="spellStart"/>
-      <w:r>
-        <w:rPr>
-          <w:rFonts w:ascii="Bookman Old Style" w:eastAsia="Bookman Old Style" w:hAnsi="Bookman Old Style" w:cs="Bookman Old Style"/>
-          <w:color w:val="000000"/>
-          <w:sz w:val="24"/>
-          <w:szCs w:val="24"/>
-        </w:rPr>
-        <w:t>evaluasi</w:t>
-      </w:r>
-      <w:proofErr w:type="spellEnd"/>
-      <w:r>
-        <w:rPr>
-          <w:rFonts w:ascii="Bookman Old Style" w:eastAsia="Bookman Old Style" w:hAnsi="Bookman Old Style" w:cs="Bookman Old Style"/>
-          <w:color w:val="000000"/>
-          <w:sz w:val="24"/>
-          <w:szCs w:val="24"/>
-        </w:rPr>
-        <w:t xml:space="preserve"> </w:t>
-      </w:r>
-      <w:proofErr w:type="spellStart"/>
-      <w:r>
-        <w:rPr>
-          <w:rFonts w:ascii="Bookman Old Style" w:eastAsia="Bookman Old Style" w:hAnsi="Bookman Old Style" w:cs="Bookman Old Style"/>
-          <w:color w:val="000000"/>
-          <w:sz w:val="24"/>
-          <w:szCs w:val="24"/>
-        </w:rPr>
-        <w:t>pekerjaan</w:t>
-      </w:r>
-      <w:proofErr w:type="spellEnd"/>
-      <w:r>
-        <w:rPr>
-          <w:rFonts w:ascii="Bookman Old Style" w:eastAsia="Bookman Old Style" w:hAnsi="Bookman Old Style" w:cs="Bookman Old Style"/>
-          <w:color w:val="000000"/>
-          <w:sz w:val="24"/>
-          <w:szCs w:val="24"/>
-        </w:rPr>
-        <w:t xml:space="preserve"> </w:t>
-      </w:r>
-      <w:proofErr w:type="spellStart"/>
-      <w:r>
-        <w:rPr>
-          <w:rFonts w:ascii="Bookman Old Style" w:eastAsia="Bookman Old Style" w:hAnsi="Bookman Old Style" w:cs="Bookman Old Style"/>
-          <w:color w:val="000000"/>
-          <w:sz w:val="24"/>
-          <w:szCs w:val="24"/>
-        </w:rPr>
-        <w:t>sebagaimana</w:t>
-      </w:r>
-      <w:proofErr w:type="spellEnd"/>
-      <w:r>
-        <w:rPr>
-          <w:rFonts w:ascii="Bookman Old Style" w:eastAsia="Bookman Old Style" w:hAnsi="Bookman Old Style" w:cs="Bookman Old Style"/>
-          <w:color w:val="000000"/>
-          <w:sz w:val="24"/>
-          <w:szCs w:val="24"/>
-        </w:rPr>
-        <w:t xml:space="preserve"> </w:t>
-      </w:r>
-      <w:proofErr w:type="spellStart"/>
-      <w:r>
-        <w:rPr>
-          <w:rFonts w:ascii="Bookman Old Style" w:eastAsia="Bookman Old Style" w:hAnsi="Bookman Old Style" w:cs="Bookman Old Style"/>
-          <w:color w:val="000000"/>
-          <w:sz w:val="24"/>
-          <w:szCs w:val="24"/>
-        </w:rPr>
-        <w:t>tercantum</w:t>
-      </w:r>
-      <w:proofErr w:type="spellEnd"/>
-      <w:r>
-        <w:rPr>
-          <w:rFonts w:ascii="Bookman Old Style" w:eastAsia="Bookman Old Style" w:hAnsi="Bookman Old Style" w:cs="Bookman Old Style"/>
-          <w:color w:val="000000"/>
-          <w:sz w:val="24"/>
-          <w:szCs w:val="24"/>
-        </w:rPr>
-        <w:t xml:space="preserve"> </w:t>
-      </w:r>
-      <w:proofErr w:type="spellStart"/>
-      <w:r>
-        <w:rPr>
-          <w:rFonts w:ascii="Bookman Old Style" w:eastAsia="Bookman Old Style" w:hAnsi="Bookman Old Style" w:cs="Bookman Old Style"/>
-          <w:color w:val="000000"/>
-          <w:sz w:val="24"/>
-          <w:szCs w:val="24"/>
-        </w:rPr>
-        <w:t>dalam</w:t>
-      </w:r>
-      <w:proofErr w:type="spellEnd"/>
-      <w:r>
-        <w:rPr>
-          <w:rFonts w:ascii="Bookman Old Style" w:eastAsia="Bookman Old Style" w:hAnsi="Bookman Old Style" w:cs="Bookman Old Style"/>
-          <w:color w:val="000000"/>
-          <w:sz w:val="24"/>
-          <w:szCs w:val="24"/>
-        </w:rPr>
-        <w:t xml:space="preserve"> </w:t>
-      </w:r>
-      <w:proofErr w:type="spellStart"/>
-      <w:r>
-        <w:rPr>
-          <w:rFonts w:ascii="Bookman Old Style" w:eastAsia="Bookman Old Style" w:hAnsi="Bookman Old Style" w:cs="Bookman Old Style"/>
-          <w:color w:val="000000"/>
-          <w:sz w:val="24"/>
-          <w:szCs w:val="24"/>
-        </w:rPr>
-        <w:t>lampiran</w:t>
-      </w:r>
-      <w:proofErr w:type="spellEnd"/>
-      <w:r>
-        <w:rPr>
-          <w:rFonts w:ascii="Bookman Old Style" w:eastAsia="Bookman Old Style" w:hAnsi="Bookman Old Style" w:cs="Bookman Old Style"/>
-          <w:color w:val="000000"/>
-          <w:sz w:val="24"/>
-          <w:szCs w:val="24"/>
-        </w:rPr>
-        <w:t>. </w:t>
+        <w:t xml:space="preserve"> telah menyelesaikan pekerjaan termin II Pendataan Lapangan Sensus Ekonomi 2026 berdasarkan hasil pemeriksaan dan evaluasi pekerjaan sebagaimana tercantum dalam lampiran. </w:t>
       </w:r>
     </w:p>
     <w:p>
@@ -3274,7 +2527,6 @@
           <w:szCs w:val="24"/>
         </w:rPr>
       </w:pPr>
-      <w:proofErr w:type="spellStart"/>
       <w:r>
         <w:rPr>
           <w:rFonts w:ascii="Bookman Old Style" w:eastAsia="Bookman Old Style" w:hAnsi="Bookman Old Style" w:cs="Bookman Old Style"/>
@@ -3282,77 +2534,7 @@
           <w:sz w:val="24"/>
           <w:szCs w:val="24"/>
         </w:rPr>
-        <w:t>Berdasarkan</w:t>
-      </w:r>
-      <w:proofErr w:type="spellEnd"/>
-      <w:r>
-        <w:rPr>
-          <w:rFonts w:ascii="Bookman Old Style" w:eastAsia="Bookman Old Style" w:hAnsi="Bookman Old Style" w:cs="Bookman Old Style"/>
-          <w:color w:val="000000"/>
-          <w:sz w:val="24"/>
-          <w:szCs w:val="24"/>
-        </w:rPr>
-        <w:t xml:space="preserve"> </w:t>
-      </w:r>
-      <w:proofErr w:type="spellStart"/>
-      <w:r>
-        <w:rPr>
-          <w:rFonts w:ascii="Bookman Old Style" w:eastAsia="Bookman Old Style" w:hAnsi="Bookman Old Style" w:cs="Bookman Old Style"/>
-          <w:color w:val="000000"/>
-          <w:sz w:val="24"/>
-          <w:szCs w:val="24"/>
-        </w:rPr>
-        <w:t>angka</w:t>
-      </w:r>
-      <w:proofErr w:type="spellEnd"/>
-      <w:r>
-        <w:rPr>
-          <w:rFonts w:ascii="Bookman Old Style" w:eastAsia="Bookman Old Style" w:hAnsi="Bookman Old Style" w:cs="Bookman Old Style"/>
-          <w:color w:val="000000"/>
-          <w:sz w:val="24"/>
-          <w:szCs w:val="24"/>
-        </w:rPr>
-        <w:t xml:space="preserve"> 2 </w:t>
-      </w:r>
-      <w:proofErr w:type="spellStart"/>
-      <w:r>
-        <w:rPr>
-          <w:rFonts w:ascii="Bookman Old Style" w:eastAsia="Bookman Old Style" w:hAnsi="Bookman Old Style" w:cs="Bookman Old Style"/>
-          <w:color w:val="000000"/>
-          <w:sz w:val="24"/>
-          <w:szCs w:val="24"/>
-        </w:rPr>
-        <w:t>tersebut</w:t>
-      </w:r>
-      <w:proofErr w:type="spellEnd"/>
-      <w:r>
-        <w:rPr>
-          <w:rFonts w:ascii="Bookman Old Style" w:eastAsia="Bookman Old Style" w:hAnsi="Bookman Old Style" w:cs="Bookman Old Style"/>
-          <w:color w:val="000000"/>
-          <w:sz w:val="24"/>
-          <w:szCs w:val="24"/>
-        </w:rPr>
-        <w:t xml:space="preserve"> di </w:t>
-      </w:r>
-      <w:proofErr w:type="spellStart"/>
-      <w:r>
-        <w:rPr>
-          <w:rFonts w:ascii="Bookman Old Style" w:eastAsia="Bookman Old Style" w:hAnsi="Bookman Old Style" w:cs="Bookman Old Style"/>
-          <w:color w:val="000000"/>
-          <w:sz w:val="24"/>
-          <w:szCs w:val="24"/>
-        </w:rPr>
-        <w:t>atas</w:t>
-      </w:r>
-      <w:proofErr w:type="spellEnd"/>
-      <w:r>
-        <w:rPr>
-          <w:rFonts w:ascii="Bookman Old Style" w:eastAsia="Bookman Old Style" w:hAnsi="Bookman Old Style" w:cs="Bookman Old Style"/>
-          <w:color w:val="000000"/>
-          <w:sz w:val="24"/>
-          <w:szCs w:val="24"/>
-        </w:rPr>
-        <w:t xml:space="preserve">, </w:t>
+        <w:t xml:space="preserve">Berdasarkan angka 2 tersebut di atas, </w:t>
       </w:r>
       <w:r>
         <w:rPr>
@@ -3372,107 +2554,7 @@
           <w:sz w:val="24"/>
           <w:szCs w:val="24"/>
         </w:rPr>
-        <w:t xml:space="preserve"> </w:t>
-      </w:r>
-      <w:proofErr w:type="spellStart"/>
-      <w:r>
-        <w:rPr>
-          <w:rFonts w:ascii="Bookman Old Style" w:eastAsia="Bookman Old Style" w:hAnsi="Bookman Old Style" w:cs="Bookman Old Style"/>
-          <w:color w:val="000000"/>
-          <w:sz w:val="24"/>
-          <w:szCs w:val="24"/>
-        </w:rPr>
-        <w:t>menyerahkan</w:t>
-      </w:r>
-      <w:proofErr w:type="spellEnd"/>
-      <w:r>
-        <w:rPr>
-          <w:rFonts w:ascii="Bookman Old Style" w:eastAsia="Bookman Old Style" w:hAnsi="Bookman Old Style" w:cs="Bookman Old Style"/>
-          <w:color w:val="000000"/>
-          <w:sz w:val="24"/>
-          <w:szCs w:val="24"/>
-        </w:rPr>
-        <w:t xml:space="preserve"> </w:t>
-      </w:r>
-      <w:proofErr w:type="spellStart"/>
-      <w:r>
-        <w:rPr>
-          <w:rFonts w:ascii="Bookman Old Style" w:eastAsia="Bookman Old Style" w:hAnsi="Bookman Old Style" w:cs="Bookman Old Style"/>
-          <w:color w:val="000000"/>
-          <w:sz w:val="24"/>
-          <w:szCs w:val="24"/>
-        </w:rPr>
-        <w:t>hasil</w:t>
-      </w:r>
-      <w:proofErr w:type="spellEnd"/>
-      <w:r>
-        <w:rPr>
-          <w:rFonts w:ascii="Bookman Old Style" w:eastAsia="Bookman Old Style" w:hAnsi="Bookman Old Style" w:cs="Bookman Old Style"/>
-          <w:color w:val="000000"/>
-          <w:sz w:val="24"/>
-          <w:szCs w:val="24"/>
-        </w:rPr>
-        <w:t xml:space="preserve"> </w:t>
-      </w:r>
-      <w:proofErr w:type="spellStart"/>
-      <w:r>
-        <w:rPr>
-          <w:rFonts w:ascii="Bookman Old Style" w:eastAsia="Bookman Old Style" w:hAnsi="Bookman Old Style" w:cs="Bookman Old Style"/>
-          <w:color w:val="000000"/>
-          <w:sz w:val="24"/>
-          <w:szCs w:val="24"/>
-        </w:rPr>
-        <w:t>pekerjaan</w:t>
-      </w:r>
-      <w:proofErr w:type="spellEnd"/>
-      <w:r>
-        <w:rPr>
-          <w:rFonts w:ascii="Bookman Old Style" w:eastAsia="Bookman Old Style" w:hAnsi="Bookman Old Style" w:cs="Bookman Old Style"/>
-          <w:color w:val="000000"/>
-          <w:sz w:val="24"/>
-          <w:szCs w:val="24"/>
-        </w:rPr>
-        <w:t xml:space="preserve"> </w:t>
-      </w:r>
-      <w:proofErr w:type="spellStart"/>
-      <w:r>
-        <w:rPr>
-          <w:rFonts w:ascii="Bookman Old Style" w:eastAsia="Bookman Old Style" w:hAnsi="Bookman Old Style" w:cs="Bookman Old Style"/>
-          <w:color w:val="000000"/>
-          <w:sz w:val="24"/>
-          <w:szCs w:val="24"/>
-        </w:rPr>
-        <w:t>Pendataan</w:t>
-      </w:r>
-      <w:proofErr w:type="spellEnd"/>
-      <w:r>
-        <w:rPr>
-          <w:rFonts w:ascii="Bookman Old Style" w:eastAsia="Bookman Old Style" w:hAnsi="Bookman Old Style" w:cs="Bookman Old Style"/>
-          <w:color w:val="000000"/>
-          <w:sz w:val="24"/>
-          <w:szCs w:val="24"/>
-        </w:rPr>
-        <w:t xml:space="preserve"> Lapangan Sensus Ekonomi 2026 </w:t>
-      </w:r>
-      <w:proofErr w:type="spellStart"/>
-      <w:r>
-        <w:rPr>
-          <w:rFonts w:ascii="Bookman Old Style" w:eastAsia="Bookman Old Style" w:hAnsi="Bookman Old Style" w:cs="Bookman Old Style"/>
-          <w:color w:val="000000"/>
-          <w:sz w:val="24"/>
-          <w:szCs w:val="24"/>
-        </w:rPr>
-        <w:t>kepada</w:t>
-      </w:r>
-      <w:proofErr w:type="spellEnd"/>
-      <w:r>
-        <w:rPr>
-          <w:rFonts w:ascii="Bookman Old Style" w:eastAsia="Bookman Old Style" w:hAnsi="Bookman Old Style" w:cs="Bookman Old Style"/>
-          <w:color w:val="000000"/>
-          <w:sz w:val="24"/>
-          <w:szCs w:val="24"/>
-        </w:rPr>
-        <w:t xml:space="preserve"> </w:t>
+        <w:t xml:space="preserve"> menyerahkan hasil pekerjaan Pendataan Lapangan Sensus Ekonomi 2026 kepada </w:t>
       </w:r>
       <w:r>
         <w:rPr>
@@ -3512,167 +2594,7 @@
           <w:sz w:val="24"/>
           <w:szCs w:val="24"/>
         </w:rPr>
-        <w:t xml:space="preserve"> </w:t>
-      </w:r>
-      <w:proofErr w:type="spellStart"/>
-      <w:r>
-        <w:rPr>
-          <w:rFonts w:ascii="Bookman Old Style" w:eastAsia="Bookman Old Style" w:hAnsi="Bookman Old Style" w:cs="Bookman Old Style"/>
-          <w:color w:val="000000"/>
-          <w:sz w:val="24"/>
-          <w:szCs w:val="24"/>
-        </w:rPr>
-        <w:t>menerima</w:t>
-      </w:r>
-      <w:proofErr w:type="spellEnd"/>
-      <w:r>
-        <w:rPr>
-          <w:rFonts w:ascii="Bookman Old Style" w:eastAsia="Bookman Old Style" w:hAnsi="Bookman Old Style" w:cs="Bookman Old Style"/>
-          <w:color w:val="000000"/>
-          <w:sz w:val="24"/>
-          <w:szCs w:val="24"/>
-        </w:rPr>
-        <w:t xml:space="preserve"> </w:t>
-      </w:r>
-      <w:proofErr w:type="spellStart"/>
-      <w:r>
-        <w:rPr>
-          <w:rFonts w:ascii="Bookman Old Style" w:eastAsia="Bookman Old Style" w:hAnsi="Bookman Old Style" w:cs="Bookman Old Style"/>
-          <w:color w:val="000000"/>
-          <w:sz w:val="24"/>
-          <w:szCs w:val="24"/>
-        </w:rPr>
-        <w:t>hasil</w:t>
-      </w:r>
-      <w:proofErr w:type="spellEnd"/>
-      <w:r>
-        <w:rPr>
-          <w:rFonts w:ascii="Bookman Old Style" w:eastAsia="Bookman Old Style" w:hAnsi="Bookman Old Style" w:cs="Bookman Old Style"/>
-          <w:color w:val="000000"/>
-          <w:sz w:val="24"/>
-          <w:szCs w:val="24"/>
-        </w:rPr>
-        <w:t xml:space="preserve"> </w:t>
-      </w:r>
-      <w:proofErr w:type="spellStart"/>
-      <w:r>
-        <w:rPr>
-          <w:rFonts w:ascii="Bookman Old Style" w:eastAsia="Bookman Old Style" w:hAnsi="Bookman Old Style" w:cs="Bookman Old Style"/>
-          <w:color w:val="000000"/>
-          <w:sz w:val="24"/>
-          <w:szCs w:val="24"/>
-        </w:rPr>
-        <w:t>pekerjaan</w:t>
-      </w:r>
-      <w:proofErr w:type="spellEnd"/>
-      <w:r>
-        <w:rPr>
-          <w:rFonts w:ascii="Bookman Old Style" w:eastAsia="Bookman Old Style" w:hAnsi="Bookman Old Style" w:cs="Bookman Old Style"/>
-          <w:color w:val="000000"/>
-          <w:sz w:val="24"/>
-          <w:szCs w:val="24"/>
-        </w:rPr>
-        <w:t xml:space="preserve"> </w:t>
-      </w:r>
-      <w:proofErr w:type="spellStart"/>
-      <w:r>
-        <w:rPr>
-          <w:rFonts w:ascii="Bookman Old Style" w:eastAsia="Bookman Old Style" w:hAnsi="Bookman Old Style" w:cs="Bookman Old Style"/>
-          <w:color w:val="000000"/>
-          <w:sz w:val="24"/>
-          <w:szCs w:val="24"/>
-        </w:rPr>
-        <w:t>tersebut</w:t>
-      </w:r>
-      <w:proofErr w:type="spellEnd"/>
-      <w:r>
-        <w:rPr>
-          <w:rFonts w:ascii="Bookman Old Style" w:eastAsia="Bookman Old Style" w:hAnsi="Bookman Old Style" w:cs="Bookman Old Style"/>
-          <w:color w:val="000000"/>
-          <w:sz w:val="24"/>
-          <w:szCs w:val="24"/>
-        </w:rPr>
-        <w:t xml:space="preserve"> yang </w:t>
-      </w:r>
-      <w:proofErr w:type="spellStart"/>
-      <w:r>
-        <w:rPr>
-          <w:rFonts w:ascii="Bookman Old Style" w:eastAsia="Bookman Old Style" w:hAnsi="Bookman Old Style" w:cs="Bookman Old Style"/>
-          <w:color w:val="000000"/>
-          <w:sz w:val="24"/>
-          <w:szCs w:val="24"/>
-        </w:rPr>
-        <w:t>telah</w:t>
-      </w:r>
-      <w:proofErr w:type="spellEnd"/>
-      <w:r>
-        <w:rPr>
-          <w:rFonts w:ascii="Bookman Old Style" w:eastAsia="Bookman Old Style" w:hAnsi="Bookman Old Style" w:cs="Bookman Old Style"/>
-          <w:color w:val="000000"/>
-          <w:sz w:val="24"/>
-          <w:szCs w:val="24"/>
-        </w:rPr>
-        <w:t xml:space="preserve"> </w:t>
-      </w:r>
-      <w:proofErr w:type="spellStart"/>
-      <w:r>
-        <w:rPr>
-          <w:rFonts w:ascii="Bookman Old Style" w:eastAsia="Bookman Old Style" w:hAnsi="Bookman Old Style" w:cs="Bookman Old Style"/>
-          <w:color w:val="000000"/>
-          <w:sz w:val="24"/>
-          <w:szCs w:val="24"/>
-        </w:rPr>
-        <w:t>sesuai</w:t>
-      </w:r>
-      <w:proofErr w:type="spellEnd"/>
-      <w:r>
-        <w:rPr>
-          <w:rFonts w:ascii="Bookman Old Style" w:eastAsia="Bookman Old Style" w:hAnsi="Bookman Old Style" w:cs="Bookman Old Style"/>
-          <w:color w:val="000000"/>
-          <w:sz w:val="24"/>
-          <w:szCs w:val="24"/>
-        </w:rPr>
-        <w:t xml:space="preserve"> </w:t>
-      </w:r>
-      <w:proofErr w:type="spellStart"/>
-      <w:r>
-        <w:rPr>
-          <w:rFonts w:ascii="Bookman Old Style" w:eastAsia="Bookman Old Style" w:hAnsi="Bookman Old Style" w:cs="Bookman Old Style"/>
-          <w:color w:val="000000"/>
-          <w:sz w:val="24"/>
-          <w:szCs w:val="24"/>
-        </w:rPr>
-        <w:t>dengan</w:t>
-      </w:r>
-      <w:proofErr w:type="spellEnd"/>
-      <w:r>
-        <w:rPr>
-          <w:rFonts w:ascii="Bookman Old Style" w:eastAsia="Bookman Old Style" w:hAnsi="Bookman Old Style" w:cs="Bookman Old Style"/>
-          <w:color w:val="000000"/>
-          <w:sz w:val="24"/>
-          <w:szCs w:val="24"/>
-        </w:rPr>
-        <w:t xml:space="preserve"> </w:t>
-      </w:r>
-      <w:proofErr w:type="spellStart"/>
-      <w:r>
-        <w:rPr>
-          <w:rFonts w:ascii="Bookman Old Style" w:eastAsia="Bookman Old Style" w:hAnsi="Bookman Old Style" w:cs="Bookman Old Style"/>
-          <w:color w:val="000000"/>
-          <w:sz w:val="24"/>
-          <w:szCs w:val="24"/>
-        </w:rPr>
-        <w:t>seharusnya</w:t>
-      </w:r>
-      <w:proofErr w:type="spellEnd"/>
-      <w:r>
-        <w:rPr>
-          <w:rFonts w:ascii="Bookman Old Style" w:eastAsia="Bookman Old Style" w:hAnsi="Bookman Old Style" w:cs="Bookman Old Style"/>
-          <w:color w:val="000000"/>
-          <w:sz w:val="24"/>
-          <w:szCs w:val="24"/>
-        </w:rPr>
-        <w:t>;</w:t>
+        <w:t xml:space="preserve"> menerima hasil pekerjaan tersebut yang telah sesuai dengan seharusnya;</w:t>
       </w:r>
     </w:p>
     <w:p>
@@ -3698,9 +2620,8 @@
           <w:sz w:val="24"/>
           <w:szCs w:val="24"/>
         </w:rPr>
-        <w:t xml:space="preserve">Hasil </w:t>
-      </w:r>
-      <w:proofErr w:type="spellStart"/>
+        <w:t xml:space="preserve">Hasil pekerjaan Pendataan Lapangan Sensus Ekonomi 2026 sebagaimana dimaksud dalam angka 3, berupa dokumen hasil Pendataan Lapangan Sensus Ekonomi 2026, sejumlah </w:t>
+      </w:r>
       <w:r>
         <w:rPr>
           <w:rFonts w:ascii="Bookman Old Style" w:eastAsia="Bookman Old Style" w:hAnsi="Bookman Old Style" w:cs="Bookman Old Style"/>
@@ -3708,9 +2629,8 @@
           <w:sz w:val="24"/>
           <w:szCs w:val="24"/>
         </w:rPr>
-        <w:t>pekerjaan</w:t>
-      </w:r>
-      <w:proofErr w:type="spellEnd"/>
+        <w:t>{s</w:t>
+      </w:r>
       <w:r>
         <w:rPr>
           <w:rFonts w:ascii="Bookman Old Style" w:eastAsia="Bookman Old Style" w:hAnsi="Bookman Old Style" w:cs="Bookman Old Style"/>
@@ -3718,309 +2638,34 @@
           <w:sz w:val="24"/>
           <w:szCs w:val="24"/>
         </w:rPr>
+        <w:t>ls_ongoing</w:t>
+      </w:r>
+      <w:r>
+        <w:rPr>
+          <w:rFonts w:ascii="Bookman Old Style" w:eastAsia="Bookman Old Style" w:hAnsi="Bookman Old Style" w:cs="Bookman Old Style"/>
+          <w:color w:val="000000"/>
+          <w:sz w:val="24"/>
+          <w:szCs w:val="24"/>
+        </w:rPr>
+        <w:t>}</w:t>
+      </w:r>
+      <w:r>
+        <w:rPr>
+          <w:rFonts w:ascii="Bookman Old Style" w:eastAsia="Bookman Old Style" w:hAnsi="Bookman Old Style" w:cs="Bookman Old Style"/>
+          <w:color w:val="000000"/>
+          <w:sz w:val="24"/>
+          <w:szCs w:val="24"/>
+        </w:rPr>
         <w:t xml:space="preserve"> </w:t>
       </w:r>
-      <w:proofErr w:type="spellStart"/>
-      <w:r>
-        <w:rPr>
-          <w:rFonts w:ascii="Bookman Old Style" w:eastAsia="Bookman Old Style" w:hAnsi="Bookman Old Style" w:cs="Bookman Old Style"/>
-          <w:color w:val="000000"/>
-          <w:sz w:val="24"/>
-          <w:szCs w:val="24"/>
-        </w:rPr>
-        <w:t>Pendataan</w:t>
-      </w:r>
-      <w:proofErr w:type="spellEnd"/>
-      <w:r>
-        <w:rPr>
-          <w:rFonts w:ascii="Bookman Old Style" w:eastAsia="Bookman Old Style" w:hAnsi="Bookman Old Style" w:cs="Bookman Old Style"/>
-          <w:color w:val="000000"/>
-          <w:sz w:val="24"/>
-          <w:szCs w:val="24"/>
-        </w:rPr>
-        <w:t xml:space="preserve"> Lapangan Sensus Ekonomi 2026 </w:t>
-      </w:r>
-      <w:proofErr w:type="spellStart"/>
-      <w:r>
-        <w:rPr>
-          <w:rFonts w:ascii="Bookman Old Style" w:eastAsia="Bookman Old Style" w:hAnsi="Bookman Old Style" w:cs="Bookman Old Style"/>
-          <w:color w:val="000000"/>
-          <w:sz w:val="24"/>
-          <w:szCs w:val="24"/>
-        </w:rPr>
-        <w:t>sebagaimana</w:t>
-      </w:r>
-      <w:proofErr w:type="spellEnd"/>
-      <w:r>
-        <w:rPr>
-          <w:rFonts w:ascii="Bookman Old Style" w:eastAsia="Bookman Old Style" w:hAnsi="Bookman Old Style" w:cs="Bookman Old Style"/>
-          <w:color w:val="000000"/>
-          <w:sz w:val="24"/>
-          <w:szCs w:val="24"/>
-        </w:rPr>
-        <w:t xml:space="preserve"> </w:t>
-      </w:r>
-      <w:proofErr w:type="spellStart"/>
-      <w:r>
-        <w:rPr>
-          <w:rFonts w:ascii="Bookman Old Style" w:eastAsia="Bookman Old Style" w:hAnsi="Bookman Old Style" w:cs="Bookman Old Style"/>
-          <w:color w:val="000000"/>
-          <w:sz w:val="24"/>
-          <w:szCs w:val="24"/>
-        </w:rPr>
-        <w:t>dimaksud</w:t>
-      </w:r>
-      <w:proofErr w:type="spellEnd"/>
-      <w:r>
-        <w:rPr>
-          <w:rFonts w:ascii="Bookman Old Style" w:eastAsia="Bookman Old Style" w:hAnsi="Bookman Old Style" w:cs="Bookman Old Style"/>
-          <w:color w:val="000000"/>
-          <w:sz w:val="24"/>
-          <w:szCs w:val="24"/>
-        </w:rPr>
-        <w:t xml:space="preserve"> </w:t>
-      </w:r>
-      <w:proofErr w:type="spellStart"/>
-      <w:r>
-        <w:rPr>
-          <w:rFonts w:ascii="Bookman Old Style" w:eastAsia="Bookman Old Style" w:hAnsi="Bookman Old Style" w:cs="Bookman Old Style"/>
-          <w:color w:val="000000"/>
-          <w:sz w:val="24"/>
-          <w:szCs w:val="24"/>
-        </w:rPr>
-        <w:t>dalam</w:t>
-      </w:r>
-      <w:proofErr w:type="spellEnd"/>
-      <w:r>
-        <w:rPr>
-          <w:rFonts w:ascii="Bookman Old Style" w:eastAsia="Bookman Old Style" w:hAnsi="Bookman Old Style" w:cs="Bookman Old Style"/>
-          <w:color w:val="000000"/>
-          <w:sz w:val="24"/>
-          <w:szCs w:val="24"/>
-        </w:rPr>
-        <w:t xml:space="preserve"> </w:t>
-      </w:r>
-      <w:proofErr w:type="spellStart"/>
-      <w:r>
-        <w:rPr>
-          <w:rFonts w:ascii="Bookman Old Style" w:eastAsia="Bookman Old Style" w:hAnsi="Bookman Old Style" w:cs="Bookman Old Style"/>
-          <w:color w:val="000000"/>
-          <w:sz w:val="24"/>
-          <w:szCs w:val="24"/>
-        </w:rPr>
-        <w:t>angka</w:t>
-      </w:r>
-      <w:proofErr w:type="spellEnd"/>
-      <w:r>
-        <w:rPr>
-          <w:rFonts w:ascii="Bookman Old Style" w:eastAsia="Bookman Old Style" w:hAnsi="Bookman Old Style" w:cs="Bookman Old Style"/>
-          <w:color w:val="000000"/>
-          <w:sz w:val="24"/>
-          <w:szCs w:val="24"/>
-        </w:rPr>
-        <w:t xml:space="preserve"> 3, </w:t>
-      </w:r>
-      <w:proofErr w:type="spellStart"/>
-      <w:r>
-        <w:rPr>
-          <w:rFonts w:ascii="Bookman Old Style" w:eastAsia="Bookman Old Style" w:hAnsi="Bookman Old Style" w:cs="Bookman Old Style"/>
-          <w:color w:val="000000"/>
-          <w:sz w:val="24"/>
-          <w:szCs w:val="24"/>
-        </w:rPr>
-        <w:t>berupa</w:t>
-      </w:r>
-      <w:proofErr w:type="spellEnd"/>
-      <w:r>
-        <w:rPr>
-          <w:rFonts w:ascii="Bookman Old Style" w:eastAsia="Bookman Old Style" w:hAnsi="Bookman Old Style" w:cs="Bookman Old Style"/>
-          <w:color w:val="000000"/>
-          <w:sz w:val="24"/>
-          <w:szCs w:val="24"/>
-        </w:rPr>
-        <w:t xml:space="preserve"> </w:t>
-      </w:r>
-      <w:proofErr w:type="spellStart"/>
-      <w:r>
-        <w:rPr>
-          <w:rFonts w:ascii="Bookman Old Style" w:eastAsia="Bookman Old Style" w:hAnsi="Bookman Old Style" w:cs="Bookman Old Style"/>
-          <w:color w:val="000000"/>
-          <w:sz w:val="24"/>
-          <w:szCs w:val="24"/>
-        </w:rPr>
-        <w:t>dokumen</w:t>
-      </w:r>
-      <w:proofErr w:type="spellEnd"/>
-      <w:r>
-        <w:rPr>
-          <w:rFonts w:ascii="Bookman Old Style" w:eastAsia="Bookman Old Style" w:hAnsi="Bookman Old Style" w:cs="Bookman Old Style"/>
-          <w:color w:val="000000"/>
-          <w:sz w:val="24"/>
-          <w:szCs w:val="24"/>
-        </w:rPr>
-        <w:t xml:space="preserve"> </w:t>
-      </w:r>
-      <w:proofErr w:type="spellStart"/>
-      <w:r>
-        <w:rPr>
-          <w:rFonts w:ascii="Bookman Old Style" w:eastAsia="Bookman Old Style" w:hAnsi="Bookman Old Style" w:cs="Bookman Old Style"/>
-          <w:color w:val="000000"/>
-          <w:sz w:val="24"/>
-          <w:szCs w:val="24"/>
-        </w:rPr>
-        <w:t>hasil</w:t>
-      </w:r>
-      <w:proofErr w:type="spellEnd"/>
-      <w:r>
-        <w:rPr>
-          <w:rFonts w:ascii="Bookman Old Style" w:eastAsia="Bookman Old Style" w:hAnsi="Bookman Old Style" w:cs="Bookman Old Style"/>
-          <w:color w:val="000000"/>
-          <w:sz w:val="24"/>
-          <w:szCs w:val="24"/>
-        </w:rPr>
-        <w:t xml:space="preserve"> </w:t>
-      </w:r>
-      <w:proofErr w:type="spellStart"/>
-      <w:r>
-        <w:rPr>
-          <w:rFonts w:ascii="Bookman Old Style" w:eastAsia="Bookman Old Style" w:hAnsi="Bookman Old Style" w:cs="Bookman Old Style"/>
-          <w:color w:val="000000"/>
-          <w:sz w:val="24"/>
-          <w:szCs w:val="24"/>
-        </w:rPr>
-        <w:t>Pendataan</w:t>
-      </w:r>
-      <w:proofErr w:type="spellEnd"/>
-      <w:r>
-        <w:rPr>
-          <w:rFonts w:ascii="Bookman Old Style" w:eastAsia="Bookman Old Style" w:hAnsi="Bookman Old Style" w:cs="Bookman Old Style"/>
-          <w:color w:val="000000"/>
-          <w:sz w:val="24"/>
-          <w:szCs w:val="24"/>
-        </w:rPr>
-        <w:t xml:space="preserve"> Lapangan Sensus Ekonomi 2026, </w:t>
-      </w:r>
-      <w:proofErr w:type="spellStart"/>
-      <w:r>
-        <w:rPr>
-          <w:rFonts w:ascii="Bookman Old Style" w:eastAsia="Bookman Old Style" w:hAnsi="Bookman Old Style" w:cs="Bookman Old Style"/>
-          <w:color w:val="000000"/>
-          <w:sz w:val="24"/>
-          <w:szCs w:val="24"/>
-        </w:rPr>
-        <w:t>sejumlah</w:t>
-      </w:r>
-      <w:proofErr w:type="spellEnd"/>
-      <w:r>
-        <w:rPr>
-          <w:rFonts w:ascii="Bookman Old Style" w:eastAsia="Bookman Old Style" w:hAnsi="Bookman Old Style" w:cs="Bookman Old Style"/>
-          <w:color w:val="000000"/>
-          <w:sz w:val="24"/>
-          <w:szCs w:val="24"/>
-        </w:rPr>
-        <w:t xml:space="preserve"> </w:t>
-      </w:r>
-      <w:r>
-        <w:rPr>
-          <w:rFonts w:ascii="Bookman Old Style" w:eastAsia="Bookman Old Style" w:hAnsi="Bookman Old Style" w:cs="Bookman Old Style"/>
-          <w:color w:val="000000"/>
-          <w:sz w:val="24"/>
-          <w:szCs w:val="24"/>
-        </w:rPr>
-        <w:t>{</w:t>
-      </w:r>
-      <w:proofErr w:type="spellStart"/>
-      <w:r>
-        <w:rPr>
-          <w:rFonts w:ascii="Bookman Old Style" w:eastAsia="Bookman Old Style" w:hAnsi="Bookman Old Style" w:cs="Bookman Old Style"/>
-          <w:color w:val="000000"/>
-          <w:sz w:val="24"/>
-          <w:szCs w:val="24"/>
-        </w:rPr>
-        <w:t>s</w:t>
-      </w:r>
-      <w:r>
-        <w:rPr>
-          <w:rFonts w:ascii="Bookman Old Style" w:eastAsia="Bookman Old Style" w:hAnsi="Bookman Old Style" w:cs="Bookman Old Style"/>
-          <w:color w:val="000000"/>
-          <w:sz w:val="24"/>
-          <w:szCs w:val="24"/>
-        </w:rPr>
-        <w:t>ls_ongoing</w:t>
-      </w:r>
-      <w:proofErr w:type="spellEnd"/>
-      <w:r>
-        <w:rPr>
-          <w:rFonts w:ascii="Bookman Old Style" w:eastAsia="Bookman Old Style" w:hAnsi="Bookman Old Style" w:cs="Bookman Old Style"/>
-          <w:color w:val="000000"/>
-          <w:sz w:val="24"/>
-          <w:szCs w:val="24"/>
-        </w:rPr>
-        <w:t>}</w:t>
-      </w:r>
-      <w:r>
-        <w:rPr>
-          <w:rFonts w:ascii="Bookman Old Style" w:eastAsia="Bookman Old Style" w:hAnsi="Bookman Old Style" w:cs="Bookman Old Style"/>
-          <w:color w:val="000000"/>
-          <w:sz w:val="24"/>
-          <w:szCs w:val="24"/>
-        </w:rPr>
-        <w:t xml:space="preserve"> </w:t>
-      </w:r>
-      <w:r>
-        <w:rPr>
-          <w:rFonts w:ascii="Bookman Old Style" w:eastAsia="Bookman Old Style" w:hAnsi="Bookman Old Style" w:cs="Bookman Old Style"/>
-          <w:sz w:val="24"/>
-          <w:szCs w:val="24"/>
-        </w:rPr>
-        <w:t>SLS/Sub-SLS dan/</w:t>
-      </w:r>
-      <w:proofErr w:type="spellStart"/>
-      <w:r>
-        <w:rPr>
-          <w:rFonts w:ascii="Bookman Old Style" w:eastAsia="Bookman Old Style" w:hAnsi="Bookman Old Style" w:cs="Bookman Old Style"/>
-          <w:sz w:val="24"/>
-          <w:szCs w:val="24"/>
-        </w:rPr>
-        <w:t>atau</w:t>
-      </w:r>
-      <w:proofErr w:type="spellEnd"/>
-      <w:r>
-        <w:rPr>
-          <w:rFonts w:ascii="Bookman Old Style" w:eastAsia="Bookman Old Style" w:hAnsi="Bookman Old Style" w:cs="Bookman Old Style"/>
-          <w:sz w:val="24"/>
-          <w:szCs w:val="24"/>
-        </w:rPr>
-        <w:t xml:space="preserve"> </w:t>
-      </w:r>
-      <w:proofErr w:type="spellStart"/>
-      <w:r>
-        <w:rPr>
-          <w:rFonts w:ascii="Bookman Old Style" w:eastAsia="Bookman Old Style" w:hAnsi="Bookman Old Style" w:cs="Bookman Old Style"/>
-          <w:sz w:val="24"/>
-          <w:szCs w:val="24"/>
-        </w:rPr>
-        <w:t>usaha</w:t>
-      </w:r>
-      <w:proofErr w:type="spellEnd"/>
-      <w:r>
-        <w:rPr>
-          <w:rFonts w:ascii="Bookman Old Style" w:eastAsia="Bookman Old Style" w:hAnsi="Bookman Old Style" w:cs="Bookman Old Style"/>
-          <w:sz w:val="24"/>
-          <w:szCs w:val="24"/>
-        </w:rPr>
-        <w:t xml:space="preserve"> </w:t>
-      </w:r>
-      <w:proofErr w:type="spellStart"/>
-      <w:r>
-        <w:rPr>
-          <w:rFonts w:ascii="Bookman Old Style" w:eastAsia="Bookman Old Style" w:hAnsi="Bookman Old Style" w:cs="Bookman Old Style"/>
-          <w:sz w:val="24"/>
-          <w:szCs w:val="24"/>
-        </w:rPr>
-        <w:t>besar</w:t>
-      </w:r>
-      <w:proofErr w:type="spellEnd"/>
+      <w:r>
+        <w:rPr>
+          <w:rFonts w:ascii="Bookman Old Style" w:eastAsia="Bookman Old Style" w:hAnsi="Bookman Old Style" w:cs="Bookman Old Style"/>
+          <w:sz w:val="24"/>
+          <w:szCs w:val="24"/>
+        </w:rPr>
+        <w:t>SLS/Sub-SLS dan/atau usaha besar</w:t>
+      </w:r>
       <w:r>
         <w:rPr>
           <w:rFonts w:ascii="Bookman Old Style" w:eastAsia="Bookman Old Style" w:hAnsi="Bookman Old Style" w:cs="Bookman Old Style"/>
@@ -4064,7 +2709,6 @@
         </w:rPr>
         <w:t xml:space="preserve">asil </w:t>
       </w:r>
-      <w:proofErr w:type="spellStart"/>
       <w:r>
         <w:rPr>
           <w:rFonts w:ascii="Bookman Old Style" w:eastAsia="Bookman Old Style" w:hAnsi="Bookman Old Style" w:cs="Bookman Old Style"/>
@@ -4080,9 +2724,8 @@
           <w:sz w:val="24"/>
           <w:szCs w:val="24"/>
         </w:rPr>
-        <w:t>ekerjaan</w:t>
-      </w:r>
-      <w:proofErr w:type="spellEnd"/>
+        <w:t xml:space="preserve">ekerjaan pendataan sebagaimana dimaksud pada angka 4 yang memerlukan pemeriksaan lanjutan, akan dilakukan pengecekan, </w:t>
+      </w:r>
       <w:r>
         <w:rPr>
           <w:rFonts w:ascii="Bookman Old Style" w:eastAsia="Bookman Old Style" w:hAnsi="Bookman Old Style" w:cs="Bookman Old Style"/>
@@ -4090,388 +2733,8 @@
           <w:sz w:val="24"/>
           <w:szCs w:val="24"/>
         </w:rPr>
-        <w:t xml:space="preserve"> </w:t>
-      </w:r>
-      <w:proofErr w:type="spellStart"/>
-      <w:r>
-        <w:rPr>
-          <w:rFonts w:ascii="Bookman Old Style" w:eastAsia="Bookman Old Style" w:hAnsi="Bookman Old Style" w:cs="Bookman Old Style"/>
-          <w:color w:val="000000"/>
-          <w:sz w:val="24"/>
-          <w:szCs w:val="24"/>
-        </w:rPr>
-        <w:t>pendataan</w:t>
-      </w:r>
-      <w:proofErr w:type="spellEnd"/>
-      <w:r>
-        <w:rPr>
-          <w:rFonts w:ascii="Bookman Old Style" w:eastAsia="Bookman Old Style" w:hAnsi="Bookman Old Style" w:cs="Bookman Old Style"/>
-          <w:color w:val="000000"/>
-          <w:sz w:val="24"/>
-          <w:szCs w:val="24"/>
-        </w:rPr>
-        <w:t xml:space="preserve"> </w:t>
-      </w:r>
-      <w:proofErr w:type="spellStart"/>
-      <w:r>
-        <w:rPr>
-          <w:rFonts w:ascii="Bookman Old Style" w:eastAsia="Bookman Old Style" w:hAnsi="Bookman Old Style" w:cs="Bookman Old Style"/>
-          <w:color w:val="000000"/>
-          <w:sz w:val="24"/>
-          <w:szCs w:val="24"/>
-        </w:rPr>
-        <w:t>sebagaimana</w:t>
-      </w:r>
-      <w:proofErr w:type="spellEnd"/>
-      <w:r>
-        <w:rPr>
-          <w:rFonts w:ascii="Bookman Old Style" w:eastAsia="Bookman Old Style" w:hAnsi="Bookman Old Style" w:cs="Bookman Old Style"/>
-          <w:color w:val="000000"/>
-          <w:sz w:val="24"/>
-          <w:szCs w:val="24"/>
-        </w:rPr>
-        <w:t xml:space="preserve"> </w:t>
-      </w:r>
-      <w:proofErr w:type="spellStart"/>
-      <w:r>
-        <w:rPr>
-          <w:rFonts w:ascii="Bookman Old Style" w:eastAsia="Bookman Old Style" w:hAnsi="Bookman Old Style" w:cs="Bookman Old Style"/>
-          <w:color w:val="000000"/>
-          <w:sz w:val="24"/>
-          <w:szCs w:val="24"/>
-        </w:rPr>
-        <w:t>dimaksud</w:t>
-      </w:r>
-      <w:proofErr w:type="spellEnd"/>
-      <w:r>
-        <w:rPr>
-          <w:rFonts w:ascii="Bookman Old Style" w:eastAsia="Bookman Old Style" w:hAnsi="Bookman Old Style" w:cs="Bookman Old Style"/>
-          <w:color w:val="000000"/>
-          <w:sz w:val="24"/>
-          <w:szCs w:val="24"/>
-        </w:rPr>
-        <w:t xml:space="preserve"> pada </w:t>
-      </w:r>
-      <w:proofErr w:type="spellStart"/>
-      <w:r>
-        <w:rPr>
-          <w:rFonts w:ascii="Bookman Old Style" w:eastAsia="Bookman Old Style" w:hAnsi="Bookman Old Style" w:cs="Bookman Old Style"/>
-          <w:color w:val="000000"/>
-          <w:sz w:val="24"/>
-          <w:szCs w:val="24"/>
-        </w:rPr>
-        <w:t>angka</w:t>
-      </w:r>
-      <w:proofErr w:type="spellEnd"/>
-      <w:r>
-        <w:rPr>
-          <w:rFonts w:ascii="Bookman Old Style" w:eastAsia="Bookman Old Style" w:hAnsi="Bookman Old Style" w:cs="Bookman Old Style"/>
-          <w:color w:val="000000"/>
-          <w:sz w:val="24"/>
-          <w:szCs w:val="24"/>
-        </w:rPr>
-        <w:t xml:space="preserve"> 4 yang </w:t>
-      </w:r>
-      <w:proofErr w:type="spellStart"/>
-      <w:r>
-        <w:rPr>
-          <w:rFonts w:ascii="Bookman Old Style" w:eastAsia="Bookman Old Style" w:hAnsi="Bookman Old Style" w:cs="Bookman Old Style"/>
-          <w:color w:val="000000"/>
-          <w:sz w:val="24"/>
-          <w:szCs w:val="24"/>
-        </w:rPr>
-        <w:t>memerlukan</w:t>
-      </w:r>
-      <w:proofErr w:type="spellEnd"/>
-      <w:r>
-        <w:rPr>
-          <w:rFonts w:ascii="Bookman Old Style" w:eastAsia="Bookman Old Style" w:hAnsi="Bookman Old Style" w:cs="Bookman Old Style"/>
-          <w:color w:val="000000"/>
-          <w:sz w:val="24"/>
-          <w:szCs w:val="24"/>
-        </w:rPr>
-        <w:t xml:space="preserve"> </w:t>
-      </w:r>
-      <w:proofErr w:type="spellStart"/>
-      <w:r>
-        <w:rPr>
-          <w:rFonts w:ascii="Bookman Old Style" w:eastAsia="Bookman Old Style" w:hAnsi="Bookman Old Style" w:cs="Bookman Old Style"/>
-          <w:color w:val="000000"/>
-          <w:sz w:val="24"/>
-          <w:szCs w:val="24"/>
-        </w:rPr>
-        <w:t>pemeriksaan</w:t>
-      </w:r>
-      <w:proofErr w:type="spellEnd"/>
-      <w:r>
-        <w:rPr>
-          <w:rFonts w:ascii="Bookman Old Style" w:eastAsia="Bookman Old Style" w:hAnsi="Bookman Old Style" w:cs="Bookman Old Style"/>
-          <w:color w:val="000000"/>
-          <w:sz w:val="24"/>
-          <w:szCs w:val="24"/>
-        </w:rPr>
-        <w:t xml:space="preserve"> </w:t>
-      </w:r>
-      <w:proofErr w:type="spellStart"/>
-      <w:r>
-        <w:rPr>
-          <w:rFonts w:ascii="Bookman Old Style" w:eastAsia="Bookman Old Style" w:hAnsi="Bookman Old Style" w:cs="Bookman Old Style"/>
-          <w:color w:val="000000"/>
-          <w:sz w:val="24"/>
-          <w:szCs w:val="24"/>
-        </w:rPr>
-        <w:t>lanjutan</w:t>
-      </w:r>
-      <w:proofErr w:type="spellEnd"/>
-      <w:r>
-        <w:rPr>
-          <w:rFonts w:ascii="Bookman Old Style" w:eastAsia="Bookman Old Style" w:hAnsi="Bookman Old Style" w:cs="Bookman Old Style"/>
-          <w:color w:val="000000"/>
-          <w:sz w:val="24"/>
-          <w:szCs w:val="24"/>
-        </w:rPr>
-        <w:t xml:space="preserve">, </w:t>
-      </w:r>
-      <w:proofErr w:type="spellStart"/>
-      <w:r>
-        <w:rPr>
-          <w:rFonts w:ascii="Bookman Old Style" w:eastAsia="Bookman Old Style" w:hAnsi="Bookman Old Style" w:cs="Bookman Old Style"/>
-          <w:color w:val="000000"/>
-          <w:sz w:val="24"/>
-          <w:szCs w:val="24"/>
-        </w:rPr>
-        <w:t>akan</w:t>
-      </w:r>
-      <w:proofErr w:type="spellEnd"/>
-      <w:r>
-        <w:rPr>
-          <w:rFonts w:ascii="Bookman Old Style" w:eastAsia="Bookman Old Style" w:hAnsi="Bookman Old Style" w:cs="Bookman Old Style"/>
-          <w:color w:val="000000"/>
-          <w:sz w:val="24"/>
-          <w:szCs w:val="24"/>
-        </w:rPr>
-        <w:t xml:space="preserve"> </w:t>
-      </w:r>
-      <w:proofErr w:type="spellStart"/>
-      <w:r>
-        <w:rPr>
-          <w:rFonts w:ascii="Bookman Old Style" w:eastAsia="Bookman Old Style" w:hAnsi="Bookman Old Style" w:cs="Bookman Old Style"/>
-          <w:color w:val="000000"/>
-          <w:sz w:val="24"/>
-          <w:szCs w:val="24"/>
-        </w:rPr>
-        <w:t>dilakukan</w:t>
-      </w:r>
-      <w:proofErr w:type="spellEnd"/>
-      <w:r>
-        <w:rPr>
-          <w:rFonts w:ascii="Bookman Old Style" w:eastAsia="Bookman Old Style" w:hAnsi="Bookman Old Style" w:cs="Bookman Old Style"/>
-          <w:color w:val="000000"/>
-          <w:sz w:val="24"/>
-          <w:szCs w:val="24"/>
-        </w:rPr>
-        <w:t xml:space="preserve"> </w:t>
-      </w:r>
-      <w:proofErr w:type="spellStart"/>
-      <w:r>
-        <w:rPr>
-          <w:rFonts w:ascii="Bookman Old Style" w:eastAsia="Bookman Old Style" w:hAnsi="Bookman Old Style" w:cs="Bookman Old Style"/>
-          <w:color w:val="000000"/>
-          <w:sz w:val="24"/>
-          <w:szCs w:val="24"/>
-        </w:rPr>
-        <w:t>pengecekan</w:t>
-      </w:r>
-      <w:proofErr w:type="spellEnd"/>
-      <w:r>
-        <w:rPr>
-          <w:rFonts w:ascii="Bookman Old Style" w:eastAsia="Bookman Old Style" w:hAnsi="Bookman Old Style" w:cs="Bookman Old Style"/>
-          <w:color w:val="000000"/>
-          <w:sz w:val="24"/>
-          <w:szCs w:val="24"/>
-        </w:rPr>
-        <w:t xml:space="preserve">, </w:t>
-      </w:r>
-      <w:proofErr w:type="spellStart"/>
-      <w:r>
-        <w:rPr>
-          <w:rFonts w:ascii="Bookman Old Style" w:eastAsia="Bookman Old Style" w:hAnsi="Bookman Old Style" w:cs="Bookman Old Style"/>
-          <w:color w:val="000000"/>
-          <w:sz w:val="24"/>
-          <w:szCs w:val="24"/>
-        </w:rPr>
         <w:lastRenderedPageBreak/>
-        <w:t>perubahan</w:t>
-      </w:r>
-      <w:proofErr w:type="spellEnd"/>
-      <w:r>
-        <w:rPr>
-          <w:rFonts w:ascii="Bookman Old Style" w:eastAsia="Bookman Old Style" w:hAnsi="Bookman Old Style" w:cs="Bookman Old Style"/>
-          <w:color w:val="000000"/>
-          <w:sz w:val="24"/>
-          <w:szCs w:val="24"/>
-        </w:rPr>
-        <w:t>, dan/</w:t>
-      </w:r>
-      <w:proofErr w:type="spellStart"/>
-      <w:r>
-        <w:rPr>
-          <w:rFonts w:ascii="Bookman Old Style" w:eastAsia="Bookman Old Style" w:hAnsi="Bookman Old Style" w:cs="Bookman Old Style"/>
-          <w:color w:val="000000"/>
-          <w:sz w:val="24"/>
-          <w:szCs w:val="24"/>
-        </w:rPr>
-        <w:t>atau</w:t>
-      </w:r>
-      <w:proofErr w:type="spellEnd"/>
-      <w:r>
-        <w:rPr>
-          <w:rFonts w:ascii="Bookman Old Style" w:eastAsia="Bookman Old Style" w:hAnsi="Bookman Old Style" w:cs="Bookman Old Style"/>
-          <w:color w:val="000000"/>
-          <w:sz w:val="24"/>
-          <w:szCs w:val="24"/>
-        </w:rPr>
-        <w:t xml:space="preserve"> </w:t>
-      </w:r>
-      <w:proofErr w:type="spellStart"/>
-      <w:r>
-        <w:rPr>
-          <w:rFonts w:ascii="Bookman Old Style" w:eastAsia="Bookman Old Style" w:hAnsi="Bookman Old Style" w:cs="Bookman Old Style"/>
-          <w:color w:val="000000"/>
-          <w:sz w:val="24"/>
-          <w:szCs w:val="24"/>
-        </w:rPr>
-        <w:t>kunjungan</w:t>
-      </w:r>
-      <w:proofErr w:type="spellEnd"/>
-      <w:r>
-        <w:rPr>
-          <w:rFonts w:ascii="Bookman Old Style" w:eastAsia="Bookman Old Style" w:hAnsi="Bookman Old Style" w:cs="Bookman Old Style"/>
-          <w:color w:val="000000"/>
-          <w:sz w:val="24"/>
-          <w:szCs w:val="24"/>
-        </w:rPr>
-        <w:t xml:space="preserve"> </w:t>
-      </w:r>
-      <w:proofErr w:type="spellStart"/>
-      <w:r>
-        <w:rPr>
-          <w:rFonts w:ascii="Bookman Old Style" w:eastAsia="Bookman Old Style" w:hAnsi="Bookman Old Style" w:cs="Bookman Old Style"/>
-          <w:color w:val="000000"/>
-          <w:sz w:val="24"/>
-          <w:szCs w:val="24"/>
-        </w:rPr>
-        <w:t>kembali</w:t>
-      </w:r>
-      <w:proofErr w:type="spellEnd"/>
-      <w:r>
-        <w:rPr>
-          <w:rFonts w:ascii="Bookman Old Style" w:eastAsia="Bookman Old Style" w:hAnsi="Bookman Old Style" w:cs="Bookman Old Style"/>
-          <w:color w:val="000000"/>
-          <w:sz w:val="24"/>
-          <w:szCs w:val="24"/>
-        </w:rPr>
-        <w:t xml:space="preserve"> </w:t>
-      </w:r>
-      <w:proofErr w:type="spellStart"/>
-      <w:r>
-        <w:rPr>
-          <w:rFonts w:ascii="Bookman Old Style" w:eastAsia="Bookman Old Style" w:hAnsi="Bookman Old Style" w:cs="Bookman Old Style"/>
-          <w:color w:val="000000"/>
-          <w:sz w:val="24"/>
-          <w:szCs w:val="24"/>
-        </w:rPr>
-        <w:t>ke</w:t>
-      </w:r>
-      <w:proofErr w:type="spellEnd"/>
-      <w:r>
-        <w:rPr>
-          <w:rFonts w:ascii="Bookman Old Style" w:eastAsia="Bookman Old Style" w:hAnsi="Bookman Old Style" w:cs="Bookman Old Style"/>
-          <w:color w:val="000000"/>
-          <w:sz w:val="24"/>
-          <w:szCs w:val="24"/>
-        </w:rPr>
-        <w:t xml:space="preserve"> </w:t>
-      </w:r>
-      <w:proofErr w:type="spellStart"/>
-      <w:r>
-        <w:rPr>
-          <w:rFonts w:ascii="Bookman Old Style" w:eastAsia="Bookman Old Style" w:hAnsi="Bookman Old Style" w:cs="Bookman Old Style"/>
-          <w:color w:val="000000"/>
-          <w:sz w:val="24"/>
-          <w:szCs w:val="24"/>
-        </w:rPr>
-        <w:t>lapangan</w:t>
-      </w:r>
-      <w:proofErr w:type="spellEnd"/>
-      <w:r>
-        <w:rPr>
-          <w:rFonts w:ascii="Bookman Old Style" w:eastAsia="Bookman Old Style" w:hAnsi="Bookman Old Style" w:cs="Bookman Old Style"/>
-          <w:color w:val="000000"/>
-          <w:sz w:val="24"/>
-          <w:szCs w:val="24"/>
-        </w:rPr>
-        <w:t xml:space="preserve"> </w:t>
-      </w:r>
-      <w:proofErr w:type="spellStart"/>
-      <w:r>
-        <w:rPr>
-          <w:rFonts w:ascii="Bookman Old Style" w:eastAsia="Bookman Old Style" w:hAnsi="Bookman Old Style" w:cs="Bookman Old Style"/>
-          <w:color w:val="000000"/>
-          <w:sz w:val="24"/>
-          <w:szCs w:val="24"/>
-        </w:rPr>
-        <w:t>merujuk</w:t>
-      </w:r>
-      <w:proofErr w:type="spellEnd"/>
-      <w:r>
-        <w:rPr>
-          <w:rFonts w:ascii="Bookman Old Style" w:eastAsia="Bookman Old Style" w:hAnsi="Bookman Old Style" w:cs="Bookman Old Style"/>
-          <w:color w:val="000000"/>
-          <w:sz w:val="24"/>
-          <w:szCs w:val="24"/>
-        </w:rPr>
-        <w:t xml:space="preserve"> pada </w:t>
-      </w:r>
-      <w:proofErr w:type="spellStart"/>
-      <w:r>
-        <w:rPr>
-          <w:rFonts w:ascii="Bookman Old Style" w:eastAsia="Bookman Old Style" w:hAnsi="Bookman Old Style" w:cs="Bookman Old Style"/>
-          <w:color w:val="000000"/>
-          <w:sz w:val="24"/>
-          <w:szCs w:val="24"/>
-        </w:rPr>
-        <w:t>perjanjian</w:t>
-      </w:r>
-      <w:proofErr w:type="spellEnd"/>
-      <w:r>
-        <w:rPr>
-          <w:rFonts w:ascii="Bookman Old Style" w:eastAsia="Bookman Old Style" w:hAnsi="Bookman Old Style" w:cs="Bookman Old Style"/>
-          <w:color w:val="000000"/>
-          <w:sz w:val="24"/>
-          <w:szCs w:val="24"/>
-        </w:rPr>
-        <w:t xml:space="preserve"> yang </w:t>
-      </w:r>
-      <w:proofErr w:type="spellStart"/>
-      <w:r>
-        <w:rPr>
-          <w:rFonts w:ascii="Bookman Old Style" w:eastAsia="Bookman Old Style" w:hAnsi="Bookman Old Style" w:cs="Bookman Old Style"/>
-          <w:color w:val="000000"/>
-          <w:sz w:val="24"/>
-          <w:szCs w:val="24"/>
-        </w:rPr>
-        <w:t>ditandatangani</w:t>
-      </w:r>
-      <w:proofErr w:type="spellEnd"/>
-      <w:r>
-        <w:rPr>
-          <w:rFonts w:ascii="Bookman Old Style" w:eastAsia="Bookman Old Style" w:hAnsi="Bookman Old Style" w:cs="Bookman Old Style"/>
-          <w:color w:val="000000"/>
-          <w:sz w:val="24"/>
-          <w:szCs w:val="24"/>
-        </w:rPr>
-        <w:t xml:space="preserve"> oleh </w:t>
+        <w:t xml:space="preserve">perubahan, dan/atau kunjungan kembali ke lapangan merujuk pada perjanjian yang ditandatangani oleh </w:t>
       </w:r>
       <w:r>
         <w:rPr>
@@ -4639,27 +2902,7 @@
                 <w:sz w:val="24"/>
                 <w:szCs w:val="24"/>
               </w:rPr>
-              <w:t>{</w:t>
-            </w:r>
-            <w:proofErr w:type="spellStart"/>
-            <w:r>
-              <w:rPr>
-                <w:rFonts w:ascii="Bookman Old Style" w:eastAsia="Bookman Old Style" w:hAnsi="Bookman Old Style" w:cs="Bookman Old Style"/>
-                <w:color w:val="000000"/>
-                <w:sz w:val="24"/>
-                <w:szCs w:val="24"/>
-              </w:rPr>
-              <w:t>nama_petugas</w:t>
-            </w:r>
-            <w:proofErr w:type="spellEnd"/>
-            <w:r>
-              <w:rPr>
-                <w:rFonts w:ascii="Bookman Old Style" w:eastAsia="Bookman Old Style" w:hAnsi="Bookman Old Style" w:cs="Bookman Old Style"/>
-                <w:color w:val="000000"/>
-                <w:sz w:val="24"/>
-                <w:szCs w:val="24"/>
-              </w:rPr>
-              <w:t>}</w:t>
+              <w:t>{nama_petugas}</w:t>
             </w:r>
             <w:r>
               <w:rPr>
@@ -4739,27 +2982,7 @@
                 <w:sz w:val="24"/>
                 <w:szCs w:val="24"/>
               </w:rPr>
-              <w:t>(</w:t>
-            </w:r>
-            <w:proofErr w:type="spellStart"/>
-            <w:r>
-              <w:rPr>
-                <w:rFonts w:ascii="Bookman Old Style" w:eastAsia="Bookman Old Style" w:hAnsi="Bookman Old Style" w:cs="Bookman Old Style"/>
-                <w:color w:val="000000"/>
-                <w:sz w:val="24"/>
-                <w:szCs w:val="24"/>
-              </w:rPr>
-              <w:t>Nuraliyah</w:t>
-            </w:r>
-            <w:proofErr w:type="spellEnd"/>
-            <w:r>
-              <w:rPr>
-                <w:rFonts w:ascii="Bookman Old Style" w:eastAsia="Bookman Old Style" w:hAnsi="Bookman Old Style" w:cs="Bookman Old Style"/>
-                <w:color w:val="000000"/>
-                <w:sz w:val="24"/>
-                <w:szCs w:val="24"/>
-              </w:rPr>
-              <w:t>)</w:t>
+              <w:t>(Nuraliyah)</w:t>
             </w:r>
           </w:p>
         </w:tc>
@@ -5053,27 +3276,15 @@
                 <w:szCs w:val="24"/>
               </w:rPr>
             </w:pPr>
-            <w:proofErr w:type="spellStart"/>
-            <w:r>
-              <w:rPr>
-                <w:rFonts w:ascii="Bookman Old Style" w:eastAsia="Bookman Old Style" w:hAnsi="Bookman Old Style" w:cs="Bookman Old Style"/>
-                <w:color w:val="000000"/>
-                <w:sz w:val="24"/>
-                <w:szCs w:val="24"/>
-              </w:rPr>
-              <w:t>Uraian</w:t>
-            </w:r>
-            <w:proofErr w:type="spellEnd"/>
-            <w:r>
-              <w:rPr>
-                <w:rFonts w:ascii="Bookman Old Style" w:eastAsia="Bookman Old Style" w:hAnsi="Bookman Old Style" w:cs="Bookman Old Style"/>
-                <w:color w:val="000000"/>
-                <w:sz w:val="24"/>
-                <w:szCs w:val="24"/>
-              </w:rPr>
-              <w:t xml:space="preserve"> </w:t>
-            </w:r>
-            <w:proofErr w:type="spellStart"/>
+            <w:r>
+              <w:rPr>
+                <w:rFonts w:ascii="Bookman Old Style" w:eastAsia="Bookman Old Style" w:hAnsi="Bookman Old Style" w:cs="Bookman Old Style"/>
+                <w:color w:val="000000"/>
+                <w:sz w:val="24"/>
+                <w:szCs w:val="24"/>
+              </w:rPr>
+              <w:t xml:space="preserve">Uraian </w:t>
+            </w:r>
             <w:r>
               <w:rPr>
                 <w:rFonts w:ascii="Bookman Old Style" w:eastAsia="Bookman Old Style" w:hAnsi="Bookman Old Style" w:cs="Bookman Old Style"/>
@@ -5082,7 +3293,6 @@
               </w:rPr>
               <w:t>Pekerjaan</w:t>
             </w:r>
-            <w:proofErr w:type="spellEnd"/>
           </w:p>
         </w:tc>
         <w:tc>
@@ -5114,17 +3324,7 @@
                 <w:sz w:val="24"/>
                 <w:szCs w:val="24"/>
               </w:rPr>
-              <w:t xml:space="preserve">Waktu </w:t>
-            </w:r>
-            <w:proofErr w:type="spellStart"/>
-            <w:r>
-              <w:rPr>
-                <w:rFonts w:ascii="Bookman Old Style" w:eastAsia="Bookman Old Style" w:hAnsi="Bookman Old Style" w:cs="Bookman Old Style"/>
-                <w:color w:val="000000"/>
-                <w:sz w:val="24"/>
-                <w:szCs w:val="24"/>
-              </w:rPr>
-              <w:t>Penyelesa</w:t>
+              <w:t>Waktu Penyelesa</w:t>
             </w:r>
             <w:r>
               <w:rPr>
@@ -5134,7 +3334,6 @@
               </w:rPr>
               <w:t>ian</w:t>
             </w:r>
-            <w:proofErr w:type="spellEnd"/>
           </w:p>
         </w:tc>
         <w:tc>
@@ -5166,19 +3365,8 @@
                 <w:sz w:val="24"/>
                 <w:szCs w:val="24"/>
               </w:rPr>
-              <w:t xml:space="preserve">Target </w:t>
-            </w:r>
-            <w:proofErr w:type="spellStart"/>
-            <w:r>
-              <w:rPr>
-                <w:rFonts w:ascii="Bookman Old Style" w:eastAsia="Bookman Old Style" w:hAnsi="Bookman Old Style" w:cs="Bookman Old Style"/>
-                <w:color w:val="000000"/>
-                <w:sz w:val="24"/>
-                <w:szCs w:val="24"/>
-              </w:rPr>
-              <w:t>Pekerjaan</w:t>
-            </w:r>
-            <w:proofErr w:type="spellEnd"/>
+              <w:t>Target Pekerjaan</w:t>
+            </w:r>
           </w:p>
         </w:tc>
         <w:tc>
@@ -5203,37 +3391,15 @@
                 <w:szCs w:val="24"/>
               </w:rPr>
             </w:pPr>
-            <w:proofErr w:type="spellStart"/>
-            <w:r>
-              <w:rPr>
-                <w:rFonts w:ascii="Bookman Old Style" w:eastAsia="Bookman Old Style" w:hAnsi="Bookman Old Style" w:cs="Bookman Old Style"/>
-                <w:color w:val="000000"/>
-                <w:sz w:val="24"/>
-                <w:szCs w:val="24"/>
-              </w:rPr>
-              <w:t>Realisasi</w:t>
-            </w:r>
-            <w:proofErr w:type="spellEnd"/>
-            <w:r>
-              <w:rPr>
-                <w:rFonts w:ascii="Bookman Old Style" w:eastAsia="Bookman Old Style" w:hAnsi="Bookman Old Style" w:cs="Bookman Old Style"/>
-                <w:color w:val="000000"/>
-                <w:sz w:val="24"/>
-                <w:szCs w:val="24"/>
-              </w:rPr>
-              <w:t xml:space="preserve"> </w:t>
-            </w:r>
-            <w:proofErr w:type="spellStart"/>
-            <w:r>
-              <w:rPr>
-                <w:rFonts w:ascii="Bookman Old Style" w:eastAsia="Bookman Old Style" w:hAnsi="Bookman Old Style" w:cs="Bookman Old Style"/>
-                <w:color w:val="000000"/>
-                <w:sz w:val="24"/>
-                <w:szCs w:val="24"/>
-              </w:rPr>
-              <w:t>Pekerjaan</w:t>
-            </w:r>
-            <w:proofErr w:type="spellEnd"/>
+            <w:r>
+              <w:rPr>
+                <w:rFonts w:ascii="Bookman Old Style" w:eastAsia="Bookman Old Style" w:hAnsi="Bookman Old Style" w:cs="Bookman Old Style"/>
+                <w:color w:val="000000"/>
+                <w:sz w:val="24"/>
+                <w:szCs w:val="24"/>
+              </w:rPr>
+              <w:t>Realisasi Pekerjaan</w:t>
+            </w:r>
           </w:p>
         </w:tc>
         <w:tc>
@@ -5265,19 +3431,8 @@
                 <w:sz w:val="24"/>
                 <w:szCs w:val="24"/>
               </w:rPr>
-              <w:t xml:space="preserve">Nilai </w:t>
-            </w:r>
-            <w:proofErr w:type="spellStart"/>
-            <w:r>
-              <w:rPr>
-                <w:rFonts w:ascii="Bookman Old Style" w:eastAsia="Bookman Old Style" w:hAnsi="Bookman Old Style" w:cs="Bookman Old Style"/>
-                <w:color w:val="000000"/>
-                <w:sz w:val="24"/>
-                <w:szCs w:val="24"/>
-              </w:rPr>
-              <w:t>Perjanjian</w:t>
-            </w:r>
-            <w:proofErr w:type="spellEnd"/>
+              <w:t>Nilai Perjanjian</w:t>
+            </w:r>
           </w:p>
         </w:tc>
       </w:tr>
@@ -5369,7 +3524,6 @@
                 <w:szCs w:val="24"/>
               </w:rPr>
             </w:pPr>
-            <w:proofErr w:type="spellStart"/>
             <w:r>
               <w:rPr>
                 <w:rFonts w:ascii="Bookman Old Style" w:eastAsia="Bookman Old Style" w:hAnsi="Bookman Old Style" w:cs="Bookman Old Style"/>
@@ -5379,7 +3533,6 @@
               </w:rPr>
               <w:t>Presentase</w:t>
             </w:r>
-            <w:proofErr w:type="spellEnd"/>
           </w:p>
         </w:tc>
         <w:tc>
@@ -5734,59 +3887,13 @@
                 <w:szCs w:val="24"/>
               </w:rPr>
             </w:pPr>
-            <w:proofErr w:type="spellStart"/>
-            <w:r>
-              <w:rPr>
-                <w:rFonts w:ascii="Bookman Old Style" w:eastAsia="Bookman Old Style" w:hAnsi="Bookman Old Style" w:cs="Bookman Old Style"/>
-                <w:sz w:val="24"/>
-                <w:szCs w:val="24"/>
-              </w:rPr>
-              <w:t>Melakukan</w:t>
-            </w:r>
-            <w:proofErr w:type="spellEnd"/>
-            <w:r>
-              <w:rPr>
-                <w:rFonts w:ascii="Bookman Old Style" w:eastAsia="Bookman Old Style" w:hAnsi="Bookman Old Style" w:cs="Bookman Old Style"/>
-                <w:sz w:val="24"/>
-                <w:szCs w:val="24"/>
-              </w:rPr>
-              <w:t xml:space="preserve"> </w:t>
-            </w:r>
-            <w:proofErr w:type="spellStart"/>
-            <w:r>
-              <w:rPr>
-                <w:rFonts w:ascii="Bookman Old Style" w:eastAsia="Bookman Old Style" w:hAnsi="Bookman Old Style" w:cs="Bookman Old Style"/>
-                <w:sz w:val="24"/>
-                <w:szCs w:val="24"/>
-              </w:rPr>
-              <w:t>pendataan</w:t>
-            </w:r>
-            <w:proofErr w:type="spellEnd"/>
-            <w:r>
-              <w:rPr>
-                <w:rFonts w:ascii="Bookman Old Style" w:eastAsia="Bookman Old Style" w:hAnsi="Bookman Old Style" w:cs="Bookman Old Style"/>
-                <w:sz w:val="24"/>
-                <w:szCs w:val="24"/>
-              </w:rPr>
-              <w:t xml:space="preserve"> </w:t>
-            </w:r>
-            <w:proofErr w:type="spellStart"/>
-            <w:r>
-              <w:rPr>
-                <w:rFonts w:ascii="Bookman Old Style" w:eastAsia="Bookman Old Style" w:hAnsi="Bookman Old Style" w:cs="Bookman Old Style"/>
-                <w:sz w:val="24"/>
-                <w:szCs w:val="24"/>
-              </w:rPr>
-              <w:t>lapangan</w:t>
-            </w:r>
-            <w:proofErr w:type="spellEnd"/>
-            <w:r>
-              <w:rPr>
-                <w:rFonts w:ascii="Bookman Old Style" w:eastAsia="Bookman Old Style" w:hAnsi="Bookman Old Style" w:cs="Bookman Old Style"/>
-                <w:sz w:val="24"/>
-                <w:szCs w:val="24"/>
-              </w:rPr>
-              <w:t xml:space="preserve"> </w:t>
+            <w:r>
+              <w:rPr>
+                <w:rFonts w:ascii="Bookman Old Style" w:eastAsia="Bookman Old Style" w:hAnsi="Bookman Old Style" w:cs="Bookman Old Style"/>
+                <w:sz w:val="24"/>
+                <w:szCs w:val="24"/>
+              </w:rPr>
+              <w:t xml:space="preserve">Melakukan pendataan lapangan </w:t>
             </w:r>
             <w:r>
               <w:rPr>
@@ -5804,25 +3911,7 @@
                 <w:sz w:val="24"/>
                 <w:szCs w:val="24"/>
               </w:rPr>
-              <w:t xml:space="preserve">Sensus Ekonomi 2026 </w:t>
-            </w:r>
-            <w:proofErr w:type="spellStart"/>
-            <w:r>
-              <w:rPr>
-                <w:rFonts w:ascii="Bookman Old Style" w:eastAsia="Bookman Old Style" w:hAnsi="Bookman Old Style" w:cs="Bookman Old Style"/>
-                <w:sz w:val="24"/>
-                <w:szCs w:val="24"/>
-              </w:rPr>
-              <w:t>termin</w:t>
-            </w:r>
-            <w:proofErr w:type="spellEnd"/>
-            <w:r>
-              <w:rPr>
-                <w:rFonts w:ascii="Bookman Old Style" w:eastAsia="Bookman Old Style" w:hAnsi="Bookman Old Style" w:cs="Bookman Old Style"/>
-                <w:sz w:val="24"/>
-                <w:szCs w:val="24"/>
-              </w:rPr>
-              <w:t xml:space="preserve"> II</w:t>
+              <w:t>Sensus Ekonomi 2026 termin II</w:t>
             </w:r>
           </w:p>
         </w:tc>
@@ -6006,61 +4095,7 @@
                 <w:sz w:val="24"/>
                 <w:szCs w:val="24"/>
               </w:rPr>
-              <w:t xml:space="preserve">Telah </w:t>
-            </w:r>
-            <w:proofErr w:type="spellStart"/>
-            <w:r>
-              <w:rPr>
-                <w:rFonts w:ascii="Bookman Old Style" w:eastAsia="Bookman Old Style" w:hAnsi="Bookman Old Style" w:cs="Bookman Old Style"/>
-                <w:sz w:val="24"/>
-                <w:szCs w:val="24"/>
-              </w:rPr>
-              <w:t>mencapai</w:t>
-            </w:r>
-            <w:proofErr w:type="spellEnd"/>
-            <w:r>
-              <w:rPr>
-                <w:rFonts w:ascii="Bookman Old Style" w:eastAsia="Bookman Old Style" w:hAnsi="Bookman Old Style" w:cs="Bookman Old Style"/>
-                <w:sz w:val="24"/>
-                <w:szCs w:val="24"/>
-              </w:rPr>
-              <w:t xml:space="preserve"> target </w:t>
-            </w:r>
-            <w:proofErr w:type="spellStart"/>
-            <w:r>
-              <w:rPr>
-                <w:rFonts w:ascii="Bookman Old Style" w:eastAsia="Bookman Old Style" w:hAnsi="Bookman Old Style" w:cs="Bookman Old Style"/>
-                <w:sz w:val="24"/>
-                <w:szCs w:val="24"/>
-              </w:rPr>
-              <w:t>pekerjaan</w:t>
-            </w:r>
-            <w:proofErr w:type="spellEnd"/>
-            <w:r>
-              <w:rPr>
-                <w:rFonts w:ascii="Bookman Old Style" w:eastAsia="Bookman Old Style" w:hAnsi="Bookman Old Style" w:cs="Bookman Old Style"/>
-                <w:sz w:val="24"/>
-                <w:szCs w:val="24"/>
-              </w:rPr>
-              <w:t xml:space="preserve"> </w:t>
-            </w:r>
-            <w:proofErr w:type="spellStart"/>
-            <w:r>
-              <w:rPr>
-                <w:rFonts w:ascii="Bookman Old Style" w:eastAsia="Bookman Old Style" w:hAnsi="Bookman Old Style" w:cs="Bookman Old Style"/>
-                <w:sz w:val="24"/>
-                <w:szCs w:val="24"/>
-              </w:rPr>
-              <w:t>sebesar</w:t>
-            </w:r>
-            <w:proofErr w:type="spellEnd"/>
-            <w:r>
-              <w:rPr>
-                <w:rFonts w:ascii="Bookman Old Style" w:eastAsia="Bookman Old Style" w:hAnsi="Bookman Old Style" w:cs="Bookman Old Style"/>
-                <w:sz w:val="24"/>
-                <w:szCs w:val="24"/>
-              </w:rPr>
-              <w:t xml:space="preserve"> </w:t>
+              <w:t xml:space="preserve">Telah mencapai target pekerjaan sebesar </w:t>
             </w:r>
             <w:r>
               <w:rPr>
@@ -6071,9 +4106,8 @@
                 <w:szCs w:val="24"/>
                 <w:u w:val="single"/>
               </w:rPr>
-              <w:t>{</w:t>
-            </w:r>
-            <w:proofErr w:type="spellStart"/>
+              <w:t>{sls_</w:t>
+            </w:r>
             <w:r>
               <w:rPr>
                 <w:rFonts w:ascii="Bookman Old Style" w:eastAsia="Bookman Old Style" w:hAnsi="Bookman Old Style" w:cs="Bookman Old Style"/>
@@ -6083,9 +4117,8 @@
                 <w:szCs w:val="24"/>
                 <w:u w:val="single"/>
               </w:rPr>
-              <w:t>sls_</w:t>
-            </w:r>
-            <w:proofErr w:type="gramStart"/>
+              <w:t>ongoing</w:t>
+            </w:r>
             <w:r>
               <w:rPr>
                 <w:rFonts w:ascii="Bookman Old Style" w:eastAsia="Bookman Old Style" w:hAnsi="Bookman Old Style" w:cs="Bookman Old Style"/>
@@ -6095,18 +4128,6 @@
                 <w:szCs w:val="24"/>
                 <w:u w:val="single"/>
               </w:rPr>
-              <w:t>ongoing</w:t>
-            </w:r>
-            <w:proofErr w:type="spellEnd"/>
-            <w:r>
-              <w:rPr>
-                <w:rFonts w:ascii="Bookman Old Style" w:eastAsia="Bookman Old Style" w:hAnsi="Bookman Old Style" w:cs="Bookman Old Style"/>
-                <w:i/>
-                <w:iCs/>
-                <w:sz w:val="24"/>
-                <w:szCs w:val="24"/>
-                <w:u w:val="single"/>
-              </w:rPr>
               <w:t>}</w:t>
             </w:r>
             <w:r>
@@ -6115,16 +4136,7 @@
                 <w:sz w:val="24"/>
                 <w:szCs w:val="24"/>
               </w:rPr>
-              <w:t>SLS</w:t>
-            </w:r>
-            <w:proofErr w:type="gramEnd"/>
-            <w:r>
-              <w:rPr>
-                <w:rFonts w:ascii="Bookman Old Style" w:eastAsia="Bookman Old Style" w:hAnsi="Bookman Old Style" w:cs="Bookman Old Style"/>
-                <w:sz w:val="24"/>
-                <w:szCs w:val="24"/>
-              </w:rPr>
-              <w:t xml:space="preserve">/Sub-SLS </w:t>
+              <w:t xml:space="preserve">SLS/Sub-SLS </w:t>
             </w:r>
           </w:p>
         </w:tc>
@@ -6420,7 +4432,6 @@
           <w:szCs w:val="24"/>
         </w:rPr>
       </w:pPr>
-      <w:proofErr w:type="spellStart"/>
       <w:r>
         <w:rPr>
           <w:rFonts w:ascii="Bookman Old Style" w:eastAsia="Bookman Old Style" w:hAnsi="Bookman Old Style" w:cs="Bookman Old Style"/>
@@ -6428,37 +4439,7 @@
           <w:sz w:val="24"/>
           <w:szCs w:val="24"/>
         </w:rPr>
-        <w:t>Screenshoot</w:t>
-      </w:r>
-      <w:proofErr w:type="spellEnd"/>
-      <w:r>
-        <w:rPr>
-          <w:rFonts w:ascii="Bookman Old Style" w:eastAsia="Bookman Old Style" w:hAnsi="Bookman Old Style" w:cs="Bookman Old Style"/>
-          <w:color w:val="000000"/>
-          <w:sz w:val="24"/>
-          <w:szCs w:val="24"/>
-        </w:rPr>
-        <w:t xml:space="preserve"> </w:t>
-      </w:r>
-      <w:proofErr w:type="spellStart"/>
-      <w:r>
-        <w:rPr>
-          <w:rFonts w:ascii="Bookman Old Style" w:eastAsia="Bookman Old Style" w:hAnsi="Bookman Old Style" w:cs="Bookman Old Style"/>
-          <w:color w:val="000000"/>
-          <w:sz w:val="24"/>
-          <w:szCs w:val="24"/>
-        </w:rPr>
-        <w:t>Aplikasi</w:t>
-      </w:r>
-      <w:proofErr w:type="spellEnd"/>
-      <w:r>
-        <w:rPr>
-          <w:rFonts w:ascii="Bookman Old Style" w:eastAsia="Bookman Old Style" w:hAnsi="Bookman Old Style" w:cs="Bookman Old Style"/>
-          <w:color w:val="000000"/>
-          <w:sz w:val="24"/>
-          <w:szCs w:val="24"/>
-        </w:rPr>
-        <w:t xml:space="preserve"> Fasih</w:t>
+        <w:t>Screenshoot Aplikasi Fasih</w:t>
       </w:r>
     </w:p>
     <w:p>
@@ -6492,7 +4473,6 @@
         </w:rPr>
         <w:t>%</w:t>
       </w:r>
-      <w:proofErr w:type="spellStart"/>
       <w:r>
         <w:rPr>
           <w:rFonts w:ascii="Bookman Old Style" w:eastAsia="Bookman Old Style" w:hAnsi="Bookman Old Style" w:cs="Bookman Old Style"/>
@@ -6500,17 +4480,7 @@
           <w:szCs w:val="24"/>
           <w:lang w:val="en"/>
         </w:rPr>
-        <w:t>halaman_depan</w:t>
-      </w:r>
-      <w:proofErr w:type="spellEnd"/>
-      <w:r>
-        <w:rPr>
-          <w:rFonts w:ascii="Bookman Old Style" w:eastAsia="Bookman Old Style" w:hAnsi="Bookman Old Style" w:cs="Bookman Old Style"/>
-          <w:sz w:val="24"/>
-          <w:szCs w:val="24"/>
-          <w:lang w:val="en"/>
-        </w:rPr>
-        <w:t>}</w:t>
+        <w:t>halaman_depan}</w:t>
       </w:r>
     </w:p>
     <w:tbl>
@@ -6551,23 +4521,7 @@
                 <w:rFonts w:ascii="Arial" w:eastAsia="Arial" w:hAnsi="Arial"/>
                 <w:sz w:val="16"/>
               </w:rPr>
-              <w:t>{#foto_</w:t>
-            </w:r>
-            <w:proofErr w:type="gramStart"/>
-            <w:r>
-              <w:rPr>
-                <w:rFonts w:ascii="Arial" w:eastAsia="Arial" w:hAnsi="Arial"/>
-                <w:sz w:val="16"/>
-              </w:rPr>
-              <w:t>rows}{</w:t>
-            </w:r>
-            <w:proofErr w:type="gramEnd"/>
-            <w:r>
-              <w:rPr>
-                <w:rFonts w:ascii="Arial" w:eastAsia="Arial" w:hAnsi="Arial"/>
-                <w:sz w:val="16"/>
-              </w:rPr>
-              <w:t>%foto1}</w:t>
+              <w:t>{#foto_rows}{%foto1}</w:t>
             </w:r>
           </w:p>
         </w:tc>
@@ -6617,39 +4571,7 @@
                 <w:rFonts w:ascii="Arial" w:eastAsia="Arial" w:hAnsi="Arial"/>
                 <w:sz w:val="16"/>
               </w:rPr>
-              <w:t>{%foto</w:t>
-            </w:r>
-            <w:proofErr w:type="gramStart"/>
-            <w:r>
-              <w:rPr>
-                <w:rFonts w:ascii="Arial" w:eastAsia="Arial" w:hAnsi="Arial"/>
-                <w:sz w:val="16"/>
-              </w:rPr>
-              <w:t>3}{</w:t>
-            </w:r>
-            <w:proofErr w:type="gramEnd"/>
-            <w:r>
-              <w:rPr>
-                <w:rFonts w:ascii="Arial" w:eastAsia="Arial" w:hAnsi="Arial"/>
-                <w:sz w:val="16"/>
-              </w:rPr>
-              <w:t>/</w:t>
-            </w:r>
-            <w:proofErr w:type="spellStart"/>
-            <w:r>
-              <w:rPr>
-                <w:rFonts w:ascii="Arial" w:eastAsia="Arial" w:hAnsi="Arial"/>
-                <w:sz w:val="16"/>
-              </w:rPr>
-              <w:t>foto_rows</w:t>
-            </w:r>
-            <w:proofErr w:type="spellEnd"/>
-            <w:r>
-              <w:rPr>
-                <w:rFonts w:ascii="Arial" w:eastAsia="Arial" w:hAnsi="Arial"/>
-                <w:sz w:val="16"/>
-              </w:rPr>
-              <w:t>}</w:t>
+              <w:t>{%foto3}{/foto_rows}</w:t>
             </w:r>
           </w:p>
         </w:tc>
@@ -6803,25 +4725,7 @@
                 <w:sz w:val="24"/>
                 <w:szCs w:val="24"/>
               </w:rPr>
-              <w:t>{</w:t>
-            </w:r>
-            <w:proofErr w:type="spellStart"/>
-            <w:r>
-              <w:rPr>
-                <w:rFonts w:ascii="Bookman Old Style" w:eastAsia="Bookman Old Style" w:hAnsi="Bookman Old Style" w:cs="Bookman Old Style"/>
-                <w:sz w:val="24"/>
-                <w:szCs w:val="24"/>
-              </w:rPr>
-              <w:t>nama_petugas</w:t>
-            </w:r>
-            <w:proofErr w:type="spellEnd"/>
-            <w:r>
-              <w:rPr>
-                <w:rFonts w:ascii="Bookman Old Style" w:eastAsia="Bookman Old Style" w:hAnsi="Bookman Old Style" w:cs="Bookman Old Style"/>
-                <w:sz w:val="24"/>
-                <w:szCs w:val="24"/>
-              </w:rPr>
-              <w:t>}</w:t>
+              <w:t>{nama_petugas}</w:t>
             </w:r>
             <w:r>
               <w:rPr>
@@ -6938,25 +4842,7 @@
                 <w:sz w:val="24"/>
                 <w:szCs w:val="24"/>
               </w:rPr>
-              <w:t>(</w:t>
-            </w:r>
-            <w:proofErr w:type="spellStart"/>
-            <w:r>
-              <w:rPr>
-                <w:rFonts w:ascii="Bookman Old Style" w:eastAsia="Bookman Old Style" w:hAnsi="Bookman Old Style" w:cs="Bookman Old Style"/>
-                <w:sz w:val="24"/>
-                <w:szCs w:val="24"/>
-              </w:rPr>
-              <w:t>Nuraliyah</w:t>
-            </w:r>
-            <w:proofErr w:type="spellEnd"/>
-            <w:r>
-              <w:rPr>
-                <w:rFonts w:ascii="Bookman Old Style" w:eastAsia="Bookman Old Style" w:hAnsi="Bookman Old Style" w:cs="Bookman Old Style"/>
-                <w:sz w:val="24"/>
-                <w:szCs w:val="24"/>
-              </w:rPr>
-              <w:t>)</w:t>
+              <w:t>(Nuraliyah)</w:t>
             </w:r>
           </w:p>
         </w:tc>
@@ -7040,23 +4926,13 @@
           <w:szCs w:val="24"/>
         </w:rPr>
       </w:pPr>
-      <w:proofErr w:type="spellStart"/>
-      <w:r>
-        <w:rPr>
-          <w:rFonts w:ascii="Bookman Old Style" w:eastAsia="Bookman Old Style" w:hAnsi="Bookman Old Style" w:cs="Bookman Old Style"/>
-          <w:sz w:val="24"/>
-          <w:szCs w:val="24"/>
-        </w:rPr>
-        <w:t>Menyetujui</w:t>
-      </w:r>
-      <w:proofErr w:type="spellEnd"/>
-      <w:r>
-        <w:rPr>
-          <w:rFonts w:ascii="Bookman Old Style" w:eastAsia="Bookman Old Style" w:hAnsi="Bookman Old Style" w:cs="Bookman Old Style"/>
-          <w:sz w:val="24"/>
-          <w:szCs w:val="24"/>
-        </w:rPr>
-        <w:t>,</w:t>
+      <w:r>
+        <w:rPr>
+          <w:rFonts w:ascii="Bookman Old Style" w:eastAsia="Bookman Old Style" w:hAnsi="Bookman Old Style" w:cs="Bookman Old Style"/>
+          <w:sz w:val="24"/>
+          <w:szCs w:val="24"/>
+        </w:rPr>
+        <w:t>Menyetujui,</w:t>
       </w:r>
       <w:r>
         <w:rPr>
@@ -7065,53 +4941,8 @@
           <w:szCs w:val="24"/>
         </w:rPr>
         <w:br/>
-      </w:r>
-      <w:proofErr w:type="spellStart"/>
-      <w:r>
-        <w:rPr>
-          <w:rFonts w:ascii="Bookman Old Style" w:eastAsia="Bookman Old Style" w:hAnsi="Bookman Old Style" w:cs="Bookman Old Style"/>
-          <w:sz w:val="24"/>
-          <w:szCs w:val="24"/>
-        </w:rPr>
-        <w:t>Pejabat</w:t>
-      </w:r>
-      <w:proofErr w:type="spellEnd"/>
-      <w:r>
-        <w:rPr>
-          <w:rFonts w:ascii="Bookman Old Style" w:eastAsia="Bookman Old Style" w:hAnsi="Bookman Old Style" w:cs="Bookman Old Style"/>
-          <w:sz w:val="24"/>
-          <w:szCs w:val="24"/>
-        </w:rPr>
-        <w:t xml:space="preserve"> </w:t>
-      </w:r>
-      <w:proofErr w:type="spellStart"/>
-      <w:r>
-        <w:rPr>
-          <w:rFonts w:ascii="Bookman Old Style" w:eastAsia="Bookman Old Style" w:hAnsi="Bookman Old Style" w:cs="Bookman Old Style"/>
-          <w:sz w:val="24"/>
-          <w:szCs w:val="24"/>
-        </w:rPr>
-        <w:t>Pembuat</w:t>
-      </w:r>
-      <w:proofErr w:type="spellEnd"/>
-      <w:r>
-        <w:rPr>
-          <w:rFonts w:ascii="Bookman Old Style" w:eastAsia="Bookman Old Style" w:hAnsi="Bookman Old Style" w:cs="Bookman Old Style"/>
-          <w:sz w:val="24"/>
-          <w:szCs w:val="24"/>
-        </w:rPr>
-        <w:t xml:space="preserve"> </w:t>
-      </w:r>
-      <w:proofErr w:type="spellStart"/>
-      <w:r>
-        <w:rPr>
-          <w:rFonts w:ascii="Bookman Old Style" w:eastAsia="Bookman Old Style" w:hAnsi="Bookman Old Style" w:cs="Bookman Old Style"/>
-          <w:sz w:val="24"/>
-          <w:szCs w:val="24"/>
-        </w:rPr>
-        <w:t>Komitmen</w:t>
-      </w:r>
-      <w:proofErr w:type="spellEnd"/>
+        <w:t>Pejabat Pembuat Komitmen</w:t>
+      </w:r>
     </w:p>
     <w:p>
       <w:pPr>
@@ -8087,47 +5918,7 @@
           <w:szCs w:val="24"/>
           <w:lang w:val="en"/>
         </w:rPr>
-        <w:t xml:space="preserve">Dengan </w:t>
-      </w:r>
-      <w:proofErr w:type="spellStart"/>
-      <w:r>
-        <w:rPr>
-          <w:rFonts w:ascii="Bookman Old Style" w:eastAsia="Bookman Old Style" w:hAnsi="Bookman Old Style" w:cs="Bookman Old Style"/>
-          <w:sz w:val="24"/>
-          <w:szCs w:val="24"/>
-          <w:lang w:val="en"/>
-        </w:rPr>
-        <w:t>ini</w:t>
-      </w:r>
-      <w:proofErr w:type="spellEnd"/>
-      <w:r>
-        <w:rPr>
-          <w:rFonts w:ascii="Bookman Old Style" w:eastAsia="Bookman Old Style" w:hAnsi="Bookman Old Style" w:cs="Bookman Old Style"/>
-          <w:sz w:val="24"/>
-          <w:szCs w:val="24"/>
-          <w:lang w:val="en"/>
-        </w:rPr>
-        <w:t xml:space="preserve"> </w:t>
-      </w:r>
-      <w:proofErr w:type="spellStart"/>
-      <w:r>
-        <w:rPr>
-          <w:rFonts w:ascii="Bookman Old Style" w:eastAsia="Bookman Old Style" w:hAnsi="Bookman Old Style" w:cs="Bookman Old Style"/>
-          <w:sz w:val="24"/>
-          <w:szCs w:val="24"/>
-          <w:lang w:val="en"/>
-        </w:rPr>
-        <w:t>menyatakan</w:t>
-      </w:r>
-      <w:proofErr w:type="spellEnd"/>
-      <w:r>
-        <w:rPr>
-          <w:rFonts w:ascii="Bookman Old Style" w:eastAsia="Bookman Old Style" w:hAnsi="Bookman Old Style" w:cs="Bookman Old Style"/>
-          <w:sz w:val="24"/>
-          <w:szCs w:val="24"/>
-          <w:lang w:val="en"/>
-        </w:rPr>
-        <w:t xml:space="preserve">:  </w:t>
+        <w:t xml:space="preserve">Dengan ini menyatakan:  </w:t>
       </w:r>
     </w:p>
     <w:p>
@@ -8165,9 +5956,80 @@
           <w:szCs w:val="24"/>
           <w:lang w:val="en"/>
         </w:rPr>
+        <w:t xml:space="preserve"> telah melaksanakan seluruh pekerjaan Pendataan Lapangan Sensus Ekonomi 2026 pada Badan Pusat Statistik </w:t>
+      </w:r>
+      <w:r>
+        <w:rPr>
+          <w:rFonts w:ascii="Bookman Old Style" w:eastAsia="Bookman Old Style" w:hAnsi="Bookman Old Style" w:cs="Bookman Old Style"/>
+          <w:sz w:val="24"/>
+          <w:szCs w:val="24"/>
+          <w:lang w:val="en"/>
+        </w:rPr>
+        <w:t>Kota Jakarta Timur</w:t>
+      </w:r>
+      <w:r>
+        <w:rPr>
+          <w:rFonts w:ascii="Bookman Old Style" w:eastAsia="Bookman Old Style" w:hAnsi="Bookman Old Style" w:cs="Bookman Old Style"/>
+          <w:sz w:val="24"/>
+          <w:szCs w:val="24"/>
+          <w:lang w:val="en"/>
+        </w:rPr>
+        <w:t xml:space="preserve"> berdasarkan Perjanjian Kerja Nomor: </w:t>
+      </w:r>
+      <w:r>
+        <w:rPr>
+          <w:rFonts w:ascii="Bookman Old Style" w:eastAsia="Bookman Old Style" w:hAnsi="Bookman Old Style" w:cs="Bookman Old Style"/>
+          <w:sz w:val="24"/>
+          <w:szCs w:val="24"/>
+          <w:lang w:val="en"/>
+        </w:rPr>
+        <w:t>{n</w:t>
+      </w:r>
+      <w:r>
+        <w:rPr>
+          <w:rFonts w:ascii="Bookman Old Style" w:eastAsia="Bookman Old Style" w:hAnsi="Bookman Old Style" w:cs="Bookman Old Style"/>
+          <w:sz w:val="24"/>
+          <w:szCs w:val="24"/>
+          <w:lang w:val="en"/>
+        </w:rPr>
+        <w:t>omor_spk</w:t>
+      </w:r>
+      <w:r>
+        <w:rPr>
+          <w:rFonts w:ascii="Bookman Old Style" w:eastAsia="Bookman Old Style" w:hAnsi="Bookman Old Style" w:cs="Bookman Old Style"/>
+          <w:sz w:val="24"/>
+          <w:szCs w:val="24"/>
+          <w:lang w:val="en"/>
+        </w:rPr>
+        <w:t>}</w:t>
+      </w:r>
+      <w:r>
+        <w:rPr>
+          <w:rFonts w:ascii="Bookman Old Style" w:eastAsia="Bookman Old Style" w:hAnsi="Bookman Old Style" w:cs="Bookman Old Style"/>
+          <w:sz w:val="24"/>
+          <w:szCs w:val="24"/>
+          <w:lang w:val="en"/>
+        </w:rPr>
+        <w:t>, sesuai dengan target pekerjaan yang ditetapkan sebesar</w:t>
+      </w:r>
+      <w:r>
+        <w:rPr>
+          <w:rFonts w:ascii="Bookman Old Style" w:eastAsia="Bookman Old Style" w:hAnsi="Bookman Old Style" w:cs="Bookman Old Style"/>
+          <w:sz w:val="24"/>
+          <w:szCs w:val="24"/>
+          <w:lang w:val="en"/>
+        </w:rPr>
+        <w:t xml:space="preserve"> {sls_ongoing}</w:t>
+      </w:r>
+      <w:r>
+        <w:rPr>
+          <w:rFonts w:ascii="Bookman Old Style" w:eastAsia="Bookman Old Style" w:hAnsi="Bookman Old Style" w:cs="Bookman Old Style"/>
+          <w:sz w:val="24"/>
+          <w:szCs w:val="24"/>
+          <w:lang w:val="en"/>
+        </w:rPr>
         <w:t xml:space="preserve"> </w:t>
       </w:r>
-      <w:proofErr w:type="spellStart"/>
       <w:r>
         <w:rPr>
           <w:rFonts w:ascii="Bookman Old Style" w:eastAsia="Bookman Old Style" w:hAnsi="Bookman Old Style" w:cs="Bookman Old Style"/>
@@ -8175,520 +6037,7 @@
           <w:szCs w:val="24"/>
           <w:lang w:val="en"/>
         </w:rPr>
-        <w:t>telah</w:t>
-      </w:r>
-      <w:proofErr w:type="spellEnd"/>
-      <w:r>
-        <w:rPr>
-          <w:rFonts w:ascii="Bookman Old Style" w:eastAsia="Bookman Old Style" w:hAnsi="Bookman Old Style" w:cs="Bookman Old Style"/>
-          <w:sz w:val="24"/>
-          <w:szCs w:val="24"/>
-          <w:lang w:val="en"/>
-        </w:rPr>
-        <w:t xml:space="preserve"> </w:t>
-      </w:r>
-      <w:proofErr w:type="spellStart"/>
-      <w:r>
-        <w:rPr>
-          <w:rFonts w:ascii="Bookman Old Style" w:eastAsia="Bookman Old Style" w:hAnsi="Bookman Old Style" w:cs="Bookman Old Style"/>
-          <w:sz w:val="24"/>
-          <w:szCs w:val="24"/>
-          <w:lang w:val="en"/>
-        </w:rPr>
-        <w:t>melaksanakan</w:t>
-      </w:r>
-      <w:proofErr w:type="spellEnd"/>
-      <w:r>
-        <w:rPr>
-          <w:rFonts w:ascii="Bookman Old Style" w:eastAsia="Bookman Old Style" w:hAnsi="Bookman Old Style" w:cs="Bookman Old Style"/>
-          <w:sz w:val="24"/>
-          <w:szCs w:val="24"/>
-          <w:lang w:val="en"/>
-        </w:rPr>
-        <w:t xml:space="preserve"> </w:t>
-      </w:r>
-      <w:proofErr w:type="spellStart"/>
-      <w:r>
-        <w:rPr>
-          <w:rFonts w:ascii="Bookman Old Style" w:eastAsia="Bookman Old Style" w:hAnsi="Bookman Old Style" w:cs="Bookman Old Style"/>
-          <w:sz w:val="24"/>
-          <w:szCs w:val="24"/>
-          <w:lang w:val="en"/>
-        </w:rPr>
-        <w:t>seluruh</w:t>
-      </w:r>
-      <w:proofErr w:type="spellEnd"/>
-      <w:r>
-        <w:rPr>
-          <w:rFonts w:ascii="Bookman Old Style" w:eastAsia="Bookman Old Style" w:hAnsi="Bookman Old Style" w:cs="Bookman Old Style"/>
-          <w:sz w:val="24"/>
-          <w:szCs w:val="24"/>
-          <w:lang w:val="en"/>
-        </w:rPr>
-        <w:t xml:space="preserve"> </w:t>
-      </w:r>
-      <w:proofErr w:type="spellStart"/>
-      <w:r>
-        <w:rPr>
-          <w:rFonts w:ascii="Bookman Old Style" w:eastAsia="Bookman Old Style" w:hAnsi="Bookman Old Style" w:cs="Bookman Old Style"/>
-          <w:sz w:val="24"/>
-          <w:szCs w:val="24"/>
-          <w:lang w:val="en"/>
-        </w:rPr>
-        <w:t>pekerjaan</w:t>
-      </w:r>
-      <w:proofErr w:type="spellEnd"/>
-      <w:r>
-        <w:rPr>
-          <w:rFonts w:ascii="Bookman Old Style" w:eastAsia="Bookman Old Style" w:hAnsi="Bookman Old Style" w:cs="Bookman Old Style"/>
-          <w:sz w:val="24"/>
-          <w:szCs w:val="24"/>
-          <w:lang w:val="en"/>
-        </w:rPr>
-        <w:t xml:space="preserve"> </w:t>
-      </w:r>
-      <w:proofErr w:type="spellStart"/>
-      <w:r>
-        <w:rPr>
-          <w:rFonts w:ascii="Bookman Old Style" w:eastAsia="Bookman Old Style" w:hAnsi="Bookman Old Style" w:cs="Bookman Old Style"/>
-          <w:sz w:val="24"/>
-          <w:szCs w:val="24"/>
-          <w:lang w:val="en"/>
-        </w:rPr>
-        <w:t>Pendataan</w:t>
-      </w:r>
-      <w:proofErr w:type="spellEnd"/>
-      <w:r>
-        <w:rPr>
-          <w:rFonts w:ascii="Bookman Old Style" w:eastAsia="Bookman Old Style" w:hAnsi="Bookman Old Style" w:cs="Bookman Old Style"/>
-          <w:sz w:val="24"/>
-          <w:szCs w:val="24"/>
-          <w:lang w:val="en"/>
-        </w:rPr>
-        <w:t xml:space="preserve"> Lapangan Sensus Ekonomi 2026 pada Badan Pusat </w:t>
-      </w:r>
-      <w:proofErr w:type="spellStart"/>
-      <w:r>
-        <w:rPr>
-          <w:rFonts w:ascii="Bookman Old Style" w:eastAsia="Bookman Old Style" w:hAnsi="Bookman Old Style" w:cs="Bookman Old Style"/>
-          <w:sz w:val="24"/>
-          <w:szCs w:val="24"/>
-          <w:lang w:val="en"/>
-        </w:rPr>
-        <w:t>Statistik</w:t>
-      </w:r>
-      <w:proofErr w:type="spellEnd"/>
-      <w:r>
-        <w:rPr>
-          <w:rFonts w:ascii="Bookman Old Style" w:eastAsia="Bookman Old Style" w:hAnsi="Bookman Old Style" w:cs="Bookman Old Style"/>
-          <w:sz w:val="24"/>
-          <w:szCs w:val="24"/>
-          <w:lang w:val="en"/>
-        </w:rPr>
-        <w:t xml:space="preserve"> </w:t>
-      </w:r>
-      <w:r>
-        <w:rPr>
-          <w:rFonts w:ascii="Bookman Old Style" w:eastAsia="Bookman Old Style" w:hAnsi="Bookman Old Style" w:cs="Bookman Old Style"/>
-          <w:sz w:val="24"/>
-          <w:szCs w:val="24"/>
-          <w:lang w:val="en"/>
-        </w:rPr>
-        <w:t>Kota Jakarta Timur</w:t>
-      </w:r>
-      <w:r>
-        <w:rPr>
-          <w:rFonts w:ascii="Bookman Old Style" w:eastAsia="Bookman Old Style" w:hAnsi="Bookman Old Style" w:cs="Bookman Old Style"/>
-          <w:sz w:val="24"/>
-          <w:szCs w:val="24"/>
-          <w:lang w:val="en"/>
-        </w:rPr>
-        <w:t xml:space="preserve"> </w:t>
-      </w:r>
-      <w:proofErr w:type="spellStart"/>
-      <w:r>
-        <w:rPr>
-          <w:rFonts w:ascii="Bookman Old Style" w:eastAsia="Bookman Old Style" w:hAnsi="Bookman Old Style" w:cs="Bookman Old Style"/>
-          <w:sz w:val="24"/>
-          <w:szCs w:val="24"/>
-          <w:lang w:val="en"/>
-        </w:rPr>
-        <w:t>berdasarkan</w:t>
-      </w:r>
-      <w:proofErr w:type="spellEnd"/>
-      <w:r>
-        <w:rPr>
-          <w:rFonts w:ascii="Bookman Old Style" w:eastAsia="Bookman Old Style" w:hAnsi="Bookman Old Style" w:cs="Bookman Old Style"/>
-          <w:sz w:val="24"/>
-          <w:szCs w:val="24"/>
-          <w:lang w:val="en"/>
-        </w:rPr>
-        <w:t xml:space="preserve"> </w:t>
-      </w:r>
-      <w:proofErr w:type="spellStart"/>
-      <w:r>
-        <w:rPr>
-          <w:rFonts w:ascii="Bookman Old Style" w:eastAsia="Bookman Old Style" w:hAnsi="Bookman Old Style" w:cs="Bookman Old Style"/>
-          <w:sz w:val="24"/>
-          <w:szCs w:val="24"/>
-          <w:lang w:val="en"/>
-        </w:rPr>
-        <w:t>Perjanjian</w:t>
-      </w:r>
-      <w:proofErr w:type="spellEnd"/>
-      <w:r>
-        <w:rPr>
-          <w:rFonts w:ascii="Bookman Old Style" w:eastAsia="Bookman Old Style" w:hAnsi="Bookman Old Style" w:cs="Bookman Old Style"/>
-          <w:sz w:val="24"/>
-          <w:szCs w:val="24"/>
-          <w:lang w:val="en"/>
-        </w:rPr>
-        <w:t xml:space="preserve"> </w:t>
-      </w:r>
-      <w:proofErr w:type="spellStart"/>
-      <w:r>
-        <w:rPr>
-          <w:rFonts w:ascii="Bookman Old Style" w:eastAsia="Bookman Old Style" w:hAnsi="Bookman Old Style" w:cs="Bookman Old Style"/>
-          <w:sz w:val="24"/>
-          <w:szCs w:val="24"/>
-          <w:lang w:val="en"/>
-        </w:rPr>
-        <w:t>Kerja</w:t>
-      </w:r>
-      <w:proofErr w:type="spellEnd"/>
-      <w:r>
-        <w:rPr>
-          <w:rFonts w:ascii="Bookman Old Style" w:eastAsia="Bookman Old Style" w:hAnsi="Bookman Old Style" w:cs="Bookman Old Style"/>
-          <w:sz w:val="24"/>
-          <w:szCs w:val="24"/>
-          <w:lang w:val="en"/>
-        </w:rPr>
-        <w:t xml:space="preserve"> Nomor: </w:t>
-      </w:r>
-      <w:r>
-        <w:rPr>
-          <w:rFonts w:ascii="Bookman Old Style" w:eastAsia="Bookman Old Style" w:hAnsi="Bookman Old Style" w:cs="Bookman Old Style"/>
-          <w:sz w:val="24"/>
-          <w:szCs w:val="24"/>
-          <w:lang w:val="en"/>
-        </w:rPr>
-        <w:t>{</w:t>
-      </w:r>
-      <w:proofErr w:type="spellStart"/>
-      <w:r>
-        <w:rPr>
-          <w:rFonts w:ascii="Bookman Old Style" w:eastAsia="Bookman Old Style" w:hAnsi="Bookman Old Style" w:cs="Bookman Old Style"/>
-          <w:sz w:val="24"/>
-          <w:szCs w:val="24"/>
-          <w:lang w:val="en"/>
-        </w:rPr>
-        <w:t>n</w:t>
-      </w:r>
-      <w:r>
-        <w:rPr>
-          <w:rFonts w:ascii="Bookman Old Style" w:eastAsia="Bookman Old Style" w:hAnsi="Bookman Old Style" w:cs="Bookman Old Style"/>
-          <w:sz w:val="24"/>
-          <w:szCs w:val="24"/>
-          <w:lang w:val="en"/>
-        </w:rPr>
-        <w:t>omor_spk</w:t>
-      </w:r>
-      <w:proofErr w:type="spellEnd"/>
-      <w:r>
-        <w:rPr>
-          <w:rFonts w:ascii="Bookman Old Style" w:eastAsia="Bookman Old Style" w:hAnsi="Bookman Old Style" w:cs="Bookman Old Style"/>
-          <w:sz w:val="24"/>
-          <w:szCs w:val="24"/>
-          <w:lang w:val="en"/>
-        </w:rPr>
-        <w:t>}</w:t>
-      </w:r>
-      <w:r>
-        <w:rPr>
-          <w:rFonts w:ascii="Bookman Old Style" w:eastAsia="Bookman Old Style" w:hAnsi="Bookman Old Style" w:cs="Bookman Old Style"/>
-          <w:sz w:val="24"/>
-          <w:szCs w:val="24"/>
-          <w:lang w:val="en"/>
-        </w:rPr>
-        <w:t xml:space="preserve">, </w:t>
-      </w:r>
-      <w:proofErr w:type="spellStart"/>
-      <w:r>
-        <w:rPr>
-          <w:rFonts w:ascii="Bookman Old Style" w:eastAsia="Bookman Old Style" w:hAnsi="Bookman Old Style" w:cs="Bookman Old Style"/>
-          <w:sz w:val="24"/>
-          <w:szCs w:val="24"/>
-          <w:lang w:val="en"/>
-        </w:rPr>
-        <w:t>sesuai</w:t>
-      </w:r>
-      <w:proofErr w:type="spellEnd"/>
-      <w:r>
-        <w:rPr>
-          <w:rFonts w:ascii="Bookman Old Style" w:eastAsia="Bookman Old Style" w:hAnsi="Bookman Old Style" w:cs="Bookman Old Style"/>
-          <w:sz w:val="24"/>
-          <w:szCs w:val="24"/>
-          <w:lang w:val="en"/>
-        </w:rPr>
-        <w:t xml:space="preserve"> </w:t>
-      </w:r>
-      <w:proofErr w:type="spellStart"/>
-      <w:r>
-        <w:rPr>
-          <w:rFonts w:ascii="Bookman Old Style" w:eastAsia="Bookman Old Style" w:hAnsi="Bookman Old Style" w:cs="Bookman Old Style"/>
-          <w:sz w:val="24"/>
-          <w:szCs w:val="24"/>
-          <w:lang w:val="en"/>
-        </w:rPr>
-        <w:t>dengan</w:t>
-      </w:r>
-      <w:proofErr w:type="spellEnd"/>
-      <w:r>
-        <w:rPr>
-          <w:rFonts w:ascii="Bookman Old Style" w:eastAsia="Bookman Old Style" w:hAnsi="Bookman Old Style" w:cs="Bookman Old Style"/>
-          <w:sz w:val="24"/>
-          <w:szCs w:val="24"/>
-          <w:lang w:val="en"/>
-        </w:rPr>
-        <w:t xml:space="preserve"> target </w:t>
-      </w:r>
-      <w:proofErr w:type="spellStart"/>
-      <w:r>
-        <w:rPr>
-          <w:rFonts w:ascii="Bookman Old Style" w:eastAsia="Bookman Old Style" w:hAnsi="Bookman Old Style" w:cs="Bookman Old Style"/>
-          <w:sz w:val="24"/>
-          <w:szCs w:val="24"/>
-          <w:lang w:val="en"/>
-        </w:rPr>
-        <w:t>pekerjaan</w:t>
-      </w:r>
-      <w:proofErr w:type="spellEnd"/>
-      <w:r>
-        <w:rPr>
-          <w:rFonts w:ascii="Bookman Old Style" w:eastAsia="Bookman Old Style" w:hAnsi="Bookman Old Style" w:cs="Bookman Old Style"/>
-          <w:sz w:val="24"/>
-          <w:szCs w:val="24"/>
-          <w:lang w:val="en"/>
-        </w:rPr>
-        <w:t xml:space="preserve"> yang </w:t>
-      </w:r>
-      <w:proofErr w:type="spellStart"/>
-      <w:r>
-        <w:rPr>
-          <w:rFonts w:ascii="Bookman Old Style" w:eastAsia="Bookman Old Style" w:hAnsi="Bookman Old Style" w:cs="Bookman Old Style"/>
-          <w:sz w:val="24"/>
-          <w:szCs w:val="24"/>
-          <w:lang w:val="en"/>
-        </w:rPr>
-        <w:t>ditetapkan</w:t>
-      </w:r>
-      <w:proofErr w:type="spellEnd"/>
-      <w:r>
-        <w:rPr>
-          <w:rFonts w:ascii="Bookman Old Style" w:eastAsia="Bookman Old Style" w:hAnsi="Bookman Old Style" w:cs="Bookman Old Style"/>
-          <w:sz w:val="24"/>
-          <w:szCs w:val="24"/>
-          <w:lang w:val="en"/>
-        </w:rPr>
-        <w:t xml:space="preserve"> </w:t>
-      </w:r>
-      <w:proofErr w:type="spellStart"/>
-      <w:r>
-        <w:rPr>
-          <w:rFonts w:ascii="Bookman Old Style" w:eastAsia="Bookman Old Style" w:hAnsi="Bookman Old Style" w:cs="Bookman Old Style"/>
-          <w:sz w:val="24"/>
-          <w:szCs w:val="24"/>
-          <w:lang w:val="en"/>
-        </w:rPr>
-        <w:t>sebesar</w:t>
-      </w:r>
-      <w:proofErr w:type="spellEnd"/>
-      <w:r>
-        <w:rPr>
-          <w:rFonts w:ascii="Bookman Old Style" w:eastAsia="Bookman Old Style" w:hAnsi="Bookman Old Style" w:cs="Bookman Old Style"/>
-          <w:sz w:val="24"/>
-          <w:szCs w:val="24"/>
-          <w:lang w:val="en"/>
-        </w:rPr>
-        <w:t xml:space="preserve"> {</w:t>
-      </w:r>
-      <w:proofErr w:type="spellStart"/>
-      <w:r>
-        <w:rPr>
-          <w:rFonts w:ascii="Bookman Old Style" w:eastAsia="Bookman Old Style" w:hAnsi="Bookman Old Style" w:cs="Bookman Old Style"/>
-          <w:sz w:val="24"/>
-          <w:szCs w:val="24"/>
-          <w:lang w:val="en"/>
-        </w:rPr>
-        <w:t>sls_ongoing</w:t>
-      </w:r>
-      <w:proofErr w:type="spellEnd"/>
-      <w:r>
-        <w:rPr>
-          <w:rFonts w:ascii="Bookman Old Style" w:eastAsia="Bookman Old Style" w:hAnsi="Bookman Old Style" w:cs="Bookman Old Style"/>
-          <w:sz w:val="24"/>
-          <w:szCs w:val="24"/>
-          <w:lang w:val="en"/>
-        </w:rPr>
-        <w:t>}</w:t>
-      </w:r>
-      <w:r>
-        <w:rPr>
-          <w:rFonts w:ascii="Bookman Old Style" w:eastAsia="Bookman Old Style" w:hAnsi="Bookman Old Style" w:cs="Bookman Old Style"/>
-          <w:sz w:val="24"/>
-          <w:szCs w:val="24"/>
-          <w:lang w:val="en"/>
-        </w:rPr>
-        <w:t xml:space="preserve"> </w:t>
-      </w:r>
-      <w:r>
-        <w:rPr>
-          <w:rFonts w:ascii="Bookman Old Style" w:eastAsia="Bookman Old Style" w:hAnsi="Bookman Old Style" w:cs="Bookman Old Style"/>
-          <w:sz w:val="24"/>
-          <w:szCs w:val="24"/>
-          <w:lang w:val="en"/>
-        </w:rPr>
-        <w:t>SLS/Sub-SLS dan/</w:t>
-      </w:r>
-      <w:proofErr w:type="spellStart"/>
-      <w:r>
-        <w:rPr>
-          <w:rFonts w:ascii="Bookman Old Style" w:eastAsia="Bookman Old Style" w:hAnsi="Bookman Old Style" w:cs="Bookman Old Style"/>
-          <w:sz w:val="24"/>
-          <w:szCs w:val="24"/>
-          <w:lang w:val="en"/>
-        </w:rPr>
-        <w:t>atau</w:t>
-      </w:r>
-      <w:proofErr w:type="spellEnd"/>
-      <w:r>
-        <w:rPr>
-          <w:rFonts w:ascii="Bookman Old Style" w:eastAsia="Bookman Old Style" w:hAnsi="Bookman Old Style" w:cs="Bookman Old Style"/>
-          <w:sz w:val="24"/>
-          <w:szCs w:val="24"/>
-          <w:lang w:val="en"/>
-        </w:rPr>
-        <w:t xml:space="preserve"> </w:t>
-      </w:r>
-      <w:proofErr w:type="spellStart"/>
-      <w:r>
-        <w:rPr>
-          <w:rFonts w:ascii="Bookman Old Style" w:eastAsia="Bookman Old Style" w:hAnsi="Bookman Old Style" w:cs="Bookman Old Style"/>
-          <w:sz w:val="24"/>
-          <w:szCs w:val="24"/>
-          <w:lang w:val="en"/>
-        </w:rPr>
-        <w:t>usaha</w:t>
-      </w:r>
-      <w:proofErr w:type="spellEnd"/>
-      <w:r>
-        <w:rPr>
-          <w:rFonts w:ascii="Bookman Old Style" w:eastAsia="Bookman Old Style" w:hAnsi="Bookman Old Style" w:cs="Bookman Old Style"/>
-          <w:sz w:val="24"/>
-          <w:szCs w:val="24"/>
-          <w:lang w:val="en"/>
-        </w:rPr>
-        <w:t xml:space="preserve"> </w:t>
-      </w:r>
-      <w:proofErr w:type="spellStart"/>
-      <w:r>
-        <w:rPr>
-          <w:rFonts w:ascii="Bookman Old Style" w:eastAsia="Bookman Old Style" w:hAnsi="Bookman Old Style" w:cs="Bookman Old Style"/>
-          <w:sz w:val="24"/>
-          <w:szCs w:val="24"/>
-          <w:lang w:val="en"/>
-        </w:rPr>
-        <w:t>besar</w:t>
-      </w:r>
-      <w:proofErr w:type="spellEnd"/>
-      <w:r>
-        <w:rPr>
-          <w:rFonts w:ascii="Bookman Old Style" w:eastAsia="Bookman Old Style" w:hAnsi="Bookman Old Style" w:cs="Bookman Old Style"/>
-          <w:sz w:val="24"/>
-          <w:szCs w:val="24"/>
-          <w:lang w:val="en"/>
-        </w:rPr>
-        <w:t xml:space="preserve"> </w:t>
-      </w:r>
-      <w:proofErr w:type="spellStart"/>
-      <w:r>
-        <w:rPr>
-          <w:rFonts w:ascii="Bookman Old Style" w:eastAsia="Bookman Old Style" w:hAnsi="Bookman Old Style" w:cs="Bookman Old Style"/>
-          <w:sz w:val="24"/>
-          <w:szCs w:val="24"/>
-          <w:lang w:val="en"/>
-        </w:rPr>
-        <w:t>selama</w:t>
-      </w:r>
-      <w:proofErr w:type="spellEnd"/>
-      <w:r>
-        <w:rPr>
-          <w:rFonts w:ascii="Bookman Old Style" w:eastAsia="Bookman Old Style" w:hAnsi="Bookman Old Style" w:cs="Bookman Old Style"/>
-          <w:sz w:val="24"/>
-          <w:szCs w:val="24"/>
-          <w:lang w:val="en"/>
-        </w:rPr>
-        <w:t xml:space="preserve"> </w:t>
-      </w:r>
-      <w:proofErr w:type="spellStart"/>
-      <w:r>
-        <w:rPr>
-          <w:rFonts w:ascii="Bookman Old Style" w:eastAsia="Bookman Old Style" w:hAnsi="Bookman Old Style" w:cs="Bookman Old Style"/>
-          <w:sz w:val="24"/>
-          <w:szCs w:val="24"/>
-          <w:lang w:val="en"/>
-        </w:rPr>
-        <w:t>pendataan</w:t>
-      </w:r>
-      <w:proofErr w:type="spellEnd"/>
-      <w:r>
-        <w:rPr>
-          <w:rFonts w:ascii="Bookman Old Style" w:eastAsia="Bookman Old Style" w:hAnsi="Bookman Old Style" w:cs="Bookman Old Style"/>
-          <w:sz w:val="24"/>
-          <w:szCs w:val="24"/>
-          <w:lang w:val="en"/>
-        </w:rPr>
-        <w:t xml:space="preserve"> 15 Juni 2026 </w:t>
-      </w:r>
-      <w:proofErr w:type="spellStart"/>
-      <w:r>
-        <w:rPr>
-          <w:rFonts w:ascii="Bookman Old Style" w:eastAsia="Bookman Old Style" w:hAnsi="Bookman Old Style" w:cs="Bookman Old Style"/>
-          <w:sz w:val="24"/>
-          <w:szCs w:val="24"/>
-          <w:lang w:val="en"/>
-        </w:rPr>
-        <w:t>sampai</w:t>
-      </w:r>
-      <w:proofErr w:type="spellEnd"/>
-      <w:r>
-        <w:rPr>
-          <w:rFonts w:ascii="Bookman Old Style" w:eastAsia="Bookman Old Style" w:hAnsi="Bookman Old Style" w:cs="Bookman Old Style"/>
-          <w:sz w:val="24"/>
-          <w:szCs w:val="24"/>
-          <w:lang w:val="en"/>
-        </w:rPr>
-        <w:t xml:space="preserve"> </w:t>
-      </w:r>
-      <w:proofErr w:type="spellStart"/>
-      <w:r>
-        <w:rPr>
-          <w:rFonts w:ascii="Bookman Old Style" w:eastAsia="Bookman Old Style" w:hAnsi="Bookman Old Style" w:cs="Bookman Old Style"/>
-          <w:sz w:val="24"/>
-          <w:szCs w:val="24"/>
-          <w:lang w:val="en"/>
-        </w:rPr>
-        <w:t>dengan</w:t>
-      </w:r>
-      <w:proofErr w:type="spellEnd"/>
-      <w:r>
-        <w:rPr>
-          <w:rFonts w:ascii="Bookman Old Style" w:eastAsia="Bookman Old Style" w:hAnsi="Bookman Old Style" w:cs="Bookman Old Style"/>
-          <w:sz w:val="24"/>
-          <w:szCs w:val="24"/>
-          <w:lang w:val="en"/>
-        </w:rPr>
-        <w:t xml:space="preserve"> 31 Agustus 2026.</w:t>
+        <w:t>SLS/Sub-SLS dan/atau usaha besar selama pendataan 15 Juni 2026 sampai dengan 31 Agustus 2026.</w:t>
       </w:r>
     </w:p>
     <w:p>
@@ -8726,287 +6075,7 @@
           <w:szCs w:val="24"/>
           <w:lang w:val="en"/>
         </w:rPr>
-        <w:t xml:space="preserve"> </w:t>
-      </w:r>
-      <w:proofErr w:type="spellStart"/>
-      <w:r>
-        <w:rPr>
-          <w:rFonts w:ascii="Bookman Old Style" w:eastAsia="Bookman Old Style" w:hAnsi="Bookman Old Style" w:cs="Bookman Old Style"/>
-          <w:sz w:val="24"/>
-          <w:szCs w:val="24"/>
-          <w:lang w:val="en"/>
-        </w:rPr>
-        <w:t>telah</w:t>
-      </w:r>
-      <w:proofErr w:type="spellEnd"/>
-      <w:r>
-        <w:rPr>
-          <w:rFonts w:ascii="Bookman Old Style" w:eastAsia="Bookman Old Style" w:hAnsi="Bookman Old Style" w:cs="Bookman Old Style"/>
-          <w:sz w:val="24"/>
-          <w:szCs w:val="24"/>
-          <w:lang w:val="en"/>
-        </w:rPr>
-        <w:t xml:space="preserve"> </w:t>
-      </w:r>
-      <w:proofErr w:type="spellStart"/>
-      <w:r>
-        <w:rPr>
-          <w:rFonts w:ascii="Bookman Old Style" w:eastAsia="Bookman Old Style" w:hAnsi="Bookman Old Style" w:cs="Bookman Old Style"/>
-          <w:sz w:val="24"/>
-          <w:szCs w:val="24"/>
-          <w:lang w:val="en"/>
-        </w:rPr>
-        <w:t>menyelesaikan</w:t>
-      </w:r>
-      <w:proofErr w:type="spellEnd"/>
-      <w:r>
-        <w:rPr>
-          <w:rFonts w:ascii="Bookman Old Style" w:eastAsia="Bookman Old Style" w:hAnsi="Bookman Old Style" w:cs="Bookman Old Style"/>
-          <w:sz w:val="24"/>
-          <w:szCs w:val="24"/>
-          <w:lang w:val="en"/>
-        </w:rPr>
-        <w:t xml:space="preserve"> </w:t>
-      </w:r>
-      <w:proofErr w:type="spellStart"/>
-      <w:r>
-        <w:rPr>
-          <w:rFonts w:ascii="Bookman Old Style" w:eastAsia="Bookman Old Style" w:hAnsi="Bookman Old Style" w:cs="Bookman Old Style"/>
-          <w:sz w:val="24"/>
-          <w:szCs w:val="24"/>
-          <w:lang w:val="en"/>
-        </w:rPr>
-        <w:t>seluruh</w:t>
-      </w:r>
-      <w:proofErr w:type="spellEnd"/>
-      <w:r>
-        <w:rPr>
-          <w:rFonts w:ascii="Bookman Old Style" w:eastAsia="Bookman Old Style" w:hAnsi="Bookman Old Style" w:cs="Bookman Old Style"/>
-          <w:sz w:val="24"/>
-          <w:szCs w:val="24"/>
-          <w:lang w:val="en"/>
-        </w:rPr>
-        <w:t xml:space="preserve"> </w:t>
-      </w:r>
-      <w:proofErr w:type="spellStart"/>
-      <w:r>
-        <w:rPr>
-          <w:rFonts w:ascii="Bookman Old Style" w:eastAsia="Bookman Old Style" w:hAnsi="Bookman Old Style" w:cs="Bookman Old Style"/>
-          <w:sz w:val="24"/>
-          <w:szCs w:val="24"/>
-          <w:lang w:val="en"/>
-        </w:rPr>
-        <w:t>pekerjaan</w:t>
-      </w:r>
-      <w:proofErr w:type="spellEnd"/>
-      <w:r>
-        <w:rPr>
-          <w:rFonts w:ascii="Bookman Old Style" w:eastAsia="Bookman Old Style" w:hAnsi="Bookman Old Style" w:cs="Bookman Old Style"/>
-          <w:sz w:val="24"/>
-          <w:szCs w:val="24"/>
-          <w:lang w:val="en"/>
-        </w:rPr>
-        <w:t xml:space="preserve"> </w:t>
-      </w:r>
-      <w:proofErr w:type="spellStart"/>
-      <w:r>
-        <w:rPr>
-          <w:rFonts w:ascii="Bookman Old Style" w:eastAsia="Bookman Old Style" w:hAnsi="Bookman Old Style" w:cs="Bookman Old Style"/>
-          <w:sz w:val="24"/>
-          <w:szCs w:val="24"/>
-          <w:lang w:val="en"/>
-        </w:rPr>
-        <w:t>Pendataan</w:t>
-      </w:r>
-      <w:proofErr w:type="spellEnd"/>
-      <w:r>
-        <w:rPr>
-          <w:rFonts w:ascii="Bookman Old Style" w:eastAsia="Bookman Old Style" w:hAnsi="Bookman Old Style" w:cs="Bookman Old Style"/>
-          <w:sz w:val="24"/>
-          <w:szCs w:val="24"/>
-          <w:lang w:val="en"/>
-        </w:rPr>
-        <w:t xml:space="preserve"> Lapangan Sensus Ekonomi 2026 </w:t>
-      </w:r>
-      <w:proofErr w:type="spellStart"/>
-      <w:r>
-        <w:rPr>
-          <w:rFonts w:ascii="Bookman Old Style" w:eastAsia="Bookman Old Style" w:hAnsi="Bookman Old Style" w:cs="Bookman Old Style"/>
-          <w:sz w:val="24"/>
-          <w:szCs w:val="24"/>
-          <w:lang w:val="en"/>
-        </w:rPr>
-        <w:t>berdasarkan</w:t>
-      </w:r>
-      <w:proofErr w:type="spellEnd"/>
-      <w:r>
-        <w:rPr>
-          <w:rFonts w:ascii="Bookman Old Style" w:eastAsia="Bookman Old Style" w:hAnsi="Bookman Old Style" w:cs="Bookman Old Style"/>
-          <w:sz w:val="24"/>
-          <w:szCs w:val="24"/>
-          <w:lang w:val="en"/>
-        </w:rPr>
-        <w:t xml:space="preserve"> </w:t>
-      </w:r>
-      <w:proofErr w:type="spellStart"/>
-      <w:r>
-        <w:rPr>
-          <w:rFonts w:ascii="Bookman Old Style" w:eastAsia="Bookman Old Style" w:hAnsi="Bookman Old Style" w:cs="Bookman Old Style"/>
-          <w:sz w:val="24"/>
-          <w:szCs w:val="24"/>
-          <w:lang w:val="en"/>
-        </w:rPr>
-        <w:t>hasil</w:t>
-      </w:r>
-      <w:proofErr w:type="spellEnd"/>
-      <w:r>
-        <w:rPr>
-          <w:rFonts w:ascii="Bookman Old Style" w:eastAsia="Bookman Old Style" w:hAnsi="Bookman Old Style" w:cs="Bookman Old Style"/>
-          <w:sz w:val="24"/>
-          <w:szCs w:val="24"/>
-          <w:lang w:val="en"/>
-        </w:rPr>
-        <w:t xml:space="preserve"> </w:t>
-      </w:r>
-      <w:proofErr w:type="spellStart"/>
-      <w:r>
-        <w:rPr>
-          <w:rFonts w:ascii="Bookman Old Style" w:eastAsia="Bookman Old Style" w:hAnsi="Bookman Old Style" w:cs="Bookman Old Style"/>
-          <w:sz w:val="24"/>
-          <w:szCs w:val="24"/>
-          <w:lang w:val="en"/>
-        </w:rPr>
-        <w:t>pemeriksaan</w:t>
-      </w:r>
-      <w:proofErr w:type="spellEnd"/>
-      <w:r>
-        <w:rPr>
-          <w:rFonts w:ascii="Bookman Old Style" w:eastAsia="Bookman Old Style" w:hAnsi="Bookman Old Style" w:cs="Bookman Old Style"/>
-          <w:sz w:val="24"/>
-          <w:szCs w:val="24"/>
-          <w:lang w:val="en"/>
-        </w:rPr>
-        <w:t xml:space="preserve"> dan </w:t>
-      </w:r>
-      <w:proofErr w:type="spellStart"/>
-      <w:r>
-        <w:rPr>
-          <w:rFonts w:ascii="Bookman Old Style" w:eastAsia="Bookman Old Style" w:hAnsi="Bookman Old Style" w:cs="Bookman Old Style"/>
-          <w:sz w:val="24"/>
-          <w:szCs w:val="24"/>
-          <w:lang w:val="en"/>
-        </w:rPr>
-        <w:t>evaluasi</w:t>
-      </w:r>
-      <w:proofErr w:type="spellEnd"/>
-      <w:r>
-        <w:rPr>
-          <w:rFonts w:ascii="Bookman Old Style" w:eastAsia="Bookman Old Style" w:hAnsi="Bookman Old Style" w:cs="Bookman Old Style"/>
-          <w:sz w:val="24"/>
-          <w:szCs w:val="24"/>
-          <w:lang w:val="en"/>
-        </w:rPr>
-        <w:t xml:space="preserve"> </w:t>
-      </w:r>
-      <w:proofErr w:type="spellStart"/>
-      <w:r>
-        <w:rPr>
-          <w:rFonts w:ascii="Bookman Old Style" w:eastAsia="Bookman Old Style" w:hAnsi="Bookman Old Style" w:cs="Bookman Old Style"/>
-          <w:sz w:val="24"/>
-          <w:szCs w:val="24"/>
-          <w:lang w:val="en"/>
-        </w:rPr>
-        <w:t>pekerjaan</w:t>
-      </w:r>
-      <w:proofErr w:type="spellEnd"/>
-      <w:r>
-        <w:rPr>
-          <w:rFonts w:ascii="Bookman Old Style" w:eastAsia="Bookman Old Style" w:hAnsi="Bookman Old Style" w:cs="Bookman Old Style"/>
-          <w:sz w:val="24"/>
-          <w:szCs w:val="24"/>
-          <w:lang w:val="en"/>
-        </w:rPr>
-        <w:t xml:space="preserve"> </w:t>
-      </w:r>
-      <w:proofErr w:type="spellStart"/>
-      <w:r>
-        <w:rPr>
-          <w:rFonts w:ascii="Bookman Old Style" w:eastAsia="Bookman Old Style" w:hAnsi="Bookman Old Style" w:cs="Bookman Old Style"/>
-          <w:sz w:val="24"/>
-          <w:szCs w:val="24"/>
-          <w:lang w:val="en"/>
-        </w:rPr>
-        <w:t>sebagaimana</w:t>
-      </w:r>
-      <w:proofErr w:type="spellEnd"/>
-      <w:r>
-        <w:rPr>
-          <w:rFonts w:ascii="Bookman Old Style" w:eastAsia="Bookman Old Style" w:hAnsi="Bookman Old Style" w:cs="Bookman Old Style"/>
-          <w:sz w:val="24"/>
-          <w:szCs w:val="24"/>
-          <w:lang w:val="en"/>
-        </w:rPr>
-        <w:t xml:space="preserve"> </w:t>
-      </w:r>
-      <w:proofErr w:type="spellStart"/>
-      <w:r>
-        <w:rPr>
-          <w:rFonts w:ascii="Bookman Old Style" w:eastAsia="Bookman Old Style" w:hAnsi="Bookman Old Style" w:cs="Bookman Old Style"/>
-          <w:sz w:val="24"/>
-          <w:szCs w:val="24"/>
-          <w:lang w:val="en"/>
-        </w:rPr>
-        <w:t>tercantum</w:t>
-      </w:r>
-      <w:proofErr w:type="spellEnd"/>
-      <w:r>
-        <w:rPr>
-          <w:rFonts w:ascii="Bookman Old Style" w:eastAsia="Bookman Old Style" w:hAnsi="Bookman Old Style" w:cs="Bookman Old Style"/>
-          <w:sz w:val="24"/>
-          <w:szCs w:val="24"/>
-          <w:lang w:val="en"/>
-        </w:rPr>
-        <w:t xml:space="preserve"> </w:t>
-      </w:r>
-      <w:proofErr w:type="spellStart"/>
-      <w:r>
-        <w:rPr>
-          <w:rFonts w:ascii="Bookman Old Style" w:eastAsia="Bookman Old Style" w:hAnsi="Bookman Old Style" w:cs="Bookman Old Style"/>
-          <w:sz w:val="24"/>
-          <w:szCs w:val="24"/>
-          <w:lang w:val="en"/>
-        </w:rPr>
-        <w:t>dalam</w:t>
-      </w:r>
-      <w:proofErr w:type="spellEnd"/>
-      <w:r>
-        <w:rPr>
-          <w:rFonts w:ascii="Bookman Old Style" w:eastAsia="Bookman Old Style" w:hAnsi="Bookman Old Style" w:cs="Bookman Old Style"/>
-          <w:sz w:val="24"/>
-          <w:szCs w:val="24"/>
-          <w:lang w:val="en"/>
-        </w:rPr>
-        <w:t xml:space="preserve"> </w:t>
-      </w:r>
-      <w:proofErr w:type="spellStart"/>
-      <w:r>
-        <w:rPr>
-          <w:rFonts w:ascii="Bookman Old Style" w:eastAsia="Bookman Old Style" w:hAnsi="Bookman Old Style" w:cs="Bookman Old Style"/>
-          <w:sz w:val="24"/>
-          <w:szCs w:val="24"/>
-          <w:lang w:val="en"/>
-        </w:rPr>
-        <w:t>lampiran</w:t>
-      </w:r>
-      <w:proofErr w:type="spellEnd"/>
-      <w:r>
-        <w:rPr>
-          <w:rFonts w:ascii="Bookman Old Style" w:eastAsia="Bookman Old Style" w:hAnsi="Bookman Old Style" w:cs="Bookman Old Style"/>
-          <w:sz w:val="24"/>
-          <w:szCs w:val="24"/>
-          <w:lang w:val="en"/>
-        </w:rPr>
-        <w:t xml:space="preserve">. </w:t>
+        <w:t xml:space="preserve"> telah menyelesaikan seluruh pekerjaan Pendataan Lapangan Sensus Ekonomi 2026 berdasarkan hasil pemeriksaan dan evaluasi pekerjaan sebagaimana tercantum dalam lampiran. </w:t>
       </w:r>
     </w:p>
     <w:p>
@@ -9033,7 +6102,6 @@
           <w:lang w:val="en"/>
         </w:rPr>
       </w:pPr>
-      <w:proofErr w:type="spellStart"/>
       <w:r>
         <w:rPr>
           <w:rFonts w:ascii="Bookman Old Style" w:eastAsia="Bookman Old Style" w:hAnsi="Bookman Old Style" w:cs="Bookman Old Style"/>
@@ -9041,77 +6109,7 @@
           <w:szCs w:val="24"/>
           <w:lang w:val="en"/>
         </w:rPr>
-        <w:t>Berdasarkan</w:t>
-      </w:r>
-      <w:proofErr w:type="spellEnd"/>
-      <w:r>
-        <w:rPr>
-          <w:rFonts w:ascii="Bookman Old Style" w:eastAsia="Bookman Old Style" w:hAnsi="Bookman Old Style" w:cs="Bookman Old Style"/>
-          <w:sz w:val="24"/>
-          <w:szCs w:val="24"/>
-          <w:lang w:val="en"/>
-        </w:rPr>
-        <w:t xml:space="preserve"> </w:t>
-      </w:r>
-      <w:proofErr w:type="spellStart"/>
-      <w:r>
-        <w:rPr>
-          <w:rFonts w:ascii="Bookman Old Style" w:eastAsia="Bookman Old Style" w:hAnsi="Bookman Old Style" w:cs="Bookman Old Style"/>
-          <w:sz w:val="24"/>
-          <w:szCs w:val="24"/>
-          <w:lang w:val="en"/>
-        </w:rPr>
-        <w:t>angka</w:t>
-      </w:r>
-      <w:proofErr w:type="spellEnd"/>
-      <w:r>
-        <w:rPr>
-          <w:rFonts w:ascii="Bookman Old Style" w:eastAsia="Bookman Old Style" w:hAnsi="Bookman Old Style" w:cs="Bookman Old Style"/>
-          <w:sz w:val="24"/>
-          <w:szCs w:val="24"/>
-          <w:lang w:val="en"/>
-        </w:rPr>
-        <w:t xml:space="preserve"> 2 </w:t>
-      </w:r>
-      <w:proofErr w:type="spellStart"/>
-      <w:r>
-        <w:rPr>
-          <w:rFonts w:ascii="Bookman Old Style" w:eastAsia="Bookman Old Style" w:hAnsi="Bookman Old Style" w:cs="Bookman Old Style"/>
-          <w:sz w:val="24"/>
-          <w:szCs w:val="24"/>
-          <w:lang w:val="en"/>
-        </w:rPr>
-        <w:t>tersebut</w:t>
-      </w:r>
-      <w:proofErr w:type="spellEnd"/>
-      <w:r>
-        <w:rPr>
-          <w:rFonts w:ascii="Bookman Old Style" w:eastAsia="Bookman Old Style" w:hAnsi="Bookman Old Style" w:cs="Bookman Old Style"/>
-          <w:sz w:val="24"/>
-          <w:szCs w:val="24"/>
-          <w:lang w:val="en"/>
-        </w:rPr>
-        <w:t xml:space="preserve"> di </w:t>
-      </w:r>
-      <w:proofErr w:type="spellStart"/>
-      <w:r>
-        <w:rPr>
-          <w:rFonts w:ascii="Bookman Old Style" w:eastAsia="Bookman Old Style" w:hAnsi="Bookman Old Style" w:cs="Bookman Old Style"/>
-          <w:sz w:val="24"/>
-          <w:szCs w:val="24"/>
-          <w:lang w:val="en"/>
-        </w:rPr>
-        <w:t>atas</w:t>
-      </w:r>
-      <w:proofErr w:type="spellEnd"/>
-      <w:r>
-        <w:rPr>
-          <w:rFonts w:ascii="Bookman Old Style" w:eastAsia="Bookman Old Style" w:hAnsi="Bookman Old Style" w:cs="Bookman Old Style"/>
-          <w:sz w:val="24"/>
-          <w:szCs w:val="24"/>
-          <w:lang w:val="en"/>
-        </w:rPr>
-        <w:t xml:space="preserve">, </w:t>
+        <w:t xml:space="preserve">Berdasarkan angka 2 tersebut di atas, </w:t>
       </w:r>
       <w:r>
         <w:rPr>
@@ -9131,127 +6129,7 @@
           <w:szCs w:val="24"/>
           <w:lang w:val="en"/>
         </w:rPr>
-        <w:t xml:space="preserve"> </w:t>
-      </w:r>
-      <w:proofErr w:type="spellStart"/>
-      <w:r>
-        <w:rPr>
-          <w:rFonts w:ascii="Bookman Old Style" w:eastAsia="Bookman Old Style" w:hAnsi="Bookman Old Style" w:cs="Bookman Old Style"/>
-          <w:sz w:val="24"/>
-          <w:szCs w:val="24"/>
-          <w:lang w:val="en"/>
-        </w:rPr>
-        <w:t>menyerahkan</w:t>
-      </w:r>
-      <w:proofErr w:type="spellEnd"/>
-      <w:r>
-        <w:rPr>
-          <w:rFonts w:ascii="Bookman Old Style" w:eastAsia="Bookman Old Style" w:hAnsi="Bookman Old Style" w:cs="Bookman Old Style"/>
-          <w:sz w:val="24"/>
-          <w:szCs w:val="24"/>
-          <w:lang w:val="en"/>
-        </w:rPr>
-        <w:t xml:space="preserve"> </w:t>
-      </w:r>
-      <w:proofErr w:type="spellStart"/>
-      <w:r>
-        <w:rPr>
-          <w:rFonts w:ascii="Bookman Old Style" w:eastAsia="Bookman Old Style" w:hAnsi="Bookman Old Style" w:cs="Bookman Old Style"/>
-          <w:sz w:val="24"/>
-          <w:szCs w:val="24"/>
-          <w:lang w:val="en"/>
-        </w:rPr>
-        <w:t>seluruh</w:t>
-      </w:r>
-      <w:proofErr w:type="spellEnd"/>
-      <w:r>
-        <w:rPr>
-          <w:rFonts w:ascii="Bookman Old Style" w:eastAsia="Bookman Old Style" w:hAnsi="Bookman Old Style" w:cs="Bookman Old Style"/>
-          <w:sz w:val="24"/>
-          <w:szCs w:val="24"/>
-          <w:lang w:val="en"/>
-        </w:rPr>
-        <w:t xml:space="preserve"> </w:t>
-      </w:r>
-      <w:proofErr w:type="spellStart"/>
-      <w:r>
-        <w:rPr>
-          <w:rFonts w:ascii="Bookman Old Style" w:eastAsia="Bookman Old Style" w:hAnsi="Bookman Old Style" w:cs="Bookman Old Style"/>
-          <w:sz w:val="24"/>
-          <w:szCs w:val="24"/>
-          <w:lang w:val="en"/>
-        </w:rPr>
-        <w:t>hasil</w:t>
-      </w:r>
-      <w:proofErr w:type="spellEnd"/>
-      <w:r>
-        <w:rPr>
-          <w:rFonts w:ascii="Bookman Old Style" w:eastAsia="Bookman Old Style" w:hAnsi="Bookman Old Style" w:cs="Bookman Old Style"/>
-          <w:sz w:val="24"/>
-          <w:szCs w:val="24"/>
-          <w:lang w:val="en"/>
-        </w:rPr>
-        <w:t xml:space="preserve"> </w:t>
-      </w:r>
-      <w:proofErr w:type="spellStart"/>
-      <w:r>
-        <w:rPr>
-          <w:rFonts w:ascii="Bookman Old Style" w:eastAsia="Bookman Old Style" w:hAnsi="Bookman Old Style" w:cs="Bookman Old Style"/>
-          <w:sz w:val="24"/>
-          <w:szCs w:val="24"/>
-          <w:lang w:val="en"/>
-        </w:rPr>
-        <w:t>pekerjaan</w:t>
-      </w:r>
-      <w:proofErr w:type="spellEnd"/>
-      <w:r>
-        <w:rPr>
-          <w:rFonts w:ascii="Bookman Old Style" w:eastAsia="Bookman Old Style" w:hAnsi="Bookman Old Style" w:cs="Bookman Old Style"/>
-          <w:sz w:val="24"/>
-          <w:szCs w:val="24"/>
-          <w:lang w:val="en"/>
-        </w:rPr>
-        <w:t xml:space="preserve"> </w:t>
-      </w:r>
-      <w:proofErr w:type="spellStart"/>
-      <w:r>
-        <w:rPr>
-          <w:rFonts w:ascii="Bookman Old Style" w:eastAsia="Bookman Old Style" w:hAnsi="Bookman Old Style" w:cs="Bookman Old Style"/>
-          <w:sz w:val="24"/>
-          <w:szCs w:val="24"/>
-          <w:lang w:val="en"/>
-        </w:rPr>
-        <w:t>Pendataan</w:t>
-      </w:r>
-      <w:proofErr w:type="spellEnd"/>
-      <w:r>
-        <w:rPr>
-          <w:rFonts w:ascii="Bookman Old Style" w:eastAsia="Bookman Old Style" w:hAnsi="Bookman Old Style" w:cs="Bookman Old Style"/>
-          <w:sz w:val="24"/>
-          <w:szCs w:val="24"/>
-          <w:lang w:val="en"/>
-        </w:rPr>
-        <w:t xml:space="preserve"> Lapangan Sensus Ekonomi 2026 </w:t>
-      </w:r>
-      <w:proofErr w:type="spellStart"/>
-      <w:r>
-        <w:rPr>
-          <w:rFonts w:ascii="Bookman Old Style" w:eastAsia="Bookman Old Style" w:hAnsi="Bookman Old Style" w:cs="Bookman Old Style"/>
-          <w:sz w:val="24"/>
-          <w:szCs w:val="24"/>
-          <w:lang w:val="en"/>
-        </w:rPr>
-        <w:t>kepada</w:t>
-      </w:r>
-      <w:proofErr w:type="spellEnd"/>
-      <w:r>
-        <w:rPr>
-          <w:rFonts w:ascii="Bookman Old Style" w:eastAsia="Bookman Old Style" w:hAnsi="Bookman Old Style" w:cs="Bookman Old Style"/>
-          <w:sz w:val="24"/>
-          <w:szCs w:val="24"/>
-          <w:lang w:val="en"/>
-        </w:rPr>
-        <w:t xml:space="preserve"> </w:t>
+        <w:t xml:space="preserve"> menyerahkan seluruh hasil pekerjaan Pendataan Lapangan Sensus Ekonomi 2026 kepada </w:t>
       </w:r>
       <w:r>
         <w:rPr>
@@ -9291,167 +6169,7 @@
           <w:szCs w:val="24"/>
           <w:lang w:val="en"/>
         </w:rPr>
-        <w:t xml:space="preserve"> </w:t>
-      </w:r>
-      <w:proofErr w:type="spellStart"/>
-      <w:r>
-        <w:rPr>
-          <w:rFonts w:ascii="Bookman Old Style" w:eastAsia="Bookman Old Style" w:hAnsi="Bookman Old Style" w:cs="Bookman Old Style"/>
-          <w:sz w:val="24"/>
-          <w:szCs w:val="24"/>
-          <w:lang w:val="en"/>
-        </w:rPr>
-        <w:t>menerima</w:t>
-      </w:r>
-      <w:proofErr w:type="spellEnd"/>
-      <w:r>
-        <w:rPr>
-          <w:rFonts w:ascii="Bookman Old Style" w:eastAsia="Bookman Old Style" w:hAnsi="Bookman Old Style" w:cs="Bookman Old Style"/>
-          <w:sz w:val="24"/>
-          <w:szCs w:val="24"/>
-          <w:lang w:val="en"/>
-        </w:rPr>
-        <w:t xml:space="preserve"> </w:t>
-      </w:r>
-      <w:proofErr w:type="spellStart"/>
-      <w:r>
-        <w:rPr>
-          <w:rFonts w:ascii="Bookman Old Style" w:eastAsia="Bookman Old Style" w:hAnsi="Bookman Old Style" w:cs="Bookman Old Style"/>
-          <w:sz w:val="24"/>
-          <w:szCs w:val="24"/>
-          <w:lang w:val="en"/>
-        </w:rPr>
-        <w:t>hasil</w:t>
-      </w:r>
-      <w:proofErr w:type="spellEnd"/>
-      <w:r>
-        <w:rPr>
-          <w:rFonts w:ascii="Bookman Old Style" w:eastAsia="Bookman Old Style" w:hAnsi="Bookman Old Style" w:cs="Bookman Old Style"/>
-          <w:sz w:val="24"/>
-          <w:szCs w:val="24"/>
-          <w:lang w:val="en"/>
-        </w:rPr>
-        <w:t xml:space="preserve"> </w:t>
-      </w:r>
-      <w:proofErr w:type="spellStart"/>
-      <w:r>
-        <w:rPr>
-          <w:rFonts w:ascii="Bookman Old Style" w:eastAsia="Bookman Old Style" w:hAnsi="Bookman Old Style" w:cs="Bookman Old Style"/>
-          <w:sz w:val="24"/>
-          <w:szCs w:val="24"/>
-          <w:lang w:val="en"/>
-        </w:rPr>
-        <w:t>pekerjaan</w:t>
-      </w:r>
-      <w:proofErr w:type="spellEnd"/>
-      <w:r>
-        <w:rPr>
-          <w:rFonts w:ascii="Bookman Old Style" w:eastAsia="Bookman Old Style" w:hAnsi="Bookman Old Style" w:cs="Bookman Old Style"/>
-          <w:sz w:val="24"/>
-          <w:szCs w:val="24"/>
-          <w:lang w:val="en"/>
-        </w:rPr>
-        <w:t xml:space="preserve"> </w:t>
-      </w:r>
-      <w:proofErr w:type="spellStart"/>
-      <w:r>
-        <w:rPr>
-          <w:rFonts w:ascii="Bookman Old Style" w:eastAsia="Bookman Old Style" w:hAnsi="Bookman Old Style" w:cs="Bookman Old Style"/>
-          <w:sz w:val="24"/>
-          <w:szCs w:val="24"/>
-          <w:lang w:val="en"/>
-        </w:rPr>
-        <w:t>tersebut</w:t>
-      </w:r>
-      <w:proofErr w:type="spellEnd"/>
-      <w:r>
-        <w:rPr>
-          <w:rFonts w:ascii="Bookman Old Style" w:eastAsia="Bookman Old Style" w:hAnsi="Bookman Old Style" w:cs="Bookman Old Style"/>
-          <w:sz w:val="24"/>
-          <w:szCs w:val="24"/>
-          <w:lang w:val="en"/>
-        </w:rPr>
-        <w:t xml:space="preserve"> yang </w:t>
-      </w:r>
-      <w:proofErr w:type="spellStart"/>
-      <w:r>
-        <w:rPr>
-          <w:rFonts w:ascii="Bookman Old Style" w:eastAsia="Bookman Old Style" w:hAnsi="Bookman Old Style" w:cs="Bookman Old Style"/>
-          <w:sz w:val="24"/>
-          <w:szCs w:val="24"/>
-          <w:lang w:val="en"/>
-        </w:rPr>
-        <w:t>telah</w:t>
-      </w:r>
-      <w:proofErr w:type="spellEnd"/>
-      <w:r>
-        <w:rPr>
-          <w:rFonts w:ascii="Bookman Old Style" w:eastAsia="Bookman Old Style" w:hAnsi="Bookman Old Style" w:cs="Bookman Old Style"/>
-          <w:sz w:val="24"/>
-          <w:szCs w:val="24"/>
-          <w:lang w:val="en"/>
-        </w:rPr>
-        <w:t xml:space="preserve"> </w:t>
-      </w:r>
-      <w:proofErr w:type="spellStart"/>
-      <w:r>
-        <w:rPr>
-          <w:rFonts w:ascii="Bookman Old Style" w:eastAsia="Bookman Old Style" w:hAnsi="Bookman Old Style" w:cs="Bookman Old Style"/>
-          <w:sz w:val="24"/>
-          <w:szCs w:val="24"/>
-          <w:lang w:val="en"/>
-        </w:rPr>
-        <w:t>sesuai</w:t>
-      </w:r>
-      <w:proofErr w:type="spellEnd"/>
-      <w:r>
-        <w:rPr>
-          <w:rFonts w:ascii="Bookman Old Style" w:eastAsia="Bookman Old Style" w:hAnsi="Bookman Old Style" w:cs="Bookman Old Style"/>
-          <w:sz w:val="24"/>
-          <w:szCs w:val="24"/>
-          <w:lang w:val="en"/>
-        </w:rPr>
-        <w:t xml:space="preserve"> </w:t>
-      </w:r>
-      <w:proofErr w:type="spellStart"/>
-      <w:r>
-        <w:rPr>
-          <w:rFonts w:ascii="Bookman Old Style" w:eastAsia="Bookman Old Style" w:hAnsi="Bookman Old Style" w:cs="Bookman Old Style"/>
-          <w:sz w:val="24"/>
-          <w:szCs w:val="24"/>
-          <w:lang w:val="en"/>
-        </w:rPr>
-        <w:t>dengan</w:t>
-      </w:r>
-      <w:proofErr w:type="spellEnd"/>
-      <w:r>
-        <w:rPr>
-          <w:rFonts w:ascii="Bookman Old Style" w:eastAsia="Bookman Old Style" w:hAnsi="Bookman Old Style" w:cs="Bookman Old Style"/>
-          <w:sz w:val="24"/>
-          <w:szCs w:val="24"/>
-          <w:lang w:val="en"/>
-        </w:rPr>
-        <w:t xml:space="preserve"> </w:t>
-      </w:r>
-      <w:proofErr w:type="spellStart"/>
-      <w:r>
-        <w:rPr>
-          <w:rFonts w:ascii="Bookman Old Style" w:eastAsia="Bookman Old Style" w:hAnsi="Bookman Old Style" w:cs="Bookman Old Style"/>
-          <w:sz w:val="24"/>
-          <w:szCs w:val="24"/>
-          <w:lang w:val="en"/>
-        </w:rPr>
-        <w:t>seharusnya</w:t>
-      </w:r>
-      <w:proofErr w:type="spellEnd"/>
-      <w:r>
-        <w:rPr>
-          <w:rFonts w:ascii="Bookman Old Style" w:eastAsia="Bookman Old Style" w:hAnsi="Bookman Old Style" w:cs="Bookman Old Style"/>
-          <w:sz w:val="24"/>
-          <w:szCs w:val="24"/>
-          <w:lang w:val="en"/>
-        </w:rPr>
-        <w:t>;</w:t>
+        <w:t xml:space="preserve"> menerima hasil pekerjaan tersebut yang telah sesuai dengan seharusnya;</w:t>
       </w:r>
     </w:p>
     <w:p>
@@ -9485,9 +6203,8 @@
           <w:szCs w:val="24"/>
           <w:lang w:val="en"/>
         </w:rPr>
-        <w:t xml:space="preserve">Hasil </w:t>
-      </w:r>
-      <w:proofErr w:type="spellStart"/>
+        <w:t xml:space="preserve">Hasil pekerjaan Pendataan Lapangan Sensus Ekonomi 2026 sebagaimana dimaksud dalam angka 3, berupa dokumen hasil Pendataan Lapangan Sensus Ekonomi 2026, sejumlah </w:t>
+      </w:r>
       <w:r>
         <w:rPr>
           <w:rFonts w:ascii="Bookman Old Style" w:eastAsia="Bookman Old Style" w:hAnsi="Bookman Old Style" w:cs="Bookman Old Style"/>
@@ -9495,9 +6212,8 @@
           <w:szCs w:val="24"/>
           <w:lang w:val="en"/>
         </w:rPr>
-        <w:t>pekerjaan</w:t>
-      </w:r>
-      <w:proofErr w:type="spellEnd"/>
+        <w:t>{sls_ongoing}</w:t>
+      </w:r>
       <w:r>
         <w:rPr>
           <w:rFonts w:ascii="Bookman Old Style" w:eastAsia="Bookman Old Style" w:hAnsi="Bookman Old Style" w:cs="Bookman Old Style"/>
@@ -9505,305 +6221,7 @@
           <w:szCs w:val="24"/>
           <w:lang w:val="en"/>
         </w:rPr>
-        <w:t xml:space="preserve"> </w:t>
-      </w:r>
-      <w:proofErr w:type="spellStart"/>
-      <w:r>
-        <w:rPr>
-          <w:rFonts w:ascii="Bookman Old Style" w:eastAsia="Bookman Old Style" w:hAnsi="Bookman Old Style" w:cs="Bookman Old Style"/>
-          <w:sz w:val="24"/>
-          <w:szCs w:val="24"/>
-          <w:lang w:val="en"/>
-        </w:rPr>
-        <w:t>Pendataan</w:t>
-      </w:r>
-      <w:proofErr w:type="spellEnd"/>
-      <w:r>
-        <w:rPr>
-          <w:rFonts w:ascii="Bookman Old Style" w:eastAsia="Bookman Old Style" w:hAnsi="Bookman Old Style" w:cs="Bookman Old Style"/>
-          <w:sz w:val="24"/>
-          <w:szCs w:val="24"/>
-          <w:lang w:val="en"/>
-        </w:rPr>
-        <w:t xml:space="preserve"> Lapangan Sensus Ekonomi 2026 </w:t>
-      </w:r>
-      <w:proofErr w:type="spellStart"/>
-      <w:r>
-        <w:rPr>
-          <w:rFonts w:ascii="Bookman Old Style" w:eastAsia="Bookman Old Style" w:hAnsi="Bookman Old Style" w:cs="Bookman Old Style"/>
-          <w:sz w:val="24"/>
-          <w:szCs w:val="24"/>
-          <w:lang w:val="en"/>
-        </w:rPr>
-        <w:t>sebagaimana</w:t>
-      </w:r>
-      <w:proofErr w:type="spellEnd"/>
-      <w:r>
-        <w:rPr>
-          <w:rFonts w:ascii="Bookman Old Style" w:eastAsia="Bookman Old Style" w:hAnsi="Bookman Old Style" w:cs="Bookman Old Style"/>
-          <w:sz w:val="24"/>
-          <w:szCs w:val="24"/>
-          <w:lang w:val="en"/>
-        </w:rPr>
-        <w:t xml:space="preserve"> </w:t>
-      </w:r>
-      <w:proofErr w:type="spellStart"/>
-      <w:r>
-        <w:rPr>
-          <w:rFonts w:ascii="Bookman Old Style" w:eastAsia="Bookman Old Style" w:hAnsi="Bookman Old Style" w:cs="Bookman Old Style"/>
-          <w:sz w:val="24"/>
-          <w:szCs w:val="24"/>
-          <w:lang w:val="en"/>
-        </w:rPr>
-        <w:t>dimaksud</w:t>
-      </w:r>
-      <w:proofErr w:type="spellEnd"/>
-      <w:r>
-        <w:rPr>
-          <w:rFonts w:ascii="Bookman Old Style" w:eastAsia="Bookman Old Style" w:hAnsi="Bookman Old Style" w:cs="Bookman Old Style"/>
-          <w:sz w:val="24"/>
-          <w:szCs w:val="24"/>
-          <w:lang w:val="en"/>
-        </w:rPr>
-        <w:t xml:space="preserve"> </w:t>
-      </w:r>
-      <w:proofErr w:type="spellStart"/>
-      <w:r>
-        <w:rPr>
-          <w:rFonts w:ascii="Bookman Old Style" w:eastAsia="Bookman Old Style" w:hAnsi="Bookman Old Style" w:cs="Bookman Old Style"/>
-          <w:sz w:val="24"/>
-          <w:szCs w:val="24"/>
-          <w:lang w:val="en"/>
-        </w:rPr>
-        <w:t>dalam</w:t>
-      </w:r>
-      <w:proofErr w:type="spellEnd"/>
-      <w:r>
-        <w:rPr>
-          <w:rFonts w:ascii="Bookman Old Style" w:eastAsia="Bookman Old Style" w:hAnsi="Bookman Old Style" w:cs="Bookman Old Style"/>
-          <w:sz w:val="24"/>
-          <w:szCs w:val="24"/>
-          <w:lang w:val="en"/>
-        </w:rPr>
-        <w:t xml:space="preserve"> </w:t>
-      </w:r>
-      <w:proofErr w:type="spellStart"/>
-      <w:r>
-        <w:rPr>
-          <w:rFonts w:ascii="Bookman Old Style" w:eastAsia="Bookman Old Style" w:hAnsi="Bookman Old Style" w:cs="Bookman Old Style"/>
-          <w:sz w:val="24"/>
-          <w:szCs w:val="24"/>
-          <w:lang w:val="en"/>
-        </w:rPr>
-        <w:t>angka</w:t>
-      </w:r>
-      <w:proofErr w:type="spellEnd"/>
-      <w:r>
-        <w:rPr>
-          <w:rFonts w:ascii="Bookman Old Style" w:eastAsia="Bookman Old Style" w:hAnsi="Bookman Old Style" w:cs="Bookman Old Style"/>
-          <w:sz w:val="24"/>
-          <w:szCs w:val="24"/>
-          <w:lang w:val="en"/>
-        </w:rPr>
-        <w:t xml:space="preserve"> 3, </w:t>
-      </w:r>
-      <w:proofErr w:type="spellStart"/>
-      <w:r>
-        <w:rPr>
-          <w:rFonts w:ascii="Bookman Old Style" w:eastAsia="Bookman Old Style" w:hAnsi="Bookman Old Style" w:cs="Bookman Old Style"/>
-          <w:sz w:val="24"/>
-          <w:szCs w:val="24"/>
-          <w:lang w:val="en"/>
-        </w:rPr>
-        <w:t>berupa</w:t>
-      </w:r>
-      <w:proofErr w:type="spellEnd"/>
-      <w:r>
-        <w:rPr>
-          <w:rFonts w:ascii="Bookman Old Style" w:eastAsia="Bookman Old Style" w:hAnsi="Bookman Old Style" w:cs="Bookman Old Style"/>
-          <w:sz w:val="24"/>
-          <w:szCs w:val="24"/>
-          <w:lang w:val="en"/>
-        </w:rPr>
-        <w:t xml:space="preserve"> </w:t>
-      </w:r>
-      <w:proofErr w:type="spellStart"/>
-      <w:r>
-        <w:rPr>
-          <w:rFonts w:ascii="Bookman Old Style" w:eastAsia="Bookman Old Style" w:hAnsi="Bookman Old Style" w:cs="Bookman Old Style"/>
-          <w:sz w:val="24"/>
-          <w:szCs w:val="24"/>
-          <w:lang w:val="en"/>
-        </w:rPr>
-        <w:t>dokumen</w:t>
-      </w:r>
-      <w:proofErr w:type="spellEnd"/>
-      <w:r>
-        <w:rPr>
-          <w:rFonts w:ascii="Bookman Old Style" w:eastAsia="Bookman Old Style" w:hAnsi="Bookman Old Style" w:cs="Bookman Old Style"/>
-          <w:sz w:val="24"/>
-          <w:szCs w:val="24"/>
-          <w:lang w:val="en"/>
-        </w:rPr>
-        <w:t xml:space="preserve"> </w:t>
-      </w:r>
-      <w:proofErr w:type="spellStart"/>
-      <w:r>
-        <w:rPr>
-          <w:rFonts w:ascii="Bookman Old Style" w:eastAsia="Bookman Old Style" w:hAnsi="Bookman Old Style" w:cs="Bookman Old Style"/>
-          <w:sz w:val="24"/>
-          <w:szCs w:val="24"/>
-          <w:lang w:val="en"/>
-        </w:rPr>
-        <w:t>hasil</w:t>
-      </w:r>
-      <w:proofErr w:type="spellEnd"/>
-      <w:r>
-        <w:rPr>
-          <w:rFonts w:ascii="Bookman Old Style" w:eastAsia="Bookman Old Style" w:hAnsi="Bookman Old Style" w:cs="Bookman Old Style"/>
-          <w:sz w:val="24"/>
-          <w:szCs w:val="24"/>
-          <w:lang w:val="en"/>
-        </w:rPr>
-        <w:t xml:space="preserve"> </w:t>
-      </w:r>
-      <w:proofErr w:type="spellStart"/>
-      <w:r>
-        <w:rPr>
-          <w:rFonts w:ascii="Bookman Old Style" w:eastAsia="Bookman Old Style" w:hAnsi="Bookman Old Style" w:cs="Bookman Old Style"/>
-          <w:sz w:val="24"/>
-          <w:szCs w:val="24"/>
-          <w:lang w:val="en"/>
-        </w:rPr>
-        <w:t>Pendataan</w:t>
-      </w:r>
-      <w:proofErr w:type="spellEnd"/>
-      <w:r>
-        <w:rPr>
-          <w:rFonts w:ascii="Bookman Old Style" w:eastAsia="Bookman Old Style" w:hAnsi="Bookman Old Style" w:cs="Bookman Old Style"/>
-          <w:sz w:val="24"/>
-          <w:szCs w:val="24"/>
-          <w:lang w:val="en"/>
-        </w:rPr>
-        <w:t xml:space="preserve"> Lapangan Sensus Ekonomi 2026, </w:t>
-      </w:r>
-      <w:proofErr w:type="spellStart"/>
-      <w:r>
-        <w:rPr>
-          <w:rFonts w:ascii="Bookman Old Style" w:eastAsia="Bookman Old Style" w:hAnsi="Bookman Old Style" w:cs="Bookman Old Style"/>
-          <w:sz w:val="24"/>
-          <w:szCs w:val="24"/>
-          <w:lang w:val="en"/>
-        </w:rPr>
-        <w:t>sejumlah</w:t>
-      </w:r>
-      <w:proofErr w:type="spellEnd"/>
-      <w:r>
-        <w:rPr>
-          <w:rFonts w:ascii="Bookman Old Style" w:eastAsia="Bookman Old Style" w:hAnsi="Bookman Old Style" w:cs="Bookman Old Style"/>
-          <w:sz w:val="24"/>
-          <w:szCs w:val="24"/>
-          <w:lang w:val="en"/>
-        </w:rPr>
-        <w:t xml:space="preserve"> </w:t>
-      </w:r>
-      <w:r>
-        <w:rPr>
-          <w:rFonts w:ascii="Bookman Old Style" w:eastAsia="Bookman Old Style" w:hAnsi="Bookman Old Style" w:cs="Bookman Old Style"/>
-          <w:sz w:val="24"/>
-          <w:szCs w:val="24"/>
-          <w:lang w:val="en"/>
-        </w:rPr>
-        <w:t>{</w:t>
-      </w:r>
-      <w:proofErr w:type="spellStart"/>
-      <w:r>
-        <w:rPr>
-          <w:rFonts w:ascii="Bookman Old Style" w:eastAsia="Bookman Old Style" w:hAnsi="Bookman Old Style" w:cs="Bookman Old Style"/>
-          <w:sz w:val="24"/>
-          <w:szCs w:val="24"/>
-          <w:lang w:val="en"/>
-        </w:rPr>
-        <w:t>sls_ongoing</w:t>
-      </w:r>
-      <w:proofErr w:type="spellEnd"/>
-      <w:r>
-        <w:rPr>
-          <w:rFonts w:ascii="Bookman Old Style" w:eastAsia="Bookman Old Style" w:hAnsi="Bookman Old Style" w:cs="Bookman Old Style"/>
-          <w:sz w:val="24"/>
-          <w:szCs w:val="24"/>
-          <w:lang w:val="en"/>
-        </w:rPr>
-        <w:t>}</w:t>
-      </w:r>
-      <w:r>
-        <w:rPr>
-          <w:rFonts w:ascii="Bookman Old Style" w:eastAsia="Bookman Old Style" w:hAnsi="Bookman Old Style" w:cs="Bookman Old Style"/>
-          <w:sz w:val="24"/>
-          <w:szCs w:val="24"/>
-          <w:lang w:val="en"/>
-        </w:rPr>
-        <w:t xml:space="preserve"> SLS/Sub-SLS dan/</w:t>
-      </w:r>
-      <w:proofErr w:type="spellStart"/>
-      <w:r>
-        <w:rPr>
-          <w:rFonts w:ascii="Bookman Old Style" w:eastAsia="Bookman Old Style" w:hAnsi="Bookman Old Style" w:cs="Bookman Old Style"/>
-          <w:sz w:val="24"/>
-          <w:szCs w:val="24"/>
-          <w:lang w:val="en"/>
-        </w:rPr>
-        <w:t>atau</w:t>
-      </w:r>
-      <w:proofErr w:type="spellEnd"/>
-      <w:r>
-        <w:rPr>
-          <w:rFonts w:ascii="Bookman Old Style" w:eastAsia="Bookman Old Style" w:hAnsi="Bookman Old Style" w:cs="Bookman Old Style"/>
-          <w:sz w:val="24"/>
-          <w:szCs w:val="24"/>
-          <w:lang w:val="en"/>
-        </w:rPr>
-        <w:t xml:space="preserve"> </w:t>
-      </w:r>
-      <w:proofErr w:type="spellStart"/>
-      <w:r>
-        <w:rPr>
-          <w:rFonts w:ascii="Bookman Old Style" w:eastAsia="Bookman Old Style" w:hAnsi="Bookman Old Style" w:cs="Bookman Old Style"/>
-          <w:sz w:val="24"/>
-          <w:szCs w:val="24"/>
-          <w:lang w:val="en"/>
-        </w:rPr>
-        <w:t>usaha</w:t>
-      </w:r>
-      <w:proofErr w:type="spellEnd"/>
-      <w:r>
-        <w:rPr>
-          <w:rFonts w:ascii="Bookman Old Style" w:eastAsia="Bookman Old Style" w:hAnsi="Bookman Old Style" w:cs="Bookman Old Style"/>
-          <w:sz w:val="24"/>
-          <w:szCs w:val="24"/>
-          <w:lang w:val="en"/>
-        </w:rPr>
-        <w:t xml:space="preserve"> </w:t>
-      </w:r>
-      <w:proofErr w:type="spellStart"/>
-      <w:r>
-        <w:rPr>
-          <w:rFonts w:ascii="Bookman Old Style" w:eastAsia="Bookman Old Style" w:hAnsi="Bookman Old Style" w:cs="Bookman Old Style"/>
-          <w:sz w:val="24"/>
-          <w:szCs w:val="24"/>
-          <w:lang w:val="en"/>
-        </w:rPr>
-        <w:t>besar</w:t>
-      </w:r>
-      <w:proofErr w:type="spellEnd"/>
-      <w:r>
-        <w:rPr>
-          <w:rFonts w:ascii="Bookman Old Style" w:eastAsia="Bookman Old Style" w:hAnsi="Bookman Old Style" w:cs="Bookman Old Style"/>
-          <w:sz w:val="24"/>
-          <w:szCs w:val="24"/>
-          <w:lang w:val="en"/>
-        </w:rPr>
-        <w:t>.</w:t>
+        <w:t xml:space="preserve"> SLS/Sub-SLS dan/atau usaha besar.</w:t>
       </w:r>
     </w:p>
     <w:p>
@@ -9837,407 +6255,7 @@
           <w:szCs w:val="24"/>
           <w:lang w:val="en"/>
         </w:rPr>
-        <w:t xml:space="preserve">Hasil </w:t>
-      </w:r>
-      <w:proofErr w:type="spellStart"/>
-      <w:r>
-        <w:rPr>
-          <w:rFonts w:ascii="Bookman Old Style" w:eastAsia="Bookman Old Style" w:hAnsi="Bookman Old Style" w:cs="Bookman Old Style"/>
-          <w:sz w:val="24"/>
-          <w:szCs w:val="24"/>
-          <w:lang w:val="en"/>
-        </w:rPr>
-        <w:t>pekerjaan</w:t>
-      </w:r>
-      <w:proofErr w:type="spellEnd"/>
-      <w:r>
-        <w:rPr>
-          <w:rFonts w:ascii="Bookman Old Style" w:eastAsia="Bookman Old Style" w:hAnsi="Bookman Old Style" w:cs="Bookman Old Style"/>
-          <w:sz w:val="24"/>
-          <w:szCs w:val="24"/>
-          <w:lang w:val="en"/>
-        </w:rPr>
-        <w:t xml:space="preserve"> </w:t>
-      </w:r>
-      <w:proofErr w:type="spellStart"/>
-      <w:r>
-        <w:rPr>
-          <w:rFonts w:ascii="Bookman Old Style" w:eastAsia="Bookman Old Style" w:hAnsi="Bookman Old Style" w:cs="Bookman Old Style"/>
-          <w:sz w:val="24"/>
-          <w:szCs w:val="24"/>
-          <w:lang w:val="en"/>
-        </w:rPr>
-        <w:t>pendataan</w:t>
-      </w:r>
-      <w:proofErr w:type="spellEnd"/>
-      <w:r>
-        <w:rPr>
-          <w:rFonts w:ascii="Bookman Old Style" w:eastAsia="Bookman Old Style" w:hAnsi="Bookman Old Style" w:cs="Bookman Old Style"/>
-          <w:sz w:val="24"/>
-          <w:szCs w:val="24"/>
-          <w:lang w:val="en"/>
-        </w:rPr>
-        <w:t xml:space="preserve"> </w:t>
-      </w:r>
-      <w:proofErr w:type="spellStart"/>
-      <w:r>
-        <w:rPr>
-          <w:rFonts w:ascii="Bookman Old Style" w:eastAsia="Bookman Old Style" w:hAnsi="Bookman Old Style" w:cs="Bookman Old Style"/>
-          <w:sz w:val="24"/>
-          <w:szCs w:val="24"/>
-          <w:lang w:val="en"/>
-        </w:rPr>
-        <w:t>sebagaimana</w:t>
-      </w:r>
-      <w:proofErr w:type="spellEnd"/>
-      <w:r>
-        <w:rPr>
-          <w:rFonts w:ascii="Bookman Old Style" w:eastAsia="Bookman Old Style" w:hAnsi="Bookman Old Style" w:cs="Bookman Old Style"/>
-          <w:sz w:val="24"/>
-          <w:szCs w:val="24"/>
-          <w:lang w:val="en"/>
-        </w:rPr>
-        <w:t xml:space="preserve"> </w:t>
-      </w:r>
-      <w:proofErr w:type="spellStart"/>
-      <w:r>
-        <w:rPr>
-          <w:rFonts w:ascii="Bookman Old Style" w:eastAsia="Bookman Old Style" w:hAnsi="Bookman Old Style" w:cs="Bookman Old Style"/>
-          <w:sz w:val="24"/>
-          <w:szCs w:val="24"/>
-          <w:lang w:val="en"/>
-        </w:rPr>
-        <w:t>dimaksud</w:t>
-      </w:r>
-      <w:proofErr w:type="spellEnd"/>
-      <w:r>
-        <w:rPr>
-          <w:rFonts w:ascii="Bookman Old Style" w:eastAsia="Bookman Old Style" w:hAnsi="Bookman Old Style" w:cs="Bookman Old Style"/>
-          <w:sz w:val="24"/>
-          <w:szCs w:val="24"/>
-          <w:lang w:val="en"/>
-        </w:rPr>
-        <w:t xml:space="preserve"> pada </w:t>
-      </w:r>
-      <w:proofErr w:type="spellStart"/>
-      <w:r>
-        <w:rPr>
-          <w:rFonts w:ascii="Bookman Old Style" w:eastAsia="Bookman Old Style" w:hAnsi="Bookman Old Style" w:cs="Bookman Old Style"/>
-          <w:sz w:val="24"/>
-          <w:szCs w:val="24"/>
-          <w:lang w:val="en"/>
-        </w:rPr>
-        <w:t>angka</w:t>
-      </w:r>
-      <w:proofErr w:type="spellEnd"/>
-      <w:r>
-        <w:rPr>
-          <w:rFonts w:ascii="Bookman Old Style" w:eastAsia="Bookman Old Style" w:hAnsi="Bookman Old Style" w:cs="Bookman Old Style"/>
-          <w:sz w:val="24"/>
-          <w:szCs w:val="24"/>
-          <w:lang w:val="en"/>
-        </w:rPr>
-        <w:t xml:space="preserve"> 4 yang </w:t>
-      </w:r>
-      <w:proofErr w:type="spellStart"/>
-      <w:r>
-        <w:rPr>
-          <w:rFonts w:ascii="Bookman Old Style" w:eastAsia="Bookman Old Style" w:hAnsi="Bookman Old Style" w:cs="Bookman Old Style"/>
-          <w:sz w:val="24"/>
-          <w:szCs w:val="24"/>
-          <w:lang w:val="en"/>
-        </w:rPr>
-        <w:t>memerlukan</w:t>
-      </w:r>
-      <w:proofErr w:type="spellEnd"/>
-      <w:r>
-        <w:rPr>
-          <w:rFonts w:ascii="Bookman Old Style" w:eastAsia="Bookman Old Style" w:hAnsi="Bookman Old Style" w:cs="Bookman Old Style"/>
-          <w:sz w:val="24"/>
-          <w:szCs w:val="24"/>
-          <w:lang w:val="en"/>
-        </w:rPr>
-        <w:t xml:space="preserve"> </w:t>
-      </w:r>
-      <w:proofErr w:type="spellStart"/>
-      <w:r>
-        <w:rPr>
-          <w:rFonts w:ascii="Bookman Old Style" w:eastAsia="Bookman Old Style" w:hAnsi="Bookman Old Style" w:cs="Bookman Old Style"/>
-          <w:sz w:val="24"/>
-          <w:szCs w:val="24"/>
-          <w:lang w:val="en"/>
-        </w:rPr>
-        <w:t>pemeriksaan</w:t>
-      </w:r>
-      <w:proofErr w:type="spellEnd"/>
-      <w:r>
-        <w:rPr>
-          <w:rFonts w:ascii="Bookman Old Style" w:eastAsia="Bookman Old Style" w:hAnsi="Bookman Old Style" w:cs="Bookman Old Style"/>
-          <w:sz w:val="24"/>
-          <w:szCs w:val="24"/>
-          <w:lang w:val="en"/>
-        </w:rPr>
-        <w:t xml:space="preserve"> </w:t>
-      </w:r>
-      <w:proofErr w:type="spellStart"/>
-      <w:r>
-        <w:rPr>
-          <w:rFonts w:ascii="Bookman Old Style" w:eastAsia="Bookman Old Style" w:hAnsi="Bookman Old Style" w:cs="Bookman Old Style"/>
-          <w:sz w:val="24"/>
-          <w:szCs w:val="24"/>
-          <w:lang w:val="en"/>
-        </w:rPr>
-        <w:t>lanjutan</w:t>
-      </w:r>
-      <w:proofErr w:type="spellEnd"/>
-      <w:r>
-        <w:rPr>
-          <w:rFonts w:ascii="Bookman Old Style" w:eastAsia="Bookman Old Style" w:hAnsi="Bookman Old Style" w:cs="Bookman Old Style"/>
-          <w:sz w:val="24"/>
-          <w:szCs w:val="24"/>
-          <w:lang w:val="en"/>
-        </w:rPr>
-        <w:t xml:space="preserve">, </w:t>
-      </w:r>
-      <w:proofErr w:type="spellStart"/>
-      <w:r>
-        <w:rPr>
-          <w:rFonts w:ascii="Bookman Old Style" w:eastAsia="Bookman Old Style" w:hAnsi="Bookman Old Style" w:cs="Bookman Old Style"/>
-          <w:sz w:val="24"/>
-          <w:szCs w:val="24"/>
-          <w:lang w:val="en"/>
-        </w:rPr>
-        <w:t>akan</w:t>
-      </w:r>
-      <w:proofErr w:type="spellEnd"/>
-      <w:r>
-        <w:rPr>
-          <w:rFonts w:ascii="Bookman Old Style" w:eastAsia="Bookman Old Style" w:hAnsi="Bookman Old Style" w:cs="Bookman Old Style"/>
-          <w:sz w:val="24"/>
-          <w:szCs w:val="24"/>
-          <w:lang w:val="en"/>
-        </w:rPr>
-        <w:t xml:space="preserve"> </w:t>
-      </w:r>
-      <w:proofErr w:type="spellStart"/>
-      <w:r>
-        <w:rPr>
-          <w:rFonts w:ascii="Bookman Old Style" w:eastAsia="Bookman Old Style" w:hAnsi="Bookman Old Style" w:cs="Bookman Old Style"/>
-          <w:sz w:val="24"/>
-          <w:szCs w:val="24"/>
-          <w:lang w:val="en"/>
-        </w:rPr>
-        <w:t>dilakukan</w:t>
-      </w:r>
-      <w:proofErr w:type="spellEnd"/>
-      <w:r>
-        <w:rPr>
-          <w:rFonts w:ascii="Bookman Old Style" w:eastAsia="Bookman Old Style" w:hAnsi="Bookman Old Style" w:cs="Bookman Old Style"/>
-          <w:sz w:val="24"/>
-          <w:szCs w:val="24"/>
-          <w:lang w:val="en"/>
-        </w:rPr>
-        <w:t xml:space="preserve"> </w:t>
-      </w:r>
-      <w:proofErr w:type="spellStart"/>
-      <w:r>
-        <w:rPr>
-          <w:rFonts w:ascii="Bookman Old Style" w:eastAsia="Bookman Old Style" w:hAnsi="Bookman Old Style" w:cs="Bookman Old Style"/>
-          <w:sz w:val="24"/>
-          <w:szCs w:val="24"/>
-          <w:lang w:val="en"/>
-        </w:rPr>
-        <w:t>pengecekan</w:t>
-      </w:r>
-      <w:proofErr w:type="spellEnd"/>
-      <w:r>
-        <w:rPr>
-          <w:rFonts w:ascii="Bookman Old Style" w:eastAsia="Bookman Old Style" w:hAnsi="Bookman Old Style" w:cs="Bookman Old Style"/>
-          <w:sz w:val="24"/>
-          <w:szCs w:val="24"/>
-          <w:lang w:val="en"/>
-        </w:rPr>
-        <w:t xml:space="preserve">, </w:t>
-      </w:r>
-      <w:proofErr w:type="spellStart"/>
-      <w:r>
-        <w:rPr>
-          <w:rFonts w:ascii="Bookman Old Style" w:eastAsia="Bookman Old Style" w:hAnsi="Bookman Old Style" w:cs="Bookman Old Style"/>
-          <w:sz w:val="24"/>
-          <w:szCs w:val="24"/>
-          <w:lang w:val="en"/>
-        </w:rPr>
-        <w:t>perubahan</w:t>
-      </w:r>
-      <w:proofErr w:type="spellEnd"/>
-      <w:r>
-        <w:rPr>
-          <w:rFonts w:ascii="Bookman Old Style" w:eastAsia="Bookman Old Style" w:hAnsi="Bookman Old Style" w:cs="Bookman Old Style"/>
-          <w:sz w:val="24"/>
-          <w:szCs w:val="24"/>
-          <w:lang w:val="en"/>
-        </w:rPr>
-        <w:t>, dan/</w:t>
-      </w:r>
-      <w:proofErr w:type="spellStart"/>
-      <w:r>
-        <w:rPr>
-          <w:rFonts w:ascii="Bookman Old Style" w:eastAsia="Bookman Old Style" w:hAnsi="Bookman Old Style" w:cs="Bookman Old Style"/>
-          <w:sz w:val="24"/>
-          <w:szCs w:val="24"/>
-          <w:lang w:val="en"/>
-        </w:rPr>
-        <w:t>atau</w:t>
-      </w:r>
-      <w:proofErr w:type="spellEnd"/>
-      <w:r>
-        <w:rPr>
-          <w:rFonts w:ascii="Bookman Old Style" w:eastAsia="Bookman Old Style" w:hAnsi="Bookman Old Style" w:cs="Bookman Old Style"/>
-          <w:sz w:val="24"/>
-          <w:szCs w:val="24"/>
-          <w:lang w:val="en"/>
-        </w:rPr>
-        <w:t xml:space="preserve"> </w:t>
-      </w:r>
-      <w:proofErr w:type="spellStart"/>
-      <w:r>
-        <w:rPr>
-          <w:rFonts w:ascii="Bookman Old Style" w:eastAsia="Bookman Old Style" w:hAnsi="Bookman Old Style" w:cs="Bookman Old Style"/>
-          <w:sz w:val="24"/>
-          <w:szCs w:val="24"/>
-          <w:lang w:val="en"/>
-        </w:rPr>
-        <w:t>kunjungan</w:t>
-      </w:r>
-      <w:proofErr w:type="spellEnd"/>
-      <w:r>
-        <w:rPr>
-          <w:rFonts w:ascii="Bookman Old Style" w:eastAsia="Bookman Old Style" w:hAnsi="Bookman Old Style" w:cs="Bookman Old Style"/>
-          <w:sz w:val="24"/>
-          <w:szCs w:val="24"/>
-          <w:lang w:val="en"/>
-        </w:rPr>
-        <w:t xml:space="preserve"> </w:t>
-      </w:r>
-      <w:proofErr w:type="spellStart"/>
-      <w:r>
-        <w:rPr>
-          <w:rFonts w:ascii="Bookman Old Style" w:eastAsia="Bookman Old Style" w:hAnsi="Bookman Old Style" w:cs="Bookman Old Style"/>
-          <w:sz w:val="24"/>
-          <w:szCs w:val="24"/>
-          <w:lang w:val="en"/>
-        </w:rPr>
-        <w:t>kembali</w:t>
-      </w:r>
-      <w:proofErr w:type="spellEnd"/>
-      <w:r>
-        <w:rPr>
-          <w:rFonts w:ascii="Bookman Old Style" w:eastAsia="Bookman Old Style" w:hAnsi="Bookman Old Style" w:cs="Bookman Old Style"/>
-          <w:sz w:val="24"/>
-          <w:szCs w:val="24"/>
-          <w:lang w:val="en"/>
-        </w:rPr>
-        <w:t xml:space="preserve"> </w:t>
-      </w:r>
-      <w:proofErr w:type="spellStart"/>
-      <w:r>
-        <w:rPr>
-          <w:rFonts w:ascii="Bookman Old Style" w:eastAsia="Bookman Old Style" w:hAnsi="Bookman Old Style" w:cs="Bookman Old Style"/>
-          <w:sz w:val="24"/>
-          <w:szCs w:val="24"/>
-          <w:lang w:val="en"/>
-        </w:rPr>
-        <w:t>ke</w:t>
-      </w:r>
-      <w:proofErr w:type="spellEnd"/>
-      <w:r>
-        <w:rPr>
-          <w:rFonts w:ascii="Bookman Old Style" w:eastAsia="Bookman Old Style" w:hAnsi="Bookman Old Style" w:cs="Bookman Old Style"/>
-          <w:sz w:val="24"/>
-          <w:szCs w:val="24"/>
-          <w:lang w:val="en"/>
-        </w:rPr>
-        <w:t xml:space="preserve"> </w:t>
-      </w:r>
-      <w:proofErr w:type="spellStart"/>
-      <w:r>
-        <w:rPr>
-          <w:rFonts w:ascii="Bookman Old Style" w:eastAsia="Bookman Old Style" w:hAnsi="Bookman Old Style" w:cs="Bookman Old Style"/>
-          <w:sz w:val="24"/>
-          <w:szCs w:val="24"/>
-          <w:lang w:val="en"/>
-        </w:rPr>
-        <w:t>lapangan</w:t>
-      </w:r>
-      <w:proofErr w:type="spellEnd"/>
-      <w:r>
-        <w:rPr>
-          <w:rFonts w:ascii="Bookman Old Style" w:eastAsia="Bookman Old Style" w:hAnsi="Bookman Old Style" w:cs="Bookman Old Style"/>
-          <w:sz w:val="24"/>
-          <w:szCs w:val="24"/>
-          <w:lang w:val="en"/>
-        </w:rPr>
-        <w:t xml:space="preserve"> </w:t>
-      </w:r>
-      <w:proofErr w:type="spellStart"/>
-      <w:r>
-        <w:rPr>
-          <w:rFonts w:ascii="Bookman Old Style" w:eastAsia="Bookman Old Style" w:hAnsi="Bookman Old Style" w:cs="Bookman Old Style"/>
-          <w:sz w:val="24"/>
-          <w:szCs w:val="24"/>
-          <w:lang w:val="en"/>
-        </w:rPr>
-        <w:t>merujuk</w:t>
-      </w:r>
-      <w:proofErr w:type="spellEnd"/>
-      <w:r>
-        <w:rPr>
-          <w:rFonts w:ascii="Bookman Old Style" w:eastAsia="Bookman Old Style" w:hAnsi="Bookman Old Style" w:cs="Bookman Old Style"/>
-          <w:sz w:val="24"/>
-          <w:szCs w:val="24"/>
-          <w:lang w:val="en"/>
-        </w:rPr>
-        <w:t xml:space="preserve"> pada </w:t>
-      </w:r>
-      <w:proofErr w:type="spellStart"/>
-      <w:r>
-        <w:rPr>
-          <w:rFonts w:ascii="Bookman Old Style" w:eastAsia="Bookman Old Style" w:hAnsi="Bookman Old Style" w:cs="Bookman Old Style"/>
-          <w:sz w:val="24"/>
-          <w:szCs w:val="24"/>
-          <w:lang w:val="en"/>
-        </w:rPr>
-        <w:t>perjanjian</w:t>
-      </w:r>
-      <w:proofErr w:type="spellEnd"/>
-      <w:r>
-        <w:rPr>
-          <w:rFonts w:ascii="Bookman Old Style" w:eastAsia="Bookman Old Style" w:hAnsi="Bookman Old Style" w:cs="Bookman Old Style"/>
-          <w:sz w:val="24"/>
-          <w:szCs w:val="24"/>
-          <w:lang w:val="en"/>
-        </w:rPr>
-        <w:t xml:space="preserve"> yang </w:t>
-      </w:r>
-      <w:proofErr w:type="spellStart"/>
-      <w:r>
-        <w:rPr>
-          <w:rFonts w:ascii="Bookman Old Style" w:eastAsia="Bookman Old Style" w:hAnsi="Bookman Old Style" w:cs="Bookman Old Style"/>
-          <w:sz w:val="24"/>
-          <w:szCs w:val="24"/>
-          <w:lang w:val="en"/>
-        </w:rPr>
-        <w:t>ditandatangani</w:t>
-      </w:r>
-      <w:proofErr w:type="spellEnd"/>
-      <w:r>
-        <w:rPr>
-          <w:rFonts w:ascii="Bookman Old Style" w:eastAsia="Bookman Old Style" w:hAnsi="Bookman Old Style" w:cs="Bookman Old Style"/>
-          <w:sz w:val="24"/>
-          <w:szCs w:val="24"/>
-          <w:lang w:val="en"/>
-        </w:rPr>
-        <w:t xml:space="preserve"> oleh </w:t>
+        <w:t xml:space="preserve">Hasil pekerjaan pendataan sebagaimana dimaksud pada angka 4 yang memerlukan pemeriksaan lanjutan, akan dilakukan pengecekan, perubahan, dan/atau kunjungan kembali ke lapangan merujuk pada perjanjian yang ditandatangani oleh </w:t>
       </w:r>
       <w:r>
         <w:rPr>
@@ -10295,7 +6313,6 @@
         </w:rPr>
         <w:t xml:space="preserve">PIHAK KEDUA </w:t>
       </w:r>
-      <w:proofErr w:type="spellStart"/>
       <w:r>
         <w:rPr>
           <w:rFonts w:ascii="Bookman Old Style" w:eastAsia="Bookman Old Style" w:hAnsi="Bookman Old Style" w:cs="Bookman Old Style"/>
@@ -10303,37 +6320,7 @@
           <w:szCs w:val="24"/>
           <w:lang w:val="en"/>
         </w:rPr>
-        <w:t>menghapus</w:t>
-      </w:r>
-      <w:proofErr w:type="spellEnd"/>
-      <w:r>
-        <w:rPr>
-          <w:rFonts w:ascii="Bookman Old Style" w:eastAsia="Bookman Old Style" w:hAnsi="Bookman Old Style" w:cs="Bookman Old Style"/>
-          <w:sz w:val="24"/>
-          <w:szCs w:val="24"/>
-          <w:lang w:val="en"/>
-        </w:rPr>
-        <w:t xml:space="preserve"> </w:t>
-      </w:r>
-      <w:proofErr w:type="spellStart"/>
-      <w:r>
-        <w:rPr>
-          <w:rFonts w:ascii="Bookman Old Style" w:eastAsia="Bookman Old Style" w:hAnsi="Bookman Old Style" w:cs="Bookman Old Style"/>
-          <w:sz w:val="24"/>
-          <w:szCs w:val="24"/>
-          <w:lang w:val="en"/>
-        </w:rPr>
-        <w:t>Aplikasi</w:t>
-      </w:r>
-      <w:proofErr w:type="spellEnd"/>
-      <w:r>
-        <w:rPr>
-          <w:rFonts w:ascii="Bookman Old Style" w:eastAsia="Bookman Old Style" w:hAnsi="Bookman Old Style" w:cs="Bookman Old Style"/>
-          <w:sz w:val="24"/>
-          <w:szCs w:val="24"/>
-          <w:lang w:val="en"/>
-        </w:rPr>
-        <w:t xml:space="preserve"> </w:t>
+        <w:t xml:space="preserve">menghapus Aplikasi </w:t>
       </w:r>
       <w:r>
         <w:rPr>
@@ -10353,67 +6340,7 @@
           <w:szCs w:val="24"/>
           <w:lang w:val="en"/>
         </w:rPr>
-        <w:t xml:space="preserve"> dan data </w:t>
-      </w:r>
-      <w:proofErr w:type="spellStart"/>
-      <w:r>
-        <w:rPr>
-          <w:rFonts w:ascii="Bookman Old Style" w:eastAsia="Bookman Old Style" w:hAnsi="Bookman Old Style" w:cs="Bookman Old Style"/>
-          <w:sz w:val="24"/>
-          <w:szCs w:val="24"/>
-          <w:lang w:val="en"/>
-        </w:rPr>
-        <w:t>hasil</w:t>
-      </w:r>
-      <w:proofErr w:type="spellEnd"/>
-      <w:r>
-        <w:rPr>
-          <w:rFonts w:ascii="Bookman Old Style" w:eastAsia="Bookman Old Style" w:hAnsi="Bookman Old Style" w:cs="Bookman Old Style"/>
-          <w:sz w:val="24"/>
-          <w:szCs w:val="24"/>
-          <w:lang w:val="en"/>
-        </w:rPr>
-        <w:t xml:space="preserve"> </w:t>
-      </w:r>
-      <w:proofErr w:type="spellStart"/>
-      <w:r>
-        <w:rPr>
-          <w:rFonts w:ascii="Bookman Old Style" w:eastAsia="Bookman Old Style" w:hAnsi="Bookman Old Style" w:cs="Bookman Old Style"/>
-          <w:sz w:val="24"/>
-          <w:szCs w:val="24"/>
-          <w:lang w:val="en"/>
-        </w:rPr>
-        <w:t>Pendataan</w:t>
-      </w:r>
-      <w:proofErr w:type="spellEnd"/>
-      <w:r>
-        <w:rPr>
-          <w:rFonts w:ascii="Bookman Old Style" w:eastAsia="Bookman Old Style" w:hAnsi="Bookman Old Style" w:cs="Bookman Old Style"/>
-          <w:sz w:val="24"/>
-          <w:szCs w:val="24"/>
-          <w:lang w:val="en"/>
-        </w:rPr>
-        <w:t xml:space="preserve"> Lapangan Sensus Ekonomi 2026 pada </w:t>
-      </w:r>
-      <w:proofErr w:type="spellStart"/>
-      <w:r>
-        <w:rPr>
-          <w:rFonts w:ascii="Bookman Old Style" w:eastAsia="Bookman Old Style" w:hAnsi="Bookman Old Style" w:cs="Bookman Old Style"/>
-          <w:sz w:val="24"/>
-          <w:szCs w:val="24"/>
-          <w:lang w:val="en"/>
-        </w:rPr>
-        <w:t>perangkat</w:t>
-      </w:r>
-      <w:proofErr w:type="spellEnd"/>
-      <w:r>
-        <w:rPr>
-          <w:rFonts w:ascii="Bookman Old Style" w:eastAsia="Bookman Old Style" w:hAnsi="Bookman Old Style" w:cs="Bookman Old Style"/>
-          <w:sz w:val="24"/>
-          <w:szCs w:val="24"/>
-          <w:lang w:val="en"/>
-        </w:rPr>
-        <w:t xml:space="preserve"> handphone </w:t>
+        <w:t xml:space="preserve"> dan data hasil Pendataan Lapangan Sensus Ekonomi 2026 pada perangkat handphone </w:t>
       </w:r>
       <w:r>
         <w:rPr>
@@ -10433,87 +6360,7 @@
           <w:szCs w:val="24"/>
           <w:lang w:val="en"/>
         </w:rPr>
-        <w:t xml:space="preserve"> </w:t>
-      </w:r>
-      <w:proofErr w:type="spellStart"/>
-      <w:r>
-        <w:rPr>
-          <w:rFonts w:ascii="Bookman Old Style" w:eastAsia="Bookman Old Style" w:hAnsi="Bookman Old Style" w:cs="Bookman Old Style"/>
-          <w:sz w:val="24"/>
-          <w:szCs w:val="24"/>
-          <w:lang w:val="en"/>
-        </w:rPr>
-        <w:t>disaksikan</w:t>
-      </w:r>
-      <w:proofErr w:type="spellEnd"/>
-      <w:r>
-        <w:rPr>
-          <w:rFonts w:ascii="Bookman Old Style" w:eastAsia="Bookman Old Style" w:hAnsi="Bookman Old Style" w:cs="Bookman Old Style"/>
-          <w:sz w:val="24"/>
-          <w:szCs w:val="24"/>
-          <w:lang w:val="en"/>
-        </w:rPr>
-        <w:t xml:space="preserve"> oleh </w:t>
-      </w:r>
-      <w:proofErr w:type="spellStart"/>
-      <w:r>
-        <w:rPr>
-          <w:rFonts w:ascii="Bookman Old Style" w:eastAsia="Bookman Old Style" w:hAnsi="Bookman Old Style" w:cs="Bookman Old Style"/>
-          <w:sz w:val="24"/>
-          <w:szCs w:val="24"/>
-          <w:lang w:val="en"/>
-        </w:rPr>
-        <w:t>pegawai</w:t>
-      </w:r>
-      <w:proofErr w:type="spellEnd"/>
-      <w:r>
-        <w:rPr>
-          <w:rFonts w:ascii="Bookman Old Style" w:eastAsia="Bookman Old Style" w:hAnsi="Bookman Old Style" w:cs="Bookman Old Style"/>
-          <w:sz w:val="24"/>
-          <w:szCs w:val="24"/>
-          <w:lang w:val="en"/>
-        </w:rPr>
-        <w:t xml:space="preserve"> BPS </w:t>
-      </w:r>
-      <w:proofErr w:type="spellStart"/>
-      <w:r>
-        <w:rPr>
-          <w:rFonts w:ascii="Bookman Old Style" w:eastAsia="Bookman Old Style" w:hAnsi="Bookman Old Style" w:cs="Bookman Old Style"/>
-          <w:sz w:val="24"/>
-          <w:szCs w:val="24"/>
-          <w:lang w:val="en"/>
-        </w:rPr>
-        <w:t>Kabupaten</w:t>
-      </w:r>
-      <w:proofErr w:type="spellEnd"/>
-      <w:r>
-        <w:rPr>
-          <w:rFonts w:ascii="Bookman Old Style" w:eastAsia="Bookman Old Style" w:hAnsi="Bookman Old Style" w:cs="Bookman Old Style"/>
-          <w:sz w:val="24"/>
-          <w:szCs w:val="24"/>
-          <w:lang w:val="en"/>
-        </w:rPr>
-        <w:t xml:space="preserve">/Kota yang </w:t>
-      </w:r>
-      <w:proofErr w:type="spellStart"/>
-      <w:r>
-        <w:rPr>
-          <w:rFonts w:ascii="Bookman Old Style" w:eastAsia="Bookman Old Style" w:hAnsi="Bookman Old Style" w:cs="Bookman Old Style"/>
-          <w:sz w:val="24"/>
-          <w:szCs w:val="24"/>
-          <w:lang w:val="en"/>
-        </w:rPr>
-        <w:t>ditunjuk</w:t>
-      </w:r>
-      <w:proofErr w:type="spellEnd"/>
-      <w:r>
-        <w:rPr>
-          <w:rFonts w:ascii="Bookman Old Style" w:eastAsia="Bookman Old Style" w:hAnsi="Bookman Old Style" w:cs="Bookman Old Style"/>
-          <w:sz w:val="24"/>
-          <w:szCs w:val="24"/>
-          <w:lang w:val="en"/>
-        </w:rPr>
-        <w:t xml:space="preserve"> oleh </w:t>
+        <w:t xml:space="preserve"> disaksikan oleh pegawai BPS Kabupaten/Kota yang ditunjuk oleh </w:t>
       </w:r>
       <w:r>
         <w:rPr>
@@ -10760,27 +6607,7 @@
                 <w:szCs w:val="24"/>
                 <w:lang w:val="en"/>
               </w:rPr>
-              <w:t>{</w:t>
-            </w:r>
-            <w:proofErr w:type="spellStart"/>
-            <w:r>
-              <w:rPr>
-                <w:rFonts w:ascii="Bookman Old Style" w:eastAsia="Bookman Old Style" w:hAnsi="Bookman Old Style" w:cs="Bookman Old Style"/>
-                <w:sz w:val="24"/>
-                <w:szCs w:val="24"/>
-                <w:lang w:val="en"/>
-              </w:rPr>
-              <w:t>nama_petugas</w:t>
-            </w:r>
-            <w:proofErr w:type="spellEnd"/>
-            <w:r>
-              <w:rPr>
-                <w:rFonts w:ascii="Bookman Old Style" w:eastAsia="Bookman Old Style" w:hAnsi="Bookman Old Style" w:cs="Bookman Old Style"/>
-                <w:sz w:val="24"/>
-                <w:szCs w:val="24"/>
-                <w:lang w:val="en"/>
-              </w:rPr>
-              <w:t>}</w:t>
+              <w:t>{nama_petugas}</w:t>
             </w:r>
             <w:r>
               <w:rPr>
@@ -11146,7 +6973,6 @@
                 <w:lang w:val="en"/>
               </w:rPr>
             </w:pPr>
-            <w:proofErr w:type="spellStart"/>
             <w:r>
               <w:rPr>
                 <w:rFonts w:ascii="Bookman Old Style" w:eastAsia="Bookman Old Style" w:hAnsi="Bookman Old Style" w:cs="Bookman Old Style"/>
@@ -11154,29 +6980,8 @@
                 <w:szCs w:val="24"/>
                 <w:lang w:val="en"/>
               </w:rPr>
-              <w:t>Uraian</w:t>
-            </w:r>
-            <w:proofErr w:type="spellEnd"/>
-            <w:r>
-              <w:rPr>
-                <w:rFonts w:ascii="Bookman Old Style" w:eastAsia="Bookman Old Style" w:hAnsi="Bookman Old Style" w:cs="Bookman Old Style"/>
-                <w:sz w:val="24"/>
-                <w:szCs w:val="24"/>
-                <w:lang w:val="en"/>
-              </w:rPr>
-              <w:t xml:space="preserve"> </w:t>
-            </w:r>
-            <w:proofErr w:type="spellStart"/>
-            <w:r>
-              <w:rPr>
-                <w:rFonts w:ascii="Bookman Old Style" w:eastAsia="Bookman Old Style" w:hAnsi="Bookman Old Style" w:cs="Bookman Old Style"/>
-                <w:sz w:val="24"/>
-                <w:szCs w:val="24"/>
-                <w:lang w:val="en"/>
-              </w:rPr>
-              <w:t>Pekerjaan</w:t>
-            </w:r>
-            <w:proofErr w:type="spellEnd"/>
+              <w:t>Uraian Pekerjaan</w:t>
+            </w:r>
           </w:p>
         </w:tc>
         <w:tc>
@@ -11203,19 +7008,8 @@
                 <w:szCs w:val="24"/>
                 <w:lang w:val="en"/>
               </w:rPr>
-              <w:t xml:space="preserve">Waktu </w:t>
-            </w:r>
-            <w:proofErr w:type="spellStart"/>
-            <w:r>
-              <w:rPr>
-                <w:rFonts w:ascii="Bookman Old Style" w:eastAsia="Bookman Old Style" w:hAnsi="Bookman Old Style" w:cs="Bookman Old Style"/>
-                <w:sz w:val="24"/>
-                <w:szCs w:val="24"/>
-                <w:lang w:val="en"/>
-              </w:rPr>
-              <w:t>Penyelesaian</w:t>
-            </w:r>
-            <w:proofErr w:type="spellEnd"/>
+              <w:t>Waktu Penyelesaian</w:t>
+            </w:r>
           </w:p>
         </w:tc>
         <w:tc>
@@ -11242,19 +7036,8 @@
                 <w:szCs w:val="24"/>
                 <w:lang w:val="en"/>
               </w:rPr>
-              <w:t xml:space="preserve">Target </w:t>
-            </w:r>
-            <w:proofErr w:type="spellStart"/>
-            <w:r>
-              <w:rPr>
-                <w:rFonts w:ascii="Bookman Old Style" w:eastAsia="Bookman Old Style" w:hAnsi="Bookman Old Style" w:cs="Bookman Old Style"/>
-                <w:sz w:val="24"/>
-                <w:szCs w:val="24"/>
-                <w:lang w:val="en"/>
-              </w:rPr>
-              <w:t>Pekerjaan</w:t>
-            </w:r>
-            <w:proofErr w:type="spellEnd"/>
+              <w:t>Target Pekerjaan</w:t>
+            </w:r>
           </w:p>
         </w:tc>
         <w:tc>
@@ -11274,7 +7057,6 @@
                 <w:lang w:val="en"/>
               </w:rPr>
             </w:pPr>
-            <w:proofErr w:type="spellStart"/>
             <w:r>
               <w:rPr>
                 <w:rFonts w:ascii="Bookman Old Style" w:eastAsia="Bookman Old Style" w:hAnsi="Bookman Old Style" w:cs="Bookman Old Style"/>
@@ -11282,29 +7064,8 @@
                 <w:szCs w:val="24"/>
                 <w:lang w:val="en"/>
               </w:rPr>
-              <w:t>Realisasi</w:t>
-            </w:r>
-            <w:proofErr w:type="spellEnd"/>
-            <w:r>
-              <w:rPr>
-                <w:rFonts w:ascii="Bookman Old Style" w:eastAsia="Bookman Old Style" w:hAnsi="Bookman Old Style" w:cs="Bookman Old Style"/>
-                <w:sz w:val="24"/>
-                <w:szCs w:val="24"/>
-                <w:lang w:val="en"/>
-              </w:rPr>
-              <w:t xml:space="preserve"> </w:t>
-            </w:r>
-            <w:proofErr w:type="spellStart"/>
-            <w:r>
-              <w:rPr>
-                <w:rFonts w:ascii="Bookman Old Style" w:eastAsia="Bookman Old Style" w:hAnsi="Bookman Old Style" w:cs="Bookman Old Style"/>
-                <w:sz w:val="24"/>
-                <w:szCs w:val="24"/>
-                <w:lang w:val="en"/>
-              </w:rPr>
-              <w:t>Pekerjaan</w:t>
-            </w:r>
-            <w:proofErr w:type="spellEnd"/>
+              <w:t>Realisasi Pekerjaan</w:t>
+            </w:r>
           </w:p>
         </w:tc>
         <w:tc>
@@ -11331,19 +7092,8 @@
                 <w:szCs w:val="24"/>
                 <w:lang w:val="en"/>
               </w:rPr>
-              <w:t xml:space="preserve">Nilai </w:t>
-            </w:r>
-            <w:proofErr w:type="spellStart"/>
-            <w:r>
-              <w:rPr>
-                <w:rFonts w:ascii="Bookman Old Style" w:eastAsia="Bookman Old Style" w:hAnsi="Bookman Old Style" w:cs="Bookman Old Style"/>
-                <w:sz w:val="24"/>
-                <w:szCs w:val="24"/>
-                <w:lang w:val="en"/>
-              </w:rPr>
-              <w:t>Perjanjian</w:t>
-            </w:r>
-            <w:proofErr w:type="spellEnd"/>
+              <w:t>Nilai Perjanjian</w:t>
+            </w:r>
           </w:p>
         </w:tc>
       </w:tr>
@@ -11406,7 +7156,6 @@
                 <w:lang w:val="en"/>
               </w:rPr>
             </w:pPr>
-            <w:proofErr w:type="spellStart"/>
             <w:r>
               <w:rPr>
                 <w:rFonts w:ascii="Bookman Old Style" w:eastAsia="Bookman Old Style" w:hAnsi="Bookman Old Style" w:cs="Bookman Old Style"/>
@@ -11416,7 +7165,6 @@
               </w:rPr>
               <w:t>Presentase</w:t>
             </w:r>
-            <w:proofErr w:type="spellEnd"/>
           </w:p>
         </w:tc>
         <w:tc>
@@ -11820,9 +7568,8 @@
                 <w:u w:val="single"/>
                 <w:lang w:val="en"/>
               </w:rPr>
-              <w:t>{</w:t>
-            </w:r>
-            <w:proofErr w:type="spellStart"/>
+              <w:t>{sls_</w:t>
+            </w:r>
             <w:r>
               <w:rPr>
                 <w:rFonts w:ascii="Bookman Old Style" w:eastAsia="Bookman Old Style" w:hAnsi="Bookman Old Style" w:cs="Bookman Old Style"/>
@@ -11833,21 +7580,8 @@
                 <w:u w:val="single"/>
                 <w:lang w:val="en"/>
               </w:rPr>
-              <w:t>sls_</w:t>
-            </w:r>
-            <w:r>
-              <w:rPr>
-                <w:rFonts w:ascii="Bookman Old Style" w:eastAsia="Bookman Old Style" w:hAnsi="Bookman Old Style" w:cs="Bookman Old Style"/>
-                <w:i/>
-                <w:iCs/>
-                <w:sz w:val="24"/>
-                <w:szCs w:val="24"/>
-                <w:u w:val="single"/>
-                <w:lang w:val="en"/>
-              </w:rPr>
               <w:t>total</w:t>
             </w:r>
-            <w:proofErr w:type="spellEnd"/>
             <w:r>
               <w:rPr>
                 <w:rFonts w:ascii="Bookman Old Style" w:eastAsia="Bookman Old Style" w:hAnsi="Bookman Old Style" w:cs="Bookman Old Style"/>
@@ -11906,67 +7640,7 @@
                 <w:szCs w:val="24"/>
                 <w:lang w:val="en"/>
               </w:rPr>
-              <w:t xml:space="preserve">Telah </w:t>
-            </w:r>
-            <w:proofErr w:type="spellStart"/>
-            <w:r>
-              <w:rPr>
-                <w:rFonts w:ascii="Bookman Old Style" w:eastAsia="Bookman Old Style" w:hAnsi="Bookman Old Style" w:cs="Bookman Old Style"/>
-                <w:sz w:val="24"/>
-                <w:szCs w:val="24"/>
-                <w:lang w:val="en"/>
-              </w:rPr>
-              <w:t>mencapai</w:t>
-            </w:r>
-            <w:proofErr w:type="spellEnd"/>
-            <w:r>
-              <w:rPr>
-                <w:rFonts w:ascii="Bookman Old Style" w:eastAsia="Bookman Old Style" w:hAnsi="Bookman Old Style" w:cs="Bookman Old Style"/>
-                <w:sz w:val="24"/>
-                <w:szCs w:val="24"/>
-                <w:lang w:val="en"/>
-              </w:rPr>
-              <w:t xml:space="preserve"> target </w:t>
-            </w:r>
-            <w:proofErr w:type="spellStart"/>
-            <w:r>
-              <w:rPr>
-                <w:rFonts w:ascii="Bookman Old Style" w:eastAsia="Bookman Old Style" w:hAnsi="Bookman Old Style" w:cs="Bookman Old Style"/>
-                <w:sz w:val="24"/>
-                <w:szCs w:val="24"/>
-                <w:lang w:val="en"/>
-              </w:rPr>
-              <w:t>pekerjaan</w:t>
-            </w:r>
-            <w:proofErr w:type="spellEnd"/>
-            <w:r>
-              <w:rPr>
-                <w:rFonts w:ascii="Bookman Old Style" w:eastAsia="Bookman Old Style" w:hAnsi="Bookman Old Style" w:cs="Bookman Old Style"/>
-                <w:sz w:val="24"/>
-                <w:szCs w:val="24"/>
-                <w:lang w:val="en"/>
-              </w:rPr>
-              <w:t xml:space="preserve"> </w:t>
-            </w:r>
-            <w:proofErr w:type="spellStart"/>
-            <w:r>
-              <w:rPr>
-                <w:rFonts w:ascii="Bookman Old Style" w:eastAsia="Bookman Old Style" w:hAnsi="Bookman Old Style" w:cs="Bookman Old Style"/>
-                <w:sz w:val="24"/>
-                <w:szCs w:val="24"/>
-                <w:lang w:val="en"/>
-              </w:rPr>
-              <w:t>sebesar</w:t>
-            </w:r>
-            <w:proofErr w:type="spellEnd"/>
-            <w:r>
-              <w:rPr>
-                <w:rFonts w:ascii="Bookman Old Style" w:eastAsia="Bookman Old Style" w:hAnsi="Bookman Old Style" w:cs="Bookman Old Style"/>
-                <w:sz w:val="24"/>
-                <w:szCs w:val="24"/>
-                <w:lang w:val="en"/>
-              </w:rPr>
-              <w:t xml:space="preserve"> </w:t>
+              <w:t xml:space="preserve">Telah mencapai target pekerjaan sebesar </w:t>
             </w:r>
             <w:r>
               <w:rPr>
@@ -11980,7 +7654,6 @@
               </w:rPr>
               <w:t>{</w:t>
             </w:r>
-            <w:proofErr w:type="spellStart"/>
             <w:r>
               <w:rPr>
                 <w:rFonts w:ascii="Bookman Old Style" w:eastAsia="Bookman Old Style" w:hAnsi="Bookman Old Style" w:cs="Bookman Old Style"/>
@@ -12005,7 +7678,6 @@
               </w:rPr>
               <w:t>_ongoing</w:t>
             </w:r>
-            <w:proofErr w:type="spellEnd"/>
             <w:r>
               <w:rPr>
                 <w:rFonts w:ascii="Bookman Old Style" w:eastAsia="Bookman Old Style" w:hAnsi="Bookman Old Style" w:cs="Bookman Old Style"/>
@@ -12433,7 +8105,6 @@
                 <w:lang w:val="en"/>
               </w:rPr>
             </w:pPr>
-            <w:proofErr w:type="spellStart"/>
             <w:r>
               <w:rPr>
                 <w:rFonts w:ascii="Bookman Old Style" w:eastAsia="Bookman Old Style" w:hAnsi="Bookman Old Style" w:cs="Bookman Old Style"/>
@@ -12441,17 +8112,7 @@
                 <w:szCs w:val="24"/>
                 <w:lang w:val="en"/>
               </w:rPr>
-              <w:t>Jumlah</w:t>
-            </w:r>
-            <w:proofErr w:type="spellEnd"/>
-            <w:r>
-              <w:rPr>
-                <w:rFonts w:ascii="Bookman Old Style" w:eastAsia="Bookman Old Style" w:hAnsi="Bookman Old Style" w:cs="Bookman Old Style"/>
-                <w:sz w:val="24"/>
-                <w:szCs w:val="24"/>
-                <w:lang w:val="en"/>
-              </w:rPr>
-              <w:t xml:space="preserve"> SLS/sub-SLS</w:t>
+              <w:t>Jumlah SLS/sub-SLS</w:t>
             </w:r>
           </w:p>
         </w:tc>
@@ -12599,27 +8260,7 @@
                 <w:szCs w:val="24"/>
                 <w:lang w:val="en"/>
               </w:rPr>
-              <w:t>{#</w:t>
-            </w:r>
-            <w:proofErr w:type="gramStart"/>
-            <w:r>
-              <w:rPr>
-                <w:rFonts w:ascii="Bookman Old Style" w:eastAsia="Bookman Old Style" w:hAnsi="Bookman Old Style" w:cs="Bookman Old Style"/>
-                <w:sz w:val="24"/>
-                <w:szCs w:val="24"/>
-                <w:lang w:val="en"/>
-              </w:rPr>
-              <w:t>peserta}{</w:t>
-            </w:r>
-            <w:proofErr w:type="gramEnd"/>
-            <w:r>
-              <w:rPr>
-                <w:rFonts w:ascii="Bookman Old Style" w:eastAsia="Bookman Old Style" w:hAnsi="Bookman Old Style" w:cs="Bookman Old Style"/>
-                <w:sz w:val="24"/>
-                <w:szCs w:val="24"/>
-                <w:lang w:val="en"/>
-              </w:rPr>
-              <w:t>no}</w:t>
+              <w:t>{#peserta}{no}</w:t>
             </w:r>
           </w:p>
         </w:tc>
@@ -12648,7 +8289,6 @@
               </w:rPr>
               <w:t>{</w:t>
             </w:r>
-            <w:proofErr w:type="spellStart"/>
             <w:r>
               <w:rPr>
                 <w:rFonts w:ascii="Bookman Old Style" w:eastAsia="Bookman Old Style" w:hAnsi="Bookman Old Style" w:cs="Bookman Old Style"/>
@@ -12658,7 +8298,6 @@
               </w:rPr>
               <w:t>kecamatan</w:t>
             </w:r>
-            <w:proofErr w:type="spellEnd"/>
             <w:r>
               <w:rPr>
                 <w:rFonts w:ascii="Bookman Old Style" w:eastAsia="Bookman Old Style" w:hAnsi="Bookman Old Style" w:cs="Bookman Old Style"/>
@@ -12693,27 +8332,7 @@
                 <w:szCs w:val="24"/>
                 <w:lang w:val="en"/>
               </w:rPr>
-              <w:t>{</w:t>
-            </w:r>
-            <w:proofErr w:type="spellStart"/>
-            <w:r>
-              <w:rPr>
-                <w:rFonts w:ascii="Bookman Old Style" w:eastAsia="Bookman Old Style" w:hAnsi="Bookman Old Style" w:cs="Bookman Old Style"/>
-                <w:sz w:val="24"/>
-                <w:szCs w:val="24"/>
-                <w:lang w:val="en"/>
-              </w:rPr>
-              <w:t>kelurahan</w:t>
-            </w:r>
-            <w:proofErr w:type="spellEnd"/>
-            <w:r>
-              <w:rPr>
-                <w:rFonts w:ascii="Bookman Old Style" w:eastAsia="Bookman Old Style" w:hAnsi="Bookman Old Style" w:cs="Bookman Old Style"/>
-                <w:sz w:val="24"/>
-                <w:szCs w:val="24"/>
-                <w:lang w:val="en"/>
-              </w:rPr>
-              <w:t>}</w:t>
+              <w:t>{kelurahan}</w:t>
             </w:r>
           </w:p>
         </w:tc>
@@ -12742,7 +8361,6 @@
               </w:rPr>
               <w:t>{</w:t>
             </w:r>
-            <w:proofErr w:type="spellStart"/>
             <w:r>
               <w:rPr>
                 <w:rFonts w:ascii="Bookman Old Style" w:eastAsia="Bookman Old Style" w:hAnsi="Bookman Old Style" w:cs="Bookman Old Style"/>
@@ -12752,7 +8370,6 @@
               </w:rPr>
               <w:t>jumlah</w:t>
             </w:r>
-            <w:proofErr w:type="spellEnd"/>
             <w:r>
               <w:rPr>
                 <w:rFonts w:ascii="Bookman Old Style" w:eastAsia="Bookman Old Style" w:hAnsi="Bookman Old Style" w:cs="Bookman Old Style"/>
@@ -12780,7 +8397,6 @@
               </w:rPr>
               <w:t>/</w:t>
             </w:r>
-            <w:proofErr w:type="spellStart"/>
             <w:r>
               <w:rPr>
                 <w:rFonts w:ascii="Bookman Old Style" w:eastAsia="Bookman Old Style" w:hAnsi="Bookman Old Style" w:cs="Bookman Old Style"/>
@@ -12790,7 +8406,6 @@
               </w:rPr>
               <w:t>peserta</w:t>
             </w:r>
-            <w:proofErr w:type="spellEnd"/>
             <w:r>
               <w:rPr>
                 <w:rFonts w:ascii="Bookman Old Style" w:eastAsia="Bookman Old Style" w:hAnsi="Bookman Old Style" w:cs="Bookman Old Style"/>
@@ -12830,7 +8445,6 @@
           <w:lang w:val="en"/>
         </w:rPr>
       </w:pPr>
-      <w:proofErr w:type="spellStart"/>
       <w:r>
         <w:rPr>
           <w:rFonts w:ascii="Bookman Old Style" w:eastAsia="Bookman Old Style" w:hAnsi="Bookman Old Style" w:cs="Bookman Old Style"/>
@@ -12838,37 +8452,7 @@
           <w:szCs w:val="24"/>
           <w:lang w:val="en"/>
         </w:rPr>
-        <w:t>Screenshoot</w:t>
-      </w:r>
-      <w:proofErr w:type="spellEnd"/>
-      <w:r>
-        <w:rPr>
-          <w:rFonts w:ascii="Bookman Old Style" w:eastAsia="Bookman Old Style" w:hAnsi="Bookman Old Style" w:cs="Bookman Old Style"/>
-          <w:sz w:val="24"/>
-          <w:szCs w:val="24"/>
-          <w:lang w:val="en"/>
-        </w:rPr>
-        <w:t xml:space="preserve"> </w:t>
-      </w:r>
-      <w:proofErr w:type="spellStart"/>
-      <w:r>
-        <w:rPr>
-          <w:rFonts w:ascii="Bookman Old Style" w:eastAsia="Bookman Old Style" w:hAnsi="Bookman Old Style" w:cs="Bookman Old Style"/>
-          <w:sz w:val="24"/>
-          <w:szCs w:val="24"/>
-          <w:lang w:val="en"/>
-        </w:rPr>
-        <w:t>Aplikasi</w:t>
-      </w:r>
-      <w:proofErr w:type="spellEnd"/>
-      <w:r>
-        <w:rPr>
-          <w:rFonts w:ascii="Bookman Old Style" w:eastAsia="Bookman Old Style" w:hAnsi="Bookman Old Style" w:cs="Bookman Old Style"/>
-          <w:sz w:val="24"/>
-          <w:szCs w:val="24"/>
-          <w:lang w:val="en"/>
-        </w:rPr>
-        <w:t xml:space="preserve"> Fasih</w:t>
+        <w:t>Screenshoot Aplikasi Fasih</w:t>
       </w:r>
     </w:p>
     <w:p>
@@ -12902,7 +8486,6 @@
         </w:rPr>
         <w:t>%</w:t>
       </w:r>
-      <w:proofErr w:type="spellStart"/>
       <w:r>
         <w:rPr>
           <w:rFonts w:ascii="Bookman Old Style" w:eastAsia="Bookman Old Style" w:hAnsi="Bookman Old Style" w:cs="Bookman Old Style"/>
@@ -12910,17 +8493,7 @@
           <w:szCs w:val="24"/>
           <w:lang w:val="en"/>
         </w:rPr>
-        <w:t>halaman_depan</w:t>
-      </w:r>
-      <w:proofErr w:type="spellEnd"/>
-      <w:r>
-        <w:rPr>
-          <w:rFonts w:ascii="Bookman Old Style" w:eastAsia="Bookman Old Style" w:hAnsi="Bookman Old Style" w:cs="Bookman Old Style"/>
-          <w:sz w:val="24"/>
-          <w:szCs w:val="24"/>
-          <w:lang w:val="en"/>
-        </w:rPr>
-        <w:t>}</w:t>
+        <w:t>halaman_depan}</w:t>
       </w:r>
     </w:p>
     <w:tbl>
@@ -12961,23 +8534,7 @@
                 <w:rFonts w:ascii="Arial" w:eastAsia="Arial" w:hAnsi="Arial"/>
                 <w:sz w:val="16"/>
               </w:rPr>
-              <w:t>{#foto_</w:t>
-            </w:r>
-            <w:proofErr w:type="gramStart"/>
-            <w:r>
-              <w:rPr>
-                <w:rFonts w:ascii="Arial" w:eastAsia="Arial" w:hAnsi="Arial"/>
-                <w:sz w:val="16"/>
-              </w:rPr>
-              <w:t>rows}{</w:t>
-            </w:r>
-            <w:proofErr w:type="gramEnd"/>
-            <w:r>
-              <w:rPr>
-                <w:rFonts w:ascii="Arial" w:eastAsia="Arial" w:hAnsi="Arial"/>
-                <w:sz w:val="16"/>
-              </w:rPr>
-              <w:t>%foto1}</w:t>
+              <w:t>{#foto_rows}{%foto1}</w:t>
             </w:r>
           </w:p>
         </w:tc>
@@ -13027,39 +8584,7 @@
                 <w:rFonts w:ascii="Arial" w:eastAsia="Arial" w:hAnsi="Arial"/>
                 <w:sz w:val="16"/>
               </w:rPr>
-              <w:t>{%foto</w:t>
-            </w:r>
-            <w:proofErr w:type="gramStart"/>
-            <w:r>
-              <w:rPr>
-                <w:rFonts w:ascii="Arial" w:eastAsia="Arial" w:hAnsi="Arial"/>
-                <w:sz w:val="16"/>
-              </w:rPr>
-              <w:t>3}{</w:t>
-            </w:r>
-            <w:proofErr w:type="gramEnd"/>
-            <w:r>
-              <w:rPr>
-                <w:rFonts w:ascii="Arial" w:eastAsia="Arial" w:hAnsi="Arial"/>
-                <w:sz w:val="16"/>
-              </w:rPr>
-              <w:t>/</w:t>
-            </w:r>
-            <w:proofErr w:type="spellStart"/>
-            <w:r>
-              <w:rPr>
-                <w:rFonts w:ascii="Arial" w:eastAsia="Arial" w:hAnsi="Arial"/>
-                <w:sz w:val="16"/>
-              </w:rPr>
-              <w:t>foto_rows</w:t>
-            </w:r>
-            <w:proofErr w:type="spellEnd"/>
-            <w:r>
-              <w:rPr>
-                <w:rFonts w:ascii="Arial" w:eastAsia="Arial" w:hAnsi="Arial"/>
-                <w:sz w:val="16"/>
-              </w:rPr>
-              <w:t>}</w:t>
+              <w:t>{%foto3}{/foto_rows}</w:t>
             </w:r>
           </w:p>
         </w:tc>
@@ -13238,7 +8763,6 @@
               </w:rPr>
               <w:t>{</w:t>
             </w:r>
-            <w:proofErr w:type="spellStart"/>
             <w:r>
               <w:rPr>
                 <w:rFonts w:ascii="Bookman Old Style" w:eastAsia="Bookman Old Style" w:hAnsi="Bookman Old Style" w:cs="Bookman Old Style"/>
@@ -13248,7 +8772,6 @@
               </w:rPr>
               <w:t>nama_petugas</w:t>
             </w:r>
-            <w:proofErr w:type="spellEnd"/>
             <w:r>
               <w:rPr>
                 <w:rFonts w:ascii="Bookman Old Style" w:eastAsia="Bookman Old Style" w:hAnsi="Bookman Old Style" w:cs="Bookman Old Style"/>
@@ -13929,7 +9452,6 @@
                 <w:szCs w:val="16"/>
               </w:rPr>
             </w:pPr>
-            <w:proofErr w:type="spellStart"/>
             <w:r>
               <w:rPr>
                 <w:rFonts w:ascii="Arial" w:eastAsia="Times New Roman" w:hAnsi="Arial" w:cs="Arial"/>
@@ -13941,7 +9463,6 @@
               </w:rPr>
               <w:t>Realisasi</w:t>
             </w:r>
-            <w:proofErr w:type="spellEnd"/>
           </w:p>
         </w:tc>
         <w:tc>
@@ -13970,7 +9491,6 @@
                 <w:szCs w:val="16"/>
               </w:rPr>
             </w:pPr>
-            <w:proofErr w:type="spellStart"/>
             <w:r>
               <w:rPr>
                 <w:rFonts w:ascii="Arial" w:eastAsia="Times New Roman" w:hAnsi="Arial" w:cs="Arial"/>
@@ -13980,19 +9500,7 @@
                 <w:sz w:val="16"/>
                 <w:szCs w:val="16"/>
               </w:rPr>
-              <w:t>Persentase</w:t>
-            </w:r>
-            <w:proofErr w:type="spellEnd"/>
-            <w:r>
-              <w:rPr>
-                <w:rFonts w:ascii="Arial" w:eastAsia="Times New Roman" w:hAnsi="Arial" w:cs="Arial"/>
-                <w:b/>
-                <w:bCs/>
-                <w:color w:val="000000"/>
-                <w:sz w:val="16"/>
-                <w:szCs w:val="16"/>
-              </w:rPr>
-              <w:t xml:space="preserve"> (%)</w:t>
+              <w:t>Persentase (%)</w:t>
             </w:r>
           </w:p>
         </w:tc>
@@ -14023,7 +9531,6 @@
                 <w:szCs w:val="16"/>
               </w:rPr>
             </w:pPr>
-            <w:proofErr w:type="spellStart"/>
             <w:r>
               <w:rPr>
                 <w:rFonts w:ascii="Arial" w:eastAsia="Times New Roman" w:hAnsi="Arial" w:cs="Arial"/>
@@ -14035,7 +9542,6 @@
               </w:rPr>
               <w:t>Keterangan</w:t>
             </w:r>
-            <w:proofErr w:type="spellEnd"/>
           </w:p>
         </w:tc>
       </w:tr>
@@ -14142,21 +9648,8 @@
                 <w:sz w:val="16"/>
                 <w:szCs w:val="16"/>
               </w:rPr>
-              <w:t xml:space="preserve">Username </w:t>
-            </w:r>
-            <w:proofErr w:type="spellStart"/>
-            <w:r>
-              <w:rPr>
-                <w:rFonts w:ascii="Arial" w:eastAsia="Times New Roman" w:hAnsi="Arial" w:cs="Arial"/>
-                <w:b/>
-                <w:bCs/>
-                <w:color w:val="000000"/>
-                <w:sz w:val="16"/>
-                <w:szCs w:val="16"/>
-              </w:rPr>
-              <w:t>Sobat</w:t>
-            </w:r>
-            <w:proofErr w:type="spellEnd"/>
+              <w:t>Username Sobat</w:t>
+            </w:r>
           </w:p>
         </w:tc>
         <w:tc>
@@ -14231,21 +9724,8 @@
                 <w:sz w:val="16"/>
                 <w:szCs w:val="16"/>
               </w:rPr>
-              <w:t xml:space="preserve">Username </w:t>
-            </w:r>
-            <w:proofErr w:type="spellStart"/>
-            <w:r>
-              <w:rPr>
-                <w:rFonts w:ascii="Arial" w:eastAsia="Times New Roman" w:hAnsi="Arial" w:cs="Arial"/>
-                <w:b/>
-                <w:bCs/>
-                <w:color w:val="000000"/>
-                <w:sz w:val="16"/>
-                <w:szCs w:val="16"/>
-              </w:rPr>
-              <w:t>Sobat</w:t>
-            </w:r>
-            <w:proofErr w:type="spellEnd"/>
+              <w:t>Username Sobat</w:t>
+            </w:r>
           </w:p>
         </w:tc>
         <w:tc>
@@ -14354,7 +9834,6 @@
                 <w:szCs w:val="16"/>
               </w:rPr>
             </w:pPr>
-            <w:proofErr w:type="spellStart"/>
             <w:r>
               <w:rPr>
                 <w:rFonts w:ascii="Arial" w:eastAsia="Times New Roman" w:hAnsi="Arial" w:cs="Arial"/>
@@ -14366,7 +9845,6 @@
               </w:rPr>
               <w:t>Keluarga</w:t>
             </w:r>
-            <w:proofErr w:type="spellEnd"/>
           </w:p>
         </w:tc>
         <w:tc>
@@ -14432,7 +9910,6 @@
                 <w:szCs w:val="16"/>
               </w:rPr>
             </w:pPr>
-            <w:proofErr w:type="spellStart"/>
             <w:r>
               <w:rPr>
                 <w:rFonts w:ascii="Arial" w:eastAsia="Times New Roman" w:hAnsi="Arial" w:cs="Arial"/>
@@ -14444,7 +9921,6 @@
               </w:rPr>
               <w:t>Jumlah</w:t>
             </w:r>
-            <w:proofErr w:type="spellEnd"/>
           </w:p>
         </w:tc>
         <w:tc>
@@ -14472,7 +9948,6 @@
                 <w:szCs w:val="16"/>
               </w:rPr>
             </w:pPr>
-            <w:proofErr w:type="spellStart"/>
             <w:r>
               <w:rPr>
                 <w:rFonts w:ascii="Arial" w:eastAsia="Times New Roman" w:hAnsi="Arial" w:cs="Arial"/>
@@ -14484,7 +9959,6 @@
               </w:rPr>
               <w:t>Keluarga</w:t>
             </w:r>
-            <w:proofErr w:type="spellEnd"/>
           </w:p>
         </w:tc>
         <w:tc>
@@ -14550,7 +10024,6 @@
                 <w:szCs w:val="16"/>
               </w:rPr>
             </w:pPr>
-            <w:proofErr w:type="spellStart"/>
             <w:r>
               <w:rPr>
                 <w:rFonts w:ascii="Arial" w:eastAsia="Times New Roman" w:hAnsi="Arial" w:cs="Arial"/>
@@ -14562,7 +10035,6 @@
               </w:rPr>
               <w:t>Jumlah</w:t>
             </w:r>
-            <w:proofErr w:type="spellEnd"/>
           </w:p>
         </w:tc>
         <w:tc>
@@ -15190,55 +10662,7 @@
                 <w:sz w:val="16"/>
                 <w:szCs w:val="16"/>
               </w:rPr>
-              <w:t>(</w:t>
-            </w:r>
-            <w:proofErr w:type="gramStart"/>
-            <w:r>
-              <w:rPr>
-                <w:rFonts w:ascii="Arial" w:eastAsia="Times New Roman" w:hAnsi="Arial" w:cs="Arial"/>
-                <w:b/>
-                <w:bCs/>
-                <w:color w:val="000000"/>
-                <w:sz w:val="16"/>
-                <w:szCs w:val="16"/>
-              </w:rPr>
-              <w:t>15)=</w:t>
-            </w:r>
-            <w:proofErr w:type="gramEnd"/>
-            <w:r>
-              <w:rPr>
-                <w:rFonts w:ascii="Arial" w:eastAsia="Times New Roman" w:hAnsi="Arial" w:cs="Arial"/>
-                <w:b/>
-                <w:bCs/>
-                <w:color w:val="000000"/>
-                <w:sz w:val="16"/>
-                <w:szCs w:val="16"/>
-              </w:rPr>
-              <w:t>(14)</w:t>
-            </w:r>
-            <w:proofErr w:type="gramStart"/>
-            <w:r>
-              <w:rPr>
-                <w:rFonts w:ascii="Arial" w:eastAsia="Times New Roman" w:hAnsi="Arial" w:cs="Arial"/>
-                <w:b/>
-                <w:bCs/>
-                <w:color w:val="000000"/>
-                <w:sz w:val="16"/>
-                <w:szCs w:val="16"/>
-              </w:rPr>
-              <w:t>/(</w:t>
-            </w:r>
-            <w:proofErr w:type="gramEnd"/>
-            <w:r>
-              <w:rPr>
-                <w:rFonts w:ascii="Arial" w:eastAsia="Times New Roman" w:hAnsi="Arial" w:cs="Arial"/>
-                <w:b/>
-                <w:bCs/>
-                <w:color w:val="000000"/>
-                <w:sz w:val="16"/>
-                <w:szCs w:val="16"/>
-              </w:rPr>
-              <w:t>11)</w:t>
+              <w:t>(15)=(14)/(11)</w:t>
             </w:r>
           </w:p>
         </w:tc>
@@ -15315,27 +10739,7 @@
                 <w:sz w:val="16"/>
                 <w:szCs w:val="16"/>
               </w:rPr>
-              <w:t>{#</w:t>
-            </w:r>
-            <w:proofErr w:type="gramStart"/>
-            <w:r>
-              <w:rPr>
-                <w:rFonts w:ascii="Arial" w:eastAsia="Times New Roman" w:hAnsi="Arial" w:cs="Arial"/>
-                <w:color w:val="000000"/>
-                <w:sz w:val="16"/>
-                <w:szCs w:val="16"/>
-              </w:rPr>
-              <w:t>peserta}{</w:t>
-            </w:r>
-            <w:proofErr w:type="gramEnd"/>
-            <w:r>
-              <w:rPr>
-                <w:rFonts w:ascii="Arial" w:eastAsia="Times New Roman" w:hAnsi="Arial" w:cs="Arial"/>
-                <w:color w:val="000000"/>
-                <w:sz w:val="16"/>
-                <w:szCs w:val="16"/>
-              </w:rPr>
-              <w:t>no}</w:t>
+              <w:t>{#peserta}{no}</w:t>
             </w:r>
             <w:r>
               <w:rPr>
@@ -15397,27 +10801,7 @@
                 <w:sz w:val="16"/>
                 <w:szCs w:val="16"/>
               </w:rPr>
-              <w:t>{</w:t>
-            </w:r>
-            <w:proofErr w:type="spellStart"/>
-            <w:r>
-              <w:rPr>
-                <w:rFonts w:ascii="Arial" w:eastAsia="Times New Roman" w:hAnsi="Arial" w:cs="Arial"/>
-                <w:color w:val="000000"/>
-                <w:sz w:val="16"/>
-                <w:szCs w:val="16"/>
-              </w:rPr>
-              <w:t>nama_petugas</w:t>
-            </w:r>
-            <w:proofErr w:type="spellEnd"/>
-            <w:r>
-              <w:rPr>
-                <w:rFonts w:ascii="Arial" w:eastAsia="Times New Roman" w:hAnsi="Arial" w:cs="Arial"/>
-                <w:color w:val="000000"/>
-                <w:sz w:val="16"/>
-                <w:szCs w:val="16"/>
-              </w:rPr>
-              <w:t>}</w:t>
+              <w:t>{nama_petugas}</w:t>
             </w:r>
           </w:p>
           <w:p>
@@ -15481,27 +10865,7 @@
                 <w:sz w:val="16"/>
                 <w:szCs w:val="16"/>
               </w:rPr>
-              <w:t>{</w:t>
-            </w:r>
-            <w:proofErr w:type="spellStart"/>
-            <w:r>
-              <w:rPr>
-                <w:rFonts w:ascii="Arial" w:eastAsia="Times New Roman" w:hAnsi="Arial" w:cs="Arial"/>
-                <w:color w:val="000000"/>
-                <w:sz w:val="16"/>
-                <w:szCs w:val="16"/>
-              </w:rPr>
-              <w:t>email_petugas</w:t>
-            </w:r>
-            <w:proofErr w:type="spellEnd"/>
-            <w:r>
-              <w:rPr>
-                <w:rFonts w:ascii="Arial" w:eastAsia="Times New Roman" w:hAnsi="Arial" w:cs="Arial"/>
-                <w:color w:val="000000"/>
-                <w:sz w:val="16"/>
-                <w:szCs w:val="16"/>
-              </w:rPr>
-              <w:t>}</w:t>
+              <w:t>{email_petugas}</w:t>
             </w:r>
           </w:p>
           <w:p>
@@ -15565,27 +10929,7 @@
                 <w:sz w:val="16"/>
                 <w:szCs w:val="16"/>
               </w:rPr>
-              <w:t>{</w:t>
-            </w:r>
-            <w:proofErr w:type="spellStart"/>
-            <w:r>
-              <w:rPr>
-                <w:rFonts w:ascii="Arial" w:eastAsia="Times New Roman" w:hAnsi="Arial" w:cs="Arial"/>
-                <w:color w:val="000000"/>
-                <w:sz w:val="16"/>
-                <w:szCs w:val="16"/>
-              </w:rPr>
-              <w:t>nama_ppl</w:t>
-            </w:r>
-            <w:proofErr w:type="spellEnd"/>
-            <w:r>
-              <w:rPr>
-                <w:rFonts w:ascii="Arial" w:eastAsia="Times New Roman" w:hAnsi="Arial" w:cs="Arial"/>
-                <w:color w:val="000000"/>
-                <w:sz w:val="16"/>
-                <w:szCs w:val="16"/>
-              </w:rPr>
-              <w:t>}</w:t>
+              <w:t>{nama_ppl}</w:t>
             </w:r>
           </w:p>
           <w:p>
@@ -15649,27 +10993,7 @@
                 <w:sz w:val="16"/>
                 <w:szCs w:val="16"/>
               </w:rPr>
-              <w:t>{</w:t>
-            </w:r>
-            <w:proofErr w:type="spellStart"/>
-            <w:r>
-              <w:rPr>
-                <w:rFonts w:ascii="Arial" w:eastAsia="Times New Roman" w:hAnsi="Arial" w:cs="Arial"/>
-                <w:color w:val="000000"/>
-                <w:sz w:val="16"/>
-                <w:szCs w:val="16"/>
-              </w:rPr>
-              <w:t>email_ppl</w:t>
-            </w:r>
-            <w:proofErr w:type="spellEnd"/>
-            <w:r>
-              <w:rPr>
-                <w:rFonts w:ascii="Arial" w:eastAsia="Times New Roman" w:hAnsi="Arial" w:cs="Arial"/>
-                <w:color w:val="000000"/>
-                <w:sz w:val="16"/>
-                <w:szCs w:val="16"/>
-              </w:rPr>
-              <w:t>}</w:t>
+              <w:t>{email_ppl}</w:t>
             </w:r>
           </w:p>
           <w:p>
@@ -15735,27 +11059,7 @@
                 <w:sz w:val="16"/>
                 <w:szCs w:val="16"/>
               </w:rPr>
-              <w:t>{</w:t>
-            </w:r>
-            <w:proofErr w:type="spellStart"/>
-            <w:r>
-              <w:rPr>
-                <w:rFonts w:ascii="Arial" w:eastAsia="Times New Roman" w:hAnsi="Arial" w:cs="Arial"/>
-                <w:color w:val="000000"/>
-                <w:sz w:val="16"/>
-                <w:szCs w:val="16"/>
-              </w:rPr>
-              <w:t>kode_kecamatan</w:t>
-            </w:r>
-            <w:proofErr w:type="spellEnd"/>
-            <w:r>
-              <w:rPr>
-                <w:rFonts w:ascii="Arial" w:eastAsia="Times New Roman" w:hAnsi="Arial" w:cs="Arial"/>
-                <w:color w:val="000000"/>
-                <w:sz w:val="16"/>
-                <w:szCs w:val="16"/>
-              </w:rPr>
-              <w:t>}</w:t>
+              <w:t>{kode_kecamatan}</w:t>
             </w:r>
           </w:p>
           <w:p>
@@ -15801,27 +11105,7 @@
                 <w:sz w:val="16"/>
                 <w:szCs w:val="16"/>
               </w:rPr>
-              <w:t>{</w:t>
-            </w:r>
-            <w:proofErr w:type="spellStart"/>
-            <w:r>
-              <w:rPr>
-                <w:rFonts w:ascii="Arial" w:eastAsia="Times New Roman" w:hAnsi="Arial" w:cs="Arial"/>
-                <w:color w:val="000000"/>
-                <w:sz w:val="16"/>
-                <w:szCs w:val="16"/>
-              </w:rPr>
-              <w:t>kode_kelurahan</w:t>
-            </w:r>
-            <w:proofErr w:type="spellEnd"/>
-            <w:r>
-              <w:rPr>
-                <w:rFonts w:ascii="Arial" w:eastAsia="Times New Roman" w:hAnsi="Arial" w:cs="Arial"/>
-                <w:color w:val="000000"/>
-                <w:sz w:val="16"/>
-                <w:szCs w:val="16"/>
-              </w:rPr>
-              <w:t>}</w:t>
+              <w:t>{kode_kelurahan}</w:t>
             </w:r>
           </w:p>
           <w:p>
@@ -15897,27 +11181,7 @@
                 <w:sz w:val="16"/>
                 <w:szCs w:val="16"/>
               </w:rPr>
-              <w:t>{</w:t>
-            </w:r>
-            <w:proofErr w:type="spellStart"/>
-            <w:r>
-              <w:rPr>
-                <w:rFonts w:ascii="Arial" w:eastAsia="Times New Roman" w:hAnsi="Arial" w:cs="Arial"/>
-                <w:color w:val="000000"/>
-                <w:sz w:val="16"/>
-                <w:szCs w:val="16"/>
-              </w:rPr>
-              <w:t>kode_sls</w:t>
-            </w:r>
-            <w:proofErr w:type="spellEnd"/>
-            <w:r>
-              <w:rPr>
-                <w:rFonts w:ascii="Arial" w:eastAsia="Times New Roman" w:hAnsi="Arial" w:cs="Arial"/>
-                <w:color w:val="000000"/>
-                <w:sz w:val="16"/>
-                <w:szCs w:val="16"/>
-              </w:rPr>
-              <w:t>}</w:t>
+              <w:t>{kode_sls}</w:t>
             </w:r>
           </w:p>
           <w:p>
@@ -15983,27 +11247,7 @@
                 <w:sz w:val="16"/>
                 <w:szCs w:val="16"/>
               </w:rPr>
-              <w:t>{</w:t>
-            </w:r>
-            <w:proofErr w:type="spellStart"/>
-            <w:r>
-              <w:rPr>
-                <w:rFonts w:ascii="Arial" w:eastAsia="Times New Roman" w:hAnsi="Arial" w:cs="Arial"/>
-                <w:color w:val="000000"/>
-                <w:sz w:val="16"/>
-                <w:szCs w:val="16"/>
-              </w:rPr>
-              <w:t>pre_keluarga</w:t>
-            </w:r>
-            <w:proofErr w:type="spellEnd"/>
-            <w:r>
-              <w:rPr>
-                <w:rFonts w:ascii="Arial" w:eastAsia="Times New Roman" w:hAnsi="Arial" w:cs="Arial"/>
-                <w:color w:val="000000"/>
-                <w:sz w:val="16"/>
-                <w:szCs w:val="16"/>
-              </w:rPr>
-              <w:t>}</w:t>
+              <w:t>{pre_keluarga}</w:t>
             </w:r>
           </w:p>
           <w:p>
@@ -16068,27 +11312,7 @@
                 <w:sz w:val="16"/>
                 <w:szCs w:val="16"/>
               </w:rPr>
-              <w:t>{</w:t>
-            </w:r>
-            <w:proofErr w:type="spellStart"/>
-            <w:r>
-              <w:rPr>
-                <w:rFonts w:ascii="Arial" w:eastAsia="Times New Roman" w:hAnsi="Arial" w:cs="Arial"/>
-                <w:color w:val="000000"/>
-                <w:sz w:val="16"/>
-                <w:szCs w:val="16"/>
-              </w:rPr>
-              <w:t>pre_usaha</w:t>
-            </w:r>
-            <w:proofErr w:type="spellEnd"/>
-            <w:r>
-              <w:rPr>
-                <w:rFonts w:ascii="Arial" w:eastAsia="Times New Roman" w:hAnsi="Arial" w:cs="Arial"/>
-                <w:color w:val="000000"/>
-                <w:sz w:val="16"/>
-                <w:szCs w:val="16"/>
-              </w:rPr>
-              <w:t>}</w:t>
+              <w:t>{pre_usaha}</w:t>
             </w:r>
           </w:p>
           <w:p>
@@ -16153,27 +11377,7 @@
                 <w:sz w:val="16"/>
                 <w:szCs w:val="16"/>
               </w:rPr>
-              <w:t>{</w:t>
-            </w:r>
-            <w:proofErr w:type="spellStart"/>
-            <w:r>
-              <w:rPr>
-                <w:rFonts w:ascii="Arial" w:eastAsia="Times New Roman" w:hAnsi="Arial" w:cs="Arial"/>
-                <w:color w:val="000000"/>
-                <w:sz w:val="16"/>
-                <w:szCs w:val="16"/>
-              </w:rPr>
-              <w:t>jumlah_pre</w:t>
-            </w:r>
-            <w:proofErr w:type="spellEnd"/>
-            <w:r>
-              <w:rPr>
-                <w:rFonts w:ascii="Arial" w:eastAsia="Times New Roman" w:hAnsi="Arial" w:cs="Arial"/>
-                <w:color w:val="000000"/>
-                <w:sz w:val="16"/>
-                <w:szCs w:val="16"/>
-              </w:rPr>
-              <w:t>}</w:t>
+              <w:t>{jumlah_pre}</w:t>
             </w:r>
           </w:p>
           <w:p>
@@ -16238,27 +11442,7 @@
                 <w:sz w:val="16"/>
                 <w:szCs w:val="16"/>
               </w:rPr>
-              <w:t>{</w:t>
-            </w:r>
-            <w:proofErr w:type="spellStart"/>
-            <w:r>
-              <w:rPr>
-                <w:rFonts w:ascii="Arial" w:eastAsia="Times New Roman" w:hAnsi="Arial" w:cs="Arial"/>
-                <w:color w:val="000000"/>
-                <w:sz w:val="16"/>
-                <w:szCs w:val="16"/>
-              </w:rPr>
-              <w:t>realisasi_keluarga</w:t>
-            </w:r>
-            <w:proofErr w:type="spellEnd"/>
-            <w:r>
-              <w:rPr>
-                <w:rFonts w:ascii="Arial" w:eastAsia="Times New Roman" w:hAnsi="Arial" w:cs="Arial"/>
-                <w:color w:val="000000"/>
-                <w:sz w:val="16"/>
-                <w:szCs w:val="16"/>
-              </w:rPr>
-              <w:t>}</w:t>
+              <w:t>{realisasi_keluarga}</w:t>
             </w:r>
           </w:p>
           <w:p>
@@ -16323,27 +11507,7 @@
                 <w:sz w:val="16"/>
                 <w:szCs w:val="16"/>
               </w:rPr>
-              <w:t>{</w:t>
-            </w:r>
-            <w:proofErr w:type="spellStart"/>
-            <w:r>
-              <w:rPr>
-                <w:rFonts w:ascii="Arial" w:eastAsia="Times New Roman" w:hAnsi="Arial" w:cs="Arial"/>
-                <w:color w:val="000000"/>
-                <w:sz w:val="16"/>
-                <w:szCs w:val="16"/>
-              </w:rPr>
-              <w:t>realisasi_usaha</w:t>
-            </w:r>
-            <w:proofErr w:type="spellEnd"/>
-            <w:r>
-              <w:rPr>
-                <w:rFonts w:ascii="Arial" w:eastAsia="Times New Roman" w:hAnsi="Arial" w:cs="Arial"/>
-                <w:color w:val="000000"/>
-                <w:sz w:val="16"/>
-                <w:szCs w:val="16"/>
-              </w:rPr>
-              <w:t>}</w:t>
+              <w:t>{realisasi_usaha}</w:t>
             </w:r>
           </w:p>
           <w:p>
@@ -16408,27 +11572,7 @@
                 <w:sz w:val="16"/>
                 <w:szCs w:val="16"/>
               </w:rPr>
-              <w:t>{</w:t>
-            </w:r>
-            <w:proofErr w:type="spellStart"/>
-            <w:r>
-              <w:rPr>
-                <w:rFonts w:ascii="Arial" w:eastAsia="Times New Roman" w:hAnsi="Arial" w:cs="Arial"/>
-                <w:color w:val="000000"/>
-                <w:sz w:val="16"/>
-                <w:szCs w:val="16"/>
-              </w:rPr>
-              <w:t>jumlah_realisasi</w:t>
-            </w:r>
-            <w:proofErr w:type="spellEnd"/>
-            <w:r>
-              <w:rPr>
-                <w:rFonts w:ascii="Arial" w:eastAsia="Times New Roman" w:hAnsi="Arial" w:cs="Arial"/>
-                <w:color w:val="000000"/>
-                <w:sz w:val="16"/>
-                <w:szCs w:val="16"/>
-              </w:rPr>
-              <w:t>}</w:t>
+              <w:t>{jumlah_realisasi}</w:t>
             </w:r>
           </w:p>
           <w:p>
@@ -16493,47 +11637,7 @@
                 <w:sz w:val="16"/>
                 <w:szCs w:val="16"/>
               </w:rPr>
-              <w:t>{</w:t>
-            </w:r>
-            <w:proofErr w:type="spellStart"/>
-            <w:r>
-              <w:rPr>
-                <w:rFonts w:ascii="Arial" w:eastAsia="Times New Roman" w:hAnsi="Arial" w:cs="Arial"/>
-                <w:color w:val="000000"/>
-                <w:sz w:val="16"/>
-                <w:szCs w:val="16"/>
-              </w:rPr>
-              <w:t>persentase</w:t>
-            </w:r>
-            <w:proofErr w:type="spellEnd"/>
-            <w:r>
-              <w:rPr>
-                <w:rFonts w:ascii="Arial" w:eastAsia="Times New Roman" w:hAnsi="Arial" w:cs="Arial"/>
-                <w:color w:val="000000"/>
-                <w:sz w:val="16"/>
-                <w:szCs w:val="16"/>
-              </w:rPr>
-              <w:t>}{/</w:t>
-            </w:r>
-            <w:proofErr w:type="spellStart"/>
-            <w:r>
-              <w:rPr>
-                <w:rFonts w:ascii="Arial" w:eastAsia="Times New Roman" w:hAnsi="Arial" w:cs="Arial"/>
-                <w:color w:val="000000"/>
-                <w:sz w:val="16"/>
-                <w:szCs w:val="16"/>
-              </w:rPr>
-              <w:t>peserta</w:t>
-            </w:r>
-            <w:proofErr w:type="spellEnd"/>
-            <w:r>
-              <w:rPr>
-                <w:rFonts w:ascii="Arial" w:eastAsia="Times New Roman" w:hAnsi="Arial" w:cs="Arial"/>
-                <w:color w:val="000000"/>
-                <w:sz w:val="16"/>
-                <w:szCs w:val="16"/>
-              </w:rPr>
-              <w:t>}</w:t>
+              <w:t>{persentase}{/peserta}</w:t>
             </w:r>
           </w:p>
           <w:p>
@@ -16604,7 +11708,6 @@
                 <w:szCs w:val="16"/>
               </w:rPr>
             </w:pPr>
-            <w:proofErr w:type="spellStart"/>
             <w:r>
               <w:rPr>
                 <w:rFonts w:ascii="Arial" w:eastAsia="Times New Roman" w:hAnsi="Arial" w:cs="Arial"/>
@@ -16616,7 +11719,6 @@
               </w:rPr>
               <w:t>Jumlah</w:t>
             </w:r>
-            <w:proofErr w:type="spellEnd"/>
           </w:p>
         </w:tc>
         <w:tc>
@@ -16836,31 +11938,7 @@
                 <w:sz w:val="16"/>
                 <w:szCs w:val="16"/>
               </w:rPr>
-              <w:t>{</w:t>
-            </w:r>
-            <w:proofErr w:type="spellStart"/>
-            <w:r>
-              <w:rPr>
-                <w:rFonts w:ascii="Arial" w:eastAsia="Times New Roman" w:hAnsi="Arial" w:cs="Arial"/>
-                <w:b/>
-                <w:bCs/>
-                <w:color w:val="000000"/>
-                <w:sz w:val="16"/>
-                <w:szCs w:val="16"/>
-              </w:rPr>
-              <w:t>average_persentase</w:t>
-            </w:r>
-            <w:proofErr w:type="spellEnd"/>
-            <w:r>
-              <w:rPr>
-                <w:rFonts w:ascii="Arial" w:eastAsia="Times New Roman" w:hAnsi="Arial" w:cs="Arial"/>
-                <w:b/>
-                <w:bCs/>
-                <w:color w:val="000000"/>
-                <w:sz w:val="16"/>
-                <w:szCs w:val="16"/>
-              </w:rPr>
-              <w:t>}</w:t>
+              <w:t>{average_persentase}</w:t>
             </w:r>
           </w:p>
           <w:p>

--- a/public/templates/BERKAS PEMBAYARAN PPL TERMIN II (1).docx
+++ b/public/templates/BERKAS PEMBAYARAN PPL TERMIN II (1).docx
@@ -676,6 +676,15 @@
           <w:lang w:val="sv-SE"/>
         </w:rPr>
         <w:t>realisasi</w:t>
+      </w:r>
+      <w:r>
+        <w:rPr>
+          <w:rFonts w:ascii="Bookman Old Style" w:eastAsia="Bookman Old Style" w:hAnsi="Bookman Old Style" w:cs="Bookman Old Style"/>
+          <w:sz w:val="24"/>
+          <w:szCs w:val="24"/>
+          <w:lang w:val="sv-SE"/>
+        </w:rPr>
+        <w:t>_total</w:t>
       </w:r>
       <w:r>
         <w:rPr>

--- a/public/templates/BERKAS PEMBAYARAN PPL TERMIN II (1).docx
+++ b/public/templates/BERKAS PEMBAYARAN PPL TERMIN II (1).docx
@@ -440,7 +440,47 @@
           <w:sz w:val="24"/>
           <w:szCs w:val="24"/>
         </w:rPr>
-        <w:t>Dengan ini menyatakan:  </w:t>
+        <w:t xml:space="preserve">Dengan </w:t>
+      </w:r>
+      <w:proofErr w:type="spellStart"/>
+      <w:r>
+        <w:rPr>
+          <w:rFonts w:ascii="Bookman Old Style" w:eastAsia="Bookman Old Style" w:hAnsi="Bookman Old Style" w:cs="Bookman Old Style"/>
+          <w:color w:val="000000"/>
+          <w:sz w:val="24"/>
+          <w:szCs w:val="24"/>
+        </w:rPr>
+        <w:t>ini</w:t>
+      </w:r>
+      <w:proofErr w:type="spellEnd"/>
+      <w:r>
+        <w:rPr>
+          <w:rFonts w:ascii="Bookman Old Style" w:eastAsia="Bookman Old Style" w:hAnsi="Bookman Old Style" w:cs="Bookman Old Style"/>
+          <w:color w:val="000000"/>
+          <w:sz w:val="24"/>
+          <w:szCs w:val="24"/>
+        </w:rPr>
+        <w:t xml:space="preserve"> </w:t>
+      </w:r>
+      <w:proofErr w:type="spellStart"/>
+      <w:r>
+        <w:rPr>
+          <w:rFonts w:ascii="Bookman Old Style" w:eastAsia="Bookman Old Style" w:hAnsi="Bookman Old Style" w:cs="Bookman Old Style"/>
+          <w:color w:val="000000"/>
+          <w:sz w:val="24"/>
+          <w:szCs w:val="24"/>
+        </w:rPr>
+        <w:t>menyatakan</w:t>
+      </w:r>
+      <w:proofErr w:type="spellEnd"/>
+      <w:r>
+        <w:rPr>
+          <w:rFonts w:ascii="Bookman Old Style" w:eastAsia="Bookman Old Style" w:hAnsi="Bookman Old Style" w:cs="Bookman Old Style"/>
+          <w:color w:val="000000"/>
+          <w:sz w:val="24"/>
+          <w:szCs w:val="24"/>
+        </w:rPr>
+        <w:t>:  </w:t>
       </w:r>
     </w:p>
     <w:p>
@@ -1182,7 +1222,16 @@
                 <w:sz w:val="24"/>
                 <w:szCs w:val="24"/>
               </w:rPr>
-              <w:t>(N</w:t>
+              <w:t>(</w:t>
+            </w:r>
+            <w:proofErr w:type="spellStart"/>
+            <w:r>
+              <w:rPr>
+                <w:rFonts w:ascii="Bookman Old Style" w:eastAsia="Bookman Old Style" w:hAnsi="Bookman Old Style" w:cs="Bookman Old Style"/>
+                <w:sz w:val="24"/>
+                <w:szCs w:val="24"/>
+              </w:rPr>
+              <w:t>N</w:t>
             </w:r>
             <w:r>
               <w:rPr>
@@ -1192,6 +1241,7 @@
               </w:rPr>
               <w:t>uraliyah</w:t>
             </w:r>
+            <w:proofErr w:type="spellEnd"/>
             <w:r>
               <w:rPr>
                 <w:rFonts w:ascii="Bookman Old Style" w:eastAsia="Bookman Old Style" w:hAnsi="Bookman Old Style" w:cs="Bookman Old Style"/>
@@ -2373,7 +2423,47 @@
           <w:sz w:val="24"/>
           <w:szCs w:val="24"/>
         </w:rPr>
-        <w:t>Dengan ini menyatakan:  </w:t>
+        <w:t xml:space="preserve">Dengan </w:t>
+      </w:r>
+      <w:proofErr w:type="spellStart"/>
+      <w:r>
+        <w:rPr>
+          <w:rFonts w:ascii="Bookman Old Style" w:eastAsia="Bookman Old Style" w:hAnsi="Bookman Old Style" w:cs="Bookman Old Style"/>
+          <w:color w:val="000000"/>
+          <w:sz w:val="24"/>
+          <w:szCs w:val="24"/>
+        </w:rPr>
+        <w:t>ini</w:t>
+      </w:r>
+      <w:proofErr w:type="spellEnd"/>
+      <w:r>
+        <w:rPr>
+          <w:rFonts w:ascii="Bookman Old Style" w:eastAsia="Bookman Old Style" w:hAnsi="Bookman Old Style" w:cs="Bookman Old Style"/>
+          <w:color w:val="000000"/>
+          <w:sz w:val="24"/>
+          <w:szCs w:val="24"/>
+        </w:rPr>
+        <w:t xml:space="preserve"> </w:t>
+      </w:r>
+      <w:proofErr w:type="spellStart"/>
+      <w:r>
+        <w:rPr>
+          <w:rFonts w:ascii="Bookman Old Style" w:eastAsia="Bookman Old Style" w:hAnsi="Bookman Old Style" w:cs="Bookman Old Style"/>
+          <w:color w:val="000000"/>
+          <w:sz w:val="24"/>
+          <w:szCs w:val="24"/>
+        </w:rPr>
+        <w:t>menyatakan</w:t>
+      </w:r>
+      <w:proofErr w:type="spellEnd"/>
+      <w:r>
+        <w:rPr>
+          <w:rFonts w:ascii="Bookman Old Style" w:eastAsia="Bookman Old Style" w:hAnsi="Bookman Old Style" w:cs="Bookman Old Style"/>
+          <w:color w:val="000000"/>
+          <w:sz w:val="24"/>
+          <w:szCs w:val="24"/>
+        </w:rPr>
+        <w:t>:  </w:t>
       </w:r>
     </w:p>
     <w:p>
@@ -2410,25 +2500,305 @@
           <w:sz w:val="24"/>
           <w:szCs w:val="24"/>
         </w:rPr>
-        <w:t xml:space="preserve"> telah melaksanakan pekerjaan Pendataan Lapangan  Sensus Ekonomi 2026 pada Badan Pusat Statistik Kota Jakarta Timur berdasarkan Perjanjian Kerja Nomor: </w:t>
-      </w:r>
-      <w:r>
-        <w:rPr>
-          <w:rFonts w:ascii="Bookman Old Style" w:eastAsia="Bookman Old Style" w:hAnsi="Bookman Old Style" w:cs="Bookman Old Style"/>
-          <w:color w:val="000000"/>
-          <w:sz w:val="24"/>
-          <w:szCs w:val="24"/>
-        </w:rPr>
-        <w:t>{nomor_spk}</w:t>
-      </w:r>
-      <w:r>
-        <w:rPr>
-          <w:rFonts w:ascii="Bookman Old Style" w:eastAsia="Bookman Old Style" w:hAnsi="Bookman Old Style" w:cs="Bookman Old Style"/>
-          <w:color w:val="000000"/>
-          <w:sz w:val="24"/>
-          <w:szCs w:val="24"/>
-        </w:rPr>
-        <w:t xml:space="preserve">, sesuai dengan target pekerjaan termin </w:t>
+        <w:t xml:space="preserve"> </w:t>
+      </w:r>
+      <w:proofErr w:type="spellStart"/>
+      <w:r>
+        <w:rPr>
+          <w:rFonts w:ascii="Bookman Old Style" w:eastAsia="Bookman Old Style" w:hAnsi="Bookman Old Style" w:cs="Bookman Old Style"/>
+          <w:color w:val="000000"/>
+          <w:sz w:val="24"/>
+          <w:szCs w:val="24"/>
+        </w:rPr>
+        <w:t>telah</w:t>
+      </w:r>
+      <w:proofErr w:type="spellEnd"/>
+      <w:r>
+        <w:rPr>
+          <w:rFonts w:ascii="Bookman Old Style" w:eastAsia="Bookman Old Style" w:hAnsi="Bookman Old Style" w:cs="Bookman Old Style"/>
+          <w:color w:val="000000"/>
+          <w:sz w:val="24"/>
+          <w:szCs w:val="24"/>
+        </w:rPr>
+        <w:t xml:space="preserve"> </w:t>
+      </w:r>
+      <w:proofErr w:type="spellStart"/>
+      <w:r>
+        <w:rPr>
+          <w:rFonts w:ascii="Bookman Old Style" w:eastAsia="Bookman Old Style" w:hAnsi="Bookman Old Style" w:cs="Bookman Old Style"/>
+          <w:color w:val="000000"/>
+          <w:sz w:val="24"/>
+          <w:szCs w:val="24"/>
+        </w:rPr>
+        <w:t>melaksanakan</w:t>
+      </w:r>
+      <w:proofErr w:type="spellEnd"/>
+      <w:r>
+        <w:rPr>
+          <w:rFonts w:ascii="Bookman Old Style" w:eastAsia="Bookman Old Style" w:hAnsi="Bookman Old Style" w:cs="Bookman Old Style"/>
+          <w:color w:val="000000"/>
+          <w:sz w:val="24"/>
+          <w:szCs w:val="24"/>
+        </w:rPr>
+        <w:t xml:space="preserve"> </w:t>
+      </w:r>
+      <w:proofErr w:type="spellStart"/>
+      <w:r>
+        <w:rPr>
+          <w:rFonts w:ascii="Bookman Old Style" w:eastAsia="Bookman Old Style" w:hAnsi="Bookman Old Style" w:cs="Bookman Old Style"/>
+          <w:color w:val="000000"/>
+          <w:sz w:val="24"/>
+          <w:szCs w:val="24"/>
+        </w:rPr>
+        <w:t>pekerjaan</w:t>
+      </w:r>
+      <w:proofErr w:type="spellEnd"/>
+      <w:r>
+        <w:rPr>
+          <w:rFonts w:ascii="Bookman Old Style" w:eastAsia="Bookman Old Style" w:hAnsi="Bookman Old Style" w:cs="Bookman Old Style"/>
+          <w:color w:val="000000"/>
+          <w:sz w:val="24"/>
+          <w:szCs w:val="24"/>
+        </w:rPr>
+        <w:t xml:space="preserve"> </w:t>
+      </w:r>
+      <w:proofErr w:type="spellStart"/>
+      <w:r>
+        <w:rPr>
+          <w:rFonts w:ascii="Bookman Old Style" w:eastAsia="Bookman Old Style" w:hAnsi="Bookman Old Style" w:cs="Bookman Old Style"/>
+          <w:color w:val="000000"/>
+          <w:sz w:val="24"/>
+          <w:szCs w:val="24"/>
+        </w:rPr>
+        <w:t>Pendataan</w:t>
+      </w:r>
+      <w:proofErr w:type="spellEnd"/>
+      <w:r>
+        <w:rPr>
+          <w:rFonts w:ascii="Bookman Old Style" w:eastAsia="Bookman Old Style" w:hAnsi="Bookman Old Style" w:cs="Bookman Old Style"/>
+          <w:color w:val="000000"/>
+          <w:sz w:val="24"/>
+          <w:szCs w:val="24"/>
+        </w:rPr>
+        <w:t xml:space="preserve"> </w:t>
+      </w:r>
+      <w:proofErr w:type="gramStart"/>
+      <w:r>
+        <w:rPr>
+          <w:rFonts w:ascii="Bookman Old Style" w:eastAsia="Bookman Old Style" w:hAnsi="Bookman Old Style" w:cs="Bookman Old Style"/>
+          <w:color w:val="000000"/>
+          <w:sz w:val="24"/>
+          <w:szCs w:val="24"/>
+        </w:rPr>
+        <w:t>Lapangan  Sensus</w:t>
+      </w:r>
+      <w:proofErr w:type="gramEnd"/>
+      <w:r>
+        <w:rPr>
+          <w:rFonts w:ascii="Bookman Old Style" w:eastAsia="Bookman Old Style" w:hAnsi="Bookman Old Style" w:cs="Bookman Old Style"/>
+          <w:color w:val="000000"/>
+          <w:sz w:val="24"/>
+          <w:szCs w:val="24"/>
+        </w:rPr>
+        <w:t xml:space="preserve"> Ekonomi 2026 pada Badan Pusat </w:t>
+      </w:r>
+      <w:proofErr w:type="spellStart"/>
+      <w:r>
+        <w:rPr>
+          <w:rFonts w:ascii="Bookman Old Style" w:eastAsia="Bookman Old Style" w:hAnsi="Bookman Old Style" w:cs="Bookman Old Style"/>
+          <w:color w:val="000000"/>
+          <w:sz w:val="24"/>
+          <w:szCs w:val="24"/>
+        </w:rPr>
+        <w:t>Statistik</w:t>
+      </w:r>
+      <w:proofErr w:type="spellEnd"/>
+      <w:r>
+        <w:rPr>
+          <w:rFonts w:ascii="Bookman Old Style" w:eastAsia="Bookman Old Style" w:hAnsi="Bookman Old Style" w:cs="Bookman Old Style"/>
+          <w:color w:val="000000"/>
+          <w:sz w:val="24"/>
+          <w:szCs w:val="24"/>
+        </w:rPr>
+        <w:t xml:space="preserve"> Kota Jakarta Timur </w:t>
+      </w:r>
+      <w:proofErr w:type="spellStart"/>
+      <w:r>
+        <w:rPr>
+          <w:rFonts w:ascii="Bookman Old Style" w:eastAsia="Bookman Old Style" w:hAnsi="Bookman Old Style" w:cs="Bookman Old Style"/>
+          <w:color w:val="000000"/>
+          <w:sz w:val="24"/>
+          <w:szCs w:val="24"/>
+        </w:rPr>
+        <w:t>berdasarkan</w:t>
+      </w:r>
+      <w:proofErr w:type="spellEnd"/>
+      <w:r>
+        <w:rPr>
+          <w:rFonts w:ascii="Bookman Old Style" w:eastAsia="Bookman Old Style" w:hAnsi="Bookman Old Style" w:cs="Bookman Old Style"/>
+          <w:color w:val="000000"/>
+          <w:sz w:val="24"/>
+          <w:szCs w:val="24"/>
+        </w:rPr>
+        <w:t xml:space="preserve"> </w:t>
+      </w:r>
+      <w:proofErr w:type="spellStart"/>
+      <w:r>
+        <w:rPr>
+          <w:rFonts w:ascii="Bookman Old Style" w:eastAsia="Bookman Old Style" w:hAnsi="Bookman Old Style" w:cs="Bookman Old Style"/>
+          <w:color w:val="000000"/>
+          <w:sz w:val="24"/>
+          <w:szCs w:val="24"/>
+        </w:rPr>
+        <w:t>Perjanjian</w:t>
+      </w:r>
+      <w:proofErr w:type="spellEnd"/>
+      <w:r>
+        <w:rPr>
+          <w:rFonts w:ascii="Bookman Old Style" w:eastAsia="Bookman Old Style" w:hAnsi="Bookman Old Style" w:cs="Bookman Old Style"/>
+          <w:color w:val="000000"/>
+          <w:sz w:val="24"/>
+          <w:szCs w:val="24"/>
+        </w:rPr>
+        <w:t xml:space="preserve"> </w:t>
+      </w:r>
+      <w:proofErr w:type="spellStart"/>
+      <w:r>
+        <w:rPr>
+          <w:rFonts w:ascii="Bookman Old Style" w:eastAsia="Bookman Old Style" w:hAnsi="Bookman Old Style" w:cs="Bookman Old Style"/>
+          <w:color w:val="000000"/>
+          <w:sz w:val="24"/>
+          <w:szCs w:val="24"/>
+        </w:rPr>
+        <w:t>Kerja</w:t>
+      </w:r>
+      <w:proofErr w:type="spellEnd"/>
+      <w:r>
+        <w:rPr>
+          <w:rFonts w:ascii="Bookman Old Style" w:eastAsia="Bookman Old Style" w:hAnsi="Bookman Old Style" w:cs="Bookman Old Style"/>
+          <w:color w:val="000000"/>
+          <w:sz w:val="24"/>
+          <w:szCs w:val="24"/>
+        </w:rPr>
+        <w:t xml:space="preserve"> Nomor: </w:t>
+      </w:r>
+      <w:r>
+        <w:rPr>
+          <w:rFonts w:ascii="Bookman Old Style" w:eastAsia="Bookman Old Style" w:hAnsi="Bookman Old Style" w:cs="Bookman Old Style"/>
+          <w:color w:val="000000"/>
+          <w:sz w:val="24"/>
+          <w:szCs w:val="24"/>
+        </w:rPr>
+        <w:t>{</w:t>
+      </w:r>
+      <w:proofErr w:type="spellStart"/>
+      <w:r>
+        <w:rPr>
+          <w:rFonts w:ascii="Bookman Old Style" w:eastAsia="Bookman Old Style" w:hAnsi="Bookman Old Style" w:cs="Bookman Old Style"/>
+          <w:color w:val="000000"/>
+          <w:sz w:val="24"/>
+          <w:szCs w:val="24"/>
+        </w:rPr>
+        <w:t>nomor_spk</w:t>
+      </w:r>
+      <w:proofErr w:type="spellEnd"/>
+      <w:r>
+        <w:rPr>
+          <w:rFonts w:ascii="Bookman Old Style" w:eastAsia="Bookman Old Style" w:hAnsi="Bookman Old Style" w:cs="Bookman Old Style"/>
+          <w:color w:val="000000"/>
+          <w:sz w:val="24"/>
+          <w:szCs w:val="24"/>
+        </w:rPr>
+        <w:t>}</w:t>
+      </w:r>
+      <w:r>
+        <w:rPr>
+          <w:rFonts w:ascii="Bookman Old Style" w:eastAsia="Bookman Old Style" w:hAnsi="Bookman Old Style" w:cs="Bookman Old Style"/>
+          <w:color w:val="000000"/>
+          <w:sz w:val="24"/>
+          <w:szCs w:val="24"/>
+        </w:rPr>
+        <w:t xml:space="preserve">, </w:t>
+      </w:r>
+      <w:proofErr w:type="spellStart"/>
+      <w:r>
+        <w:rPr>
+          <w:rFonts w:ascii="Bookman Old Style" w:eastAsia="Bookman Old Style" w:hAnsi="Bookman Old Style" w:cs="Bookman Old Style"/>
+          <w:color w:val="000000"/>
+          <w:sz w:val="24"/>
+          <w:szCs w:val="24"/>
+        </w:rPr>
+        <w:t>sesuai</w:t>
+      </w:r>
+      <w:proofErr w:type="spellEnd"/>
+      <w:r>
+        <w:rPr>
+          <w:rFonts w:ascii="Bookman Old Style" w:eastAsia="Bookman Old Style" w:hAnsi="Bookman Old Style" w:cs="Bookman Old Style"/>
+          <w:color w:val="000000"/>
+          <w:sz w:val="24"/>
+          <w:szCs w:val="24"/>
+        </w:rPr>
+        <w:t xml:space="preserve"> </w:t>
+      </w:r>
+      <w:proofErr w:type="spellStart"/>
+      <w:r>
+        <w:rPr>
+          <w:rFonts w:ascii="Bookman Old Style" w:eastAsia="Bookman Old Style" w:hAnsi="Bookman Old Style" w:cs="Bookman Old Style"/>
+          <w:color w:val="000000"/>
+          <w:sz w:val="24"/>
+          <w:szCs w:val="24"/>
+        </w:rPr>
+        <w:t>dengan</w:t>
+      </w:r>
+      <w:proofErr w:type="spellEnd"/>
+      <w:r>
+        <w:rPr>
+          <w:rFonts w:ascii="Bookman Old Style" w:eastAsia="Bookman Old Style" w:hAnsi="Bookman Old Style" w:cs="Bookman Old Style"/>
+          <w:color w:val="000000"/>
+          <w:sz w:val="24"/>
+          <w:szCs w:val="24"/>
+        </w:rPr>
+        <w:t xml:space="preserve"> target </w:t>
+      </w:r>
+      <w:proofErr w:type="spellStart"/>
+      <w:r>
+        <w:rPr>
+          <w:rFonts w:ascii="Bookman Old Style" w:eastAsia="Bookman Old Style" w:hAnsi="Bookman Old Style" w:cs="Bookman Old Style"/>
+          <w:color w:val="000000"/>
+          <w:sz w:val="24"/>
+          <w:szCs w:val="24"/>
+        </w:rPr>
+        <w:t>pekerjaan</w:t>
+      </w:r>
+      <w:proofErr w:type="spellEnd"/>
+      <w:r>
+        <w:rPr>
+          <w:rFonts w:ascii="Bookman Old Style" w:eastAsia="Bookman Old Style" w:hAnsi="Bookman Old Style" w:cs="Bookman Old Style"/>
+          <w:color w:val="000000"/>
+          <w:sz w:val="24"/>
+          <w:szCs w:val="24"/>
+        </w:rPr>
+        <w:t xml:space="preserve"> </w:t>
+      </w:r>
+      <w:proofErr w:type="spellStart"/>
+      <w:r>
+        <w:rPr>
+          <w:rFonts w:ascii="Bookman Old Style" w:eastAsia="Bookman Old Style" w:hAnsi="Bookman Old Style" w:cs="Bookman Old Style"/>
+          <w:color w:val="000000"/>
+          <w:sz w:val="24"/>
+          <w:szCs w:val="24"/>
+        </w:rPr>
+        <w:t>termin</w:t>
+      </w:r>
+      <w:proofErr w:type="spellEnd"/>
+      <w:r>
+        <w:rPr>
+          <w:rFonts w:ascii="Bookman Old Style" w:eastAsia="Bookman Old Style" w:hAnsi="Bookman Old Style" w:cs="Bookman Old Style"/>
+          <w:color w:val="000000"/>
+          <w:sz w:val="24"/>
+          <w:szCs w:val="24"/>
+        </w:rPr>
+        <w:t xml:space="preserve"> </w:t>
       </w:r>
       <w:r>
         <w:rPr>
@@ -2445,17 +2815,19 @@
           <w:sz w:val="24"/>
           <w:szCs w:val="24"/>
         </w:rPr>
-        <w:t>I yang ditetapkan sebesar</w:t>
-      </w:r>
-      <w:r>
-        <w:rPr>
-          <w:rFonts w:ascii="Bookman Old Style" w:eastAsia="Bookman Old Style" w:hAnsi="Bookman Old Style" w:cs="Bookman Old Style"/>
-          <w:color w:val="000000"/>
-          <w:sz w:val="24"/>
-          <w:szCs w:val="24"/>
-        </w:rPr>
-        <w:t xml:space="preserve"> {sls_ongoing}</w:t>
-      </w:r>
+        <w:t xml:space="preserve">I yang </w:t>
+      </w:r>
+      <w:proofErr w:type="spellStart"/>
+      <w:r>
+        <w:rPr>
+          <w:rFonts w:ascii="Bookman Old Style" w:eastAsia="Bookman Old Style" w:hAnsi="Bookman Old Style" w:cs="Bookman Old Style"/>
+          <w:color w:val="000000"/>
+          <w:sz w:val="24"/>
+          <w:szCs w:val="24"/>
+        </w:rPr>
+        <w:t>ditetapkan</w:t>
+      </w:r>
+      <w:proofErr w:type="spellEnd"/>
       <w:r>
         <w:rPr>
           <w:rFonts w:ascii="Bookman Old Style" w:eastAsia="Bookman Old Style" w:hAnsi="Bookman Old Style" w:cs="Bookman Old Style"/>
@@ -2465,14 +2837,109 @@
         </w:rPr>
         <w:t xml:space="preserve"> </w:t>
       </w:r>
-      <w:r>
-        <w:rPr>
-          <w:rFonts w:ascii="Bookman Old Style" w:eastAsia="Bookman Old Style" w:hAnsi="Bookman Old Style" w:cs="Bookman Old Style"/>
-          <w:sz w:val="24"/>
-          <w:szCs w:val="24"/>
-        </w:rPr>
-        <w:t>SLS/Sub-SLS dan/atau usaha besar</w:t>
-      </w:r>
+      <w:proofErr w:type="spellStart"/>
+      <w:r>
+        <w:rPr>
+          <w:rFonts w:ascii="Bookman Old Style" w:eastAsia="Bookman Old Style" w:hAnsi="Bookman Old Style" w:cs="Bookman Old Style"/>
+          <w:color w:val="000000"/>
+          <w:sz w:val="24"/>
+          <w:szCs w:val="24"/>
+        </w:rPr>
+        <w:t>sebesar</w:t>
+      </w:r>
+      <w:proofErr w:type="spellEnd"/>
+      <w:r>
+        <w:rPr>
+          <w:rFonts w:ascii="Bookman Old Style" w:eastAsia="Bookman Old Style" w:hAnsi="Bookman Old Style" w:cs="Bookman Old Style"/>
+          <w:color w:val="000000"/>
+          <w:sz w:val="24"/>
+          <w:szCs w:val="24"/>
+        </w:rPr>
+        <w:t xml:space="preserve"> {</w:t>
+      </w:r>
+      <w:proofErr w:type="spellStart"/>
+      <w:r>
+        <w:rPr>
+          <w:rFonts w:ascii="Bookman Old Style" w:eastAsia="Bookman Old Style" w:hAnsi="Bookman Old Style" w:cs="Bookman Old Style"/>
+          <w:color w:val="000000"/>
+          <w:sz w:val="24"/>
+          <w:szCs w:val="24"/>
+        </w:rPr>
+        <w:t>sls_ongoing</w:t>
+      </w:r>
+      <w:proofErr w:type="spellEnd"/>
+      <w:r>
+        <w:rPr>
+          <w:rFonts w:ascii="Bookman Old Style" w:eastAsia="Bookman Old Style" w:hAnsi="Bookman Old Style" w:cs="Bookman Old Style"/>
+          <w:color w:val="000000"/>
+          <w:sz w:val="24"/>
+          <w:szCs w:val="24"/>
+        </w:rPr>
+        <w:t>}</w:t>
+      </w:r>
+      <w:r>
+        <w:rPr>
+          <w:rFonts w:ascii="Bookman Old Style" w:eastAsia="Bookman Old Style" w:hAnsi="Bookman Old Style" w:cs="Bookman Old Style"/>
+          <w:color w:val="000000"/>
+          <w:sz w:val="24"/>
+          <w:szCs w:val="24"/>
+        </w:rPr>
+        <w:t xml:space="preserve"> </w:t>
+      </w:r>
+      <w:r>
+        <w:rPr>
+          <w:rFonts w:ascii="Bookman Old Style" w:eastAsia="Bookman Old Style" w:hAnsi="Bookman Old Style" w:cs="Bookman Old Style"/>
+          <w:sz w:val="24"/>
+          <w:szCs w:val="24"/>
+        </w:rPr>
+        <w:t>SLS/Sub-SLS dan/</w:t>
+      </w:r>
+      <w:proofErr w:type="spellStart"/>
+      <w:r>
+        <w:rPr>
+          <w:rFonts w:ascii="Bookman Old Style" w:eastAsia="Bookman Old Style" w:hAnsi="Bookman Old Style" w:cs="Bookman Old Style"/>
+          <w:sz w:val="24"/>
+          <w:szCs w:val="24"/>
+        </w:rPr>
+        <w:t>atau</w:t>
+      </w:r>
+      <w:proofErr w:type="spellEnd"/>
+      <w:r>
+        <w:rPr>
+          <w:rFonts w:ascii="Bookman Old Style" w:eastAsia="Bookman Old Style" w:hAnsi="Bookman Old Style" w:cs="Bookman Old Style"/>
+          <w:sz w:val="24"/>
+          <w:szCs w:val="24"/>
+        </w:rPr>
+        <w:t xml:space="preserve"> </w:t>
+      </w:r>
+      <w:proofErr w:type="spellStart"/>
+      <w:r>
+        <w:rPr>
+          <w:rFonts w:ascii="Bookman Old Style" w:eastAsia="Bookman Old Style" w:hAnsi="Bookman Old Style" w:cs="Bookman Old Style"/>
+          <w:sz w:val="24"/>
+          <w:szCs w:val="24"/>
+        </w:rPr>
+        <w:t>usaha</w:t>
+      </w:r>
+      <w:proofErr w:type="spellEnd"/>
+      <w:r>
+        <w:rPr>
+          <w:rFonts w:ascii="Bookman Old Style" w:eastAsia="Bookman Old Style" w:hAnsi="Bookman Old Style" w:cs="Bookman Old Style"/>
+          <w:sz w:val="24"/>
+          <w:szCs w:val="24"/>
+        </w:rPr>
+        <w:t xml:space="preserve"> </w:t>
+      </w:r>
+      <w:proofErr w:type="spellStart"/>
+      <w:r>
+        <w:rPr>
+          <w:rFonts w:ascii="Bookman Old Style" w:eastAsia="Bookman Old Style" w:hAnsi="Bookman Old Style" w:cs="Bookman Old Style"/>
+          <w:sz w:val="24"/>
+          <w:szCs w:val="24"/>
+        </w:rPr>
+        <w:t>besar</w:t>
+      </w:r>
+      <w:proofErr w:type="spellEnd"/>
       <w:r>
         <w:rPr>
           <w:rFonts w:ascii="Bookman Old Style" w:eastAsia="Bookman Old Style" w:hAnsi="Bookman Old Style" w:cs="Bookman Old Style"/>
@@ -2517,7 +2984,287 @@
           <w:sz w:val="24"/>
           <w:szCs w:val="24"/>
         </w:rPr>
-        <w:t xml:space="preserve"> telah menyelesaikan pekerjaan termin II Pendataan Lapangan Sensus Ekonomi 2026 berdasarkan hasil pemeriksaan dan evaluasi pekerjaan sebagaimana tercantum dalam lampiran. </w:t>
+        <w:t xml:space="preserve"> </w:t>
+      </w:r>
+      <w:proofErr w:type="spellStart"/>
+      <w:r>
+        <w:rPr>
+          <w:rFonts w:ascii="Bookman Old Style" w:eastAsia="Bookman Old Style" w:hAnsi="Bookman Old Style" w:cs="Bookman Old Style"/>
+          <w:color w:val="000000"/>
+          <w:sz w:val="24"/>
+          <w:szCs w:val="24"/>
+        </w:rPr>
+        <w:t>telah</w:t>
+      </w:r>
+      <w:proofErr w:type="spellEnd"/>
+      <w:r>
+        <w:rPr>
+          <w:rFonts w:ascii="Bookman Old Style" w:eastAsia="Bookman Old Style" w:hAnsi="Bookman Old Style" w:cs="Bookman Old Style"/>
+          <w:color w:val="000000"/>
+          <w:sz w:val="24"/>
+          <w:szCs w:val="24"/>
+        </w:rPr>
+        <w:t xml:space="preserve"> </w:t>
+      </w:r>
+      <w:proofErr w:type="spellStart"/>
+      <w:r>
+        <w:rPr>
+          <w:rFonts w:ascii="Bookman Old Style" w:eastAsia="Bookman Old Style" w:hAnsi="Bookman Old Style" w:cs="Bookman Old Style"/>
+          <w:color w:val="000000"/>
+          <w:sz w:val="24"/>
+          <w:szCs w:val="24"/>
+        </w:rPr>
+        <w:t>menyelesaikan</w:t>
+      </w:r>
+      <w:proofErr w:type="spellEnd"/>
+      <w:r>
+        <w:rPr>
+          <w:rFonts w:ascii="Bookman Old Style" w:eastAsia="Bookman Old Style" w:hAnsi="Bookman Old Style" w:cs="Bookman Old Style"/>
+          <w:color w:val="000000"/>
+          <w:sz w:val="24"/>
+          <w:szCs w:val="24"/>
+        </w:rPr>
+        <w:t xml:space="preserve"> </w:t>
+      </w:r>
+      <w:proofErr w:type="spellStart"/>
+      <w:r>
+        <w:rPr>
+          <w:rFonts w:ascii="Bookman Old Style" w:eastAsia="Bookman Old Style" w:hAnsi="Bookman Old Style" w:cs="Bookman Old Style"/>
+          <w:color w:val="000000"/>
+          <w:sz w:val="24"/>
+          <w:szCs w:val="24"/>
+        </w:rPr>
+        <w:t>pekerjaan</w:t>
+      </w:r>
+      <w:proofErr w:type="spellEnd"/>
+      <w:r>
+        <w:rPr>
+          <w:rFonts w:ascii="Bookman Old Style" w:eastAsia="Bookman Old Style" w:hAnsi="Bookman Old Style" w:cs="Bookman Old Style"/>
+          <w:color w:val="000000"/>
+          <w:sz w:val="24"/>
+          <w:szCs w:val="24"/>
+        </w:rPr>
+        <w:t xml:space="preserve"> </w:t>
+      </w:r>
+      <w:proofErr w:type="spellStart"/>
+      <w:r>
+        <w:rPr>
+          <w:rFonts w:ascii="Bookman Old Style" w:eastAsia="Bookman Old Style" w:hAnsi="Bookman Old Style" w:cs="Bookman Old Style"/>
+          <w:color w:val="000000"/>
+          <w:sz w:val="24"/>
+          <w:szCs w:val="24"/>
+        </w:rPr>
+        <w:t>termin</w:t>
+      </w:r>
+      <w:proofErr w:type="spellEnd"/>
+      <w:r>
+        <w:rPr>
+          <w:rFonts w:ascii="Bookman Old Style" w:eastAsia="Bookman Old Style" w:hAnsi="Bookman Old Style" w:cs="Bookman Old Style"/>
+          <w:color w:val="000000"/>
+          <w:sz w:val="24"/>
+          <w:szCs w:val="24"/>
+        </w:rPr>
+        <w:t xml:space="preserve"> II </w:t>
+      </w:r>
+      <w:proofErr w:type="spellStart"/>
+      <w:r>
+        <w:rPr>
+          <w:rFonts w:ascii="Bookman Old Style" w:eastAsia="Bookman Old Style" w:hAnsi="Bookman Old Style" w:cs="Bookman Old Style"/>
+          <w:color w:val="000000"/>
+          <w:sz w:val="24"/>
+          <w:szCs w:val="24"/>
+        </w:rPr>
+        <w:t>Pendataan</w:t>
+      </w:r>
+      <w:proofErr w:type="spellEnd"/>
+      <w:r>
+        <w:rPr>
+          <w:rFonts w:ascii="Bookman Old Style" w:eastAsia="Bookman Old Style" w:hAnsi="Bookman Old Style" w:cs="Bookman Old Style"/>
+          <w:color w:val="000000"/>
+          <w:sz w:val="24"/>
+          <w:szCs w:val="24"/>
+        </w:rPr>
+        <w:t xml:space="preserve"> Lapangan Sensus Ekonomi 2026 </w:t>
+      </w:r>
+      <w:proofErr w:type="spellStart"/>
+      <w:r>
+        <w:rPr>
+          <w:rFonts w:ascii="Bookman Old Style" w:eastAsia="Bookman Old Style" w:hAnsi="Bookman Old Style" w:cs="Bookman Old Style"/>
+          <w:color w:val="000000"/>
+          <w:sz w:val="24"/>
+          <w:szCs w:val="24"/>
+        </w:rPr>
+        <w:t>berdasarkan</w:t>
+      </w:r>
+      <w:proofErr w:type="spellEnd"/>
+      <w:r>
+        <w:rPr>
+          <w:rFonts w:ascii="Bookman Old Style" w:eastAsia="Bookman Old Style" w:hAnsi="Bookman Old Style" w:cs="Bookman Old Style"/>
+          <w:color w:val="000000"/>
+          <w:sz w:val="24"/>
+          <w:szCs w:val="24"/>
+        </w:rPr>
+        <w:t xml:space="preserve"> </w:t>
+      </w:r>
+      <w:proofErr w:type="spellStart"/>
+      <w:r>
+        <w:rPr>
+          <w:rFonts w:ascii="Bookman Old Style" w:eastAsia="Bookman Old Style" w:hAnsi="Bookman Old Style" w:cs="Bookman Old Style"/>
+          <w:color w:val="000000"/>
+          <w:sz w:val="24"/>
+          <w:szCs w:val="24"/>
+        </w:rPr>
+        <w:t>hasil</w:t>
+      </w:r>
+      <w:proofErr w:type="spellEnd"/>
+      <w:r>
+        <w:rPr>
+          <w:rFonts w:ascii="Bookman Old Style" w:eastAsia="Bookman Old Style" w:hAnsi="Bookman Old Style" w:cs="Bookman Old Style"/>
+          <w:color w:val="000000"/>
+          <w:sz w:val="24"/>
+          <w:szCs w:val="24"/>
+        </w:rPr>
+        <w:t xml:space="preserve"> </w:t>
+      </w:r>
+      <w:proofErr w:type="spellStart"/>
+      <w:r>
+        <w:rPr>
+          <w:rFonts w:ascii="Bookman Old Style" w:eastAsia="Bookman Old Style" w:hAnsi="Bookman Old Style" w:cs="Bookman Old Style"/>
+          <w:color w:val="000000"/>
+          <w:sz w:val="24"/>
+          <w:szCs w:val="24"/>
+        </w:rPr>
+        <w:t>pemeriksaan</w:t>
+      </w:r>
+      <w:proofErr w:type="spellEnd"/>
+      <w:r>
+        <w:rPr>
+          <w:rFonts w:ascii="Bookman Old Style" w:eastAsia="Bookman Old Style" w:hAnsi="Bookman Old Style" w:cs="Bookman Old Style"/>
+          <w:color w:val="000000"/>
+          <w:sz w:val="24"/>
+          <w:szCs w:val="24"/>
+        </w:rPr>
+        <w:t xml:space="preserve"> dan </w:t>
+      </w:r>
+      <w:proofErr w:type="spellStart"/>
+      <w:r>
+        <w:rPr>
+          <w:rFonts w:ascii="Bookman Old Style" w:eastAsia="Bookman Old Style" w:hAnsi="Bookman Old Style" w:cs="Bookman Old Style"/>
+          <w:color w:val="000000"/>
+          <w:sz w:val="24"/>
+          <w:szCs w:val="24"/>
+        </w:rPr>
+        <w:t>evaluasi</w:t>
+      </w:r>
+      <w:proofErr w:type="spellEnd"/>
+      <w:r>
+        <w:rPr>
+          <w:rFonts w:ascii="Bookman Old Style" w:eastAsia="Bookman Old Style" w:hAnsi="Bookman Old Style" w:cs="Bookman Old Style"/>
+          <w:color w:val="000000"/>
+          <w:sz w:val="24"/>
+          <w:szCs w:val="24"/>
+        </w:rPr>
+        <w:t xml:space="preserve"> </w:t>
+      </w:r>
+      <w:proofErr w:type="spellStart"/>
+      <w:r>
+        <w:rPr>
+          <w:rFonts w:ascii="Bookman Old Style" w:eastAsia="Bookman Old Style" w:hAnsi="Bookman Old Style" w:cs="Bookman Old Style"/>
+          <w:color w:val="000000"/>
+          <w:sz w:val="24"/>
+          <w:szCs w:val="24"/>
+        </w:rPr>
+        <w:t>pekerjaan</w:t>
+      </w:r>
+      <w:proofErr w:type="spellEnd"/>
+      <w:r>
+        <w:rPr>
+          <w:rFonts w:ascii="Bookman Old Style" w:eastAsia="Bookman Old Style" w:hAnsi="Bookman Old Style" w:cs="Bookman Old Style"/>
+          <w:color w:val="000000"/>
+          <w:sz w:val="24"/>
+          <w:szCs w:val="24"/>
+        </w:rPr>
+        <w:t xml:space="preserve"> </w:t>
+      </w:r>
+      <w:proofErr w:type="spellStart"/>
+      <w:r>
+        <w:rPr>
+          <w:rFonts w:ascii="Bookman Old Style" w:eastAsia="Bookman Old Style" w:hAnsi="Bookman Old Style" w:cs="Bookman Old Style"/>
+          <w:color w:val="000000"/>
+          <w:sz w:val="24"/>
+          <w:szCs w:val="24"/>
+        </w:rPr>
+        <w:t>sebagaimana</w:t>
+      </w:r>
+      <w:proofErr w:type="spellEnd"/>
+      <w:r>
+        <w:rPr>
+          <w:rFonts w:ascii="Bookman Old Style" w:eastAsia="Bookman Old Style" w:hAnsi="Bookman Old Style" w:cs="Bookman Old Style"/>
+          <w:color w:val="000000"/>
+          <w:sz w:val="24"/>
+          <w:szCs w:val="24"/>
+        </w:rPr>
+        <w:t xml:space="preserve"> </w:t>
+      </w:r>
+      <w:proofErr w:type="spellStart"/>
+      <w:r>
+        <w:rPr>
+          <w:rFonts w:ascii="Bookman Old Style" w:eastAsia="Bookman Old Style" w:hAnsi="Bookman Old Style" w:cs="Bookman Old Style"/>
+          <w:color w:val="000000"/>
+          <w:sz w:val="24"/>
+          <w:szCs w:val="24"/>
+        </w:rPr>
+        <w:t>tercantum</w:t>
+      </w:r>
+      <w:proofErr w:type="spellEnd"/>
+      <w:r>
+        <w:rPr>
+          <w:rFonts w:ascii="Bookman Old Style" w:eastAsia="Bookman Old Style" w:hAnsi="Bookman Old Style" w:cs="Bookman Old Style"/>
+          <w:color w:val="000000"/>
+          <w:sz w:val="24"/>
+          <w:szCs w:val="24"/>
+        </w:rPr>
+        <w:t xml:space="preserve"> </w:t>
+      </w:r>
+      <w:proofErr w:type="spellStart"/>
+      <w:r>
+        <w:rPr>
+          <w:rFonts w:ascii="Bookman Old Style" w:eastAsia="Bookman Old Style" w:hAnsi="Bookman Old Style" w:cs="Bookman Old Style"/>
+          <w:color w:val="000000"/>
+          <w:sz w:val="24"/>
+          <w:szCs w:val="24"/>
+        </w:rPr>
+        <w:t>dalam</w:t>
+      </w:r>
+      <w:proofErr w:type="spellEnd"/>
+      <w:r>
+        <w:rPr>
+          <w:rFonts w:ascii="Bookman Old Style" w:eastAsia="Bookman Old Style" w:hAnsi="Bookman Old Style" w:cs="Bookman Old Style"/>
+          <w:color w:val="000000"/>
+          <w:sz w:val="24"/>
+          <w:szCs w:val="24"/>
+        </w:rPr>
+        <w:t xml:space="preserve"> </w:t>
+      </w:r>
+      <w:proofErr w:type="spellStart"/>
+      <w:r>
+        <w:rPr>
+          <w:rFonts w:ascii="Bookman Old Style" w:eastAsia="Bookman Old Style" w:hAnsi="Bookman Old Style" w:cs="Bookman Old Style"/>
+          <w:color w:val="000000"/>
+          <w:sz w:val="24"/>
+          <w:szCs w:val="24"/>
+        </w:rPr>
+        <w:t>lampiran</w:t>
+      </w:r>
+      <w:proofErr w:type="spellEnd"/>
+      <w:r>
+        <w:rPr>
+          <w:rFonts w:ascii="Bookman Old Style" w:eastAsia="Bookman Old Style" w:hAnsi="Bookman Old Style" w:cs="Bookman Old Style"/>
+          <w:color w:val="000000"/>
+          <w:sz w:val="24"/>
+          <w:szCs w:val="24"/>
+        </w:rPr>
+        <w:t>. </w:t>
       </w:r>
     </w:p>
     <w:p>
@@ -2536,14 +3283,85 @@
           <w:szCs w:val="24"/>
         </w:rPr>
       </w:pPr>
-      <w:r>
-        <w:rPr>
-          <w:rFonts w:ascii="Bookman Old Style" w:eastAsia="Bookman Old Style" w:hAnsi="Bookman Old Style" w:cs="Bookman Old Style"/>
-          <w:color w:val="000000"/>
-          <w:sz w:val="24"/>
-          <w:szCs w:val="24"/>
-        </w:rPr>
-        <w:t xml:space="preserve">Berdasarkan angka 2 tersebut di atas, </w:t>
+      <w:proofErr w:type="spellStart"/>
+      <w:r>
+        <w:rPr>
+          <w:rFonts w:ascii="Bookman Old Style" w:eastAsia="Bookman Old Style" w:hAnsi="Bookman Old Style" w:cs="Bookman Old Style"/>
+          <w:color w:val="000000"/>
+          <w:sz w:val="24"/>
+          <w:szCs w:val="24"/>
+        </w:rPr>
+        <w:t>Berdasarkan</w:t>
+      </w:r>
+      <w:proofErr w:type="spellEnd"/>
+      <w:r>
+        <w:rPr>
+          <w:rFonts w:ascii="Bookman Old Style" w:eastAsia="Bookman Old Style" w:hAnsi="Bookman Old Style" w:cs="Bookman Old Style"/>
+          <w:color w:val="000000"/>
+          <w:sz w:val="24"/>
+          <w:szCs w:val="24"/>
+        </w:rPr>
+        <w:t xml:space="preserve"> </w:t>
+      </w:r>
+      <w:proofErr w:type="spellStart"/>
+      <w:r>
+        <w:rPr>
+          <w:rFonts w:ascii="Bookman Old Style" w:eastAsia="Bookman Old Style" w:hAnsi="Bookman Old Style" w:cs="Bookman Old Style"/>
+          <w:color w:val="000000"/>
+          <w:sz w:val="24"/>
+          <w:szCs w:val="24"/>
+        </w:rPr>
+        <w:t>angka</w:t>
+      </w:r>
+      <w:proofErr w:type="spellEnd"/>
+      <w:r>
+        <w:rPr>
+          <w:rFonts w:ascii="Bookman Old Style" w:eastAsia="Bookman Old Style" w:hAnsi="Bookman Old Style" w:cs="Bookman Old Style"/>
+          <w:color w:val="000000"/>
+          <w:sz w:val="24"/>
+          <w:szCs w:val="24"/>
+        </w:rPr>
+        <w:t xml:space="preserve"> 2 </w:t>
+      </w:r>
+      <w:proofErr w:type="spellStart"/>
+      <w:r>
+        <w:rPr>
+          <w:rFonts w:ascii="Bookman Old Style" w:eastAsia="Bookman Old Style" w:hAnsi="Bookman Old Style" w:cs="Bookman Old Style"/>
+          <w:color w:val="000000"/>
+          <w:sz w:val="24"/>
+          <w:szCs w:val="24"/>
+        </w:rPr>
+        <w:t>tersebut</w:t>
+      </w:r>
+      <w:proofErr w:type="spellEnd"/>
+      <w:r>
+        <w:rPr>
+          <w:rFonts w:ascii="Bookman Old Style" w:eastAsia="Bookman Old Style" w:hAnsi="Bookman Old Style" w:cs="Bookman Old Style"/>
+          <w:color w:val="000000"/>
+          <w:sz w:val="24"/>
+          <w:szCs w:val="24"/>
+        </w:rPr>
+        <w:t xml:space="preserve"> di </w:t>
+      </w:r>
+      <w:proofErr w:type="spellStart"/>
+      <w:r>
+        <w:rPr>
+          <w:rFonts w:ascii="Bookman Old Style" w:eastAsia="Bookman Old Style" w:hAnsi="Bookman Old Style" w:cs="Bookman Old Style"/>
+          <w:color w:val="000000"/>
+          <w:sz w:val="24"/>
+          <w:szCs w:val="24"/>
+        </w:rPr>
+        <w:t>atas</w:t>
+      </w:r>
+      <w:proofErr w:type="spellEnd"/>
+      <w:r>
+        <w:rPr>
+          <w:rFonts w:ascii="Bookman Old Style" w:eastAsia="Bookman Old Style" w:hAnsi="Bookman Old Style" w:cs="Bookman Old Style"/>
+          <w:color w:val="000000"/>
+          <w:sz w:val="24"/>
+          <w:szCs w:val="24"/>
+        </w:rPr>
+        <w:t xml:space="preserve">, </w:t>
       </w:r>
       <w:r>
         <w:rPr>
@@ -2563,7 +3381,107 @@
           <w:sz w:val="24"/>
           <w:szCs w:val="24"/>
         </w:rPr>
-        <w:t xml:space="preserve"> menyerahkan hasil pekerjaan Pendataan Lapangan Sensus Ekonomi 2026 kepada </w:t>
+        <w:t xml:space="preserve"> </w:t>
+      </w:r>
+      <w:proofErr w:type="spellStart"/>
+      <w:r>
+        <w:rPr>
+          <w:rFonts w:ascii="Bookman Old Style" w:eastAsia="Bookman Old Style" w:hAnsi="Bookman Old Style" w:cs="Bookman Old Style"/>
+          <w:color w:val="000000"/>
+          <w:sz w:val="24"/>
+          <w:szCs w:val="24"/>
+        </w:rPr>
+        <w:t>menyerahkan</w:t>
+      </w:r>
+      <w:proofErr w:type="spellEnd"/>
+      <w:r>
+        <w:rPr>
+          <w:rFonts w:ascii="Bookman Old Style" w:eastAsia="Bookman Old Style" w:hAnsi="Bookman Old Style" w:cs="Bookman Old Style"/>
+          <w:color w:val="000000"/>
+          <w:sz w:val="24"/>
+          <w:szCs w:val="24"/>
+        </w:rPr>
+        <w:t xml:space="preserve"> </w:t>
+      </w:r>
+      <w:proofErr w:type="spellStart"/>
+      <w:r>
+        <w:rPr>
+          <w:rFonts w:ascii="Bookman Old Style" w:eastAsia="Bookman Old Style" w:hAnsi="Bookman Old Style" w:cs="Bookman Old Style"/>
+          <w:color w:val="000000"/>
+          <w:sz w:val="24"/>
+          <w:szCs w:val="24"/>
+        </w:rPr>
+        <w:t>hasil</w:t>
+      </w:r>
+      <w:proofErr w:type="spellEnd"/>
+      <w:r>
+        <w:rPr>
+          <w:rFonts w:ascii="Bookman Old Style" w:eastAsia="Bookman Old Style" w:hAnsi="Bookman Old Style" w:cs="Bookman Old Style"/>
+          <w:color w:val="000000"/>
+          <w:sz w:val="24"/>
+          <w:szCs w:val="24"/>
+        </w:rPr>
+        <w:t xml:space="preserve"> </w:t>
+      </w:r>
+      <w:proofErr w:type="spellStart"/>
+      <w:r>
+        <w:rPr>
+          <w:rFonts w:ascii="Bookman Old Style" w:eastAsia="Bookman Old Style" w:hAnsi="Bookman Old Style" w:cs="Bookman Old Style"/>
+          <w:color w:val="000000"/>
+          <w:sz w:val="24"/>
+          <w:szCs w:val="24"/>
+        </w:rPr>
+        <w:t>pekerjaan</w:t>
+      </w:r>
+      <w:proofErr w:type="spellEnd"/>
+      <w:r>
+        <w:rPr>
+          <w:rFonts w:ascii="Bookman Old Style" w:eastAsia="Bookman Old Style" w:hAnsi="Bookman Old Style" w:cs="Bookman Old Style"/>
+          <w:color w:val="000000"/>
+          <w:sz w:val="24"/>
+          <w:szCs w:val="24"/>
+        </w:rPr>
+        <w:t xml:space="preserve"> </w:t>
+      </w:r>
+      <w:proofErr w:type="spellStart"/>
+      <w:r>
+        <w:rPr>
+          <w:rFonts w:ascii="Bookman Old Style" w:eastAsia="Bookman Old Style" w:hAnsi="Bookman Old Style" w:cs="Bookman Old Style"/>
+          <w:color w:val="000000"/>
+          <w:sz w:val="24"/>
+          <w:szCs w:val="24"/>
+        </w:rPr>
+        <w:t>Pendataan</w:t>
+      </w:r>
+      <w:proofErr w:type="spellEnd"/>
+      <w:r>
+        <w:rPr>
+          <w:rFonts w:ascii="Bookman Old Style" w:eastAsia="Bookman Old Style" w:hAnsi="Bookman Old Style" w:cs="Bookman Old Style"/>
+          <w:color w:val="000000"/>
+          <w:sz w:val="24"/>
+          <w:szCs w:val="24"/>
+        </w:rPr>
+        <w:t xml:space="preserve"> Lapangan Sensus Ekonomi 2026 </w:t>
+      </w:r>
+      <w:proofErr w:type="spellStart"/>
+      <w:r>
+        <w:rPr>
+          <w:rFonts w:ascii="Bookman Old Style" w:eastAsia="Bookman Old Style" w:hAnsi="Bookman Old Style" w:cs="Bookman Old Style"/>
+          <w:color w:val="000000"/>
+          <w:sz w:val="24"/>
+          <w:szCs w:val="24"/>
+        </w:rPr>
+        <w:t>kepada</w:t>
+      </w:r>
+      <w:proofErr w:type="spellEnd"/>
+      <w:r>
+        <w:rPr>
+          <w:rFonts w:ascii="Bookman Old Style" w:eastAsia="Bookman Old Style" w:hAnsi="Bookman Old Style" w:cs="Bookman Old Style"/>
+          <w:color w:val="000000"/>
+          <w:sz w:val="24"/>
+          <w:szCs w:val="24"/>
+        </w:rPr>
+        <w:t xml:space="preserve"> </w:t>
       </w:r>
       <w:r>
         <w:rPr>
@@ -2603,7 +3521,167 @@
           <w:sz w:val="24"/>
           <w:szCs w:val="24"/>
         </w:rPr>
-        <w:t xml:space="preserve"> menerima hasil pekerjaan tersebut yang telah sesuai dengan seharusnya;</w:t>
+        <w:t xml:space="preserve"> </w:t>
+      </w:r>
+      <w:proofErr w:type="spellStart"/>
+      <w:r>
+        <w:rPr>
+          <w:rFonts w:ascii="Bookman Old Style" w:eastAsia="Bookman Old Style" w:hAnsi="Bookman Old Style" w:cs="Bookman Old Style"/>
+          <w:color w:val="000000"/>
+          <w:sz w:val="24"/>
+          <w:szCs w:val="24"/>
+        </w:rPr>
+        <w:t>menerima</w:t>
+      </w:r>
+      <w:proofErr w:type="spellEnd"/>
+      <w:r>
+        <w:rPr>
+          <w:rFonts w:ascii="Bookman Old Style" w:eastAsia="Bookman Old Style" w:hAnsi="Bookman Old Style" w:cs="Bookman Old Style"/>
+          <w:color w:val="000000"/>
+          <w:sz w:val="24"/>
+          <w:szCs w:val="24"/>
+        </w:rPr>
+        <w:t xml:space="preserve"> </w:t>
+      </w:r>
+      <w:proofErr w:type="spellStart"/>
+      <w:r>
+        <w:rPr>
+          <w:rFonts w:ascii="Bookman Old Style" w:eastAsia="Bookman Old Style" w:hAnsi="Bookman Old Style" w:cs="Bookman Old Style"/>
+          <w:color w:val="000000"/>
+          <w:sz w:val="24"/>
+          <w:szCs w:val="24"/>
+        </w:rPr>
+        <w:t>hasil</w:t>
+      </w:r>
+      <w:proofErr w:type="spellEnd"/>
+      <w:r>
+        <w:rPr>
+          <w:rFonts w:ascii="Bookman Old Style" w:eastAsia="Bookman Old Style" w:hAnsi="Bookman Old Style" w:cs="Bookman Old Style"/>
+          <w:color w:val="000000"/>
+          <w:sz w:val="24"/>
+          <w:szCs w:val="24"/>
+        </w:rPr>
+        <w:t xml:space="preserve"> </w:t>
+      </w:r>
+      <w:proofErr w:type="spellStart"/>
+      <w:r>
+        <w:rPr>
+          <w:rFonts w:ascii="Bookman Old Style" w:eastAsia="Bookman Old Style" w:hAnsi="Bookman Old Style" w:cs="Bookman Old Style"/>
+          <w:color w:val="000000"/>
+          <w:sz w:val="24"/>
+          <w:szCs w:val="24"/>
+        </w:rPr>
+        <w:t>pekerjaan</w:t>
+      </w:r>
+      <w:proofErr w:type="spellEnd"/>
+      <w:r>
+        <w:rPr>
+          <w:rFonts w:ascii="Bookman Old Style" w:eastAsia="Bookman Old Style" w:hAnsi="Bookman Old Style" w:cs="Bookman Old Style"/>
+          <w:color w:val="000000"/>
+          <w:sz w:val="24"/>
+          <w:szCs w:val="24"/>
+        </w:rPr>
+        <w:t xml:space="preserve"> </w:t>
+      </w:r>
+      <w:proofErr w:type="spellStart"/>
+      <w:r>
+        <w:rPr>
+          <w:rFonts w:ascii="Bookman Old Style" w:eastAsia="Bookman Old Style" w:hAnsi="Bookman Old Style" w:cs="Bookman Old Style"/>
+          <w:color w:val="000000"/>
+          <w:sz w:val="24"/>
+          <w:szCs w:val="24"/>
+        </w:rPr>
+        <w:t>tersebut</w:t>
+      </w:r>
+      <w:proofErr w:type="spellEnd"/>
+      <w:r>
+        <w:rPr>
+          <w:rFonts w:ascii="Bookman Old Style" w:eastAsia="Bookman Old Style" w:hAnsi="Bookman Old Style" w:cs="Bookman Old Style"/>
+          <w:color w:val="000000"/>
+          <w:sz w:val="24"/>
+          <w:szCs w:val="24"/>
+        </w:rPr>
+        <w:t xml:space="preserve"> yang </w:t>
+      </w:r>
+      <w:proofErr w:type="spellStart"/>
+      <w:r>
+        <w:rPr>
+          <w:rFonts w:ascii="Bookman Old Style" w:eastAsia="Bookman Old Style" w:hAnsi="Bookman Old Style" w:cs="Bookman Old Style"/>
+          <w:color w:val="000000"/>
+          <w:sz w:val="24"/>
+          <w:szCs w:val="24"/>
+        </w:rPr>
+        <w:t>telah</w:t>
+      </w:r>
+      <w:proofErr w:type="spellEnd"/>
+      <w:r>
+        <w:rPr>
+          <w:rFonts w:ascii="Bookman Old Style" w:eastAsia="Bookman Old Style" w:hAnsi="Bookman Old Style" w:cs="Bookman Old Style"/>
+          <w:color w:val="000000"/>
+          <w:sz w:val="24"/>
+          <w:szCs w:val="24"/>
+        </w:rPr>
+        <w:t xml:space="preserve"> </w:t>
+      </w:r>
+      <w:proofErr w:type="spellStart"/>
+      <w:r>
+        <w:rPr>
+          <w:rFonts w:ascii="Bookman Old Style" w:eastAsia="Bookman Old Style" w:hAnsi="Bookman Old Style" w:cs="Bookman Old Style"/>
+          <w:color w:val="000000"/>
+          <w:sz w:val="24"/>
+          <w:szCs w:val="24"/>
+        </w:rPr>
+        <w:t>sesuai</w:t>
+      </w:r>
+      <w:proofErr w:type="spellEnd"/>
+      <w:r>
+        <w:rPr>
+          <w:rFonts w:ascii="Bookman Old Style" w:eastAsia="Bookman Old Style" w:hAnsi="Bookman Old Style" w:cs="Bookman Old Style"/>
+          <w:color w:val="000000"/>
+          <w:sz w:val="24"/>
+          <w:szCs w:val="24"/>
+        </w:rPr>
+        <w:t xml:space="preserve"> </w:t>
+      </w:r>
+      <w:proofErr w:type="spellStart"/>
+      <w:r>
+        <w:rPr>
+          <w:rFonts w:ascii="Bookman Old Style" w:eastAsia="Bookman Old Style" w:hAnsi="Bookman Old Style" w:cs="Bookman Old Style"/>
+          <w:color w:val="000000"/>
+          <w:sz w:val="24"/>
+          <w:szCs w:val="24"/>
+        </w:rPr>
+        <w:t>dengan</w:t>
+      </w:r>
+      <w:proofErr w:type="spellEnd"/>
+      <w:r>
+        <w:rPr>
+          <w:rFonts w:ascii="Bookman Old Style" w:eastAsia="Bookman Old Style" w:hAnsi="Bookman Old Style" w:cs="Bookman Old Style"/>
+          <w:color w:val="000000"/>
+          <w:sz w:val="24"/>
+          <w:szCs w:val="24"/>
+        </w:rPr>
+        <w:t xml:space="preserve"> </w:t>
+      </w:r>
+      <w:proofErr w:type="spellStart"/>
+      <w:r>
+        <w:rPr>
+          <w:rFonts w:ascii="Bookman Old Style" w:eastAsia="Bookman Old Style" w:hAnsi="Bookman Old Style" w:cs="Bookman Old Style"/>
+          <w:color w:val="000000"/>
+          <w:sz w:val="24"/>
+          <w:szCs w:val="24"/>
+        </w:rPr>
+        <w:t>seharusnya</w:t>
+      </w:r>
+      <w:proofErr w:type="spellEnd"/>
+      <w:r>
+        <w:rPr>
+          <w:rFonts w:ascii="Bookman Old Style" w:eastAsia="Bookman Old Style" w:hAnsi="Bookman Old Style" w:cs="Bookman Old Style"/>
+          <w:color w:val="000000"/>
+          <w:sz w:val="24"/>
+          <w:szCs w:val="24"/>
+        </w:rPr>
+        <w:t>;</w:t>
       </w:r>
     </w:p>
     <w:p>
@@ -2629,16 +3707,246 @@
           <w:sz w:val="24"/>
           <w:szCs w:val="24"/>
         </w:rPr>
-        <w:t xml:space="preserve">Hasil pekerjaan Pendataan Lapangan Sensus Ekonomi 2026 sebagaimana dimaksud dalam angka 3, berupa dokumen hasil Pendataan Lapangan Sensus Ekonomi 2026, sejumlah </w:t>
-      </w:r>
-      <w:r>
-        <w:rPr>
-          <w:rFonts w:ascii="Bookman Old Style" w:eastAsia="Bookman Old Style" w:hAnsi="Bookman Old Style" w:cs="Bookman Old Style"/>
-          <w:color w:val="000000"/>
-          <w:sz w:val="24"/>
-          <w:szCs w:val="24"/>
-        </w:rPr>
-        <w:t>{s</w:t>
+        <w:t xml:space="preserve">Hasil </w:t>
+      </w:r>
+      <w:proofErr w:type="spellStart"/>
+      <w:r>
+        <w:rPr>
+          <w:rFonts w:ascii="Bookman Old Style" w:eastAsia="Bookman Old Style" w:hAnsi="Bookman Old Style" w:cs="Bookman Old Style"/>
+          <w:color w:val="000000"/>
+          <w:sz w:val="24"/>
+          <w:szCs w:val="24"/>
+        </w:rPr>
+        <w:t>pekerjaan</w:t>
+      </w:r>
+      <w:proofErr w:type="spellEnd"/>
+      <w:r>
+        <w:rPr>
+          <w:rFonts w:ascii="Bookman Old Style" w:eastAsia="Bookman Old Style" w:hAnsi="Bookman Old Style" w:cs="Bookman Old Style"/>
+          <w:color w:val="000000"/>
+          <w:sz w:val="24"/>
+          <w:szCs w:val="24"/>
+        </w:rPr>
+        <w:t xml:space="preserve"> </w:t>
+      </w:r>
+      <w:proofErr w:type="spellStart"/>
+      <w:r>
+        <w:rPr>
+          <w:rFonts w:ascii="Bookman Old Style" w:eastAsia="Bookman Old Style" w:hAnsi="Bookman Old Style" w:cs="Bookman Old Style"/>
+          <w:color w:val="000000"/>
+          <w:sz w:val="24"/>
+          <w:szCs w:val="24"/>
+        </w:rPr>
+        <w:t>Pendataan</w:t>
+      </w:r>
+      <w:proofErr w:type="spellEnd"/>
+      <w:r>
+        <w:rPr>
+          <w:rFonts w:ascii="Bookman Old Style" w:eastAsia="Bookman Old Style" w:hAnsi="Bookman Old Style" w:cs="Bookman Old Style"/>
+          <w:color w:val="000000"/>
+          <w:sz w:val="24"/>
+          <w:szCs w:val="24"/>
+        </w:rPr>
+        <w:t xml:space="preserve"> Lapangan Sensus Ekonomi 2026 </w:t>
+      </w:r>
+      <w:proofErr w:type="spellStart"/>
+      <w:r>
+        <w:rPr>
+          <w:rFonts w:ascii="Bookman Old Style" w:eastAsia="Bookman Old Style" w:hAnsi="Bookman Old Style" w:cs="Bookman Old Style"/>
+          <w:color w:val="000000"/>
+          <w:sz w:val="24"/>
+          <w:szCs w:val="24"/>
+        </w:rPr>
+        <w:t>sebagaimana</w:t>
+      </w:r>
+      <w:proofErr w:type="spellEnd"/>
+      <w:r>
+        <w:rPr>
+          <w:rFonts w:ascii="Bookman Old Style" w:eastAsia="Bookman Old Style" w:hAnsi="Bookman Old Style" w:cs="Bookman Old Style"/>
+          <w:color w:val="000000"/>
+          <w:sz w:val="24"/>
+          <w:szCs w:val="24"/>
+        </w:rPr>
+        <w:t xml:space="preserve"> </w:t>
+      </w:r>
+      <w:proofErr w:type="spellStart"/>
+      <w:r>
+        <w:rPr>
+          <w:rFonts w:ascii="Bookman Old Style" w:eastAsia="Bookman Old Style" w:hAnsi="Bookman Old Style" w:cs="Bookman Old Style"/>
+          <w:color w:val="000000"/>
+          <w:sz w:val="24"/>
+          <w:szCs w:val="24"/>
+        </w:rPr>
+        <w:t>dimaksud</w:t>
+      </w:r>
+      <w:proofErr w:type="spellEnd"/>
+      <w:r>
+        <w:rPr>
+          <w:rFonts w:ascii="Bookman Old Style" w:eastAsia="Bookman Old Style" w:hAnsi="Bookman Old Style" w:cs="Bookman Old Style"/>
+          <w:color w:val="000000"/>
+          <w:sz w:val="24"/>
+          <w:szCs w:val="24"/>
+        </w:rPr>
+        <w:t xml:space="preserve"> </w:t>
+      </w:r>
+      <w:proofErr w:type="spellStart"/>
+      <w:r>
+        <w:rPr>
+          <w:rFonts w:ascii="Bookman Old Style" w:eastAsia="Bookman Old Style" w:hAnsi="Bookman Old Style" w:cs="Bookman Old Style"/>
+          <w:color w:val="000000"/>
+          <w:sz w:val="24"/>
+          <w:szCs w:val="24"/>
+        </w:rPr>
+        <w:t>dalam</w:t>
+      </w:r>
+      <w:proofErr w:type="spellEnd"/>
+      <w:r>
+        <w:rPr>
+          <w:rFonts w:ascii="Bookman Old Style" w:eastAsia="Bookman Old Style" w:hAnsi="Bookman Old Style" w:cs="Bookman Old Style"/>
+          <w:color w:val="000000"/>
+          <w:sz w:val="24"/>
+          <w:szCs w:val="24"/>
+        </w:rPr>
+        <w:t xml:space="preserve"> </w:t>
+      </w:r>
+      <w:proofErr w:type="spellStart"/>
+      <w:r>
+        <w:rPr>
+          <w:rFonts w:ascii="Bookman Old Style" w:eastAsia="Bookman Old Style" w:hAnsi="Bookman Old Style" w:cs="Bookman Old Style"/>
+          <w:color w:val="000000"/>
+          <w:sz w:val="24"/>
+          <w:szCs w:val="24"/>
+        </w:rPr>
+        <w:t>angka</w:t>
+      </w:r>
+      <w:proofErr w:type="spellEnd"/>
+      <w:r>
+        <w:rPr>
+          <w:rFonts w:ascii="Bookman Old Style" w:eastAsia="Bookman Old Style" w:hAnsi="Bookman Old Style" w:cs="Bookman Old Style"/>
+          <w:color w:val="000000"/>
+          <w:sz w:val="24"/>
+          <w:szCs w:val="24"/>
+        </w:rPr>
+        <w:t xml:space="preserve"> 3, </w:t>
+      </w:r>
+      <w:proofErr w:type="spellStart"/>
+      <w:r>
+        <w:rPr>
+          <w:rFonts w:ascii="Bookman Old Style" w:eastAsia="Bookman Old Style" w:hAnsi="Bookman Old Style" w:cs="Bookman Old Style"/>
+          <w:color w:val="000000"/>
+          <w:sz w:val="24"/>
+          <w:szCs w:val="24"/>
+        </w:rPr>
+        <w:t>berupa</w:t>
+      </w:r>
+      <w:proofErr w:type="spellEnd"/>
+      <w:r>
+        <w:rPr>
+          <w:rFonts w:ascii="Bookman Old Style" w:eastAsia="Bookman Old Style" w:hAnsi="Bookman Old Style" w:cs="Bookman Old Style"/>
+          <w:color w:val="000000"/>
+          <w:sz w:val="24"/>
+          <w:szCs w:val="24"/>
+        </w:rPr>
+        <w:t xml:space="preserve"> </w:t>
+      </w:r>
+      <w:proofErr w:type="spellStart"/>
+      <w:r>
+        <w:rPr>
+          <w:rFonts w:ascii="Bookman Old Style" w:eastAsia="Bookman Old Style" w:hAnsi="Bookman Old Style" w:cs="Bookman Old Style"/>
+          <w:color w:val="000000"/>
+          <w:sz w:val="24"/>
+          <w:szCs w:val="24"/>
+        </w:rPr>
+        <w:t>dokumen</w:t>
+      </w:r>
+      <w:proofErr w:type="spellEnd"/>
+      <w:r>
+        <w:rPr>
+          <w:rFonts w:ascii="Bookman Old Style" w:eastAsia="Bookman Old Style" w:hAnsi="Bookman Old Style" w:cs="Bookman Old Style"/>
+          <w:color w:val="000000"/>
+          <w:sz w:val="24"/>
+          <w:szCs w:val="24"/>
+        </w:rPr>
+        <w:t xml:space="preserve"> </w:t>
+      </w:r>
+      <w:proofErr w:type="spellStart"/>
+      <w:r>
+        <w:rPr>
+          <w:rFonts w:ascii="Bookman Old Style" w:eastAsia="Bookman Old Style" w:hAnsi="Bookman Old Style" w:cs="Bookman Old Style"/>
+          <w:color w:val="000000"/>
+          <w:sz w:val="24"/>
+          <w:szCs w:val="24"/>
+        </w:rPr>
+        <w:t>hasil</w:t>
+      </w:r>
+      <w:proofErr w:type="spellEnd"/>
+      <w:r>
+        <w:rPr>
+          <w:rFonts w:ascii="Bookman Old Style" w:eastAsia="Bookman Old Style" w:hAnsi="Bookman Old Style" w:cs="Bookman Old Style"/>
+          <w:color w:val="000000"/>
+          <w:sz w:val="24"/>
+          <w:szCs w:val="24"/>
+        </w:rPr>
+        <w:t xml:space="preserve"> </w:t>
+      </w:r>
+      <w:proofErr w:type="spellStart"/>
+      <w:r>
+        <w:rPr>
+          <w:rFonts w:ascii="Bookman Old Style" w:eastAsia="Bookman Old Style" w:hAnsi="Bookman Old Style" w:cs="Bookman Old Style"/>
+          <w:color w:val="000000"/>
+          <w:sz w:val="24"/>
+          <w:szCs w:val="24"/>
+        </w:rPr>
+        <w:t>Pendataan</w:t>
+      </w:r>
+      <w:proofErr w:type="spellEnd"/>
+      <w:r>
+        <w:rPr>
+          <w:rFonts w:ascii="Bookman Old Style" w:eastAsia="Bookman Old Style" w:hAnsi="Bookman Old Style" w:cs="Bookman Old Style"/>
+          <w:color w:val="000000"/>
+          <w:sz w:val="24"/>
+          <w:szCs w:val="24"/>
+        </w:rPr>
+        <w:t xml:space="preserve"> Lapangan Sensus Ekonomi 2026, </w:t>
+      </w:r>
+      <w:proofErr w:type="spellStart"/>
+      <w:r>
+        <w:rPr>
+          <w:rFonts w:ascii="Bookman Old Style" w:eastAsia="Bookman Old Style" w:hAnsi="Bookman Old Style" w:cs="Bookman Old Style"/>
+          <w:color w:val="000000"/>
+          <w:sz w:val="24"/>
+          <w:szCs w:val="24"/>
+        </w:rPr>
+        <w:t>sejumlah</w:t>
+      </w:r>
+      <w:proofErr w:type="spellEnd"/>
+      <w:r>
+        <w:rPr>
+          <w:rFonts w:ascii="Bookman Old Style" w:eastAsia="Bookman Old Style" w:hAnsi="Bookman Old Style" w:cs="Bookman Old Style"/>
+          <w:color w:val="000000"/>
+          <w:sz w:val="24"/>
+          <w:szCs w:val="24"/>
+        </w:rPr>
+        <w:t xml:space="preserve"> </w:t>
+      </w:r>
+      <w:r>
+        <w:rPr>
+          <w:rFonts w:ascii="Bookman Old Style" w:eastAsia="Bookman Old Style" w:hAnsi="Bookman Old Style" w:cs="Bookman Old Style"/>
+          <w:color w:val="000000"/>
+          <w:sz w:val="24"/>
+          <w:szCs w:val="24"/>
+        </w:rPr>
+        <w:t>{</w:t>
+      </w:r>
+      <w:proofErr w:type="spellStart"/>
+      <w:r>
+        <w:rPr>
+          <w:rFonts w:ascii="Bookman Old Style" w:eastAsia="Bookman Old Style" w:hAnsi="Bookman Old Style" w:cs="Bookman Old Style"/>
+          <w:color w:val="000000"/>
+          <w:sz w:val="24"/>
+          <w:szCs w:val="24"/>
+        </w:rPr>
+        <w:t>s</w:t>
       </w:r>
       <w:r>
         <w:rPr>
@@ -2649,6 +3957,7 @@
         </w:rPr>
         <w:t>ls_ongoing</w:t>
       </w:r>
+      <w:proofErr w:type="spellEnd"/>
       <w:r>
         <w:rPr>
           <w:rFonts w:ascii="Bookman Old Style" w:eastAsia="Bookman Old Style" w:hAnsi="Bookman Old Style" w:cs="Bookman Old Style"/>
@@ -2673,8 +3982,54 @@
           <w:sz w:val="24"/>
           <w:szCs w:val="24"/>
         </w:rPr>
-        <w:t>SLS/Sub-SLS dan/atau usaha besar</w:t>
-      </w:r>
+        <w:t>SLS/Sub-SLS dan/</w:t>
+      </w:r>
+      <w:proofErr w:type="spellStart"/>
+      <w:r>
+        <w:rPr>
+          <w:rFonts w:ascii="Bookman Old Style" w:eastAsia="Bookman Old Style" w:hAnsi="Bookman Old Style" w:cs="Bookman Old Style"/>
+          <w:sz w:val="24"/>
+          <w:szCs w:val="24"/>
+        </w:rPr>
+        <w:t>atau</w:t>
+      </w:r>
+      <w:proofErr w:type="spellEnd"/>
+      <w:r>
+        <w:rPr>
+          <w:rFonts w:ascii="Bookman Old Style" w:eastAsia="Bookman Old Style" w:hAnsi="Bookman Old Style" w:cs="Bookman Old Style"/>
+          <w:sz w:val="24"/>
+          <w:szCs w:val="24"/>
+        </w:rPr>
+        <w:t xml:space="preserve"> </w:t>
+      </w:r>
+      <w:proofErr w:type="spellStart"/>
+      <w:r>
+        <w:rPr>
+          <w:rFonts w:ascii="Bookman Old Style" w:eastAsia="Bookman Old Style" w:hAnsi="Bookman Old Style" w:cs="Bookman Old Style"/>
+          <w:sz w:val="24"/>
+          <w:szCs w:val="24"/>
+        </w:rPr>
+        <w:t>usaha</w:t>
+      </w:r>
+      <w:proofErr w:type="spellEnd"/>
+      <w:r>
+        <w:rPr>
+          <w:rFonts w:ascii="Bookman Old Style" w:eastAsia="Bookman Old Style" w:hAnsi="Bookman Old Style" w:cs="Bookman Old Style"/>
+          <w:sz w:val="24"/>
+          <w:szCs w:val="24"/>
+        </w:rPr>
+        <w:t xml:space="preserve"> </w:t>
+      </w:r>
+      <w:proofErr w:type="spellStart"/>
+      <w:r>
+        <w:rPr>
+          <w:rFonts w:ascii="Bookman Old Style" w:eastAsia="Bookman Old Style" w:hAnsi="Bookman Old Style" w:cs="Bookman Old Style"/>
+          <w:sz w:val="24"/>
+          <w:szCs w:val="24"/>
+        </w:rPr>
+        <w:t>besar</w:t>
+      </w:r>
+      <w:proofErr w:type="spellEnd"/>
       <w:r>
         <w:rPr>
           <w:rFonts w:ascii="Bookman Old Style" w:eastAsia="Bookman Old Style" w:hAnsi="Bookman Old Style" w:cs="Bookman Old Style"/>
@@ -2718,6 +4073,7 @@
         </w:rPr>
         <w:t xml:space="preserve">asil </w:t>
       </w:r>
+      <w:proofErr w:type="spellStart"/>
       <w:r>
         <w:rPr>
           <w:rFonts w:ascii="Bookman Old Style" w:eastAsia="Bookman Old Style" w:hAnsi="Bookman Old Style" w:cs="Bookman Old Style"/>
@@ -2733,8 +4089,219 @@
           <w:sz w:val="24"/>
           <w:szCs w:val="24"/>
         </w:rPr>
-        <w:t xml:space="preserve">ekerjaan pendataan sebagaimana dimaksud pada angka 4 yang memerlukan pemeriksaan lanjutan, akan dilakukan pengecekan, </w:t>
-      </w:r>
+        <w:t>ekerjaan</w:t>
+      </w:r>
+      <w:proofErr w:type="spellEnd"/>
+      <w:r>
+        <w:rPr>
+          <w:rFonts w:ascii="Bookman Old Style" w:eastAsia="Bookman Old Style" w:hAnsi="Bookman Old Style" w:cs="Bookman Old Style"/>
+          <w:color w:val="000000"/>
+          <w:sz w:val="24"/>
+          <w:szCs w:val="24"/>
+        </w:rPr>
+        <w:t xml:space="preserve"> </w:t>
+      </w:r>
+      <w:proofErr w:type="spellStart"/>
+      <w:r>
+        <w:rPr>
+          <w:rFonts w:ascii="Bookman Old Style" w:eastAsia="Bookman Old Style" w:hAnsi="Bookman Old Style" w:cs="Bookman Old Style"/>
+          <w:color w:val="000000"/>
+          <w:sz w:val="24"/>
+          <w:szCs w:val="24"/>
+        </w:rPr>
+        <w:t>pendataan</w:t>
+      </w:r>
+      <w:proofErr w:type="spellEnd"/>
+      <w:r>
+        <w:rPr>
+          <w:rFonts w:ascii="Bookman Old Style" w:eastAsia="Bookman Old Style" w:hAnsi="Bookman Old Style" w:cs="Bookman Old Style"/>
+          <w:color w:val="000000"/>
+          <w:sz w:val="24"/>
+          <w:szCs w:val="24"/>
+        </w:rPr>
+        <w:t xml:space="preserve"> </w:t>
+      </w:r>
+      <w:proofErr w:type="spellStart"/>
+      <w:r>
+        <w:rPr>
+          <w:rFonts w:ascii="Bookman Old Style" w:eastAsia="Bookman Old Style" w:hAnsi="Bookman Old Style" w:cs="Bookman Old Style"/>
+          <w:color w:val="000000"/>
+          <w:sz w:val="24"/>
+          <w:szCs w:val="24"/>
+        </w:rPr>
+        <w:t>sebagaimana</w:t>
+      </w:r>
+      <w:proofErr w:type="spellEnd"/>
+      <w:r>
+        <w:rPr>
+          <w:rFonts w:ascii="Bookman Old Style" w:eastAsia="Bookman Old Style" w:hAnsi="Bookman Old Style" w:cs="Bookman Old Style"/>
+          <w:color w:val="000000"/>
+          <w:sz w:val="24"/>
+          <w:szCs w:val="24"/>
+        </w:rPr>
+        <w:t xml:space="preserve"> </w:t>
+      </w:r>
+      <w:proofErr w:type="spellStart"/>
+      <w:r>
+        <w:rPr>
+          <w:rFonts w:ascii="Bookman Old Style" w:eastAsia="Bookman Old Style" w:hAnsi="Bookman Old Style" w:cs="Bookman Old Style"/>
+          <w:color w:val="000000"/>
+          <w:sz w:val="24"/>
+          <w:szCs w:val="24"/>
+        </w:rPr>
+        <w:t>dimaksud</w:t>
+      </w:r>
+      <w:proofErr w:type="spellEnd"/>
+      <w:r>
+        <w:rPr>
+          <w:rFonts w:ascii="Bookman Old Style" w:eastAsia="Bookman Old Style" w:hAnsi="Bookman Old Style" w:cs="Bookman Old Style"/>
+          <w:color w:val="000000"/>
+          <w:sz w:val="24"/>
+          <w:szCs w:val="24"/>
+        </w:rPr>
+        <w:t xml:space="preserve"> pada </w:t>
+      </w:r>
+      <w:proofErr w:type="spellStart"/>
+      <w:r>
+        <w:rPr>
+          <w:rFonts w:ascii="Bookman Old Style" w:eastAsia="Bookman Old Style" w:hAnsi="Bookman Old Style" w:cs="Bookman Old Style"/>
+          <w:color w:val="000000"/>
+          <w:sz w:val="24"/>
+          <w:szCs w:val="24"/>
+        </w:rPr>
+        <w:t>angka</w:t>
+      </w:r>
+      <w:proofErr w:type="spellEnd"/>
+      <w:r>
+        <w:rPr>
+          <w:rFonts w:ascii="Bookman Old Style" w:eastAsia="Bookman Old Style" w:hAnsi="Bookman Old Style" w:cs="Bookman Old Style"/>
+          <w:color w:val="000000"/>
+          <w:sz w:val="24"/>
+          <w:szCs w:val="24"/>
+        </w:rPr>
+        <w:t xml:space="preserve"> 4 yang </w:t>
+      </w:r>
+      <w:proofErr w:type="spellStart"/>
+      <w:r>
+        <w:rPr>
+          <w:rFonts w:ascii="Bookman Old Style" w:eastAsia="Bookman Old Style" w:hAnsi="Bookman Old Style" w:cs="Bookman Old Style"/>
+          <w:color w:val="000000"/>
+          <w:sz w:val="24"/>
+          <w:szCs w:val="24"/>
+        </w:rPr>
+        <w:t>memerlukan</w:t>
+      </w:r>
+      <w:proofErr w:type="spellEnd"/>
+      <w:r>
+        <w:rPr>
+          <w:rFonts w:ascii="Bookman Old Style" w:eastAsia="Bookman Old Style" w:hAnsi="Bookman Old Style" w:cs="Bookman Old Style"/>
+          <w:color w:val="000000"/>
+          <w:sz w:val="24"/>
+          <w:szCs w:val="24"/>
+        </w:rPr>
+        <w:t xml:space="preserve"> </w:t>
+      </w:r>
+      <w:proofErr w:type="spellStart"/>
+      <w:r>
+        <w:rPr>
+          <w:rFonts w:ascii="Bookman Old Style" w:eastAsia="Bookman Old Style" w:hAnsi="Bookman Old Style" w:cs="Bookman Old Style"/>
+          <w:color w:val="000000"/>
+          <w:sz w:val="24"/>
+          <w:szCs w:val="24"/>
+        </w:rPr>
+        <w:t>pemeriksaan</w:t>
+      </w:r>
+      <w:proofErr w:type="spellEnd"/>
+      <w:r>
+        <w:rPr>
+          <w:rFonts w:ascii="Bookman Old Style" w:eastAsia="Bookman Old Style" w:hAnsi="Bookman Old Style" w:cs="Bookman Old Style"/>
+          <w:color w:val="000000"/>
+          <w:sz w:val="24"/>
+          <w:szCs w:val="24"/>
+        </w:rPr>
+        <w:t xml:space="preserve"> </w:t>
+      </w:r>
+      <w:proofErr w:type="spellStart"/>
+      <w:r>
+        <w:rPr>
+          <w:rFonts w:ascii="Bookman Old Style" w:eastAsia="Bookman Old Style" w:hAnsi="Bookman Old Style" w:cs="Bookman Old Style"/>
+          <w:color w:val="000000"/>
+          <w:sz w:val="24"/>
+          <w:szCs w:val="24"/>
+        </w:rPr>
+        <w:t>lanjutan</w:t>
+      </w:r>
+      <w:proofErr w:type="spellEnd"/>
+      <w:r>
+        <w:rPr>
+          <w:rFonts w:ascii="Bookman Old Style" w:eastAsia="Bookman Old Style" w:hAnsi="Bookman Old Style" w:cs="Bookman Old Style"/>
+          <w:color w:val="000000"/>
+          <w:sz w:val="24"/>
+          <w:szCs w:val="24"/>
+        </w:rPr>
+        <w:t xml:space="preserve">, </w:t>
+      </w:r>
+      <w:proofErr w:type="spellStart"/>
+      <w:r>
+        <w:rPr>
+          <w:rFonts w:ascii="Bookman Old Style" w:eastAsia="Bookman Old Style" w:hAnsi="Bookman Old Style" w:cs="Bookman Old Style"/>
+          <w:color w:val="000000"/>
+          <w:sz w:val="24"/>
+          <w:szCs w:val="24"/>
+        </w:rPr>
+        <w:t>akan</w:t>
+      </w:r>
+      <w:proofErr w:type="spellEnd"/>
+      <w:r>
+        <w:rPr>
+          <w:rFonts w:ascii="Bookman Old Style" w:eastAsia="Bookman Old Style" w:hAnsi="Bookman Old Style" w:cs="Bookman Old Style"/>
+          <w:color w:val="000000"/>
+          <w:sz w:val="24"/>
+          <w:szCs w:val="24"/>
+        </w:rPr>
+        <w:t xml:space="preserve"> </w:t>
+      </w:r>
+      <w:proofErr w:type="spellStart"/>
+      <w:r>
+        <w:rPr>
+          <w:rFonts w:ascii="Bookman Old Style" w:eastAsia="Bookman Old Style" w:hAnsi="Bookman Old Style" w:cs="Bookman Old Style"/>
+          <w:color w:val="000000"/>
+          <w:sz w:val="24"/>
+          <w:szCs w:val="24"/>
+        </w:rPr>
+        <w:t>dilakukan</w:t>
+      </w:r>
+      <w:proofErr w:type="spellEnd"/>
+      <w:r>
+        <w:rPr>
+          <w:rFonts w:ascii="Bookman Old Style" w:eastAsia="Bookman Old Style" w:hAnsi="Bookman Old Style" w:cs="Bookman Old Style"/>
+          <w:color w:val="000000"/>
+          <w:sz w:val="24"/>
+          <w:szCs w:val="24"/>
+        </w:rPr>
+        <w:t xml:space="preserve"> </w:t>
+      </w:r>
+      <w:proofErr w:type="spellStart"/>
+      <w:r>
+        <w:rPr>
+          <w:rFonts w:ascii="Bookman Old Style" w:eastAsia="Bookman Old Style" w:hAnsi="Bookman Old Style" w:cs="Bookman Old Style"/>
+          <w:color w:val="000000"/>
+          <w:sz w:val="24"/>
+          <w:szCs w:val="24"/>
+        </w:rPr>
+        <w:t>pengecekan</w:t>
+      </w:r>
+      <w:proofErr w:type="spellEnd"/>
+      <w:r>
+        <w:rPr>
+          <w:rFonts w:ascii="Bookman Old Style" w:eastAsia="Bookman Old Style" w:hAnsi="Bookman Old Style" w:cs="Bookman Old Style"/>
+          <w:color w:val="000000"/>
+          <w:sz w:val="24"/>
+          <w:szCs w:val="24"/>
+        </w:rPr>
+        <w:t xml:space="preserve">, </w:t>
+      </w:r>
+      <w:proofErr w:type="spellStart"/>
       <w:r>
         <w:rPr>
           <w:rFonts w:ascii="Bookman Old Style" w:eastAsia="Bookman Old Style" w:hAnsi="Bookman Old Style" w:cs="Bookman Old Style"/>
@@ -2743,7 +4310,177 @@
           <w:szCs w:val="24"/>
         </w:rPr>
         <w:lastRenderedPageBreak/>
-        <w:t xml:space="preserve">perubahan, dan/atau kunjungan kembali ke lapangan merujuk pada perjanjian yang ditandatangani oleh </w:t>
+        <w:t>perubahan</w:t>
+      </w:r>
+      <w:proofErr w:type="spellEnd"/>
+      <w:r>
+        <w:rPr>
+          <w:rFonts w:ascii="Bookman Old Style" w:eastAsia="Bookman Old Style" w:hAnsi="Bookman Old Style" w:cs="Bookman Old Style"/>
+          <w:color w:val="000000"/>
+          <w:sz w:val="24"/>
+          <w:szCs w:val="24"/>
+        </w:rPr>
+        <w:t>, dan/</w:t>
+      </w:r>
+      <w:proofErr w:type="spellStart"/>
+      <w:r>
+        <w:rPr>
+          <w:rFonts w:ascii="Bookman Old Style" w:eastAsia="Bookman Old Style" w:hAnsi="Bookman Old Style" w:cs="Bookman Old Style"/>
+          <w:color w:val="000000"/>
+          <w:sz w:val="24"/>
+          <w:szCs w:val="24"/>
+        </w:rPr>
+        <w:t>atau</w:t>
+      </w:r>
+      <w:proofErr w:type="spellEnd"/>
+      <w:r>
+        <w:rPr>
+          <w:rFonts w:ascii="Bookman Old Style" w:eastAsia="Bookman Old Style" w:hAnsi="Bookman Old Style" w:cs="Bookman Old Style"/>
+          <w:color w:val="000000"/>
+          <w:sz w:val="24"/>
+          <w:szCs w:val="24"/>
+        </w:rPr>
+        <w:t xml:space="preserve"> </w:t>
+      </w:r>
+      <w:proofErr w:type="spellStart"/>
+      <w:r>
+        <w:rPr>
+          <w:rFonts w:ascii="Bookman Old Style" w:eastAsia="Bookman Old Style" w:hAnsi="Bookman Old Style" w:cs="Bookman Old Style"/>
+          <w:color w:val="000000"/>
+          <w:sz w:val="24"/>
+          <w:szCs w:val="24"/>
+        </w:rPr>
+        <w:t>kunjungan</w:t>
+      </w:r>
+      <w:proofErr w:type="spellEnd"/>
+      <w:r>
+        <w:rPr>
+          <w:rFonts w:ascii="Bookman Old Style" w:eastAsia="Bookman Old Style" w:hAnsi="Bookman Old Style" w:cs="Bookman Old Style"/>
+          <w:color w:val="000000"/>
+          <w:sz w:val="24"/>
+          <w:szCs w:val="24"/>
+        </w:rPr>
+        <w:t xml:space="preserve"> </w:t>
+      </w:r>
+      <w:proofErr w:type="spellStart"/>
+      <w:r>
+        <w:rPr>
+          <w:rFonts w:ascii="Bookman Old Style" w:eastAsia="Bookman Old Style" w:hAnsi="Bookman Old Style" w:cs="Bookman Old Style"/>
+          <w:color w:val="000000"/>
+          <w:sz w:val="24"/>
+          <w:szCs w:val="24"/>
+        </w:rPr>
+        <w:t>kembali</w:t>
+      </w:r>
+      <w:proofErr w:type="spellEnd"/>
+      <w:r>
+        <w:rPr>
+          <w:rFonts w:ascii="Bookman Old Style" w:eastAsia="Bookman Old Style" w:hAnsi="Bookman Old Style" w:cs="Bookman Old Style"/>
+          <w:color w:val="000000"/>
+          <w:sz w:val="24"/>
+          <w:szCs w:val="24"/>
+        </w:rPr>
+        <w:t xml:space="preserve"> </w:t>
+      </w:r>
+      <w:proofErr w:type="spellStart"/>
+      <w:r>
+        <w:rPr>
+          <w:rFonts w:ascii="Bookman Old Style" w:eastAsia="Bookman Old Style" w:hAnsi="Bookman Old Style" w:cs="Bookman Old Style"/>
+          <w:color w:val="000000"/>
+          <w:sz w:val="24"/>
+          <w:szCs w:val="24"/>
+        </w:rPr>
+        <w:t>ke</w:t>
+      </w:r>
+      <w:proofErr w:type="spellEnd"/>
+      <w:r>
+        <w:rPr>
+          <w:rFonts w:ascii="Bookman Old Style" w:eastAsia="Bookman Old Style" w:hAnsi="Bookman Old Style" w:cs="Bookman Old Style"/>
+          <w:color w:val="000000"/>
+          <w:sz w:val="24"/>
+          <w:szCs w:val="24"/>
+        </w:rPr>
+        <w:t xml:space="preserve"> </w:t>
+      </w:r>
+      <w:proofErr w:type="spellStart"/>
+      <w:r>
+        <w:rPr>
+          <w:rFonts w:ascii="Bookman Old Style" w:eastAsia="Bookman Old Style" w:hAnsi="Bookman Old Style" w:cs="Bookman Old Style"/>
+          <w:color w:val="000000"/>
+          <w:sz w:val="24"/>
+          <w:szCs w:val="24"/>
+        </w:rPr>
+        <w:t>lapangan</w:t>
+      </w:r>
+      <w:proofErr w:type="spellEnd"/>
+      <w:r>
+        <w:rPr>
+          <w:rFonts w:ascii="Bookman Old Style" w:eastAsia="Bookman Old Style" w:hAnsi="Bookman Old Style" w:cs="Bookman Old Style"/>
+          <w:color w:val="000000"/>
+          <w:sz w:val="24"/>
+          <w:szCs w:val="24"/>
+        </w:rPr>
+        <w:t xml:space="preserve"> </w:t>
+      </w:r>
+      <w:proofErr w:type="spellStart"/>
+      <w:r>
+        <w:rPr>
+          <w:rFonts w:ascii="Bookman Old Style" w:eastAsia="Bookman Old Style" w:hAnsi="Bookman Old Style" w:cs="Bookman Old Style"/>
+          <w:color w:val="000000"/>
+          <w:sz w:val="24"/>
+          <w:szCs w:val="24"/>
+        </w:rPr>
+        <w:t>merujuk</w:t>
+      </w:r>
+      <w:proofErr w:type="spellEnd"/>
+      <w:r>
+        <w:rPr>
+          <w:rFonts w:ascii="Bookman Old Style" w:eastAsia="Bookman Old Style" w:hAnsi="Bookman Old Style" w:cs="Bookman Old Style"/>
+          <w:color w:val="000000"/>
+          <w:sz w:val="24"/>
+          <w:szCs w:val="24"/>
+        </w:rPr>
+        <w:t xml:space="preserve"> pada </w:t>
+      </w:r>
+      <w:proofErr w:type="spellStart"/>
+      <w:r>
+        <w:rPr>
+          <w:rFonts w:ascii="Bookman Old Style" w:eastAsia="Bookman Old Style" w:hAnsi="Bookman Old Style" w:cs="Bookman Old Style"/>
+          <w:color w:val="000000"/>
+          <w:sz w:val="24"/>
+          <w:szCs w:val="24"/>
+        </w:rPr>
+        <w:t>perjanjian</w:t>
+      </w:r>
+      <w:proofErr w:type="spellEnd"/>
+      <w:r>
+        <w:rPr>
+          <w:rFonts w:ascii="Bookman Old Style" w:eastAsia="Bookman Old Style" w:hAnsi="Bookman Old Style" w:cs="Bookman Old Style"/>
+          <w:color w:val="000000"/>
+          <w:sz w:val="24"/>
+          <w:szCs w:val="24"/>
+        </w:rPr>
+        <w:t xml:space="preserve"> yang </w:t>
+      </w:r>
+      <w:proofErr w:type="spellStart"/>
+      <w:r>
+        <w:rPr>
+          <w:rFonts w:ascii="Bookman Old Style" w:eastAsia="Bookman Old Style" w:hAnsi="Bookman Old Style" w:cs="Bookman Old Style"/>
+          <w:color w:val="000000"/>
+          <w:sz w:val="24"/>
+          <w:szCs w:val="24"/>
+        </w:rPr>
+        <w:t>ditandatangani</w:t>
+      </w:r>
+      <w:proofErr w:type="spellEnd"/>
+      <w:r>
+        <w:rPr>
+          <w:rFonts w:ascii="Bookman Old Style" w:eastAsia="Bookman Old Style" w:hAnsi="Bookman Old Style" w:cs="Bookman Old Style"/>
+          <w:color w:val="000000"/>
+          <w:sz w:val="24"/>
+          <w:szCs w:val="24"/>
+        </w:rPr>
+        <w:t xml:space="preserve"> oleh </w:t>
       </w:r>
       <w:r>
         <w:rPr>
@@ -2911,7 +4648,27 @@
                 <w:sz w:val="24"/>
                 <w:szCs w:val="24"/>
               </w:rPr>
-              <w:t>{nama_petugas}</w:t>
+              <w:t>{</w:t>
+            </w:r>
+            <w:proofErr w:type="spellStart"/>
+            <w:r>
+              <w:rPr>
+                <w:rFonts w:ascii="Bookman Old Style" w:eastAsia="Bookman Old Style" w:hAnsi="Bookman Old Style" w:cs="Bookman Old Style"/>
+                <w:color w:val="000000"/>
+                <w:sz w:val="24"/>
+                <w:szCs w:val="24"/>
+              </w:rPr>
+              <w:t>nama_petugas</w:t>
+            </w:r>
+            <w:proofErr w:type="spellEnd"/>
+            <w:r>
+              <w:rPr>
+                <w:rFonts w:ascii="Bookman Old Style" w:eastAsia="Bookman Old Style" w:hAnsi="Bookman Old Style" w:cs="Bookman Old Style"/>
+                <w:color w:val="000000"/>
+                <w:sz w:val="24"/>
+                <w:szCs w:val="24"/>
+              </w:rPr>
+              <w:t>}</w:t>
             </w:r>
             <w:r>
               <w:rPr>
@@ -2991,7 +4748,27 @@
                 <w:sz w:val="24"/>
                 <w:szCs w:val="24"/>
               </w:rPr>
-              <w:t>(Nuraliyah)</w:t>
+              <w:t>(</w:t>
+            </w:r>
+            <w:proofErr w:type="spellStart"/>
+            <w:r>
+              <w:rPr>
+                <w:rFonts w:ascii="Bookman Old Style" w:eastAsia="Bookman Old Style" w:hAnsi="Bookman Old Style" w:cs="Bookman Old Style"/>
+                <w:color w:val="000000"/>
+                <w:sz w:val="24"/>
+                <w:szCs w:val="24"/>
+              </w:rPr>
+              <w:t>Nuraliyah</w:t>
+            </w:r>
+            <w:proofErr w:type="spellEnd"/>
+            <w:r>
+              <w:rPr>
+                <w:rFonts w:ascii="Bookman Old Style" w:eastAsia="Bookman Old Style" w:hAnsi="Bookman Old Style" w:cs="Bookman Old Style"/>
+                <w:color w:val="000000"/>
+                <w:sz w:val="24"/>
+                <w:szCs w:val="24"/>
+              </w:rPr>
+              <w:t>)</w:t>
             </w:r>
           </w:p>
         </w:tc>
@@ -3285,6 +5062,7 @@
                 <w:szCs w:val="24"/>
               </w:rPr>
             </w:pPr>
+            <w:proofErr w:type="spellStart"/>
             <w:r>
               <w:rPr>
                 <w:rFonts w:ascii="Bookman Old Style" w:eastAsia="Bookman Old Style" w:hAnsi="Bookman Old Style" w:cs="Bookman Old Style"/>
@@ -3292,8 +5070,19 @@
                 <w:sz w:val="24"/>
                 <w:szCs w:val="24"/>
               </w:rPr>
-              <w:t xml:space="preserve">Uraian </w:t>
-            </w:r>
+              <w:t>Uraian</w:t>
+            </w:r>
+            <w:proofErr w:type="spellEnd"/>
+            <w:r>
+              <w:rPr>
+                <w:rFonts w:ascii="Bookman Old Style" w:eastAsia="Bookman Old Style" w:hAnsi="Bookman Old Style" w:cs="Bookman Old Style"/>
+                <w:color w:val="000000"/>
+                <w:sz w:val="24"/>
+                <w:szCs w:val="24"/>
+              </w:rPr>
+              <w:t xml:space="preserve"> </w:t>
+            </w:r>
+            <w:proofErr w:type="spellStart"/>
             <w:r>
               <w:rPr>
                 <w:rFonts w:ascii="Bookman Old Style" w:eastAsia="Bookman Old Style" w:hAnsi="Bookman Old Style" w:cs="Bookman Old Style"/>
@@ -3302,6 +5091,7 @@
               </w:rPr>
               <w:t>Pekerjaan</w:t>
             </w:r>
+            <w:proofErr w:type="spellEnd"/>
           </w:p>
         </w:tc>
         <w:tc>
@@ -3333,7 +5123,17 @@
                 <w:sz w:val="24"/>
                 <w:szCs w:val="24"/>
               </w:rPr>
-              <w:t>Waktu Penyelesa</w:t>
+              <w:t xml:space="preserve">Waktu </w:t>
+            </w:r>
+            <w:proofErr w:type="spellStart"/>
+            <w:r>
+              <w:rPr>
+                <w:rFonts w:ascii="Bookman Old Style" w:eastAsia="Bookman Old Style" w:hAnsi="Bookman Old Style" w:cs="Bookman Old Style"/>
+                <w:color w:val="000000"/>
+                <w:sz w:val="24"/>
+                <w:szCs w:val="24"/>
+              </w:rPr>
+              <w:t>Penyelesa</w:t>
             </w:r>
             <w:r>
               <w:rPr>
@@ -3343,6 +5143,7 @@
               </w:rPr>
               <w:t>ian</w:t>
             </w:r>
+            <w:proofErr w:type="spellEnd"/>
           </w:p>
         </w:tc>
         <w:tc>
@@ -3374,8 +5175,19 @@
                 <w:sz w:val="24"/>
                 <w:szCs w:val="24"/>
               </w:rPr>
-              <w:t>Target Pekerjaan</w:t>
-            </w:r>
+              <w:t xml:space="preserve">Target </w:t>
+            </w:r>
+            <w:proofErr w:type="spellStart"/>
+            <w:r>
+              <w:rPr>
+                <w:rFonts w:ascii="Bookman Old Style" w:eastAsia="Bookman Old Style" w:hAnsi="Bookman Old Style" w:cs="Bookman Old Style"/>
+                <w:color w:val="000000"/>
+                <w:sz w:val="24"/>
+                <w:szCs w:val="24"/>
+              </w:rPr>
+              <w:t>Pekerjaan</w:t>
+            </w:r>
+            <w:proofErr w:type="spellEnd"/>
           </w:p>
         </w:tc>
         <w:tc>
@@ -3400,6 +5212,7 @@
                 <w:szCs w:val="24"/>
               </w:rPr>
             </w:pPr>
+            <w:proofErr w:type="spellStart"/>
             <w:r>
               <w:rPr>
                 <w:rFonts w:ascii="Bookman Old Style" w:eastAsia="Bookman Old Style" w:hAnsi="Bookman Old Style" w:cs="Bookman Old Style"/>
@@ -3407,8 +5220,29 @@
                 <w:sz w:val="24"/>
                 <w:szCs w:val="24"/>
               </w:rPr>
-              <w:t>Realisasi Pekerjaan</w:t>
-            </w:r>
+              <w:t>Realisasi</w:t>
+            </w:r>
+            <w:proofErr w:type="spellEnd"/>
+            <w:r>
+              <w:rPr>
+                <w:rFonts w:ascii="Bookman Old Style" w:eastAsia="Bookman Old Style" w:hAnsi="Bookman Old Style" w:cs="Bookman Old Style"/>
+                <w:color w:val="000000"/>
+                <w:sz w:val="24"/>
+                <w:szCs w:val="24"/>
+              </w:rPr>
+              <w:t xml:space="preserve"> </w:t>
+            </w:r>
+            <w:proofErr w:type="spellStart"/>
+            <w:r>
+              <w:rPr>
+                <w:rFonts w:ascii="Bookman Old Style" w:eastAsia="Bookman Old Style" w:hAnsi="Bookman Old Style" w:cs="Bookman Old Style"/>
+                <w:color w:val="000000"/>
+                <w:sz w:val="24"/>
+                <w:szCs w:val="24"/>
+              </w:rPr>
+              <w:t>Pekerjaan</w:t>
+            </w:r>
+            <w:proofErr w:type="spellEnd"/>
           </w:p>
         </w:tc>
         <w:tc>
@@ -3440,8 +5274,19 @@
                 <w:sz w:val="24"/>
                 <w:szCs w:val="24"/>
               </w:rPr>
-              <w:t>Nilai Perjanjian</w:t>
-            </w:r>
+              <w:t xml:space="preserve">Nilai </w:t>
+            </w:r>
+            <w:proofErr w:type="spellStart"/>
+            <w:r>
+              <w:rPr>
+                <w:rFonts w:ascii="Bookman Old Style" w:eastAsia="Bookman Old Style" w:hAnsi="Bookman Old Style" w:cs="Bookman Old Style"/>
+                <w:color w:val="000000"/>
+                <w:sz w:val="24"/>
+                <w:szCs w:val="24"/>
+              </w:rPr>
+              <w:t>Perjanjian</w:t>
+            </w:r>
+            <w:proofErr w:type="spellEnd"/>
           </w:p>
         </w:tc>
       </w:tr>
@@ -3533,6 +5378,7 @@
                 <w:szCs w:val="24"/>
               </w:rPr>
             </w:pPr>
+            <w:proofErr w:type="spellStart"/>
             <w:r>
               <w:rPr>
                 <w:rFonts w:ascii="Bookman Old Style" w:eastAsia="Bookman Old Style" w:hAnsi="Bookman Old Style" w:cs="Bookman Old Style"/>
@@ -3542,6 +5388,7 @@
               </w:rPr>
               <w:t>Presentase</w:t>
             </w:r>
+            <w:proofErr w:type="spellEnd"/>
           </w:p>
         </w:tc>
         <w:tc>
@@ -3896,13 +5743,59 @@
                 <w:szCs w:val="24"/>
               </w:rPr>
             </w:pPr>
-            <w:r>
-              <w:rPr>
-                <w:rFonts w:ascii="Bookman Old Style" w:eastAsia="Bookman Old Style" w:hAnsi="Bookman Old Style" w:cs="Bookman Old Style"/>
-                <w:sz w:val="24"/>
-                <w:szCs w:val="24"/>
-              </w:rPr>
-              <w:t xml:space="preserve">Melakukan pendataan lapangan </w:t>
+            <w:proofErr w:type="spellStart"/>
+            <w:r>
+              <w:rPr>
+                <w:rFonts w:ascii="Bookman Old Style" w:eastAsia="Bookman Old Style" w:hAnsi="Bookman Old Style" w:cs="Bookman Old Style"/>
+                <w:sz w:val="24"/>
+                <w:szCs w:val="24"/>
+              </w:rPr>
+              <w:t>Melakukan</w:t>
+            </w:r>
+            <w:proofErr w:type="spellEnd"/>
+            <w:r>
+              <w:rPr>
+                <w:rFonts w:ascii="Bookman Old Style" w:eastAsia="Bookman Old Style" w:hAnsi="Bookman Old Style" w:cs="Bookman Old Style"/>
+                <w:sz w:val="24"/>
+                <w:szCs w:val="24"/>
+              </w:rPr>
+              <w:t xml:space="preserve"> </w:t>
+            </w:r>
+            <w:proofErr w:type="spellStart"/>
+            <w:r>
+              <w:rPr>
+                <w:rFonts w:ascii="Bookman Old Style" w:eastAsia="Bookman Old Style" w:hAnsi="Bookman Old Style" w:cs="Bookman Old Style"/>
+                <w:sz w:val="24"/>
+                <w:szCs w:val="24"/>
+              </w:rPr>
+              <w:t>pendataan</w:t>
+            </w:r>
+            <w:proofErr w:type="spellEnd"/>
+            <w:r>
+              <w:rPr>
+                <w:rFonts w:ascii="Bookman Old Style" w:eastAsia="Bookman Old Style" w:hAnsi="Bookman Old Style" w:cs="Bookman Old Style"/>
+                <w:sz w:val="24"/>
+                <w:szCs w:val="24"/>
+              </w:rPr>
+              <w:t xml:space="preserve"> </w:t>
+            </w:r>
+            <w:proofErr w:type="spellStart"/>
+            <w:r>
+              <w:rPr>
+                <w:rFonts w:ascii="Bookman Old Style" w:eastAsia="Bookman Old Style" w:hAnsi="Bookman Old Style" w:cs="Bookman Old Style"/>
+                <w:sz w:val="24"/>
+                <w:szCs w:val="24"/>
+              </w:rPr>
+              <w:t>lapangan</w:t>
+            </w:r>
+            <w:proofErr w:type="spellEnd"/>
+            <w:r>
+              <w:rPr>
+                <w:rFonts w:ascii="Bookman Old Style" w:eastAsia="Bookman Old Style" w:hAnsi="Bookman Old Style" w:cs="Bookman Old Style"/>
+                <w:sz w:val="24"/>
+                <w:szCs w:val="24"/>
+              </w:rPr>
+              <w:t xml:space="preserve"> </w:t>
             </w:r>
             <w:r>
               <w:rPr>
@@ -3920,7 +5813,25 @@
                 <w:sz w:val="24"/>
                 <w:szCs w:val="24"/>
               </w:rPr>
-              <w:t>Sensus Ekonomi 2026 termin II</w:t>
+              <w:t xml:space="preserve">Sensus Ekonomi 2026 </w:t>
+            </w:r>
+            <w:proofErr w:type="spellStart"/>
+            <w:r>
+              <w:rPr>
+                <w:rFonts w:ascii="Bookman Old Style" w:eastAsia="Bookman Old Style" w:hAnsi="Bookman Old Style" w:cs="Bookman Old Style"/>
+                <w:sz w:val="24"/>
+                <w:szCs w:val="24"/>
+              </w:rPr>
+              <w:t>termin</w:t>
+            </w:r>
+            <w:proofErr w:type="spellEnd"/>
+            <w:r>
+              <w:rPr>
+                <w:rFonts w:ascii="Bookman Old Style" w:eastAsia="Bookman Old Style" w:hAnsi="Bookman Old Style" w:cs="Bookman Old Style"/>
+                <w:sz w:val="24"/>
+                <w:szCs w:val="24"/>
+              </w:rPr>
+              <w:t xml:space="preserve"> II</w:t>
             </w:r>
           </w:p>
         </w:tc>
@@ -4104,7 +6015,61 @@
                 <w:sz w:val="24"/>
                 <w:szCs w:val="24"/>
               </w:rPr>
-              <w:t xml:space="preserve">Telah mencapai target pekerjaan sebesar </w:t>
+              <w:t xml:space="preserve">Telah </w:t>
+            </w:r>
+            <w:proofErr w:type="spellStart"/>
+            <w:r>
+              <w:rPr>
+                <w:rFonts w:ascii="Bookman Old Style" w:eastAsia="Bookman Old Style" w:hAnsi="Bookman Old Style" w:cs="Bookman Old Style"/>
+                <w:sz w:val="24"/>
+                <w:szCs w:val="24"/>
+              </w:rPr>
+              <w:t>mencapai</w:t>
+            </w:r>
+            <w:proofErr w:type="spellEnd"/>
+            <w:r>
+              <w:rPr>
+                <w:rFonts w:ascii="Bookman Old Style" w:eastAsia="Bookman Old Style" w:hAnsi="Bookman Old Style" w:cs="Bookman Old Style"/>
+                <w:sz w:val="24"/>
+                <w:szCs w:val="24"/>
+              </w:rPr>
+              <w:t xml:space="preserve"> target </w:t>
+            </w:r>
+            <w:proofErr w:type="spellStart"/>
+            <w:r>
+              <w:rPr>
+                <w:rFonts w:ascii="Bookman Old Style" w:eastAsia="Bookman Old Style" w:hAnsi="Bookman Old Style" w:cs="Bookman Old Style"/>
+                <w:sz w:val="24"/>
+                <w:szCs w:val="24"/>
+              </w:rPr>
+              <w:t>pekerjaan</w:t>
+            </w:r>
+            <w:proofErr w:type="spellEnd"/>
+            <w:r>
+              <w:rPr>
+                <w:rFonts w:ascii="Bookman Old Style" w:eastAsia="Bookman Old Style" w:hAnsi="Bookman Old Style" w:cs="Bookman Old Style"/>
+                <w:sz w:val="24"/>
+                <w:szCs w:val="24"/>
+              </w:rPr>
+              <w:t xml:space="preserve"> </w:t>
+            </w:r>
+            <w:proofErr w:type="spellStart"/>
+            <w:r>
+              <w:rPr>
+                <w:rFonts w:ascii="Bookman Old Style" w:eastAsia="Bookman Old Style" w:hAnsi="Bookman Old Style" w:cs="Bookman Old Style"/>
+                <w:sz w:val="24"/>
+                <w:szCs w:val="24"/>
+              </w:rPr>
+              <w:t>sebesar</w:t>
+            </w:r>
+            <w:proofErr w:type="spellEnd"/>
+            <w:r>
+              <w:rPr>
+                <w:rFonts w:ascii="Bookman Old Style" w:eastAsia="Bookman Old Style" w:hAnsi="Bookman Old Style" w:cs="Bookman Old Style"/>
+                <w:sz w:val="24"/>
+                <w:szCs w:val="24"/>
+              </w:rPr>
+              <w:t xml:space="preserve"> </w:t>
             </w:r>
             <w:r>
               <w:rPr>
@@ -4115,8 +6080,9 @@
                 <w:szCs w:val="24"/>
                 <w:u w:val="single"/>
               </w:rPr>
-              <w:t>{sls_</w:t>
-            </w:r>
+              <w:t>{</w:t>
+            </w:r>
+            <w:proofErr w:type="spellStart"/>
             <w:r>
               <w:rPr>
                 <w:rFonts w:ascii="Bookman Old Style" w:eastAsia="Bookman Old Style" w:hAnsi="Bookman Old Style" w:cs="Bookman Old Style"/>
@@ -4126,8 +6092,9 @@
                 <w:szCs w:val="24"/>
                 <w:u w:val="single"/>
               </w:rPr>
-              <w:t>ongoing</w:t>
-            </w:r>
+              <w:t>sls_</w:t>
+            </w:r>
+            <w:proofErr w:type="gramStart"/>
             <w:r>
               <w:rPr>
                 <w:rFonts w:ascii="Bookman Old Style" w:eastAsia="Bookman Old Style" w:hAnsi="Bookman Old Style" w:cs="Bookman Old Style"/>
@@ -4137,6 +6104,18 @@
                 <w:szCs w:val="24"/>
                 <w:u w:val="single"/>
               </w:rPr>
+              <w:t>ongoing</w:t>
+            </w:r>
+            <w:proofErr w:type="spellEnd"/>
+            <w:r>
+              <w:rPr>
+                <w:rFonts w:ascii="Bookman Old Style" w:eastAsia="Bookman Old Style" w:hAnsi="Bookman Old Style" w:cs="Bookman Old Style"/>
+                <w:i/>
+                <w:iCs/>
+                <w:sz w:val="24"/>
+                <w:szCs w:val="24"/>
+                <w:u w:val="single"/>
+              </w:rPr>
               <w:t>}</w:t>
             </w:r>
             <w:r>
@@ -4145,7 +6124,16 @@
                 <w:sz w:val="24"/>
                 <w:szCs w:val="24"/>
               </w:rPr>
-              <w:t xml:space="preserve">SLS/Sub-SLS </w:t>
+              <w:t>SLS</w:t>
+            </w:r>
+            <w:proofErr w:type="gramEnd"/>
+            <w:r>
+              <w:rPr>
+                <w:rFonts w:ascii="Bookman Old Style" w:eastAsia="Bookman Old Style" w:hAnsi="Bookman Old Style" w:cs="Bookman Old Style"/>
+                <w:sz w:val="24"/>
+                <w:szCs w:val="24"/>
+              </w:rPr>
+              <w:t xml:space="preserve">/Sub-SLS </w:t>
             </w:r>
           </w:p>
         </w:tc>
@@ -4441,14 +6429,45 @@
           <w:szCs w:val="24"/>
         </w:rPr>
       </w:pPr>
-      <w:r>
-        <w:rPr>
-          <w:rFonts w:ascii="Bookman Old Style" w:eastAsia="Bookman Old Style" w:hAnsi="Bookman Old Style" w:cs="Bookman Old Style"/>
-          <w:color w:val="000000"/>
-          <w:sz w:val="24"/>
-          <w:szCs w:val="24"/>
-        </w:rPr>
-        <w:t>Screenshoot Aplikasi Fasih</w:t>
+      <w:proofErr w:type="spellStart"/>
+      <w:r>
+        <w:rPr>
+          <w:rFonts w:ascii="Bookman Old Style" w:eastAsia="Bookman Old Style" w:hAnsi="Bookman Old Style" w:cs="Bookman Old Style"/>
+          <w:color w:val="000000"/>
+          <w:sz w:val="24"/>
+          <w:szCs w:val="24"/>
+        </w:rPr>
+        <w:t>Screenshoot</w:t>
+      </w:r>
+      <w:proofErr w:type="spellEnd"/>
+      <w:r>
+        <w:rPr>
+          <w:rFonts w:ascii="Bookman Old Style" w:eastAsia="Bookman Old Style" w:hAnsi="Bookman Old Style" w:cs="Bookman Old Style"/>
+          <w:color w:val="000000"/>
+          <w:sz w:val="24"/>
+          <w:szCs w:val="24"/>
+        </w:rPr>
+        <w:t xml:space="preserve"> </w:t>
+      </w:r>
+      <w:proofErr w:type="spellStart"/>
+      <w:r>
+        <w:rPr>
+          <w:rFonts w:ascii="Bookman Old Style" w:eastAsia="Bookman Old Style" w:hAnsi="Bookman Old Style" w:cs="Bookman Old Style"/>
+          <w:color w:val="000000"/>
+          <w:sz w:val="24"/>
+          <w:szCs w:val="24"/>
+        </w:rPr>
+        <w:t>Aplikasi</w:t>
+      </w:r>
+      <w:proofErr w:type="spellEnd"/>
+      <w:r>
+        <w:rPr>
+          <w:rFonts w:ascii="Bookman Old Style" w:eastAsia="Bookman Old Style" w:hAnsi="Bookman Old Style" w:cs="Bookman Old Style"/>
+          <w:color w:val="000000"/>
+          <w:sz w:val="24"/>
+          <w:szCs w:val="24"/>
+        </w:rPr>
+        <w:t xml:space="preserve"> Fasih</w:t>
       </w:r>
     </w:p>
     <w:p>
@@ -4482,14 +6501,25 @@
         </w:rPr>
         <w:t>%</w:t>
       </w:r>
-      <w:r>
-        <w:rPr>
-          <w:rFonts w:ascii="Bookman Old Style" w:eastAsia="Bookman Old Style" w:hAnsi="Bookman Old Style" w:cs="Bookman Old Style"/>
-          <w:sz w:val="24"/>
-          <w:szCs w:val="24"/>
-          <w:lang w:val="en"/>
-        </w:rPr>
-        <w:t>halaman_depan}</w:t>
+      <w:proofErr w:type="spellStart"/>
+      <w:r>
+        <w:rPr>
+          <w:rFonts w:ascii="Bookman Old Style" w:eastAsia="Bookman Old Style" w:hAnsi="Bookman Old Style" w:cs="Bookman Old Style"/>
+          <w:sz w:val="24"/>
+          <w:szCs w:val="24"/>
+          <w:lang w:val="en"/>
+        </w:rPr>
+        <w:t>halaman_depan</w:t>
+      </w:r>
+      <w:proofErr w:type="spellEnd"/>
+      <w:r>
+        <w:rPr>
+          <w:rFonts w:ascii="Bookman Old Style" w:eastAsia="Bookman Old Style" w:hAnsi="Bookman Old Style" w:cs="Bookman Old Style"/>
+          <w:sz w:val="24"/>
+          <w:szCs w:val="24"/>
+          <w:lang w:val="en"/>
+        </w:rPr>
+        <w:t>}</w:t>
       </w:r>
     </w:p>
     <w:tbl>
@@ -4530,7 +6560,23 @@
                 <w:rFonts w:ascii="Arial" w:eastAsia="Arial" w:hAnsi="Arial"/>
                 <w:sz w:val="16"/>
               </w:rPr>
-              <w:t>{#foto_rows}{%foto1}</w:t>
+              <w:t>{#foto_</w:t>
+            </w:r>
+            <w:proofErr w:type="gramStart"/>
+            <w:r>
+              <w:rPr>
+                <w:rFonts w:ascii="Arial" w:eastAsia="Arial" w:hAnsi="Arial"/>
+                <w:sz w:val="16"/>
+              </w:rPr>
+              <w:t>rows}{</w:t>
+            </w:r>
+            <w:proofErr w:type="gramEnd"/>
+            <w:r>
+              <w:rPr>
+                <w:rFonts w:ascii="Arial" w:eastAsia="Arial" w:hAnsi="Arial"/>
+                <w:sz w:val="16"/>
+              </w:rPr>
+              <w:t>%foto1}</w:t>
             </w:r>
           </w:p>
         </w:tc>
@@ -4580,7 +6626,39 @@
                 <w:rFonts w:ascii="Arial" w:eastAsia="Arial" w:hAnsi="Arial"/>
                 <w:sz w:val="16"/>
               </w:rPr>
-              <w:t>{%foto3}{/foto_rows}</w:t>
+              <w:t>{%foto</w:t>
+            </w:r>
+            <w:proofErr w:type="gramStart"/>
+            <w:r>
+              <w:rPr>
+                <w:rFonts w:ascii="Arial" w:eastAsia="Arial" w:hAnsi="Arial"/>
+                <w:sz w:val="16"/>
+              </w:rPr>
+              <w:t>3}{</w:t>
+            </w:r>
+            <w:proofErr w:type="gramEnd"/>
+            <w:r>
+              <w:rPr>
+                <w:rFonts w:ascii="Arial" w:eastAsia="Arial" w:hAnsi="Arial"/>
+                <w:sz w:val="16"/>
+              </w:rPr>
+              <w:t>/</w:t>
+            </w:r>
+            <w:proofErr w:type="spellStart"/>
+            <w:r>
+              <w:rPr>
+                <w:rFonts w:ascii="Arial" w:eastAsia="Arial" w:hAnsi="Arial"/>
+                <w:sz w:val="16"/>
+              </w:rPr>
+              <w:t>foto_rows</w:t>
+            </w:r>
+            <w:proofErr w:type="spellEnd"/>
+            <w:r>
+              <w:rPr>
+                <w:rFonts w:ascii="Arial" w:eastAsia="Arial" w:hAnsi="Arial"/>
+                <w:sz w:val="16"/>
+              </w:rPr>
+              <w:t>}</w:t>
             </w:r>
           </w:p>
         </w:tc>
@@ -4734,7 +6812,25 @@
                 <w:sz w:val="24"/>
                 <w:szCs w:val="24"/>
               </w:rPr>
-              <w:t>{nama_petugas}</w:t>
+              <w:t>{</w:t>
+            </w:r>
+            <w:proofErr w:type="spellStart"/>
+            <w:r>
+              <w:rPr>
+                <w:rFonts w:ascii="Bookman Old Style" w:eastAsia="Bookman Old Style" w:hAnsi="Bookman Old Style" w:cs="Bookman Old Style"/>
+                <w:sz w:val="24"/>
+                <w:szCs w:val="24"/>
+              </w:rPr>
+              <w:t>nama_petugas</w:t>
+            </w:r>
+            <w:proofErr w:type="spellEnd"/>
+            <w:r>
+              <w:rPr>
+                <w:rFonts w:ascii="Bookman Old Style" w:eastAsia="Bookman Old Style" w:hAnsi="Bookman Old Style" w:cs="Bookman Old Style"/>
+                <w:sz w:val="24"/>
+                <w:szCs w:val="24"/>
+              </w:rPr>
+              <w:t>}</w:t>
             </w:r>
             <w:r>
               <w:rPr>
@@ -4851,7 +6947,25 @@
                 <w:sz w:val="24"/>
                 <w:szCs w:val="24"/>
               </w:rPr>
-              <w:t>(Nuraliyah)</w:t>
+              <w:t>(</w:t>
+            </w:r>
+            <w:proofErr w:type="spellStart"/>
+            <w:r>
+              <w:rPr>
+                <w:rFonts w:ascii="Bookman Old Style" w:eastAsia="Bookman Old Style" w:hAnsi="Bookman Old Style" w:cs="Bookman Old Style"/>
+                <w:sz w:val="24"/>
+                <w:szCs w:val="24"/>
+              </w:rPr>
+              <w:t>Nuraliyah</w:t>
+            </w:r>
+            <w:proofErr w:type="spellEnd"/>
+            <w:r>
+              <w:rPr>
+                <w:rFonts w:ascii="Bookman Old Style" w:eastAsia="Bookman Old Style" w:hAnsi="Bookman Old Style" w:cs="Bookman Old Style"/>
+                <w:sz w:val="24"/>
+                <w:szCs w:val="24"/>
+              </w:rPr>
+              <w:t>)</w:t>
             </w:r>
           </w:p>
         </w:tc>
@@ -4935,13 +7049,23 @@
           <w:szCs w:val="24"/>
         </w:rPr>
       </w:pPr>
-      <w:r>
-        <w:rPr>
-          <w:rFonts w:ascii="Bookman Old Style" w:eastAsia="Bookman Old Style" w:hAnsi="Bookman Old Style" w:cs="Bookman Old Style"/>
-          <w:sz w:val="24"/>
-          <w:szCs w:val="24"/>
-        </w:rPr>
-        <w:t>Menyetujui,</w:t>
+      <w:proofErr w:type="spellStart"/>
+      <w:r>
+        <w:rPr>
+          <w:rFonts w:ascii="Bookman Old Style" w:eastAsia="Bookman Old Style" w:hAnsi="Bookman Old Style" w:cs="Bookman Old Style"/>
+          <w:sz w:val="24"/>
+          <w:szCs w:val="24"/>
+        </w:rPr>
+        <w:t>Menyetujui</w:t>
+      </w:r>
+      <w:proofErr w:type="spellEnd"/>
+      <w:r>
+        <w:rPr>
+          <w:rFonts w:ascii="Bookman Old Style" w:eastAsia="Bookman Old Style" w:hAnsi="Bookman Old Style" w:cs="Bookman Old Style"/>
+          <w:sz w:val="24"/>
+          <w:szCs w:val="24"/>
+        </w:rPr>
+        <w:t>,</w:t>
       </w:r>
       <w:r>
         <w:rPr>
@@ -4950,8 +7074,53 @@
           <w:szCs w:val="24"/>
         </w:rPr>
         <w:br/>
-        <w:t>Pejabat Pembuat Komitmen</w:t>
-      </w:r>
+      </w:r>
+      <w:proofErr w:type="spellStart"/>
+      <w:r>
+        <w:rPr>
+          <w:rFonts w:ascii="Bookman Old Style" w:eastAsia="Bookman Old Style" w:hAnsi="Bookman Old Style" w:cs="Bookman Old Style"/>
+          <w:sz w:val="24"/>
+          <w:szCs w:val="24"/>
+        </w:rPr>
+        <w:t>Pejabat</w:t>
+      </w:r>
+      <w:proofErr w:type="spellEnd"/>
+      <w:r>
+        <w:rPr>
+          <w:rFonts w:ascii="Bookman Old Style" w:eastAsia="Bookman Old Style" w:hAnsi="Bookman Old Style" w:cs="Bookman Old Style"/>
+          <w:sz w:val="24"/>
+          <w:szCs w:val="24"/>
+        </w:rPr>
+        <w:t xml:space="preserve"> </w:t>
+      </w:r>
+      <w:proofErr w:type="spellStart"/>
+      <w:r>
+        <w:rPr>
+          <w:rFonts w:ascii="Bookman Old Style" w:eastAsia="Bookman Old Style" w:hAnsi="Bookman Old Style" w:cs="Bookman Old Style"/>
+          <w:sz w:val="24"/>
+          <w:szCs w:val="24"/>
+        </w:rPr>
+        <w:t>Pembuat</w:t>
+      </w:r>
+      <w:proofErr w:type="spellEnd"/>
+      <w:r>
+        <w:rPr>
+          <w:rFonts w:ascii="Bookman Old Style" w:eastAsia="Bookman Old Style" w:hAnsi="Bookman Old Style" w:cs="Bookman Old Style"/>
+          <w:sz w:val="24"/>
+          <w:szCs w:val="24"/>
+        </w:rPr>
+        <w:t xml:space="preserve"> </w:t>
+      </w:r>
+      <w:proofErr w:type="spellStart"/>
+      <w:r>
+        <w:rPr>
+          <w:rFonts w:ascii="Bookman Old Style" w:eastAsia="Bookman Old Style" w:hAnsi="Bookman Old Style" w:cs="Bookman Old Style"/>
+          <w:sz w:val="24"/>
+          <w:szCs w:val="24"/>
+        </w:rPr>
+        <w:t>Komitmen</w:t>
+      </w:r>
+      <w:proofErr w:type="spellEnd"/>
     </w:p>
     <w:p>
       <w:pPr>
@@ -5927,7 +8096,47 @@
           <w:szCs w:val="24"/>
           <w:lang w:val="en"/>
         </w:rPr>
-        <w:t xml:space="preserve">Dengan ini menyatakan:  </w:t>
+        <w:t xml:space="preserve">Dengan </w:t>
+      </w:r>
+      <w:proofErr w:type="spellStart"/>
+      <w:r>
+        <w:rPr>
+          <w:rFonts w:ascii="Bookman Old Style" w:eastAsia="Bookman Old Style" w:hAnsi="Bookman Old Style" w:cs="Bookman Old Style"/>
+          <w:sz w:val="24"/>
+          <w:szCs w:val="24"/>
+          <w:lang w:val="en"/>
+        </w:rPr>
+        <w:t>ini</w:t>
+      </w:r>
+      <w:proofErr w:type="spellEnd"/>
+      <w:r>
+        <w:rPr>
+          <w:rFonts w:ascii="Bookman Old Style" w:eastAsia="Bookman Old Style" w:hAnsi="Bookman Old Style" w:cs="Bookman Old Style"/>
+          <w:sz w:val="24"/>
+          <w:szCs w:val="24"/>
+          <w:lang w:val="en"/>
+        </w:rPr>
+        <w:t xml:space="preserve"> </w:t>
+      </w:r>
+      <w:proofErr w:type="spellStart"/>
+      <w:r>
+        <w:rPr>
+          <w:rFonts w:ascii="Bookman Old Style" w:eastAsia="Bookman Old Style" w:hAnsi="Bookman Old Style" w:cs="Bookman Old Style"/>
+          <w:sz w:val="24"/>
+          <w:szCs w:val="24"/>
+          <w:lang w:val="en"/>
+        </w:rPr>
+        <w:t>menyatakan</w:t>
+      </w:r>
+      <w:proofErr w:type="spellEnd"/>
+      <w:r>
+        <w:rPr>
+          <w:rFonts w:ascii="Bookman Old Style" w:eastAsia="Bookman Old Style" w:hAnsi="Bookman Old Style" w:cs="Bookman Old Style"/>
+          <w:sz w:val="24"/>
+          <w:szCs w:val="24"/>
+          <w:lang w:val="en"/>
+        </w:rPr>
+        <w:t xml:space="preserve">:  </w:t>
       </w:r>
     </w:p>
     <w:p>
@@ -5965,7 +8174,127 @@
           <w:szCs w:val="24"/>
           <w:lang w:val="en"/>
         </w:rPr>
-        <w:t xml:space="preserve"> telah melaksanakan seluruh pekerjaan Pendataan Lapangan Sensus Ekonomi 2026 pada Badan Pusat Statistik </w:t>
+        <w:t xml:space="preserve"> </w:t>
+      </w:r>
+      <w:proofErr w:type="spellStart"/>
+      <w:r>
+        <w:rPr>
+          <w:rFonts w:ascii="Bookman Old Style" w:eastAsia="Bookman Old Style" w:hAnsi="Bookman Old Style" w:cs="Bookman Old Style"/>
+          <w:sz w:val="24"/>
+          <w:szCs w:val="24"/>
+          <w:lang w:val="en"/>
+        </w:rPr>
+        <w:t>telah</w:t>
+      </w:r>
+      <w:proofErr w:type="spellEnd"/>
+      <w:r>
+        <w:rPr>
+          <w:rFonts w:ascii="Bookman Old Style" w:eastAsia="Bookman Old Style" w:hAnsi="Bookman Old Style" w:cs="Bookman Old Style"/>
+          <w:sz w:val="24"/>
+          <w:szCs w:val="24"/>
+          <w:lang w:val="en"/>
+        </w:rPr>
+        <w:t xml:space="preserve"> </w:t>
+      </w:r>
+      <w:proofErr w:type="spellStart"/>
+      <w:r>
+        <w:rPr>
+          <w:rFonts w:ascii="Bookman Old Style" w:eastAsia="Bookman Old Style" w:hAnsi="Bookman Old Style" w:cs="Bookman Old Style"/>
+          <w:sz w:val="24"/>
+          <w:szCs w:val="24"/>
+          <w:lang w:val="en"/>
+        </w:rPr>
+        <w:t>melaksanakan</w:t>
+      </w:r>
+      <w:proofErr w:type="spellEnd"/>
+      <w:r>
+        <w:rPr>
+          <w:rFonts w:ascii="Bookman Old Style" w:eastAsia="Bookman Old Style" w:hAnsi="Bookman Old Style" w:cs="Bookman Old Style"/>
+          <w:sz w:val="24"/>
+          <w:szCs w:val="24"/>
+          <w:lang w:val="en"/>
+        </w:rPr>
+        <w:t xml:space="preserve"> </w:t>
+      </w:r>
+      <w:proofErr w:type="spellStart"/>
+      <w:r>
+        <w:rPr>
+          <w:rFonts w:ascii="Bookman Old Style" w:eastAsia="Bookman Old Style" w:hAnsi="Bookman Old Style" w:cs="Bookman Old Style"/>
+          <w:sz w:val="24"/>
+          <w:szCs w:val="24"/>
+          <w:lang w:val="en"/>
+        </w:rPr>
+        <w:t>seluruh</w:t>
+      </w:r>
+      <w:proofErr w:type="spellEnd"/>
+      <w:r>
+        <w:rPr>
+          <w:rFonts w:ascii="Bookman Old Style" w:eastAsia="Bookman Old Style" w:hAnsi="Bookman Old Style" w:cs="Bookman Old Style"/>
+          <w:sz w:val="24"/>
+          <w:szCs w:val="24"/>
+          <w:lang w:val="en"/>
+        </w:rPr>
+        <w:t xml:space="preserve"> </w:t>
+      </w:r>
+      <w:proofErr w:type="spellStart"/>
+      <w:r>
+        <w:rPr>
+          <w:rFonts w:ascii="Bookman Old Style" w:eastAsia="Bookman Old Style" w:hAnsi="Bookman Old Style" w:cs="Bookman Old Style"/>
+          <w:sz w:val="24"/>
+          <w:szCs w:val="24"/>
+          <w:lang w:val="en"/>
+        </w:rPr>
+        <w:t>pekerjaan</w:t>
+      </w:r>
+      <w:proofErr w:type="spellEnd"/>
+      <w:r>
+        <w:rPr>
+          <w:rFonts w:ascii="Bookman Old Style" w:eastAsia="Bookman Old Style" w:hAnsi="Bookman Old Style" w:cs="Bookman Old Style"/>
+          <w:sz w:val="24"/>
+          <w:szCs w:val="24"/>
+          <w:lang w:val="en"/>
+        </w:rPr>
+        <w:t xml:space="preserve"> </w:t>
+      </w:r>
+      <w:proofErr w:type="spellStart"/>
+      <w:r>
+        <w:rPr>
+          <w:rFonts w:ascii="Bookman Old Style" w:eastAsia="Bookman Old Style" w:hAnsi="Bookman Old Style" w:cs="Bookman Old Style"/>
+          <w:sz w:val="24"/>
+          <w:szCs w:val="24"/>
+          <w:lang w:val="en"/>
+        </w:rPr>
+        <w:t>Pendataan</w:t>
+      </w:r>
+      <w:proofErr w:type="spellEnd"/>
+      <w:r>
+        <w:rPr>
+          <w:rFonts w:ascii="Bookman Old Style" w:eastAsia="Bookman Old Style" w:hAnsi="Bookman Old Style" w:cs="Bookman Old Style"/>
+          <w:sz w:val="24"/>
+          <w:szCs w:val="24"/>
+          <w:lang w:val="en"/>
+        </w:rPr>
+        <w:t xml:space="preserve"> Lapangan Sensus Ekonomi 2026 pada Badan Pusat </w:t>
+      </w:r>
+      <w:proofErr w:type="spellStart"/>
+      <w:r>
+        <w:rPr>
+          <w:rFonts w:ascii="Bookman Old Style" w:eastAsia="Bookman Old Style" w:hAnsi="Bookman Old Style" w:cs="Bookman Old Style"/>
+          <w:sz w:val="24"/>
+          <w:szCs w:val="24"/>
+          <w:lang w:val="en"/>
+        </w:rPr>
+        <w:t>Statistik</w:t>
+      </w:r>
+      <w:proofErr w:type="spellEnd"/>
+      <w:r>
+        <w:rPr>
+          <w:rFonts w:ascii="Bookman Old Style" w:eastAsia="Bookman Old Style" w:hAnsi="Bookman Old Style" w:cs="Bookman Old Style"/>
+          <w:sz w:val="24"/>
+          <w:szCs w:val="24"/>
+          <w:lang w:val="en"/>
+        </w:rPr>
+        <w:t xml:space="preserve"> </w:t>
       </w:r>
       <w:r>
         <w:rPr>
@@ -5983,16 +8312,86 @@
           <w:szCs w:val="24"/>
           <w:lang w:val="en"/>
         </w:rPr>
-        <w:t xml:space="preserve"> berdasarkan Perjanjian Kerja Nomor: </w:t>
-      </w:r>
-      <w:r>
-        <w:rPr>
-          <w:rFonts w:ascii="Bookman Old Style" w:eastAsia="Bookman Old Style" w:hAnsi="Bookman Old Style" w:cs="Bookman Old Style"/>
-          <w:sz w:val="24"/>
-          <w:szCs w:val="24"/>
-          <w:lang w:val="en"/>
-        </w:rPr>
-        <w:t>{n</w:t>
+        <w:t xml:space="preserve"> </w:t>
+      </w:r>
+      <w:proofErr w:type="spellStart"/>
+      <w:r>
+        <w:rPr>
+          <w:rFonts w:ascii="Bookman Old Style" w:eastAsia="Bookman Old Style" w:hAnsi="Bookman Old Style" w:cs="Bookman Old Style"/>
+          <w:sz w:val="24"/>
+          <w:szCs w:val="24"/>
+          <w:lang w:val="en"/>
+        </w:rPr>
+        <w:t>berdasarkan</w:t>
+      </w:r>
+      <w:proofErr w:type="spellEnd"/>
+      <w:r>
+        <w:rPr>
+          <w:rFonts w:ascii="Bookman Old Style" w:eastAsia="Bookman Old Style" w:hAnsi="Bookman Old Style" w:cs="Bookman Old Style"/>
+          <w:sz w:val="24"/>
+          <w:szCs w:val="24"/>
+          <w:lang w:val="en"/>
+        </w:rPr>
+        <w:t xml:space="preserve"> </w:t>
+      </w:r>
+      <w:proofErr w:type="spellStart"/>
+      <w:r>
+        <w:rPr>
+          <w:rFonts w:ascii="Bookman Old Style" w:eastAsia="Bookman Old Style" w:hAnsi="Bookman Old Style" w:cs="Bookman Old Style"/>
+          <w:sz w:val="24"/>
+          <w:szCs w:val="24"/>
+          <w:lang w:val="en"/>
+        </w:rPr>
+        <w:t>Perjanjian</w:t>
+      </w:r>
+      <w:proofErr w:type="spellEnd"/>
+      <w:r>
+        <w:rPr>
+          <w:rFonts w:ascii="Bookman Old Style" w:eastAsia="Bookman Old Style" w:hAnsi="Bookman Old Style" w:cs="Bookman Old Style"/>
+          <w:sz w:val="24"/>
+          <w:szCs w:val="24"/>
+          <w:lang w:val="en"/>
+        </w:rPr>
+        <w:t xml:space="preserve"> </w:t>
+      </w:r>
+      <w:proofErr w:type="spellStart"/>
+      <w:r>
+        <w:rPr>
+          <w:rFonts w:ascii="Bookman Old Style" w:eastAsia="Bookman Old Style" w:hAnsi="Bookman Old Style" w:cs="Bookman Old Style"/>
+          <w:sz w:val="24"/>
+          <w:szCs w:val="24"/>
+          <w:lang w:val="en"/>
+        </w:rPr>
+        <w:t>Kerja</w:t>
+      </w:r>
+      <w:proofErr w:type="spellEnd"/>
+      <w:r>
+        <w:rPr>
+          <w:rFonts w:ascii="Bookman Old Style" w:eastAsia="Bookman Old Style" w:hAnsi="Bookman Old Style" w:cs="Bookman Old Style"/>
+          <w:sz w:val="24"/>
+          <w:szCs w:val="24"/>
+          <w:lang w:val="en"/>
+        </w:rPr>
+        <w:t xml:space="preserve"> Nomor: </w:t>
+      </w:r>
+      <w:r>
+        <w:rPr>
+          <w:rFonts w:ascii="Bookman Old Style" w:eastAsia="Bookman Old Style" w:hAnsi="Bookman Old Style" w:cs="Bookman Old Style"/>
+          <w:sz w:val="24"/>
+          <w:szCs w:val="24"/>
+          <w:lang w:val="en"/>
+        </w:rPr>
+        <w:t>{</w:t>
+      </w:r>
+      <w:proofErr w:type="spellStart"/>
+      <w:r>
+        <w:rPr>
+          <w:rFonts w:ascii="Bookman Old Style" w:eastAsia="Bookman Old Style" w:hAnsi="Bookman Old Style" w:cs="Bookman Old Style"/>
+          <w:sz w:val="24"/>
+          <w:szCs w:val="24"/>
+          <w:lang w:val="en"/>
+        </w:rPr>
+        <w:t>n</w:t>
       </w:r>
       <w:r>
         <w:rPr>
@@ -6003,6 +8402,7 @@
         </w:rPr>
         <w:t>omor_spk</w:t>
       </w:r>
+      <w:proofErr w:type="spellEnd"/>
       <w:r>
         <w:rPr>
           <w:rFonts w:ascii="Bookman Old Style" w:eastAsia="Bookman Old Style" w:hAnsi="Bookman Old Style" w:cs="Bookman Old Style"/>
@@ -6019,17 +8419,19 @@
           <w:szCs w:val="24"/>
           <w:lang w:val="en"/>
         </w:rPr>
-        <w:t>, sesuai dengan target pekerjaan yang ditetapkan sebesar</w:t>
-      </w:r>
-      <w:r>
-        <w:rPr>
-          <w:rFonts w:ascii="Bookman Old Style" w:eastAsia="Bookman Old Style" w:hAnsi="Bookman Old Style" w:cs="Bookman Old Style"/>
-          <w:sz w:val="24"/>
-          <w:szCs w:val="24"/>
-          <w:lang w:val="en"/>
-        </w:rPr>
-        <w:t xml:space="preserve"> {sls_ongoing}</w:t>
-      </w:r>
+        <w:t xml:space="preserve">, </w:t>
+      </w:r>
+      <w:proofErr w:type="spellStart"/>
+      <w:r>
+        <w:rPr>
+          <w:rFonts w:ascii="Bookman Old Style" w:eastAsia="Bookman Old Style" w:hAnsi="Bookman Old Style" w:cs="Bookman Old Style"/>
+          <w:sz w:val="24"/>
+          <w:szCs w:val="24"/>
+          <w:lang w:val="en"/>
+        </w:rPr>
+        <w:t>sesuai</w:t>
+      </w:r>
+      <w:proofErr w:type="spellEnd"/>
       <w:r>
         <w:rPr>
           <w:rFonts w:ascii="Bookman Old Style" w:eastAsia="Bookman Old Style" w:hAnsi="Bookman Old Style" w:cs="Bookman Old Style"/>
@@ -6039,14 +8441,263 @@
         </w:rPr>
         <w:t xml:space="preserve"> </w:t>
       </w:r>
-      <w:r>
-        <w:rPr>
-          <w:rFonts w:ascii="Bookman Old Style" w:eastAsia="Bookman Old Style" w:hAnsi="Bookman Old Style" w:cs="Bookman Old Style"/>
-          <w:sz w:val="24"/>
-          <w:szCs w:val="24"/>
-          <w:lang w:val="en"/>
-        </w:rPr>
-        <w:t>SLS/Sub-SLS dan/atau usaha besar selama pendataan 15 Juni 2026 sampai dengan 31 Agustus 2026.</w:t>
+      <w:proofErr w:type="spellStart"/>
+      <w:r>
+        <w:rPr>
+          <w:rFonts w:ascii="Bookman Old Style" w:eastAsia="Bookman Old Style" w:hAnsi="Bookman Old Style" w:cs="Bookman Old Style"/>
+          <w:sz w:val="24"/>
+          <w:szCs w:val="24"/>
+          <w:lang w:val="en"/>
+        </w:rPr>
+        <w:t>dengan</w:t>
+      </w:r>
+      <w:proofErr w:type="spellEnd"/>
+      <w:r>
+        <w:rPr>
+          <w:rFonts w:ascii="Bookman Old Style" w:eastAsia="Bookman Old Style" w:hAnsi="Bookman Old Style" w:cs="Bookman Old Style"/>
+          <w:sz w:val="24"/>
+          <w:szCs w:val="24"/>
+          <w:lang w:val="en"/>
+        </w:rPr>
+        <w:t xml:space="preserve"> target </w:t>
+      </w:r>
+      <w:proofErr w:type="spellStart"/>
+      <w:r>
+        <w:rPr>
+          <w:rFonts w:ascii="Bookman Old Style" w:eastAsia="Bookman Old Style" w:hAnsi="Bookman Old Style" w:cs="Bookman Old Style"/>
+          <w:sz w:val="24"/>
+          <w:szCs w:val="24"/>
+          <w:lang w:val="en"/>
+        </w:rPr>
+        <w:t>pekerjaan</w:t>
+      </w:r>
+      <w:proofErr w:type="spellEnd"/>
+      <w:r>
+        <w:rPr>
+          <w:rFonts w:ascii="Bookman Old Style" w:eastAsia="Bookman Old Style" w:hAnsi="Bookman Old Style" w:cs="Bookman Old Style"/>
+          <w:sz w:val="24"/>
+          <w:szCs w:val="24"/>
+          <w:lang w:val="en"/>
+        </w:rPr>
+        <w:t xml:space="preserve"> yang </w:t>
+      </w:r>
+      <w:proofErr w:type="spellStart"/>
+      <w:r>
+        <w:rPr>
+          <w:rFonts w:ascii="Bookman Old Style" w:eastAsia="Bookman Old Style" w:hAnsi="Bookman Old Style" w:cs="Bookman Old Style"/>
+          <w:sz w:val="24"/>
+          <w:szCs w:val="24"/>
+          <w:lang w:val="en"/>
+        </w:rPr>
+        <w:t>ditetapkan</w:t>
+      </w:r>
+      <w:proofErr w:type="spellEnd"/>
+      <w:r>
+        <w:rPr>
+          <w:rFonts w:ascii="Bookman Old Style" w:eastAsia="Bookman Old Style" w:hAnsi="Bookman Old Style" w:cs="Bookman Old Style"/>
+          <w:sz w:val="24"/>
+          <w:szCs w:val="24"/>
+          <w:lang w:val="en"/>
+        </w:rPr>
+        <w:t xml:space="preserve"> </w:t>
+      </w:r>
+      <w:proofErr w:type="spellStart"/>
+      <w:r>
+        <w:rPr>
+          <w:rFonts w:ascii="Bookman Old Style" w:eastAsia="Bookman Old Style" w:hAnsi="Bookman Old Style" w:cs="Bookman Old Style"/>
+          <w:sz w:val="24"/>
+          <w:szCs w:val="24"/>
+          <w:lang w:val="en"/>
+        </w:rPr>
+        <w:t>sebesar</w:t>
+      </w:r>
+      <w:proofErr w:type="spellEnd"/>
+      <w:r>
+        <w:rPr>
+          <w:rFonts w:ascii="Bookman Old Style" w:eastAsia="Bookman Old Style" w:hAnsi="Bookman Old Style" w:cs="Bookman Old Style"/>
+          <w:sz w:val="24"/>
+          <w:szCs w:val="24"/>
+          <w:lang w:val="en"/>
+        </w:rPr>
+        <w:t xml:space="preserve"> {</w:t>
+      </w:r>
+      <w:proofErr w:type="spellStart"/>
+      <w:r>
+        <w:rPr>
+          <w:rFonts w:ascii="Bookman Old Style" w:eastAsia="Bookman Old Style" w:hAnsi="Bookman Old Style" w:cs="Bookman Old Style"/>
+          <w:sz w:val="24"/>
+          <w:szCs w:val="24"/>
+          <w:lang w:val="en"/>
+        </w:rPr>
+        <w:t>sls_ongoing</w:t>
+      </w:r>
+      <w:proofErr w:type="spellEnd"/>
+      <w:r>
+        <w:rPr>
+          <w:rFonts w:ascii="Bookman Old Style" w:eastAsia="Bookman Old Style" w:hAnsi="Bookman Old Style" w:cs="Bookman Old Style"/>
+          <w:sz w:val="24"/>
+          <w:szCs w:val="24"/>
+          <w:lang w:val="en"/>
+        </w:rPr>
+        <w:t>}</w:t>
+      </w:r>
+      <w:r>
+        <w:rPr>
+          <w:rFonts w:ascii="Bookman Old Style" w:eastAsia="Bookman Old Style" w:hAnsi="Bookman Old Style" w:cs="Bookman Old Style"/>
+          <w:sz w:val="24"/>
+          <w:szCs w:val="24"/>
+          <w:lang w:val="en"/>
+        </w:rPr>
+        <w:t xml:space="preserve"> </w:t>
+      </w:r>
+      <w:r>
+        <w:rPr>
+          <w:rFonts w:ascii="Bookman Old Style" w:eastAsia="Bookman Old Style" w:hAnsi="Bookman Old Style" w:cs="Bookman Old Style"/>
+          <w:sz w:val="24"/>
+          <w:szCs w:val="24"/>
+          <w:lang w:val="en"/>
+        </w:rPr>
+        <w:t>SLS/Sub-SLS dan/</w:t>
+      </w:r>
+      <w:proofErr w:type="spellStart"/>
+      <w:r>
+        <w:rPr>
+          <w:rFonts w:ascii="Bookman Old Style" w:eastAsia="Bookman Old Style" w:hAnsi="Bookman Old Style" w:cs="Bookman Old Style"/>
+          <w:sz w:val="24"/>
+          <w:szCs w:val="24"/>
+          <w:lang w:val="en"/>
+        </w:rPr>
+        <w:t>atau</w:t>
+      </w:r>
+      <w:proofErr w:type="spellEnd"/>
+      <w:r>
+        <w:rPr>
+          <w:rFonts w:ascii="Bookman Old Style" w:eastAsia="Bookman Old Style" w:hAnsi="Bookman Old Style" w:cs="Bookman Old Style"/>
+          <w:sz w:val="24"/>
+          <w:szCs w:val="24"/>
+          <w:lang w:val="en"/>
+        </w:rPr>
+        <w:t xml:space="preserve"> </w:t>
+      </w:r>
+      <w:proofErr w:type="spellStart"/>
+      <w:r>
+        <w:rPr>
+          <w:rFonts w:ascii="Bookman Old Style" w:eastAsia="Bookman Old Style" w:hAnsi="Bookman Old Style" w:cs="Bookman Old Style"/>
+          <w:sz w:val="24"/>
+          <w:szCs w:val="24"/>
+          <w:lang w:val="en"/>
+        </w:rPr>
+        <w:t>usaha</w:t>
+      </w:r>
+      <w:proofErr w:type="spellEnd"/>
+      <w:r>
+        <w:rPr>
+          <w:rFonts w:ascii="Bookman Old Style" w:eastAsia="Bookman Old Style" w:hAnsi="Bookman Old Style" w:cs="Bookman Old Style"/>
+          <w:sz w:val="24"/>
+          <w:szCs w:val="24"/>
+          <w:lang w:val="en"/>
+        </w:rPr>
+        <w:t xml:space="preserve"> </w:t>
+      </w:r>
+      <w:proofErr w:type="spellStart"/>
+      <w:r>
+        <w:rPr>
+          <w:rFonts w:ascii="Bookman Old Style" w:eastAsia="Bookman Old Style" w:hAnsi="Bookman Old Style" w:cs="Bookman Old Style"/>
+          <w:sz w:val="24"/>
+          <w:szCs w:val="24"/>
+          <w:lang w:val="en"/>
+        </w:rPr>
+        <w:t>besar</w:t>
+      </w:r>
+      <w:proofErr w:type="spellEnd"/>
+      <w:r>
+        <w:rPr>
+          <w:rFonts w:ascii="Bookman Old Style" w:eastAsia="Bookman Old Style" w:hAnsi="Bookman Old Style" w:cs="Bookman Old Style"/>
+          <w:sz w:val="24"/>
+          <w:szCs w:val="24"/>
+          <w:lang w:val="en"/>
+        </w:rPr>
+        <w:t xml:space="preserve"> </w:t>
+      </w:r>
+      <w:proofErr w:type="spellStart"/>
+      <w:r>
+        <w:rPr>
+          <w:rFonts w:ascii="Bookman Old Style" w:eastAsia="Bookman Old Style" w:hAnsi="Bookman Old Style" w:cs="Bookman Old Style"/>
+          <w:sz w:val="24"/>
+          <w:szCs w:val="24"/>
+          <w:lang w:val="en"/>
+        </w:rPr>
+        <w:t>selama</w:t>
+      </w:r>
+      <w:proofErr w:type="spellEnd"/>
+      <w:r>
+        <w:rPr>
+          <w:rFonts w:ascii="Bookman Old Style" w:eastAsia="Bookman Old Style" w:hAnsi="Bookman Old Style" w:cs="Bookman Old Style"/>
+          <w:sz w:val="24"/>
+          <w:szCs w:val="24"/>
+          <w:lang w:val="en"/>
+        </w:rPr>
+        <w:t xml:space="preserve"> </w:t>
+      </w:r>
+      <w:proofErr w:type="spellStart"/>
+      <w:r>
+        <w:rPr>
+          <w:rFonts w:ascii="Bookman Old Style" w:eastAsia="Bookman Old Style" w:hAnsi="Bookman Old Style" w:cs="Bookman Old Style"/>
+          <w:sz w:val="24"/>
+          <w:szCs w:val="24"/>
+          <w:lang w:val="en"/>
+        </w:rPr>
+        <w:t>pendataan</w:t>
+      </w:r>
+      <w:proofErr w:type="spellEnd"/>
+      <w:r>
+        <w:rPr>
+          <w:rFonts w:ascii="Bookman Old Style" w:eastAsia="Bookman Old Style" w:hAnsi="Bookman Old Style" w:cs="Bookman Old Style"/>
+          <w:sz w:val="24"/>
+          <w:szCs w:val="24"/>
+          <w:lang w:val="en"/>
+        </w:rPr>
+        <w:t xml:space="preserve"> 15 Juni 2026 </w:t>
+      </w:r>
+      <w:proofErr w:type="spellStart"/>
+      <w:r>
+        <w:rPr>
+          <w:rFonts w:ascii="Bookman Old Style" w:eastAsia="Bookman Old Style" w:hAnsi="Bookman Old Style" w:cs="Bookman Old Style"/>
+          <w:sz w:val="24"/>
+          <w:szCs w:val="24"/>
+          <w:lang w:val="en"/>
+        </w:rPr>
+        <w:t>sampai</w:t>
+      </w:r>
+      <w:proofErr w:type="spellEnd"/>
+      <w:r>
+        <w:rPr>
+          <w:rFonts w:ascii="Bookman Old Style" w:eastAsia="Bookman Old Style" w:hAnsi="Bookman Old Style" w:cs="Bookman Old Style"/>
+          <w:sz w:val="24"/>
+          <w:szCs w:val="24"/>
+          <w:lang w:val="en"/>
+        </w:rPr>
+        <w:t xml:space="preserve"> </w:t>
+      </w:r>
+      <w:proofErr w:type="spellStart"/>
+      <w:r>
+        <w:rPr>
+          <w:rFonts w:ascii="Bookman Old Style" w:eastAsia="Bookman Old Style" w:hAnsi="Bookman Old Style" w:cs="Bookman Old Style"/>
+          <w:sz w:val="24"/>
+          <w:szCs w:val="24"/>
+          <w:lang w:val="en"/>
+        </w:rPr>
+        <w:t>dengan</w:t>
+      </w:r>
+      <w:proofErr w:type="spellEnd"/>
+      <w:r>
+        <w:rPr>
+          <w:rFonts w:ascii="Bookman Old Style" w:eastAsia="Bookman Old Style" w:hAnsi="Bookman Old Style" w:cs="Bookman Old Style"/>
+          <w:sz w:val="24"/>
+          <w:szCs w:val="24"/>
+          <w:lang w:val="en"/>
+        </w:rPr>
+        <w:t xml:space="preserve"> 31 Agustus 2026.</w:t>
       </w:r>
     </w:p>
     <w:p>
@@ -6084,7 +8735,287 @@
           <w:szCs w:val="24"/>
           <w:lang w:val="en"/>
         </w:rPr>
-        <w:t xml:space="preserve"> telah menyelesaikan seluruh pekerjaan Pendataan Lapangan Sensus Ekonomi 2026 berdasarkan hasil pemeriksaan dan evaluasi pekerjaan sebagaimana tercantum dalam lampiran. </w:t>
+        <w:t xml:space="preserve"> </w:t>
+      </w:r>
+      <w:proofErr w:type="spellStart"/>
+      <w:r>
+        <w:rPr>
+          <w:rFonts w:ascii="Bookman Old Style" w:eastAsia="Bookman Old Style" w:hAnsi="Bookman Old Style" w:cs="Bookman Old Style"/>
+          <w:sz w:val="24"/>
+          <w:szCs w:val="24"/>
+          <w:lang w:val="en"/>
+        </w:rPr>
+        <w:t>telah</w:t>
+      </w:r>
+      <w:proofErr w:type="spellEnd"/>
+      <w:r>
+        <w:rPr>
+          <w:rFonts w:ascii="Bookman Old Style" w:eastAsia="Bookman Old Style" w:hAnsi="Bookman Old Style" w:cs="Bookman Old Style"/>
+          <w:sz w:val="24"/>
+          <w:szCs w:val="24"/>
+          <w:lang w:val="en"/>
+        </w:rPr>
+        <w:t xml:space="preserve"> </w:t>
+      </w:r>
+      <w:proofErr w:type="spellStart"/>
+      <w:r>
+        <w:rPr>
+          <w:rFonts w:ascii="Bookman Old Style" w:eastAsia="Bookman Old Style" w:hAnsi="Bookman Old Style" w:cs="Bookman Old Style"/>
+          <w:sz w:val="24"/>
+          <w:szCs w:val="24"/>
+          <w:lang w:val="en"/>
+        </w:rPr>
+        <w:t>menyelesaikan</w:t>
+      </w:r>
+      <w:proofErr w:type="spellEnd"/>
+      <w:r>
+        <w:rPr>
+          <w:rFonts w:ascii="Bookman Old Style" w:eastAsia="Bookman Old Style" w:hAnsi="Bookman Old Style" w:cs="Bookman Old Style"/>
+          <w:sz w:val="24"/>
+          <w:szCs w:val="24"/>
+          <w:lang w:val="en"/>
+        </w:rPr>
+        <w:t xml:space="preserve"> </w:t>
+      </w:r>
+      <w:proofErr w:type="spellStart"/>
+      <w:r>
+        <w:rPr>
+          <w:rFonts w:ascii="Bookman Old Style" w:eastAsia="Bookman Old Style" w:hAnsi="Bookman Old Style" w:cs="Bookman Old Style"/>
+          <w:sz w:val="24"/>
+          <w:szCs w:val="24"/>
+          <w:lang w:val="en"/>
+        </w:rPr>
+        <w:t>seluruh</w:t>
+      </w:r>
+      <w:proofErr w:type="spellEnd"/>
+      <w:r>
+        <w:rPr>
+          <w:rFonts w:ascii="Bookman Old Style" w:eastAsia="Bookman Old Style" w:hAnsi="Bookman Old Style" w:cs="Bookman Old Style"/>
+          <w:sz w:val="24"/>
+          <w:szCs w:val="24"/>
+          <w:lang w:val="en"/>
+        </w:rPr>
+        <w:t xml:space="preserve"> </w:t>
+      </w:r>
+      <w:proofErr w:type="spellStart"/>
+      <w:r>
+        <w:rPr>
+          <w:rFonts w:ascii="Bookman Old Style" w:eastAsia="Bookman Old Style" w:hAnsi="Bookman Old Style" w:cs="Bookman Old Style"/>
+          <w:sz w:val="24"/>
+          <w:szCs w:val="24"/>
+          <w:lang w:val="en"/>
+        </w:rPr>
+        <w:t>pekerjaan</w:t>
+      </w:r>
+      <w:proofErr w:type="spellEnd"/>
+      <w:r>
+        <w:rPr>
+          <w:rFonts w:ascii="Bookman Old Style" w:eastAsia="Bookman Old Style" w:hAnsi="Bookman Old Style" w:cs="Bookman Old Style"/>
+          <w:sz w:val="24"/>
+          <w:szCs w:val="24"/>
+          <w:lang w:val="en"/>
+        </w:rPr>
+        <w:t xml:space="preserve"> </w:t>
+      </w:r>
+      <w:proofErr w:type="spellStart"/>
+      <w:r>
+        <w:rPr>
+          <w:rFonts w:ascii="Bookman Old Style" w:eastAsia="Bookman Old Style" w:hAnsi="Bookman Old Style" w:cs="Bookman Old Style"/>
+          <w:sz w:val="24"/>
+          <w:szCs w:val="24"/>
+          <w:lang w:val="en"/>
+        </w:rPr>
+        <w:t>Pendataan</w:t>
+      </w:r>
+      <w:proofErr w:type="spellEnd"/>
+      <w:r>
+        <w:rPr>
+          <w:rFonts w:ascii="Bookman Old Style" w:eastAsia="Bookman Old Style" w:hAnsi="Bookman Old Style" w:cs="Bookman Old Style"/>
+          <w:sz w:val="24"/>
+          <w:szCs w:val="24"/>
+          <w:lang w:val="en"/>
+        </w:rPr>
+        <w:t xml:space="preserve"> Lapangan Sensus Ekonomi 2026 </w:t>
+      </w:r>
+      <w:proofErr w:type="spellStart"/>
+      <w:r>
+        <w:rPr>
+          <w:rFonts w:ascii="Bookman Old Style" w:eastAsia="Bookman Old Style" w:hAnsi="Bookman Old Style" w:cs="Bookman Old Style"/>
+          <w:sz w:val="24"/>
+          <w:szCs w:val="24"/>
+          <w:lang w:val="en"/>
+        </w:rPr>
+        <w:t>berdasarkan</w:t>
+      </w:r>
+      <w:proofErr w:type="spellEnd"/>
+      <w:r>
+        <w:rPr>
+          <w:rFonts w:ascii="Bookman Old Style" w:eastAsia="Bookman Old Style" w:hAnsi="Bookman Old Style" w:cs="Bookman Old Style"/>
+          <w:sz w:val="24"/>
+          <w:szCs w:val="24"/>
+          <w:lang w:val="en"/>
+        </w:rPr>
+        <w:t xml:space="preserve"> </w:t>
+      </w:r>
+      <w:proofErr w:type="spellStart"/>
+      <w:r>
+        <w:rPr>
+          <w:rFonts w:ascii="Bookman Old Style" w:eastAsia="Bookman Old Style" w:hAnsi="Bookman Old Style" w:cs="Bookman Old Style"/>
+          <w:sz w:val="24"/>
+          <w:szCs w:val="24"/>
+          <w:lang w:val="en"/>
+        </w:rPr>
+        <w:t>hasil</w:t>
+      </w:r>
+      <w:proofErr w:type="spellEnd"/>
+      <w:r>
+        <w:rPr>
+          <w:rFonts w:ascii="Bookman Old Style" w:eastAsia="Bookman Old Style" w:hAnsi="Bookman Old Style" w:cs="Bookman Old Style"/>
+          <w:sz w:val="24"/>
+          <w:szCs w:val="24"/>
+          <w:lang w:val="en"/>
+        </w:rPr>
+        <w:t xml:space="preserve"> </w:t>
+      </w:r>
+      <w:proofErr w:type="spellStart"/>
+      <w:r>
+        <w:rPr>
+          <w:rFonts w:ascii="Bookman Old Style" w:eastAsia="Bookman Old Style" w:hAnsi="Bookman Old Style" w:cs="Bookman Old Style"/>
+          <w:sz w:val="24"/>
+          <w:szCs w:val="24"/>
+          <w:lang w:val="en"/>
+        </w:rPr>
+        <w:t>pemeriksaan</w:t>
+      </w:r>
+      <w:proofErr w:type="spellEnd"/>
+      <w:r>
+        <w:rPr>
+          <w:rFonts w:ascii="Bookman Old Style" w:eastAsia="Bookman Old Style" w:hAnsi="Bookman Old Style" w:cs="Bookman Old Style"/>
+          <w:sz w:val="24"/>
+          <w:szCs w:val="24"/>
+          <w:lang w:val="en"/>
+        </w:rPr>
+        <w:t xml:space="preserve"> dan </w:t>
+      </w:r>
+      <w:proofErr w:type="spellStart"/>
+      <w:r>
+        <w:rPr>
+          <w:rFonts w:ascii="Bookman Old Style" w:eastAsia="Bookman Old Style" w:hAnsi="Bookman Old Style" w:cs="Bookman Old Style"/>
+          <w:sz w:val="24"/>
+          <w:szCs w:val="24"/>
+          <w:lang w:val="en"/>
+        </w:rPr>
+        <w:t>evaluasi</w:t>
+      </w:r>
+      <w:proofErr w:type="spellEnd"/>
+      <w:r>
+        <w:rPr>
+          <w:rFonts w:ascii="Bookman Old Style" w:eastAsia="Bookman Old Style" w:hAnsi="Bookman Old Style" w:cs="Bookman Old Style"/>
+          <w:sz w:val="24"/>
+          <w:szCs w:val="24"/>
+          <w:lang w:val="en"/>
+        </w:rPr>
+        <w:t xml:space="preserve"> </w:t>
+      </w:r>
+      <w:proofErr w:type="spellStart"/>
+      <w:r>
+        <w:rPr>
+          <w:rFonts w:ascii="Bookman Old Style" w:eastAsia="Bookman Old Style" w:hAnsi="Bookman Old Style" w:cs="Bookman Old Style"/>
+          <w:sz w:val="24"/>
+          <w:szCs w:val="24"/>
+          <w:lang w:val="en"/>
+        </w:rPr>
+        <w:t>pekerjaan</w:t>
+      </w:r>
+      <w:proofErr w:type="spellEnd"/>
+      <w:r>
+        <w:rPr>
+          <w:rFonts w:ascii="Bookman Old Style" w:eastAsia="Bookman Old Style" w:hAnsi="Bookman Old Style" w:cs="Bookman Old Style"/>
+          <w:sz w:val="24"/>
+          <w:szCs w:val="24"/>
+          <w:lang w:val="en"/>
+        </w:rPr>
+        <w:t xml:space="preserve"> </w:t>
+      </w:r>
+      <w:proofErr w:type="spellStart"/>
+      <w:r>
+        <w:rPr>
+          <w:rFonts w:ascii="Bookman Old Style" w:eastAsia="Bookman Old Style" w:hAnsi="Bookman Old Style" w:cs="Bookman Old Style"/>
+          <w:sz w:val="24"/>
+          <w:szCs w:val="24"/>
+          <w:lang w:val="en"/>
+        </w:rPr>
+        <w:t>sebagaimana</w:t>
+      </w:r>
+      <w:proofErr w:type="spellEnd"/>
+      <w:r>
+        <w:rPr>
+          <w:rFonts w:ascii="Bookman Old Style" w:eastAsia="Bookman Old Style" w:hAnsi="Bookman Old Style" w:cs="Bookman Old Style"/>
+          <w:sz w:val="24"/>
+          <w:szCs w:val="24"/>
+          <w:lang w:val="en"/>
+        </w:rPr>
+        <w:t xml:space="preserve"> </w:t>
+      </w:r>
+      <w:proofErr w:type="spellStart"/>
+      <w:r>
+        <w:rPr>
+          <w:rFonts w:ascii="Bookman Old Style" w:eastAsia="Bookman Old Style" w:hAnsi="Bookman Old Style" w:cs="Bookman Old Style"/>
+          <w:sz w:val="24"/>
+          <w:szCs w:val="24"/>
+          <w:lang w:val="en"/>
+        </w:rPr>
+        <w:t>tercantum</w:t>
+      </w:r>
+      <w:proofErr w:type="spellEnd"/>
+      <w:r>
+        <w:rPr>
+          <w:rFonts w:ascii="Bookman Old Style" w:eastAsia="Bookman Old Style" w:hAnsi="Bookman Old Style" w:cs="Bookman Old Style"/>
+          <w:sz w:val="24"/>
+          <w:szCs w:val="24"/>
+          <w:lang w:val="en"/>
+        </w:rPr>
+        <w:t xml:space="preserve"> </w:t>
+      </w:r>
+      <w:proofErr w:type="spellStart"/>
+      <w:r>
+        <w:rPr>
+          <w:rFonts w:ascii="Bookman Old Style" w:eastAsia="Bookman Old Style" w:hAnsi="Bookman Old Style" w:cs="Bookman Old Style"/>
+          <w:sz w:val="24"/>
+          <w:szCs w:val="24"/>
+          <w:lang w:val="en"/>
+        </w:rPr>
+        <w:t>dalam</w:t>
+      </w:r>
+      <w:proofErr w:type="spellEnd"/>
+      <w:r>
+        <w:rPr>
+          <w:rFonts w:ascii="Bookman Old Style" w:eastAsia="Bookman Old Style" w:hAnsi="Bookman Old Style" w:cs="Bookman Old Style"/>
+          <w:sz w:val="24"/>
+          <w:szCs w:val="24"/>
+          <w:lang w:val="en"/>
+        </w:rPr>
+        <w:t xml:space="preserve"> </w:t>
+      </w:r>
+      <w:proofErr w:type="spellStart"/>
+      <w:r>
+        <w:rPr>
+          <w:rFonts w:ascii="Bookman Old Style" w:eastAsia="Bookman Old Style" w:hAnsi="Bookman Old Style" w:cs="Bookman Old Style"/>
+          <w:sz w:val="24"/>
+          <w:szCs w:val="24"/>
+          <w:lang w:val="en"/>
+        </w:rPr>
+        <w:t>lampiran</w:t>
+      </w:r>
+      <w:proofErr w:type="spellEnd"/>
+      <w:r>
+        <w:rPr>
+          <w:rFonts w:ascii="Bookman Old Style" w:eastAsia="Bookman Old Style" w:hAnsi="Bookman Old Style" w:cs="Bookman Old Style"/>
+          <w:sz w:val="24"/>
+          <w:szCs w:val="24"/>
+          <w:lang w:val="en"/>
+        </w:rPr>
+        <w:t xml:space="preserve">. </w:t>
       </w:r>
     </w:p>
     <w:p>
@@ -6111,14 +9042,85 @@
           <w:lang w:val="en"/>
         </w:rPr>
       </w:pPr>
-      <w:r>
-        <w:rPr>
-          <w:rFonts w:ascii="Bookman Old Style" w:eastAsia="Bookman Old Style" w:hAnsi="Bookman Old Style" w:cs="Bookman Old Style"/>
-          <w:sz w:val="24"/>
-          <w:szCs w:val="24"/>
-          <w:lang w:val="en"/>
-        </w:rPr>
-        <w:t xml:space="preserve">Berdasarkan angka 2 tersebut di atas, </w:t>
+      <w:proofErr w:type="spellStart"/>
+      <w:r>
+        <w:rPr>
+          <w:rFonts w:ascii="Bookman Old Style" w:eastAsia="Bookman Old Style" w:hAnsi="Bookman Old Style" w:cs="Bookman Old Style"/>
+          <w:sz w:val="24"/>
+          <w:szCs w:val="24"/>
+          <w:lang w:val="en"/>
+        </w:rPr>
+        <w:t>Berdasarkan</w:t>
+      </w:r>
+      <w:proofErr w:type="spellEnd"/>
+      <w:r>
+        <w:rPr>
+          <w:rFonts w:ascii="Bookman Old Style" w:eastAsia="Bookman Old Style" w:hAnsi="Bookman Old Style" w:cs="Bookman Old Style"/>
+          <w:sz w:val="24"/>
+          <w:szCs w:val="24"/>
+          <w:lang w:val="en"/>
+        </w:rPr>
+        <w:t xml:space="preserve"> </w:t>
+      </w:r>
+      <w:proofErr w:type="spellStart"/>
+      <w:r>
+        <w:rPr>
+          <w:rFonts w:ascii="Bookman Old Style" w:eastAsia="Bookman Old Style" w:hAnsi="Bookman Old Style" w:cs="Bookman Old Style"/>
+          <w:sz w:val="24"/>
+          <w:szCs w:val="24"/>
+          <w:lang w:val="en"/>
+        </w:rPr>
+        <w:t>angka</w:t>
+      </w:r>
+      <w:proofErr w:type="spellEnd"/>
+      <w:r>
+        <w:rPr>
+          <w:rFonts w:ascii="Bookman Old Style" w:eastAsia="Bookman Old Style" w:hAnsi="Bookman Old Style" w:cs="Bookman Old Style"/>
+          <w:sz w:val="24"/>
+          <w:szCs w:val="24"/>
+          <w:lang w:val="en"/>
+        </w:rPr>
+        <w:t xml:space="preserve"> 2 </w:t>
+      </w:r>
+      <w:proofErr w:type="spellStart"/>
+      <w:r>
+        <w:rPr>
+          <w:rFonts w:ascii="Bookman Old Style" w:eastAsia="Bookman Old Style" w:hAnsi="Bookman Old Style" w:cs="Bookman Old Style"/>
+          <w:sz w:val="24"/>
+          <w:szCs w:val="24"/>
+          <w:lang w:val="en"/>
+        </w:rPr>
+        <w:t>tersebut</w:t>
+      </w:r>
+      <w:proofErr w:type="spellEnd"/>
+      <w:r>
+        <w:rPr>
+          <w:rFonts w:ascii="Bookman Old Style" w:eastAsia="Bookman Old Style" w:hAnsi="Bookman Old Style" w:cs="Bookman Old Style"/>
+          <w:sz w:val="24"/>
+          <w:szCs w:val="24"/>
+          <w:lang w:val="en"/>
+        </w:rPr>
+        <w:t xml:space="preserve"> di </w:t>
+      </w:r>
+      <w:proofErr w:type="spellStart"/>
+      <w:r>
+        <w:rPr>
+          <w:rFonts w:ascii="Bookman Old Style" w:eastAsia="Bookman Old Style" w:hAnsi="Bookman Old Style" w:cs="Bookman Old Style"/>
+          <w:sz w:val="24"/>
+          <w:szCs w:val="24"/>
+          <w:lang w:val="en"/>
+        </w:rPr>
+        <w:t>atas</w:t>
+      </w:r>
+      <w:proofErr w:type="spellEnd"/>
+      <w:r>
+        <w:rPr>
+          <w:rFonts w:ascii="Bookman Old Style" w:eastAsia="Bookman Old Style" w:hAnsi="Bookman Old Style" w:cs="Bookman Old Style"/>
+          <w:sz w:val="24"/>
+          <w:szCs w:val="24"/>
+          <w:lang w:val="en"/>
+        </w:rPr>
+        <w:t xml:space="preserve">, </w:t>
       </w:r>
       <w:r>
         <w:rPr>
@@ -6138,7 +9140,127 @@
           <w:szCs w:val="24"/>
           <w:lang w:val="en"/>
         </w:rPr>
-        <w:t xml:space="preserve"> menyerahkan seluruh hasil pekerjaan Pendataan Lapangan Sensus Ekonomi 2026 kepada </w:t>
+        <w:t xml:space="preserve"> </w:t>
+      </w:r>
+      <w:proofErr w:type="spellStart"/>
+      <w:r>
+        <w:rPr>
+          <w:rFonts w:ascii="Bookman Old Style" w:eastAsia="Bookman Old Style" w:hAnsi="Bookman Old Style" w:cs="Bookman Old Style"/>
+          <w:sz w:val="24"/>
+          <w:szCs w:val="24"/>
+          <w:lang w:val="en"/>
+        </w:rPr>
+        <w:t>menyerahkan</w:t>
+      </w:r>
+      <w:proofErr w:type="spellEnd"/>
+      <w:r>
+        <w:rPr>
+          <w:rFonts w:ascii="Bookman Old Style" w:eastAsia="Bookman Old Style" w:hAnsi="Bookman Old Style" w:cs="Bookman Old Style"/>
+          <w:sz w:val="24"/>
+          <w:szCs w:val="24"/>
+          <w:lang w:val="en"/>
+        </w:rPr>
+        <w:t xml:space="preserve"> </w:t>
+      </w:r>
+      <w:proofErr w:type="spellStart"/>
+      <w:r>
+        <w:rPr>
+          <w:rFonts w:ascii="Bookman Old Style" w:eastAsia="Bookman Old Style" w:hAnsi="Bookman Old Style" w:cs="Bookman Old Style"/>
+          <w:sz w:val="24"/>
+          <w:szCs w:val="24"/>
+          <w:lang w:val="en"/>
+        </w:rPr>
+        <w:t>seluruh</w:t>
+      </w:r>
+      <w:proofErr w:type="spellEnd"/>
+      <w:r>
+        <w:rPr>
+          <w:rFonts w:ascii="Bookman Old Style" w:eastAsia="Bookman Old Style" w:hAnsi="Bookman Old Style" w:cs="Bookman Old Style"/>
+          <w:sz w:val="24"/>
+          <w:szCs w:val="24"/>
+          <w:lang w:val="en"/>
+        </w:rPr>
+        <w:t xml:space="preserve"> </w:t>
+      </w:r>
+      <w:proofErr w:type="spellStart"/>
+      <w:r>
+        <w:rPr>
+          <w:rFonts w:ascii="Bookman Old Style" w:eastAsia="Bookman Old Style" w:hAnsi="Bookman Old Style" w:cs="Bookman Old Style"/>
+          <w:sz w:val="24"/>
+          <w:szCs w:val="24"/>
+          <w:lang w:val="en"/>
+        </w:rPr>
+        <w:t>hasil</w:t>
+      </w:r>
+      <w:proofErr w:type="spellEnd"/>
+      <w:r>
+        <w:rPr>
+          <w:rFonts w:ascii="Bookman Old Style" w:eastAsia="Bookman Old Style" w:hAnsi="Bookman Old Style" w:cs="Bookman Old Style"/>
+          <w:sz w:val="24"/>
+          <w:szCs w:val="24"/>
+          <w:lang w:val="en"/>
+        </w:rPr>
+        <w:t xml:space="preserve"> </w:t>
+      </w:r>
+      <w:proofErr w:type="spellStart"/>
+      <w:r>
+        <w:rPr>
+          <w:rFonts w:ascii="Bookman Old Style" w:eastAsia="Bookman Old Style" w:hAnsi="Bookman Old Style" w:cs="Bookman Old Style"/>
+          <w:sz w:val="24"/>
+          <w:szCs w:val="24"/>
+          <w:lang w:val="en"/>
+        </w:rPr>
+        <w:t>pekerjaan</w:t>
+      </w:r>
+      <w:proofErr w:type="spellEnd"/>
+      <w:r>
+        <w:rPr>
+          <w:rFonts w:ascii="Bookman Old Style" w:eastAsia="Bookman Old Style" w:hAnsi="Bookman Old Style" w:cs="Bookman Old Style"/>
+          <w:sz w:val="24"/>
+          <w:szCs w:val="24"/>
+          <w:lang w:val="en"/>
+        </w:rPr>
+        <w:t xml:space="preserve"> </w:t>
+      </w:r>
+      <w:proofErr w:type="spellStart"/>
+      <w:r>
+        <w:rPr>
+          <w:rFonts w:ascii="Bookman Old Style" w:eastAsia="Bookman Old Style" w:hAnsi="Bookman Old Style" w:cs="Bookman Old Style"/>
+          <w:sz w:val="24"/>
+          <w:szCs w:val="24"/>
+          <w:lang w:val="en"/>
+        </w:rPr>
+        <w:t>Pendataan</w:t>
+      </w:r>
+      <w:proofErr w:type="spellEnd"/>
+      <w:r>
+        <w:rPr>
+          <w:rFonts w:ascii="Bookman Old Style" w:eastAsia="Bookman Old Style" w:hAnsi="Bookman Old Style" w:cs="Bookman Old Style"/>
+          <w:sz w:val="24"/>
+          <w:szCs w:val="24"/>
+          <w:lang w:val="en"/>
+        </w:rPr>
+        <w:t xml:space="preserve"> Lapangan Sensus Ekonomi 2026 </w:t>
+      </w:r>
+      <w:proofErr w:type="spellStart"/>
+      <w:r>
+        <w:rPr>
+          <w:rFonts w:ascii="Bookman Old Style" w:eastAsia="Bookman Old Style" w:hAnsi="Bookman Old Style" w:cs="Bookman Old Style"/>
+          <w:sz w:val="24"/>
+          <w:szCs w:val="24"/>
+          <w:lang w:val="en"/>
+        </w:rPr>
+        <w:t>kepada</w:t>
+      </w:r>
+      <w:proofErr w:type="spellEnd"/>
+      <w:r>
+        <w:rPr>
+          <w:rFonts w:ascii="Bookman Old Style" w:eastAsia="Bookman Old Style" w:hAnsi="Bookman Old Style" w:cs="Bookman Old Style"/>
+          <w:sz w:val="24"/>
+          <w:szCs w:val="24"/>
+          <w:lang w:val="en"/>
+        </w:rPr>
+        <w:t xml:space="preserve"> </w:t>
       </w:r>
       <w:r>
         <w:rPr>
@@ -6178,7 +9300,167 @@
           <w:szCs w:val="24"/>
           <w:lang w:val="en"/>
         </w:rPr>
-        <w:t xml:space="preserve"> menerima hasil pekerjaan tersebut yang telah sesuai dengan seharusnya;</w:t>
+        <w:t xml:space="preserve"> </w:t>
+      </w:r>
+      <w:proofErr w:type="spellStart"/>
+      <w:r>
+        <w:rPr>
+          <w:rFonts w:ascii="Bookman Old Style" w:eastAsia="Bookman Old Style" w:hAnsi="Bookman Old Style" w:cs="Bookman Old Style"/>
+          <w:sz w:val="24"/>
+          <w:szCs w:val="24"/>
+          <w:lang w:val="en"/>
+        </w:rPr>
+        <w:t>menerima</w:t>
+      </w:r>
+      <w:proofErr w:type="spellEnd"/>
+      <w:r>
+        <w:rPr>
+          <w:rFonts w:ascii="Bookman Old Style" w:eastAsia="Bookman Old Style" w:hAnsi="Bookman Old Style" w:cs="Bookman Old Style"/>
+          <w:sz w:val="24"/>
+          <w:szCs w:val="24"/>
+          <w:lang w:val="en"/>
+        </w:rPr>
+        <w:t xml:space="preserve"> </w:t>
+      </w:r>
+      <w:proofErr w:type="spellStart"/>
+      <w:r>
+        <w:rPr>
+          <w:rFonts w:ascii="Bookman Old Style" w:eastAsia="Bookman Old Style" w:hAnsi="Bookman Old Style" w:cs="Bookman Old Style"/>
+          <w:sz w:val="24"/>
+          <w:szCs w:val="24"/>
+          <w:lang w:val="en"/>
+        </w:rPr>
+        <w:t>hasil</w:t>
+      </w:r>
+      <w:proofErr w:type="spellEnd"/>
+      <w:r>
+        <w:rPr>
+          <w:rFonts w:ascii="Bookman Old Style" w:eastAsia="Bookman Old Style" w:hAnsi="Bookman Old Style" w:cs="Bookman Old Style"/>
+          <w:sz w:val="24"/>
+          <w:szCs w:val="24"/>
+          <w:lang w:val="en"/>
+        </w:rPr>
+        <w:t xml:space="preserve"> </w:t>
+      </w:r>
+      <w:proofErr w:type="spellStart"/>
+      <w:r>
+        <w:rPr>
+          <w:rFonts w:ascii="Bookman Old Style" w:eastAsia="Bookman Old Style" w:hAnsi="Bookman Old Style" w:cs="Bookman Old Style"/>
+          <w:sz w:val="24"/>
+          <w:szCs w:val="24"/>
+          <w:lang w:val="en"/>
+        </w:rPr>
+        <w:t>pekerjaan</w:t>
+      </w:r>
+      <w:proofErr w:type="spellEnd"/>
+      <w:r>
+        <w:rPr>
+          <w:rFonts w:ascii="Bookman Old Style" w:eastAsia="Bookman Old Style" w:hAnsi="Bookman Old Style" w:cs="Bookman Old Style"/>
+          <w:sz w:val="24"/>
+          <w:szCs w:val="24"/>
+          <w:lang w:val="en"/>
+        </w:rPr>
+        <w:t xml:space="preserve"> </w:t>
+      </w:r>
+      <w:proofErr w:type="spellStart"/>
+      <w:r>
+        <w:rPr>
+          <w:rFonts w:ascii="Bookman Old Style" w:eastAsia="Bookman Old Style" w:hAnsi="Bookman Old Style" w:cs="Bookman Old Style"/>
+          <w:sz w:val="24"/>
+          <w:szCs w:val="24"/>
+          <w:lang w:val="en"/>
+        </w:rPr>
+        <w:t>tersebut</w:t>
+      </w:r>
+      <w:proofErr w:type="spellEnd"/>
+      <w:r>
+        <w:rPr>
+          <w:rFonts w:ascii="Bookman Old Style" w:eastAsia="Bookman Old Style" w:hAnsi="Bookman Old Style" w:cs="Bookman Old Style"/>
+          <w:sz w:val="24"/>
+          <w:szCs w:val="24"/>
+          <w:lang w:val="en"/>
+        </w:rPr>
+        <w:t xml:space="preserve"> yang </w:t>
+      </w:r>
+      <w:proofErr w:type="spellStart"/>
+      <w:r>
+        <w:rPr>
+          <w:rFonts w:ascii="Bookman Old Style" w:eastAsia="Bookman Old Style" w:hAnsi="Bookman Old Style" w:cs="Bookman Old Style"/>
+          <w:sz w:val="24"/>
+          <w:szCs w:val="24"/>
+          <w:lang w:val="en"/>
+        </w:rPr>
+        <w:t>telah</w:t>
+      </w:r>
+      <w:proofErr w:type="spellEnd"/>
+      <w:r>
+        <w:rPr>
+          <w:rFonts w:ascii="Bookman Old Style" w:eastAsia="Bookman Old Style" w:hAnsi="Bookman Old Style" w:cs="Bookman Old Style"/>
+          <w:sz w:val="24"/>
+          <w:szCs w:val="24"/>
+          <w:lang w:val="en"/>
+        </w:rPr>
+        <w:t xml:space="preserve"> </w:t>
+      </w:r>
+      <w:proofErr w:type="spellStart"/>
+      <w:r>
+        <w:rPr>
+          <w:rFonts w:ascii="Bookman Old Style" w:eastAsia="Bookman Old Style" w:hAnsi="Bookman Old Style" w:cs="Bookman Old Style"/>
+          <w:sz w:val="24"/>
+          <w:szCs w:val="24"/>
+          <w:lang w:val="en"/>
+        </w:rPr>
+        <w:t>sesuai</w:t>
+      </w:r>
+      <w:proofErr w:type="spellEnd"/>
+      <w:r>
+        <w:rPr>
+          <w:rFonts w:ascii="Bookman Old Style" w:eastAsia="Bookman Old Style" w:hAnsi="Bookman Old Style" w:cs="Bookman Old Style"/>
+          <w:sz w:val="24"/>
+          <w:szCs w:val="24"/>
+          <w:lang w:val="en"/>
+        </w:rPr>
+        <w:t xml:space="preserve"> </w:t>
+      </w:r>
+      <w:proofErr w:type="spellStart"/>
+      <w:r>
+        <w:rPr>
+          <w:rFonts w:ascii="Bookman Old Style" w:eastAsia="Bookman Old Style" w:hAnsi="Bookman Old Style" w:cs="Bookman Old Style"/>
+          <w:sz w:val="24"/>
+          <w:szCs w:val="24"/>
+          <w:lang w:val="en"/>
+        </w:rPr>
+        <w:t>dengan</w:t>
+      </w:r>
+      <w:proofErr w:type="spellEnd"/>
+      <w:r>
+        <w:rPr>
+          <w:rFonts w:ascii="Bookman Old Style" w:eastAsia="Bookman Old Style" w:hAnsi="Bookman Old Style" w:cs="Bookman Old Style"/>
+          <w:sz w:val="24"/>
+          <w:szCs w:val="24"/>
+          <w:lang w:val="en"/>
+        </w:rPr>
+        <w:t xml:space="preserve"> </w:t>
+      </w:r>
+      <w:proofErr w:type="spellStart"/>
+      <w:r>
+        <w:rPr>
+          <w:rFonts w:ascii="Bookman Old Style" w:eastAsia="Bookman Old Style" w:hAnsi="Bookman Old Style" w:cs="Bookman Old Style"/>
+          <w:sz w:val="24"/>
+          <w:szCs w:val="24"/>
+          <w:lang w:val="en"/>
+        </w:rPr>
+        <w:t>seharusnya</w:t>
+      </w:r>
+      <w:proofErr w:type="spellEnd"/>
+      <w:r>
+        <w:rPr>
+          <w:rFonts w:ascii="Bookman Old Style" w:eastAsia="Bookman Old Style" w:hAnsi="Bookman Old Style" w:cs="Bookman Old Style"/>
+          <w:sz w:val="24"/>
+          <w:szCs w:val="24"/>
+          <w:lang w:val="en"/>
+        </w:rPr>
+        <w:t>;</w:t>
       </w:r>
     </w:p>
     <w:p>
@@ -6212,25 +9494,325 @@
           <w:szCs w:val="24"/>
           <w:lang w:val="en"/>
         </w:rPr>
-        <w:t xml:space="preserve">Hasil pekerjaan Pendataan Lapangan Sensus Ekonomi 2026 sebagaimana dimaksud dalam angka 3, berupa dokumen hasil Pendataan Lapangan Sensus Ekonomi 2026, sejumlah </w:t>
-      </w:r>
-      <w:r>
-        <w:rPr>
-          <w:rFonts w:ascii="Bookman Old Style" w:eastAsia="Bookman Old Style" w:hAnsi="Bookman Old Style" w:cs="Bookman Old Style"/>
-          <w:sz w:val="24"/>
-          <w:szCs w:val="24"/>
-          <w:lang w:val="en"/>
-        </w:rPr>
-        <w:t>{sls_ongoing}</w:t>
-      </w:r>
-      <w:r>
-        <w:rPr>
-          <w:rFonts w:ascii="Bookman Old Style" w:eastAsia="Bookman Old Style" w:hAnsi="Bookman Old Style" w:cs="Bookman Old Style"/>
-          <w:sz w:val="24"/>
-          <w:szCs w:val="24"/>
-          <w:lang w:val="en"/>
-        </w:rPr>
-        <w:t xml:space="preserve"> SLS/Sub-SLS dan/atau usaha besar.</w:t>
+        <w:t xml:space="preserve">Hasil </w:t>
+      </w:r>
+      <w:proofErr w:type="spellStart"/>
+      <w:r>
+        <w:rPr>
+          <w:rFonts w:ascii="Bookman Old Style" w:eastAsia="Bookman Old Style" w:hAnsi="Bookman Old Style" w:cs="Bookman Old Style"/>
+          <w:sz w:val="24"/>
+          <w:szCs w:val="24"/>
+          <w:lang w:val="en"/>
+        </w:rPr>
+        <w:t>pekerjaan</w:t>
+      </w:r>
+      <w:proofErr w:type="spellEnd"/>
+      <w:r>
+        <w:rPr>
+          <w:rFonts w:ascii="Bookman Old Style" w:eastAsia="Bookman Old Style" w:hAnsi="Bookman Old Style" w:cs="Bookman Old Style"/>
+          <w:sz w:val="24"/>
+          <w:szCs w:val="24"/>
+          <w:lang w:val="en"/>
+        </w:rPr>
+        <w:t xml:space="preserve"> </w:t>
+      </w:r>
+      <w:proofErr w:type="spellStart"/>
+      <w:r>
+        <w:rPr>
+          <w:rFonts w:ascii="Bookman Old Style" w:eastAsia="Bookman Old Style" w:hAnsi="Bookman Old Style" w:cs="Bookman Old Style"/>
+          <w:sz w:val="24"/>
+          <w:szCs w:val="24"/>
+          <w:lang w:val="en"/>
+        </w:rPr>
+        <w:t>Pendataan</w:t>
+      </w:r>
+      <w:proofErr w:type="spellEnd"/>
+      <w:r>
+        <w:rPr>
+          <w:rFonts w:ascii="Bookman Old Style" w:eastAsia="Bookman Old Style" w:hAnsi="Bookman Old Style" w:cs="Bookman Old Style"/>
+          <w:sz w:val="24"/>
+          <w:szCs w:val="24"/>
+          <w:lang w:val="en"/>
+        </w:rPr>
+        <w:t xml:space="preserve"> Lapangan Sensus Ekonomi 2026 </w:t>
+      </w:r>
+      <w:proofErr w:type="spellStart"/>
+      <w:r>
+        <w:rPr>
+          <w:rFonts w:ascii="Bookman Old Style" w:eastAsia="Bookman Old Style" w:hAnsi="Bookman Old Style" w:cs="Bookman Old Style"/>
+          <w:sz w:val="24"/>
+          <w:szCs w:val="24"/>
+          <w:lang w:val="en"/>
+        </w:rPr>
+        <w:t>sebagaimana</w:t>
+      </w:r>
+      <w:proofErr w:type="spellEnd"/>
+      <w:r>
+        <w:rPr>
+          <w:rFonts w:ascii="Bookman Old Style" w:eastAsia="Bookman Old Style" w:hAnsi="Bookman Old Style" w:cs="Bookman Old Style"/>
+          <w:sz w:val="24"/>
+          <w:szCs w:val="24"/>
+          <w:lang w:val="en"/>
+        </w:rPr>
+        <w:t xml:space="preserve"> </w:t>
+      </w:r>
+      <w:proofErr w:type="spellStart"/>
+      <w:r>
+        <w:rPr>
+          <w:rFonts w:ascii="Bookman Old Style" w:eastAsia="Bookman Old Style" w:hAnsi="Bookman Old Style" w:cs="Bookman Old Style"/>
+          <w:sz w:val="24"/>
+          <w:szCs w:val="24"/>
+          <w:lang w:val="en"/>
+        </w:rPr>
+        <w:t>dimaksud</w:t>
+      </w:r>
+      <w:proofErr w:type="spellEnd"/>
+      <w:r>
+        <w:rPr>
+          <w:rFonts w:ascii="Bookman Old Style" w:eastAsia="Bookman Old Style" w:hAnsi="Bookman Old Style" w:cs="Bookman Old Style"/>
+          <w:sz w:val="24"/>
+          <w:szCs w:val="24"/>
+          <w:lang w:val="en"/>
+        </w:rPr>
+        <w:t xml:space="preserve"> </w:t>
+      </w:r>
+      <w:proofErr w:type="spellStart"/>
+      <w:r>
+        <w:rPr>
+          <w:rFonts w:ascii="Bookman Old Style" w:eastAsia="Bookman Old Style" w:hAnsi="Bookman Old Style" w:cs="Bookman Old Style"/>
+          <w:sz w:val="24"/>
+          <w:szCs w:val="24"/>
+          <w:lang w:val="en"/>
+        </w:rPr>
+        <w:t>dalam</w:t>
+      </w:r>
+      <w:proofErr w:type="spellEnd"/>
+      <w:r>
+        <w:rPr>
+          <w:rFonts w:ascii="Bookman Old Style" w:eastAsia="Bookman Old Style" w:hAnsi="Bookman Old Style" w:cs="Bookman Old Style"/>
+          <w:sz w:val="24"/>
+          <w:szCs w:val="24"/>
+          <w:lang w:val="en"/>
+        </w:rPr>
+        <w:t xml:space="preserve"> </w:t>
+      </w:r>
+      <w:proofErr w:type="spellStart"/>
+      <w:r>
+        <w:rPr>
+          <w:rFonts w:ascii="Bookman Old Style" w:eastAsia="Bookman Old Style" w:hAnsi="Bookman Old Style" w:cs="Bookman Old Style"/>
+          <w:sz w:val="24"/>
+          <w:szCs w:val="24"/>
+          <w:lang w:val="en"/>
+        </w:rPr>
+        <w:t>angka</w:t>
+      </w:r>
+      <w:proofErr w:type="spellEnd"/>
+      <w:r>
+        <w:rPr>
+          <w:rFonts w:ascii="Bookman Old Style" w:eastAsia="Bookman Old Style" w:hAnsi="Bookman Old Style" w:cs="Bookman Old Style"/>
+          <w:sz w:val="24"/>
+          <w:szCs w:val="24"/>
+          <w:lang w:val="en"/>
+        </w:rPr>
+        <w:t xml:space="preserve"> 3, </w:t>
+      </w:r>
+      <w:proofErr w:type="spellStart"/>
+      <w:r>
+        <w:rPr>
+          <w:rFonts w:ascii="Bookman Old Style" w:eastAsia="Bookman Old Style" w:hAnsi="Bookman Old Style" w:cs="Bookman Old Style"/>
+          <w:sz w:val="24"/>
+          <w:szCs w:val="24"/>
+          <w:lang w:val="en"/>
+        </w:rPr>
+        <w:t>berupa</w:t>
+      </w:r>
+      <w:proofErr w:type="spellEnd"/>
+      <w:r>
+        <w:rPr>
+          <w:rFonts w:ascii="Bookman Old Style" w:eastAsia="Bookman Old Style" w:hAnsi="Bookman Old Style" w:cs="Bookman Old Style"/>
+          <w:sz w:val="24"/>
+          <w:szCs w:val="24"/>
+          <w:lang w:val="en"/>
+        </w:rPr>
+        <w:t xml:space="preserve"> </w:t>
+      </w:r>
+      <w:proofErr w:type="spellStart"/>
+      <w:r>
+        <w:rPr>
+          <w:rFonts w:ascii="Bookman Old Style" w:eastAsia="Bookman Old Style" w:hAnsi="Bookman Old Style" w:cs="Bookman Old Style"/>
+          <w:sz w:val="24"/>
+          <w:szCs w:val="24"/>
+          <w:lang w:val="en"/>
+        </w:rPr>
+        <w:t>dokumen</w:t>
+      </w:r>
+      <w:proofErr w:type="spellEnd"/>
+      <w:r>
+        <w:rPr>
+          <w:rFonts w:ascii="Bookman Old Style" w:eastAsia="Bookman Old Style" w:hAnsi="Bookman Old Style" w:cs="Bookman Old Style"/>
+          <w:sz w:val="24"/>
+          <w:szCs w:val="24"/>
+          <w:lang w:val="en"/>
+        </w:rPr>
+        <w:t xml:space="preserve"> </w:t>
+      </w:r>
+      <w:proofErr w:type="spellStart"/>
+      <w:r>
+        <w:rPr>
+          <w:rFonts w:ascii="Bookman Old Style" w:eastAsia="Bookman Old Style" w:hAnsi="Bookman Old Style" w:cs="Bookman Old Style"/>
+          <w:sz w:val="24"/>
+          <w:szCs w:val="24"/>
+          <w:lang w:val="en"/>
+        </w:rPr>
+        <w:t>hasil</w:t>
+      </w:r>
+      <w:proofErr w:type="spellEnd"/>
+      <w:r>
+        <w:rPr>
+          <w:rFonts w:ascii="Bookman Old Style" w:eastAsia="Bookman Old Style" w:hAnsi="Bookman Old Style" w:cs="Bookman Old Style"/>
+          <w:sz w:val="24"/>
+          <w:szCs w:val="24"/>
+          <w:lang w:val="en"/>
+        </w:rPr>
+        <w:t xml:space="preserve"> </w:t>
+      </w:r>
+      <w:proofErr w:type="spellStart"/>
+      <w:r>
+        <w:rPr>
+          <w:rFonts w:ascii="Bookman Old Style" w:eastAsia="Bookman Old Style" w:hAnsi="Bookman Old Style" w:cs="Bookman Old Style"/>
+          <w:sz w:val="24"/>
+          <w:szCs w:val="24"/>
+          <w:lang w:val="en"/>
+        </w:rPr>
+        <w:t>Pendataan</w:t>
+      </w:r>
+      <w:proofErr w:type="spellEnd"/>
+      <w:r>
+        <w:rPr>
+          <w:rFonts w:ascii="Bookman Old Style" w:eastAsia="Bookman Old Style" w:hAnsi="Bookman Old Style" w:cs="Bookman Old Style"/>
+          <w:sz w:val="24"/>
+          <w:szCs w:val="24"/>
+          <w:lang w:val="en"/>
+        </w:rPr>
+        <w:t xml:space="preserve"> Lapangan Sensus Ekonomi 2026, </w:t>
+      </w:r>
+      <w:proofErr w:type="spellStart"/>
+      <w:r>
+        <w:rPr>
+          <w:rFonts w:ascii="Bookman Old Style" w:eastAsia="Bookman Old Style" w:hAnsi="Bookman Old Style" w:cs="Bookman Old Style"/>
+          <w:sz w:val="24"/>
+          <w:szCs w:val="24"/>
+          <w:lang w:val="en"/>
+        </w:rPr>
+        <w:t>sejumlah</w:t>
+      </w:r>
+      <w:proofErr w:type="spellEnd"/>
+      <w:r>
+        <w:rPr>
+          <w:rFonts w:ascii="Bookman Old Style" w:eastAsia="Bookman Old Style" w:hAnsi="Bookman Old Style" w:cs="Bookman Old Style"/>
+          <w:sz w:val="24"/>
+          <w:szCs w:val="24"/>
+          <w:lang w:val="en"/>
+        </w:rPr>
+        <w:t xml:space="preserve"> </w:t>
+      </w:r>
+      <w:r>
+        <w:rPr>
+          <w:rFonts w:ascii="Bookman Old Style" w:eastAsia="Bookman Old Style" w:hAnsi="Bookman Old Style" w:cs="Bookman Old Style"/>
+          <w:sz w:val="24"/>
+          <w:szCs w:val="24"/>
+          <w:lang w:val="en"/>
+        </w:rPr>
+        <w:t>{</w:t>
+      </w:r>
+      <w:proofErr w:type="spellStart"/>
+      <w:r>
+        <w:rPr>
+          <w:rFonts w:ascii="Bookman Old Style" w:eastAsia="Bookman Old Style" w:hAnsi="Bookman Old Style" w:cs="Bookman Old Style"/>
+          <w:sz w:val="24"/>
+          <w:szCs w:val="24"/>
+          <w:lang w:val="en"/>
+        </w:rPr>
+        <w:t>sls_ongoing</w:t>
+      </w:r>
+      <w:proofErr w:type="spellEnd"/>
+      <w:r>
+        <w:rPr>
+          <w:rFonts w:ascii="Bookman Old Style" w:eastAsia="Bookman Old Style" w:hAnsi="Bookman Old Style" w:cs="Bookman Old Style"/>
+          <w:sz w:val="24"/>
+          <w:szCs w:val="24"/>
+          <w:lang w:val="en"/>
+        </w:rPr>
+        <w:t>}</w:t>
+      </w:r>
+      <w:r>
+        <w:rPr>
+          <w:rFonts w:ascii="Bookman Old Style" w:eastAsia="Bookman Old Style" w:hAnsi="Bookman Old Style" w:cs="Bookman Old Style"/>
+          <w:sz w:val="24"/>
+          <w:szCs w:val="24"/>
+          <w:lang w:val="en"/>
+        </w:rPr>
+        <w:t xml:space="preserve"> SLS/Sub-SLS dan/</w:t>
+      </w:r>
+      <w:proofErr w:type="spellStart"/>
+      <w:r>
+        <w:rPr>
+          <w:rFonts w:ascii="Bookman Old Style" w:eastAsia="Bookman Old Style" w:hAnsi="Bookman Old Style" w:cs="Bookman Old Style"/>
+          <w:sz w:val="24"/>
+          <w:szCs w:val="24"/>
+          <w:lang w:val="en"/>
+        </w:rPr>
+        <w:t>atau</w:t>
+      </w:r>
+      <w:proofErr w:type="spellEnd"/>
+      <w:r>
+        <w:rPr>
+          <w:rFonts w:ascii="Bookman Old Style" w:eastAsia="Bookman Old Style" w:hAnsi="Bookman Old Style" w:cs="Bookman Old Style"/>
+          <w:sz w:val="24"/>
+          <w:szCs w:val="24"/>
+          <w:lang w:val="en"/>
+        </w:rPr>
+        <w:t xml:space="preserve"> </w:t>
+      </w:r>
+      <w:proofErr w:type="spellStart"/>
+      <w:r>
+        <w:rPr>
+          <w:rFonts w:ascii="Bookman Old Style" w:eastAsia="Bookman Old Style" w:hAnsi="Bookman Old Style" w:cs="Bookman Old Style"/>
+          <w:sz w:val="24"/>
+          <w:szCs w:val="24"/>
+          <w:lang w:val="en"/>
+        </w:rPr>
+        <w:t>usaha</w:t>
+      </w:r>
+      <w:proofErr w:type="spellEnd"/>
+      <w:r>
+        <w:rPr>
+          <w:rFonts w:ascii="Bookman Old Style" w:eastAsia="Bookman Old Style" w:hAnsi="Bookman Old Style" w:cs="Bookman Old Style"/>
+          <w:sz w:val="24"/>
+          <w:szCs w:val="24"/>
+          <w:lang w:val="en"/>
+        </w:rPr>
+        <w:t xml:space="preserve"> </w:t>
+      </w:r>
+      <w:proofErr w:type="spellStart"/>
+      <w:r>
+        <w:rPr>
+          <w:rFonts w:ascii="Bookman Old Style" w:eastAsia="Bookman Old Style" w:hAnsi="Bookman Old Style" w:cs="Bookman Old Style"/>
+          <w:sz w:val="24"/>
+          <w:szCs w:val="24"/>
+          <w:lang w:val="en"/>
+        </w:rPr>
+        <w:t>besar</w:t>
+      </w:r>
+      <w:proofErr w:type="spellEnd"/>
+      <w:r>
+        <w:rPr>
+          <w:rFonts w:ascii="Bookman Old Style" w:eastAsia="Bookman Old Style" w:hAnsi="Bookman Old Style" w:cs="Bookman Old Style"/>
+          <w:sz w:val="24"/>
+          <w:szCs w:val="24"/>
+          <w:lang w:val="en"/>
+        </w:rPr>
+        <w:t>.</w:t>
       </w:r>
     </w:p>
     <w:p>
@@ -6264,7 +9846,407 @@
           <w:szCs w:val="24"/>
           <w:lang w:val="en"/>
         </w:rPr>
-        <w:t xml:space="preserve">Hasil pekerjaan pendataan sebagaimana dimaksud pada angka 4 yang memerlukan pemeriksaan lanjutan, akan dilakukan pengecekan, perubahan, dan/atau kunjungan kembali ke lapangan merujuk pada perjanjian yang ditandatangani oleh </w:t>
+        <w:t xml:space="preserve">Hasil </w:t>
+      </w:r>
+      <w:proofErr w:type="spellStart"/>
+      <w:r>
+        <w:rPr>
+          <w:rFonts w:ascii="Bookman Old Style" w:eastAsia="Bookman Old Style" w:hAnsi="Bookman Old Style" w:cs="Bookman Old Style"/>
+          <w:sz w:val="24"/>
+          <w:szCs w:val="24"/>
+          <w:lang w:val="en"/>
+        </w:rPr>
+        <w:t>pekerjaan</w:t>
+      </w:r>
+      <w:proofErr w:type="spellEnd"/>
+      <w:r>
+        <w:rPr>
+          <w:rFonts w:ascii="Bookman Old Style" w:eastAsia="Bookman Old Style" w:hAnsi="Bookman Old Style" w:cs="Bookman Old Style"/>
+          <w:sz w:val="24"/>
+          <w:szCs w:val="24"/>
+          <w:lang w:val="en"/>
+        </w:rPr>
+        <w:t xml:space="preserve"> </w:t>
+      </w:r>
+      <w:proofErr w:type="spellStart"/>
+      <w:r>
+        <w:rPr>
+          <w:rFonts w:ascii="Bookman Old Style" w:eastAsia="Bookman Old Style" w:hAnsi="Bookman Old Style" w:cs="Bookman Old Style"/>
+          <w:sz w:val="24"/>
+          <w:szCs w:val="24"/>
+          <w:lang w:val="en"/>
+        </w:rPr>
+        <w:t>pendataan</w:t>
+      </w:r>
+      <w:proofErr w:type="spellEnd"/>
+      <w:r>
+        <w:rPr>
+          <w:rFonts w:ascii="Bookman Old Style" w:eastAsia="Bookman Old Style" w:hAnsi="Bookman Old Style" w:cs="Bookman Old Style"/>
+          <w:sz w:val="24"/>
+          <w:szCs w:val="24"/>
+          <w:lang w:val="en"/>
+        </w:rPr>
+        <w:t xml:space="preserve"> </w:t>
+      </w:r>
+      <w:proofErr w:type="spellStart"/>
+      <w:r>
+        <w:rPr>
+          <w:rFonts w:ascii="Bookman Old Style" w:eastAsia="Bookman Old Style" w:hAnsi="Bookman Old Style" w:cs="Bookman Old Style"/>
+          <w:sz w:val="24"/>
+          <w:szCs w:val="24"/>
+          <w:lang w:val="en"/>
+        </w:rPr>
+        <w:t>sebagaimana</w:t>
+      </w:r>
+      <w:proofErr w:type="spellEnd"/>
+      <w:r>
+        <w:rPr>
+          <w:rFonts w:ascii="Bookman Old Style" w:eastAsia="Bookman Old Style" w:hAnsi="Bookman Old Style" w:cs="Bookman Old Style"/>
+          <w:sz w:val="24"/>
+          <w:szCs w:val="24"/>
+          <w:lang w:val="en"/>
+        </w:rPr>
+        <w:t xml:space="preserve"> </w:t>
+      </w:r>
+      <w:proofErr w:type="spellStart"/>
+      <w:r>
+        <w:rPr>
+          <w:rFonts w:ascii="Bookman Old Style" w:eastAsia="Bookman Old Style" w:hAnsi="Bookman Old Style" w:cs="Bookman Old Style"/>
+          <w:sz w:val="24"/>
+          <w:szCs w:val="24"/>
+          <w:lang w:val="en"/>
+        </w:rPr>
+        <w:t>dimaksud</w:t>
+      </w:r>
+      <w:proofErr w:type="spellEnd"/>
+      <w:r>
+        <w:rPr>
+          <w:rFonts w:ascii="Bookman Old Style" w:eastAsia="Bookman Old Style" w:hAnsi="Bookman Old Style" w:cs="Bookman Old Style"/>
+          <w:sz w:val="24"/>
+          <w:szCs w:val="24"/>
+          <w:lang w:val="en"/>
+        </w:rPr>
+        <w:t xml:space="preserve"> pada </w:t>
+      </w:r>
+      <w:proofErr w:type="spellStart"/>
+      <w:r>
+        <w:rPr>
+          <w:rFonts w:ascii="Bookman Old Style" w:eastAsia="Bookman Old Style" w:hAnsi="Bookman Old Style" w:cs="Bookman Old Style"/>
+          <w:sz w:val="24"/>
+          <w:szCs w:val="24"/>
+          <w:lang w:val="en"/>
+        </w:rPr>
+        <w:t>angka</w:t>
+      </w:r>
+      <w:proofErr w:type="spellEnd"/>
+      <w:r>
+        <w:rPr>
+          <w:rFonts w:ascii="Bookman Old Style" w:eastAsia="Bookman Old Style" w:hAnsi="Bookman Old Style" w:cs="Bookman Old Style"/>
+          <w:sz w:val="24"/>
+          <w:szCs w:val="24"/>
+          <w:lang w:val="en"/>
+        </w:rPr>
+        <w:t xml:space="preserve"> 4 yang </w:t>
+      </w:r>
+      <w:proofErr w:type="spellStart"/>
+      <w:r>
+        <w:rPr>
+          <w:rFonts w:ascii="Bookman Old Style" w:eastAsia="Bookman Old Style" w:hAnsi="Bookman Old Style" w:cs="Bookman Old Style"/>
+          <w:sz w:val="24"/>
+          <w:szCs w:val="24"/>
+          <w:lang w:val="en"/>
+        </w:rPr>
+        <w:t>memerlukan</w:t>
+      </w:r>
+      <w:proofErr w:type="spellEnd"/>
+      <w:r>
+        <w:rPr>
+          <w:rFonts w:ascii="Bookman Old Style" w:eastAsia="Bookman Old Style" w:hAnsi="Bookman Old Style" w:cs="Bookman Old Style"/>
+          <w:sz w:val="24"/>
+          <w:szCs w:val="24"/>
+          <w:lang w:val="en"/>
+        </w:rPr>
+        <w:t xml:space="preserve"> </w:t>
+      </w:r>
+      <w:proofErr w:type="spellStart"/>
+      <w:r>
+        <w:rPr>
+          <w:rFonts w:ascii="Bookman Old Style" w:eastAsia="Bookman Old Style" w:hAnsi="Bookman Old Style" w:cs="Bookman Old Style"/>
+          <w:sz w:val="24"/>
+          <w:szCs w:val="24"/>
+          <w:lang w:val="en"/>
+        </w:rPr>
+        <w:t>pemeriksaan</w:t>
+      </w:r>
+      <w:proofErr w:type="spellEnd"/>
+      <w:r>
+        <w:rPr>
+          <w:rFonts w:ascii="Bookman Old Style" w:eastAsia="Bookman Old Style" w:hAnsi="Bookman Old Style" w:cs="Bookman Old Style"/>
+          <w:sz w:val="24"/>
+          <w:szCs w:val="24"/>
+          <w:lang w:val="en"/>
+        </w:rPr>
+        <w:t xml:space="preserve"> </w:t>
+      </w:r>
+      <w:proofErr w:type="spellStart"/>
+      <w:r>
+        <w:rPr>
+          <w:rFonts w:ascii="Bookman Old Style" w:eastAsia="Bookman Old Style" w:hAnsi="Bookman Old Style" w:cs="Bookman Old Style"/>
+          <w:sz w:val="24"/>
+          <w:szCs w:val="24"/>
+          <w:lang w:val="en"/>
+        </w:rPr>
+        <w:t>lanjutan</w:t>
+      </w:r>
+      <w:proofErr w:type="spellEnd"/>
+      <w:r>
+        <w:rPr>
+          <w:rFonts w:ascii="Bookman Old Style" w:eastAsia="Bookman Old Style" w:hAnsi="Bookman Old Style" w:cs="Bookman Old Style"/>
+          <w:sz w:val="24"/>
+          <w:szCs w:val="24"/>
+          <w:lang w:val="en"/>
+        </w:rPr>
+        <w:t xml:space="preserve">, </w:t>
+      </w:r>
+      <w:proofErr w:type="spellStart"/>
+      <w:r>
+        <w:rPr>
+          <w:rFonts w:ascii="Bookman Old Style" w:eastAsia="Bookman Old Style" w:hAnsi="Bookman Old Style" w:cs="Bookman Old Style"/>
+          <w:sz w:val="24"/>
+          <w:szCs w:val="24"/>
+          <w:lang w:val="en"/>
+        </w:rPr>
+        <w:t>akan</w:t>
+      </w:r>
+      <w:proofErr w:type="spellEnd"/>
+      <w:r>
+        <w:rPr>
+          <w:rFonts w:ascii="Bookman Old Style" w:eastAsia="Bookman Old Style" w:hAnsi="Bookman Old Style" w:cs="Bookman Old Style"/>
+          <w:sz w:val="24"/>
+          <w:szCs w:val="24"/>
+          <w:lang w:val="en"/>
+        </w:rPr>
+        <w:t xml:space="preserve"> </w:t>
+      </w:r>
+      <w:proofErr w:type="spellStart"/>
+      <w:r>
+        <w:rPr>
+          <w:rFonts w:ascii="Bookman Old Style" w:eastAsia="Bookman Old Style" w:hAnsi="Bookman Old Style" w:cs="Bookman Old Style"/>
+          <w:sz w:val="24"/>
+          <w:szCs w:val="24"/>
+          <w:lang w:val="en"/>
+        </w:rPr>
+        <w:t>dilakukan</w:t>
+      </w:r>
+      <w:proofErr w:type="spellEnd"/>
+      <w:r>
+        <w:rPr>
+          <w:rFonts w:ascii="Bookman Old Style" w:eastAsia="Bookman Old Style" w:hAnsi="Bookman Old Style" w:cs="Bookman Old Style"/>
+          <w:sz w:val="24"/>
+          <w:szCs w:val="24"/>
+          <w:lang w:val="en"/>
+        </w:rPr>
+        <w:t xml:space="preserve"> </w:t>
+      </w:r>
+      <w:proofErr w:type="spellStart"/>
+      <w:r>
+        <w:rPr>
+          <w:rFonts w:ascii="Bookman Old Style" w:eastAsia="Bookman Old Style" w:hAnsi="Bookman Old Style" w:cs="Bookman Old Style"/>
+          <w:sz w:val="24"/>
+          <w:szCs w:val="24"/>
+          <w:lang w:val="en"/>
+        </w:rPr>
+        <w:t>pengecekan</w:t>
+      </w:r>
+      <w:proofErr w:type="spellEnd"/>
+      <w:r>
+        <w:rPr>
+          <w:rFonts w:ascii="Bookman Old Style" w:eastAsia="Bookman Old Style" w:hAnsi="Bookman Old Style" w:cs="Bookman Old Style"/>
+          <w:sz w:val="24"/>
+          <w:szCs w:val="24"/>
+          <w:lang w:val="en"/>
+        </w:rPr>
+        <w:t xml:space="preserve">, </w:t>
+      </w:r>
+      <w:proofErr w:type="spellStart"/>
+      <w:r>
+        <w:rPr>
+          <w:rFonts w:ascii="Bookman Old Style" w:eastAsia="Bookman Old Style" w:hAnsi="Bookman Old Style" w:cs="Bookman Old Style"/>
+          <w:sz w:val="24"/>
+          <w:szCs w:val="24"/>
+          <w:lang w:val="en"/>
+        </w:rPr>
+        <w:t>perubahan</w:t>
+      </w:r>
+      <w:proofErr w:type="spellEnd"/>
+      <w:r>
+        <w:rPr>
+          <w:rFonts w:ascii="Bookman Old Style" w:eastAsia="Bookman Old Style" w:hAnsi="Bookman Old Style" w:cs="Bookman Old Style"/>
+          <w:sz w:val="24"/>
+          <w:szCs w:val="24"/>
+          <w:lang w:val="en"/>
+        </w:rPr>
+        <w:t>, dan/</w:t>
+      </w:r>
+      <w:proofErr w:type="spellStart"/>
+      <w:r>
+        <w:rPr>
+          <w:rFonts w:ascii="Bookman Old Style" w:eastAsia="Bookman Old Style" w:hAnsi="Bookman Old Style" w:cs="Bookman Old Style"/>
+          <w:sz w:val="24"/>
+          <w:szCs w:val="24"/>
+          <w:lang w:val="en"/>
+        </w:rPr>
+        <w:t>atau</w:t>
+      </w:r>
+      <w:proofErr w:type="spellEnd"/>
+      <w:r>
+        <w:rPr>
+          <w:rFonts w:ascii="Bookman Old Style" w:eastAsia="Bookman Old Style" w:hAnsi="Bookman Old Style" w:cs="Bookman Old Style"/>
+          <w:sz w:val="24"/>
+          <w:szCs w:val="24"/>
+          <w:lang w:val="en"/>
+        </w:rPr>
+        <w:t xml:space="preserve"> </w:t>
+      </w:r>
+      <w:proofErr w:type="spellStart"/>
+      <w:r>
+        <w:rPr>
+          <w:rFonts w:ascii="Bookman Old Style" w:eastAsia="Bookman Old Style" w:hAnsi="Bookman Old Style" w:cs="Bookman Old Style"/>
+          <w:sz w:val="24"/>
+          <w:szCs w:val="24"/>
+          <w:lang w:val="en"/>
+        </w:rPr>
+        <w:t>kunjungan</w:t>
+      </w:r>
+      <w:proofErr w:type="spellEnd"/>
+      <w:r>
+        <w:rPr>
+          <w:rFonts w:ascii="Bookman Old Style" w:eastAsia="Bookman Old Style" w:hAnsi="Bookman Old Style" w:cs="Bookman Old Style"/>
+          <w:sz w:val="24"/>
+          <w:szCs w:val="24"/>
+          <w:lang w:val="en"/>
+        </w:rPr>
+        <w:t xml:space="preserve"> </w:t>
+      </w:r>
+      <w:proofErr w:type="spellStart"/>
+      <w:r>
+        <w:rPr>
+          <w:rFonts w:ascii="Bookman Old Style" w:eastAsia="Bookman Old Style" w:hAnsi="Bookman Old Style" w:cs="Bookman Old Style"/>
+          <w:sz w:val="24"/>
+          <w:szCs w:val="24"/>
+          <w:lang w:val="en"/>
+        </w:rPr>
+        <w:t>kembali</w:t>
+      </w:r>
+      <w:proofErr w:type="spellEnd"/>
+      <w:r>
+        <w:rPr>
+          <w:rFonts w:ascii="Bookman Old Style" w:eastAsia="Bookman Old Style" w:hAnsi="Bookman Old Style" w:cs="Bookman Old Style"/>
+          <w:sz w:val="24"/>
+          <w:szCs w:val="24"/>
+          <w:lang w:val="en"/>
+        </w:rPr>
+        <w:t xml:space="preserve"> </w:t>
+      </w:r>
+      <w:proofErr w:type="spellStart"/>
+      <w:r>
+        <w:rPr>
+          <w:rFonts w:ascii="Bookman Old Style" w:eastAsia="Bookman Old Style" w:hAnsi="Bookman Old Style" w:cs="Bookman Old Style"/>
+          <w:sz w:val="24"/>
+          <w:szCs w:val="24"/>
+          <w:lang w:val="en"/>
+        </w:rPr>
+        <w:t>ke</w:t>
+      </w:r>
+      <w:proofErr w:type="spellEnd"/>
+      <w:r>
+        <w:rPr>
+          <w:rFonts w:ascii="Bookman Old Style" w:eastAsia="Bookman Old Style" w:hAnsi="Bookman Old Style" w:cs="Bookman Old Style"/>
+          <w:sz w:val="24"/>
+          <w:szCs w:val="24"/>
+          <w:lang w:val="en"/>
+        </w:rPr>
+        <w:t xml:space="preserve"> </w:t>
+      </w:r>
+      <w:proofErr w:type="spellStart"/>
+      <w:r>
+        <w:rPr>
+          <w:rFonts w:ascii="Bookman Old Style" w:eastAsia="Bookman Old Style" w:hAnsi="Bookman Old Style" w:cs="Bookman Old Style"/>
+          <w:sz w:val="24"/>
+          <w:szCs w:val="24"/>
+          <w:lang w:val="en"/>
+        </w:rPr>
+        <w:t>lapangan</w:t>
+      </w:r>
+      <w:proofErr w:type="spellEnd"/>
+      <w:r>
+        <w:rPr>
+          <w:rFonts w:ascii="Bookman Old Style" w:eastAsia="Bookman Old Style" w:hAnsi="Bookman Old Style" w:cs="Bookman Old Style"/>
+          <w:sz w:val="24"/>
+          <w:szCs w:val="24"/>
+          <w:lang w:val="en"/>
+        </w:rPr>
+        <w:t xml:space="preserve"> </w:t>
+      </w:r>
+      <w:proofErr w:type="spellStart"/>
+      <w:r>
+        <w:rPr>
+          <w:rFonts w:ascii="Bookman Old Style" w:eastAsia="Bookman Old Style" w:hAnsi="Bookman Old Style" w:cs="Bookman Old Style"/>
+          <w:sz w:val="24"/>
+          <w:szCs w:val="24"/>
+          <w:lang w:val="en"/>
+        </w:rPr>
+        <w:t>merujuk</w:t>
+      </w:r>
+      <w:proofErr w:type="spellEnd"/>
+      <w:r>
+        <w:rPr>
+          <w:rFonts w:ascii="Bookman Old Style" w:eastAsia="Bookman Old Style" w:hAnsi="Bookman Old Style" w:cs="Bookman Old Style"/>
+          <w:sz w:val="24"/>
+          <w:szCs w:val="24"/>
+          <w:lang w:val="en"/>
+        </w:rPr>
+        <w:t xml:space="preserve"> pada </w:t>
+      </w:r>
+      <w:proofErr w:type="spellStart"/>
+      <w:r>
+        <w:rPr>
+          <w:rFonts w:ascii="Bookman Old Style" w:eastAsia="Bookman Old Style" w:hAnsi="Bookman Old Style" w:cs="Bookman Old Style"/>
+          <w:sz w:val="24"/>
+          <w:szCs w:val="24"/>
+          <w:lang w:val="en"/>
+        </w:rPr>
+        <w:t>perjanjian</w:t>
+      </w:r>
+      <w:proofErr w:type="spellEnd"/>
+      <w:r>
+        <w:rPr>
+          <w:rFonts w:ascii="Bookman Old Style" w:eastAsia="Bookman Old Style" w:hAnsi="Bookman Old Style" w:cs="Bookman Old Style"/>
+          <w:sz w:val="24"/>
+          <w:szCs w:val="24"/>
+          <w:lang w:val="en"/>
+        </w:rPr>
+        <w:t xml:space="preserve"> yang </w:t>
+      </w:r>
+      <w:proofErr w:type="spellStart"/>
+      <w:r>
+        <w:rPr>
+          <w:rFonts w:ascii="Bookman Old Style" w:eastAsia="Bookman Old Style" w:hAnsi="Bookman Old Style" w:cs="Bookman Old Style"/>
+          <w:sz w:val="24"/>
+          <w:szCs w:val="24"/>
+          <w:lang w:val="en"/>
+        </w:rPr>
+        <w:t>ditandatangani</w:t>
+      </w:r>
+      <w:proofErr w:type="spellEnd"/>
+      <w:r>
+        <w:rPr>
+          <w:rFonts w:ascii="Bookman Old Style" w:eastAsia="Bookman Old Style" w:hAnsi="Bookman Old Style" w:cs="Bookman Old Style"/>
+          <w:sz w:val="24"/>
+          <w:szCs w:val="24"/>
+          <w:lang w:val="en"/>
+        </w:rPr>
+        <w:t xml:space="preserve"> oleh </w:t>
       </w:r>
       <w:r>
         <w:rPr>
@@ -6322,14 +10304,45 @@
         </w:rPr>
         <w:t xml:space="preserve">PIHAK KEDUA </w:t>
       </w:r>
-      <w:r>
-        <w:rPr>
-          <w:rFonts w:ascii="Bookman Old Style" w:eastAsia="Bookman Old Style" w:hAnsi="Bookman Old Style" w:cs="Bookman Old Style"/>
-          <w:sz w:val="24"/>
-          <w:szCs w:val="24"/>
-          <w:lang w:val="en"/>
-        </w:rPr>
-        <w:t xml:space="preserve">menghapus Aplikasi </w:t>
+      <w:proofErr w:type="spellStart"/>
+      <w:r>
+        <w:rPr>
+          <w:rFonts w:ascii="Bookman Old Style" w:eastAsia="Bookman Old Style" w:hAnsi="Bookman Old Style" w:cs="Bookman Old Style"/>
+          <w:sz w:val="24"/>
+          <w:szCs w:val="24"/>
+          <w:lang w:val="en"/>
+        </w:rPr>
+        <w:t>menghapus</w:t>
+      </w:r>
+      <w:proofErr w:type="spellEnd"/>
+      <w:r>
+        <w:rPr>
+          <w:rFonts w:ascii="Bookman Old Style" w:eastAsia="Bookman Old Style" w:hAnsi="Bookman Old Style" w:cs="Bookman Old Style"/>
+          <w:sz w:val="24"/>
+          <w:szCs w:val="24"/>
+          <w:lang w:val="en"/>
+        </w:rPr>
+        <w:t xml:space="preserve"> </w:t>
+      </w:r>
+      <w:proofErr w:type="spellStart"/>
+      <w:r>
+        <w:rPr>
+          <w:rFonts w:ascii="Bookman Old Style" w:eastAsia="Bookman Old Style" w:hAnsi="Bookman Old Style" w:cs="Bookman Old Style"/>
+          <w:sz w:val="24"/>
+          <w:szCs w:val="24"/>
+          <w:lang w:val="en"/>
+        </w:rPr>
+        <w:t>Aplikasi</w:t>
+      </w:r>
+      <w:proofErr w:type="spellEnd"/>
+      <w:r>
+        <w:rPr>
+          <w:rFonts w:ascii="Bookman Old Style" w:eastAsia="Bookman Old Style" w:hAnsi="Bookman Old Style" w:cs="Bookman Old Style"/>
+          <w:sz w:val="24"/>
+          <w:szCs w:val="24"/>
+          <w:lang w:val="en"/>
+        </w:rPr>
+        <w:t xml:space="preserve"> </w:t>
       </w:r>
       <w:r>
         <w:rPr>
@@ -6349,7 +10362,67 @@
           <w:szCs w:val="24"/>
           <w:lang w:val="en"/>
         </w:rPr>
-        <w:t xml:space="preserve"> dan data hasil Pendataan Lapangan Sensus Ekonomi 2026 pada perangkat handphone </w:t>
+        <w:t xml:space="preserve"> dan data </w:t>
+      </w:r>
+      <w:proofErr w:type="spellStart"/>
+      <w:r>
+        <w:rPr>
+          <w:rFonts w:ascii="Bookman Old Style" w:eastAsia="Bookman Old Style" w:hAnsi="Bookman Old Style" w:cs="Bookman Old Style"/>
+          <w:sz w:val="24"/>
+          <w:szCs w:val="24"/>
+          <w:lang w:val="en"/>
+        </w:rPr>
+        <w:t>hasil</w:t>
+      </w:r>
+      <w:proofErr w:type="spellEnd"/>
+      <w:r>
+        <w:rPr>
+          <w:rFonts w:ascii="Bookman Old Style" w:eastAsia="Bookman Old Style" w:hAnsi="Bookman Old Style" w:cs="Bookman Old Style"/>
+          <w:sz w:val="24"/>
+          <w:szCs w:val="24"/>
+          <w:lang w:val="en"/>
+        </w:rPr>
+        <w:t xml:space="preserve"> </w:t>
+      </w:r>
+      <w:proofErr w:type="spellStart"/>
+      <w:r>
+        <w:rPr>
+          <w:rFonts w:ascii="Bookman Old Style" w:eastAsia="Bookman Old Style" w:hAnsi="Bookman Old Style" w:cs="Bookman Old Style"/>
+          <w:sz w:val="24"/>
+          <w:szCs w:val="24"/>
+          <w:lang w:val="en"/>
+        </w:rPr>
+        <w:t>Pendataan</w:t>
+      </w:r>
+      <w:proofErr w:type="spellEnd"/>
+      <w:r>
+        <w:rPr>
+          <w:rFonts w:ascii="Bookman Old Style" w:eastAsia="Bookman Old Style" w:hAnsi="Bookman Old Style" w:cs="Bookman Old Style"/>
+          <w:sz w:val="24"/>
+          <w:szCs w:val="24"/>
+          <w:lang w:val="en"/>
+        </w:rPr>
+        <w:t xml:space="preserve"> Lapangan Sensus Ekonomi 2026 pada </w:t>
+      </w:r>
+      <w:proofErr w:type="spellStart"/>
+      <w:r>
+        <w:rPr>
+          <w:rFonts w:ascii="Bookman Old Style" w:eastAsia="Bookman Old Style" w:hAnsi="Bookman Old Style" w:cs="Bookman Old Style"/>
+          <w:sz w:val="24"/>
+          <w:szCs w:val="24"/>
+          <w:lang w:val="en"/>
+        </w:rPr>
+        <w:t>perangkat</w:t>
+      </w:r>
+      <w:proofErr w:type="spellEnd"/>
+      <w:r>
+        <w:rPr>
+          <w:rFonts w:ascii="Bookman Old Style" w:eastAsia="Bookman Old Style" w:hAnsi="Bookman Old Style" w:cs="Bookman Old Style"/>
+          <w:sz w:val="24"/>
+          <w:szCs w:val="24"/>
+          <w:lang w:val="en"/>
+        </w:rPr>
+        <w:t xml:space="preserve"> handphone </w:t>
       </w:r>
       <w:r>
         <w:rPr>
@@ -6369,7 +10442,87 @@
           <w:szCs w:val="24"/>
           <w:lang w:val="en"/>
         </w:rPr>
-        <w:t xml:space="preserve"> disaksikan oleh pegawai BPS Kabupaten/Kota yang ditunjuk oleh </w:t>
+        <w:t xml:space="preserve"> </w:t>
+      </w:r>
+      <w:proofErr w:type="spellStart"/>
+      <w:r>
+        <w:rPr>
+          <w:rFonts w:ascii="Bookman Old Style" w:eastAsia="Bookman Old Style" w:hAnsi="Bookman Old Style" w:cs="Bookman Old Style"/>
+          <w:sz w:val="24"/>
+          <w:szCs w:val="24"/>
+          <w:lang w:val="en"/>
+        </w:rPr>
+        <w:t>disaksikan</w:t>
+      </w:r>
+      <w:proofErr w:type="spellEnd"/>
+      <w:r>
+        <w:rPr>
+          <w:rFonts w:ascii="Bookman Old Style" w:eastAsia="Bookman Old Style" w:hAnsi="Bookman Old Style" w:cs="Bookman Old Style"/>
+          <w:sz w:val="24"/>
+          <w:szCs w:val="24"/>
+          <w:lang w:val="en"/>
+        </w:rPr>
+        <w:t xml:space="preserve"> oleh </w:t>
+      </w:r>
+      <w:proofErr w:type="spellStart"/>
+      <w:r>
+        <w:rPr>
+          <w:rFonts w:ascii="Bookman Old Style" w:eastAsia="Bookman Old Style" w:hAnsi="Bookman Old Style" w:cs="Bookman Old Style"/>
+          <w:sz w:val="24"/>
+          <w:szCs w:val="24"/>
+          <w:lang w:val="en"/>
+        </w:rPr>
+        <w:t>pegawai</w:t>
+      </w:r>
+      <w:proofErr w:type="spellEnd"/>
+      <w:r>
+        <w:rPr>
+          <w:rFonts w:ascii="Bookman Old Style" w:eastAsia="Bookman Old Style" w:hAnsi="Bookman Old Style" w:cs="Bookman Old Style"/>
+          <w:sz w:val="24"/>
+          <w:szCs w:val="24"/>
+          <w:lang w:val="en"/>
+        </w:rPr>
+        <w:t xml:space="preserve"> BPS </w:t>
+      </w:r>
+      <w:proofErr w:type="spellStart"/>
+      <w:r>
+        <w:rPr>
+          <w:rFonts w:ascii="Bookman Old Style" w:eastAsia="Bookman Old Style" w:hAnsi="Bookman Old Style" w:cs="Bookman Old Style"/>
+          <w:sz w:val="24"/>
+          <w:szCs w:val="24"/>
+          <w:lang w:val="en"/>
+        </w:rPr>
+        <w:t>Kabupaten</w:t>
+      </w:r>
+      <w:proofErr w:type="spellEnd"/>
+      <w:r>
+        <w:rPr>
+          <w:rFonts w:ascii="Bookman Old Style" w:eastAsia="Bookman Old Style" w:hAnsi="Bookman Old Style" w:cs="Bookman Old Style"/>
+          <w:sz w:val="24"/>
+          <w:szCs w:val="24"/>
+          <w:lang w:val="en"/>
+        </w:rPr>
+        <w:t xml:space="preserve">/Kota yang </w:t>
+      </w:r>
+      <w:proofErr w:type="spellStart"/>
+      <w:r>
+        <w:rPr>
+          <w:rFonts w:ascii="Bookman Old Style" w:eastAsia="Bookman Old Style" w:hAnsi="Bookman Old Style" w:cs="Bookman Old Style"/>
+          <w:sz w:val="24"/>
+          <w:szCs w:val="24"/>
+          <w:lang w:val="en"/>
+        </w:rPr>
+        <w:t>ditunjuk</w:t>
+      </w:r>
+      <w:proofErr w:type="spellEnd"/>
+      <w:r>
+        <w:rPr>
+          <w:rFonts w:ascii="Bookman Old Style" w:eastAsia="Bookman Old Style" w:hAnsi="Bookman Old Style" w:cs="Bookman Old Style"/>
+          <w:sz w:val="24"/>
+          <w:szCs w:val="24"/>
+          <w:lang w:val="en"/>
+        </w:rPr>
+        <w:t xml:space="preserve"> oleh </w:t>
       </w:r>
       <w:r>
         <w:rPr>
@@ -6616,7 +10769,27 @@
                 <w:szCs w:val="24"/>
                 <w:lang w:val="en"/>
               </w:rPr>
-              <w:t>{nama_petugas}</w:t>
+              <w:t>{</w:t>
+            </w:r>
+            <w:proofErr w:type="spellStart"/>
+            <w:r>
+              <w:rPr>
+                <w:rFonts w:ascii="Bookman Old Style" w:eastAsia="Bookman Old Style" w:hAnsi="Bookman Old Style" w:cs="Bookman Old Style"/>
+                <w:sz w:val="24"/>
+                <w:szCs w:val="24"/>
+                <w:lang w:val="en"/>
+              </w:rPr>
+              <w:t>nama_petugas</w:t>
+            </w:r>
+            <w:proofErr w:type="spellEnd"/>
+            <w:r>
+              <w:rPr>
+                <w:rFonts w:ascii="Bookman Old Style" w:eastAsia="Bookman Old Style" w:hAnsi="Bookman Old Style" w:cs="Bookman Old Style"/>
+                <w:sz w:val="24"/>
+                <w:szCs w:val="24"/>
+                <w:lang w:val="en"/>
+              </w:rPr>
+              <w:t>}</w:t>
             </w:r>
             <w:r>
               <w:rPr>
@@ -6982,6 +11155,7 @@
                 <w:lang w:val="en"/>
               </w:rPr>
             </w:pPr>
+            <w:proofErr w:type="spellStart"/>
             <w:r>
               <w:rPr>
                 <w:rFonts w:ascii="Bookman Old Style" w:eastAsia="Bookman Old Style" w:hAnsi="Bookman Old Style" w:cs="Bookman Old Style"/>
@@ -6989,8 +11163,29 @@
                 <w:szCs w:val="24"/>
                 <w:lang w:val="en"/>
               </w:rPr>
-              <w:t>Uraian Pekerjaan</w:t>
-            </w:r>
+              <w:t>Uraian</w:t>
+            </w:r>
+            <w:proofErr w:type="spellEnd"/>
+            <w:r>
+              <w:rPr>
+                <w:rFonts w:ascii="Bookman Old Style" w:eastAsia="Bookman Old Style" w:hAnsi="Bookman Old Style" w:cs="Bookman Old Style"/>
+                <w:sz w:val="24"/>
+                <w:szCs w:val="24"/>
+                <w:lang w:val="en"/>
+              </w:rPr>
+              <w:t xml:space="preserve"> </w:t>
+            </w:r>
+            <w:proofErr w:type="spellStart"/>
+            <w:r>
+              <w:rPr>
+                <w:rFonts w:ascii="Bookman Old Style" w:eastAsia="Bookman Old Style" w:hAnsi="Bookman Old Style" w:cs="Bookman Old Style"/>
+                <w:sz w:val="24"/>
+                <w:szCs w:val="24"/>
+                <w:lang w:val="en"/>
+              </w:rPr>
+              <w:t>Pekerjaan</w:t>
+            </w:r>
+            <w:proofErr w:type="spellEnd"/>
           </w:p>
         </w:tc>
         <w:tc>
@@ -7017,8 +11212,19 @@
                 <w:szCs w:val="24"/>
                 <w:lang w:val="en"/>
               </w:rPr>
-              <w:t>Waktu Penyelesaian</w:t>
-            </w:r>
+              <w:t xml:space="preserve">Waktu </w:t>
+            </w:r>
+            <w:proofErr w:type="spellStart"/>
+            <w:r>
+              <w:rPr>
+                <w:rFonts w:ascii="Bookman Old Style" w:eastAsia="Bookman Old Style" w:hAnsi="Bookman Old Style" w:cs="Bookman Old Style"/>
+                <w:sz w:val="24"/>
+                <w:szCs w:val="24"/>
+                <w:lang w:val="en"/>
+              </w:rPr>
+              <w:t>Penyelesaian</w:t>
+            </w:r>
+            <w:proofErr w:type="spellEnd"/>
           </w:p>
         </w:tc>
         <w:tc>
@@ -7045,8 +11251,19 @@
                 <w:szCs w:val="24"/>
                 <w:lang w:val="en"/>
               </w:rPr>
-              <w:t>Target Pekerjaan</w:t>
-            </w:r>
+              <w:t xml:space="preserve">Target </w:t>
+            </w:r>
+            <w:proofErr w:type="spellStart"/>
+            <w:r>
+              <w:rPr>
+                <w:rFonts w:ascii="Bookman Old Style" w:eastAsia="Bookman Old Style" w:hAnsi="Bookman Old Style" w:cs="Bookman Old Style"/>
+                <w:sz w:val="24"/>
+                <w:szCs w:val="24"/>
+                <w:lang w:val="en"/>
+              </w:rPr>
+              <w:t>Pekerjaan</w:t>
+            </w:r>
+            <w:proofErr w:type="spellEnd"/>
           </w:p>
         </w:tc>
         <w:tc>
@@ -7066,6 +11283,7 @@
                 <w:lang w:val="en"/>
               </w:rPr>
             </w:pPr>
+            <w:proofErr w:type="spellStart"/>
             <w:r>
               <w:rPr>
                 <w:rFonts w:ascii="Bookman Old Style" w:eastAsia="Bookman Old Style" w:hAnsi="Bookman Old Style" w:cs="Bookman Old Style"/>
@@ -7073,8 +11291,29 @@
                 <w:szCs w:val="24"/>
                 <w:lang w:val="en"/>
               </w:rPr>
-              <w:t>Realisasi Pekerjaan</w:t>
-            </w:r>
+              <w:t>Realisasi</w:t>
+            </w:r>
+            <w:proofErr w:type="spellEnd"/>
+            <w:r>
+              <w:rPr>
+                <w:rFonts w:ascii="Bookman Old Style" w:eastAsia="Bookman Old Style" w:hAnsi="Bookman Old Style" w:cs="Bookman Old Style"/>
+                <w:sz w:val="24"/>
+                <w:szCs w:val="24"/>
+                <w:lang w:val="en"/>
+              </w:rPr>
+              <w:t xml:space="preserve"> </w:t>
+            </w:r>
+            <w:proofErr w:type="spellStart"/>
+            <w:r>
+              <w:rPr>
+                <w:rFonts w:ascii="Bookman Old Style" w:eastAsia="Bookman Old Style" w:hAnsi="Bookman Old Style" w:cs="Bookman Old Style"/>
+                <w:sz w:val="24"/>
+                <w:szCs w:val="24"/>
+                <w:lang w:val="en"/>
+              </w:rPr>
+              <w:t>Pekerjaan</w:t>
+            </w:r>
+            <w:proofErr w:type="spellEnd"/>
           </w:p>
         </w:tc>
         <w:tc>
@@ -7101,8 +11340,19 @@
                 <w:szCs w:val="24"/>
                 <w:lang w:val="en"/>
               </w:rPr>
-              <w:t>Nilai Perjanjian</w:t>
-            </w:r>
+              <w:t xml:space="preserve">Nilai </w:t>
+            </w:r>
+            <w:proofErr w:type="spellStart"/>
+            <w:r>
+              <w:rPr>
+                <w:rFonts w:ascii="Bookman Old Style" w:eastAsia="Bookman Old Style" w:hAnsi="Bookman Old Style" w:cs="Bookman Old Style"/>
+                <w:sz w:val="24"/>
+                <w:szCs w:val="24"/>
+                <w:lang w:val="en"/>
+              </w:rPr>
+              <w:t>Perjanjian</w:t>
+            </w:r>
+            <w:proofErr w:type="spellEnd"/>
           </w:p>
         </w:tc>
       </w:tr>
@@ -7165,6 +11415,7 @@
                 <w:lang w:val="en"/>
               </w:rPr>
             </w:pPr>
+            <w:proofErr w:type="spellStart"/>
             <w:r>
               <w:rPr>
                 <w:rFonts w:ascii="Bookman Old Style" w:eastAsia="Bookman Old Style" w:hAnsi="Bookman Old Style" w:cs="Bookman Old Style"/>
@@ -7174,6 +11425,7 @@
               </w:rPr>
               <w:t>Presentase</w:t>
             </w:r>
+            <w:proofErr w:type="spellEnd"/>
           </w:p>
         </w:tc>
         <w:tc>
@@ -7577,8 +11829,9 @@
                 <w:u w:val="single"/>
                 <w:lang w:val="en"/>
               </w:rPr>
-              <w:t>{sls_</w:t>
-            </w:r>
+              <w:t>{</w:t>
+            </w:r>
+            <w:proofErr w:type="spellStart"/>
             <w:r>
               <w:rPr>
                 <w:rFonts w:ascii="Bookman Old Style" w:eastAsia="Bookman Old Style" w:hAnsi="Bookman Old Style" w:cs="Bookman Old Style"/>
@@ -7589,8 +11842,21 @@
                 <w:u w:val="single"/>
                 <w:lang w:val="en"/>
               </w:rPr>
+              <w:t>sls_</w:t>
+            </w:r>
+            <w:r>
+              <w:rPr>
+                <w:rFonts w:ascii="Bookman Old Style" w:eastAsia="Bookman Old Style" w:hAnsi="Bookman Old Style" w:cs="Bookman Old Style"/>
+                <w:i/>
+                <w:iCs/>
+                <w:sz w:val="24"/>
+                <w:szCs w:val="24"/>
+                <w:u w:val="single"/>
+                <w:lang w:val="en"/>
+              </w:rPr>
               <w:t>total</w:t>
             </w:r>
+            <w:proofErr w:type="spellEnd"/>
             <w:r>
               <w:rPr>
                 <w:rFonts w:ascii="Bookman Old Style" w:eastAsia="Bookman Old Style" w:hAnsi="Bookman Old Style" w:cs="Bookman Old Style"/>
@@ -7649,7 +11915,67 @@
                 <w:szCs w:val="24"/>
                 <w:lang w:val="en"/>
               </w:rPr>
-              <w:t xml:space="preserve">Telah mencapai target pekerjaan sebesar </w:t>
+              <w:t xml:space="preserve">Telah </w:t>
+            </w:r>
+            <w:proofErr w:type="spellStart"/>
+            <w:r>
+              <w:rPr>
+                <w:rFonts w:ascii="Bookman Old Style" w:eastAsia="Bookman Old Style" w:hAnsi="Bookman Old Style" w:cs="Bookman Old Style"/>
+                <w:sz w:val="24"/>
+                <w:szCs w:val="24"/>
+                <w:lang w:val="en"/>
+              </w:rPr>
+              <w:t>mencapai</w:t>
+            </w:r>
+            <w:proofErr w:type="spellEnd"/>
+            <w:r>
+              <w:rPr>
+                <w:rFonts w:ascii="Bookman Old Style" w:eastAsia="Bookman Old Style" w:hAnsi="Bookman Old Style" w:cs="Bookman Old Style"/>
+                <w:sz w:val="24"/>
+                <w:szCs w:val="24"/>
+                <w:lang w:val="en"/>
+              </w:rPr>
+              <w:t xml:space="preserve"> target </w:t>
+            </w:r>
+            <w:proofErr w:type="spellStart"/>
+            <w:r>
+              <w:rPr>
+                <w:rFonts w:ascii="Bookman Old Style" w:eastAsia="Bookman Old Style" w:hAnsi="Bookman Old Style" w:cs="Bookman Old Style"/>
+                <w:sz w:val="24"/>
+                <w:szCs w:val="24"/>
+                <w:lang w:val="en"/>
+              </w:rPr>
+              <w:t>pekerjaan</w:t>
+            </w:r>
+            <w:proofErr w:type="spellEnd"/>
+            <w:r>
+              <w:rPr>
+                <w:rFonts w:ascii="Bookman Old Style" w:eastAsia="Bookman Old Style" w:hAnsi="Bookman Old Style" w:cs="Bookman Old Style"/>
+                <w:sz w:val="24"/>
+                <w:szCs w:val="24"/>
+                <w:lang w:val="en"/>
+              </w:rPr>
+              <w:t xml:space="preserve"> </w:t>
+            </w:r>
+            <w:proofErr w:type="spellStart"/>
+            <w:r>
+              <w:rPr>
+                <w:rFonts w:ascii="Bookman Old Style" w:eastAsia="Bookman Old Style" w:hAnsi="Bookman Old Style" w:cs="Bookman Old Style"/>
+                <w:sz w:val="24"/>
+                <w:szCs w:val="24"/>
+                <w:lang w:val="en"/>
+              </w:rPr>
+              <w:t>sebesar</w:t>
+            </w:r>
+            <w:proofErr w:type="spellEnd"/>
+            <w:r>
+              <w:rPr>
+                <w:rFonts w:ascii="Bookman Old Style" w:eastAsia="Bookman Old Style" w:hAnsi="Bookman Old Style" w:cs="Bookman Old Style"/>
+                <w:sz w:val="24"/>
+                <w:szCs w:val="24"/>
+                <w:lang w:val="en"/>
+              </w:rPr>
+              <w:t xml:space="preserve"> </w:t>
             </w:r>
             <w:r>
               <w:rPr>
@@ -7663,6 +11989,7 @@
               </w:rPr>
               <w:t>{</w:t>
             </w:r>
+            <w:proofErr w:type="spellStart"/>
             <w:r>
               <w:rPr>
                 <w:rFonts w:ascii="Bookman Old Style" w:eastAsia="Bookman Old Style" w:hAnsi="Bookman Old Style" w:cs="Bookman Old Style"/>
@@ -7687,6 +12014,7 @@
               </w:rPr>
               <w:t>_ongoing</w:t>
             </w:r>
+            <w:proofErr w:type="spellEnd"/>
             <w:r>
               <w:rPr>
                 <w:rFonts w:ascii="Bookman Old Style" w:eastAsia="Bookman Old Style" w:hAnsi="Bookman Old Style" w:cs="Bookman Old Style"/>
@@ -8114,6 +12442,7 @@
                 <w:lang w:val="en"/>
               </w:rPr>
             </w:pPr>
+            <w:proofErr w:type="spellStart"/>
             <w:r>
               <w:rPr>
                 <w:rFonts w:ascii="Bookman Old Style" w:eastAsia="Bookman Old Style" w:hAnsi="Bookman Old Style" w:cs="Bookman Old Style"/>
@@ -8121,7 +12450,17 @@
                 <w:szCs w:val="24"/>
                 <w:lang w:val="en"/>
               </w:rPr>
-              <w:t>Jumlah SLS/sub-SLS</w:t>
+              <w:t>Jumlah</w:t>
+            </w:r>
+            <w:proofErr w:type="spellEnd"/>
+            <w:r>
+              <w:rPr>
+                <w:rFonts w:ascii="Bookman Old Style" w:eastAsia="Bookman Old Style" w:hAnsi="Bookman Old Style" w:cs="Bookman Old Style"/>
+                <w:sz w:val="24"/>
+                <w:szCs w:val="24"/>
+                <w:lang w:val="en"/>
+              </w:rPr>
+              <w:t xml:space="preserve"> SLS/sub-SLS</w:t>
             </w:r>
           </w:p>
         </w:tc>
@@ -8269,7 +12608,27 @@
                 <w:szCs w:val="24"/>
                 <w:lang w:val="en"/>
               </w:rPr>
-              <w:t>{#peserta}{no}</w:t>
+              <w:t>{#</w:t>
+            </w:r>
+            <w:proofErr w:type="gramStart"/>
+            <w:r>
+              <w:rPr>
+                <w:rFonts w:ascii="Bookman Old Style" w:eastAsia="Bookman Old Style" w:hAnsi="Bookman Old Style" w:cs="Bookman Old Style"/>
+                <w:sz w:val="24"/>
+                <w:szCs w:val="24"/>
+                <w:lang w:val="en"/>
+              </w:rPr>
+              <w:t>peserta}{</w:t>
+            </w:r>
+            <w:proofErr w:type="gramEnd"/>
+            <w:r>
+              <w:rPr>
+                <w:rFonts w:ascii="Bookman Old Style" w:eastAsia="Bookman Old Style" w:hAnsi="Bookman Old Style" w:cs="Bookman Old Style"/>
+                <w:sz w:val="24"/>
+                <w:szCs w:val="24"/>
+                <w:lang w:val="en"/>
+              </w:rPr>
+              <w:t>no}</w:t>
             </w:r>
           </w:p>
         </w:tc>
@@ -8298,6 +12657,7 @@
               </w:rPr>
               <w:t>{</w:t>
             </w:r>
+            <w:proofErr w:type="spellStart"/>
             <w:r>
               <w:rPr>
                 <w:rFonts w:ascii="Bookman Old Style" w:eastAsia="Bookman Old Style" w:hAnsi="Bookman Old Style" w:cs="Bookman Old Style"/>
@@ -8307,6 +12667,7 @@
               </w:rPr>
               <w:t>kecamatan</w:t>
             </w:r>
+            <w:proofErr w:type="spellEnd"/>
             <w:r>
               <w:rPr>
                 <w:rFonts w:ascii="Bookman Old Style" w:eastAsia="Bookman Old Style" w:hAnsi="Bookman Old Style" w:cs="Bookman Old Style"/>
@@ -8341,7 +12702,27 @@
                 <w:szCs w:val="24"/>
                 <w:lang w:val="en"/>
               </w:rPr>
-              <w:t>{kelurahan}</w:t>
+              <w:t>{</w:t>
+            </w:r>
+            <w:proofErr w:type="spellStart"/>
+            <w:r>
+              <w:rPr>
+                <w:rFonts w:ascii="Bookman Old Style" w:eastAsia="Bookman Old Style" w:hAnsi="Bookman Old Style" w:cs="Bookman Old Style"/>
+                <w:sz w:val="24"/>
+                <w:szCs w:val="24"/>
+                <w:lang w:val="en"/>
+              </w:rPr>
+              <w:t>kelurahan</w:t>
+            </w:r>
+            <w:proofErr w:type="spellEnd"/>
+            <w:r>
+              <w:rPr>
+                <w:rFonts w:ascii="Bookman Old Style" w:eastAsia="Bookman Old Style" w:hAnsi="Bookman Old Style" w:cs="Bookman Old Style"/>
+                <w:sz w:val="24"/>
+                <w:szCs w:val="24"/>
+                <w:lang w:val="en"/>
+              </w:rPr>
+              <w:t>}</w:t>
             </w:r>
           </w:p>
         </w:tc>
@@ -8370,6 +12751,7 @@
               </w:rPr>
               <w:t>{</w:t>
             </w:r>
+            <w:proofErr w:type="spellStart"/>
             <w:r>
               <w:rPr>
                 <w:rFonts w:ascii="Bookman Old Style" w:eastAsia="Bookman Old Style" w:hAnsi="Bookman Old Style" w:cs="Bookman Old Style"/>
@@ -8379,6 +12761,7 @@
               </w:rPr>
               <w:t>jumlah</w:t>
             </w:r>
+            <w:proofErr w:type="spellEnd"/>
             <w:r>
               <w:rPr>
                 <w:rFonts w:ascii="Bookman Old Style" w:eastAsia="Bookman Old Style" w:hAnsi="Bookman Old Style" w:cs="Bookman Old Style"/>
@@ -8406,6 +12789,7 @@
               </w:rPr>
               <w:t>/</w:t>
             </w:r>
+            <w:proofErr w:type="spellStart"/>
             <w:r>
               <w:rPr>
                 <w:rFonts w:ascii="Bookman Old Style" w:eastAsia="Bookman Old Style" w:hAnsi="Bookman Old Style" w:cs="Bookman Old Style"/>
@@ -8415,6 +12799,7 @@
               </w:rPr>
               <w:t>peserta</w:t>
             </w:r>
+            <w:proofErr w:type="spellEnd"/>
             <w:r>
               <w:rPr>
                 <w:rFonts w:ascii="Bookman Old Style" w:eastAsia="Bookman Old Style" w:hAnsi="Bookman Old Style" w:cs="Bookman Old Style"/>
@@ -8454,14 +12839,45 @@
           <w:lang w:val="en"/>
         </w:rPr>
       </w:pPr>
-      <w:r>
-        <w:rPr>
-          <w:rFonts w:ascii="Bookman Old Style" w:eastAsia="Bookman Old Style" w:hAnsi="Bookman Old Style" w:cs="Bookman Old Style"/>
-          <w:sz w:val="24"/>
-          <w:szCs w:val="24"/>
-          <w:lang w:val="en"/>
-        </w:rPr>
-        <w:t>Screenshoot Aplikasi Fasih</w:t>
+      <w:proofErr w:type="spellStart"/>
+      <w:r>
+        <w:rPr>
+          <w:rFonts w:ascii="Bookman Old Style" w:eastAsia="Bookman Old Style" w:hAnsi="Bookman Old Style" w:cs="Bookman Old Style"/>
+          <w:sz w:val="24"/>
+          <w:szCs w:val="24"/>
+          <w:lang w:val="en"/>
+        </w:rPr>
+        <w:t>Screenshoot</w:t>
+      </w:r>
+      <w:proofErr w:type="spellEnd"/>
+      <w:r>
+        <w:rPr>
+          <w:rFonts w:ascii="Bookman Old Style" w:eastAsia="Bookman Old Style" w:hAnsi="Bookman Old Style" w:cs="Bookman Old Style"/>
+          <w:sz w:val="24"/>
+          <w:szCs w:val="24"/>
+          <w:lang w:val="en"/>
+        </w:rPr>
+        <w:t xml:space="preserve"> </w:t>
+      </w:r>
+      <w:proofErr w:type="spellStart"/>
+      <w:r>
+        <w:rPr>
+          <w:rFonts w:ascii="Bookman Old Style" w:eastAsia="Bookman Old Style" w:hAnsi="Bookman Old Style" w:cs="Bookman Old Style"/>
+          <w:sz w:val="24"/>
+          <w:szCs w:val="24"/>
+          <w:lang w:val="en"/>
+        </w:rPr>
+        <w:t>Aplikasi</w:t>
+      </w:r>
+      <w:proofErr w:type="spellEnd"/>
+      <w:r>
+        <w:rPr>
+          <w:rFonts w:ascii="Bookman Old Style" w:eastAsia="Bookman Old Style" w:hAnsi="Bookman Old Style" w:cs="Bookman Old Style"/>
+          <w:sz w:val="24"/>
+          <w:szCs w:val="24"/>
+          <w:lang w:val="en"/>
+        </w:rPr>
+        <w:t xml:space="preserve"> Fasih</w:t>
       </w:r>
     </w:p>
     <w:p>
@@ -8495,14 +12911,25 @@
         </w:rPr>
         <w:t>%</w:t>
       </w:r>
-      <w:r>
-        <w:rPr>
-          <w:rFonts w:ascii="Bookman Old Style" w:eastAsia="Bookman Old Style" w:hAnsi="Bookman Old Style" w:cs="Bookman Old Style"/>
-          <w:sz w:val="24"/>
-          <w:szCs w:val="24"/>
-          <w:lang w:val="en"/>
-        </w:rPr>
-        <w:t>halaman_depan}</w:t>
+      <w:proofErr w:type="spellStart"/>
+      <w:r>
+        <w:rPr>
+          <w:rFonts w:ascii="Bookman Old Style" w:eastAsia="Bookman Old Style" w:hAnsi="Bookman Old Style" w:cs="Bookman Old Style"/>
+          <w:sz w:val="24"/>
+          <w:szCs w:val="24"/>
+          <w:lang w:val="en"/>
+        </w:rPr>
+        <w:t>halaman_depan</w:t>
+      </w:r>
+      <w:proofErr w:type="spellEnd"/>
+      <w:r>
+        <w:rPr>
+          <w:rFonts w:ascii="Bookman Old Style" w:eastAsia="Bookman Old Style" w:hAnsi="Bookman Old Style" w:cs="Bookman Old Style"/>
+          <w:sz w:val="24"/>
+          <w:szCs w:val="24"/>
+          <w:lang w:val="en"/>
+        </w:rPr>
+        <w:t>}</w:t>
       </w:r>
     </w:p>
     <w:tbl>
@@ -8543,7 +12970,23 @@
                 <w:rFonts w:ascii="Arial" w:eastAsia="Arial" w:hAnsi="Arial"/>
                 <w:sz w:val="16"/>
               </w:rPr>
-              <w:t>{#foto_rows}{%foto1}</w:t>
+              <w:t>{#foto_</w:t>
+            </w:r>
+            <w:proofErr w:type="gramStart"/>
+            <w:r>
+              <w:rPr>
+                <w:rFonts w:ascii="Arial" w:eastAsia="Arial" w:hAnsi="Arial"/>
+                <w:sz w:val="16"/>
+              </w:rPr>
+              <w:t>rows}{</w:t>
+            </w:r>
+            <w:proofErr w:type="gramEnd"/>
+            <w:r>
+              <w:rPr>
+                <w:rFonts w:ascii="Arial" w:eastAsia="Arial" w:hAnsi="Arial"/>
+                <w:sz w:val="16"/>
+              </w:rPr>
+              <w:t>%foto1}</w:t>
             </w:r>
           </w:p>
         </w:tc>
@@ -8593,7 +13036,39 @@
                 <w:rFonts w:ascii="Arial" w:eastAsia="Arial" w:hAnsi="Arial"/>
                 <w:sz w:val="16"/>
               </w:rPr>
-              <w:t>{%foto3}{/foto_rows}</w:t>
+              <w:t>{%foto</w:t>
+            </w:r>
+            <w:proofErr w:type="gramStart"/>
+            <w:r>
+              <w:rPr>
+                <w:rFonts w:ascii="Arial" w:eastAsia="Arial" w:hAnsi="Arial"/>
+                <w:sz w:val="16"/>
+              </w:rPr>
+              <w:t>3}{</w:t>
+            </w:r>
+            <w:proofErr w:type="gramEnd"/>
+            <w:r>
+              <w:rPr>
+                <w:rFonts w:ascii="Arial" w:eastAsia="Arial" w:hAnsi="Arial"/>
+                <w:sz w:val="16"/>
+              </w:rPr>
+              <w:t>/</w:t>
+            </w:r>
+            <w:proofErr w:type="spellStart"/>
+            <w:r>
+              <w:rPr>
+                <w:rFonts w:ascii="Arial" w:eastAsia="Arial" w:hAnsi="Arial"/>
+                <w:sz w:val="16"/>
+              </w:rPr>
+              <w:t>foto_rows</w:t>
+            </w:r>
+            <w:proofErr w:type="spellEnd"/>
+            <w:r>
+              <w:rPr>
+                <w:rFonts w:ascii="Arial" w:eastAsia="Arial" w:hAnsi="Arial"/>
+                <w:sz w:val="16"/>
+              </w:rPr>
+              <w:t>}</w:t>
             </w:r>
           </w:p>
         </w:tc>
@@ -8772,6 +13247,7 @@
               </w:rPr>
               <w:t>{</w:t>
             </w:r>
+            <w:proofErr w:type="spellStart"/>
             <w:r>
               <w:rPr>
                 <w:rFonts w:ascii="Bookman Old Style" w:eastAsia="Bookman Old Style" w:hAnsi="Bookman Old Style" w:cs="Bookman Old Style"/>
@@ -8781,6 +13257,7 @@
               </w:rPr>
               <w:t>nama_petugas</w:t>
             </w:r>
+            <w:proofErr w:type="spellEnd"/>
             <w:r>
               <w:rPr>
                 <w:rFonts w:ascii="Bookman Old Style" w:eastAsia="Bookman Old Style" w:hAnsi="Bookman Old Style" w:cs="Bookman Old Style"/>
@@ -8958,3042 +13435,6 @@
         </w:rPr>
       </w:pPr>
     </w:p>
-    <w:p>
-      <w:pPr>
-        <w:widowControl w:val="0"/>
-        <w:spacing w:after="0" w:line="240" w:lineRule="auto"/>
-        <w:rPr>
-          <w:rFonts w:ascii="Bookman Old Style" w:eastAsia="Bookman Old Style" w:hAnsi="Bookman Old Style" w:cs="Bookman Old Style"/>
-          <w:sz w:val="24"/>
-          <w:szCs w:val="24"/>
-          <w:lang w:val="en"/>
-        </w:rPr>
-      </w:pPr>
-    </w:p>
-    <w:p>
-      <w:pPr>
-        <w:widowControl w:val="0"/>
-        <w:spacing w:after="0" w:line="240" w:lineRule="auto"/>
-        <w:rPr>
-          <w:rFonts w:ascii="Bookman Old Style" w:eastAsia="Bookman Old Style" w:hAnsi="Bookman Old Style" w:cs="Bookman Old Style"/>
-          <w:sz w:val="24"/>
-          <w:szCs w:val="24"/>
-          <w:lang w:val="en"/>
-        </w:rPr>
-      </w:pPr>
-    </w:p>
-    <w:p>
-      <w:pPr>
-        <w:spacing w:after="0" w:line="240" w:lineRule="auto"/>
-        <w:rPr>
-          <w:rFonts w:ascii="Bookman Old Style" w:eastAsia="Bookman Old Style" w:hAnsi="Bookman Old Style" w:cs="Bookman Old Style"/>
-          <w:sz w:val="24"/>
-          <w:szCs w:val="24"/>
-        </w:rPr>
-        <w:sectPr>
-          <w:pgSz w:w="16834" w:h="11909" w:orient="landscape"/>
-          <w:pgMar w:top="1440" w:right="1440" w:bottom="1440" w:left="1440" w:header="720" w:footer="720" w:gutter="0"/>
-          <w:pgNumType w:start="3"/>
-          <w:cols w:space="720"/>
-        </w:sectPr>
-      </w:pPr>
-    </w:p>
-    <w:tbl>
-      <w:tblPr>
-        <w:tblW w:w="5000" w:type="pct"/>
-        <w:tblLook w:val="04A0" w:firstRow="1" w:lastRow="0" w:firstColumn="1" w:lastColumn="0" w:noHBand="0" w:noVBand="1"/>
-      </w:tblPr>
-      <w:tblGrid>
-        <w:gridCol w:w="13954"/>
-      </w:tblGrid>
-      <w:tr>
-        <w:trPr>
-          <w:trHeight w:val="480"/>
-        </w:trPr>
-        <w:tc>
-          <w:tcPr>
-            <w:tcW w:w="5000" w:type="pct"/>
-            <w:tcBorders>
-              <w:top w:val="nil"/>
-              <w:left w:val="nil"/>
-              <w:bottom w:val="nil"/>
-              <w:right w:val="nil"/>
-            </w:tcBorders>
-            <w:noWrap/>
-            <w:vAlign w:val="center"/>
-            <w:hideMark/>
-          </w:tcPr>
-          <w:p>
-            <w:pPr>
-              <w:spacing w:after="0" w:line="240" w:lineRule="auto"/>
-              <w:jc w:val="center"/>
-              <w:rPr>
-                <w:rFonts w:ascii="Arial" w:eastAsia="Times New Roman" w:hAnsi="Arial" w:cs="Arial"/>
-                <w:b/>
-                <w:bCs/>
-                <w:color w:val="000000"/>
-                <w:lang w:val="sv-SE"/>
-              </w:rPr>
-            </w:pPr>
-            <w:r>
-              <w:rPr>
-                <w:rFonts w:ascii="Arial" w:eastAsia="Times New Roman" w:hAnsi="Arial" w:cs="Arial"/>
-                <w:b/>
-                <w:bCs/>
-                <w:color w:val="000000"/>
-                <w:lang w:val="sv-SE"/>
-              </w:rPr>
-              <w:lastRenderedPageBreak/>
-              <w:t>Beban Kerja Petugas Lapangan SE2026</w:t>
-            </w:r>
-          </w:p>
-        </w:tc>
-      </w:tr>
-      <w:tr>
-        <w:trPr>
-          <w:trHeight w:val="480"/>
-        </w:trPr>
-        <w:tc>
-          <w:tcPr>
-            <w:tcW w:w="5000" w:type="pct"/>
-            <w:tcBorders>
-              <w:top w:val="nil"/>
-              <w:left w:val="nil"/>
-              <w:bottom w:val="nil"/>
-              <w:right w:val="nil"/>
-            </w:tcBorders>
-            <w:noWrap/>
-            <w:vAlign w:val="center"/>
-            <w:hideMark/>
-          </w:tcPr>
-          <w:p>
-            <w:pPr>
-              <w:spacing w:after="0" w:line="240" w:lineRule="auto"/>
-              <w:jc w:val="center"/>
-              <w:rPr>
-                <w:rFonts w:ascii="Arial" w:eastAsia="Times New Roman" w:hAnsi="Arial" w:cs="Arial"/>
-                <w:b/>
-                <w:bCs/>
-                <w:color w:val="000000"/>
-                <w:lang w:val="sv-SE"/>
-              </w:rPr>
-            </w:pPr>
-            <w:r>
-              <w:rPr>
-                <w:rFonts w:ascii="Arial" w:eastAsia="Times New Roman" w:hAnsi="Arial" w:cs="Arial"/>
-                <w:b/>
-                <w:bCs/>
-                <w:color w:val="000000"/>
-                <w:lang w:val="sv-SE"/>
-              </w:rPr>
-              <w:t>Kota Jakarta Timur Provinsi DKI Jakarta</w:t>
-            </w:r>
-          </w:p>
-        </w:tc>
-      </w:tr>
-    </w:tbl>
-    <w:p>
-      <w:pPr>
-        <w:rPr>
-          <w:lang w:val="sv-SE"/>
-        </w:rPr>
-      </w:pPr>
-    </w:p>
-    <w:tbl>
-      <w:tblPr>
-        <w:tblW w:w="5000" w:type="pct"/>
-        <w:tblLook w:val="04A0" w:firstRow="1" w:lastRow="0" w:firstColumn="1" w:lastColumn="0" w:noHBand="0" w:noVBand="1"/>
-      </w:tblPr>
-      <w:tblGrid>
-        <w:gridCol w:w="850"/>
-        <w:gridCol w:w="915"/>
-        <w:gridCol w:w="904"/>
-        <w:gridCol w:w="701"/>
-        <w:gridCol w:w="690"/>
-        <w:gridCol w:w="1010"/>
-        <w:gridCol w:w="962"/>
-        <w:gridCol w:w="659"/>
-        <w:gridCol w:w="840"/>
-        <w:gridCol w:w="734"/>
-        <w:gridCol w:w="755"/>
-        <w:gridCol w:w="1053"/>
-        <w:gridCol w:w="946"/>
-        <w:gridCol w:w="968"/>
-        <w:gridCol w:w="1213"/>
-        <w:gridCol w:w="744"/>
-      </w:tblGrid>
-      <w:tr>
-        <w:trPr>
-          <w:trHeight w:val="618"/>
-        </w:trPr>
-        <w:tc>
-          <w:tcPr>
-            <w:tcW w:w="305" w:type="pct"/>
-            <w:vMerge w:val="restart"/>
-            <w:tcBorders>
-              <w:top w:val="single" w:sz="4" w:space="0" w:color="auto"/>
-              <w:left w:val="single" w:sz="4" w:space="0" w:color="auto"/>
-              <w:bottom w:val="single" w:sz="4" w:space="0" w:color="000000"/>
-              <w:right w:val="single" w:sz="4" w:space="0" w:color="auto"/>
-            </w:tcBorders>
-            <w:vAlign w:val="center"/>
-            <w:hideMark/>
-          </w:tcPr>
-          <w:p>
-            <w:pPr>
-              <w:spacing w:after="0" w:line="240" w:lineRule="auto"/>
-              <w:jc w:val="center"/>
-              <w:rPr>
-                <w:rFonts w:ascii="Arial" w:eastAsia="Times New Roman" w:hAnsi="Arial" w:cs="Arial"/>
-                <w:b/>
-                <w:bCs/>
-                <w:color w:val="000000"/>
-                <w:sz w:val="16"/>
-                <w:szCs w:val="16"/>
-              </w:rPr>
-            </w:pPr>
-            <w:r>
-              <w:rPr>
-                <w:rFonts w:ascii="Arial" w:eastAsia="Times New Roman" w:hAnsi="Arial" w:cs="Arial"/>
-                <w:b/>
-                <w:bCs/>
-                <w:color w:val="000000"/>
-                <w:sz w:val="16"/>
-                <w:szCs w:val="16"/>
-              </w:rPr>
-              <w:t>No</w:t>
-            </w:r>
-          </w:p>
-        </w:tc>
-        <w:tc>
-          <w:tcPr>
-            <w:tcW w:w="652" w:type="pct"/>
-            <w:gridSpan w:val="2"/>
-            <w:tcBorders>
-              <w:top w:val="single" w:sz="4" w:space="0" w:color="auto"/>
-              <w:left w:val="nil"/>
-              <w:bottom w:val="single" w:sz="4" w:space="0" w:color="auto"/>
-              <w:right w:val="single" w:sz="4" w:space="0" w:color="auto"/>
-            </w:tcBorders>
-            <w:vAlign w:val="center"/>
-            <w:hideMark/>
-          </w:tcPr>
-          <w:p>
-            <w:pPr>
-              <w:spacing w:after="0" w:line="240" w:lineRule="auto"/>
-              <w:jc w:val="center"/>
-              <w:rPr>
-                <w:rFonts w:ascii="Arial" w:eastAsia="Times New Roman" w:hAnsi="Arial" w:cs="Arial"/>
-                <w:b/>
-                <w:bCs/>
-                <w:color w:val="000000"/>
-                <w:sz w:val="16"/>
-                <w:szCs w:val="16"/>
-              </w:rPr>
-            </w:pPr>
-            <w:r>
-              <w:rPr>
-                <w:rFonts w:ascii="Arial" w:eastAsia="Times New Roman" w:hAnsi="Arial" w:cs="Arial"/>
-                <w:b/>
-                <w:bCs/>
-                <w:color w:val="000000"/>
-                <w:sz w:val="16"/>
-                <w:szCs w:val="16"/>
-              </w:rPr>
-              <w:t>PML</w:t>
-            </w:r>
-          </w:p>
-        </w:tc>
-        <w:tc>
-          <w:tcPr>
-            <w:tcW w:w="499" w:type="pct"/>
-            <w:gridSpan w:val="2"/>
-            <w:tcBorders>
-              <w:top w:val="single" w:sz="4" w:space="0" w:color="auto"/>
-              <w:left w:val="nil"/>
-              <w:bottom w:val="single" w:sz="4" w:space="0" w:color="auto"/>
-              <w:right w:val="single" w:sz="4" w:space="0" w:color="auto"/>
-            </w:tcBorders>
-            <w:vAlign w:val="center"/>
-            <w:hideMark/>
-          </w:tcPr>
-          <w:p>
-            <w:pPr>
-              <w:spacing w:after="0" w:line="240" w:lineRule="auto"/>
-              <w:jc w:val="center"/>
-              <w:rPr>
-                <w:rFonts w:ascii="Arial" w:eastAsia="Times New Roman" w:hAnsi="Arial" w:cs="Arial"/>
-                <w:b/>
-                <w:bCs/>
-                <w:color w:val="000000"/>
-                <w:sz w:val="16"/>
-                <w:szCs w:val="16"/>
-              </w:rPr>
-            </w:pPr>
-            <w:r>
-              <w:rPr>
-                <w:rFonts w:ascii="Arial" w:eastAsia="Times New Roman" w:hAnsi="Arial" w:cs="Arial"/>
-                <w:b/>
-                <w:bCs/>
-                <w:color w:val="000000"/>
-                <w:sz w:val="16"/>
-                <w:szCs w:val="16"/>
-              </w:rPr>
-              <w:t>PPL</w:t>
-            </w:r>
-          </w:p>
-        </w:tc>
-        <w:tc>
-          <w:tcPr>
-            <w:tcW w:w="362" w:type="pct"/>
-            <w:vMerge w:val="restart"/>
-            <w:tcBorders>
-              <w:top w:val="single" w:sz="4" w:space="0" w:color="auto"/>
-              <w:left w:val="single" w:sz="4" w:space="0" w:color="auto"/>
-              <w:bottom w:val="single" w:sz="4" w:space="0" w:color="000000"/>
-              <w:right w:val="single" w:sz="4" w:space="0" w:color="auto"/>
-            </w:tcBorders>
-            <w:vAlign w:val="center"/>
-            <w:hideMark/>
-          </w:tcPr>
-          <w:p>
-            <w:pPr>
-              <w:spacing w:after="0" w:line="240" w:lineRule="auto"/>
-              <w:jc w:val="center"/>
-              <w:rPr>
-                <w:rFonts w:ascii="Arial" w:eastAsia="Times New Roman" w:hAnsi="Arial" w:cs="Arial"/>
-                <w:b/>
-                <w:bCs/>
-                <w:color w:val="000000"/>
-                <w:sz w:val="16"/>
-                <w:szCs w:val="16"/>
-              </w:rPr>
-            </w:pPr>
-            <w:r>
-              <w:rPr>
-                <w:rFonts w:ascii="Arial" w:eastAsia="Times New Roman" w:hAnsi="Arial" w:cs="Arial"/>
-                <w:b/>
-                <w:bCs/>
-                <w:color w:val="000000"/>
-                <w:sz w:val="16"/>
-                <w:szCs w:val="16"/>
-              </w:rPr>
-              <w:t xml:space="preserve">[Kode] </w:t>
-            </w:r>
-            <w:r>
-              <w:rPr>
-                <w:rFonts w:ascii="Arial" w:eastAsia="Times New Roman" w:hAnsi="Arial" w:cs="Arial"/>
-                <w:b/>
-                <w:bCs/>
-                <w:color w:val="000000"/>
-                <w:sz w:val="16"/>
-                <w:szCs w:val="16"/>
-              </w:rPr>
-              <w:br/>
-              <w:t>KEC</w:t>
-            </w:r>
-          </w:p>
-        </w:tc>
-        <w:tc>
-          <w:tcPr>
-            <w:tcW w:w="345" w:type="pct"/>
-            <w:vMerge w:val="restart"/>
-            <w:tcBorders>
-              <w:top w:val="single" w:sz="4" w:space="0" w:color="auto"/>
-              <w:left w:val="single" w:sz="4" w:space="0" w:color="auto"/>
-              <w:bottom w:val="single" w:sz="4" w:space="0" w:color="000000"/>
-              <w:right w:val="single" w:sz="4" w:space="0" w:color="auto"/>
-            </w:tcBorders>
-            <w:vAlign w:val="center"/>
-            <w:hideMark/>
-          </w:tcPr>
-          <w:p>
-            <w:pPr>
-              <w:spacing w:after="0" w:line="240" w:lineRule="auto"/>
-              <w:jc w:val="center"/>
-              <w:rPr>
-                <w:rFonts w:ascii="Arial" w:eastAsia="Times New Roman" w:hAnsi="Arial" w:cs="Arial"/>
-                <w:b/>
-                <w:bCs/>
-                <w:color w:val="000000"/>
-                <w:sz w:val="16"/>
-                <w:szCs w:val="16"/>
-              </w:rPr>
-            </w:pPr>
-            <w:r>
-              <w:rPr>
-                <w:rFonts w:ascii="Arial" w:eastAsia="Times New Roman" w:hAnsi="Arial" w:cs="Arial"/>
-                <w:b/>
-                <w:bCs/>
-                <w:color w:val="000000"/>
-                <w:sz w:val="16"/>
-                <w:szCs w:val="16"/>
-              </w:rPr>
-              <w:t xml:space="preserve">[Kode] </w:t>
-            </w:r>
-            <w:r>
-              <w:rPr>
-                <w:rFonts w:ascii="Arial" w:eastAsia="Times New Roman" w:hAnsi="Arial" w:cs="Arial"/>
-                <w:b/>
-                <w:bCs/>
-                <w:color w:val="000000"/>
-                <w:sz w:val="16"/>
-                <w:szCs w:val="16"/>
-              </w:rPr>
-              <w:br/>
-              <w:t>DESA/LURAH</w:t>
-            </w:r>
-          </w:p>
-        </w:tc>
-        <w:tc>
-          <w:tcPr>
-            <w:tcW w:w="236" w:type="pct"/>
-            <w:vMerge w:val="restart"/>
-            <w:tcBorders>
-              <w:top w:val="single" w:sz="4" w:space="0" w:color="auto"/>
-              <w:left w:val="single" w:sz="4" w:space="0" w:color="auto"/>
-              <w:bottom w:val="single" w:sz="4" w:space="0" w:color="000000"/>
-              <w:right w:val="single" w:sz="4" w:space="0" w:color="auto"/>
-            </w:tcBorders>
-            <w:vAlign w:val="center"/>
-            <w:hideMark/>
-          </w:tcPr>
-          <w:p>
-            <w:pPr>
-              <w:spacing w:after="0" w:line="240" w:lineRule="auto"/>
-              <w:jc w:val="center"/>
-              <w:rPr>
-                <w:rFonts w:ascii="Arial" w:eastAsia="Times New Roman" w:hAnsi="Arial" w:cs="Arial"/>
-                <w:b/>
-                <w:bCs/>
-                <w:color w:val="000000"/>
-                <w:sz w:val="16"/>
-                <w:szCs w:val="16"/>
-              </w:rPr>
-            </w:pPr>
-            <w:r>
-              <w:rPr>
-                <w:rFonts w:ascii="Arial" w:eastAsia="Times New Roman" w:hAnsi="Arial" w:cs="Arial"/>
-                <w:b/>
-                <w:bCs/>
-                <w:color w:val="000000"/>
-                <w:sz w:val="16"/>
-                <w:szCs w:val="16"/>
-              </w:rPr>
-              <w:t>[Kode]</w:t>
-            </w:r>
-            <w:r>
-              <w:rPr>
-                <w:rFonts w:ascii="Arial" w:eastAsia="Times New Roman" w:hAnsi="Arial" w:cs="Arial"/>
-                <w:b/>
-                <w:bCs/>
-                <w:color w:val="000000"/>
-                <w:sz w:val="16"/>
-                <w:szCs w:val="16"/>
-              </w:rPr>
-              <w:br/>
-              <w:t>SLS/Sub-SLS</w:t>
-            </w:r>
-          </w:p>
-        </w:tc>
-        <w:tc>
-          <w:tcPr>
-            <w:tcW w:w="835" w:type="pct"/>
-            <w:gridSpan w:val="3"/>
-            <w:tcBorders>
-              <w:top w:val="single" w:sz="4" w:space="0" w:color="auto"/>
-              <w:left w:val="nil"/>
-              <w:bottom w:val="single" w:sz="4" w:space="0" w:color="auto"/>
-              <w:right w:val="single" w:sz="4" w:space="0" w:color="auto"/>
-            </w:tcBorders>
-            <w:vAlign w:val="center"/>
-            <w:hideMark/>
-          </w:tcPr>
-          <w:p>
-            <w:pPr>
-              <w:spacing w:after="0" w:line="240" w:lineRule="auto"/>
-              <w:jc w:val="center"/>
-              <w:rPr>
-                <w:rFonts w:ascii="Arial" w:eastAsia="Times New Roman" w:hAnsi="Arial" w:cs="Arial"/>
-                <w:b/>
-                <w:bCs/>
-                <w:color w:val="000000"/>
-                <w:sz w:val="16"/>
-                <w:szCs w:val="16"/>
-              </w:rPr>
-            </w:pPr>
-            <w:r>
-              <w:rPr>
-                <w:rFonts w:ascii="Arial" w:eastAsia="Times New Roman" w:hAnsi="Arial" w:cs="Arial"/>
-                <w:b/>
-                <w:bCs/>
-                <w:color w:val="000000"/>
-                <w:sz w:val="16"/>
-                <w:szCs w:val="16"/>
-              </w:rPr>
-              <w:t>Target Prelist Awal *)</w:t>
-            </w:r>
-          </w:p>
-        </w:tc>
-        <w:tc>
-          <w:tcPr>
-            <w:tcW w:w="1064" w:type="pct"/>
-            <w:gridSpan w:val="3"/>
-            <w:tcBorders>
-              <w:top w:val="single" w:sz="4" w:space="0" w:color="auto"/>
-              <w:left w:val="nil"/>
-              <w:bottom w:val="single" w:sz="4" w:space="0" w:color="auto"/>
-              <w:right w:val="single" w:sz="4" w:space="0" w:color="auto"/>
-            </w:tcBorders>
-            <w:vAlign w:val="center"/>
-            <w:hideMark/>
-          </w:tcPr>
-          <w:p>
-            <w:pPr>
-              <w:spacing w:after="0" w:line="240" w:lineRule="auto"/>
-              <w:jc w:val="center"/>
-              <w:rPr>
-                <w:rFonts w:ascii="Arial" w:eastAsia="Times New Roman" w:hAnsi="Arial" w:cs="Arial"/>
-                <w:b/>
-                <w:bCs/>
-                <w:color w:val="000000"/>
-                <w:sz w:val="16"/>
-                <w:szCs w:val="16"/>
-              </w:rPr>
-            </w:pPr>
-            <w:r>
-              <w:rPr>
-                <w:rFonts w:ascii="Arial" w:eastAsia="Times New Roman" w:hAnsi="Arial" w:cs="Arial"/>
-                <w:b/>
-                <w:bCs/>
-                <w:color w:val="000000"/>
-                <w:sz w:val="16"/>
-                <w:szCs w:val="16"/>
-              </w:rPr>
-              <w:t>Realisasi</w:t>
-            </w:r>
-          </w:p>
-        </w:tc>
-        <w:tc>
-          <w:tcPr>
-            <w:tcW w:w="435" w:type="pct"/>
-            <w:vMerge w:val="restart"/>
-            <w:tcBorders>
-              <w:top w:val="single" w:sz="4" w:space="0" w:color="auto"/>
-              <w:left w:val="single" w:sz="4" w:space="0" w:color="auto"/>
-              <w:bottom w:val="single" w:sz="4" w:space="0" w:color="000000"/>
-              <w:right w:val="nil"/>
-            </w:tcBorders>
-            <w:vAlign w:val="center"/>
-            <w:hideMark/>
-          </w:tcPr>
-          <w:p>
-            <w:pPr>
-              <w:spacing w:after="0" w:line="240" w:lineRule="auto"/>
-              <w:jc w:val="center"/>
-              <w:rPr>
-                <w:rFonts w:ascii="Arial" w:eastAsia="Times New Roman" w:hAnsi="Arial" w:cs="Arial"/>
-                <w:b/>
-                <w:bCs/>
-                <w:color w:val="000000"/>
-                <w:sz w:val="16"/>
-                <w:szCs w:val="16"/>
-              </w:rPr>
-            </w:pPr>
-            <w:r>
-              <w:rPr>
-                <w:rFonts w:ascii="Arial" w:eastAsia="Times New Roman" w:hAnsi="Arial" w:cs="Arial"/>
-                <w:b/>
-                <w:bCs/>
-                <w:color w:val="000000"/>
-                <w:sz w:val="16"/>
-                <w:szCs w:val="16"/>
-              </w:rPr>
-              <w:t>Persentase (%)</w:t>
-            </w:r>
-          </w:p>
-        </w:tc>
-        <w:tc>
-          <w:tcPr>
-            <w:tcW w:w="267" w:type="pct"/>
-            <w:vMerge w:val="restart"/>
-            <w:tcBorders>
-              <w:top w:val="single" w:sz="4" w:space="0" w:color="auto"/>
-              <w:left w:val="single" w:sz="4" w:space="0" w:color="auto"/>
-              <w:bottom w:val="single" w:sz="4" w:space="0" w:color="000000"/>
-              <w:right w:val="single" w:sz="4" w:space="0" w:color="auto"/>
-            </w:tcBorders>
-            <w:noWrap/>
-            <w:vAlign w:val="center"/>
-            <w:hideMark/>
-          </w:tcPr>
-          <w:p>
-            <w:pPr>
-              <w:spacing w:after="0" w:line="240" w:lineRule="auto"/>
-              <w:jc w:val="center"/>
-              <w:rPr>
-                <w:rFonts w:ascii="Arial" w:eastAsia="Times New Roman" w:hAnsi="Arial" w:cs="Arial"/>
-                <w:b/>
-                <w:bCs/>
-                <w:color w:val="000000"/>
-                <w:sz w:val="16"/>
-                <w:szCs w:val="16"/>
-              </w:rPr>
-            </w:pPr>
-            <w:r>
-              <w:rPr>
-                <w:rFonts w:ascii="Arial" w:eastAsia="Times New Roman" w:hAnsi="Arial" w:cs="Arial"/>
-                <w:b/>
-                <w:bCs/>
-                <w:color w:val="000000"/>
-                <w:sz w:val="16"/>
-                <w:szCs w:val="16"/>
-              </w:rPr>
-              <w:t>Keterangan</w:t>
-            </w:r>
-          </w:p>
-        </w:tc>
-      </w:tr>
-      <w:tr>
-        <w:trPr>
-          <w:trHeight w:val="408"/>
-        </w:trPr>
-        <w:tc>
-          <w:tcPr>
-            <w:tcW w:w="305" w:type="pct"/>
-            <w:vMerge/>
-            <w:tcBorders>
-              <w:top w:val="single" w:sz="4" w:space="0" w:color="auto"/>
-              <w:left w:val="single" w:sz="4" w:space="0" w:color="auto"/>
-              <w:bottom w:val="single" w:sz="4" w:space="0" w:color="000000"/>
-              <w:right w:val="single" w:sz="4" w:space="0" w:color="auto"/>
-            </w:tcBorders>
-            <w:vAlign w:val="center"/>
-            <w:hideMark/>
-          </w:tcPr>
-          <w:p>
-            <w:pPr>
-              <w:spacing w:after="0" w:line="240" w:lineRule="auto"/>
-              <w:rPr>
-                <w:rFonts w:ascii="Arial" w:eastAsia="Times New Roman" w:hAnsi="Arial" w:cs="Arial"/>
-                <w:b/>
-                <w:bCs/>
-                <w:color w:val="000000"/>
-                <w:sz w:val="16"/>
-                <w:szCs w:val="16"/>
-              </w:rPr>
-            </w:pPr>
-          </w:p>
-        </w:tc>
-        <w:tc>
-          <w:tcPr>
-            <w:tcW w:w="328" w:type="pct"/>
-            <w:tcBorders>
-              <w:top w:val="nil"/>
-              <w:left w:val="nil"/>
-              <w:bottom w:val="single" w:sz="4" w:space="0" w:color="auto"/>
-              <w:right w:val="single" w:sz="4" w:space="0" w:color="auto"/>
-            </w:tcBorders>
-            <w:vAlign w:val="center"/>
-            <w:hideMark/>
-          </w:tcPr>
-          <w:p>
-            <w:pPr>
-              <w:spacing w:after="0" w:line="240" w:lineRule="auto"/>
-              <w:jc w:val="center"/>
-              <w:rPr>
-                <w:rFonts w:ascii="Arial" w:eastAsia="Times New Roman" w:hAnsi="Arial" w:cs="Arial"/>
-                <w:b/>
-                <w:bCs/>
-                <w:color w:val="000000"/>
-                <w:sz w:val="16"/>
-                <w:szCs w:val="16"/>
-              </w:rPr>
-            </w:pPr>
-            <w:r>
-              <w:rPr>
-                <w:rFonts w:ascii="Arial" w:eastAsia="Times New Roman" w:hAnsi="Arial" w:cs="Arial"/>
-                <w:b/>
-                <w:bCs/>
-                <w:color w:val="000000"/>
-                <w:sz w:val="16"/>
-                <w:szCs w:val="16"/>
-              </w:rPr>
-              <w:t>Nama</w:t>
-            </w:r>
-          </w:p>
-        </w:tc>
-        <w:tc>
-          <w:tcPr>
-            <w:tcW w:w="324" w:type="pct"/>
-            <w:tcBorders>
-              <w:top w:val="nil"/>
-              <w:left w:val="nil"/>
-              <w:bottom w:val="single" w:sz="4" w:space="0" w:color="auto"/>
-              <w:right w:val="single" w:sz="4" w:space="0" w:color="auto"/>
-            </w:tcBorders>
-            <w:vAlign w:val="center"/>
-            <w:hideMark/>
-          </w:tcPr>
-          <w:p>
-            <w:pPr>
-              <w:spacing w:after="0" w:line="240" w:lineRule="auto"/>
-              <w:jc w:val="center"/>
-              <w:rPr>
-                <w:rFonts w:ascii="Arial" w:eastAsia="Times New Roman" w:hAnsi="Arial" w:cs="Arial"/>
-                <w:b/>
-                <w:bCs/>
-                <w:color w:val="000000"/>
-                <w:sz w:val="16"/>
-                <w:szCs w:val="16"/>
-              </w:rPr>
-            </w:pPr>
-            <w:r>
-              <w:rPr>
-                <w:rFonts w:ascii="Arial" w:eastAsia="Times New Roman" w:hAnsi="Arial" w:cs="Arial"/>
-                <w:b/>
-                <w:bCs/>
-                <w:color w:val="000000"/>
-                <w:sz w:val="16"/>
-                <w:szCs w:val="16"/>
-              </w:rPr>
-              <w:t>Username Sobat</w:t>
-            </w:r>
-          </w:p>
-        </w:tc>
-        <w:tc>
-          <w:tcPr>
-            <w:tcW w:w="251" w:type="pct"/>
-            <w:tcBorders>
-              <w:top w:val="nil"/>
-              <w:left w:val="nil"/>
-              <w:bottom w:val="single" w:sz="4" w:space="0" w:color="auto"/>
-              <w:right w:val="single" w:sz="4" w:space="0" w:color="auto"/>
-            </w:tcBorders>
-            <w:vAlign w:val="center"/>
-            <w:hideMark/>
-          </w:tcPr>
-          <w:p>
-            <w:pPr>
-              <w:spacing w:after="0" w:line="240" w:lineRule="auto"/>
-              <w:jc w:val="center"/>
-              <w:rPr>
-                <w:rFonts w:ascii="Arial" w:eastAsia="Times New Roman" w:hAnsi="Arial" w:cs="Arial"/>
-                <w:b/>
-                <w:bCs/>
-                <w:color w:val="000000"/>
-                <w:sz w:val="16"/>
-                <w:szCs w:val="16"/>
-              </w:rPr>
-            </w:pPr>
-            <w:r>
-              <w:rPr>
-                <w:rFonts w:ascii="Arial" w:eastAsia="Times New Roman" w:hAnsi="Arial" w:cs="Arial"/>
-                <w:b/>
-                <w:bCs/>
-                <w:color w:val="000000"/>
-                <w:sz w:val="16"/>
-                <w:szCs w:val="16"/>
-              </w:rPr>
-              <w:t>Nama</w:t>
-            </w:r>
-          </w:p>
-        </w:tc>
-        <w:tc>
-          <w:tcPr>
-            <w:tcW w:w="247" w:type="pct"/>
-            <w:tcBorders>
-              <w:top w:val="nil"/>
-              <w:left w:val="nil"/>
-              <w:bottom w:val="single" w:sz="4" w:space="0" w:color="auto"/>
-              <w:right w:val="single" w:sz="4" w:space="0" w:color="auto"/>
-            </w:tcBorders>
-            <w:vAlign w:val="center"/>
-            <w:hideMark/>
-          </w:tcPr>
-          <w:p>
-            <w:pPr>
-              <w:spacing w:after="0" w:line="240" w:lineRule="auto"/>
-              <w:jc w:val="center"/>
-              <w:rPr>
-                <w:rFonts w:ascii="Arial" w:eastAsia="Times New Roman" w:hAnsi="Arial" w:cs="Arial"/>
-                <w:b/>
-                <w:bCs/>
-                <w:color w:val="000000"/>
-                <w:sz w:val="16"/>
-                <w:szCs w:val="16"/>
-              </w:rPr>
-            </w:pPr>
-            <w:r>
-              <w:rPr>
-                <w:rFonts w:ascii="Arial" w:eastAsia="Times New Roman" w:hAnsi="Arial" w:cs="Arial"/>
-                <w:b/>
-                <w:bCs/>
-                <w:color w:val="000000"/>
-                <w:sz w:val="16"/>
-                <w:szCs w:val="16"/>
-              </w:rPr>
-              <w:t>Username Sobat</w:t>
-            </w:r>
-          </w:p>
-        </w:tc>
-        <w:tc>
-          <w:tcPr>
-            <w:tcW w:w="362" w:type="pct"/>
-            <w:vMerge/>
-            <w:tcBorders>
-              <w:top w:val="single" w:sz="4" w:space="0" w:color="auto"/>
-              <w:left w:val="single" w:sz="4" w:space="0" w:color="auto"/>
-              <w:bottom w:val="single" w:sz="4" w:space="0" w:color="000000"/>
-              <w:right w:val="single" w:sz="4" w:space="0" w:color="auto"/>
-            </w:tcBorders>
-            <w:vAlign w:val="center"/>
-            <w:hideMark/>
-          </w:tcPr>
-          <w:p>
-            <w:pPr>
-              <w:spacing w:after="0" w:line="240" w:lineRule="auto"/>
-              <w:rPr>
-                <w:rFonts w:ascii="Arial" w:eastAsia="Times New Roman" w:hAnsi="Arial" w:cs="Arial"/>
-                <w:b/>
-                <w:bCs/>
-                <w:color w:val="000000"/>
-                <w:sz w:val="16"/>
-                <w:szCs w:val="16"/>
-              </w:rPr>
-            </w:pPr>
-          </w:p>
-        </w:tc>
-        <w:tc>
-          <w:tcPr>
-            <w:tcW w:w="345" w:type="pct"/>
-            <w:vMerge/>
-            <w:tcBorders>
-              <w:top w:val="single" w:sz="4" w:space="0" w:color="auto"/>
-              <w:left w:val="single" w:sz="4" w:space="0" w:color="auto"/>
-              <w:bottom w:val="single" w:sz="4" w:space="0" w:color="000000"/>
-              <w:right w:val="single" w:sz="4" w:space="0" w:color="auto"/>
-            </w:tcBorders>
-            <w:vAlign w:val="center"/>
-            <w:hideMark/>
-          </w:tcPr>
-          <w:p>
-            <w:pPr>
-              <w:spacing w:after="0" w:line="240" w:lineRule="auto"/>
-              <w:rPr>
-                <w:rFonts w:ascii="Arial" w:eastAsia="Times New Roman" w:hAnsi="Arial" w:cs="Arial"/>
-                <w:b/>
-                <w:bCs/>
-                <w:color w:val="000000"/>
-                <w:sz w:val="16"/>
-                <w:szCs w:val="16"/>
-              </w:rPr>
-            </w:pPr>
-          </w:p>
-        </w:tc>
-        <w:tc>
-          <w:tcPr>
-            <w:tcW w:w="236" w:type="pct"/>
-            <w:vMerge/>
-            <w:tcBorders>
-              <w:top w:val="single" w:sz="4" w:space="0" w:color="auto"/>
-              <w:left w:val="single" w:sz="4" w:space="0" w:color="auto"/>
-              <w:bottom w:val="single" w:sz="4" w:space="0" w:color="000000"/>
-              <w:right w:val="single" w:sz="4" w:space="0" w:color="auto"/>
-            </w:tcBorders>
-            <w:vAlign w:val="center"/>
-            <w:hideMark/>
-          </w:tcPr>
-          <w:p>
-            <w:pPr>
-              <w:spacing w:after="0" w:line="240" w:lineRule="auto"/>
-              <w:rPr>
-                <w:rFonts w:ascii="Arial" w:eastAsia="Times New Roman" w:hAnsi="Arial" w:cs="Arial"/>
-                <w:b/>
-                <w:bCs/>
-                <w:color w:val="000000"/>
-                <w:sz w:val="16"/>
-                <w:szCs w:val="16"/>
-              </w:rPr>
-            </w:pPr>
-          </w:p>
-        </w:tc>
-        <w:tc>
-          <w:tcPr>
-            <w:tcW w:w="301" w:type="pct"/>
-            <w:tcBorders>
-              <w:top w:val="nil"/>
-              <w:left w:val="nil"/>
-              <w:bottom w:val="single" w:sz="4" w:space="0" w:color="auto"/>
-              <w:right w:val="single" w:sz="4" w:space="0" w:color="auto"/>
-            </w:tcBorders>
-            <w:vAlign w:val="center"/>
-            <w:hideMark/>
-          </w:tcPr>
-          <w:p>
-            <w:pPr>
-              <w:spacing w:after="0" w:line="240" w:lineRule="auto"/>
-              <w:jc w:val="center"/>
-              <w:rPr>
-                <w:rFonts w:ascii="Arial" w:eastAsia="Times New Roman" w:hAnsi="Arial" w:cs="Arial"/>
-                <w:b/>
-                <w:bCs/>
-                <w:color w:val="000000"/>
-                <w:sz w:val="16"/>
-                <w:szCs w:val="16"/>
-              </w:rPr>
-            </w:pPr>
-            <w:r>
-              <w:rPr>
-                <w:rFonts w:ascii="Arial" w:eastAsia="Times New Roman" w:hAnsi="Arial" w:cs="Arial"/>
-                <w:b/>
-                <w:bCs/>
-                <w:color w:val="000000"/>
-                <w:sz w:val="16"/>
-                <w:szCs w:val="16"/>
-              </w:rPr>
-              <w:t>Keluarga</w:t>
-            </w:r>
-          </w:p>
-        </w:tc>
-        <w:tc>
-          <w:tcPr>
-            <w:tcW w:w="263" w:type="pct"/>
-            <w:tcBorders>
-              <w:top w:val="nil"/>
-              <w:left w:val="nil"/>
-              <w:bottom w:val="single" w:sz="4" w:space="0" w:color="auto"/>
-              <w:right w:val="single" w:sz="4" w:space="0" w:color="auto"/>
-            </w:tcBorders>
-            <w:vAlign w:val="center"/>
-            <w:hideMark/>
-          </w:tcPr>
-          <w:p>
-            <w:pPr>
-              <w:spacing w:after="0" w:line="240" w:lineRule="auto"/>
-              <w:jc w:val="center"/>
-              <w:rPr>
-                <w:rFonts w:ascii="Arial" w:eastAsia="Times New Roman" w:hAnsi="Arial" w:cs="Arial"/>
-                <w:b/>
-                <w:bCs/>
-                <w:color w:val="000000"/>
-                <w:sz w:val="16"/>
-                <w:szCs w:val="16"/>
-              </w:rPr>
-            </w:pPr>
-            <w:r>
-              <w:rPr>
-                <w:rFonts w:ascii="Arial" w:eastAsia="Times New Roman" w:hAnsi="Arial" w:cs="Arial"/>
-                <w:b/>
-                <w:bCs/>
-                <w:color w:val="000000"/>
-                <w:sz w:val="16"/>
-                <w:szCs w:val="16"/>
-              </w:rPr>
-              <w:t>Usaha</w:t>
-            </w:r>
-          </w:p>
-        </w:tc>
-        <w:tc>
-          <w:tcPr>
-            <w:tcW w:w="271" w:type="pct"/>
-            <w:tcBorders>
-              <w:top w:val="nil"/>
-              <w:left w:val="nil"/>
-              <w:bottom w:val="single" w:sz="4" w:space="0" w:color="auto"/>
-              <w:right w:val="single" w:sz="4" w:space="0" w:color="auto"/>
-            </w:tcBorders>
-            <w:vAlign w:val="center"/>
-            <w:hideMark/>
-          </w:tcPr>
-          <w:p>
-            <w:pPr>
-              <w:spacing w:after="0" w:line="240" w:lineRule="auto"/>
-              <w:jc w:val="center"/>
-              <w:rPr>
-                <w:rFonts w:ascii="Arial" w:eastAsia="Times New Roman" w:hAnsi="Arial" w:cs="Arial"/>
-                <w:b/>
-                <w:bCs/>
-                <w:color w:val="000000"/>
-                <w:sz w:val="16"/>
-                <w:szCs w:val="16"/>
-              </w:rPr>
-            </w:pPr>
-            <w:r>
-              <w:rPr>
-                <w:rFonts w:ascii="Arial" w:eastAsia="Times New Roman" w:hAnsi="Arial" w:cs="Arial"/>
-                <w:b/>
-                <w:bCs/>
-                <w:color w:val="000000"/>
-                <w:sz w:val="16"/>
-                <w:szCs w:val="16"/>
-              </w:rPr>
-              <w:t>Jumlah</w:t>
-            </w:r>
-          </w:p>
-        </w:tc>
-        <w:tc>
-          <w:tcPr>
-            <w:tcW w:w="378" w:type="pct"/>
-            <w:tcBorders>
-              <w:top w:val="nil"/>
-              <w:left w:val="nil"/>
-              <w:bottom w:val="single" w:sz="4" w:space="0" w:color="auto"/>
-              <w:right w:val="single" w:sz="4" w:space="0" w:color="auto"/>
-            </w:tcBorders>
-            <w:vAlign w:val="center"/>
-            <w:hideMark/>
-          </w:tcPr>
-          <w:p>
-            <w:pPr>
-              <w:spacing w:after="0" w:line="240" w:lineRule="auto"/>
-              <w:jc w:val="center"/>
-              <w:rPr>
-                <w:rFonts w:ascii="Arial" w:eastAsia="Times New Roman" w:hAnsi="Arial" w:cs="Arial"/>
-                <w:b/>
-                <w:bCs/>
-                <w:color w:val="000000"/>
-                <w:sz w:val="16"/>
-                <w:szCs w:val="16"/>
-              </w:rPr>
-            </w:pPr>
-            <w:r>
-              <w:rPr>
-                <w:rFonts w:ascii="Arial" w:eastAsia="Times New Roman" w:hAnsi="Arial" w:cs="Arial"/>
-                <w:b/>
-                <w:bCs/>
-                <w:color w:val="000000"/>
-                <w:sz w:val="16"/>
-                <w:szCs w:val="16"/>
-              </w:rPr>
-              <w:t>Keluarga</w:t>
-            </w:r>
-          </w:p>
-        </w:tc>
-        <w:tc>
-          <w:tcPr>
-            <w:tcW w:w="339" w:type="pct"/>
-            <w:tcBorders>
-              <w:top w:val="nil"/>
-              <w:left w:val="nil"/>
-              <w:bottom w:val="single" w:sz="4" w:space="0" w:color="auto"/>
-              <w:right w:val="single" w:sz="4" w:space="0" w:color="auto"/>
-            </w:tcBorders>
-            <w:vAlign w:val="center"/>
-            <w:hideMark/>
-          </w:tcPr>
-          <w:p>
-            <w:pPr>
-              <w:spacing w:after="0" w:line="240" w:lineRule="auto"/>
-              <w:jc w:val="center"/>
-              <w:rPr>
-                <w:rFonts w:ascii="Arial" w:eastAsia="Times New Roman" w:hAnsi="Arial" w:cs="Arial"/>
-                <w:b/>
-                <w:bCs/>
-                <w:color w:val="000000"/>
-                <w:sz w:val="16"/>
-                <w:szCs w:val="16"/>
-              </w:rPr>
-            </w:pPr>
-            <w:r>
-              <w:rPr>
-                <w:rFonts w:ascii="Arial" w:eastAsia="Times New Roman" w:hAnsi="Arial" w:cs="Arial"/>
-                <w:b/>
-                <w:bCs/>
-                <w:color w:val="000000"/>
-                <w:sz w:val="16"/>
-                <w:szCs w:val="16"/>
-              </w:rPr>
-              <w:t>Usaha</w:t>
-            </w:r>
-          </w:p>
-        </w:tc>
-        <w:tc>
-          <w:tcPr>
-            <w:tcW w:w="347" w:type="pct"/>
-            <w:tcBorders>
-              <w:top w:val="nil"/>
-              <w:left w:val="nil"/>
-              <w:bottom w:val="single" w:sz="4" w:space="0" w:color="auto"/>
-              <w:right w:val="single" w:sz="4" w:space="0" w:color="auto"/>
-            </w:tcBorders>
-            <w:vAlign w:val="center"/>
-            <w:hideMark/>
-          </w:tcPr>
-          <w:p>
-            <w:pPr>
-              <w:spacing w:after="0" w:line="240" w:lineRule="auto"/>
-              <w:jc w:val="center"/>
-              <w:rPr>
-                <w:rFonts w:ascii="Arial" w:eastAsia="Times New Roman" w:hAnsi="Arial" w:cs="Arial"/>
-                <w:b/>
-                <w:bCs/>
-                <w:color w:val="000000"/>
-                <w:sz w:val="16"/>
-                <w:szCs w:val="16"/>
-              </w:rPr>
-            </w:pPr>
-            <w:r>
-              <w:rPr>
-                <w:rFonts w:ascii="Arial" w:eastAsia="Times New Roman" w:hAnsi="Arial" w:cs="Arial"/>
-                <w:b/>
-                <w:bCs/>
-                <w:color w:val="000000"/>
-                <w:sz w:val="16"/>
-                <w:szCs w:val="16"/>
-              </w:rPr>
-              <w:t>Jumlah</w:t>
-            </w:r>
-          </w:p>
-        </w:tc>
-        <w:tc>
-          <w:tcPr>
-            <w:tcW w:w="435" w:type="pct"/>
-            <w:vMerge/>
-            <w:tcBorders>
-              <w:top w:val="single" w:sz="4" w:space="0" w:color="auto"/>
-              <w:left w:val="single" w:sz="4" w:space="0" w:color="auto"/>
-              <w:bottom w:val="single" w:sz="4" w:space="0" w:color="000000"/>
-              <w:right w:val="nil"/>
-            </w:tcBorders>
-            <w:vAlign w:val="center"/>
-            <w:hideMark/>
-          </w:tcPr>
-          <w:p>
-            <w:pPr>
-              <w:spacing w:after="0" w:line="240" w:lineRule="auto"/>
-              <w:rPr>
-                <w:rFonts w:ascii="Arial" w:eastAsia="Times New Roman" w:hAnsi="Arial" w:cs="Arial"/>
-                <w:b/>
-                <w:bCs/>
-                <w:color w:val="000000"/>
-                <w:sz w:val="16"/>
-                <w:szCs w:val="16"/>
-              </w:rPr>
-            </w:pPr>
-          </w:p>
-        </w:tc>
-        <w:tc>
-          <w:tcPr>
-            <w:tcW w:w="267" w:type="pct"/>
-            <w:vMerge/>
-            <w:tcBorders>
-              <w:top w:val="single" w:sz="4" w:space="0" w:color="auto"/>
-              <w:left w:val="single" w:sz="4" w:space="0" w:color="auto"/>
-              <w:bottom w:val="single" w:sz="4" w:space="0" w:color="000000"/>
-              <w:right w:val="single" w:sz="4" w:space="0" w:color="auto"/>
-            </w:tcBorders>
-            <w:vAlign w:val="center"/>
-            <w:hideMark/>
-          </w:tcPr>
-          <w:p>
-            <w:pPr>
-              <w:spacing w:after="0" w:line="240" w:lineRule="auto"/>
-              <w:rPr>
-                <w:rFonts w:ascii="Arial" w:eastAsia="Times New Roman" w:hAnsi="Arial" w:cs="Arial"/>
-                <w:b/>
-                <w:bCs/>
-                <w:color w:val="000000"/>
-                <w:sz w:val="16"/>
-                <w:szCs w:val="16"/>
-              </w:rPr>
-            </w:pPr>
-          </w:p>
-        </w:tc>
-      </w:tr>
-      <w:tr>
-        <w:trPr>
-          <w:trHeight w:val="276"/>
-        </w:trPr>
-        <w:tc>
-          <w:tcPr>
-            <w:tcW w:w="305" w:type="pct"/>
-            <w:tcBorders>
-              <w:top w:val="nil"/>
-              <w:left w:val="single" w:sz="4" w:space="0" w:color="auto"/>
-              <w:bottom w:val="single" w:sz="4" w:space="0" w:color="auto"/>
-              <w:right w:val="single" w:sz="4" w:space="0" w:color="auto"/>
-            </w:tcBorders>
-            <w:vAlign w:val="center"/>
-            <w:hideMark/>
-          </w:tcPr>
-          <w:p>
-            <w:pPr>
-              <w:spacing w:after="0" w:line="240" w:lineRule="auto"/>
-              <w:jc w:val="center"/>
-              <w:rPr>
-                <w:rFonts w:ascii="Arial" w:eastAsia="Times New Roman" w:hAnsi="Arial" w:cs="Arial"/>
-                <w:b/>
-                <w:bCs/>
-                <w:color w:val="000000"/>
-                <w:sz w:val="16"/>
-                <w:szCs w:val="16"/>
-              </w:rPr>
-            </w:pPr>
-            <w:r>
-              <w:rPr>
-                <w:rFonts w:ascii="Arial" w:eastAsia="Times New Roman" w:hAnsi="Arial" w:cs="Arial"/>
-                <w:b/>
-                <w:bCs/>
-                <w:color w:val="000000"/>
-                <w:sz w:val="16"/>
-                <w:szCs w:val="16"/>
-              </w:rPr>
-              <w:t>(1)</w:t>
-            </w:r>
-          </w:p>
-        </w:tc>
-        <w:tc>
-          <w:tcPr>
-            <w:tcW w:w="328" w:type="pct"/>
-            <w:tcBorders>
-              <w:top w:val="nil"/>
-              <w:left w:val="nil"/>
-              <w:bottom w:val="single" w:sz="4" w:space="0" w:color="auto"/>
-              <w:right w:val="single" w:sz="4" w:space="0" w:color="auto"/>
-            </w:tcBorders>
-            <w:vAlign w:val="center"/>
-            <w:hideMark/>
-          </w:tcPr>
-          <w:p>
-            <w:pPr>
-              <w:spacing w:after="0" w:line="240" w:lineRule="auto"/>
-              <w:jc w:val="center"/>
-              <w:rPr>
-                <w:rFonts w:ascii="Arial" w:eastAsia="Times New Roman" w:hAnsi="Arial" w:cs="Arial"/>
-                <w:b/>
-                <w:bCs/>
-                <w:color w:val="000000"/>
-                <w:sz w:val="16"/>
-                <w:szCs w:val="16"/>
-              </w:rPr>
-            </w:pPr>
-            <w:r>
-              <w:rPr>
-                <w:rFonts w:ascii="Arial" w:eastAsia="Times New Roman" w:hAnsi="Arial" w:cs="Arial"/>
-                <w:b/>
-                <w:bCs/>
-                <w:color w:val="000000"/>
-                <w:sz w:val="16"/>
-                <w:szCs w:val="16"/>
-              </w:rPr>
-              <w:t>(2)</w:t>
-            </w:r>
-          </w:p>
-        </w:tc>
-        <w:tc>
-          <w:tcPr>
-            <w:tcW w:w="324" w:type="pct"/>
-            <w:tcBorders>
-              <w:top w:val="nil"/>
-              <w:left w:val="nil"/>
-              <w:bottom w:val="single" w:sz="4" w:space="0" w:color="auto"/>
-              <w:right w:val="single" w:sz="4" w:space="0" w:color="auto"/>
-            </w:tcBorders>
-            <w:vAlign w:val="center"/>
-            <w:hideMark/>
-          </w:tcPr>
-          <w:p>
-            <w:pPr>
-              <w:spacing w:after="0" w:line="240" w:lineRule="auto"/>
-              <w:jc w:val="center"/>
-              <w:rPr>
-                <w:rFonts w:ascii="Arial" w:eastAsia="Times New Roman" w:hAnsi="Arial" w:cs="Arial"/>
-                <w:b/>
-                <w:bCs/>
-                <w:color w:val="000000"/>
-                <w:sz w:val="16"/>
-                <w:szCs w:val="16"/>
-              </w:rPr>
-            </w:pPr>
-            <w:r>
-              <w:rPr>
-                <w:rFonts w:ascii="Arial" w:eastAsia="Times New Roman" w:hAnsi="Arial" w:cs="Arial"/>
-                <w:b/>
-                <w:bCs/>
-                <w:color w:val="000000"/>
-                <w:sz w:val="16"/>
-                <w:szCs w:val="16"/>
-              </w:rPr>
-              <w:t>(3)</w:t>
-            </w:r>
-          </w:p>
-        </w:tc>
-        <w:tc>
-          <w:tcPr>
-            <w:tcW w:w="251" w:type="pct"/>
-            <w:tcBorders>
-              <w:top w:val="nil"/>
-              <w:left w:val="nil"/>
-              <w:bottom w:val="single" w:sz="4" w:space="0" w:color="auto"/>
-              <w:right w:val="single" w:sz="4" w:space="0" w:color="auto"/>
-            </w:tcBorders>
-            <w:vAlign w:val="center"/>
-            <w:hideMark/>
-          </w:tcPr>
-          <w:p>
-            <w:pPr>
-              <w:spacing w:after="0" w:line="240" w:lineRule="auto"/>
-              <w:jc w:val="center"/>
-              <w:rPr>
-                <w:rFonts w:ascii="Arial" w:eastAsia="Times New Roman" w:hAnsi="Arial" w:cs="Arial"/>
-                <w:b/>
-                <w:bCs/>
-                <w:color w:val="000000"/>
-                <w:sz w:val="16"/>
-                <w:szCs w:val="16"/>
-              </w:rPr>
-            </w:pPr>
-            <w:r>
-              <w:rPr>
-                <w:rFonts w:ascii="Arial" w:eastAsia="Times New Roman" w:hAnsi="Arial" w:cs="Arial"/>
-                <w:b/>
-                <w:bCs/>
-                <w:color w:val="000000"/>
-                <w:sz w:val="16"/>
-                <w:szCs w:val="16"/>
-              </w:rPr>
-              <w:t>(4)</w:t>
-            </w:r>
-          </w:p>
-        </w:tc>
-        <w:tc>
-          <w:tcPr>
-            <w:tcW w:w="247" w:type="pct"/>
-            <w:tcBorders>
-              <w:top w:val="nil"/>
-              <w:left w:val="nil"/>
-              <w:bottom w:val="single" w:sz="4" w:space="0" w:color="auto"/>
-              <w:right w:val="single" w:sz="4" w:space="0" w:color="auto"/>
-            </w:tcBorders>
-            <w:vAlign w:val="center"/>
-            <w:hideMark/>
-          </w:tcPr>
-          <w:p>
-            <w:pPr>
-              <w:spacing w:after="0" w:line="240" w:lineRule="auto"/>
-              <w:jc w:val="center"/>
-              <w:rPr>
-                <w:rFonts w:ascii="Arial" w:eastAsia="Times New Roman" w:hAnsi="Arial" w:cs="Arial"/>
-                <w:b/>
-                <w:bCs/>
-                <w:color w:val="000000"/>
-                <w:sz w:val="16"/>
-                <w:szCs w:val="16"/>
-              </w:rPr>
-            </w:pPr>
-            <w:r>
-              <w:rPr>
-                <w:rFonts w:ascii="Arial" w:eastAsia="Times New Roman" w:hAnsi="Arial" w:cs="Arial"/>
-                <w:b/>
-                <w:bCs/>
-                <w:color w:val="000000"/>
-                <w:sz w:val="16"/>
-                <w:szCs w:val="16"/>
-              </w:rPr>
-              <w:t>(5)</w:t>
-            </w:r>
-          </w:p>
-        </w:tc>
-        <w:tc>
-          <w:tcPr>
-            <w:tcW w:w="362" w:type="pct"/>
-            <w:tcBorders>
-              <w:top w:val="nil"/>
-              <w:left w:val="nil"/>
-              <w:bottom w:val="single" w:sz="4" w:space="0" w:color="auto"/>
-              <w:right w:val="single" w:sz="4" w:space="0" w:color="auto"/>
-            </w:tcBorders>
-            <w:vAlign w:val="center"/>
-            <w:hideMark/>
-          </w:tcPr>
-          <w:p>
-            <w:pPr>
-              <w:spacing w:after="0" w:line="240" w:lineRule="auto"/>
-              <w:jc w:val="center"/>
-              <w:rPr>
-                <w:rFonts w:ascii="Arial" w:eastAsia="Times New Roman" w:hAnsi="Arial" w:cs="Arial"/>
-                <w:b/>
-                <w:bCs/>
-                <w:color w:val="000000"/>
-                <w:sz w:val="16"/>
-                <w:szCs w:val="16"/>
-              </w:rPr>
-            </w:pPr>
-            <w:r>
-              <w:rPr>
-                <w:rFonts w:ascii="Arial" w:eastAsia="Times New Roman" w:hAnsi="Arial" w:cs="Arial"/>
-                <w:b/>
-                <w:bCs/>
-                <w:color w:val="000000"/>
-                <w:sz w:val="16"/>
-                <w:szCs w:val="16"/>
-              </w:rPr>
-              <w:t>(6)</w:t>
-            </w:r>
-          </w:p>
-        </w:tc>
-        <w:tc>
-          <w:tcPr>
-            <w:tcW w:w="345" w:type="pct"/>
-            <w:tcBorders>
-              <w:top w:val="nil"/>
-              <w:left w:val="nil"/>
-              <w:bottom w:val="single" w:sz="4" w:space="0" w:color="auto"/>
-              <w:right w:val="single" w:sz="4" w:space="0" w:color="auto"/>
-            </w:tcBorders>
-            <w:vAlign w:val="center"/>
-            <w:hideMark/>
-          </w:tcPr>
-          <w:p>
-            <w:pPr>
-              <w:spacing w:after="0" w:line="240" w:lineRule="auto"/>
-              <w:jc w:val="center"/>
-              <w:rPr>
-                <w:rFonts w:ascii="Arial" w:eastAsia="Times New Roman" w:hAnsi="Arial" w:cs="Arial"/>
-                <w:b/>
-                <w:bCs/>
-                <w:color w:val="000000"/>
-                <w:sz w:val="16"/>
-                <w:szCs w:val="16"/>
-              </w:rPr>
-            </w:pPr>
-            <w:r>
-              <w:rPr>
-                <w:rFonts w:ascii="Arial" w:eastAsia="Times New Roman" w:hAnsi="Arial" w:cs="Arial"/>
-                <w:b/>
-                <w:bCs/>
-                <w:color w:val="000000"/>
-                <w:sz w:val="16"/>
-                <w:szCs w:val="16"/>
-              </w:rPr>
-              <w:t>(7)</w:t>
-            </w:r>
-          </w:p>
-        </w:tc>
-        <w:tc>
-          <w:tcPr>
-            <w:tcW w:w="236" w:type="pct"/>
-            <w:tcBorders>
-              <w:top w:val="nil"/>
-              <w:left w:val="nil"/>
-              <w:bottom w:val="single" w:sz="4" w:space="0" w:color="auto"/>
-              <w:right w:val="single" w:sz="4" w:space="0" w:color="auto"/>
-            </w:tcBorders>
-            <w:vAlign w:val="center"/>
-            <w:hideMark/>
-          </w:tcPr>
-          <w:p>
-            <w:pPr>
-              <w:spacing w:after="0" w:line="240" w:lineRule="auto"/>
-              <w:jc w:val="center"/>
-              <w:rPr>
-                <w:rFonts w:ascii="Arial" w:eastAsia="Times New Roman" w:hAnsi="Arial" w:cs="Arial"/>
-                <w:b/>
-                <w:bCs/>
-                <w:color w:val="000000"/>
-                <w:sz w:val="16"/>
-                <w:szCs w:val="16"/>
-              </w:rPr>
-            </w:pPr>
-            <w:r>
-              <w:rPr>
-                <w:rFonts w:ascii="Arial" w:eastAsia="Times New Roman" w:hAnsi="Arial" w:cs="Arial"/>
-                <w:b/>
-                <w:bCs/>
-                <w:color w:val="000000"/>
-                <w:sz w:val="16"/>
-                <w:szCs w:val="16"/>
-              </w:rPr>
-              <w:t>(8)</w:t>
-            </w:r>
-          </w:p>
-        </w:tc>
-        <w:tc>
-          <w:tcPr>
-            <w:tcW w:w="301" w:type="pct"/>
-            <w:tcBorders>
-              <w:top w:val="nil"/>
-              <w:left w:val="nil"/>
-              <w:bottom w:val="single" w:sz="4" w:space="0" w:color="auto"/>
-              <w:right w:val="single" w:sz="4" w:space="0" w:color="auto"/>
-            </w:tcBorders>
-            <w:vAlign w:val="center"/>
-            <w:hideMark/>
-          </w:tcPr>
-          <w:p>
-            <w:pPr>
-              <w:spacing w:after="0" w:line="240" w:lineRule="auto"/>
-              <w:jc w:val="center"/>
-              <w:rPr>
-                <w:rFonts w:ascii="Arial" w:eastAsia="Times New Roman" w:hAnsi="Arial" w:cs="Arial"/>
-                <w:b/>
-                <w:bCs/>
-                <w:color w:val="000000"/>
-                <w:sz w:val="16"/>
-                <w:szCs w:val="16"/>
-              </w:rPr>
-            </w:pPr>
-            <w:r>
-              <w:rPr>
-                <w:rFonts w:ascii="Arial" w:eastAsia="Times New Roman" w:hAnsi="Arial" w:cs="Arial"/>
-                <w:b/>
-                <w:bCs/>
-                <w:color w:val="000000"/>
-                <w:sz w:val="16"/>
-                <w:szCs w:val="16"/>
-              </w:rPr>
-              <w:t>(9)</w:t>
-            </w:r>
-          </w:p>
-        </w:tc>
-        <w:tc>
-          <w:tcPr>
-            <w:tcW w:w="263" w:type="pct"/>
-            <w:tcBorders>
-              <w:top w:val="nil"/>
-              <w:left w:val="nil"/>
-              <w:bottom w:val="single" w:sz="4" w:space="0" w:color="auto"/>
-              <w:right w:val="single" w:sz="4" w:space="0" w:color="auto"/>
-            </w:tcBorders>
-            <w:vAlign w:val="center"/>
-            <w:hideMark/>
-          </w:tcPr>
-          <w:p>
-            <w:pPr>
-              <w:spacing w:after="0" w:line="240" w:lineRule="auto"/>
-              <w:jc w:val="center"/>
-              <w:rPr>
-                <w:rFonts w:ascii="Arial" w:eastAsia="Times New Roman" w:hAnsi="Arial" w:cs="Arial"/>
-                <w:b/>
-                <w:bCs/>
-                <w:color w:val="000000"/>
-                <w:sz w:val="16"/>
-                <w:szCs w:val="16"/>
-              </w:rPr>
-            </w:pPr>
-            <w:r>
-              <w:rPr>
-                <w:rFonts w:ascii="Arial" w:eastAsia="Times New Roman" w:hAnsi="Arial" w:cs="Arial"/>
-                <w:b/>
-                <w:bCs/>
-                <w:color w:val="000000"/>
-                <w:sz w:val="16"/>
-                <w:szCs w:val="16"/>
-              </w:rPr>
-              <w:t>(10)</w:t>
-            </w:r>
-          </w:p>
-        </w:tc>
-        <w:tc>
-          <w:tcPr>
-            <w:tcW w:w="271" w:type="pct"/>
-            <w:tcBorders>
-              <w:top w:val="nil"/>
-              <w:left w:val="nil"/>
-              <w:bottom w:val="single" w:sz="4" w:space="0" w:color="auto"/>
-              <w:right w:val="single" w:sz="4" w:space="0" w:color="auto"/>
-            </w:tcBorders>
-            <w:vAlign w:val="center"/>
-            <w:hideMark/>
-          </w:tcPr>
-          <w:p>
-            <w:pPr>
-              <w:spacing w:after="0" w:line="240" w:lineRule="auto"/>
-              <w:jc w:val="center"/>
-              <w:rPr>
-                <w:rFonts w:ascii="Arial" w:eastAsia="Times New Roman" w:hAnsi="Arial" w:cs="Arial"/>
-                <w:b/>
-                <w:bCs/>
-                <w:color w:val="000000"/>
-                <w:sz w:val="16"/>
-                <w:szCs w:val="16"/>
-              </w:rPr>
-            </w:pPr>
-            <w:r>
-              <w:rPr>
-                <w:rFonts w:ascii="Arial" w:eastAsia="Times New Roman" w:hAnsi="Arial" w:cs="Arial"/>
-                <w:b/>
-                <w:bCs/>
-                <w:color w:val="000000"/>
-                <w:sz w:val="16"/>
-                <w:szCs w:val="16"/>
-              </w:rPr>
-              <w:t>(11)</w:t>
-            </w:r>
-          </w:p>
-        </w:tc>
-        <w:tc>
-          <w:tcPr>
-            <w:tcW w:w="378" w:type="pct"/>
-            <w:tcBorders>
-              <w:top w:val="nil"/>
-              <w:left w:val="nil"/>
-              <w:bottom w:val="single" w:sz="4" w:space="0" w:color="auto"/>
-              <w:right w:val="single" w:sz="4" w:space="0" w:color="auto"/>
-            </w:tcBorders>
-            <w:vAlign w:val="center"/>
-            <w:hideMark/>
-          </w:tcPr>
-          <w:p>
-            <w:pPr>
-              <w:spacing w:after="0" w:line="240" w:lineRule="auto"/>
-              <w:jc w:val="center"/>
-              <w:rPr>
-                <w:rFonts w:ascii="Arial" w:eastAsia="Times New Roman" w:hAnsi="Arial" w:cs="Arial"/>
-                <w:b/>
-                <w:bCs/>
-                <w:color w:val="000000"/>
-                <w:sz w:val="16"/>
-                <w:szCs w:val="16"/>
-              </w:rPr>
-            </w:pPr>
-            <w:r>
-              <w:rPr>
-                <w:rFonts w:ascii="Arial" w:eastAsia="Times New Roman" w:hAnsi="Arial" w:cs="Arial"/>
-                <w:b/>
-                <w:bCs/>
-                <w:color w:val="000000"/>
-                <w:sz w:val="16"/>
-                <w:szCs w:val="16"/>
-              </w:rPr>
-              <w:t>(12)</w:t>
-            </w:r>
-          </w:p>
-        </w:tc>
-        <w:tc>
-          <w:tcPr>
-            <w:tcW w:w="339" w:type="pct"/>
-            <w:tcBorders>
-              <w:top w:val="nil"/>
-              <w:left w:val="nil"/>
-              <w:bottom w:val="single" w:sz="4" w:space="0" w:color="auto"/>
-              <w:right w:val="single" w:sz="4" w:space="0" w:color="auto"/>
-            </w:tcBorders>
-            <w:vAlign w:val="center"/>
-            <w:hideMark/>
-          </w:tcPr>
-          <w:p>
-            <w:pPr>
-              <w:spacing w:after="0" w:line="240" w:lineRule="auto"/>
-              <w:jc w:val="center"/>
-              <w:rPr>
-                <w:rFonts w:ascii="Arial" w:eastAsia="Times New Roman" w:hAnsi="Arial" w:cs="Arial"/>
-                <w:b/>
-                <w:bCs/>
-                <w:color w:val="000000"/>
-                <w:sz w:val="16"/>
-                <w:szCs w:val="16"/>
-              </w:rPr>
-            </w:pPr>
-            <w:r>
-              <w:rPr>
-                <w:rFonts w:ascii="Arial" w:eastAsia="Times New Roman" w:hAnsi="Arial" w:cs="Arial"/>
-                <w:b/>
-                <w:bCs/>
-                <w:color w:val="000000"/>
-                <w:sz w:val="16"/>
-                <w:szCs w:val="16"/>
-              </w:rPr>
-              <w:t>(13)</w:t>
-            </w:r>
-          </w:p>
-        </w:tc>
-        <w:tc>
-          <w:tcPr>
-            <w:tcW w:w="347" w:type="pct"/>
-            <w:tcBorders>
-              <w:top w:val="nil"/>
-              <w:left w:val="nil"/>
-              <w:bottom w:val="single" w:sz="4" w:space="0" w:color="auto"/>
-              <w:right w:val="single" w:sz="4" w:space="0" w:color="auto"/>
-            </w:tcBorders>
-            <w:vAlign w:val="center"/>
-            <w:hideMark/>
-          </w:tcPr>
-          <w:p>
-            <w:pPr>
-              <w:spacing w:after="0" w:line="240" w:lineRule="auto"/>
-              <w:jc w:val="center"/>
-              <w:rPr>
-                <w:rFonts w:ascii="Arial" w:eastAsia="Times New Roman" w:hAnsi="Arial" w:cs="Arial"/>
-                <w:b/>
-                <w:bCs/>
-                <w:color w:val="000000"/>
-                <w:sz w:val="16"/>
-                <w:szCs w:val="16"/>
-              </w:rPr>
-            </w:pPr>
-            <w:r>
-              <w:rPr>
-                <w:rFonts w:ascii="Arial" w:eastAsia="Times New Roman" w:hAnsi="Arial" w:cs="Arial"/>
-                <w:b/>
-                <w:bCs/>
-                <w:color w:val="000000"/>
-                <w:sz w:val="16"/>
-                <w:szCs w:val="16"/>
-              </w:rPr>
-              <w:t>(14)</w:t>
-            </w:r>
-          </w:p>
-        </w:tc>
-        <w:tc>
-          <w:tcPr>
-            <w:tcW w:w="435" w:type="pct"/>
-            <w:tcBorders>
-              <w:top w:val="nil"/>
-              <w:left w:val="nil"/>
-              <w:bottom w:val="single" w:sz="4" w:space="0" w:color="auto"/>
-              <w:right w:val="single" w:sz="4" w:space="0" w:color="auto"/>
-            </w:tcBorders>
-            <w:vAlign w:val="center"/>
-            <w:hideMark/>
-          </w:tcPr>
-          <w:p>
-            <w:pPr>
-              <w:spacing w:after="0" w:line="240" w:lineRule="auto"/>
-              <w:jc w:val="center"/>
-              <w:rPr>
-                <w:rFonts w:ascii="Arial" w:eastAsia="Times New Roman" w:hAnsi="Arial" w:cs="Arial"/>
-                <w:b/>
-                <w:bCs/>
-                <w:color w:val="000000"/>
-                <w:sz w:val="16"/>
-                <w:szCs w:val="16"/>
-              </w:rPr>
-            </w:pPr>
-            <w:r>
-              <w:rPr>
-                <w:rFonts w:ascii="Arial" w:eastAsia="Times New Roman" w:hAnsi="Arial" w:cs="Arial"/>
-                <w:b/>
-                <w:bCs/>
-                <w:color w:val="000000"/>
-                <w:sz w:val="16"/>
-                <w:szCs w:val="16"/>
-              </w:rPr>
-              <w:t>(15)=(14)/(11)</w:t>
-            </w:r>
-          </w:p>
-        </w:tc>
-        <w:tc>
-          <w:tcPr>
-            <w:tcW w:w="267" w:type="pct"/>
-            <w:tcBorders>
-              <w:top w:val="nil"/>
-              <w:left w:val="nil"/>
-              <w:bottom w:val="single" w:sz="4" w:space="0" w:color="auto"/>
-              <w:right w:val="single" w:sz="4" w:space="0" w:color="auto"/>
-            </w:tcBorders>
-            <w:vAlign w:val="center"/>
-            <w:hideMark/>
-          </w:tcPr>
-          <w:p>
-            <w:pPr>
-              <w:spacing w:after="0" w:line="240" w:lineRule="auto"/>
-              <w:jc w:val="center"/>
-              <w:rPr>
-                <w:rFonts w:ascii="Arial" w:eastAsia="Times New Roman" w:hAnsi="Arial" w:cs="Arial"/>
-                <w:b/>
-                <w:bCs/>
-                <w:color w:val="000000"/>
-                <w:sz w:val="16"/>
-                <w:szCs w:val="16"/>
-              </w:rPr>
-            </w:pPr>
-            <w:r>
-              <w:rPr>
-                <w:rFonts w:ascii="Arial" w:eastAsia="Times New Roman" w:hAnsi="Arial" w:cs="Arial"/>
-                <w:b/>
-                <w:bCs/>
-                <w:color w:val="000000"/>
-                <w:sz w:val="16"/>
-                <w:szCs w:val="16"/>
-              </w:rPr>
-              <w:t>(18)</w:t>
-            </w:r>
-          </w:p>
-        </w:tc>
-      </w:tr>
-      <w:tr>
-        <w:trPr>
-          <w:trHeight w:val="300"/>
-        </w:trPr>
-        <w:tc>
-          <w:tcPr>
-            <w:tcW w:w="305" w:type="pct"/>
-            <w:tcBorders>
-              <w:top w:val="nil"/>
-              <w:left w:val="single" w:sz="4" w:space="0" w:color="auto"/>
-              <w:bottom w:val="single" w:sz="4" w:space="0" w:color="auto"/>
-              <w:right w:val="single" w:sz="4" w:space="0" w:color="auto"/>
-            </w:tcBorders>
-            <w:vAlign w:val="center"/>
-            <w:hideMark/>
-          </w:tcPr>
-          <w:p>
-            <w:pPr>
-              <w:spacing w:after="0" w:line="240" w:lineRule="auto"/>
-              <w:jc w:val="center"/>
-              <w:rPr>
-                <w:rFonts w:ascii="Arial" w:eastAsia="Times New Roman" w:hAnsi="Arial" w:cs="Arial"/>
-                <w:color w:val="000000"/>
-                <w:sz w:val="16"/>
-                <w:szCs w:val="16"/>
-              </w:rPr>
-            </w:pPr>
-            <w:r>
-              <w:rPr>
-                <w:rFonts w:ascii="Arial" w:eastAsia="Times New Roman" w:hAnsi="Arial" w:cs="Arial"/>
-                <w:color w:val="000000"/>
-                <w:sz w:val="16"/>
-                <w:szCs w:val="16"/>
-              </w:rPr>
-              <w:t>{#peserta}{no}</w:t>
-            </w:r>
-            <w:r>
-              <w:rPr>
-                <w:rFonts w:ascii="Arial" w:eastAsia="Times New Roman" w:hAnsi="Arial" w:cs="Arial"/>
-                <w:color w:val="000000"/>
-                <w:sz w:val="16"/>
-                <w:szCs w:val="16"/>
-              </w:rPr>
-              <w:t> </w:t>
-            </w:r>
-          </w:p>
-        </w:tc>
-        <w:tc>
-          <w:tcPr>
-            <w:tcW w:w="328" w:type="pct"/>
-            <w:tcBorders>
-              <w:top w:val="nil"/>
-              <w:left w:val="nil"/>
-              <w:bottom w:val="single" w:sz="4" w:space="0" w:color="auto"/>
-              <w:right w:val="single" w:sz="4" w:space="0" w:color="auto"/>
-            </w:tcBorders>
-            <w:vAlign w:val="center"/>
-            <w:hideMark/>
-          </w:tcPr>
-          <w:p>
-            <w:pPr>
-              <w:spacing w:after="0" w:line="240" w:lineRule="auto"/>
-              <w:rPr>
-                <w:rFonts w:ascii="Arial" w:eastAsia="Times New Roman" w:hAnsi="Arial" w:cs="Arial"/>
-                <w:color w:val="000000"/>
-                <w:sz w:val="16"/>
-                <w:szCs w:val="16"/>
-              </w:rPr>
-            </w:pPr>
-            <w:r>
-              <w:rPr>
-                <w:rFonts w:ascii="Arial" w:eastAsia="Times New Roman" w:hAnsi="Arial" w:cs="Arial"/>
-                <w:color w:val="000000"/>
-                <w:sz w:val="16"/>
-                <w:szCs w:val="16"/>
-              </w:rPr>
-              <w:t> </w:t>
-            </w:r>
-          </w:p>
-          <w:p>
-            <w:pPr>
-              <w:spacing w:after="0" w:line="240" w:lineRule="auto"/>
-              <w:rPr>
-                <w:rFonts w:ascii="Arial" w:eastAsia="Times New Roman" w:hAnsi="Arial" w:cs="Arial"/>
-                <w:color w:val="000000"/>
-                <w:sz w:val="16"/>
-                <w:szCs w:val="16"/>
-              </w:rPr>
-            </w:pPr>
-            <w:r>
-              <w:rPr>
-                <w:rFonts w:ascii="Arial" w:eastAsia="Times New Roman" w:hAnsi="Arial" w:cs="Arial"/>
-                <w:color w:val="000000"/>
-                <w:sz w:val="16"/>
-                <w:szCs w:val="16"/>
-              </w:rPr>
-              <w:t>{nama_petugas}</w:t>
-            </w:r>
-          </w:p>
-          <w:p>
-            <w:pPr>
-              <w:spacing w:after="0" w:line="240" w:lineRule="auto"/>
-              <w:rPr>
-                <w:rFonts w:ascii="Arial" w:eastAsia="Times New Roman" w:hAnsi="Arial" w:cs="Arial"/>
-                <w:color w:val="000000"/>
-                <w:sz w:val="16"/>
-                <w:szCs w:val="16"/>
-              </w:rPr>
-            </w:pPr>
-          </w:p>
-        </w:tc>
-        <w:tc>
-          <w:tcPr>
-            <w:tcW w:w="324" w:type="pct"/>
-            <w:tcBorders>
-              <w:top w:val="nil"/>
-              <w:left w:val="nil"/>
-              <w:bottom w:val="single" w:sz="4" w:space="0" w:color="auto"/>
-              <w:right w:val="single" w:sz="4" w:space="0" w:color="auto"/>
-            </w:tcBorders>
-            <w:vAlign w:val="center"/>
-            <w:hideMark/>
-          </w:tcPr>
-          <w:p>
-            <w:pPr>
-              <w:spacing w:after="0" w:line="240" w:lineRule="auto"/>
-              <w:rPr>
-                <w:rFonts w:ascii="Arial" w:eastAsia="Times New Roman" w:hAnsi="Arial" w:cs="Arial"/>
-                <w:color w:val="000000"/>
-                <w:sz w:val="16"/>
-                <w:szCs w:val="16"/>
-              </w:rPr>
-            </w:pPr>
-            <w:r>
-              <w:rPr>
-                <w:rFonts w:ascii="Arial" w:eastAsia="Times New Roman" w:hAnsi="Arial" w:cs="Arial"/>
-                <w:color w:val="000000"/>
-                <w:sz w:val="16"/>
-                <w:szCs w:val="16"/>
-              </w:rPr>
-              <w:t> </w:t>
-            </w:r>
-          </w:p>
-          <w:p>
-            <w:pPr>
-              <w:spacing w:after="0" w:line="240" w:lineRule="auto"/>
-              <w:rPr>
-                <w:rFonts w:ascii="Arial" w:eastAsia="Times New Roman" w:hAnsi="Arial" w:cs="Arial"/>
-                <w:color w:val="000000"/>
-                <w:sz w:val="16"/>
-                <w:szCs w:val="16"/>
-              </w:rPr>
-            </w:pPr>
-            <w:r>
-              <w:rPr>
-                <w:rFonts w:ascii="Arial" w:eastAsia="Times New Roman" w:hAnsi="Arial" w:cs="Arial"/>
-                <w:color w:val="000000"/>
-                <w:sz w:val="16"/>
-                <w:szCs w:val="16"/>
-              </w:rPr>
-              <w:t>{email_petugas}</w:t>
-            </w:r>
-          </w:p>
-          <w:p>
-            <w:pPr>
-              <w:spacing w:after="0" w:line="240" w:lineRule="auto"/>
-              <w:rPr>
-                <w:rFonts w:ascii="Arial" w:eastAsia="Times New Roman" w:hAnsi="Arial" w:cs="Arial"/>
-                <w:color w:val="000000"/>
-                <w:sz w:val="16"/>
-                <w:szCs w:val="16"/>
-              </w:rPr>
-            </w:pPr>
-          </w:p>
-        </w:tc>
-        <w:tc>
-          <w:tcPr>
-            <w:tcW w:w="251" w:type="pct"/>
-            <w:tcBorders>
-              <w:top w:val="nil"/>
-              <w:left w:val="nil"/>
-              <w:bottom w:val="single" w:sz="4" w:space="0" w:color="auto"/>
-              <w:right w:val="single" w:sz="4" w:space="0" w:color="auto"/>
-            </w:tcBorders>
-            <w:vAlign w:val="center"/>
-            <w:hideMark/>
-          </w:tcPr>
-          <w:p>
-            <w:pPr>
-              <w:spacing w:after="0" w:line="240" w:lineRule="auto"/>
-              <w:rPr>
-                <w:rFonts w:ascii="Arial" w:eastAsia="Times New Roman" w:hAnsi="Arial" w:cs="Arial"/>
-                <w:color w:val="000000"/>
-                <w:sz w:val="16"/>
-                <w:szCs w:val="16"/>
-              </w:rPr>
-            </w:pPr>
-            <w:r>
-              <w:rPr>
-                <w:rFonts w:ascii="Arial" w:eastAsia="Times New Roman" w:hAnsi="Arial" w:cs="Arial"/>
-                <w:color w:val="000000"/>
-                <w:sz w:val="16"/>
-                <w:szCs w:val="16"/>
-              </w:rPr>
-              <w:t> </w:t>
-            </w:r>
-          </w:p>
-          <w:p>
-            <w:pPr>
-              <w:spacing w:after="0" w:line="240" w:lineRule="auto"/>
-              <w:rPr>
-                <w:rFonts w:ascii="Arial" w:eastAsia="Times New Roman" w:hAnsi="Arial" w:cs="Arial"/>
-                <w:color w:val="000000"/>
-                <w:sz w:val="16"/>
-                <w:szCs w:val="16"/>
-              </w:rPr>
-            </w:pPr>
-            <w:r>
-              <w:rPr>
-                <w:rFonts w:ascii="Arial" w:eastAsia="Times New Roman" w:hAnsi="Arial" w:cs="Arial"/>
-                <w:color w:val="000000"/>
-                <w:sz w:val="16"/>
-                <w:szCs w:val="16"/>
-              </w:rPr>
-              <w:t>{nama_ppl}</w:t>
-            </w:r>
-          </w:p>
-          <w:p>
-            <w:pPr>
-              <w:spacing w:after="0" w:line="240" w:lineRule="auto"/>
-              <w:rPr>
-                <w:rFonts w:ascii="Arial" w:eastAsia="Times New Roman" w:hAnsi="Arial" w:cs="Arial"/>
-                <w:color w:val="000000"/>
-                <w:sz w:val="16"/>
-                <w:szCs w:val="16"/>
-              </w:rPr>
-            </w:pPr>
-          </w:p>
-        </w:tc>
-        <w:tc>
-          <w:tcPr>
-            <w:tcW w:w="247" w:type="pct"/>
-            <w:tcBorders>
-              <w:top w:val="nil"/>
-              <w:left w:val="nil"/>
-              <w:bottom w:val="single" w:sz="4" w:space="0" w:color="auto"/>
-              <w:right w:val="single" w:sz="4" w:space="0" w:color="auto"/>
-            </w:tcBorders>
-            <w:vAlign w:val="center"/>
-            <w:hideMark/>
-          </w:tcPr>
-          <w:p>
-            <w:pPr>
-              <w:spacing w:after="0" w:line="240" w:lineRule="auto"/>
-              <w:rPr>
-                <w:rFonts w:ascii="Arial" w:eastAsia="Times New Roman" w:hAnsi="Arial" w:cs="Arial"/>
-                <w:color w:val="000000"/>
-                <w:sz w:val="16"/>
-                <w:szCs w:val="16"/>
-              </w:rPr>
-            </w:pPr>
-            <w:r>
-              <w:rPr>
-                <w:rFonts w:ascii="Arial" w:eastAsia="Times New Roman" w:hAnsi="Arial" w:cs="Arial"/>
-                <w:color w:val="000000"/>
-                <w:sz w:val="16"/>
-                <w:szCs w:val="16"/>
-              </w:rPr>
-              <w:t> </w:t>
-            </w:r>
-          </w:p>
-          <w:p>
-            <w:pPr>
-              <w:spacing w:after="0" w:line="240" w:lineRule="auto"/>
-              <w:rPr>
-                <w:rFonts w:ascii="Arial" w:eastAsia="Times New Roman" w:hAnsi="Arial" w:cs="Arial"/>
-                <w:color w:val="000000"/>
-                <w:sz w:val="16"/>
-                <w:szCs w:val="16"/>
-              </w:rPr>
-            </w:pPr>
-            <w:r>
-              <w:rPr>
-                <w:rFonts w:ascii="Arial" w:eastAsia="Times New Roman" w:hAnsi="Arial" w:cs="Arial"/>
-                <w:color w:val="000000"/>
-                <w:sz w:val="16"/>
-                <w:szCs w:val="16"/>
-              </w:rPr>
-              <w:t>{email_ppl}</w:t>
-            </w:r>
-          </w:p>
-          <w:p>
-            <w:pPr>
-              <w:spacing w:after="0" w:line="240" w:lineRule="auto"/>
-              <w:rPr>
-                <w:rFonts w:ascii="Arial" w:eastAsia="Times New Roman" w:hAnsi="Arial" w:cs="Arial"/>
-                <w:color w:val="000000"/>
-                <w:sz w:val="16"/>
-                <w:szCs w:val="16"/>
-              </w:rPr>
-            </w:pPr>
-          </w:p>
-        </w:tc>
-        <w:tc>
-          <w:tcPr>
-            <w:tcW w:w="362" w:type="pct"/>
-            <w:tcBorders>
-              <w:top w:val="nil"/>
-              <w:left w:val="nil"/>
-              <w:bottom w:val="single" w:sz="4" w:space="0" w:color="auto"/>
-              <w:right w:val="single" w:sz="4" w:space="0" w:color="auto"/>
-            </w:tcBorders>
-            <w:vAlign w:val="center"/>
-            <w:hideMark/>
-          </w:tcPr>
-          <w:p>
-            <w:pPr>
-              <w:spacing w:after="0" w:line="240" w:lineRule="auto"/>
-              <w:jc w:val="center"/>
-              <w:rPr>
-                <w:rFonts w:ascii="Arial" w:eastAsia="Times New Roman" w:hAnsi="Arial" w:cs="Arial"/>
-                <w:color w:val="000000"/>
-                <w:sz w:val="16"/>
-                <w:szCs w:val="16"/>
-              </w:rPr>
-            </w:pPr>
-            <w:r>
-              <w:rPr>
-                <w:rFonts w:ascii="Arial" w:eastAsia="Times New Roman" w:hAnsi="Arial" w:cs="Arial"/>
-                <w:color w:val="000000"/>
-                <w:sz w:val="16"/>
-                <w:szCs w:val="16"/>
-              </w:rPr>
-              <w:t> </w:t>
-            </w:r>
-          </w:p>
-          <w:p>
-            <w:pPr>
-              <w:spacing w:after="0" w:line="240" w:lineRule="auto"/>
-              <w:jc w:val="center"/>
-              <w:rPr>
-                <w:rFonts w:ascii="Arial" w:eastAsia="Times New Roman" w:hAnsi="Arial" w:cs="Arial"/>
-                <w:color w:val="000000"/>
-                <w:sz w:val="16"/>
-                <w:szCs w:val="16"/>
-              </w:rPr>
-            </w:pPr>
-            <w:r>
-              <w:rPr>
-                <w:rFonts w:ascii="Arial" w:eastAsia="Times New Roman" w:hAnsi="Arial" w:cs="Arial"/>
-                <w:color w:val="000000"/>
-                <w:sz w:val="16"/>
-                <w:szCs w:val="16"/>
-              </w:rPr>
-              <w:t>{kode_kecamatan}</w:t>
-            </w:r>
-          </w:p>
-          <w:p>
-            <w:pPr>
-              <w:spacing w:after="0" w:line="240" w:lineRule="auto"/>
-              <w:jc w:val="center"/>
-              <w:rPr>
-                <w:rFonts w:ascii="Arial" w:eastAsia="Times New Roman" w:hAnsi="Arial" w:cs="Arial"/>
-                <w:color w:val="000000"/>
-                <w:sz w:val="16"/>
-                <w:szCs w:val="16"/>
-              </w:rPr>
-            </w:pPr>
-          </w:p>
-        </w:tc>
-        <w:tc>
-          <w:tcPr>
-            <w:tcW w:w="345" w:type="pct"/>
-            <w:tcBorders>
-              <w:top w:val="nil"/>
-              <w:left w:val="nil"/>
-              <w:bottom w:val="single" w:sz="4" w:space="0" w:color="auto"/>
-              <w:right w:val="single" w:sz="4" w:space="0" w:color="auto"/>
-            </w:tcBorders>
-            <w:vAlign w:val="center"/>
-            <w:hideMark/>
-          </w:tcPr>
-          <w:p>
-            <w:pPr>
-              <w:spacing w:after="0" w:line="240" w:lineRule="auto"/>
-              <w:jc w:val="center"/>
-              <w:rPr>
-                <w:rFonts w:ascii="Arial" w:eastAsia="Times New Roman" w:hAnsi="Arial" w:cs="Arial"/>
-                <w:color w:val="000000"/>
-                <w:sz w:val="16"/>
-                <w:szCs w:val="16"/>
-              </w:rPr>
-            </w:pPr>
-            <w:r>
-              <w:rPr>
-                <w:rFonts w:ascii="Arial" w:eastAsia="Times New Roman" w:hAnsi="Arial" w:cs="Arial"/>
-                <w:color w:val="000000"/>
-                <w:sz w:val="16"/>
-                <w:szCs w:val="16"/>
-              </w:rPr>
-              <w:t>{kode_kelurahan}</w:t>
-            </w:r>
-          </w:p>
-          <w:p>
-            <w:pPr>
-              <w:spacing w:after="0" w:line="240" w:lineRule="auto"/>
-              <w:jc w:val="center"/>
-              <w:rPr>
-                <w:rFonts w:ascii="Arial" w:eastAsia="Times New Roman" w:hAnsi="Arial" w:cs="Arial"/>
-                <w:color w:val="000000"/>
-                <w:sz w:val="16"/>
-                <w:szCs w:val="16"/>
-              </w:rPr>
-            </w:pPr>
-            <w:r>
-              <w:rPr>
-                <w:rFonts w:ascii="Arial" w:eastAsia="Times New Roman" w:hAnsi="Arial" w:cs="Arial"/>
-                <w:color w:val="000000"/>
-                <w:sz w:val="16"/>
-                <w:szCs w:val="16"/>
-              </w:rPr>
-              <w:t> </w:t>
-            </w:r>
-          </w:p>
-        </w:tc>
-        <w:tc>
-          <w:tcPr>
-            <w:tcW w:w="236" w:type="pct"/>
-            <w:tcBorders>
-              <w:top w:val="nil"/>
-              <w:left w:val="nil"/>
-              <w:bottom w:val="single" w:sz="4" w:space="0" w:color="auto"/>
-              <w:right w:val="single" w:sz="4" w:space="0" w:color="auto"/>
-            </w:tcBorders>
-            <w:vAlign w:val="center"/>
-            <w:hideMark/>
-          </w:tcPr>
-          <w:p>
-            <w:pPr>
-              <w:spacing w:after="0" w:line="240" w:lineRule="auto"/>
-              <w:jc w:val="center"/>
-              <w:rPr>
-                <w:rFonts w:ascii="Arial" w:eastAsia="Times New Roman" w:hAnsi="Arial" w:cs="Arial"/>
-                <w:color w:val="000000"/>
-                <w:sz w:val="16"/>
-                <w:szCs w:val="16"/>
-              </w:rPr>
-            </w:pPr>
-            <w:r>
-              <w:rPr>
-                <w:rFonts w:ascii="Arial" w:eastAsia="Times New Roman" w:hAnsi="Arial" w:cs="Arial"/>
-                <w:color w:val="000000"/>
-                <w:sz w:val="16"/>
-                <w:szCs w:val="16"/>
-              </w:rPr>
-              <w:t> </w:t>
-            </w:r>
-          </w:p>
-          <w:p>
-            <w:pPr>
-              <w:spacing w:after="0" w:line="240" w:lineRule="auto"/>
-              <w:jc w:val="center"/>
-              <w:rPr>
-                <w:rFonts w:ascii="Arial" w:eastAsia="Times New Roman" w:hAnsi="Arial" w:cs="Arial"/>
-                <w:color w:val="000000"/>
-                <w:sz w:val="16"/>
-                <w:szCs w:val="16"/>
-              </w:rPr>
-            </w:pPr>
-            <w:r>
-              <w:rPr>
-                <w:rFonts w:ascii="Arial" w:eastAsia="Times New Roman" w:hAnsi="Arial" w:cs="Arial"/>
-                <w:color w:val="000000"/>
-                <w:sz w:val="16"/>
-                <w:szCs w:val="16"/>
-              </w:rPr>
-              <w:t>{kode_sls}</w:t>
-            </w:r>
-          </w:p>
-          <w:p>
-            <w:pPr>
-              <w:spacing w:after="0" w:line="240" w:lineRule="auto"/>
-              <w:jc w:val="center"/>
-              <w:rPr>
-                <w:rFonts w:ascii="Arial" w:eastAsia="Times New Roman" w:hAnsi="Arial" w:cs="Arial"/>
-                <w:color w:val="000000"/>
-                <w:sz w:val="16"/>
-                <w:szCs w:val="16"/>
-              </w:rPr>
-            </w:pPr>
-          </w:p>
-        </w:tc>
-        <w:tc>
-          <w:tcPr>
-            <w:tcW w:w="301" w:type="pct"/>
-            <w:tcBorders>
-              <w:top w:val="nil"/>
-              <w:left w:val="nil"/>
-              <w:bottom w:val="single" w:sz="4" w:space="0" w:color="auto"/>
-              <w:right w:val="single" w:sz="4" w:space="0" w:color="auto"/>
-            </w:tcBorders>
-            <w:noWrap/>
-            <w:vAlign w:val="center"/>
-            <w:hideMark/>
-          </w:tcPr>
-          <w:p>
-            <w:pPr>
-              <w:spacing w:after="0" w:line="240" w:lineRule="auto"/>
-              <w:rPr>
-                <w:rFonts w:ascii="Arial" w:eastAsia="Times New Roman" w:hAnsi="Arial" w:cs="Arial"/>
-                <w:color w:val="000000"/>
-                <w:sz w:val="16"/>
-                <w:szCs w:val="16"/>
-              </w:rPr>
-            </w:pPr>
-            <w:r>
-              <w:rPr>
-                <w:rFonts w:ascii="Arial" w:eastAsia="Times New Roman" w:hAnsi="Arial" w:cs="Arial"/>
-                <w:color w:val="000000"/>
-                <w:sz w:val="16"/>
-                <w:szCs w:val="16"/>
-              </w:rPr>
-              <w:t> </w:t>
-            </w:r>
-          </w:p>
-          <w:p>
-            <w:pPr>
-              <w:spacing w:after="0" w:line="240" w:lineRule="auto"/>
-              <w:rPr>
-                <w:rFonts w:ascii="Arial" w:eastAsia="Times New Roman" w:hAnsi="Arial" w:cs="Arial"/>
-                <w:color w:val="000000"/>
-                <w:sz w:val="16"/>
-                <w:szCs w:val="16"/>
-              </w:rPr>
-            </w:pPr>
-            <w:r>
-              <w:rPr>
-                <w:rFonts w:ascii="Arial" w:eastAsia="Times New Roman" w:hAnsi="Arial" w:cs="Arial"/>
-                <w:color w:val="000000"/>
-                <w:sz w:val="16"/>
-                <w:szCs w:val="16"/>
-              </w:rPr>
-              <w:t>{pre_keluarga}</w:t>
-            </w:r>
-          </w:p>
-          <w:p>
-            <w:pPr>
-              <w:spacing w:after="0" w:line="240" w:lineRule="auto"/>
-              <w:rPr>
-                <w:rFonts w:ascii="Arial" w:eastAsia="Times New Roman" w:hAnsi="Arial" w:cs="Arial"/>
-                <w:color w:val="000000"/>
-                <w:sz w:val="16"/>
-                <w:szCs w:val="16"/>
-              </w:rPr>
-            </w:pPr>
-          </w:p>
-        </w:tc>
-        <w:tc>
-          <w:tcPr>
-            <w:tcW w:w="263" w:type="pct"/>
-            <w:tcBorders>
-              <w:top w:val="nil"/>
-              <w:left w:val="nil"/>
-              <w:bottom w:val="single" w:sz="4" w:space="0" w:color="auto"/>
-              <w:right w:val="single" w:sz="4" w:space="0" w:color="auto"/>
-            </w:tcBorders>
-            <w:noWrap/>
-            <w:vAlign w:val="center"/>
-            <w:hideMark/>
-          </w:tcPr>
-          <w:p>
-            <w:pPr>
-              <w:spacing w:after="0" w:line="240" w:lineRule="auto"/>
-              <w:rPr>
-                <w:rFonts w:ascii="Arial" w:eastAsia="Times New Roman" w:hAnsi="Arial" w:cs="Arial"/>
-                <w:color w:val="000000"/>
-                <w:sz w:val="16"/>
-                <w:szCs w:val="16"/>
-              </w:rPr>
-            </w:pPr>
-            <w:r>
-              <w:rPr>
-                <w:rFonts w:ascii="Arial" w:eastAsia="Times New Roman" w:hAnsi="Arial" w:cs="Arial"/>
-                <w:color w:val="000000"/>
-                <w:sz w:val="16"/>
-                <w:szCs w:val="16"/>
-              </w:rPr>
-              <w:t> </w:t>
-            </w:r>
-          </w:p>
-          <w:p>
-            <w:pPr>
-              <w:spacing w:after="0" w:line="240" w:lineRule="auto"/>
-              <w:rPr>
-                <w:rFonts w:ascii="Arial" w:eastAsia="Times New Roman" w:hAnsi="Arial" w:cs="Arial"/>
-                <w:color w:val="000000"/>
-                <w:sz w:val="16"/>
-                <w:szCs w:val="16"/>
-              </w:rPr>
-            </w:pPr>
-            <w:r>
-              <w:rPr>
-                <w:rFonts w:ascii="Arial" w:eastAsia="Times New Roman" w:hAnsi="Arial" w:cs="Arial"/>
-                <w:color w:val="000000"/>
-                <w:sz w:val="16"/>
-                <w:szCs w:val="16"/>
-              </w:rPr>
-              <w:t>{pre_usaha}</w:t>
-            </w:r>
-          </w:p>
-          <w:p>
-            <w:pPr>
-              <w:spacing w:after="0" w:line="240" w:lineRule="auto"/>
-              <w:rPr>
-                <w:rFonts w:ascii="Arial" w:eastAsia="Times New Roman" w:hAnsi="Arial" w:cs="Arial"/>
-                <w:color w:val="000000"/>
-                <w:sz w:val="16"/>
-                <w:szCs w:val="16"/>
-              </w:rPr>
-            </w:pPr>
-          </w:p>
-        </w:tc>
-        <w:tc>
-          <w:tcPr>
-            <w:tcW w:w="271" w:type="pct"/>
-            <w:tcBorders>
-              <w:top w:val="nil"/>
-              <w:left w:val="nil"/>
-              <w:bottom w:val="single" w:sz="4" w:space="0" w:color="auto"/>
-              <w:right w:val="single" w:sz="4" w:space="0" w:color="auto"/>
-            </w:tcBorders>
-            <w:noWrap/>
-            <w:vAlign w:val="center"/>
-            <w:hideMark/>
-          </w:tcPr>
-          <w:p>
-            <w:pPr>
-              <w:spacing w:after="0" w:line="240" w:lineRule="auto"/>
-              <w:rPr>
-                <w:rFonts w:ascii="Arial" w:eastAsia="Times New Roman" w:hAnsi="Arial" w:cs="Arial"/>
-                <w:color w:val="000000"/>
-                <w:sz w:val="16"/>
-                <w:szCs w:val="16"/>
-              </w:rPr>
-            </w:pPr>
-            <w:r>
-              <w:rPr>
-                <w:rFonts w:ascii="Arial" w:eastAsia="Times New Roman" w:hAnsi="Arial" w:cs="Arial"/>
-                <w:color w:val="000000"/>
-                <w:sz w:val="16"/>
-                <w:szCs w:val="16"/>
-              </w:rPr>
-              <w:t> </w:t>
-            </w:r>
-          </w:p>
-          <w:p>
-            <w:pPr>
-              <w:spacing w:after="0" w:line="240" w:lineRule="auto"/>
-              <w:rPr>
-                <w:rFonts w:ascii="Arial" w:eastAsia="Times New Roman" w:hAnsi="Arial" w:cs="Arial"/>
-                <w:color w:val="000000"/>
-                <w:sz w:val="16"/>
-                <w:szCs w:val="16"/>
-              </w:rPr>
-            </w:pPr>
-            <w:r>
-              <w:rPr>
-                <w:rFonts w:ascii="Arial" w:eastAsia="Times New Roman" w:hAnsi="Arial" w:cs="Arial"/>
-                <w:color w:val="000000"/>
-                <w:sz w:val="16"/>
-                <w:szCs w:val="16"/>
-              </w:rPr>
-              <w:t>{jumlah_pre}</w:t>
-            </w:r>
-          </w:p>
-          <w:p>
-            <w:pPr>
-              <w:spacing w:after="0" w:line="240" w:lineRule="auto"/>
-              <w:rPr>
-                <w:rFonts w:ascii="Arial" w:eastAsia="Times New Roman" w:hAnsi="Arial" w:cs="Arial"/>
-                <w:color w:val="000000"/>
-                <w:sz w:val="16"/>
-                <w:szCs w:val="16"/>
-              </w:rPr>
-            </w:pPr>
-          </w:p>
-        </w:tc>
-        <w:tc>
-          <w:tcPr>
-            <w:tcW w:w="378" w:type="pct"/>
-            <w:tcBorders>
-              <w:top w:val="nil"/>
-              <w:left w:val="nil"/>
-              <w:bottom w:val="single" w:sz="4" w:space="0" w:color="auto"/>
-              <w:right w:val="single" w:sz="4" w:space="0" w:color="auto"/>
-            </w:tcBorders>
-            <w:noWrap/>
-            <w:vAlign w:val="center"/>
-            <w:hideMark/>
-          </w:tcPr>
-          <w:p>
-            <w:pPr>
-              <w:spacing w:after="0" w:line="240" w:lineRule="auto"/>
-              <w:rPr>
-                <w:rFonts w:ascii="Arial" w:eastAsia="Times New Roman" w:hAnsi="Arial" w:cs="Arial"/>
-                <w:color w:val="000000"/>
-                <w:sz w:val="16"/>
-                <w:szCs w:val="16"/>
-              </w:rPr>
-            </w:pPr>
-            <w:r>
-              <w:rPr>
-                <w:rFonts w:ascii="Arial" w:eastAsia="Times New Roman" w:hAnsi="Arial" w:cs="Arial"/>
-                <w:color w:val="000000"/>
-                <w:sz w:val="16"/>
-                <w:szCs w:val="16"/>
-              </w:rPr>
-              <w:t> </w:t>
-            </w:r>
-          </w:p>
-          <w:p>
-            <w:pPr>
-              <w:spacing w:after="0" w:line="240" w:lineRule="auto"/>
-              <w:rPr>
-                <w:rFonts w:ascii="Arial" w:eastAsia="Times New Roman" w:hAnsi="Arial" w:cs="Arial"/>
-                <w:color w:val="000000"/>
-                <w:sz w:val="16"/>
-                <w:szCs w:val="16"/>
-              </w:rPr>
-            </w:pPr>
-            <w:r>
-              <w:rPr>
-                <w:rFonts w:ascii="Arial" w:eastAsia="Times New Roman" w:hAnsi="Arial" w:cs="Arial"/>
-                <w:color w:val="000000"/>
-                <w:sz w:val="16"/>
-                <w:szCs w:val="16"/>
-              </w:rPr>
-              <w:t>{realisasi_keluarga}</w:t>
-            </w:r>
-          </w:p>
-          <w:p>
-            <w:pPr>
-              <w:spacing w:after="0" w:line="240" w:lineRule="auto"/>
-              <w:rPr>
-                <w:rFonts w:ascii="Arial" w:eastAsia="Times New Roman" w:hAnsi="Arial" w:cs="Arial"/>
-                <w:color w:val="000000"/>
-                <w:sz w:val="16"/>
-                <w:szCs w:val="16"/>
-              </w:rPr>
-            </w:pPr>
-          </w:p>
-        </w:tc>
-        <w:tc>
-          <w:tcPr>
-            <w:tcW w:w="339" w:type="pct"/>
-            <w:tcBorders>
-              <w:top w:val="nil"/>
-              <w:left w:val="nil"/>
-              <w:bottom w:val="single" w:sz="4" w:space="0" w:color="auto"/>
-              <w:right w:val="single" w:sz="4" w:space="0" w:color="auto"/>
-            </w:tcBorders>
-            <w:noWrap/>
-            <w:vAlign w:val="center"/>
-            <w:hideMark/>
-          </w:tcPr>
-          <w:p>
-            <w:pPr>
-              <w:spacing w:after="0" w:line="240" w:lineRule="auto"/>
-              <w:rPr>
-                <w:rFonts w:ascii="Arial" w:eastAsia="Times New Roman" w:hAnsi="Arial" w:cs="Arial"/>
-                <w:color w:val="000000"/>
-                <w:sz w:val="16"/>
-                <w:szCs w:val="16"/>
-              </w:rPr>
-            </w:pPr>
-            <w:r>
-              <w:rPr>
-                <w:rFonts w:ascii="Arial" w:eastAsia="Times New Roman" w:hAnsi="Arial" w:cs="Arial"/>
-                <w:color w:val="000000"/>
-                <w:sz w:val="16"/>
-                <w:szCs w:val="16"/>
-              </w:rPr>
-              <w:t> </w:t>
-            </w:r>
-          </w:p>
-          <w:p>
-            <w:pPr>
-              <w:spacing w:after="0" w:line="240" w:lineRule="auto"/>
-              <w:rPr>
-                <w:rFonts w:ascii="Arial" w:eastAsia="Times New Roman" w:hAnsi="Arial" w:cs="Arial"/>
-                <w:color w:val="000000"/>
-                <w:sz w:val="16"/>
-                <w:szCs w:val="16"/>
-              </w:rPr>
-            </w:pPr>
-            <w:r>
-              <w:rPr>
-                <w:rFonts w:ascii="Arial" w:eastAsia="Times New Roman" w:hAnsi="Arial" w:cs="Arial"/>
-                <w:color w:val="000000"/>
-                <w:sz w:val="16"/>
-                <w:szCs w:val="16"/>
-              </w:rPr>
-              <w:t>{realisasi_usaha}</w:t>
-            </w:r>
-          </w:p>
-          <w:p>
-            <w:pPr>
-              <w:spacing w:after="0" w:line="240" w:lineRule="auto"/>
-              <w:rPr>
-                <w:rFonts w:ascii="Arial" w:eastAsia="Times New Roman" w:hAnsi="Arial" w:cs="Arial"/>
-                <w:color w:val="000000"/>
-                <w:sz w:val="16"/>
-                <w:szCs w:val="16"/>
-              </w:rPr>
-            </w:pPr>
-          </w:p>
-        </w:tc>
-        <w:tc>
-          <w:tcPr>
-            <w:tcW w:w="347" w:type="pct"/>
-            <w:tcBorders>
-              <w:top w:val="nil"/>
-              <w:left w:val="nil"/>
-              <w:bottom w:val="single" w:sz="4" w:space="0" w:color="auto"/>
-              <w:right w:val="single" w:sz="4" w:space="0" w:color="auto"/>
-            </w:tcBorders>
-            <w:noWrap/>
-            <w:vAlign w:val="center"/>
-            <w:hideMark/>
-          </w:tcPr>
-          <w:p>
-            <w:pPr>
-              <w:spacing w:after="0" w:line="240" w:lineRule="auto"/>
-              <w:rPr>
-                <w:rFonts w:ascii="Arial" w:eastAsia="Times New Roman" w:hAnsi="Arial" w:cs="Arial"/>
-                <w:color w:val="000000"/>
-                <w:sz w:val="16"/>
-                <w:szCs w:val="16"/>
-              </w:rPr>
-            </w:pPr>
-            <w:r>
-              <w:rPr>
-                <w:rFonts w:ascii="Arial" w:eastAsia="Times New Roman" w:hAnsi="Arial" w:cs="Arial"/>
-                <w:color w:val="000000"/>
-                <w:sz w:val="16"/>
-                <w:szCs w:val="16"/>
-              </w:rPr>
-              <w:t> </w:t>
-            </w:r>
-          </w:p>
-          <w:p>
-            <w:pPr>
-              <w:spacing w:after="0" w:line="240" w:lineRule="auto"/>
-              <w:rPr>
-                <w:rFonts w:ascii="Arial" w:eastAsia="Times New Roman" w:hAnsi="Arial" w:cs="Arial"/>
-                <w:color w:val="000000"/>
-                <w:sz w:val="16"/>
-                <w:szCs w:val="16"/>
-              </w:rPr>
-            </w:pPr>
-            <w:r>
-              <w:rPr>
-                <w:rFonts w:ascii="Arial" w:eastAsia="Times New Roman" w:hAnsi="Arial" w:cs="Arial"/>
-                <w:color w:val="000000"/>
-                <w:sz w:val="16"/>
-                <w:szCs w:val="16"/>
-              </w:rPr>
-              <w:t>{jumlah_realisasi}</w:t>
-            </w:r>
-          </w:p>
-          <w:p>
-            <w:pPr>
-              <w:spacing w:after="0" w:line="240" w:lineRule="auto"/>
-              <w:rPr>
-                <w:rFonts w:ascii="Arial" w:eastAsia="Times New Roman" w:hAnsi="Arial" w:cs="Arial"/>
-                <w:color w:val="000000"/>
-                <w:sz w:val="16"/>
-                <w:szCs w:val="16"/>
-              </w:rPr>
-            </w:pPr>
-          </w:p>
-        </w:tc>
-        <w:tc>
-          <w:tcPr>
-            <w:tcW w:w="435" w:type="pct"/>
-            <w:tcBorders>
-              <w:top w:val="nil"/>
-              <w:left w:val="nil"/>
-              <w:bottom w:val="single" w:sz="4" w:space="0" w:color="auto"/>
-              <w:right w:val="single" w:sz="4" w:space="0" w:color="auto"/>
-            </w:tcBorders>
-            <w:noWrap/>
-            <w:vAlign w:val="center"/>
-            <w:hideMark/>
-          </w:tcPr>
-          <w:p>
-            <w:pPr>
-              <w:spacing w:after="0" w:line="240" w:lineRule="auto"/>
-              <w:rPr>
-                <w:rFonts w:ascii="Arial" w:eastAsia="Times New Roman" w:hAnsi="Arial" w:cs="Arial"/>
-                <w:color w:val="000000"/>
-                <w:sz w:val="16"/>
-                <w:szCs w:val="16"/>
-              </w:rPr>
-            </w:pPr>
-            <w:r>
-              <w:rPr>
-                <w:rFonts w:ascii="Arial" w:eastAsia="Times New Roman" w:hAnsi="Arial" w:cs="Arial"/>
-                <w:color w:val="000000"/>
-                <w:sz w:val="16"/>
-                <w:szCs w:val="16"/>
-              </w:rPr>
-              <w:t> </w:t>
-            </w:r>
-          </w:p>
-          <w:p>
-            <w:pPr>
-              <w:spacing w:after="0" w:line="240" w:lineRule="auto"/>
-              <w:rPr>
-                <w:rFonts w:ascii="Arial" w:eastAsia="Times New Roman" w:hAnsi="Arial" w:cs="Arial"/>
-                <w:color w:val="000000"/>
-                <w:sz w:val="16"/>
-                <w:szCs w:val="16"/>
-              </w:rPr>
-            </w:pPr>
-            <w:r>
-              <w:rPr>
-                <w:rFonts w:ascii="Arial" w:eastAsia="Times New Roman" w:hAnsi="Arial" w:cs="Arial"/>
-                <w:color w:val="000000"/>
-                <w:sz w:val="16"/>
-                <w:szCs w:val="16"/>
-              </w:rPr>
-              <w:t>{persentase}{/peserta}</w:t>
-            </w:r>
-          </w:p>
-          <w:p>
-            <w:pPr>
-              <w:spacing w:after="0" w:line="240" w:lineRule="auto"/>
-              <w:rPr>
-                <w:rFonts w:ascii="Arial" w:eastAsia="Times New Roman" w:hAnsi="Arial" w:cs="Arial"/>
-                <w:color w:val="000000"/>
-                <w:sz w:val="16"/>
-                <w:szCs w:val="16"/>
-              </w:rPr>
-            </w:pPr>
-          </w:p>
-        </w:tc>
-        <w:tc>
-          <w:tcPr>
-            <w:tcW w:w="267" w:type="pct"/>
-            <w:tcBorders>
-              <w:top w:val="nil"/>
-              <w:left w:val="single" w:sz="4" w:space="0" w:color="auto"/>
-              <w:bottom w:val="single" w:sz="4" w:space="0" w:color="000000"/>
-              <w:right w:val="single" w:sz="4" w:space="0" w:color="auto"/>
-            </w:tcBorders>
-            <w:vAlign w:val="center"/>
-            <w:hideMark/>
-          </w:tcPr>
-          <w:p>
-            <w:pPr>
-              <w:spacing w:after="0" w:line="240" w:lineRule="auto"/>
-              <w:rPr>
-                <w:rFonts w:ascii="Arial" w:eastAsia="Times New Roman" w:hAnsi="Arial" w:cs="Arial"/>
-                <w:color w:val="000000"/>
-                <w:sz w:val="16"/>
-                <w:szCs w:val="16"/>
-              </w:rPr>
-            </w:pPr>
-          </w:p>
-        </w:tc>
-      </w:tr>
-      <w:tr>
-        <w:trPr>
-          <w:trHeight w:val="450"/>
-        </w:trPr>
-        <w:tc>
-          <w:tcPr>
-            <w:tcW w:w="2399" w:type="pct"/>
-            <w:gridSpan w:val="8"/>
-            <w:tcBorders>
-              <w:top w:val="single" w:sz="4" w:space="0" w:color="auto"/>
-              <w:left w:val="single" w:sz="4" w:space="0" w:color="auto"/>
-              <w:bottom w:val="single" w:sz="4" w:space="0" w:color="auto"/>
-              <w:right w:val="single" w:sz="4" w:space="0" w:color="000000"/>
-            </w:tcBorders>
-            <w:noWrap/>
-            <w:vAlign w:val="center"/>
-            <w:hideMark/>
-          </w:tcPr>
-          <w:p>
-            <w:pPr>
-              <w:spacing w:after="0" w:line="240" w:lineRule="auto"/>
-              <w:jc w:val="center"/>
-              <w:rPr>
-                <w:rFonts w:ascii="Arial" w:eastAsia="Times New Roman" w:hAnsi="Arial" w:cs="Arial"/>
-                <w:b/>
-                <w:bCs/>
-                <w:color w:val="000000"/>
-                <w:sz w:val="16"/>
-                <w:szCs w:val="16"/>
-              </w:rPr>
-            </w:pPr>
-            <w:r>
-              <w:rPr>
-                <w:rFonts w:ascii="Arial" w:eastAsia="Times New Roman" w:hAnsi="Arial" w:cs="Arial"/>
-                <w:b/>
-                <w:bCs/>
-                <w:color w:val="000000"/>
-                <w:sz w:val="16"/>
-                <w:szCs w:val="16"/>
-              </w:rPr>
-              <w:t>Jumlah</w:t>
-            </w:r>
-          </w:p>
-        </w:tc>
-        <w:tc>
-          <w:tcPr>
-            <w:tcW w:w="301" w:type="pct"/>
-            <w:tcBorders>
-              <w:top w:val="nil"/>
-              <w:left w:val="nil"/>
-              <w:bottom w:val="single" w:sz="4" w:space="0" w:color="auto"/>
-              <w:right w:val="single" w:sz="4" w:space="0" w:color="auto"/>
-            </w:tcBorders>
-            <w:noWrap/>
-            <w:vAlign w:val="center"/>
-            <w:hideMark/>
-          </w:tcPr>
-          <w:p>
-            <w:pPr>
-              <w:spacing w:after="0" w:line="240" w:lineRule="auto"/>
-              <w:rPr>
-                <w:rFonts w:ascii="Arial" w:eastAsia="Times New Roman" w:hAnsi="Arial" w:cs="Arial"/>
-                <w:b/>
-                <w:bCs/>
-                <w:color w:val="000000"/>
-                <w:sz w:val="16"/>
-                <w:szCs w:val="16"/>
-              </w:rPr>
-            </w:pPr>
-            <w:r>
-              <w:rPr>
-                <w:rFonts w:ascii="Arial" w:eastAsia="Times New Roman" w:hAnsi="Arial" w:cs="Arial"/>
-                <w:b/>
-                <w:bCs/>
-                <w:color w:val="000000"/>
-                <w:sz w:val="16"/>
-                <w:szCs w:val="16"/>
-              </w:rPr>
-              <w:t> </w:t>
-            </w:r>
-          </w:p>
-        </w:tc>
-        <w:tc>
-          <w:tcPr>
-            <w:tcW w:w="263" w:type="pct"/>
-            <w:tcBorders>
-              <w:top w:val="nil"/>
-              <w:left w:val="nil"/>
-              <w:bottom w:val="single" w:sz="4" w:space="0" w:color="auto"/>
-              <w:right w:val="single" w:sz="4" w:space="0" w:color="auto"/>
-            </w:tcBorders>
-            <w:noWrap/>
-            <w:vAlign w:val="center"/>
-            <w:hideMark/>
-          </w:tcPr>
-          <w:p>
-            <w:pPr>
-              <w:spacing w:after="0" w:line="240" w:lineRule="auto"/>
-              <w:rPr>
-                <w:rFonts w:ascii="Arial" w:eastAsia="Times New Roman" w:hAnsi="Arial" w:cs="Arial"/>
-                <w:b/>
-                <w:bCs/>
-                <w:color w:val="000000"/>
-                <w:sz w:val="16"/>
-                <w:szCs w:val="16"/>
-              </w:rPr>
-            </w:pPr>
-            <w:r>
-              <w:rPr>
-                <w:rFonts w:ascii="Arial" w:eastAsia="Times New Roman" w:hAnsi="Arial" w:cs="Arial"/>
-                <w:b/>
-                <w:bCs/>
-                <w:color w:val="000000"/>
-                <w:sz w:val="16"/>
-                <w:szCs w:val="16"/>
-              </w:rPr>
-              <w:t> </w:t>
-            </w:r>
-          </w:p>
-        </w:tc>
-        <w:tc>
-          <w:tcPr>
-            <w:tcW w:w="271" w:type="pct"/>
-            <w:tcBorders>
-              <w:top w:val="nil"/>
-              <w:left w:val="nil"/>
-              <w:bottom w:val="single" w:sz="4" w:space="0" w:color="auto"/>
-              <w:right w:val="single" w:sz="4" w:space="0" w:color="auto"/>
-            </w:tcBorders>
-            <w:noWrap/>
-            <w:vAlign w:val="center"/>
-          </w:tcPr>
-          <w:p>
-            <w:pPr>
-              <w:spacing w:after="0" w:line="240" w:lineRule="auto"/>
-              <w:jc w:val="right"/>
-              <w:rPr>
-                <w:rFonts w:ascii="Arial" w:eastAsia="Times New Roman" w:hAnsi="Arial" w:cs="Arial"/>
-                <w:b/>
-                <w:bCs/>
-                <w:color w:val="000000"/>
-                <w:sz w:val="16"/>
-                <w:szCs w:val="16"/>
-              </w:rPr>
-            </w:pPr>
-          </w:p>
-        </w:tc>
-        <w:tc>
-          <w:tcPr>
-            <w:tcW w:w="378" w:type="pct"/>
-            <w:tcBorders>
-              <w:top w:val="nil"/>
-              <w:left w:val="nil"/>
-              <w:bottom w:val="single" w:sz="4" w:space="0" w:color="auto"/>
-              <w:right w:val="single" w:sz="4" w:space="0" w:color="auto"/>
-            </w:tcBorders>
-            <w:noWrap/>
-            <w:vAlign w:val="center"/>
-          </w:tcPr>
-          <w:p>
-            <w:pPr>
-              <w:spacing w:after="0" w:line="240" w:lineRule="auto"/>
-              <w:rPr>
-                <w:rFonts w:ascii="Arial" w:eastAsia="Times New Roman" w:hAnsi="Arial" w:cs="Arial"/>
-                <w:b/>
-                <w:bCs/>
-                <w:color w:val="000000"/>
-                <w:sz w:val="16"/>
-                <w:szCs w:val="16"/>
-              </w:rPr>
-            </w:pPr>
-          </w:p>
-        </w:tc>
-        <w:tc>
-          <w:tcPr>
-            <w:tcW w:w="339" w:type="pct"/>
-            <w:tcBorders>
-              <w:top w:val="nil"/>
-              <w:left w:val="nil"/>
-              <w:bottom w:val="single" w:sz="4" w:space="0" w:color="auto"/>
-              <w:right w:val="single" w:sz="4" w:space="0" w:color="auto"/>
-            </w:tcBorders>
-            <w:noWrap/>
-            <w:vAlign w:val="center"/>
-          </w:tcPr>
-          <w:p>
-            <w:pPr>
-              <w:spacing w:after="0" w:line="240" w:lineRule="auto"/>
-              <w:rPr>
-                <w:rFonts w:ascii="Arial" w:eastAsia="Times New Roman" w:hAnsi="Arial" w:cs="Arial"/>
-                <w:b/>
-                <w:bCs/>
-                <w:color w:val="000000"/>
-                <w:sz w:val="16"/>
-                <w:szCs w:val="16"/>
-              </w:rPr>
-            </w:pPr>
-          </w:p>
-        </w:tc>
-        <w:tc>
-          <w:tcPr>
-            <w:tcW w:w="347" w:type="pct"/>
-            <w:tcBorders>
-              <w:top w:val="nil"/>
-              <w:left w:val="nil"/>
-              <w:bottom w:val="single" w:sz="4" w:space="0" w:color="auto"/>
-              <w:right w:val="single" w:sz="4" w:space="0" w:color="auto"/>
-            </w:tcBorders>
-            <w:noWrap/>
-            <w:vAlign w:val="center"/>
-          </w:tcPr>
-          <w:p>
-            <w:pPr>
-              <w:spacing w:after="0" w:line="240" w:lineRule="auto"/>
-              <w:jc w:val="right"/>
-              <w:rPr>
-                <w:rFonts w:ascii="Arial" w:eastAsia="Times New Roman" w:hAnsi="Arial" w:cs="Arial"/>
-                <w:b/>
-                <w:bCs/>
-                <w:color w:val="000000"/>
-                <w:sz w:val="16"/>
-                <w:szCs w:val="16"/>
-              </w:rPr>
-            </w:pPr>
-          </w:p>
-        </w:tc>
-        <w:tc>
-          <w:tcPr>
-            <w:tcW w:w="435" w:type="pct"/>
-            <w:tcBorders>
-              <w:top w:val="nil"/>
-              <w:left w:val="nil"/>
-              <w:bottom w:val="single" w:sz="4" w:space="0" w:color="auto"/>
-              <w:right w:val="single" w:sz="4" w:space="0" w:color="auto"/>
-            </w:tcBorders>
-            <w:noWrap/>
-            <w:vAlign w:val="center"/>
-            <w:hideMark/>
-          </w:tcPr>
-          <w:p>
-            <w:pPr>
-              <w:spacing w:after="0" w:line="240" w:lineRule="auto"/>
-              <w:jc w:val="right"/>
-              <w:rPr>
-                <w:rFonts w:ascii="Arial" w:eastAsia="Times New Roman" w:hAnsi="Arial" w:cs="Arial"/>
-                <w:b/>
-                <w:bCs/>
-                <w:color w:val="000000"/>
-                <w:sz w:val="16"/>
-                <w:szCs w:val="16"/>
-              </w:rPr>
-            </w:pPr>
-            <w:r>
-              <w:rPr>
-                <w:rFonts w:ascii="Arial" w:eastAsia="Times New Roman" w:hAnsi="Arial" w:cs="Arial"/>
-                <w:b/>
-                <w:bCs/>
-                <w:color w:val="000000"/>
-                <w:sz w:val="16"/>
-                <w:szCs w:val="16"/>
-              </w:rPr>
-              <w:t>{average_persentase}</w:t>
-            </w:r>
-          </w:p>
-          <w:p>
-            <w:pPr>
-              <w:spacing w:after="0" w:line="240" w:lineRule="auto"/>
-              <w:jc w:val="right"/>
-              <w:rPr>
-                <w:rFonts w:ascii="Arial" w:eastAsia="Times New Roman" w:hAnsi="Arial" w:cs="Arial"/>
-                <w:b/>
-                <w:bCs/>
-                <w:color w:val="000000"/>
-                <w:sz w:val="16"/>
-                <w:szCs w:val="16"/>
-              </w:rPr>
-            </w:pPr>
-          </w:p>
-        </w:tc>
-        <w:tc>
-          <w:tcPr>
-            <w:tcW w:w="267" w:type="pct"/>
-            <w:tcBorders>
-              <w:top w:val="nil"/>
-              <w:left w:val="nil"/>
-              <w:bottom w:val="single" w:sz="4" w:space="0" w:color="auto"/>
-              <w:right w:val="single" w:sz="4" w:space="0" w:color="auto"/>
-            </w:tcBorders>
-            <w:vAlign w:val="center"/>
-            <w:hideMark/>
-          </w:tcPr>
-          <w:p>
-            <w:pPr>
-              <w:spacing w:after="0" w:line="240" w:lineRule="auto"/>
-              <w:jc w:val="center"/>
-              <w:rPr>
-                <w:rFonts w:ascii="Arial" w:eastAsia="Times New Roman" w:hAnsi="Arial" w:cs="Arial"/>
-                <w:b/>
-                <w:bCs/>
-                <w:color w:val="000000"/>
-                <w:sz w:val="16"/>
-                <w:szCs w:val="16"/>
-              </w:rPr>
-            </w:pPr>
-          </w:p>
-        </w:tc>
-      </w:tr>
-    </w:tbl>
     <w:p>
       <w:pPr>
         <w:spacing w:after="0" w:line="240" w:lineRule="auto"/>

--- a/public/templates/BERKAS PEMBAYARAN PPL TERMIN II (1).docx
+++ b/public/templates/BERKAS PEMBAYARAN PPL TERMIN II (1).docx
@@ -440,47 +440,7 @@
           <w:sz w:val="24"/>
           <w:szCs w:val="24"/>
         </w:rPr>
-        <w:t xml:space="preserve">Dengan </w:t>
-      </w:r>
-      <w:proofErr w:type="spellStart"/>
-      <w:r>
-        <w:rPr>
-          <w:rFonts w:ascii="Bookman Old Style" w:eastAsia="Bookman Old Style" w:hAnsi="Bookman Old Style" w:cs="Bookman Old Style"/>
-          <w:color w:val="000000"/>
-          <w:sz w:val="24"/>
-          <w:szCs w:val="24"/>
-        </w:rPr>
-        <w:t>ini</w:t>
-      </w:r>
-      <w:proofErr w:type="spellEnd"/>
-      <w:r>
-        <w:rPr>
-          <w:rFonts w:ascii="Bookman Old Style" w:eastAsia="Bookman Old Style" w:hAnsi="Bookman Old Style" w:cs="Bookman Old Style"/>
-          <w:color w:val="000000"/>
-          <w:sz w:val="24"/>
-          <w:szCs w:val="24"/>
-        </w:rPr>
-        <w:t xml:space="preserve"> </w:t>
-      </w:r>
-      <w:proofErr w:type="spellStart"/>
-      <w:r>
-        <w:rPr>
-          <w:rFonts w:ascii="Bookman Old Style" w:eastAsia="Bookman Old Style" w:hAnsi="Bookman Old Style" w:cs="Bookman Old Style"/>
-          <w:color w:val="000000"/>
-          <w:sz w:val="24"/>
-          <w:szCs w:val="24"/>
-        </w:rPr>
-        <w:t>menyatakan</w:t>
-      </w:r>
-      <w:proofErr w:type="spellEnd"/>
-      <w:r>
-        <w:rPr>
-          <w:rFonts w:ascii="Bookman Old Style" w:eastAsia="Bookman Old Style" w:hAnsi="Bookman Old Style" w:cs="Bookman Old Style"/>
-          <w:color w:val="000000"/>
-          <w:sz w:val="24"/>
-          <w:szCs w:val="24"/>
-        </w:rPr>
-        <w:t>:  </w:t>
+        <w:t>Dengan ini menyatakan:  </w:t>
       </w:r>
     </w:p>
     <w:p>
@@ -1222,16 +1182,7 @@
                 <w:sz w:val="24"/>
                 <w:szCs w:val="24"/>
               </w:rPr>
-              <w:t>(</w:t>
-            </w:r>
-            <w:proofErr w:type="spellStart"/>
-            <w:r>
-              <w:rPr>
-                <w:rFonts w:ascii="Bookman Old Style" w:eastAsia="Bookman Old Style" w:hAnsi="Bookman Old Style" w:cs="Bookman Old Style"/>
-                <w:sz w:val="24"/>
-                <w:szCs w:val="24"/>
-              </w:rPr>
-              <w:t>N</w:t>
+              <w:t>(N</w:t>
             </w:r>
             <w:r>
               <w:rPr>
@@ -1241,7 +1192,6 @@
               </w:rPr>
               <w:t>uraliyah</w:t>
             </w:r>
-            <w:proofErr w:type="spellEnd"/>
             <w:r>
               <w:rPr>
                 <w:rFonts w:ascii="Bookman Old Style" w:eastAsia="Bookman Old Style" w:hAnsi="Bookman Old Style" w:cs="Bookman Old Style"/>
@@ -2423,47 +2373,7 @@
           <w:sz w:val="24"/>
           <w:szCs w:val="24"/>
         </w:rPr>
-        <w:t xml:space="preserve">Dengan </w:t>
-      </w:r>
-      <w:proofErr w:type="spellStart"/>
-      <w:r>
-        <w:rPr>
-          <w:rFonts w:ascii="Bookman Old Style" w:eastAsia="Bookman Old Style" w:hAnsi="Bookman Old Style" w:cs="Bookman Old Style"/>
-          <w:color w:val="000000"/>
-          <w:sz w:val="24"/>
-          <w:szCs w:val="24"/>
-        </w:rPr>
-        <w:t>ini</w:t>
-      </w:r>
-      <w:proofErr w:type="spellEnd"/>
-      <w:r>
-        <w:rPr>
-          <w:rFonts w:ascii="Bookman Old Style" w:eastAsia="Bookman Old Style" w:hAnsi="Bookman Old Style" w:cs="Bookman Old Style"/>
-          <w:color w:val="000000"/>
-          <w:sz w:val="24"/>
-          <w:szCs w:val="24"/>
-        </w:rPr>
-        <w:t xml:space="preserve"> </w:t>
-      </w:r>
-      <w:proofErr w:type="spellStart"/>
-      <w:r>
-        <w:rPr>
-          <w:rFonts w:ascii="Bookman Old Style" w:eastAsia="Bookman Old Style" w:hAnsi="Bookman Old Style" w:cs="Bookman Old Style"/>
-          <w:color w:val="000000"/>
-          <w:sz w:val="24"/>
-          <w:szCs w:val="24"/>
-        </w:rPr>
-        <w:t>menyatakan</w:t>
-      </w:r>
-      <w:proofErr w:type="spellEnd"/>
-      <w:r>
-        <w:rPr>
-          <w:rFonts w:ascii="Bookman Old Style" w:eastAsia="Bookman Old Style" w:hAnsi="Bookman Old Style" w:cs="Bookman Old Style"/>
-          <w:color w:val="000000"/>
-          <w:sz w:val="24"/>
-          <w:szCs w:val="24"/>
-        </w:rPr>
-        <w:t>:  </w:t>
+        <w:t>Dengan ini menyatakan:  </w:t>
       </w:r>
     </w:p>
     <w:p>
@@ -2500,446 +2410,69 @@
           <w:sz w:val="24"/>
           <w:szCs w:val="24"/>
         </w:rPr>
+        <w:t xml:space="preserve"> telah melaksanakan pekerjaan Pendataan Lapangan  Sensus Ekonomi 2026 pada Badan Pusat Statistik Kota Jakarta Timur berdasarkan Perjanjian Kerja Nomor: </w:t>
+      </w:r>
+      <w:r>
+        <w:rPr>
+          <w:rFonts w:ascii="Bookman Old Style" w:eastAsia="Bookman Old Style" w:hAnsi="Bookman Old Style" w:cs="Bookman Old Style"/>
+          <w:color w:val="000000"/>
+          <w:sz w:val="24"/>
+          <w:szCs w:val="24"/>
+        </w:rPr>
+        <w:t>{nomor_spk}</w:t>
+      </w:r>
+      <w:r>
+        <w:rPr>
+          <w:rFonts w:ascii="Bookman Old Style" w:eastAsia="Bookman Old Style" w:hAnsi="Bookman Old Style" w:cs="Bookman Old Style"/>
+          <w:color w:val="000000"/>
+          <w:sz w:val="24"/>
+          <w:szCs w:val="24"/>
+        </w:rPr>
+        <w:t xml:space="preserve">, sesuai dengan target pekerjaan termin </w:t>
+      </w:r>
+      <w:r>
+        <w:rPr>
+          <w:rFonts w:ascii="Bookman Old Style" w:eastAsia="Bookman Old Style" w:hAnsi="Bookman Old Style" w:cs="Bookman Old Style"/>
+          <w:sz w:val="24"/>
+          <w:szCs w:val="24"/>
+        </w:rPr>
+        <w:t>I</w:t>
+      </w:r>
+      <w:r>
+        <w:rPr>
+          <w:rFonts w:ascii="Bookman Old Style" w:eastAsia="Bookman Old Style" w:hAnsi="Bookman Old Style" w:cs="Bookman Old Style"/>
+          <w:color w:val="000000"/>
+          <w:sz w:val="24"/>
+          <w:szCs w:val="24"/>
+        </w:rPr>
+        <w:t>I yang ditetapkan sebesar</w:t>
+      </w:r>
+      <w:r>
+        <w:rPr>
+          <w:rFonts w:ascii="Bookman Old Style" w:eastAsia="Bookman Old Style" w:hAnsi="Bookman Old Style" w:cs="Bookman Old Style"/>
+          <w:color w:val="000000"/>
+          <w:sz w:val="24"/>
+          <w:szCs w:val="24"/>
+        </w:rPr>
+        <w:t xml:space="preserve"> {sls_ongoing}</w:t>
+      </w:r>
+      <w:r>
+        <w:rPr>
+          <w:rFonts w:ascii="Bookman Old Style" w:eastAsia="Bookman Old Style" w:hAnsi="Bookman Old Style" w:cs="Bookman Old Style"/>
+          <w:color w:val="000000"/>
+          <w:sz w:val="24"/>
+          <w:szCs w:val="24"/>
+        </w:rPr>
         <w:t xml:space="preserve"> </w:t>
       </w:r>
-      <w:proofErr w:type="spellStart"/>
-      <w:r>
-        <w:rPr>
-          <w:rFonts w:ascii="Bookman Old Style" w:eastAsia="Bookman Old Style" w:hAnsi="Bookman Old Style" w:cs="Bookman Old Style"/>
-          <w:color w:val="000000"/>
-          <w:sz w:val="24"/>
-          <w:szCs w:val="24"/>
-        </w:rPr>
-        <w:t>telah</w:t>
-      </w:r>
-      <w:proofErr w:type="spellEnd"/>
-      <w:r>
-        <w:rPr>
-          <w:rFonts w:ascii="Bookman Old Style" w:eastAsia="Bookman Old Style" w:hAnsi="Bookman Old Style" w:cs="Bookman Old Style"/>
-          <w:color w:val="000000"/>
-          <w:sz w:val="24"/>
-          <w:szCs w:val="24"/>
-        </w:rPr>
-        <w:t xml:space="preserve"> </w:t>
-      </w:r>
-      <w:proofErr w:type="spellStart"/>
-      <w:r>
-        <w:rPr>
-          <w:rFonts w:ascii="Bookman Old Style" w:eastAsia="Bookman Old Style" w:hAnsi="Bookman Old Style" w:cs="Bookman Old Style"/>
-          <w:color w:val="000000"/>
-          <w:sz w:val="24"/>
-          <w:szCs w:val="24"/>
-        </w:rPr>
-        <w:t>melaksanakan</w:t>
-      </w:r>
-      <w:proofErr w:type="spellEnd"/>
-      <w:r>
-        <w:rPr>
-          <w:rFonts w:ascii="Bookman Old Style" w:eastAsia="Bookman Old Style" w:hAnsi="Bookman Old Style" w:cs="Bookman Old Style"/>
-          <w:color w:val="000000"/>
-          <w:sz w:val="24"/>
-          <w:szCs w:val="24"/>
-        </w:rPr>
-        <w:t xml:space="preserve"> </w:t>
-      </w:r>
-      <w:proofErr w:type="spellStart"/>
-      <w:r>
-        <w:rPr>
-          <w:rFonts w:ascii="Bookman Old Style" w:eastAsia="Bookman Old Style" w:hAnsi="Bookman Old Style" w:cs="Bookman Old Style"/>
-          <w:color w:val="000000"/>
-          <w:sz w:val="24"/>
-          <w:szCs w:val="24"/>
-        </w:rPr>
-        <w:t>pekerjaan</w:t>
-      </w:r>
-      <w:proofErr w:type="spellEnd"/>
-      <w:r>
-        <w:rPr>
-          <w:rFonts w:ascii="Bookman Old Style" w:eastAsia="Bookman Old Style" w:hAnsi="Bookman Old Style" w:cs="Bookman Old Style"/>
-          <w:color w:val="000000"/>
-          <w:sz w:val="24"/>
-          <w:szCs w:val="24"/>
-        </w:rPr>
-        <w:t xml:space="preserve"> </w:t>
-      </w:r>
-      <w:proofErr w:type="spellStart"/>
-      <w:r>
-        <w:rPr>
-          <w:rFonts w:ascii="Bookman Old Style" w:eastAsia="Bookman Old Style" w:hAnsi="Bookman Old Style" w:cs="Bookman Old Style"/>
-          <w:color w:val="000000"/>
-          <w:sz w:val="24"/>
-          <w:szCs w:val="24"/>
-        </w:rPr>
-        <w:t>Pendataan</w:t>
-      </w:r>
-      <w:proofErr w:type="spellEnd"/>
-      <w:r>
-        <w:rPr>
-          <w:rFonts w:ascii="Bookman Old Style" w:eastAsia="Bookman Old Style" w:hAnsi="Bookman Old Style" w:cs="Bookman Old Style"/>
-          <w:color w:val="000000"/>
-          <w:sz w:val="24"/>
-          <w:szCs w:val="24"/>
-        </w:rPr>
-        <w:t xml:space="preserve"> </w:t>
-      </w:r>
-      <w:proofErr w:type="gramStart"/>
-      <w:r>
-        <w:rPr>
-          <w:rFonts w:ascii="Bookman Old Style" w:eastAsia="Bookman Old Style" w:hAnsi="Bookman Old Style" w:cs="Bookman Old Style"/>
-          <w:color w:val="000000"/>
-          <w:sz w:val="24"/>
-          <w:szCs w:val="24"/>
-        </w:rPr>
-        <w:t>Lapangan  Sensus</w:t>
-      </w:r>
-      <w:proofErr w:type="gramEnd"/>
-      <w:r>
-        <w:rPr>
-          <w:rFonts w:ascii="Bookman Old Style" w:eastAsia="Bookman Old Style" w:hAnsi="Bookman Old Style" w:cs="Bookman Old Style"/>
-          <w:color w:val="000000"/>
-          <w:sz w:val="24"/>
-          <w:szCs w:val="24"/>
-        </w:rPr>
-        <w:t xml:space="preserve"> Ekonomi 2026 pada Badan Pusat </w:t>
-      </w:r>
-      <w:proofErr w:type="spellStart"/>
-      <w:r>
-        <w:rPr>
-          <w:rFonts w:ascii="Bookman Old Style" w:eastAsia="Bookman Old Style" w:hAnsi="Bookman Old Style" w:cs="Bookman Old Style"/>
-          <w:color w:val="000000"/>
-          <w:sz w:val="24"/>
-          <w:szCs w:val="24"/>
-        </w:rPr>
-        <w:t>Statistik</w:t>
-      </w:r>
-      <w:proofErr w:type="spellEnd"/>
-      <w:r>
-        <w:rPr>
-          <w:rFonts w:ascii="Bookman Old Style" w:eastAsia="Bookman Old Style" w:hAnsi="Bookman Old Style" w:cs="Bookman Old Style"/>
-          <w:color w:val="000000"/>
-          <w:sz w:val="24"/>
-          <w:szCs w:val="24"/>
-        </w:rPr>
-        <w:t xml:space="preserve"> Kota Jakarta Timur </w:t>
-      </w:r>
-      <w:proofErr w:type="spellStart"/>
-      <w:r>
-        <w:rPr>
-          <w:rFonts w:ascii="Bookman Old Style" w:eastAsia="Bookman Old Style" w:hAnsi="Bookman Old Style" w:cs="Bookman Old Style"/>
-          <w:color w:val="000000"/>
-          <w:sz w:val="24"/>
-          <w:szCs w:val="24"/>
-        </w:rPr>
-        <w:t>berdasarkan</w:t>
-      </w:r>
-      <w:proofErr w:type="spellEnd"/>
-      <w:r>
-        <w:rPr>
-          <w:rFonts w:ascii="Bookman Old Style" w:eastAsia="Bookman Old Style" w:hAnsi="Bookman Old Style" w:cs="Bookman Old Style"/>
-          <w:color w:val="000000"/>
-          <w:sz w:val="24"/>
-          <w:szCs w:val="24"/>
-        </w:rPr>
-        <w:t xml:space="preserve"> </w:t>
-      </w:r>
-      <w:proofErr w:type="spellStart"/>
-      <w:r>
-        <w:rPr>
-          <w:rFonts w:ascii="Bookman Old Style" w:eastAsia="Bookman Old Style" w:hAnsi="Bookman Old Style" w:cs="Bookman Old Style"/>
-          <w:color w:val="000000"/>
-          <w:sz w:val="24"/>
-          <w:szCs w:val="24"/>
-        </w:rPr>
-        <w:t>Perjanjian</w:t>
-      </w:r>
-      <w:proofErr w:type="spellEnd"/>
-      <w:r>
-        <w:rPr>
-          <w:rFonts w:ascii="Bookman Old Style" w:eastAsia="Bookman Old Style" w:hAnsi="Bookman Old Style" w:cs="Bookman Old Style"/>
-          <w:color w:val="000000"/>
-          <w:sz w:val="24"/>
-          <w:szCs w:val="24"/>
-        </w:rPr>
-        <w:t xml:space="preserve"> </w:t>
-      </w:r>
-      <w:proofErr w:type="spellStart"/>
-      <w:r>
-        <w:rPr>
-          <w:rFonts w:ascii="Bookman Old Style" w:eastAsia="Bookman Old Style" w:hAnsi="Bookman Old Style" w:cs="Bookman Old Style"/>
-          <w:color w:val="000000"/>
-          <w:sz w:val="24"/>
-          <w:szCs w:val="24"/>
-        </w:rPr>
-        <w:t>Kerja</w:t>
-      </w:r>
-      <w:proofErr w:type="spellEnd"/>
-      <w:r>
-        <w:rPr>
-          <w:rFonts w:ascii="Bookman Old Style" w:eastAsia="Bookman Old Style" w:hAnsi="Bookman Old Style" w:cs="Bookman Old Style"/>
-          <w:color w:val="000000"/>
-          <w:sz w:val="24"/>
-          <w:szCs w:val="24"/>
-        </w:rPr>
-        <w:t xml:space="preserve"> Nomor: </w:t>
-      </w:r>
-      <w:r>
-        <w:rPr>
-          <w:rFonts w:ascii="Bookman Old Style" w:eastAsia="Bookman Old Style" w:hAnsi="Bookman Old Style" w:cs="Bookman Old Style"/>
-          <w:color w:val="000000"/>
-          <w:sz w:val="24"/>
-          <w:szCs w:val="24"/>
-        </w:rPr>
-        <w:t>{</w:t>
-      </w:r>
-      <w:proofErr w:type="spellStart"/>
-      <w:r>
-        <w:rPr>
-          <w:rFonts w:ascii="Bookman Old Style" w:eastAsia="Bookman Old Style" w:hAnsi="Bookman Old Style" w:cs="Bookman Old Style"/>
-          <w:color w:val="000000"/>
-          <w:sz w:val="24"/>
-          <w:szCs w:val="24"/>
-        </w:rPr>
-        <w:t>nomor_spk</w:t>
-      </w:r>
-      <w:proofErr w:type="spellEnd"/>
-      <w:r>
-        <w:rPr>
-          <w:rFonts w:ascii="Bookman Old Style" w:eastAsia="Bookman Old Style" w:hAnsi="Bookman Old Style" w:cs="Bookman Old Style"/>
-          <w:color w:val="000000"/>
-          <w:sz w:val="24"/>
-          <w:szCs w:val="24"/>
-        </w:rPr>
-        <w:t>}</w:t>
-      </w:r>
-      <w:r>
-        <w:rPr>
-          <w:rFonts w:ascii="Bookman Old Style" w:eastAsia="Bookman Old Style" w:hAnsi="Bookman Old Style" w:cs="Bookman Old Style"/>
-          <w:color w:val="000000"/>
-          <w:sz w:val="24"/>
-          <w:szCs w:val="24"/>
-        </w:rPr>
-        <w:t xml:space="preserve">, </w:t>
-      </w:r>
-      <w:proofErr w:type="spellStart"/>
-      <w:r>
-        <w:rPr>
-          <w:rFonts w:ascii="Bookman Old Style" w:eastAsia="Bookman Old Style" w:hAnsi="Bookman Old Style" w:cs="Bookman Old Style"/>
-          <w:color w:val="000000"/>
-          <w:sz w:val="24"/>
-          <w:szCs w:val="24"/>
-        </w:rPr>
-        <w:t>sesuai</w:t>
-      </w:r>
-      <w:proofErr w:type="spellEnd"/>
-      <w:r>
-        <w:rPr>
-          <w:rFonts w:ascii="Bookman Old Style" w:eastAsia="Bookman Old Style" w:hAnsi="Bookman Old Style" w:cs="Bookman Old Style"/>
-          <w:color w:val="000000"/>
-          <w:sz w:val="24"/>
-          <w:szCs w:val="24"/>
-        </w:rPr>
-        <w:t xml:space="preserve"> </w:t>
-      </w:r>
-      <w:proofErr w:type="spellStart"/>
-      <w:r>
-        <w:rPr>
-          <w:rFonts w:ascii="Bookman Old Style" w:eastAsia="Bookman Old Style" w:hAnsi="Bookman Old Style" w:cs="Bookman Old Style"/>
-          <w:color w:val="000000"/>
-          <w:sz w:val="24"/>
-          <w:szCs w:val="24"/>
-        </w:rPr>
-        <w:t>dengan</w:t>
-      </w:r>
-      <w:proofErr w:type="spellEnd"/>
-      <w:r>
-        <w:rPr>
-          <w:rFonts w:ascii="Bookman Old Style" w:eastAsia="Bookman Old Style" w:hAnsi="Bookman Old Style" w:cs="Bookman Old Style"/>
-          <w:color w:val="000000"/>
-          <w:sz w:val="24"/>
-          <w:szCs w:val="24"/>
-        </w:rPr>
-        <w:t xml:space="preserve"> target </w:t>
-      </w:r>
-      <w:proofErr w:type="spellStart"/>
-      <w:r>
-        <w:rPr>
-          <w:rFonts w:ascii="Bookman Old Style" w:eastAsia="Bookman Old Style" w:hAnsi="Bookman Old Style" w:cs="Bookman Old Style"/>
-          <w:color w:val="000000"/>
-          <w:sz w:val="24"/>
-          <w:szCs w:val="24"/>
-        </w:rPr>
-        <w:t>pekerjaan</w:t>
-      </w:r>
-      <w:proofErr w:type="spellEnd"/>
-      <w:r>
-        <w:rPr>
-          <w:rFonts w:ascii="Bookman Old Style" w:eastAsia="Bookman Old Style" w:hAnsi="Bookman Old Style" w:cs="Bookman Old Style"/>
-          <w:color w:val="000000"/>
-          <w:sz w:val="24"/>
-          <w:szCs w:val="24"/>
-        </w:rPr>
-        <w:t xml:space="preserve"> </w:t>
-      </w:r>
-      <w:proofErr w:type="spellStart"/>
-      <w:r>
-        <w:rPr>
-          <w:rFonts w:ascii="Bookman Old Style" w:eastAsia="Bookman Old Style" w:hAnsi="Bookman Old Style" w:cs="Bookman Old Style"/>
-          <w:color w:val="000000"/>
-          <w:sz w:val="24"/>
-          <w:szCs w:val="24"/>
-        </w:rPr>
-        <w:t>termin</w:t>
-      </w:r>
-      <w:proofErr w:type="spellEnd"/>
-      <w:r>
-        <w:rPr>
-          <w:rFonts w:ascii="Bookman Old Style" w:eastAsia="Bookman Old Style" w:hAnsi="Bookman Old Style" w:cs="Bookman Old Style"/>
-          <w:color w:val="000000"/>
-          <w:sz w:val="24"/>
-          <w:szCs w:val="24"/>
-        </w:rPr>
-        <w:t xml:space="preserve"> </w:t>
-      </w:r>
-      <w:r>
-        <w:rPr>
-          <w:rFonts w:ascii="Bookman Old Style" w:eastAsia="Bookman Old Style" w:hAnsi="Bookman Old Style" w:cs="Bookman Old Style"/>
-          <w:sz w:val="24"/>
-          <w:szCs w:val="24"/>
-        </w:rPr>
-        <w:t>I</w:t>
-      </w:r>
-      <w:r>
-        <w:rPr>
-          <w:rFonts w:ascii="Bookman Old Style" w:eastAsia="Bookman Old Style" w:hAnsi="Bookman Old Style" w:cs="Bookman Old Style"/>
-          <w:color w:val="000000"/>
-          <w:sz w:val="24"/>
-          <w:szCs w:val="24"/>
-        </w:rPr>
-        <w:t xml:space="preserve">I yang </w:t>
-      </w:r>
-      <w:proofErr w:type="spellStart"/>
-      <w:r>
-        <w:rPr>
-          <w:rFonts w:ascii="Bookman Old Style" w:eastAsia="Bookman Old Style" w:hAnsi="Bookman Old Style" w:cs="Bookman Old Style"/>
-          <w:color w:val="000000"/>
-          <w:sz w:val="24"/>
-          <w:szCs w:val="24"/>
-        </w:rPr>
-        <w:t>ditetapkan</w:t>
-      </w:r>
-      <w:proofErr w:type="spellEnd"/>
-      <w:r>
-        <w:rPr>
-          <w:rFonts w:ascii="Bookman Old Style" w:eastAsia="Bookman Old Style" w:hAnsi="Bookman Old Style" w:cs="Bookman Old Style"/>
-          <w:color w:val="000000"/>
-          <w:sz w:val="24"/>
-          <w:szCs w:val="24"/>
-        </w:rPr>
-        <w:t xml:space="preserve"> </w:t>
-      </w:r>
-      <w:proofErr w:type="spellStart"/>
-      <w:r>
-        <w:rPr>
-          <w:rFonts w:ascii="Bookman Old Style" w:eastAsia="Bookman Old Style" w:hAnsi="Bookman Old Style" w:cs="Bookman Old Style"/>
-          <w:color w:val="000000"/>
-          <w:sz w:val="24"/>
-          <w:szCs w:val="24"/>
-        </w:rPr>
-        <w:t>sebesar</w:t>
-      </w:r>
-      <w:proofErr w:type="spellEnd"/>
-      <w:r>
-        <w:rPr>
-          <w:rFonts w:ascii="Bookman Old Style" w:eastAsia="Bookman Old Style" w:hAnsi="Bookman Old Style" w:cs="Bookman Old Style"/>
-          <w:color w:val="000000"/>
-          <w:sz w:val="24"/>
-          <w:szCs w:val="24"/>
-        </w:rPr>
-        <w:t xml:space="preserve"> {</w:t>
-      </w:r>
-      <w:proofErr w:type="spellStart"/>
-      <w:r>
-        <w:rPr>
-          <w:rFonts w:ascii="Bookman Old Style" w:eastAsia="Bookman Old Style" w:hAnsi="Bookman Old Style" w:cs="Bookman Old Style"/>
-          <w:color w:val="000000"/>
-          <w:sz w:val="24"/>
-          <w:szCs w:val="24"/>
-        </w:rPr>
-        <w:t>sls_ongoing</w:t>
-      </w:r>
-      <w:proofErr w:type="spellEnd"/>
-      <w:r>
-        <w:rPr>
-          <w:rFonts w:ascii="Bookman Old Style" w:eastAsia="Bookman Old Style" w:hAnsi="Bookman Old Style" w:cs="Bookman Old Style"/>
-          <w:color w:val="000000"/>
-          <w:sz w:val="24"/>
-          <w:szCs w:val="24"/>
-        </w:rPr>
-        <w:t>}</w:t>
-      </w:r>
-      <w:r>
-        <w:rPr>
-          <w:rFonts w:ascii="Bookman Old Style" w:eastAsia="Bookman Old Style" w:hAnsi="Bookman Old Style" w:cs="Bookman Old Style"/>
-          <w:color w:val="000000"/>
-          <w:sz w:val="24"/>
-          <w:szCs w:val="24"/>
-        </w:rPr>
-        <w:t xml:space="preserve"> </w:t>
-      </w:r>
-      <w:r>
-        <w:rPr>
-          <w:rFonts w:ascii="Bookman Old Style" w:eastAsia="Bookman Old Style" w:hAnsi="Bookman Old Style" w:cs="Bookman Old Style"/>
-          <w:sz w:val="24"/>
-          <w:szCs w:val="24"/>
-        </w:rPr>
-        <w:t>SLS/Sub-SLS dan/</w:t>
-      </w:r>
-      <w:proofErr w:type="spellStart"/>
-      <w:r>
-        <w:rPr>
-          <w:rFonts w:ascii="Bookman Old Style" w:eastAsia="Bookman Old Style" w:hAnsi="Bookman Old Style" w:cs="Bookman Old Style"/>
-          <w:sz w:val="24"/>
-          <w:szCs w:val="24"/>
-        </w:rPr>
-        <w:t>atau</w:t>
-      </w:r>
-      <w:proofErr w:type="spellEnd"/>
-      <w:r>
-        <w:rPr>
-          <w:rFonts w:ascii="Bookman Old Style" w:eastAsia="Bookman Old Style" w:hAnsi="Bookman Old Style" w:cs="Bookman Old Style"/>
-          <w:sz w:val="24"/>
-          <w:szCs w:val="24"/>
-        </w:rPr>
-        <w:t xml:space="preserve"> </w:t>
-      </w:r>
-      <w:proofErr w:type="spellStart"/>
-      <w:r>
-        <w:rPr>
-          <w:rFonts w:ascii="Bookman Old Style" w:eastAsia="Bookman Old Style" w:hAnsi="Bookman Old Style" w:cs="Bookman Old Style"/>
-          <w:sz w:val="24"/>
-          <w:szCs w:val="24"/>
-        </w:rPr>
-        <w:t>usaha</w:t>
-      </w:r>
-      <w:proofErr w:type="spellEnd"/>
-      <w:r>
-        <w:rPr>
-          <w:rFonts w:ascii="Bookman Old Style" w:eastAsia="Bookman Old Style" w:hAnsi="Bookman Old Style" w:cs="Bookman Old Style"/>
-          <w:sz w:val="24"/>
-          <w:szCs w:val="24"/>
-        </w:rPr>
-        <w:t xml:space="preserve"> </w:t>
-      </w:r>
-      <w:proofErr w:type="spellStart"/>
-      <w:r>
-        <w:rPr>
-          <w:rFonts w:ascii="Bookman Old Style" w:eastAsia="Bookman Old Style" w:hAnsi="Bookman Old Style" w:cs="Bookman Old Style"/>
-          <w:sz w:val="24"/>
-          <w:szCs w:val="24"/>
-        </w:rPr>
-        <w:t>besar</w:t>
-      </w:r>
-      <w:proofErr w:type="spellEnd"/>
+      <w:r>
+        <w:rPr>
+          <w:rFonts w:ascii="Bookman Old Style" w:eastAsia="Bookman Old Style" w:hAnsi="Bookman Old Style" w:cs="Bookman Old Style"/>
+          <w:sz w:val="24"/>
+          <w:szCs w:val="24"/>
+        </w:rPr>
+        <w:t>SLS/Sub-SLS dan/atau usaha besar</w:t>
+      </w:r>
       <w:r>
         <w:rPr>
           <w:rFonts w:ascii="Bookman Old Style" w:eastAsia="Bookman Old Style" w:hAnsi="Bookman Old Style" w:cs="Bookman Old Style"/>
@@ -2984,287 +2517,7 @@
           <w:sz w:val="24"/>
           <w:szCs w:val="24"/>
         </w:rPr>
-        <w:t xml:space="preserve"> </w:t>
-      </w:r>
-      <w:proofErr w:type="spellStart"/>
-      <w:r>
-        <w:rPr>
-          <w:rFonts w:ascii="Bookman Old Style" w:eastAsia="Bookman Old Style" w:hAnsi="Bookman Old Style" w:cs="Bookman Old Style"/>
-          <w:color w:val="000000"/>
-          <w:sz w:val="24"/>
-          <w:szCs w:val="24"/>
-        </w:rPr>
-        <w:t>telah</w:t>
-      </w:r>
-      <w:proofErr w:type="spellEnd"/>
-      <w:r>
-        <w:rPr>
-          <w:rFonts w:ascii="Bookman Old Style" w:eastAsia="Bookman Old Style" w:hAnsi="Bookman Old Style" w:cs="Bookman Old Style"/>
-          <w:color w:val="000000"/>
-          <w:sz w:val="24"/>
-          <w:szCs w:val="24"/>
-        </w:rPr>
-        <w:t xml:space="preserve"> </w:t>
-      </w:r>
-      <w:proofErr w:type="spellStart"/>
-      <w:r>
-        <w:rPr>
-          <w:rFonts w:ascii="Bookman Old Style" w:eastAsia="Bookman Old Style" w:hAnsi="Bookman Old Style" w:cs="Bookman Old Style"/>
-          <w:color w:val="000000"/>
-          <w:sz w:val="24"/>
-          <w:szCs w:val="24"/>
-        </w:rPr>
-        <w:t>menyelesaikan</w:t>
-      </w:r>
-      <w:proofErr w:type="spellEnd"/>
-      <w:r>
-        <w:rPr>
-          <w:rFonts w:ascii="Bookman Old Style" w:eastAsia="Bookman Old Style" w:hAnsi="Bookman Old Style" w:cs="Bookman Old Style"/>
-          <w:color w:val="000000"/>
-          <w:sz w:val="24"/>
-          <w:szCs w:val="24"/>
-        </w:rPr>
-        <w:t xml:space="preserve"> </w:t>
-      </w:r>
-      <w:proofErr w:type="spellStart"/>
-      <w:r>
-        <w:rPr>
-          <w:rFonts w:ascii="Bookman Old Style" w:eastAsia="Bookman Old Style" w:hAnsi="Bookman Old Style" w:cs="Bookman Old Style"/>
-          <w:color w:val="000000"/>
-          <w:sz w:val="24"/>
-          <w:szCs w:val="24"/>
-        </w:rPr>
-        <w:t>pekerjaan</w:t>
-      </w:r>
-      <w:proofErr w:type="spellEnd"/>
-      <w:r>
-        <w:rPr>
-          <w:rFonts w:ascii="Bookman Old Style" w:eastAsia="Bookman Old Style" w:hAnsi="Bookman Old Style" w:cs="Bookman Old Style"/>
-          <w:color w:val="000000"/>
-          <w:sz w:val="24"/>
-          <w:szCs w:val="24"/>
-        </w:rPr>
-        <w:t xml:space="preserve"> </w:t>
-      </w:r>
-      <w:proofErr w:type="spellStart"/>
-      <w:r>
-        <w:rPr>
-          <w:rFonts w:ascii="Bookman Old Style" w:eastAsia="Bookman Old Style" w:hAnsi="Bookman Old Style" w:cs="Bookman Old Style"/>
-          <w:color w:val="000000"/>
-          <w:sz w:val="24"/>
-          <w:szCs w:val="24"/>
-        </w:rPr>
-        <w:t>termin</w:t>
-      </w:r>
-      <w:proofErr w:type="spellEnd"/>
-      <w:r>
-        <w:rPr>
-          <w:rFonts w:ascii="Bookman Old Style" w:eastAsia="Bookman Old Style" w:hAnsi="Bookman Old Style" w:cs="Bookman Old Style"/>
-          <w:color w:val="000000"/>
-          <w:sz w:val="24"/>
-          <w:szCs w:val="24"/>
-        </w:rPr>
-        <w:t xml:space="preserve"> II </w:t>
-      </w:r>
-      <w:proofErr w:type="spellStart"/>
-      <w:r>
-        <w:rPr>
-          <w:rFonts w:ascii="Bookman Old Style" w:eastAsia="Bookman Old Style" w:hAnsi="Bookman Old Style" w:cs="Bookman Old Style"/>
-          <w:color w:val="000000"/>
-          <w:sz w:val="24"/>
-          <w:szCs w:val="24"/>
-        </w:rPr>
-        <w:t>Pendataan</w:t>
-      </w:r>
-      <w:proofErr w:type="spellEnd"/>
-      <w:r>
-        <w:rPr>
-          <w:rFonts w:ascii="Bookman Old Style" w:eastAsia="Bookman Old Style" w:hAnsi="Bookman Old Style" w:cs="Bookman Old Style"/>
-          <w:color w:val="000000"/>
-          <w:sz w:val="24"/>
-          <w:szCs w:val="24"/>
-        </w:rPr>
-        <w:t xml:space="preserve"> Lapangan Sensus Ekonomi 2026 </w:t>
-      </w:r>
-      <w:proofErr w:type="spellStart"/>
-      <w:r>
-        <w:rPr>
-          <w:rFonts w:ascii="Bookman Old Style" w:eastAsia="Bookman Old Style" w:hAnsi="Bookman Old Style" w:cs="Bookman Old Style"/>
-          <w:color w:val="000000"/>
-          <w:sz w:val="24"/>
-          <w:szCs w:val="24"/>
-        </w:rPr>
-        <w:t>berdasarkan</w:t>
-      </w:r>
-      <w:proofErr w:type="spellEnd"/>
-      <w:r>
-        <w:rPr>
-          <w:rFonts w:ascii="Bookman Old Style" w:eastAsia="Bookman Old Style" w:hAnsi="Bookman Old Style" w:cs="Bookman Old Style"/>
-          <w:color w:val="000000"/>
-          <w:sz w:val="24"/>
-          <w:szCs w:val="24"/>
-        </w:rPr>
-        <w:t xml:space="preserve"> </w:t>
-      </w:r>
-      <w:proofErr w:type="spellStart"/>
-      <w:r>
-        <w:rPr>
-          <w:rFonts w:ascii="Bookman Old Style" w:eastAsia="Bookman Old Style" w:hAnsi="Bookman Old Style" w:cs="Bookman Old Style"/>
-          <w:color w:val="000000"/>
-          <w:sz w:val="24"/>
-          <w:szCs w:val="24"/>
-        </w:rPr>
-        <w:t>hasil</w:t>
-      </w:r>
-      <w:proofErr w:type="spellEnd"/>
-      <w:r>
-        <w:rPr>
-          <w:rFonts w:ascii="Bookman Old Style" w:eastAsia="Bookman Old Style" w:hAnsi="Bookman Old Style" w:cs="Bookman Old Style"/>
-          <w:color w:val="000000"/>
-          <w:sz w:val="24"/>
-          <w:szCs w:val="24"/>
-        </w:rPr>
-        <w:t xml:space="preserve"> </w:t>
-      </w:r>
-      <w:proofErr w:type="spellStart"/>
-      <w:r>
-        <w:rPr>
-          <w:rFonts w:ascii="Bookman Old Style" w:eastAsia="Bookman Old Style" w:hAnsi="Bookman Old Style" w:cs="Bookman Old Style"/>
-          <w:color w:val="000000"/>
-          <w:sz w:val="24"/>
-          <w:szCs w:val="24"/>
-        </w:rPr>
-        <w:t>pemeriksaan</w:t>
-      </w:r>
-      <w:proofErr w:type="spellEnd"/>
-      <w:r>
-        <w:rPr>
-          <w:rFonts w:ascii="Bookman Old Style" w:eastAsia="Bookman Old Style" w:hAnsi="Bookman Old Style" w:cs="Bookman Old Style"/>
-          <w:color w:val="000000"/>
-          <w:sz w:val="24"/>
-          <w:szCs w:val="24"/>
-        </w:rPr>
-        <w:t xml:space="preserve"> dan </w:t>
-      </w:r>
-      <w:proofErr w:type="spellStart"/>
-      <w:r>
-        <w:rPr>
-          <w:rFonts w:ascii="Bookman Old Style" w:eastAsia="Bookman Old Style" w:hAnsi="Bookman Old Style" w:cs="Bookman Old Style"/>
-          <w:color w:val="000000"/>
-          <w:sz w:val="24"/>
-          <w:szCs w:val="24"/>
-        </w:rPr>
-        <w:t>evaluasi</w:t>
-      </w:r>
-      <w:proofErr w:type="spellEnd"/>
-      <w:r>
-        <w:rPr>
-          <w:rFonts w:ascii="Bookman Old Style" w:eastAsia="Bookman Old Style" w:hAnsi="Bookman Old Style" w:cs="Bookman Old Style"/>
-          <w:color w:val="000000"/>
-          <w:sz w:val="24"/>
-          <w:szCs w:val="24"/>
-        </w:rPr>
-        <w:t xml:space="preserve"> </w:t>
-      </w:r>
-      <w:proofErr w:type="spellStart"/>
-      <w:r>
-        <w:rPr>
-          <w:rFonts w:ascii="Bookman Old Style" w:eastAsia="Bookman Old Style" w:hAnsi="Bookman Old Style" w:cs="Bookman Old Style"/>
-          <w:color w:val="000000"/>
-          <w:sz w:val="24"/>
-          <w:szCs w:val="24"/>
-        </w:rPr>
-        <w:t>pekerjaan</w:t>
-      </w:r>
-      <w:proofErr w:type="spellEnd"/>
-      <w:r>
-        <w:rPr>
-          <w:rFonts w:ascii="Bookman Old Style" w:eastAsia="Bookman Old Style" w:hAnsi="Bookman Old Style" w:cs="Bookman Old Style"/>
-          <w:color w:val="000000"/>
-          <w:sz w:val="24"/>
-          <w:szCs w:val="24"/>
-        </w:rPr>
-        <w:t xml:space="preserve"> </w:t>
-      </w:r>
-      <w:proofErr w:type="spellStart"/>
-      <w:r>
-        <w:rPr>
-          <w:rFonts w:ascii="Bookman Old Style" w:eastAsia="Bookman Old Style" w:hAnsi="Bookman Old Style" w:cs="Bookman Old Style"/>
-          <w:color w:val="000000"/>
-          <w:sz w:val="24"/>
-          <w:szCs w:val="24"/>
-        </w:rPr>
-        <w:t>sebagaimana</w:t>
-      </w:r>
-      <w:proofErr w:type="spellEnd"/>
-      <w:r>
-        <w:rPr>
-          <w:rFonts w:ascii="Bookman Old Style" w:eastAsia="Bookman Old Style" w:hAnsi="Bookman Old Style" w:cs="Bookman Old Style"/>
-          <w:color w:val="000000"/>
-          <w:sz w:val="24"/>
-          <w:szCs w:val="24"/>
-        </w:rPr>
-        <w:t xml:space="preserve"> </w:t>
-      </w:r>
-      <w:proofErr w:type="spellStart"/>
-      <w:r>
-        <w:rPr>
-          <w:rFonts w:ascii="Bookman Old Style" w:eastAsia="Bookman Old Style" w:hAnsi="Bookman Old Style" w:cs="Bookman Old Style"/>
-          <w:color w:val="000000"/>
-          <w:sz w:val="24"/>
-          <w:szCs w:val="24"/>
-        </w:rPr>
-        <w:t>tercantum</w:t>
-      </w:r>
-      <w:proofErr w:type="spellEnd"/>
-      <w:r>
-        <w:rPr>
-          <w:rFonts w:ascii="Bookman Old Style" w:eastAsia="Bookman Old Style" w:hAnsi="Bookman Old Style" w:cs="Bookman Old Style"/>
-          <w:color w:val="000000"/>
-          <w:sz w:val="24"/>
-          <w:szCs w:val="24"/>
-        </w:rPr>
-        <w:t xml:space="preserve"> </w:t>
-      </w:r>
-      <w:proofErr w:type="spellStart"/>
-      <w:r>
-        <w:rPr>
-          <w:rFonts w:ascii="Bookman Old Style" w:eastAsia="Bookman Old Style" w:hAnsi="Bookman Old Style" w:cs="Bookman Old Style"/>
-          <w:color w:val="000000"/>
-          <w:sz w:val="24"/>
-          <w:szCs w:val="24"/>
-        </w:rPr>
-        <w:t>dalam</w:t>
-      </w:r>
-      <w:proofErr w:type="spellEnd"/>
-      <w:r>
-        <w:rPr>
-          <w:rFonts w:ascii="Bookman Old Style" w:eastAsia="Bookman Old Style" w:hAnsi="Bookman Old Style" w:cs="Bookman Old Style"/>
-          <w:color w:val="000000"/>
-          <w:sz w:val="24"/>
-          <w:szCs w:val="24"/>
-        </w:rPr>
-        <w:t xml:space="preserve"> </w:t>
-      </w:r>
-      <w:proofErr w:type="spellStart"/>
-      <w:r>
-        <w:rPr>
-          <w:rFonts w:ascii="Bookman Old Style" w:eastAsia="Bookman Old Style" w:hAnsi="Bookman Old Style" w:cs="Bookman Old Style"/>
-          <w:color w:val="000000"/>
-          <w:sz w:val="24"/>
-          <w:szCs w:val="24"/>
-        </w:rPr>
-        <w:t>lampiran</w:t>
-      </w:r>
-      <w:proofErr w:type="spellEnd"/>
-      <w:r>
-        <w:rPr>
-          <w:rFonts w:ascii="Bookman Old Style" w:eastAsia="Bookman Old Style" w:hAnsi="Bookman Old Style" w:cs="Bookman Old Style"/>
-          <w:color w:val="000000"/>
-          <w:sz w:val="24"/>
-          <w:szCs w:val="24"/>
-        </w:rPr>
-        <w:t>. </w:t>
+        <w:t xml:space="preserve"> telah menyelesaikan pekerjaan termin II Pendataan Lapangan Sensus Ekonomi 2026 berdasarkan hasil pemeriksaan dan evaluasi pekerjaan sebagaimana tercantum dalam lampiran. </w:t>
       </w:r>
     </w:p>
     <w:p>
@@ -3283,7 +2536,6 @@
           <w:szCs w:val="24"/>
         </w:rPr>
       </w:pPr>
-      <w:proofErr w:type="spellStart"/>
       <w:r>
         <w:rPr>
           <w:rFonts w:ascii="Bookman Old Style" w:eastAsia="Bookman Old Style" w:hAnsi="Bookman Old Style" w:cs="Bookman Old Style"/>
@@ -3291,77 +2543,7 @@
           <w:sz w:val="24"/>
           <w:szCs w:val="24"/>
         </w:rPr>
-        <w:t>Berdasarkan</w:t>
-      </w:r>
-      <w:proofErr w:type="spellEnd"/>
-      <w:r>
-        <w:rPr>
-          <w:rFonts w:ascii="Bookman Old Style" w:eastAsia="Bookman Old Style" w:hAnsi="Bookman Old Style" w:cs="Bookman Old Style"/>
-          <w:color w:val="000000"/>
-          <w:sz w:val="24"/>
-          <w:szCs w:val="24"/>
-        </w:rPr>
-        <w:t xml:space="preserve"> </w:t>
-      </w:r>
-      <w:proofErr w:type="spellStart"/>
-      <w:r>
-        <w:rPr>
-          <w:rFonts w:ascii="Bookman Old Style" w:eastAsia="Bookman Old Style" w:hAnsi="Bookman Old Style" w:cs="Bookman Old Style"/>
-          <w:color w:val="000000"/>
-          <w:sz w:val="24"/>
-          <w:szCs w:val="24"/>
-        </w:rPr>
-        <w:t>angka</w:t>
-      </w:r>
-      <w:proofErr w:type="spellEnd"/>
-      <w:r>
-        <w:rPr>
-          <w:rFonts w:ascii="Bookman Old Style" w:eastAsia="Bookman Old Style" w:hAnsi="Bookman Old Style" w:cs="Bookman Old Style"/>
-          <w:color w:val="000000"/>
-          <w:sz w:val="24"/>
-          <w:szCs w:val="24"/>
-        </w:rPr>
-        <w:t xml:space="preserve"> 2 </w:t>
-      </w:r>
-      <w:proofErr w:type="spellStart"/>
-      <w:r>
-        <w:rPr>
-          <w:rFonts w:ascii="Bookman Old Style" w:eastAsia="Bookman Old Style" w:hAnsi="Bookman Old Style" w:cs="Bookman Old Style"/>
-          <w:color w:val="000000"/>
-          <w:sz w:val="24"/>
-          <w:szCs w:val="24"/>
-        </w:rPr>
-        <w:t>tersebut</w:t>
-      </w:r>
-      <w:proofErr w:type="spellEnd"/>
-      <w:r>
-        <w:rPr>
-          <w:rFonts w:ascii="Bookman Old Style" w:eastAsia="Bookman Old Style" w:hAnsi="Bookman Old Style" w:cs="Bookman Old Style"/>
-          <w:color w:val="000000"/>
-          <w:sz w:val="24"/>
-          <w:szCs w:val="24"/>
-        </w:rPr>
-        <w:t xml:space="preserve"> di </w:t>
-      </w:r>
-      <w:proofErr w:type="spellStart"/>
-      <w:r>
-        <w:rPr>
-          <w:rFonts w:ascii="Bookman Old Style" w:eastAsia="Bookman Old Style" w:hAnsi="Bookman Old Style" w:cs="Bookman Old Style"/>
-          <w:color w:val="000000"/>
-          <w:sz w:val="24"/>
-          <w:szCs w:val="24"/>
-        </w:rPr>
-        <w:t>atas</w:t>
-      </w:r>
-      <w:proofErr w:type="spellEnd"/>
-      <w:r>
-        <w:rPr>
-          <w:rFonts w:ascii="Bookman Old Style" w:eastAsia="Bookman Old Style" w:hAnsi="Bookman Old Style" w:cs="Bookman Old Style"/>
-          <w:color w:val="000000"/>
-          <w:sz w:val="24"/>
-          <w:szCs w:val="24"/>
-        </w:rPr>
-        <w:t xml:space="preserve">, </w:t>
+        <w:t xml:space="preserve">Berdasarkan angka 2 tersebut di atas, </w:t>
       </w:r>
       <w:r>
         <w:rPr>
@@ -3381,107 +2563,7 @@
           <w:sz w:val="24"/>
           <w:szCs w:val="24"/>
         </w:rPr>
-        <w:t xml:space="preserve"> </w:t>
-      </w:r>
-      <w:proofErr w:type="spellStart"/>
-      <w:r>
-        <w:rPr>
-          <w:rFonts w:ascii="Bookman Old Style" w:eastAsia="Bookman Old Style" w:hAnsi="Bookman Old Style" w:cs="Bookman Old Style"/>
-          <w:color w:val="000000"/>
-          <w:sz w:val="24"/>
-          <w:szCs w:val="24"/>
-        </w:rPr>
-        <w:t>menyerahkan</w:t>
-      </w:r>
-      <w:proofErr w:type="spellEnd"/>
-      <w:r>
-        <w:rPr>
-          <w:rFonts w:ascii="Bookman Old Style" w:eastAsia="Bookman Old Style" w:hAnsi="Bookman Old Style" w:cs="Bookman Old Style"/>
-          <w:color w:val="000000"/>
-          <w:sz w:val="24"/>
-          <w:szCs w:val="24"/>
-        </w:rPr>
-        <w:t xml:space="preserve"> </w:t>
-      </w:r>
-      <w:proofErr w:type="spellStart"/>
-      <w:r>
-        <w:rPr>
-          <w:rFonts w:ascii="Bookman Old Style" w:eastAsia="Bookman Old Style" w:hAnsi="Bookman Old Style" w:cs="Bookman Old Style"/>
-          <w:color w:val="000000"/>
-          <w:sz w:val="24"/>
-          <w:szCs w:val="24"/>
-        </w:rPr>
-        <w:t>hasil</w:t>
-      </w:r>
-      <w:proofErr w:type="spellEnd"/>
-      <w:r>
-        <w:rPr>
-          <w:rFonts w:ascii="Bookman Old Style" w:eastAsia="Bookman Old Style" w:hAnsi="Bookman Old Style" w:cs="Bookman Old Style"/>
-          <w:color w:val="000000"/>
-          <w:sz w:val="24"/>
-          <w:szCs w:val="24"/>
-        </w:rPr>
-        <w:t xml:space="preserve"> </w:t>
-      </w:r>
-      <w:proofErr w:type="spellStart"/>
-      <w:r>
-        <w:rPr>
-          <w:rFonts w:ascii="Bookman Old Style" w:eastAsia="Bookman Old Style" w:hAnsi="Bookman Old Style" w:cs="Bookman Old Style"/>
-          <w:color w:val="000000"/>
-          <w:sz w:val="24"/>
-          <w:szCs w:val="24"/>
-        </w:rPr>
-        <w:t>pekerjaan</w:t>
-      </w:r>
-      <w:proofErr w:type="spellEnd"/>
-      <w:r>
-        <w:rPr>
-          <w:rFonts w:ascii="Bookman Old Style" w:eastAsia="Bookman Old Style" w:hAnsi="Bookman Old Style" w:cs="Bookman Old Style"/>
-          <w:color w:val="000000"/>
-          <w:sz w:val="24"/>
-          <w:szCs w:val="24"/>
-        </w:rPr>
-        <w:t xml:space="preserve"> </w:t>
-      </w:r>
-      <w:proofErr w:type="spellStart"/>
-      <w:r>
-        <w:rPr>
-          <w:rFonts w:ascii="Bookman Old Style" w:eastAsia="Bookman Old Style" w:hAnsi="Bookman Old Style" w:cs="Bookman Old Style"/>
-          <w:color w:val="000000"/>
-          <w:sz w:val="24"/>
-          <w:szCs w:val="24"/>
-        </w:rPr>
-        <w:t>Pendataan</w:t>
-      </w:r>
-      <w:proofErr w:type="spellEnd"/>
-      <w:r>
-        <w:rPr>
-          <w:rFonts w:ascii="Bookman Old Style" w:eastAsia="Bookman Old Style" w:hAnsi="Bookman Old Style" w:cs="Bookman Old Style"/>
-          <w:color w:val="000000"/>
-          <w:sz w:val="24"/>
-          <w:szCs w:val="24"/>
-        </w:rPr>
-        <w:t xml:space="preserve"> Lapangan Sensus Ekonomi 2026 </w:t>
-      </w:r>
-      <w:proofErr w:type="spellStart"/>
-      <w:r>
-        <w:rPr>
-          <w:rFonts w:ascii="Bookman Old Style" w:eastAsia="Bookman Old Style" w:hAnsi="Bookman Old Style" w:cs="Bookman Old Style"/>
-          <w:color w:val="000000"/>
-          <w:sz w:val="24"/>
-          <w:szCs w:val="24"/>
-        </w:rPr>
-        <w:t>kepada</w:t>
-      </w:r>
-      <w:proofErr w:type="spellEnd"/>
-      <w:r>
-        <w:rPr>
-          <w:rFonts w:ascii="Bookman Old Style" w:eastAsia="Bookman Old Style" w:hAnsi="Bookman Old Style" w:cs="Bookman Old Style"/>
-          <w:color w:val="000000"/>
-          <w:sz w:val="24"/>
-          <w:szCs w:val="24"/>
-        </w:rPr>
-        <w:t xml:space="preserve"> </w:t>
+        <w:t xml:space="preserve"> menyerahkan hasil pekerjaan Pendataan Lapangan Sensus Ekonomi 2026 kepada </w:t>
       </w:r>
       <w:r>
         <w:rPr>
@@ -3521,167 +2603,7 @@
           <w:sz w:val="24"/>
           <w:szCs w:val="24"/>
         </w:rPr>
-        <w:t xml:space="preserve"> </w:t>
-      </w:r>
-      <w:proofErr w:type="spellStart"/>
-      <w:r>
-        <w:rPr>
-          <w:rFonts w:ascii="Bookman Old Style" w:eastAsia="Bookman Old Style" w:hAnsi="Bookman Old Style" w:cs="Bookman Old Style"/>
-          <w:color w:val="000000"/>
-          <w:sz w:val="24"/>
-          <w:szCs w:val="24"/>
-        </w:rPr>
-        <w:t>menerima</w:t>
-      </w:r>
-      <w:proofErr w:type="spellEnd"/>
-      <w:r>
-        <w:rPr>
-          <w:rFonts w:ascii="Bookman Old Style" w:eastAsia="Bookman Old Style" w:hAnsi="Bookman Old Style" w:cs="Bookman Old Style"/>
-          <w:color w:val="000000"/>
-          <w:sz w:val="24"/>
-          <w:szCs w:val="24"/>
-        </w:rPr>
-        <w:t xml:space="preserve"> </w:t>
-      </w:r>
-      <w:proofErr w:type="spellStart"/>
-      <w:r>
-        <w:rPr>
-          <w:rFonts w:ascii="Bookman Old Style" w:eastAsia="Bookman Old Style" w:hAnsi="Bookman Old Style" w:cs="Bookman Old Style"/>
-          <w:color w:val="000000"/>
-          <w:sz w:val="24"/>
-          <w:szCs w:val="24"/>
-        </w:rPr>
-        <w:t>hasil</w:t>
-      </w:r>
-      <w:proofErr w:type="spellEnd"/>
-      <w:r>
-        <w:rPr>
-          <w:rFonts w:ascii="Bookman Old Style" w:eastAsia="Bookman Old Style" w:hAnsi="Bookman Old Style" w:cs="Bookman Old Style"/>
-          <w:color w:val="000000"/>
-          <w:sz w:val="24"/>
-          <w:szCs w:val="24"/>
-        </w:rPr>
-        <w:t xml:space="preserve"> </w:t>
-      </w:r>
-      <w:proofErr w:type="spellStart"/>
-      <w:r>
-        <w:rPr>
-          <w:rFonts w:ascii="Bookman Old Style" w:eastAsia="Bookman Old Style" w:hAnsi="Bookman Old Style" w:cs="Bookman Old Style"/>
-          <w:color w:val="000000"/>
-          <w:sz w:val="24"/>
-          <w:szCs w:val="24"/>
-        </w:rPr>
-        <w:t>pekerjaan</w:t>
-      </w:r>
-      <w:proofErr w:type="spellEnd"/>
-      <w:r>
-        <w:rPr>
-          <w:rFonts w:ascii="Bookman Old Style" w:eastAsia="Bookman Old Style" w:hAnsi="Bookman Old Style" w:cs="Bookman Old Style"/>
-          <w:color w:val="000000"/>
-          <w:sz w:val="24"/>
-          <w:szCs w:val="24"/>
-        </w:rPr>
-        <w:t xml:space="preserve"> </w:t>
-      </w:r>
-      <w:proofErr w:type="spellStart"/>
-      <w:r>
-        <w:rPr>
-          <w:rFonts w:ascii="Bookman Old Style" w:eastAsia="Bookman Old Style" w:hAnsi="Bookman Old Style" w:cs="Bookman Old Style"/>
-          <w:color w:val="000000"/>
-          <w:sz w:val="24"/>
-          <w:szCs w:val="24"/>
-        </w:rPr>
-        <w:t>tersebut</w:t>
-      </w:r>
-      <w:proofErr w:type="spellEnd"/>
-      <w:r>
-        <w:rPr>
-          <w:rFonts w:ascii="Bookman Old Style" w:eastAsia="Bookman Old Style" w:hAnsi="Bookman Old Style" w:cs="Bookman Old Style"/>
-          <w:color w:val="000000"/>
-          <w:sz w:val="24"/>
-          <w:szCs w:val="24"/>
-        </w:rPr>
-        <w:t xml:space="preserve"> yang </w:t>
-      </w:r>
-      <w:proofErr w:type="spellStart"/>
-      <w:r>
-        <w:rPr>
-          <w:rFonts w:ascii="Bookman Old Style" w:eastAsia="Bookman Old Style" w:hAnsi="Bookman Old Style" w:cs="Bookman Old Style"/>
-          <w:color w:val="000000"/>
-          <w:sz w:val="24"/>
-          <w:szCs w:val="24"/>
-        </w:rPr>
-        <w:t>telah</w:t>
-      </w:r>
-      <w:proofErr w:type="spellEnd"/>
-      <w:r>
-        <w:rPr>
-          <w:rFonts w:ascii="Bookman Old Style" w:eastAsia="Bookman Old Style" w:hAnsi="Bookman Old Style" w:cs="Bookman Old Style"/>
-          <w:color w:val="000000"/>
-          <w:sz w:val="24"/>
-          <w:szCs w:val="24"/>
-        </w:rPr>
-        <w:t xml:space="preserve"> </w:t>
-      </w:r>
-      <w:proofErr w:type="spellStart"/>
-      <w:r>
-        <w:rPr>
-          <w:rFonts w:ascii="Bookman Old Style" w:eastAsia="Bookman Old Style" w:hAnsi="Bookman Old Style" w:cs="Bookman Old Style"/>
-          <w:color w:val="000000"/>
-          <w:sz w:val="24"/>
-          <w:szCs w:val="24"/>
-        </w:rPr>
-        <w:t>sesuai</w:t>
-      </w:r>
-      <w:proofErr w:type="spellEnd"/>
-      <w:r>
-        <w:rPr>
-          <w:rFonts w:ascii="Bookman Old Style" w:eastAsia="Bookman Old Style" w:hAnsi="Bookman Old Style" w:cs="Bookman Old Style"/>
-          <w:color w:val="000000"/>
-          <w:sz w:val="24"/>
-          <w:szCs w:val="24"/>
-        </w:rPr>
-        <w:t xml:space="preserve"> </w:t>
-      </w:r>
-      <w:proofErr w:type="spellStart"/>
-      <w:r>
-        <w:rPr>
-          <w:rFonts w:ascii="Bookman Old Style" w:eastAsia="Bookman Old Style" w:hAnsi="Bookman Old Style" w:cs="Bookman Old Style"/>
-          <w:color w:val="000000"/>
-          <w:sz w:val="24"/>
-          <w:szCs w:val="24"/>
-        </w:rPr>
-        <w:t>dengan</w:t>
-      </w:r>
-      <w:proofErr w:type="spellEnd"/>
-      <w:r>
-        <w:rPr>
-          <w:rFonts w:ascii="Bookman Old Style" w:eastAsia="Bookman Old Style" w:hAnsi="Bookman Old Style" w:cs="Bookman Old Style"/>
-          <w:color w:val="000000"/>
-          <w:sz w:val="24"/>
-          <w:szCs w:val="24"/>
-        </w:rPr>
-        <w:t xml:space="preserve"> </w:t>
-      </w:r>
-      <w:proofErr w:type="spellStart"/>
-      <w:r>
-        <w:rPr>
-          <w:rFonts w:ascii="Bookman Old Style" w:eastAsia="Bookman Old Style" w:hAnsi="Bookman Old Style" w:cs="Bookman Old Style"/>
-          <w:color w:val="000000"/>
-          <w:sz w:val="24"/>
-          <w:szCs w:val="24"/>
-        </w:rPr>
-        <w:t>seharusnya</w:t>
-      </w:r>
-      <w:proofErr w:type="spellEnd"/>
-      <w:r>
-        <w:rPr>
-          <w:rFonts w:ascii="Bookman Old Style" w:eastAsia="Bookman Old Style" w:hAnsi="Bookman Old Style" w:cs="Bookman Old Style"/>
-          <w:color w:val="000000"/>
-          <w:sz w:val="24"/>
-          <w:szCs w:val="24"/>
-        </w:rPr>
-        <w:t>;</w:t>
+        <w:t xml:space="preserve"> menerima hasil pekerjaan tersebut yang telah sesuai dengan seharusnya;</w:t>
       </w:r>
     </w:p>
     <w:p>
@@ -3707,9 +2629,8 @@
           <w:sz w:val="24"/>
           <w:szCs w:val="24"/>
         </w:rPr>
-        <w:t xml:space="preserve">Hasil </w:t>
-      </w:r>
-      <w:proofErr w:type="spellStart"/>
+        <w:t xml:space="preserve">Hasil pekerjaan Pendataan Lapangan Sensus Ekonomi 2026 sebagaimana dimaksud dalam angka 3, berupa dokumen hasil Pendataan Lapangan Sensus Ekonomi 2026, sejumlah </w:t>
+      </w:r>
       <w:r>
         <w:rPr>
           <w:rFonts w:ascii="Bookman Old Style" w:eastAsia="Bookman Old Style" w:hAnsi="Bookman Old Style" w:cs="Bookman Old Style"/>
@@ -3717,9 +2638,8 @@
           <w:sz w:val="24"/>
           <w:szCs w:val="24"/>
         </w:rPr>
-        <w:t>pekerjaan</w:t>
-      </w:r>
-      <w:proofErr w:type="spellEnd"/>
+        <w:t>{s</w:t>
+      </w:r>
       <w:r>
         <w:rPr>
           <w:rFonts w:ascii="Bookman Old Style" w:eastAsia="Bookman Old Style" w:hAnsi="Bookman Old Style" w:cs="Bookman Old Style"/>
@@ -3727,309 +2647,34 @@
           <w:sz w:val="24"/>
           <w:szCs w:val="24"/>
         </w:rPr>
+        <w:t>ls_ongoing</w:t>
+      </w:r>
+      <w:r>
+        <w:rPr>
+          <w:rFonts w:ascii="Bookman Old Style" w:eastAsia="Bookman Old Style" w:hAnsi="Bookman Old Style" w:cs="Bookman Old Style"/>
+          <w:color w:val="000000"/>
+          <w:sz w:val="24"/>
+          <w:szCs w:val="24"/>
+        </w:rPr>
+        <w:t>}</w:t>
+      </w:r>
+      <w:r>
+        <w:rPr>
+          <w:rFonts w:ascii="Bookman Old Style" w:eastAsia="Bookman Old Style" w:hAnsi="Bookman Old Style" w:cs="Bookman Old Style"/>
+          <w:color w:val="000000"/>
+          <w:sz w:val="24"/>
+          <w:szCs w:val="24"/>
+        </w:rPr>
         <w:t xml:space="preserve"> </w:t>
       </w:r>
-      <w:proofErr w:type="spellStart"/>
-      <w:r>
-        <w:rPr>
-          <w:rFonts w:ascii="Bookman Old Style" w:eastAsia="Bookman Old Style" w:hAnsi="Bookman Old Style" w:cs="Bookman Old Style"/>
-          <w:color w:val="000000"/>
-          <w:sz w:val="24"/>
-          <w:szCs w:val="24"/>
-        </w:rPr>
-        <w:t>Pendataan</w:t>
-      </w:r>
-      <w:proofErr w:type="spellEnd"/>
-      <w:r>
-        <w:rPr>
-          <w:rFonts w:ascii="Bookman Old Style" w:eastAsia="Bookman Old Style" w:hAnsi="Bookman Old Style" w:cs="Bookman Old Style"/>
-          <w:color w:val="000000"/>
-          <w:sz w:val="24"/>
-          <w:szCs w:val="24"/>
-        </w:rPr>
-        <w:t xml:space="preserve"> Lapangan Sensus Ekonomi 2026 </w:t>
-      </w:r>
-      <w:proofErr w:type="spellStart"/>
-      <w:r>
-        <w:rPr>
-          <w:rFonts w:ascii="Bookman Old Style" w:eastAsia="Bookman Old Style" w:hAnsi="Bookman Old Style" w:cs="Bookman Old Style"/>
-          <w:color w:val="000000"/>
-          <w:sz w:val="24"/>
-          <w:szCs w:val="24"/>
-        </w:rPr>
-        <w:t>sebagaimana</w:t>
-      </w:r>
-      <w:proofErr w:type="spellEnd"/>
-      <w:r>
-        <w:rPr>
-          <w:rFonts w:ascii="Bookman Old Style" w:eastAsia="Bookman Old Style" w:hAnsi="Bookman Old Style" w:cs="Bookman Old Style"/>
-          <w:color w:val="000000"/>
-          <w:sz w:val="24"/>
-          <w:szCs w:val="24"/>
-        </w:rPr>
-        <w:t xml:space="preserve"> </w:t>
-      </w:r>
-      <w:proofErr w:type="spellStart"/>
-      <w:r>
-        <w:rPr>
-          <w:rFonts w:ascii="Bookman Old Style" w:eastAsia="Bookman Old Style" w:hAnsi="Bookman Old Style" w:cs="Bookman Old Style"/>
-          <w:color w:val="000000"/>
-          <w:sz w:val="24"/>
-          <w:szCs w:val="24"/>
-        </w:rPr>
-        <w:t>dimaksud</w:t>
-      </w:r>
-      <w:proofErr w:type="spellEnd"/>
-      <w:r>
-        <w:rPr>
-          <w:rFonts w:ascii="Bookman Old Style" w:eastAsia="Bookman Old Style" w:hAnsi="Bookman Old Style" w:cs="Bookman Old Style"/>
-          <w:color w:val="000000"/>
-          <w:sz w:val="24"/>
-          <w:szCs w:val="24"/>
-        </w:rPr>
-        <w:t xml:space="preserve"> </w:t>
-      </w:r>
-      <w:proofErr w:type="spellStart"/>
-      <w:r>
-        <w:rPr>
-          <w:rFonts w:ascii="Bookman Old Style" w:eastAsia="Bookman Old Style" w:hAnsi="Bookman Old Style" w:cs="Bookman Old Style"/>
-          <w:color w:val="000000"/>
-          <w:sz w:val="24"/>
-          <w:szCs w:val="24"/>
-        </w:rPr>
-        <w:t>dalam</w:t>
-      </w:r>
-      <w:proofErr w:type="spellEnd"/>
-      <w:r>
-        <w:rPr>
-          <w:rFonts w:ascii="Bookman Old Style" w:eastAsia="Bookman Old Style" w:hAnsi="Bookman Old Style" w:cs="Bookman Old Style"/>
-          <w:color w:val="000000"/>
-          <w:sz w:val="24"/>
-          <w:szCs w:val="24"/>
-        </w:rPr>
-        <w:t xml:space="preserve"> </w:t>
-      </w:r>
-      <w:proofErr w:type="spellStart"/>
-      <w:r>
-        <w:rPr>
-          <w:rFonts w:ascii="Bookman Old Style" w:eastAsia="Bookman Old Style" w:hAnsi="Bookman Old Style" w:cs="Bookman Old Style"/>
-          <w:color w:val="000000"/>
-          <w:sz w:val="24"/>
-          <w:szCs w:val="24"/>
-        </w:rPr>
-        <w:t>angka</w:t>
-      </w:r>
-      <w:proofErr w:type="spellEnd"/>
-      <w:r>
-        <w:rPr>
-          <w:rFonts w:ascii="Bookman Old Style" w:eastAsia="Bookman Old Style" w:hAnsi="Bookman Old Style" w:cs="Bookman Old Style"/>
-          <w:color w:val="000000"/>
-          <w:sz w:val="24"/>
-          <w:szCs w:val="24"/>
-        </w:rPr>
-        <w:t xml:space="preserve"> 3, </w:t>
-      </w:r>
-      <w:proofErr w:type="spellStart"/>
-      <w:r>
-        <w:rPr>
-          <w:rFonts w:ascii="Bookman Old Style" w:eastAsia="Bookman Old Style" w:hAnsi="Bookman Old Style" w:cs="Bookman Old Style"/>
-          <w:color w:val="000000"/>
-          <w:sz w:val="24"/>
-          <w:szCs w:val="24"/>
-        </w:rPr>
-        <w:t>berupa</w:t>
-      </w:r>
-      <w:proofErr w:type="spellEnd"/>
-      <w:r>
-        <w:rPr>
-          <w:rFonts w:ascii="Bookman Old Style" w:eastAsia="Bookman Old Style" w:hAnsi="Bookman Old Style" w:cs="Bookman Old Style"/>
-          <w:color w:val="000000"/>
-          <w:sz w:val="24"/>
-          <w:szCs w:val="24"/>
-        </w:rPr>
-        <w:t xml:space="preserve"> </w:t>
-      </w:r>
-      <w:proofErr w:type="spellStart"/>
-      <w:r>
-        <w:rPr>
-          <w:rFonts w:ascii="Bookman Old Style" w:eastAsia="Bookman Old Style" w:hAnsi="Bookman Old Style" w:cs="Bookman Old Style"/>
-          <w:color w:val="000000"/>
-          <w:sz w:val="24"/>
-          <w:szCs w:val="24"/>
-        </w:rPr>
-        <w:t>dokumen</w:t>
-      </w:r>
-      <w:proofErr w:type="spellEnd"/>
-      <w:r>
-        <w:rPr>
-          <w:rFonts w:ascii="Bookman Old Style" w:eastAsia="Bookman Old Style" w:hAnsi="Bookman Old Style" w:cs="Bookman Old Style"/>
-          <w:color w:val="000000"/>
-          <w:sz w:val="24"/>
-          <w:szCs w:val="24"/>
-        </w:rPr>
-        <w:t xml:space="preserve"> </w:t>
-      </w:r>
-      <w:proofErr w:type="spellStart"/>
-      <w:r>
-        <w:rPr>
-          <w:rFonts w:ascii="Bookman Old Style" w:eastAsia="Bookman Old Style" w:hAnsi="Bookman Old Style" w:cs="Bookman Old Style"/>
-          <w:color w:val="000000"/>
-          <w:sz w:val="24"/>
-          <w:szCs w:val="24"/>
-        </w:rPr>
-        <w:t>hasil</w:t>
-      </w:r>
-      <w:proofErr w:type="spellEnd"/>
-      <w:r>
-        <w:rPr>
-          <w:rFonts w:ascii="Bookman Old Style" w:eastAsia="Bookman Old Style" w:hAnsi="Bookman Old Style" w:cs="Bookman Old Style"/>
-          <w:color w:val="000000"/>
-          <w:sz w:val="24"/>
-          <w:szCs w:val="24"/>
-        </w:rPr>
-        <w:t xml:space="preserve"> </w:t>
-      </w:r>
-      <w:proofErr w:type="spellStart"/>
-      <w:r>
-        <w:rPr>
-          <w:rFonts w:ascii="Bookman Old Style" w:eastAsia="Bookman Old Style" w:hAnsi="Bookman Old Style" w:cs="Bookman Old Style"/>
-          <w:color w:val="000000"/>
-          <w:sz w:val="24"/>
-          <w:szCs w:val="24"/>
-        </w:rPr>
-        <w:t>Pendataan</w:t>
-      </w:r>
-      <w:proofErr w:type="spellEnd"/>
-      <w:r>
-        <w:rPr>
-          <w:rFonts w:ascii="Bookman Old Style" w:eastAsia="Bookman Old Style" w:hAnsi="Bookman Old Style" w:cs="Bookman Old Style"/>
-          <w:color w:val="000000"/>
-          <w:sz w:val="24"/>
-          <w:szCs w:val="24"/>
-        </w:rPr>
-        <w:t xml:space="preserve"> Lapangan Sensus Ekonomi 2026, </w:t>
-      </w:r>
-      <w:proofErr w:type="spellStart"/>
-      <w:r>
-        <w:rPr>
-          <w:rFonts w:ascii="Bookman Old Style" w:eastAsia="Bookman Old Style" w:hAnsi="Bookman Old Style" w:cs="Bookman Old Style"/>
-          <w:color w:val="000000"/>
-          <w:sz w:val="24"/>
-          <w:szCs w:val="24"/>
-        </w:rPr>
-        <w:t>sejumlah</w:t>
-      </w:r>
-      <w:proofErr w:type="spellEnd"/>
-      <w:r>
-        <w:rPr>
-          <w:rFonts w:ascii="Bookman Old Style" w:eastAsia="Bookman Old Style" w:hAnsi="Bookman Old Style" w:cs="Bookman Old Style"/>
-          <w:color w:val="000000"/>
-          <w:sz w:val="24"/>
-          <w:szCs w:val="24"/>
-        </w:rPr>
-        <w:t xml:space="preserve"> </w:t>
-      </w:r>
-      <w:r>
-        <w:rPr>
-          <w:rFonts w:ascii="Bookman Old Style" w:eastAsia="Bookman Old Style" w:hAnsi="Bookman Old Style" w:cs="Bookman Old Style"/>
-          <w:color w:val="000000"/>
-          <w:sz w:val="24"/>
-          <w:szCs w:val="24"/>
-        </w:rPr>
-        <w:t>{</w:t>
-      </w:r>
-      <w:proofErr w:type="spellStart"/>
-      <w:r>
-        <w:rPr>
-          <w:rFonts w:ascii="Bookman Old Style" w:eastAsia="Bookman Old Style" w:hAnsi="Bookman Old Style" w:cs="Bookman Old Style"/>
-          <w:color w:val="000000"/>
-          <w:sz w:val="24"/>
-          <w:szCs w:val="24"/>
-        </w:rPr>
-        <w:t>s</w:t>
-      </w:r>
-      <w:r>
-        <w:rPr>
-          <w:rFonts w:ascii="Bookman Old Style" w:eastAsia="Bookman Old Style" w:hAnsi="Bookman Old Style" w:cs="Bookman Old Style"/>
-          <w:color w:val="000000"/>
-          <w:sz w:val="24"/>
-          <w:szCs w:val="24"/>
-        </w:rPr>
-        <w:t>ls_ongoing</w:t>
-      </w:r>
-      <w:proofErr w:type="spellEnd"/>
-      <w:r>
-        <w:rPr>
-          <w:rFonts w:ascii="Bookman Old Style" w:eastAsia="Bookman Old Style" w:hAnsi="Bookman Old Style" w:cs="Bookman Old Style"/>
-          <w:color w:val="000000"/>
-          <w:sz w:val="24"/>
-          <w:szCs w:val="24"/>
-        </w:rPr>
-        <w:t>}</w:t>
-      </w:r>
-      <w:r>
-        <w:rPr>
-          <w:rFonts w:ascii="Bookman Old Style" w:eastAsia="Bookman Old Style" w:hAnsi="Bookman Old Style" w:cs="Bookman Old Style"/>
-          <w:color w:val="000000"/>
-          <w:sz w:val="24"/>
-          <w:szCs w:val="24"/>
-        </w:rPr>
-        <w:t xml:space="preserve"> </w:t>
-      </w:r>
-      <w:r>
-        <w:rPr>
-          <w:rFonts w:ascii="Bookman Old Style" w:eastAsia="Bookman Old Style" w:hAnsi="Bookman Old Style" w:cs="Bookman Old Style"/>
-          <w:sz w:val="24"/>
-          <w:szCs w:val="24"/>
-        </w:rPr>
-        <w:t>SLS/Sub-SLS dan/</w:t>
-      </w:r>
-      <w:proofErr w:type="spellStart"/>
-      <w:r>
-        <w:rPr>
-          <w:rFonts w:ascii="Bookman Old Style" w:eastAsia="Bookman Old Style" w:hAnsi="Bookman Old Style" w:cs="Bookman Old Style"/>
-          <w:sz w:val="24"/>
-          <w:szCs w:val="24"/>
-        </w:rPr>
-        <w:t>atau</w:t>
-      </w:r>
-      <w:proofErr w:type="spellEnd"/>
-      <w:r>
-        <w:rPr>
-          <w:rFonts w:ascii="Bookman Old Style" w:eastAsia="Bookman Old Style" w:hAnsi="Bookman Old Style" w:cs="Bookman Old Style"/>
-          <w:sz w:val="24"/>
-          <w:szCs w:val="24"/>
-        </w:rPr>
-        <w:t xml:space="preserve"> </w:t>
-      </w:r>
-      <w:proofErr w:type="spellStart"/>
-      <w:r>
-        <w:rPr>
-          <w:rFonts w:ascii="Bookman Old Style" w:eastAsia="Bookman Old Style" w:hAnsi="Bookman Old Style" w:cs="Bookman Old Style"/>
-          <w:sz w:val="24"/>
-          <w:szCs w:val="24"/>
-        </w:rPr>
-        <w:t>usaha</w:t>
-      </w:r>
-      <w:proofErr w:type="spellEnd"/>
-      <w:r>
-        <w:rPr>
-          <w:rFonts w:ascii="Bookman Old Style" w:eastAsia="Bookman Old Style" w:hAnsi="Bookman Old Style" w:cs="Bookman Old Style"/>
-          <w:sz w:val="24"/>
-          <w:szCs w:val="24"/>
-        </w:rPr>
-        <w:t xml:space="preserve"> </w:t>
-      </w:r>
-      <w:proofErr w:type="spellStart"/>
-      <w:r>
-        <w:rPr>
-          <w:rFonts w:ascii="Bookman Old Style" w:eastAsia="Bookman Old Style" w:hAnsi="Bookman Old Style" w:cs="Bookman Old Style"/>
-          <w:sz w:val="24"/>
-          <w:szCs w:val="24"/>
-        </w:rPr>
-        <w:t>besar</w:t>
-      </w:r>
-      <w:proofErr w:type="spellEnd"/>
+      <w:r>
+        <w:rPr>
+          <w:rFonts w:ascii="Bookman Old Style" w:eastAsia="Bookman Old Style" w:hAnsi="Bookman Old Style" w:cs="Bookman Old Style"/>
+          <w:sz w:val="24"/>
+          <w:szCs w:val="24"/>
+        </w:rPr>
+        <w:t>SLS/Sub-SLS dan/atau usaha besar</w:t>
+      </w:r>
       <w:r>
         <w:rPr>
           <w:rFonts w:ascii="Bookman Old Style" w:eastAsia="Bookman Old Style" w:hAnsi="Bookman Old Style" w:cs="Bookman Old Style"/>
@@ -4073,7 +2718,6 @@
         </w:rPr>
         <w:t xml:space="preserve">asil </w:t>
       </w:r>
-      <w:proofErr w:type="spellStart"/>
       <w:r>
         <w:rPr>
           <w:rFonts w:ascii="Bookman Old Style" w:eastAsia="Bookman Old Style" w:hAnsi="Bookman Old Style" w:cs="Bookman Old Style"/>
@@ -4089,9 +2733,8 @@
           <w:sz w:val="24"/>
           <w:szCs w:val="24"/>
         </w:rPr>
-        <w:t>ekerjaan</w:t>
-      </w:r>
-      <w:proofErr w:type="spellEnd"/>
+        <w:t xml:space="preserve">ekerjaan pendataan sebagaimana dimaksud pada angka 4 yang memerlukan pemeriksaan lanjutan, akan dilakukan pengecekan, </w:t>
+      </w:r>
       <w:r>
         <w:rPr>
           <w:rFonts w:ascii="Bookman Old Style" w:eastAsia="Bookman Old Style" w:hAnsi="Bookman Old Style" w:cs="Bookman Old Style"/>
@@ -4099,388 +2742,8 @@
           <w:sz w:val="24"/>
           <w:szCs w:val="24"/>
         </w:rPr>
-        <w:t xml:space="preserve"> </w:t>
-      </w:r>
-      <w:proofErr w:type="spellStart"/>
-      <w:r>
-        <w:rPr>
-          <w:rFonts w:ascii="Bookman Old Style" w:eastAsia="Bookman Old Style" w:hAnsi="Bookman Old Style" w:cs="Bookman Old Style"/>
-          <w:color w:val="000000"/>
-          <w:sz w:val="24"/>
-          <w:szCs w:val="24"/>
-        </w:rPr>
-        <w:t>pendataan</w:t>
-      </w:r>
-      <w:proofErr w:type="spellEnd"/>
-      <w:r>
-        <w:rPr>
-          <w:rFonts w:ascii="Bookman Old Style" w:eastAsia="Bookman Old Style" w:hAnsi="Bookman Old Style" w:cs="Bookman Old Style"/>
-          <w:color w:val="000000"/>
-          <w:sz w:val="24"/>
-          <w:szCs w:val="24"/>
-        </w:rPr>
-        <w:t xml:space="preserve"> </w:t>
-      </w:r>
-      <w:proofErr w:type="spellStart"/>
-      <w:r>
-        <w:rPr>
-          <w:rFonts w:ascii="Bookman Old Style" w:eastAsia="Bookman Old Style" w:hAnsi="Bookman Old Style" w:cs="Bookman Old Style"/>
-          <w:color w:val="000000"/>
-          <w:sz w:val="24"/>
-          <w:szCs w:val="24"/>
-        </w:rPr>
-        <w:t>sebagaimana</w:t>
-      </w:r>
-      <w:proofErr w:type="spellEnd"/>
-      <w:r>
-        <w:rPr>
-          <w:rFonts w:ascii="Bookman Old Style" w:eastAsia="Bookman Old Style" w:hAnsi="Bookman Old Style" w:cs="Bookman Old Style"/>
-          <w:color w:val="000000"/>
-          <w:sz w:val="24"/>
-          <w:szCs w:val="24"/>
-        </w:rPr>
-        <w:t xml:space="preserve"> </w:t>
-      </w:r>
-      <w:proofErr w:type="spellStart"/>
-      <w:r>
-        <w:rPr>
-          <w:rFonts w:ascii="Bookman Old Style" w:eastAsia="Bookman Old Style" w:hAnsi="Bookman Old Style" w:cs="Bookman Old Style"/>
-          <w:color w:val="000000"/>
-          <w:sz w:val="24"/>
-          <w:szCs w:val="24"/>
-        </w:rPr>
-        <w:t>dimaksud</w:t>
-      </w:r>
-      <w:proofErr w:type="spellEnd"/>
-      <w:r>
-        <w:rPr>
-          <w:rFonts w:ascii="Bookman Old Style" w:eastAsia="Bookman Old Style" w:hAnsi="Bookman Old Style" w:cs="Bookman Old Style"/>
-          <w:color w:val="000000"/>
-          <w:sz w:val="24"/>
-          <w:szCs w:val="24"/>
-        </w:rPr>
-        <w:t xml:space="preserve"> pada </w:t>
-      </w:r>
-      <w:proofErr w:type="spellStart"/>
-      <w:r>
-        <w:rPr>
-          <w:rFonts w:ascii="Bookman Old Style" w:eastAsia="Bookman Old Style" w:hAnsi="Bookman Old Style" w:cs="Bookman Old Style"/>
-          <w:color w:val="000000"/>
-          <w:sz w:val="24"/>
-          <w:szCs w:val="24"/>
-        </w:rPr>
-        <w:t>angka</w:t>
-      </w:r>
-      <w:proofErr w:type="spellEnd"/>
-      <w:r>
-        <w:rPr>
-          <w:rFonts w:ascii="Bookman Old Style" w:eastAsia="Bookman Old Style" w:hAnsi="Bookman Old Style" w:cs="Bookman Old Style"/>
-          <w:color w:val="000000"/>
-          <w:sz w:val="24"/>
-          <w:szCs w:val="24"/>
-        </w:rPr>
-        <w:t xml:space="preserve"> 4 yang </w:t>
-      </w:r>
-      <w:proofErr w:type="spellStart"/>
-      <w:r>
-        <w:rPr>
-          <w:rFonts w:ascii="Bookman Old Style" w:eastAsia="Bookman Old Style" w:hAnsi="Bookman Old Style" w:cs="Bookman Old Style"/>
-          <w:color w:val="000000"/>
-          <w:sz w:val="24"/>
-          <w:szCs w:val="24"/>
-        </w:rPr>
-        <w:t>memerlukan</w:t>
-      </w:r>
-      <w:proofErr w:type="spellEnd"/>
-      <w:r>
-        <w:rPr>
-          <w:rFonts w:ascii="Bookman Old Style" w:eastAsia="Bookman Old Style" w:hAnsi="Bookman Old Style" w:cs="Bookman Old Style"/>
-          <w:color w:val="000000"/>
-          <w:sz w:val="24"/>
-          <w:szCs w:val="24"/>
-        </w:rPr>
-        <w:t xml:space="preserve"> </w:t>
-      </w:r>
-      <w:proofErr w:type="spellStart"/>
-      <w:r>
-        <w:rPr>
-          <w:rFonts w:ascii="Bookman Old Style" w:eastAsia="Bookman Old Style" w:hAnsi="Bookman Old Style" w:cs="Bookman Old Style"/>
-          <w:color w:val="000000"/>
-          <w:sz w:val="24"/>
-          <w:szCs w:val="24"/>
-        </w:rPr>
-        <w:t>pemeriksaan</w:t>
-      </w:r>
-      <w:proofErr w:type="spellEnd"/>
-      <w:r>
-        <w:rPr>
-          <w:rFonts w:ascii="Bookman Old Style" w:eastAsia="Bookman Old Style" w:hAnsi="Bookman Old Style" w:cs="Bookman Old Style"/>
-          <w:color w:val="000000"/>
-          <w:sz w:val="24"/>
-          <w:szCs w:val="24"/>
-        </w:rPr>
-        <w:t xml:space="preserve"> </w:t>
-      </w:r>
-      <w:proofErr w:type="spellStart"/>
-      <w:r>
-        <w:rPr>
-          <w:rFonts w:ascii="Bookman Old Style" w:eastAsia="Bookman Old Style" w:hAnsi="Bookman Old Style" w:cs="Bookman Old Style"/>
-          <w:color w:val="000000"/>
-          <w:sz w:val="24"/>
-          <w:szCs w:val="24"/>
-        </w:rPr>
-        <w:t>lanjutan</w:t>
-      </w:r>
-      <w:proofErr w:type="spellEnd"/>
-      <w:r>
-        <w:rPr>
-          <w:rFonts w:ascii="Bookman Old Style" w:eastAsia="Bookman Old Style" w:hAnsi="Bookman Old Style" w:cs="Bookman Old Style"/>
-          <w:color w:val="000000"/>
-          <w:sz w:val="24"/>
-          <w:szCs w:val="24"/>
-        </w:rPr>
-        <w:t xml:space="preserve">, </w:t>
-      </w:r>
-      <w:proofErr w:type="spellStart"/>
-      <w:r>
-        <w:rPr>
-          <w:rFonts w:ascii="Bookman Old Style" w:eastAsia="Bookman Old Style" w:hAnsi="Bookman Old Style" w:cs="Bookman Old Style"/>
-          <w:color w:val="000000"/>
-          <w:sz w:val="24"/>
-          <w:szCs w:val="24"/>
-        </w:rPr>
-        <w:t>akan</w:t>
-      </w:r>
-      <w:proofErr w:type="spellEnd"/>
-      <w:r>
-        <w:rPr>
-          <w:rFonts w:ascii="Bookman Old Style" w:eastAsia="Bookman Old Style" w:hAnsi="Bookman Old Style" w:cs="Bookman Old Style"/>
-          <w:color w:val="000000"/>
-          <w:sz w:val="24"/>
-          <w:szCs w:val="24"/>
-        </w:rPr>
-        <w:t xml:space="preserve"> </w:t>
-      </w:r>
-      <w:proofErr w:type="spellStart"/>
-      <w:r>
-        <w:rPr>
-          <w:rFonts w:ascii="Bookman Old Style" w:eastAsia="Bookman Old Style" w:hAnsi="Bookman Old Style" w:cs="Bookman Old Style"/>
-          <w:color w:val="000000"/>
-          <w:sz w:val="24"/>
-          <w:szCs w:val="24"/>
-        </w:rPr>
-        <w:t>dilakukan</w:t>
-      </w:r>
-      <w:proofErr w:type="spellEnd"/>
-      <w:r>
-        <w:rPr>
-          <w:rFonts w:ascii="Bookman Old Style" w:eastAsia="Bookman Old Style" w:hAnsi="Bookman Old Style" w:cs="Bookman Old Style"/>
-          <w:color w:val="000000"/>
-          <w:sz w:val="24"/>
-          <w:szCs w:val="24"/>
-        </w:rPr>
-        <w:t xml:space="preserve"> </w:t>
-      </w:r>
-      <w:proofErr w:type="spellStart"/>
-      <w:r>
-        <w:rPr>
-          <w:rFonts w:ascii="Bookman Old Style" w:eastAsia="Bookman Old Style" w:hAnsi="Bookman Old Style" w:cs="Bookman Old Style"/>
-          <w:color w:val="000000"/>
-          <w:sz w:val="24"/>
-          <w:szCs w:val="24"/>
-        </w:rPr>
-        <w:t>pengecekan</w:t>
-      </w:r>
-      <w:proofErr w:type="spellEnd"/>
-      <w:r>
-        <w:rPr>
-          <w:rFonts w:ascii="Bookman Old Style" w:eastAsia="Bookman Old Style" w:hAnsi="Bookman Old Style" w:cs="Bookman Old Style"/>
-          <w:color w:val="000000"/>
-          <w:sz w:val="24"/>
-          <w:szCs w:val="24"/>
-        </w:rPr>
-        <w:t xml:space="preserve">, </w:t>
-      </w:r>
-      <w:proofErr w:type="spellStart"/>
-      <w:r>
-        <w:rPr>
-          <w:rFonts w:ascii="Bookman Old Style" w:eastAsia="Bookman Old Style" w:hAnsi="Bookman Old Style" w:cs="Bookman Old Style"/>
-          <w:color w:val="000000"/>
-          <w:sz w:val="24"/>
-          <w:szCs w:val="24"/>
-        </w:rPr>
         <w:lastRenderedPageBreak/>
-        <w:t>perubahan</w:t>
-      </w:r>
-      <w:proofErr w:type="spellEnd"/>
-      <w:r>
-        <w:rPr>
-          <w:rFonts w:ascii="Bookman Old Style" w:eastAsia="Bookman Old Style" w:hAnsi="Bookman Old Style" w:cs="Bookman Old Style"/>
-          <w:color w:val="000000"/>
-          <w:sz w:val="24"/>
-          <w:szCs w:val="24"/>
-        </w:rPr>
-        <w:t>, dan/</w:t>
-      </w:r>
-      <w:proofErr w:type="spellStart"/>
-      <w:r>
-        <w:rPr>
-          <w:rFonts w:ascii="Bookman Old Style" w:eastAsia="Bookman Old Style" w:hAnsi="Bookman Old Style" w:cs="Bookman Old Style"/>
-          <w:color w:val="000000"/>
-          <w:sz w:val="24"/>
-          <w:szCs w:val="24"/>
-        </w:rPr>
-        <w:t>atau</w:t>
-      </w:r>
-      <w:proofErr w:type="spellEnd"/>
-      <w:r>
-        <w:rPr>
-          <w:rFonts w:ascii="Bookman Old Style" w:eastAsia="Bookman Old Style" w:hAnsi="Bookman Old Style" w:cs="Bookman Old Style"/>
-          <w:color w:val="000000"/>
-          <w:sz w:val="24"/>
-          <w:szCs w:val="24"/>
-        </w:rPr>
-        <w:t xml:space="preserve"> </w:t>
-      </w:r>
-      <w:proofErr w:type="spellStart"/>
-      <w:r>
-        <w:rPr>
-          <w:rFonts w:ascii="Bookman Old Style" w:eastAsia="Bookman Old Style" w:hAnsi="Bookman Old Style" w:cs="Bookman Old Style"/>
-          <w:color w:val="000000"/>
-          <w:sz w:val="24"/>
-          <w:szCs w:val="24"/>
-        </w:rPr>
-        <w:t>kunjungan</w:t>
-      </w:r>
-      <w:proofErr w:type="spellEnd"/>
-      <w:r>
-        <w:rPr>
-          <w:rFonts w:ascii="Bookman Old Style" w:eastAsia="Bookman Old Style" w:hAnsi="Bookman Old Style" w:cs="Bookman Old Style"/>
-          <w:color w:val="000000"/>
-          <w:sz w:val="24"/>
-          <w:szCs w:val="24"/>
-        </w:rPr>
-        <w:t xml:space="preserve"> </w:t>
-      </w:r>
-      <w:proofErr w:type="spellStart"/>
-      <w:r>
-        <w:rPr>
-          <w:rFonts w:ascii="Bookman Old Style" w:eastAsia="Bookman Old Style" w:hAnsi="Bookman Old Style" w:cs="Bookman Old Style"/>
-          <w:color w:val="000000"/>
-          <w:sz w:val="24"/>
-          <w:szCs w:val="24"/>
-        </w:rPr>
-        <w:t>kembali</w:t>
-      </w:r>
-      <w:proofErr w:type="spellEnd"/>
-      <w:r>
-        <w:rPr>
-          <w:rFonts w:ascii="Bookman Old Style" w:eastAsia="Bookman Old Style" w:hAnsi="Bookman Old Style" w:cs="Bookman Old Style"/>
-          <w:color w:val="000000"/>
-          <w:sz w:val="24"/>
-          <w:szCs w:val="24"/>
-        </w:rPr>
-        <w:t xml:space="preserve"> </w:t>
-      </w:r>
-      <w:proofErr w:type="spellStart"/>
-      <w:r>
-        <w:rPr>
-          <w:rFonts w:ascii="Bookman Old Style" w:eastAsia="Bookman Old Style" w:hAnsi="Bookman Old Style" w:cs="Bookman Old Style"/>
-          <w:color w:val="000000"/>
-          <w:sz w:val="24"/>
-          <w:szCs w:val="24"/>
-        </w:rPr>
-        <w:t>ke</w:t>
-      </w:r>
-      <w:proofErr w:type="spellEnd"/>
-      <w:r>
-        <w:rPr>
-          <w:rFonts w:ascii="Bookman Old Style" w:eastAsia="Bookman Old Style" w:hAnsi="Bookman Old Style" w:cs="Bookman Old Style"/>
-          <w:color w:val="000000"/>
-          <w:sz w:val="24"/>
-          <w:szCs w:val="24"/>
-        </w:rPr>
-        <w:t xml:space="preserve"> </w:t>
-      </w:r>
-      <w:proofErr w:type="spellStart"/>
-      <w:r>
-        <w:rPr>
-          <w:rFonts w:ascii="Bookman Old Style" w:eastAsia="Bookman Old Style" w:hAnsi="Bookman Old Style" w:cs="Bookman Old Style"/>
-          <w:color w:val="000000"/>
-          <w:sz w:val="24"/>
-          <w:szCs w:val="24"/>
-        </w:rPr>
-        <w:t>lapangan</w:t>
-      </w:r>
-      <w:proofErr w:type="spellEnd"/>
-      <w:r>
-        <w:rPr>
-          <w:rFonts w:ascii="Bookman Old Style" w:eastAsia="Bookman Old Style" w:hAnsi="Bookman Old Style" w:cs="Bookman Old Style"/>
-          <w:color w:val="000000"/>
-          <w:sz w:val="24"/>
-          <w:szCs w:val="24"/>
-        </w:rPr>
-        <w:t xml:space="preserve"> </w:t>
-      </w:r>
-      <w:proofErr w:type="spellStart"/>
-      <w:r>
-        <w:rPr>
-          <w:rFonts w:ascii="Bookman Old Style" w:eastAsia="Bookman Old Style" w:hAnsi="Bookman Old Style" w:cs="Bookman Old Style"/>
-          <w:color w:val="000000"/>
-          <w:sz w:val="24"/>
-          <w:szCs w:val="24"/>
-        </w:rPr>
-        <w:t>merujuk</w:t>
-      </w:r>
-      <w:proofErr w:type="spellEnd"/>
-      <w:r>
-        <w:rPr>
-          <w:rFonts w:ascii="Bookman Old Style" w:eastAsia="Bookman Old Style" w:hAnsi="Bookman Old Style" w:cs="Bookman Old Style"/>
-          <w:color w:val="000000"/>
-          <w:sz w:val="24"/>
-          <w:szCs w:val="24"/>
-        </w:rPr>
-        <w:t xml:space="preserve"> pada </w:t>
-      </w:r>
-      <w:proofErr w:type="spellStart"/>
-      <w:r>
-        <w:rPr>
-          <w:rFonts w:ascii="Bookman Old Style" w:eastAsia="Bookman Old Style" w:hAnsi="Bookman Old Style" w:cs="Bookman Old Style"/>
-          <w:color w:val="000000"/>
-          <w:sz w:val="24"/>
-          <w:szCs w:val="24"/>
-        </w:rPr>
-        <w:t>perjanjian</w:t>
-      </w:r>
-      <w:proofErr w:type="spellEnd"/>
-      <w:r>
-        <w:rPr>
-          <w:rFonts w:ascii="Bookman Old Style" w:eastAsia="Bookman Old Style" w:hAnsi="Bookman Old Style" w:cs="Bookman Old Style"/>
-          <w:color w:val="000000"/>
-          <w:sz w:val="24"/>
-          <w:szCs w:val="24"/>
-        </w:rPr>
-        <w:t xml:space="preserve"> yang </w:t>
-      </w:r>
-      <w:proofErr w:type="spellStart"/>
-      <w:r>
-        <w:rPr>
-          <w:rFonts w:ascii="Bookman Old Style" w:eastAsia="Bookman Old Style" w:hAnsi="Bookman Old Style" w:cs="Bookman Old Style"/>
-          <w:color w:val="000000"/>
-          <w:sz w:val="24"/>
-          <w:szCs w:val="24"/>
-        </w:rPr>
-        <w:t>ditandatangani</w:t>
-      </w:r>
-      <w:proofErr w:type="spellEnd"/>
-      <w:r>
-        <w:rPr>
-          <w:rFonts w:ascii="Bookman Old Style" w:eastAsia="Bookman Old Style" w:hAnsi="Bookman Old Style" w:cs="Bookman Old Style"/>
-          <w:color w:val="000000"/>
-          <w:sz w:val="24"/>
-          <w:szCs w:val="24"/>
-        </w:rPr>
-        <w:t xml:space="preserve"> oleh </w:t>
+        <w:t xml:space="preserve">perubahan, dan/atau kunjungan kembali ke lapangan merujuk pada perjanjian yang ditandatangani oleh </w:t>
       </w:r>
       <w:r>
         <w:rPr>
@@ -4648,27 +2911,7 @@
                 <w:sz w:val="24"/>
                 <w:szCs w:val="24"/>
               </w:rPr>
-              <w:t>{</w:t>
-            </w:r>
-            <w:proofErr w:type="spellStart"/>
-            <w:r>
-              <w:rPr>
-                <w:rFonts w:ascii="Bookman Old Style" w:eastAsia="Bookman Old Style" w:hAnsi="Bookman Old Style" w:cs="Bookman Old Style"/>
-                <w:color w:val="000000"/>
-                <w:sz w:val="24"/>
-                <w:szCs w:val="24"/>
-              </w:rPr>
-              <w:t>nama_petugas</w:t>
-            </w:r>
-            <w:proofErr w:type="spellEnd"/>
-            <w:r>
-              <w:rPr>
-                <w:rFonts w:ascii="Bookman Old Style" w:eastAsia="Bookman Old Style" w:hAnsi="Bookman Old Style" w:cs="Bookman Old Style"/>
-                <w:color w:val="000000"/>
-                <w:sz w:val="24"/>
-                <w:szCs w:val="24"/>
-              </w:rPr>
-              <w:t>}</w:t>
+              <w:t>{nama_petugas}</w:t>
             </w:r>
             <w:r>
               <w:rPr>
@@ -4748,27 +2991,7 @@
                 <w:sz w:val="24"/>
                 <w:szCs w:val="24"/>
               </w:rPr>
-              <w:t>(</w:t>
-            </w:r>
-            <w:proofErr w:type="spellStart"/>
-            <w:r>
-              <w:rPr>
-                <w:rFonts w:ascii="Bookman Old Style" w:eastAsia="Bookman Old Style" w:hAnsi="Bookman Old Style" w:cs="Bookman Old Style"/>
-                <w:color w:val="000000"/>
-                <w:sz w:val="24"/>
-                <w:szCs w:val="24"/>
-              </w:rPr>
-              <w:t>Nuraliyah</w:t>
-            </w:r>
-            <w:proofErr w:type="spellEnd"/>
-            <w:r>
-              <w:rPr>
-                <w:rFonts w:ascii="Bookman Old Style" w:eastAsia="Bookman Old Style" w:hAnsi="Bookman Old Style" w:cs="Bookman Old Style"/>
-                <w:color w:val="000000"/>
-                <w:sz w:val="24"/>
-                <w:szCs w:val="24"/>
-              </w:rPr>
-              <w:t>)</w:t>
+              <w:t>(Nuraliyah)</w:t>
             </w:r>
           </w:p>
         </w:tc>
@@ -5062,7 +3285,6 @@
                 <w:szCs w:val="24"/>
               </w:rPr>
             </w:pPr>
-            <w:proofErr w:type="spellStart"/>
             <w:r>
               <w:rPr>
                 <w:rFonts w:ascii="Bookman Old Style" w:eastAsia="Bookman Old Style" w:hAnsi="Bookman Old Style" w:cs="Bookman Old Style"/>
@@ -5070,19 +3292,8 @@
                 <w:sz w:val="24"/>
                 <w:szCs w:val="24"/>
               </w:rPr>
-              <w:t>Uraian</w:t>
-            </w:r>
-            <w:proofErr w:type="spellEnd"/>
-            <w:r>
-              <w:rPr>
-                <w:rFonts w:ascii="Bookman Old Style" w:eastAsia="Bookman Old Style" w:hAnsi="Bookman Old Style" w:cs="Bookman Old Style"/>
-                <w:color w:val="000000"/>
-                <w:sz w:val="24"/>
-                <w:szCs w:val="24"/>
-              </w:rPr>
-              <w:t xml:space="preserve"> </w:t>
-            </w:r>
-            <w:proofErr w:type="spellStart"/>
+              <w:t xml:space="preserve">Uraian </w:t>
+            </w:r>
             <w:r>
               <w:rPr>
                 <w:rFonts w:ascii="Bookman Old Style" w:eastAsia="Bookman Old Style" w:hAnsi="Bookman Old Style" w:cs="Bookman Old Style"/>
@@ -5091,7 +3302,6 @@
               </w:rPr>
               <w:t>Pekerjaan</w:t>
             </w:r>
-            <w:proofErr w:type="spellEnd"/>
           </w:p>
         </w:tc>
         <w:tc>
@@ -5123,17 +3333,7 @@
                 <w:sz w:val="24"/>
                 <w:szCs w:val="24"/>
               </w:rPr>
-              <w:t xml:space="preserve">Waktu </w:t>
-            </w:r>
-            <w:proofErr w:type="spellStart"/>
-            <w:r>
-              <w:rPr>
-                <w:rFonts w:ascii="Bookman Old Style" w:eastAsia="Bookman Old Style" w:hAnsi="Bookman Old Style" w:cs="Bookman Old Style"/>
-                <w:color w:val="000000"/>
-                <w:sz w:val="24"/>
-                <w:szCs w:val="24"/>
-              </w:rPr>
-              <w:t>Penyelesa</w:t>
+              <w:t>Waktu Penyelesa</w:t>
             </w:r>
             <w:r>
               <w:rPr>
@@ -5143,7 +3343,6 @@
               </w:rPr>
               <w:t>ian</w:t>
             </w:r>
-            <w:proofErr w:type="spellEnd"/>
           </w:p>
         </w:tc>
         <w:tc>
@@ -5175,19 +3374,8 @@
                 <w:sz w:val="24"/>
                 <w:szCs w:val="24"/>
               </w:rPr>
-              <w:t xml:space="preserve">Target </w:t>
-            </w:r>
-            <w:proofErr w:type="spellStart"/>
-            <w:r>
-              <w:rPr>
-                <w:rFonts w:ascii="Bookman Old Style" w:eastAsia="Bookman Old Style" w:hAnsi="Bookman Old Style" w:cs="Bookman Old Style"/>
-                <w:color w:val="000000"/>
-                <w:sz w:val="24"/>
-                <w:szCs w:val="24"/>
-              </w:rPr>
-              <w:t>Pekerjaan</w:t>
-            </w:r>
-            <w:proofErr w:type="spellEnd"/>
+              <w:t>Target Pekerjaan</w:t>
+            </w:r>
           </w:p>
         </w:tc>
         <w:tc>
@@ -5212,7 +3400,6 @@
                 <w:szCs w:val="24"/>
               </w:rPr>
             </w:pPr>
-            <w:proofErr w:type="spellStart"/>
             <w:r>
               <w:rPr>
                 <w:rFonts w:ascii="Bookman Old Style" w:eastAsia="Bookman Old Style" w:hAnsi="Bookman Old Style" w:cs="Bookman Old Style"/>
@@ -5220,29 +3407,8 @@
                 <w:sz w:val="24"/>
                 <w:szCs w:val="24"/>
               </w:rPr>
-              <w:t>Realisasi</w:t>
-            </w:r>
-            <w:proofErr w:type="spellEnd"/>
-            <w:r>
-              <w:rPr>
-                <w:rFonts w:ascii="Bookman Old Style" w:eastAsia="Bookman Old Style" w:hAnsi="Bookman Old Style" w:cs="Bookman Old Style"/>
-                <w:color w:val="000000"/>
-                <w:sz w:val="24"/>
-                <w:szCs w:val="24"/>
-              </w:rPr>
-              <w:t xml:space="preserve"> </w:t>
-            </w:r>
-            <w:proofErr w:type="spellStart"/>
-            <w:r>
-              <w:rPr>
-                <w:rFonts w:ascii="Bookman Old Style" w:eastAsia="Bookman Old Style" w:hAnsi="Bookman Old Style" w:cs="Bookman Old Style"/>
-                <w:color w:val="000000"/>
-                <w:sz w:val="24"/>
-                <w:szCs w:val="24"/>
-              </w:rPr>
-              <w:t>Pekerjaan</w:t>
-            </w:r>
-            <w:proofErr w:type="spellEnd"/>
+              <w:t>Realisasi Pekerjaan</w:t>
+            </w:r>
           </w:p>
         </w:tc>
         <w:tc>
@@ -5274,19 +3440,8 @@
                 <w:sz w:val="24"/>
                 <w:szCs w:val="24"/>
               </w:rPr>
-              <w:t xml:space="preserve">Nilai </w:t>
-            </w:r>
-            <w:proofErr w:type="spellStart"/>
-            <w:r>
-              <w:rPr>
-                <w:rFonts w:ascii="Bookman Old Style" w:eastAsia="Bookman Old Style" w:hAnsi="Bookman Old Style" w:cs="Bookman Old Style"/>
-                <w:color w:val="000000"/>
-                <w:sz w:val="24"/>
-                <w:szCs w:val="24"/>
-              </w:rPr>
-              <w:t>Perjanjian</w:t>
-            </w:r>
-            <w:proofErr w:type="spellEnd"/>
+              <w:t>Nilai Perjanjian</w:t>
+            </w:r>
           </w:p>
         </w:tc>
       </w:tr>
@@ -5378,7 +3533,6 @@
                 <w:szCs w:val="24"/>
               </w:rPr>
             </w:pPr>
-            <w:proofErr w:type="spellStart"/>
             <w:r>
               <w:rPr>
                 <w:rFonts w:ascii="Bookman Old Style" w:eastAsia="Bookman Old Style" w:hAnsi="Bookman Old Style" w:cs="Bookman Old Style"/>
@@ -5388,7 +3542,6 @@
               </w:rPr>
               <w:t>Presentase</w:t>
             </w:r>
-            <w:proofErr w:type="spellEnd"/>
           </w:p>
         </w:tc>
         <w:tc>
@@ -5743,59 +3896,13 @@
                 <w:szCs w:val="24"/>
               </w:rPr>
             </w:pPr>
-            <w:proofErr w:type="spellStart"/>
-            <w:r>
-              <w:rPr>
-                <w:rFonts w:ascii="Bookman Old Style" w:eastAsia="Bookman Old Style" w:hAnsi="Bookman Old Style" w:cs="Bookman Old Style"/>
-                <w:sz w:val="24"/>
-                <w:szCs w:val="24"/>
-              </w:rPr>
-              <w:t>Melakukan</w:t>
-            </w:r>
-            <w:proofErr w:type="spellEnd"/>
-            <w:r>
-              <w:rPr>
-                <w:rFonts w:ascii="Bookman Old Style" w:eastAsia="Bookman Old Style" w:hAnsi="Bookman Old Style" w:cs="Bookman Old Style"/>
-                <w:sz w:val="24"/>
-                <w:szCs w:val="24"/>
-              </w:rPr>
-              <w:t xml:space="preserve"> </w:t>
-            </w:r>
-            <w:proofErr w:type="spellStart"/>
-            <w:r>
-              <w:rPr>
-                <w:rFonts w:ascii="Bookman Old Style" w:eastAsia="Bookman Old Style" w:hAnsi="Bookman Old Style" w:cs="Bookman Old Style"/>
-                <w:sz w:val="24"/>
-                <w:szCs w:val="24"/>
-              </w:rPr>
-              <w:t>pendataan</w:t>
-            </w:r>
-            <w:proofErr w:type="spellEnd"/>
-            <w:r>
-              <w:rPr>
-                <w:rFonts w:ascii="Bookman Old Style" w:eastAsia="Bookman Old Style" w:hAnsi="Bookman Old Style" w:cs="Bookman Old Style"/>
-                <w:sz w:val="24"/>
-                <w:szCs w:val="24"/>
-              </w:rPr>
-              <w:t xml:space="preserve"> </w:t>
-            </w:r>
-            <w:proofErr w:type="spellStart"/>
-            <w:r>
-              <w:rPr>
-                <w:rFonts w:ascii="Bookman Old Style" w:eastAsia="Bookman Old Style" w:hAnsi="Bookman Old Style" w:cs="Bookman Old Style"/>
-                <w:sz w:val="24"/>
-                <w:szCs w:val="24"/>
-              </w:rPr>
-              <w:t>lapangan</w:t>
-            </w:r>
-            <w:proofErr w:type="spellEnd"/>
-            <w:r>
-              <w:rPr>
-                <w:rFonts w:ascii="Bookman Old Style" w:eastAsia="Bookman Old Style" w:hAnsi="Bookman Old Style" w:cs="Bookman Old Style"/>
-                <w:sz w:val="24"/>
-                <w:szCs w:val="24"/>
-              </w:rPr>
-              <w:t xml:space="preserve"> </w:t>
+            <w:r>
+              <w:rPr>
+                <w:rFonts w:ascii="Bookman Old Style" w:eastAsia="Bookman Old Style" w:hAnsi="Bookman Old Style" w:cs="Bookman Old Style"/>
+                <w:sz w:val="24"/>
+                <w:szCs w:val="24"/>
+              </w:rPr>
+              <w:t xml:space="preserve">Melakukan pendataan lapangan </w:t>
             </w:r>
             <w:r>
               <w:rPr>
@@ -5813,25 +3920,7 @@
                 <w:sz w:val="24"/>
                 <w:szCs w:val="24"/>
               </w:rPr>
-              <w:t xml:space="preserve">Sensus Ekonomi 2026 </w:t>
-            </w:r>
-            <w:proofErr w:type="spellStart"/>
-            <w:r>
-              <w:rPr>
-                <w:rFonts w:ascii="Bookman Old Style" w:eastAsia="Bookman Old Style" w:hAnsi="Bookman Old Style" w:cs="Bookman Old Style"/>
-                <w:sz w:val="24"/>
-                <w:szCs w:val="24"/>
-              </w:rPr>
-              <w:t>termin</w:t>
-            </w:r>
-            <w:proofErr w:type="spellEnd"/>
-            <w:r>
-              <w:rPr>
-                <w:rFonts w:ascii="Bookman Old Style" w:eastAsia="Bookman Old Style" w:hAnsi="Bookman Old Style" w:cs="Bookman Old Style"/>
-                <w:sz w:val="24"/>
-                <w:szCs w:val="24"/>
-              </w:rPr>
-              <w:t xml:space="preserve"> II</w:t>
+              <w:t>Sensus Ekonomi 2026 termin II</w:t>
             </w:r>
           </w:p>
         </w:tc>
@@ -6015,61 +4104,7 @@
                 <w:sz w:val="24"/>
                 <w:szCs w:val="24"/>
               </w:rPr>
-              <w:t xml:space="preserve">Telah </w:t>
-            </w:r>
-            <w:proofErr w:type="spellStart"/>
-            <w:r>
-              <w:rPr>
-                <w:rFonts w:ascii="Bookman Old Style" w:eastAsia="Bookman Old Style" w:hAnsi="Bookman Old Style" w:cs="Bookman Old Style"/>
-                <w:sz w:val="24"/>
-                <w:szCs w:val="24"/>
-              </w:rPr>
-              <w:t>mencapai</w:t>
-            </w:r>
-            <w:proofErr w:type="spellEnd"/>
-            <w:r>
-              <w:rPr>
-                <w:rFonts w:ascii="Bookman Old Style" w:eastAsia="Bookman Old Style" w:hAnsi="Bookman Old Style" w:cs="Bookman Old Style"/>
-                <w:sz w:val="24"/>
-                <w:szCs w:val="24"/>
-              </w:rPr>
-              <w:t xml:space="preserve"> target </w:t>
-            </w:r>
-            <w:proofErr w:type="spellStart"/>
-            <w:r>
-              <w:rPr>
-                <w:rFonts w:ascii="Bookman Old Style" w:eastAsia="Bookman Old Style" w:hAnsi="Bookman Old Style" w:cs="Bookman Old Style"/>
-                <w:sz w:val="24"/>
-                <w:szCs w:val="24"/>
-              </w:rPr>
-              <w:t>pekerjaan</w:t>
-            </w:r>
-            <w:proofErr w:type="spellEnd"/>
-            <w:r>
-              <w:rPr>
-                <w:rFonts w:ascii="Bookman Old Style" w:eastAsia="Bookman Old Style" w:hAnsi="Bookman Old Style" w:cs="Bookman Old Style"/>
-                <w:sz w:val="24"/>
-                <w:szCs w:val="24"/>
-              </w:rPr>
-              <w:t xml:space="preserve"> </w:t>
-            </w:r>
-            <w:proofErr w:type="spellStart"/>
-            <w:r>
-              <w:rPr>
-                <w:rFonts w:ascii="Bookman Old Style" w:eastAsia="Bookman Old Style" w:hAnsi="Bookman Old Style" w:cs="Bookman Old Style"/>
-                <w:sz w:val="24"/>
-                <w:szCs w:val="24"/>
-              </w:rPr>
-              <w:t>sebesar</w:t>
-            </w:r>
-            <w:proofErr w:type="spellEnd"/>
-            <w:r>
-              <w:rPr>
-                <w:rFonts w:ascii="Bookman Old Style" w:eastAsia="Bookman Old Style" w:hAnsi="Bookman Old Style" w:cs="Bookman Old Style"/>
-                <w:sz w:val="24"/>
-                <w:szCs w:val="24"/>
-              </w:rPr>
-              <w:t xml:space="preserve"> </w:t>
+              <w:t xml:space="preserve">Telah mencapai target pekerjaan sebesar </w:t>
             </w:r>
             <w:r>
               <w:rPr>
@@ -6080,9 +4115,8 @@
                 <w:szCs w:val="24"/>
                 <w:u w:val="single"/>
               </w:rPr>
-              <w:t>{</w:t>
-            </w:r>
-            <w:proofErr w:type="spellStart"/>
+              <w:t>{sls_</w:t>
+            </w:r>
             <w:r>
               <w:rPr>
                 <w:rFonts w:ascii="Bookman Old Style" w:eastAsia="Bookman Old Style" w:hAnsi="Bookman Old Style" w:cs="Bookman Old Style"/>
@@ -6092,9 +4126,8 @@
                 <w:szCs w:val="24"/>
                 <w:u w:val="single"/>
               </w:rPr>
-              <w:t>sls_</w:t>
-            </w:r>
-            <w:proofErr w:type="gramStart"/>
+              <w:t>ongoing</w:t>
+            </w:r>
             <w:r>
               <w:rPr>
                 <w:rFonts w:ascii="Bookman Old Style" w:eastAsia="Bookman Old Style" w:hAnsi="Bookman Old Style" w:cs="Bookman Old Style"/>
@@ -6104,18 +4137,6 @@
                 <w:szCs w:val="24"/>
                 <w:u w:val="single"/>
               </w:rPr>
-              <w:t>ongoing</w:t>
-            </w:r>
-            <w:proofErr w:type="spellEnd"/>
-            <w:r>
-              <w:rPr>
-                <w:rFonts w:ascii="Bookman Old Style" w:eastAsia="Bookman Old Style" w:hAnsi="Bookman Old Style" w:cs="Bookman Old Style"/>
-                <w:i/>
-                <w:iCs/>
-                <w:sz w:val="24"/>
-                <w:szCs w:val="24"/>
-                <w:u w:val="single"/>
-              </w:rPr>
               <w:t>}</w:t>
             </w:r>
             <w:r>
@@ -6124,16 +4145,7 @@
                 <w:sz w:val="24"/>
                 <w:szCs w:val="24"/>
               </w:rPr>
-              <w:t>SLS</w:t>
-            </w:r>
-            <w:proofErr w:type="gramEnd"/>
-            <w:r>
-              <w:rPr>
-                <w:rFonts w:ascii="Bookman Old Style" w:eastAsia="Bookman Old Style" w:hAnsi="Bookman Old Style" w:cs="Bookman Old Style"/>
-                <w:sz w:val="24"/>
-                <w:szCs w:val="24"/>
-              </w:rPr>
-              <w:t xml:space="preserve">/Sub-SLS </w:t>
+              <w:t xml:space="preserve">SLS/Sub-SLS </w:t>
             </w:r>
           </w:p>
         </w:tc>
@@ -6429,7 +4441,6 @@
           <w:szCs w:val="24"/>
         </w:rPr>
       </w:pPr>
-      <w:proofErr w:type="spellStart"/>
       <w:r>
         <w:rPr>
           <w:rFonts w:ascii="Bookman Old Style" w:eastAsia="Bookman Old Style" w:hAnsi="Bookman Old Style" w:cs="Bookman Old Style"/>
@@ -6437,37 +4448,7 @@
           <w:sz w:val="24"/>
           <w:szCs w:val="24"/>
         </w:rPr>
-        <w:t>Screenshoot</w:t>
-      </w:r>
-      <w:proofErr w:type="spellEnd"/>
-      <w:r>
-        <w:rPr>
-          <w:rFonts w:ascii="Bookman Old Style" w:eastAsia="Bookman Old Style" w:hAnsi="Bookman Old Style" w:cs="Bookman Old Style"/>
-          <w:color w:val="000000"/>
-          <w:sz w:val="24"/>
-          <w:szCs w:val="24"/>
-        </w:rPr>
-        <w:t xml:space="preserve"> </w:t>
-      </w:r>
-      <w:proofErr w:type="spellStart"/>
-      <w:r>
-        <w:rPr>
-          <w:rFonts w:ascii="Bookman Old Style" w:eastAsia="Bookman Old Style" w:hAnsi="Bookman Old Style" w:cs="Bookman Old Style"/>
-          <w:color w:val="000000"/>
-          <w:sz w:val="24"/>
-          <w:szCs w:val="24"/>
-        </w:rPr>
-        <w:t>Aplikasi</w:t>
-      </w:r>
-      <w:proofErr w:type="spellEnd"/>
-      <w:r>
-        <w:rPr>
-          <w:rFonts w:ascii="Bookman Old Style" w:eastAsia="Bookman Old Style" w:hAnsi="Bookman Old Style" w:cs="Bookman Old Style"/>
-          <w:color w:val="000000"/>
-          <w:sz w:val="24"/>
-          <w:szCs w:val="24"/>
-        </w:rPr>
-        <w:t xml:space="preserve"> Fasih</w:t>
+        <w:t>Screenshoot Aplikasi Fasih</w:t>
       </w:r>
     </w:p>
     <w:p>
@@ -6501,7 +4482,6 @@
         </w:rPr>
         <w:t>%</w:t>
       </w:r>
-      <w:proofErr w:type="spellStart"/>
       <w:r>
         <w:rPr>
           <w:rFonts w:ascii="Bookman Old Style" w:eastAsia="Bookman Old Style" w:hAnsi="Bookman Old Style" w:cs="Bookman Old Style"/>
@@ -6509,17 +4489,7 @@
           <w:szCs w:val="24"/>
           <w:lang w:val="en"/>
         </w:rPr>
-        <w:t>halaman_depan</w:t>
-      </w:r>
-      <w:proofErr w:type="spellEnd"/>
-      <w:r>
-        <w:rPr>
-          <w:rFonts w:ascii="Bookman Old Style" w:eastAsia="Bookman Old Style" w:hAnsi="Bookman Old Style" w:cs="Bookman Old Style"/>
-          <w:sz w:val="24"/>
-          <w:szCs w:val="24"/>
-          <w:lang w:val="en"/>
-        </w:rPr>
-        <w:t>}</w:t>
+        <w:t>halaman_depan}</w:t>
       </w:r>
     </w:p>
     <w:tbl>
@@ -6560,23 +4530,7 @@
                 <w:rFonts w:ascii="Arial" w:eastAsia="Arial" w:hAnsi="Arial"/>
                 <w:sz w:val="16"/>
               </w:rPr>
-              <w:t>{#foto_</w:t>
-            </w:r>
-            <w:proofErr w:type="gramStart"/>
-            <w:r>
-              <w:rPr>
-                <w:rFonts w:ascii="Arial" w:eastAsia="Arial" w:hAnsi="Arial"/>
-                <w:sz w:val="16"/>
-              </w:rPr>
-              <w:t>rows}{</w:t>
-            </w:r>
-            <w:proofErr w:type="gramEnd"/>
-            <w:r>
-              <w:rPr>
-                <w:rFonts w:ascii="Arial" w:eastAsia="Arial" w:hAnsi="Arial"/>
-                <w:sz w:val="16"/>
-              </w:rPr>
-              <w:t>%foto1}</w:t>
+              <w:t>{#foto_rows}{%foto1}</w:t>
             </w:r>
           </w:p>
         </w:tc>
@@ -6626,39 +4580,7 @@
                 <w:rFonts w:ascii="Arial" w:eastAsia="Arial" w:hAnsi="Arial"/>
                 <w:sz w:val="16"/>
               </w:rPr>
-              <w:t>{%foto</w:t>
-            </w:r>
-            <w:proofErr w:type="gramStart"/>
-            <w:r>
-              <w:rPr>
-                <w:rFonts w:ascii="Arial" w:eastAsia="Arial" w:hAnsi="Arial"/>
-                <w:sz w:val="16"/>
-              </w:rPr>
-              <w:t>3}{</w:t>
-            </w:r>
-            <w:proofErr w:type="gramEnd"/>
-            <w:r>
-              <w:rPr>
-                <w:rFonts w:ascii="Arial" w:eastAsia="Arial" w:hAnsi="Arial"/>
-                <w:sz w:val="16"/>
-              </w:rPr>
-              <w:t>/</w:t>
-            </w:r>
-            <w:proofErr w:type="spellStart"/>
-            <w:r>
-              <w:rPr>
-                <w:rFonts w:ascii="Arial" w:eastAsia="Arial" w:hAnsi="Arial"/>
-                <w:sz w:val="16"/>
-              </w:rPr>
-              <w:t>foto_rows</w:t>
-            </w:r>
-            <w:proofErr w:type="spellEnd"/>
-            <w:r>
-              <w:rPr>
-                <w:rFonts w:ascii="Arial" w:eastAsia="Arial" w:hAnsi="Arial"/>
-                <w:sz w:val="16"/>
-              </w:rPr>
-              <w:t>}</w:t>
+              <w:t>{%foto3}{/foto_rows}</w:t>
             </w:r>
           </w:p>
         </w:tc>
@@ -6812,25 +4734,7 @@
                 <w:sz w:val="24"/>
                 <w:szCs w:val="24"/>
               </w:rPr>
-              <w:t>{</w:t>
-            </w:r>
-            <w:proofErr w:type="spellStart"/>
-            <w:r>
-              <w:rPr>
-                <w:rFonts w:ascii="Bookman Old Style" w:eastAsia="Bookman Old Style" w:hAnsi="Bookman Old Style" w:cs="Bookman Old Style"/>
-                <w:sz w:val="24"/>
-                <w:szCs w:val="24"/>
-              </w:rPr>
-              <w:t>nama_petugas</w:t>
-            </w:r>
-            <w:proofErr w:type="spellEnd"/>
-            <w:r>
-              <w:rPr>
-                <w:rFonts w:ascii="Bookman Old Style" w:eastAsia="Bookman Old Style" w:hAnsi="Bookman Old Style" w:cs="Bookman Old Style"/>
-                <w:sz w:val="24"/>
-                <w:szCs w:val="24"/>
-              </w:rPr>
-              <w:t>}</w:t>
+              <w:t>{nama_petugas}</w:t>
             </w:r>
             <w:r>
               <w:rPr>
@@ -6947,25 +4851,7 @@
                 <w:sz w:val="24"/>
                 <w:szCs w:val="24"/>
               </w:rPr>
-              <w:t>(</w:t>
-            </w:r>
-            <w:proofErr w:type="spellStart"/>
-            <w:r>
-              <w:rPr>
-                <w:rFonts w:ascii="Bookman Old Style" w:eastAsia="Bookman Old Style" w:hAnsi="Bookman Old Style" w:cs="Bookman Old Style"/>
-                <w:sz w:val="24"/>
-                <w:szCs w:val="24"/>
-              </w:rPr>
-              <w:t>Nuraliyah</w:t>
-            </w:r>
-            <w:proofErr w:type="spellEnd"/>
-            <w:r>
-              <w:rPr>
-                <w:rFonts w:ascii="Bookman Old Style" w:eastAsia="Bookman Old Style" w:hAnsi="Bookman Old Style" w:cs="Bookman Old Style"/>
-                <w:sz w:val="24"/>
-                <w:szCs w:val="24"/>
-              </w:rPr>
-              <w:t>)</w:t>
+              <w:t>(Nuraliyah)</w:t>
             </w:r>
           </w:p>
         </w:tc>
@@ -7049,23 +4935,13 @@
           <w:szCs w:val="24"/>
         </w:rPr>
       </w:pPr>
-      <w:proofErr w:type="spellStart"/>
-      <w:r>
-        <w:rPr>
-          <w:rFonts w:ascii="Bookman Old Style" w:eastAsia="Bookman Old Style" w:hAnsi="Bookman Old Style" w:cs="Bookman Old Style"/>
-          <w:sz w:val="24"/>
-          <w:szCs w:val="24"/>
-        </w:rPr>
-        <w:t>Menyetujui</w:t>
-      </w:r>
-      <w:proofErr w:type="spellEnd"/>
-      <w:r>
-        <w:rPr>
-          <w:rFonts w:ascii="Bookman Old Style" w:eastAsia="Bookman Old Style" w:hAnsi="Bookman Old Style" w:cs="Bookman Old Style"/>
-          <w:sz w:val="24"/>
-          <w:szCs w:val="24"/>
-        </w:rPr>
-        <w:t>,</w:t>
+      <w:r>
+        <w:rPr>
+          <w:rFonts w:ascii="Bookman Old Style" w:eastAsia="Bookman Old Style" w:hAnsi="Bookman Old Style" w:cs="Bookman Old Style"/>
+          <w:sz w:val="24"/>
+          <w:szCs w:val="24"/>
+        </w:rPr>
+        <w:t>Menyetujui,</w:t>
       </w:r>
       <w:r>
         <w:rPr>
@@ -7074,53 +4950,8 @@
           <w:szCs w:val="24"/>
         </w:rPr>
         <w:br/>
-      </w:r>
-      <w:proofErr w:type="spellStart"/>
-      <w:r>
-        <w:rPr>
-          <w:rFonts w:ascii="Bookman Old Style" w:eastAsia="Bookman Old Style" w:hAnsi="Bookman Old Style" w:cs="Bookman Old Style"/>
-          <w:sz w:val="24"/>
-          <w:szCs w:val="24"/>
-        </w:rPr>
-        <w:t>Pejabat</w:t>
-      </w:r>
-      <w:proofErr w:type="spellEnd"/>
-      <w:r>
-        <w:rPr>
-          <w:rFonts w:ascii="Bookman Old Style" w:eastAsia="Bookman Old Style" w:hAnsi="Bookman Old Style" w:cs="Bookman Old Style"/>
-          <w:sz w:val="24"/>
-          <w:szCs w:val="24"/>
-        </w:rPr>
-        <w:t xml:space="preserve"> </w:t>
-      </w:r>
-      <w:proofErr w:type="spellStart"/>
-      <w:r>
-        <w:rPr>
-          <w:rFonts w:ascii="Bookman Old Style" w:eastAsia="Bookman Old Style" w:hAnsi="Bookman Old Style" w:cs="Bookman Old Style"/>
-          <w:sz w:val="24"/>
-          <w:szCs w:val="24"/>
-        </w:rPr>
-        <w:t>Pembuat</w:t>
-      </w:r>
-      <w:proofErr w:type="spellEnd"/>
-      <w:r>
-        <w:rPr>
-          <w:rFonts w:ascii="Bookman Old Style" w:eastAsia="Bookman Old Style" w:hAnsi="Bookman Old Style" w:cs="Bookman Old Style"/>
-          <w:sz w:val="24"/>
-          <w:szCs w:val="24"/>
-        </w:rPr>
-        <w:t xml:space="preserve"> </w:t>
-      </w:r>
-      <w:proofErr w:type="spellStart"/>
-      <w:r>
-        <w:rPr>
-          <w:rFonts w:ascii="Bookman Old Style" w:eastAsia="Bookman Old Style" w:hAnsi="Bookman Old Style" w:cs="Bookman Old Style"/>
-          <w:sz w:val="24"/>
-          <w:szCs w:val="24"/>
-        </w:rPr>
-        <w:t>Komitmen</w:t>
-      </w:r>
-      <w:proofErr w:type="spellEnd"/>
+        <w:t>Pejabat Pembuat Komitmen</w:t>
+      </w:r>
     </w:p>
     <w:p>
       <w:pPr>
@@ -8096,47 +5927,7 @@
           <w:szCs w:val="24"/>
           <w:lang w:val="en"/>
         </w:rPr>
-        <w:t xml:space="preserve">Dengan </w:t>
-      </w:r>
-      <w:proofErr w:type="spellStart"/>
-      <w:r>
-        <w:rPr>
-          <w:rFonts w:ascii="Bookman Old Style" w:eastAsia="Bookman Old Style" w:hAnsi="Bookman Old Style" w:cs="Bookman Old Style"/>
-          <w:sz w:val="24"/>
-          <w:szCs w:val="24"/>
-          <w:lang w:val="en"/>
-        </w:rPr>
-        <w:t>ini</w:t>
-      </w:r>
-      <w:proofErr w:type="spellEnd"/>
-      <w:r>
-        <w:rPr>
-          <w:rFonts w:ascii="Bookman Old Style" w:eastAsia="Bookman Old Style" w:hAnsi="Bookman Old Style" w:cs="Bookman Old Style"/>
-          <w:sz w:val="24"/>
-          <w:szCs w:val="24"/>
-          <w:lang w:val="en"/>
-        </w:rPr>
-        <w:t xml:space="preserve"> </w:t>
-      </w:r>
-      <w:proofErr w:type="spellStart"/>
-      <w:r>
-        <w:rPr>
-          <w:rFonts w:ascii="Bookman Old Style" w:eastAsia="Bookman Old Style" w:hAnsi="Bookman Old Style" w:cs="Bookman Old Style"/>
-          <w:sz w:val="24"/>
-          <w:szCs w:val="24"/>
-          <w:lang w:val="en"/>
-        </w:rPr>
-        <w:t>menyatakan</w:t>
-      </w:r>
-      <w:proofErr w:type="spellEnd"/>
-      <w:r>
-        <w:rPr>
-          <w:rFonts w:ascii="Bookman Old Style" w:eastAsia="Bookman Old Style" w:hAnsi="Bookman Old Style" w:cs="Bookman Old Style"/>
-          <w:sz w:val="24"/>
-          <w:szCs w:val="24"/>
-          <w:lang w:val="en"/>
-        </w:rPr>
-        <w:t xml:space="preserve">:  </w:t>
+        <w:t xml:space="preserve">Dengan ini menyatakan:  </w:t>
       </w:r>
     </w:p>
     <w:p>
@@ -8174,9 +5965,80 @@
           <w:szCs w:val="24"/>
           <w:lang w:val="en"/>
         </w:rPr>
+        <w:t xml:space="preserve"> telah melaksanakan seluruh pekerjaan Pendataan Lapangan Sensus Ekonomi 2026 pada Badan Pusat Statistik </w:t>
+      </w:r>
+      <w:r>
+        <w:rPr>
+          <w:rFonts w:ascii="Bookman Old Style" w:eastAsia="Bookman Old Style" w:hAnsi="Bookman Old Style" w:cs="Bookman Old Style"/>
+          <w:sz w:val="24"/>
+          <w:szCs w:val="24"/>
+          <w:lang w:val="en"/>
+        </w:rPr>
+        <w:t>Kota Jakarta Timur</w:t>
+      </w:r>
+      <w:r>
+        <w:rPr>
+          <w:rFonts w:ascii="Bookman Old Style" w:eastAsia="Bookman Old Style" w:hAnsi="Bookman Old Style" w:cs="Bookman Old Style"/>
+          <w:sz w:val="24"/>
+          <w:szCs w:val="24"/>
+          <w:lang w:val="en"/>
+        </w:rPr>
+        <w:t xml:space="preserve"> berdasarkan Perjanjian Kerja Nomor: </w:t>
+      </w:r>
+      <w:r>
+        <w:rPr>
+          <w:rFonts w:ascii="Bookman Old Style" w:eastAsia="Bookman Old Style" w:hAnsi="Bookman Old Style" w:cs="Bookman Old Style"/>
+          <w:sz w:val="24"/>
+          <w:szCs w:val="24"/>
+          <w:lang w:val="en"/>
+        </w:rPr>
+        <w:t>{n</w:t>
+      </w:r>
+      <w:r>
+        <w:rPr>
+          <w:rFonts w:ascii="Bookman Old Style" w:eastAsia="Bookman Old Style" w:hAnsi="Bookman Old Style" w:cs="Bookman Old Style"/>
+          <w:sz w:val="24"/>
+          <w:szCs w:val="24"/>
+          <w:lang w:val="en"/>
+        </w:rPr>
+        <w:t>omor_spk</w:t>
+      </w:r>
+      <w:r>
+        <w:rPr>
+          <w:rFonts w:ascii="Bookman Old Style" w:eastAsia="Bookman Old Style" w:hAnsi="Bookman Old Style" w:cs="Bookman Old Style"/>
+          <w:sz w:val="24"/>
+          <w:szCs w:val="24"/>
+          <w:lang w:val="en"/>
+        </w:rPr>
+        <w:t>}</w:t>
+      </w:r>
+      <w:r>
+        <w:rPr>
+          <w:rFonts w:ascii="Bookman Old Style" w:eastAsia="Bookman Old Style" w:hAnsi="Bookman Old Style" w:cs="Bookman Old Style"/>
+          <w:sz w:val="24"/>
+          <w:szCs w:val="24"/>
+          <w:lang w:val="en"/>
+        </w:rPr>
+        <w:t>, sesuai dengan target pekerjaan yang ditetapkan sebesar</w:t>
+      </w:r>
+      <w:r>
+        <w:rPr>
+          <w:rFonts w:ascii="Bookman Old Style" w:eastAsia="Bookman Old Style" w:hAnsi="Bookman Old Style" w:cs="Bookman Old Style"/>
+          <w:sz w:val="24"/>
+          <w:szCs w:val="24"/>
+          <w:lang w:val="en"/>
+        </w:rPr>
+        <w:t xml:space="preserve"> {sls_ongoing}</w:t>
+      </w:r>
+      <w:r>
+        <w:rPr>
+          <w:rFonts w:ascii="Bookman Old Style" w:eastAsia="Bookman Old Style" w:hAnsi="Bookman Old Style" w:cs="Bookman Old Style"/>
+          <w:sz w:val="24"/>
+          <w:szCs w:val="24"/>
+          <w:lang w:val="en"/>
+        </w:rPr>
         <w:t xml:space="preserve"> </w:t>
       </w:r>
-      <w:proofErr w:type="spellStart"/>
       <w:r>
         <w:rPr>
           <w:rFonts w:ascii="Bookman Old Style" w:eastAsia="Bookman Old Style" w:hAnsi="Bookman Old Style" w:cs="Bookman Old Style"/>
@@ -8184,520 +6046,7 @@
           <w:szCs w:val="24"/>
           <w:lang w:val="en"/>
         </w:rPr>
-        <w:t>telah</w:t>
-      </w:r>
-      <w:proofErr w:type="spellEnd"/>
-      <w:r>
-        <w:rPr>
-          <w:rFonts w:ascii="Bookman Old Style" w:eastAsia="Bookman Old Style" w:hAnsi="Bookman Old Style" w:cs="Bookman Old Style"/>
-          <w:sz w:val="24"/>
-          <w:szCs w:val="24"/>
-          <w:lang w:val="en"/>
-        </w:rPr>
-        <w:t xml:space="preserve"> </w:t>
-      </w:r>
-      <w:proofErr w:type="spellStart"/>
-      <w:r>
-        <w:rPr>
-          <w:rFonts w:ascii="Bookman Old Style" w:eastAsia="Bookman Old Style" w:hAnsi="Bookman Old Style" w:cs="Bookman Old Style"/>
-          <w:sz w:val="24"/>
-          <w:szCs w:val="24"/>
-          <w:lang w:val="en"/>
-        </w:rPr>
-        <w:t>melaksanakan</w:t>
-      </w:r>
-      <w:proofErr w:type="spellEnd"/>
-      <w:r>
-        <w:rPr>
-          <w:rFonts w:ascii="Bookman Old Style" w:eastAsia="Bookman Old Style" w:hAnsi="Bookman Old Style" w:cs="Bookman Old Style"/>
-          <w:sz w:val="24"/>
-          <w:szCs w:val="24"/>
-          <w:lang w:val="en"/>
-        </w:rPr>
-        <w:t xml:space="preserve"> </w:t>
-      </w:r>
-      <w:proofErr w:type="spellStart"/>
-      <w:r>
-        <w:rPr>
-          <w:rFonts w:ascii="Bookman Old Style" w:eastAsia="Bookman Old Style" w:hAnsi="Bookman Old Style" w:cs="Bookman Old Style"/>
-          <w:sz w:val="24"/>
-          <w:szCs w:val="24"/>
-          <w:lang w:val="en"/>
-        </w:rPr>
-        <w:t>seluruh</w:t>
-      </w:r>
-      <w:proofErr w:type="spellEnd"/>
-      <w:r>
-        <w:rPr>
-          <w:rFonts w:ascii="Bookman Old Style" w:eastAsia="Bookman Old Style" w:hAnsi="Bookman Old Style" w:cs="Bookman Old Style"/>
-          <w:sz w:val="24"/>
-          <w:szCs w:val="24"/>
-          <w:lang w:val="en"/>
-        </w:rPr>
-        <w:t xml:space="preserve"> </w:t>
-      </w:r>
-      <w:proofErr w:type="spellStart"/>
-      <w:r>
-        <w:rPr>
-          <w:rFonts w:ascii="Bookman Old Style" w:eastAsia="Bookman Old Style" w:hAnsi="Bookman Old Style" w:cs="Bookman Old Style"/>
-          <w:sz w:val="24"/>
-          <w:szCs w:val="24"/>
-          <w:lang w:val="en"/>
-        </w:rPr>
-        <w:t>pekerjaan</w:t>
-      </w:r>
-      <w:proofErr w:type="spellEnd"/>
-      <w:r>
-        <w:rPr>
-          <w:rFonts w:ascii="Bookman Old Style" w:eastAsia="Bookman Old Style" w:hAnsi="Bookman Old Style" w:cs="Bookman Old Style"/>
-          <w:sz w:val="24"/>
-          <w:szCs w:val="24"/>
-          <w:lang w:val="en"/>
-        </w:rPr>
-        <w:t xml:space="preserve"> </w:t>
-      </w:r>
-      <w:proofErr w:type="spellStart"/>
-      <w:r>
-        <w:rPr>
-          <w:rFonts w:ascii="Bookman Old Style" w:eastAsia="Bookman Old Style" w:hAnsi="Bookman Old Style" w:cs="Bookman Old Style"/>
-          <w:sz w:val="24"/>
-          <w:szCs w:val="24"/>
-          <w:lang w:val="en"/>
-        </w:rPr>
-        <w:t>Pendataan</w:t>
-      </w:r>
-      <w:proofErr w:type="spellEnd"/>
-      <w:r>
-        <w:rPr>
-          <w:rFonts w:ascii="Bookman Old Style" w:eastAsia="Bookman Old Style" w:hAnsi="Bookman Old Style" w:cs="Bookman Old Style"/>
-          <w:sz w:val="24"/>
-          <w:szCs w:val="24"/>
-          <w:lang w:val="en"/>
-        </w:rPr>
-        <w:t xml:space="preserve"> Lapangan Sensus Ekonomi 2026 pada Badan Pusat </w:t>
-      </w:r>
-      <w:proofErr w:type="spellStart"/>
-      <w:r>
-        <w:rPr>
-          <w:rFonts w:ascii="Bookman Old Style" w:eastAsia="Bookman Old Style" w:hAnsi="Bookman Old Style" w:cs="Bookman Old Style"/>
-          <w:sz w:val="24"/>
-          <w:szCs w:val="24"/>
-          <w:lang w:val="en"/>
-        </w:rPr>
-        <w:t>Statistik</w:t>
-      </w:r>
-      <w:proofErr w:type="spellEnd"/>
-      <w:r>
-        <w:rPr>
-          <w:rFonts w:ascii="Bookman Old Style" w:eastAsia="Bookman Old Style" w:hAnsi="Bookman Old Style" w:cs="Bookman Old Style"/>
-          <w:sz w:val="24"/>
-          <w:szCs w:val="24"/>
-          <w:lang w:val="en"/>
-        </w:rPr>
-        <w:t xml:space="preserve"> </w:t>
-      </w:r>
-      <w:r>
-        <w:rPr>
-          <w:rFonts w:ascii="Bookman Old Style" w:eastAsia="Bookman Old Style" w:hAnsi="Bookman Old Style" w:cs="Bookman Old Style"/>
-          <w:sz w:val="24"/>
-          <w:szCs w:val="24"/>
-          <w:lang w:val="en"/>
-        </w:rPr>
-        <w:t>Kota Jakarta Timur</w:t>
-      </w:r>
-      <w:r>
-        <w:rPr>
-          <w:rFonts w:ascii="Bookman Old Style" w:eastAsia="Bookman Old Style" w:hAnsi="Bookman Old Style" w:cs="Bookman Old Style"/>
-          <w:sz w:val="24"/>
-          <w:szCs w:val="24"/>
-          <w:lang w:val="en"/>
-        </w:rPr>
-        <w:t xml:space="preserve"> </w:t>
-      </w:r>
-      <w:proofErr w:type="spellStart"/>
-      <w:r>
-        <w:rPr>
-          <w:rFonts w:ascii="Bookman Old Style" w:eastAsia="Bookman Old Style" w:hAnsi="Bookman Old Style" w:cs="Bookman Old Style"/>
-          <w:sz w:val="24"/>
-          <w:szCs w:val="24"/>
-          <w:lang w:val="en"/>
-        </w:rPr>
-        <w:t>berdasarkan</w:t>
-      </w:r>
-      <w:proofErr w:type="spellEnd"/>
-      <w:r>
-        <w:rPr>
-          <w:rFonts w:ascii="Bookman Old Style" w:eastAsia="Bookman Old Style" w:hAnsi="Bookman Old Style" w:cs="Bookman Old Style"/>
-          <w:sz w:val="24"/>
-          <w:szCs w:val="24"/>
-          <w:lang w:val="en"/>
-        </w:rPr>
-        <w:t xml:space="preserve"> </w:t>
-      </w:r>
-      <w:proofErr w:type="spellStart"/>
-      <w:r>
-        <w:rPr>
-          <w:rFonts w:ascii="Bookman Old Style" w:eastAsia="Bookman Old Style" w:hAnsi="Bookman Old Style" w:cs="Bookman Old Style"/>
-          <w:sz w:val="24"/>
-          <w:szCs w:val="24"/>
-          <w:lang w:val="en"/>
-        </w:rPr>
-        <w:t>Perjanjian</w:t>
-      </w:r>
-      <w:proofErr w:type="spellEnd"/>
-      <w:r>
-        <w:rPr>
-          <w:rFonts w:ascii="Bookman Old Style" w:eastAsia="Bookman Old Style" w:hAnsi="Bookman Old Style" w:cs="Bookman Old Style"/>
-          <w:sz w:val="24"/>
-          <w:szCs w:val="24"/>
-          <w:lang w:val="en"/>
-        </w:rPr>
-        <w:t xml:space="preserve"> </w:t>
-      </w:r>
-      <w:proofErr w:type="spellStart"/>
-      <w:r>
-        <w:rPr>
-          <w:rFonts w:ascii="Bookman Old Style" w:eastAsia="Bookman Old Style" w:hAnsi="Bookman Old Style" w:cs="Bookman Old Style"/>
-          <w:sz w:val="24"/>
-          <w:szCs w:val="24"/>
-          <w:lang w:val="en"/>
-        </w:rPr>
-        <w:t>Kerja</w:t>
-      </w:r>
-      <w:proofErr w:type="spellEnd"/>
-      <w:r>
-        <w:rPr>
-          <w:rFonts w:ascii="Bookman Old Style" w:eastAsia="Bookman Old Style" w:hAnsi="Bookman Old Style" w:cs="Bookman Old Style"/>
-          <w:sz w:val="24"/>
-          <w:szCs w:val="24"/>
-          <w:lang w:val="en"/>
-        </w:rPr>
-        <w:t xml:space="preserve"> Nomor: </w:t>
-      </w:r>
-      <w:r>
-        <w:rPr>
-          <w:rFonts w:ascii="Bookman Old Style" w:eastAsia="Bookman Old Style" w:hAnsi="Bookman Old Style" w:cs="Bookman Old Style"/>
-          <w:sz w:val="24"/>
-          <w:szCs w:val="24"/>
-          <w:lang w:val="en"/>
-        </w:rPr>
-        <w:t>{</w:t>
-      </w:r>
-      <w:proofErr w:type="spellStart"/>
-      <w:r>
-        <w:rPr>
-          <w:rFonts w:ascii="Bookman Old Style" w:eastAsia="Bookman Old Style" w:hAnsi="Bookman Old Style" w:cs="Bookman Old Style"/>
-          <w:sz w:val="24"/>
-          <w:szCs w:val="24"/>
-          <w:lang w:val="en"/>
-        </w:rPr>
-        <w:t>n</w:t>
-      </w:r>
-      <w:r>
-        <w:rPr>
-          <w:rFonts w:ascii="Bookman Old Style" w:eastAsia="Bookman Old Style" w:hAnsi="Bookman Old Style" w:cs="Bookman Old Style"/>
-          <w:sz w:val="24"/>
-          <w:szCs w:val="24"/>
-          <w:lang w:val="en"/>
-        </w:rPr>
-        <w:t>omor_spk</w:t>
-      </w:r>
-      <w:proofErr w:type="spellEnd"/>
-      <w:r>
-        <w:rPr>
-          <w:rFonts w:ascii="Bookman Old Style" w:eastAsia="Bookman Old Style" w:hAnsi="Bookman Old Style" w:cs="Bookman Old Style"/>
-          <w:sz w:val="24"/>
-          <w:szCs w:val="24"/>
-          <w:lang w:val="en"/>
-        </w:rPr>
-        <w:t>}</w:t>
-      </w:r>
-      <w:r>
-        <w:rPr>
-          <w:rFonts w:ascii="Bookman Old Style" w:eastAsia="Bookman Old Style" w:hAnsi="Bookman Old Style" w:cs="Bookman Old Style"/>
-          <w:sz w:val="24"/>
-          <w:szCs w:val="24"/>
-          <w:lang w:val="en"/>
-        </w:rPr>
-        <w:t xml:space="preserve">, </w:t>
-      </w:r>
-      <w:proofErr w:type="spellStart"/>
-      <w:r>
-        <w:rPr>
-          <w:rFonts w:ascii="Bookman Old Style" w:eastAsia="Bookman Old Style" w:hAnsi="Bookman Old Style" w:cs="Bookman Old Style"/>
-          <w:sz w:val="24"/>
-          <w:szCs w:val="24"/>
-          <w:lang w:val="en"/>
-        </w:rPr>
-        <w:t>sesuai</w:t>
-      </w:r>
-      <w:proofErr w:type="spellEnd"/>
-      <w:r>
-        <w:rPr>
-          <w:rFonts w:ascii="Bookman Old Style" w:eastAsia="Bookman Old Style" w:hAnsi="Bookman Old Style" w:cs="Bookman Old Style"/>
-          <w:sz w:val="24"/>
-          <w:szCs w:val="24"/>
-          <w:lang w:val="en"/>
-        </w:rPr>
-        <w:t xml:space="preserve"> </w:t>
-      </w:r>
-      <w:proofErr w:type="spellStart"/>
-      <w:r>
-        <w:rPr>
-          <w:rFonts w:ascii="Bookman Old Style" w:eastAsia="Bookman Old Style" w:hAnsi="Bookman Old Style" w:cs="Bookman Old Style"/>
-          <w:sz w:val="24"/>
-          <w:szCs w:val="24"/>
-          <w:lang w:val="en"/>
-        </w:rPr>
-        <w:t>dengan</w:t>
-      </w:r>
-      <w:proofErr w:type="spellEnd"/>
-      <w:r>
-        <w:rPr>
-          <w:rFonts w:ascii="Bookman Old Style" w:eastAsia="Bookman Old Style" w:hAnsi="Bookman Old Style" w:cs="Bookman Old Style"/>
-          <w:sz w:val="24"/>
-          <w:szCs w:val="24"/>
-          <w:lang w:val="en"/>
-        </w:rPr>
-        <w:t xml:space="preserve"> target </w:t>
-      </w:r>
-      <w:proofErr w:type="spellStart"/>
-      <w:r>
-        <w:rPr>
-          <w:rFonts w:ascii="Bookman Old Style" w:eastAsia="Bookman Old Style" w:hAnsi="Bookman Old Style" w:cs="Bookman Old Style"/>
-          <w:sz w:val="24"/>
-          <w:szCs w:val="24"/>
-          <w:lang w:val="en"/>
-        </w:rPr>
-        <w:t>pekerjaan</w:t>
-      </w:r>
-      <w:proofErr w:type="spellEnd"/>
-      <w:r>
-        <w:rPr>
-          <w:rFonts w:ascii="Bookman Old Style" w:eastAsia="Bookman Old Style" w:hAnsi="Bookman Old Style" w:cs="Bookman Old Style"/>
-          <w:sz w:val="24"/>
-          <w:szCs w:val="24"/>
-          <w:lang w:val="en"/>
-        </w:rPr>
-        <w:t xml:space="preserve"> yang </w:t>
-      </w:r>
-      <w:proofErr w:type="spellStart"/>
-      <w:r>
-        <w:rPr>
-          <w:rFonts w:ascii="Bookman Old Style" w:eastAsia="Bookman Old Style" w:hAnsi="Bookman Old Style" w:cs="Bookman Old Style"/>
-          <w:sz w:val="24"/>
-          <w:szCs w:val="24"/>
-          <w:lang w:val="en"/>
-        </w:rPr>
-        <w:t>ditetapkan</w:t>
-      </w:r>
-      <w:proofErr w:type="spellEnd"/>
-      <w:r>
-        <w:rPr>
-          <w:rFonts w:ascii="Bookman Old Style" w:eastAsia="Bookman Old Style" w:hAnsi="Bookman Old Style" w:cs="Bookman Old Style"/>
-          <w:sz w:val="24"/>
-          <w:szCs w:val="24"/>
-          <w:lang w:val="en"/>
-        </w:rPr>
-        <w:t xml:space="preserve"> </w:t>
-      </w:r>
-      <w:proofErr w:type="spellStart"/>
-      <w:r>
-        <w:rPr>
-          <w:rFonts w:ascii="Bookman Old Style" w:eastAsia="Bookman Old Style" w:hAnsi="Bookman Old Style" w:cs="Bookman Old Style"/>
-          <w:sz w:val="24"/>
-          <w:szCs w:val="24"/>
-          <w:lang w:val="en"/>
-        </w:rPr>
-        <w:t>sebesar</w:t>
-      </w:r>
-      <w:proofErr w:type="spellEnd"/>
-      <w:r>
-        <w:rPr>
-          <w:rFonts w:ascii="Bookman Old Style" w:eastAsia="Bookman Old Style" w:hAnsi="Bookman Old Style" w:cs="Bookman Old Style"/>
-          <w:sz w:val="24"/>
-          <w:szCs w:val="24"/>
-          <w:lang w:val="en"/>
-        </w:rPr>
-        <w:t xml:space="preserve"> {</w:t>
-      </w:r>
-      <w:proofErr w:type="spellStart"/>
-      <w:r>
-        <w:rPr>
-          <w:rFonts w:ascii="Bookman Old Style" w:eastAsia="Bookman Old Style" w:hAnsi="Bookman Old Style" w:cs="Bookman Old Style"/>
-          <w:sz w:val="24"/>
-          <w:szCs w:val="24"/>
-          <w:lang w:val="en"/>
-        </w:rPr>
-        <w:t>sls_ongoing</w:t>
-      </w:r>
-      <w:proofErr w:type="spellEnd"/>
-      <w:r>
-        <w:rPr>
-          <w:rFonts w:ascii="Bookman Old Style" w:eastAsia="Bookman Old Style" w:hAnsi="Bookman Old Style" w:cs="Bookman Old Style"/>
-          <w:sz w:val="24"/>
-          <w:szCs w:val="24"/>
-          <w:lang w:val="en"/>
-        </w:rPr>
-        <w:t>}</w:t>
-      </w:r>
-      <w:r>
-        <w:rPr>
-          <w:rFonts w:ascii="Bookman Old Style" w:eastAsia="Bookman Old Style" w:hAnsi="Bookman Old Style" w:cs="Bookman Old Style"/>
-          <w:sz w:val="24"/>
-          <w:szCs w:val="24"/>
-          <w:lang w:val="en"/>
-        </w:rPr>
-        <w:t xml:space="preserve"> </w:t>
-      </w:r>
-      <w:r>
-        <w:rPr>
-          <w:rFonts w:ascii="Bookman Old Style" w:eastAsia="Bookman Old Style" w:hAnsi="Bookman Old Style" w:cs="Bookman Old Style"/>
-          <w:sz w:val="24"/>
-          <w:szCs w:val="24"/>
-          <w:lang w:val="en"/>
-        </w:rPr>
-        <w:t>SLS/Sub-SLS dan/</w:t>
-      </w:r>
-      <w:proofErr w:type="spellStart"/>
-      <w:r>
-        <w:rPr>
-          <w:rFonts w:ascii="Bookman Old Style" w:eastAsia="Bookman Old Style" w:hAnsi="Bookman Old Style" w:cs="Bookman Old Style"/>
-          <w:sz w:val="24"/>
-          <w:szCs w:val="24"/>
-          <w:lang w:val="en"/>
-        </w:rPr>
-        <w:t>atau</w:t>
-      </w:r>
-      <w:proofErr w:type="spellEnd"/>
-      <w:r>
-        <w:rPr>
-          <w:rFonts w:ascii="Bookman Old Style" w:eastAsia="Bookman Old Style" w:hAnsi="Bookman Old Style" w:cs="Bookman Old Style"/>
-          <w:sz w:val="24"/>
-          <w:szCs w:val="24"/>
-          <w:lang w:val="en"/>
-        </w:rPr>
-        <w:t xml:space="preserve"> </w:t>
-      </w:r>
-      <w:proofErr w:type="spellStart"/>
-      <w:r>
-        <w:rPr>
-          <w:rFonts w:ascii="Bookman Old Style" w:eastAsia="Bookman Old Style" w:hAnsi="Bookman Old Style" w:cs="Bookman Old Style"/>
-          <w:sz w:val="24"/>
-          <w:szCs w:val="24"/>
-          <w:lang w:val="en"/>
-        </w:rPr>
-        <w:t>usaha</w:t>
-      </w:r>
-      <w:proofErr w:type="spellEnd"/>
-      <w:r>
-        <w:rPr>
-          <w:rFonts w:ascii="Bookman Old Style" w:eastAsia="Bookman Old Style" w:hAnsi="Bookman Old Style" w:cs="Bookman Old Style"/>
-          <w:sz w:val="24"/>
-          <w:szCs w:val="24"/>
-          <w:lang w:val="en"/>
-        </w:rPr>
-        <w:t xml:space="preserve"> </w:t>
-      </w:r>
-      <w:proofErr w:type="spellStart"/>
-      <w:r>
-        <w:rPr>
-          <w:rFonts w:ascii="Bookman Old Style" w:eastAsia="Bookman Old Style" w:hAnsi="Bookman Old Style" w:cs="Bookman Old Style"/>
-          <w:sz w:val="24"/>
-          <w:szCs w:val="24"/>
-          <w:lang w:val="en"/>
-        </w:rPr>
-        <w:t>besar</w:t>
-      </w:r>
-      <w:proofErr w:type="spellEnd"/>
-      <w:r>
-        <w:rPr>
-          <w:rFonts w:ascii="Bookman Old Style" w:eastAsia="Bookman Old Style" w:hAnsi="Bookman Old Style" w:cs="Bookman Old Style"/>
-          <w:sz w:val="24"/>
-          <w:szCs w:val="24"/>
-          <w:lang w:val="en"/>
-        </w:rPr>
-        <w:t xml:space="preserve"> </w:t>
-      </w:r>
-      <w:proofErr w:type="spellStart"/>
-      <w:r>
-        <w:rPr>
-          <w:rFonts w:ascii="Bookman Old Style" w:eastAsia="Bookman Old Style" w:hAnsi="Bookman Old Style" w:cs="Bookman Old Style"/>
-          <w:sz w:val="24"/>
-          <w:szCs w:val="24"/>
-          <w:lang w:val="en"/>
-        </w:rPr>
-        <w:t>selama</w:t>
-      </w:r>
-      <w:proofErr w:type="spellEnd"/>
-      <w:r>
-        <w:rPr>
-          <w:rFonts w:ascii="Bookman Old Style" w:eastAsia="Bookman Old Style" w:hAnsi="Bookman Old Style" w:cs="Bookman Old Style"/>
-          <w:sz w:val="24"/>
-          <w:szCs w:val="24"/>
-          <w:lang w:val="en"/>
-        </w:rPr>
-        <w:t xml:space="preserve"> </w:t>
-      </w:r>
-      <w:proofErr w:type="spellStart"/>
-      <w:r>
-        <w:rPr>
-          <w:rFonts w:ascii="Bookman Old Style" w:eastAsia="Bookman Old Style" w:hAnsi="Bookman Old Style" w:cs="Bookman Old Style"/>
-          <w:sz w:val="24"/>
-          <w:szCs w:val="24"/>
-          <w:lang w:val="en"/>
-        </w:rPr>
-        <w:t>pendataan</w:t>
-      </w:r>
-      <w:proofErr w:type="spellEnd"/>
-      <w:r>
-        <w:rPr>
-          <w:rFonts w:ascii="Bookman Old Style" w:eastAsia="Bookman Old Style" w:hAnsi="Bookman Old Style" w:cs="Bookman Old Style"/>
-          <w:sz w:val="24"/>
-          <w:szCs w:val="24"/>
-          <w:lang w:val="en"/>
-        </w:rPr>
-        <w:t xml:space="preserve"> 15 Juni 2026 </w:t>
-      </w:r>
-      <w:proofErr w:type="spellStart"/>
-      <w:r>
-        <w:rPr>
-          <w:rFonts w:ascii="Bookman Old Style" w:eastAsia="Bookman Old Style" w:hAnsi="Bookman Old Style" w:cs="Bookman Old Style"/>
-          <w:sz w:val="24"/>
-          <w:szCs w:val="24"/>
-          <w:lang w:val="en"/>
-        </w:rPr>
-        <w:t>sampai</w:t>
-      </w:r>
-      <w:proofErr w:type="spellEnd"/>
-      <w:r>
-        <w:rPr>
-          <w:rFonts w:ascii="Bookman Old Style" w:eastAsia="Bookman Old Style" w:hAnsi="Bookman Old Style" w:cs="Bookman Old Style"/>
-          <w:sz w:val="24"/>
-          <w:szCs w:val="24"/>
-          <w:lang w:val="en"/>
-        </w:rPr>
-        <w:t xml:space="preserve"> </w:t>
-      </w:r>
-      <w:proofErr w:type="spellStart"/>
-      <w:r>
-        <w:rPr>
-          <w:rFonts w:ascii="Bookman Old Style" w:eastAsia="Bookman Old Style" w:hAnsi="Bookman Old Style" w:cs="Bookman Old Style"/>
-          <w:sz w:val="24"/>
-          <w:szCs w:val="24"/>
-          <w:lang w:val="en"/>
-        </w:rPr>
-        <w:t>dengan</w:t>
-      </w:r>
-      <w:proofErr w:type="spellEnd"/>
-      <w:r>
-        <w:rPr>
-          <w:rFonts w:ascii="Bookman Old Style" w:eastAsia="Bookman Old Style" w:hAnsi="Bookman Old Style" w:cs="Bookman Old Style"/>
-          <w:sz w:val="24"/>
-          <w:szCs w:val="24"/>
-          <w:lang w:val="en"/>
-        </w:rPr>
-        <w:t xml:space="preserve"> 31 Agustus 2026.</w:t>
+        <w:t>SLS/Sub-SLS dan/atau usaha besar selama pendataan 15 Juni 2026 sampai dengan 31 Agustus 2026.</w:t>
       </w:r>
     </w:p>
     <w:p>
@@ -8735,287 +6084,7 @@
           <w:szCs w:val="24"/>
           <w:lang w:val="en"/>
         </w:rPr>
-        <w:t xml:space="preserve"> </w:t>
-      </w:r>
-      <w:proofErr w:type="spellStart"/>
-      <w:r>
-        <w:rPr>
-          <w:rFonts w:ascii="Bookman Old Style" w:eastAsia="Bookman Old Style" w:hAnsi="Bookman Old Style" w:cs="Bookman Old Style"/>
-          <w:sz w:val="24"/>
-          <w:szCs w:val="24"/>
-          <w:lang w:val="en"/>
-        </w:rPr>
-        <w:t>telah</w:t>
-      </w:r>
-      <w:proofErr w:type="spellEnd"/>
-      <w:r>
-        <w:rPr>
-          <w:rFonts w:ascii="Bookman Old Style" w:eastAsia="Bookman Old Style" w:hAnsi="Bookman Old Style" w:cs="Bookman Old Style"/>
-          <w:sz w:val="24"/>
-          <w:szCs w:val="24"/>
-          <w:lang w:val="en"/>
-        </w:rPr>
-        <w:t xml:space="preserve"> </w:t>
-      </w:r>
-      <w:proofErr w:type="spellStart"/>
-      <w:r>
-        <w:rPr>
-          <w:rFonts w:ascii="Bookman Old Style" w:eastAsia="Bookman Old Style" w:hAnsi="Bookman Old Style" w:cs="Bookman Old Style"/>
-          <w:sz w:val="24"/>
-          <w:szCs w:val="24"/>
-          <w:lang w:val="en"/>
-        </w:rPr>
-        <w:t>menyelesaikan</w:t>
-      </w:r>
-      <w:proofErr w:type="spellEnd"/>
-      <w:r>
-        <w:rPr>
-          <w:rFonts w:ascii="Bookman Old Style" w:eastAsia="Bookman Old Style" w:hAnsi="Bookman Old Style" w:cs="Bookman Old Style"/>
-          <w:sz w:val="24"/>
-          <w:szCs w:val="24"/>
-          <w:lang w:val="en"/>
-        </w:rPr>
-        <w:t xml:space="preserve"> </w:t>
-      </w:r>
-      <w:proofErr w:type="spellStart"/>
-      <w:r>
-        <w:rPr>
-          <w:rFonts w:ascii="Bookman Old Style" w:eastAsia="Bookman Old Style" w:hAnsi="Bookman Old Style" w:cs="Bookman Old Style"/>
-          <w:sz w:val="24"/>
-          <w:szCs w:val="24"/>
-          <w:lang w:val="en"/>
-        </w:rPr>
-        <w:t>seluruh</w:t>
-      </w:r>
-      <w:proofErr w:type="spellEnd"/>
-      <w:r>
-        <w:rPr>
-          <w:rFonts w:ascii="Bookman Old Style" w:eastAsia="Bookman Old Style" w:hAnsi="Bookman Old Style" w:cs="Bookman Old Style"/>
-          <w:sz w:val="24"/>
-          <w:szCs w:val="24"/>
-          <w:lang w:val="en"/>
-        </w:rPr>
-        <w:t xml:space="preserve"> </w:t>
-      </w:r>
-      <w:proofErr w:type="spellStart"/>
-      <w:r>
-        <w:rPr>
-          <w:rFonts w:ascii="Bookman Old Style" w:eastAsia="Bookman Old Style" w:hAnsi="Bookman Old Style" w:cs="Bookman Old Style"/>
-          <w:sz w:val="24"/>
-          <w:szCs w:val="24"/>
-          <w:lang w:val="en"/>
-        </w:rPr>
-        <w:t>pekerjaan</w:t>
-      </w:r>
-      <w:proofErr w:type="spellEnd"/>
-      <w:r>
-        <w:rPr>
-          <w:rFonts w:ascii="Bookman Old Style" w:eastAsia="Bookman Old Style" w:hAnsi="Bookman Old Style" w:cs="Bookman Old Style"/>
-          <w:sz w:val="24"/>
-          <w:szCs w:val="24"/>
-          <w:lang w:val="en"/>
-        </w:rPr>
-        <w:t xml:space="preserve"> </w:t>
-      </w:r>
-      <w:proofErr w:type="spellStart"/>
-      <w:r>
-        <w:rPr>
-          <w:rFonts w:ascii="Bookman Old Style" w:eastAsia="Bookman Old Style" w:hAnsi="Bookman Old Style" w:cs="Bookman Old Style"/>
-          <w:sz w:val="24"/>
-          <w:szCs w:val="24"/>
-          <w:lang w:val="en"/>
-        </w:rPr>
-        <w:t>Pendataan</w:t>
-      </w:r>
-      <w:proofErr w:type="spellEnd"/>
-      <w:r>
-        <w:rPr>
-          <w:rFonts w:ascii="Bookman Old Style" w:eastAsia="Bookman Old Style" w:hAnsi="Bookman Old Style" w:cs="Bookman Old Style"/>
-          <w:sz w:val="24"/>
-          <w:szCs w:val="24"/>
-          <w:lang w:val="en"/>
-        </w:rPr>
-        <w:t xml:space="preserve"> Lapangan Sensus Ekonomi 2026 </w:t>
-      </w:r>
-      <w:proofErr w:type="spellStart"/>
-      <w:r>
-        <w:rPr>
-          <w:rFonts w:ascii="Bookman Old Style" w:eastAsia="Bookman Old Style" w:hAnsi="Bookman Old Style" w:cs="Bookman Old Style"/>
-          <w:sz w:val="24"/>
-          <w:szCs w:val="24"/>
-          <w:lang w:val="en"/>
-        </w:rPr>
-        <w:t>berdasarkan</w:t>
-      </w:r>
-      <w:proofErr w:type="spellEnd"/>
-      <w:r>
-        <w:rPr>
-          <w:rFonts w:ascii="Bookman Old Style" w:eastAsia="Bookman Old Style" w:hAnsi="Bookman Old Style" w:cs="Bookman Old Style"/>
-          <w:sz w:val="24"/>
-          <w:szCs w:val="24"/>
-          <w:lang w:val="en"/>
-        </w:rPr>
-        <w:t xml:space="preserve"> </w:t>
-      </w:r>
-      <w:proofErr w:type="spellStart"/>
-      <w:r>
-        <w:rPr>
-          <w:rFonts w:ascii="Bookman Old Style" w:eastAsia="Bookman Old Style" w:hAnsi="Bookman Old Style" w:cs="Bookman Old Style"/>
-          <w:sz w:val="24"/>
-          <w:szCs w:val="24"/>
-          <w:lang w:val="en"/>
-        </w:rPr>
-        <w:t>hasil</w:t>
-      </w:r>
-      <w:proofErr w:type="spellEnd"/>
-      <w:r>
-        <w:rPr>
-          <w:rFonts w:ascii="Bookman Old Style" w:eastAsia="Bookman Old Style" w:hAnsi="Bookman Old Style" w:cs="Bookman Old Style"/>
-          <w:sz w:val="24"/>
-          <w:szCs w:val="24"/>
-          <w:lang w:val="en"/>
-        </w:rPr>
-        <w:t xml:space="preserve"> </w:t>
-      </w:r>
-      <w:proofErr w:type="spellStart"/>
-      <w:r>
-        <w:rPr>
-          <w:rFonts w:ascii="Bookman Old Style" w:eastAsia="Bookman Old Style" w:hAnsi="Bookman Old Style" w:cs="Bookman Old Style"/>
-          <w:sz w:val="24"/>
-          <w:szCs w:val="24"/>
-          <w:lang w:val="en"/>
-        </w:rPr>
-        <w:t>pemeriksaan</w:t>
-      </w:r>
-      <w:proofErr w:type="spellEnd"/>
-      <w:r>
-        <w:rPr>
-          <w:rFonts w:ascii="Bookman Old Style" w:eastAsia="Bookman Old Style" w:hAnsi="Bookman Old Style" w:cs="Bookman Old Style"/>
-          <w:sz w:val="24"/>
-          <w:szCs w:val="24"/>
-          <w:lang w:val="en"/>
-        </w:rPr>
-        <w:t xml:space="preserve"> dan </w:t>
-      </w:r>
-      <w:proofErr w:type="spellStart"/>
-      <w:r>
-        <w:rPr>
-          <w:rFonts w:ascii="Bookman Old Style" w:eastAsia="Bookman Old Style" w:hAnsi="Bookman Old Style" w:cs="Bookman Old Style"/>
-          <w:sz w:val="24"/>
-          <w:szCs w:val="24"/>
-          <w:lang w:val="en"/>
-        </w:rPr>
-        <w:t>evaluasi</w:t>
-      </w:r>
-      <w:proofErr w:type="spellEnd"/>
-      <w:r>
-        <w:rPr>
-          <w:rFonts w:ascii="Bookman Old Style" w:eastAsia="Bookman Old Style" w:hAnsi="Bookman Old Style" w:cs="Bookman Old Style"/>
-          <w:sz w:val="24"/>
-          <w:szCs w:val="24"/>
-          <w:lang w:val="en"/>
-        </w:rPr>
-        <w:t xml:space="preserve"> </w:t>
-      </w:r>
-      <w:proofErr w:type="spellStart"/>
-      <w:r>
-        <w:rPr>
-          <w:rFonts w:ascii="Bookman Old Style" w:eastAsia="Bookman Old Style" w:hAnsi="Bookman Old Style" w:cs="Bookman Old Style"/>
-          <w:sz w:val="24"/>
-          <w:szCs w:val="24"/>
-          <w:lang w:val="en"/>
-        </w:rPr>
-        <w:t>pekerjaan</w:t>
-      </w:r>
-      <w:proofErr w:type="spellEnd"/>
-      <w:r>
-        <w:rPr>
-          <w:rFonts w:ascii="Bookman Old Style" w:eastAsia="Bookman Old Style" w:hAnsi="Bookman Old Style" w:cs="Bookman Old Style"/>
-          <w:sz w:val="24"/>
-          <w:szCs w:val="24"/>
-          <w:lang w:val="en"/>
-        </w:rPr>
-        <w:t xml:space="preserve"> </w:t>
-      </w:r>
-      <w:proofErr w:type="spellStart"/>
-      <w:r>
-        <w:rPr>
-          <w:rFonts w:ascii="Bookman Old Style" w:eastAsia="Bookman Old Style" w:hAnsi="Bookman Old Style" w:cs="Bookman Old Style"/>
-          <w:sz w:val="24"/>
-          <w:szCs w:val="24"/>
-          <w:lang w:val="en"/>
-        </w:rPr>
-        <w:t>sebagaimana</w:t>
-      </w:r>
-      <w:proofErr w:type="spellEnd"/>
-      <w:r>
-        <w:rPr>
-          <w:rFonts w:ascii="Bookman Old Style" w:eastAsia="Bookman Old Style" w:hAnsi="Bookman Old Style" w:cs="Bookman Old Style"/>
-          <w:sz w:val="24"/>
-          <w:szCs w:val="24"/>
-          <w:lang w:val="en"/>
-        </w:rPr>
-        <w:t xml:space="preserve"> </w:t>
-      </w:r>
-      <w:proofErr w:type="spellStart"/>
-      <w:r>
-        <w:rPr>
-          <w:rFonts w:ascii="Bookman Old Style" w:eastAsia="Bookman Old Style" w:hAnsi="Bookman Old Style" w:cs="Bookman Old Style"/>
-          <w:sz w:val="24"/>
-          <w:szCs w:val="24"/>
-          <w:lang w:val="en"/>
-        </w:rPr>
-        <w:t>tercantum</w:t>
-      </w:r>
-      <w:proofErr w:type="spellEnd"/>
-      <w:r>
-        <w:rPr>
-          <w:rFonts w:ascii="Bookman Old Style" w:eastAsia="Bookman Old Style" w:hAnsi="Bookman Old Style" w:cs="Bookman Old Style"/>
-          <w:sz w:val="24"/>
-          <w:szCs w:val="24"/>
-          <w:lang w:val="en"/>
-        </w:rPr>
-        <w:t xml:space="preserve"> </w:t>
-      </w:r>
-      <w:proofErr w:type="spellStart"/>
-      <w:r>
-        <w:rPr>
-          <w:rFonts w:ascii="Bookman Old Style" w:eastAsia="Bookman Old Style" w:hAnsi="Bookman Old Style" w:cs="Bookman Old Style"/>
-          <w:sz w:val="24"/>
-          <w:szCs w:val="24"/>
-          <w:lang w:val="en"/>
-        </w:rPr>
-        <w:t>dalam</w:t>
-      </w:r>
-      <w:proofErr w:type="spellEnd"/>
-      <w:r>
-        <w:rPr>
-          <w:rFonts w:ascii="Bookman Old Style" w:eastAsia="Bookman Old Style" w:hAnsi="Bookman Old Style" w:cs="Bookman Old Style"/>
-          <w:sz w:val="24"/>
-          <w:szCs w:val="24"/>
-          <w:lang w:val="en"/>
-        </w:rPr>
-        <w:t xml:space="preserve"> </w:t>
-      </w:r>
-      <w:proofErr w:type="spellStart"/>
-      <w:r>
-        <w:rPr>
-          <w:rFonts w:ascii="Bookman Old Style" w:eastAsia="Bookman Old Style" w:hAnsi="Bookman Old Style" w:cs="Bookman Old Style"/>
-          <w:sz w:val="24"/>
-          <w:szCs w:val="24"/>
-          <w:lang w:val="en"/>
-        </w:rPr>
-        <w:t>lampiran</w:t>
-      </w:r>
-      <w:proofErr w:type="spellEnd"/>
-      <w:r>
-        <w:rPr>
-          <w:rFonts w:ascii="Bookman Old Style" w:eastAsia="Bookman Old Style" w:hAnsi="Bookman Old Style" w:cs="Bookman Old Style"/>
-          <w:sz w:val="24"/>
-          <w:szCs w:val="24"/>
-          <w:lang w:val="en"/>
-        </w:rPr>
-        <w:t xml:space="preserve">. </w:t>
+        <w:t xml:space="preserve"> telah menyelesaikan seluruh pekerjaan Pendataan Lapangan Sensus Ekonomi 2026 berdasarkan hasil pemeriksaan dan evaluasi pekerjaan sebagaimana tercantum dalam lampiran. </w:t>
       </w:r>
     </w:p>
     <w:p>
@@ -9042,7 +6111,6 @@
           <w:lang w:val="en"/>
         </w:rPr>
       </w:pPr>
-      <w:proofErr w:type="spellStart"/>
       <w:r>
         <w:rPr>
           <w:rFonts w:ascii="Bookman Old Style" w:eastAsia="Bookman Old Style" w:hAnsi="Bookman Old Style" w:cs="Bookman Old Style"/>
@@ -9050,77 +6118,7 @@
           <w:szCs w:val="24"/>
           <w:lang w:val="en"/>
         </w:rPr>
-        <w:t>Berdasarkan</w:t>
-      </w:r>
-      <w:proofErr w:type="spellEnd"/>
-      <w:r>
-        <w:rPr>
-          <w:rFonts w:ascii="Bookman Old Style" w:eastAsia="Bookman Old Style" w:hAnsi="Bookman Old Style" w:cs="Bookman Old Style"/>
-          <w:sz w:val="24"/>
-          <w:szCs w:val="24"/>
-          <w:lang w:val="en"/>
-        </w:rPr>
-        <w:t xml:space="preserve"> </w:t>
-      </w:r>
-      <w:proofErr w:type="spellStart"/>
-      <w:r>
-        <w:rPr>
-          <w:rFonts w:ascii="Bookman Old Style" w:eastAsia="Bookman Old Style" w:hAnsi="Bookman Old Style" w:cs="Bookman Old Style"/>
-          <w:sz w:val="24"/>
-          <w:szCs w:val="24"/>
-          <w:lang w:val="en"/>
-        </w:rPr>
-        <w:t>angka</w:t>
-      </w:r>
-      <w:proofErr w:type="spellEnd"/>
-      <w:r>
-        <w:rPr>
-          <w:rFonts w:ascii="Bookman Old Style" w:eastAsia="Bookman Old Style" w:hAnsi="Bookman Old Style" w:cs="Bookman Old Style"/>
-          <w:sz w:val="24"/>
-          <w:szCs w:val="24"/>
-          <w:lang w:val="en"/>
-        </w:rPr>
-        <w:t xml:space="preserve"> 2 </w:t>
-      </w:r>
-      <w:proofErr w:type="spellStart"/>
-      <w:r>
-        <w:rPr>
-          <w:rFonts w:ascii="Bookman Old Style" w:eastAsia="Bookman Old Style" w:hAnsi="Bookman Old Style" w:cs="Bookman Old Style"/>
-          <w:sz w:val="24"/>
-          <w:szCs w:val="24"/>
-          <w:lang w:val="en"/>
-        </w:rPr>
-        <w:t>tersebut</w:t>
-      </w:r>
-      <w:proofErr w:type="spellEnd"/>
-      <w:r>
-        <w:rPr>
-          <w:rFonts w:ascii="Bookman Old Style" w:eastAsia="Bookman Old Style" w:hAnsi="Bookman Old Style" w:cs="Bookman Old Style"/>
-          <w:sz w:val="24"/>
-          <w:szCs w:val="24"/>
-          <w:lang w:val="en"/>
-        </w:rPr>
-        <w:t xml:space="preserve"> di </w:t>
-      </w:r>
-      <w:proofErr w:type="spellStart"/>
-      <w:r>
-        <w:rPr>
-          <w:rFonts w:ascii="Bookman Old Style" w:eastAsia="Bookman Old Style" w:hAnsi="Bookman Old Style" w:cs="Bookman Old Style"/>
-          <w:sz w:val="24"/>
-          <w:szCs w:val="24"/>
-          <w:lang w:val="en"/>
-        </w:rPr>
-        <w:t>atas</w:t>
-      </w:r>
-      <w:proofErr w:type="spellEnd"/>
-      <w:r>
-        <w:rPr>
-          <w:rFonts w:ascii="Bookman Old Style" w:eastAsia="Bookman Old Style" w:hAnsi="Bookman Old Style" w:cs="Bookman Old Style"/>
-          <w:sz w:val="24"/>
-          <w:szCs w:val="24"/>
-          <w:lang w:val="en"/>
-        </w:rPr>
-        <w:t xml:space="preserve">, </w:t>
+        <w:t xml:space="preserve">Berdasarkan angka 2 tersebut di atas, </w:t>
       </w:r>
       <w:r>
         <w:rPr>
@@ -9140,127 +6138,7 @@
           <w:szCs w:val="24"/>
           <w:lang w:val="en"/>
         </w:rPr>
-        <w:t xml:space="preserve"> </w:t>
-      </w:r>
-      <w:proofErr w:type="spellStart"/>
-      <w:r>
-        <w:rPr>
-          <w:rFonts w:ascii="Bookman Old Style" w:eastAsia="Bookman Old Style" w:hAnsi="Bookman Old Style" w:cs="Bookman Old Style"/>
-          <w:sz w:val="24"/>
-          <w:szCs w:val="24"/>
-          <w:lang w:val="en"/>
-        </w:rPr>
-        <w:t>menyerahkan</w:t>
-      </w:r>
-      <w:proofErr w:type="spellEnd"/>
-      <w:r>
-        <w:rPr>
-          <w:rFonts w:ascii="Bookman Old Style" w:eastAsia="Bookman Old Style" w:hAnsi="Bookman Old Style" w:cs="Bookman Old Style"/>
-          <w:sz w:val="24"/>
-          <w:szCs w:val="24"/>
-          <w:lang w:val="en"/>
-        </w:rPr>
-        <w:t xml:space="preserve"> </w:t>
-      </w:r>
-      <w:proofErr w:type="spellStart"/>
-      <w:r>
-        <w:rPr>
-          <w:rFonts w:ascii="Bookman Old Style" w:eastAsia="Bookman Old Style" w:hAnsi="Bookman Old Style" w:cs="Bookman Old Style"/>
-          <w:sz w:val="24"/>
-          <w:szCs w:val="24"/>
-          <w:lang w:val="en"/>
-        </w:rPr>
-        <w:t>seluruh</w:t>
-      </w:r>
-      <w:proofErr w:type="spellEnd"/>
-      <w:r>
-        <w:rPr>
-          <w:rFonts w:ascii="Bookman Old Style" w:eastAsia="Bookman Old Style" w:hAnsi="Bookman Old Style" w:cs="Bookman Old Style"/>
-          <w:sz w:val="24"/>
-          <w:szCs w:val="24"/>
-          <w:lang w:val="en"/>
-        </w:rPr>
-        <w:t xml:space="preserve"> </w:t>
-      </w:r>
-      <w:proofErr w:type="spellStart"/>
-      <w:r>
-        <w:rPr>
-          <w:rFonts w:ascii="Bookman Old Style" w:eastAsia="Bookman Old Style" w:hAnsi="Bookman Old Style" w:cs="Bookman Old Style"/>
-          <w:sz w:val="24"/>
-          <w:szCs w:val="24"/>
-          <w:lang w:val="en"/>
-        </w:rPr>
-        <w:t>hasil</w:t>
-      </w:r>
-      <w:proofErr w:type="spellEnd"/>
-      <w:r>
-        <w:rPr>
-          <w:rFonts w:ascii="Bookman Old Style" w:eastAsia="Bookman Old Style" w:hAnsi="Bookman Old Style" w:cs="Bookman Old Style"/>
-          <w:sz w:val="24"/>
-          <w:szCs w:val="24"/>
-          <w:lang w:val="en"/>
-        </w:rPr>
-        <w:t xml:space="preserve"> </w:t>
-      </w:r>
-      <w:proofErr w:type="spellStart"/>
-      <w:r>
-        <w:rPr>
-          <w:rFonts w:ascii="Bookman Old Style" w:eastAsia="Bookman Old Style" w:hAnsi="Bookman Old Style" w:cs="Bookman Old Style"/>
-          <w:sz w:val="24"/>
-          <w:szCs w:val="24"/>
-          <w:lang w:val="en"/>
-        </w:rPr>
-        <w:t>pekerjaan</w:t>
-      </w:r>
-      <w:proofErr w:type="spellEnd"/>
-      <w:r>
-        <w:rPr>
-          <w:rFonts w:ascii="Bookman Old Style" w:eastAsia="Bookman Old Style" w:hAnsi="Bookman Old Style" w:cs="Bookman Old Style"/>
-          <w:sz w:val="24"/>
-          <w:szCs w:val="24"/>
-          <w:lang w:val="en"/>
-        </w:rPr>
-        <w:t xml:space="preserve"> </w:t>
-      </w:r>
-      <w:proofErr w:type="spellStart"/>
-      <w:r>
-        <w:rPr>
-          <w:rFonts w:ascii="Bookman Old Style" w:eastAsia="Bookman Old Style" w:hAnsi="Bookman Old Style" w:cs="Bookman Old Style"/>
-          <w:sz w:val="24"/>
-          <w:szCs w:val="24"/>
-          <w:lang w:val="en"/>
-        </w:rPr>
-        <w:t>Pendataan</w:t>
-      </w:r>
-      <w:proofErr w:type="spellEnd"/>
-      <w:r>
-        <w:rPr>
-          <w:rFonts w:ascii="Bookman Old Style" w:eastAsia="Bookman Old Style" w:hAnsi="Bookman Old Style" w:cs="Bookman Old Style"/>
-          <w:sz w:val="24"/>
-          <w:szCs w:val="24"/>
-          <w:lang w:val="en"/>
-        </w:rPr>
-        <w:t xml:space="preserve"> Lapangan Sensus Ekonomi 2026 </w:t>
-      </w:r>
-      <w:proofErr w:type="spellStart"/>
-      <w:r>
-        <w:rPr>
-          <w:rFonts w:ascii="Bookman Old Style" w:eastAsia="Bookman Old Style" w:hAnsi="Bookman Old Style" w:cs="Bookman Old Style"/>
-          <w:sz w:val="24"/>
-          <w:szCs w:val="24"/>
-          <w:lang w:val="en"/>
-        </w:rPr>
-        <w:t>kepada</w:t>
-      </w:r>
-      <w:proofErr w:type="spellEnd"/>
-      <w:r>
-        <w:rPr>
-          <w:rFonts w:ascii="Bookman Old Style" w:eastAsia="Bookman Old Style" w:hAnsi="Bookman Old Style" w:cs="Bookman Old Style"/>
-          <w:sz w:val="24"/>
-          <w:szCs w:val="24"/>
-          <w:lang w:val="en"/>
-        </w:rPr>
-        <w:t xml:space="preserve"> </w:t>
+        <w:t xml:space="preserve"> menyerahkan seluruh hasil pekerjaan Pendataan Lapangan Sensus Ekonomi 2026 kepada </w:t>
       </w:r>
       <w:r>
         <w:rPr>
@@ -9300,167 +6178,7 @@
           <w:szCs w:val="24"/>
           <w:lang w:val="en"/>
         </w:rPr>
-        <w:t xml:space="preserve"> </w:t>
-      </w:r>
-      <w:proofErr w:type="spellStart"/>
-      <w:r>
-        <w:rPr>
-          <w:rFonts w:ascii="Bookman Old Style" w:eastAsia="Bookman Old Style" w:hAnsi="Bookman Old Style" w:cs="Bookman Old Style"/>
-          <w:sz w:val="24"/>
-          <w:szCs w:val="24"/>
-          <w:lang w:val="en"/>
-        </w:rPr>
-        <w:t>menerima</w:t>
-      </w:r>
-      <w:proofErr w:type="spellEnd"/>
-      <w:r>
-        <w:rPr>
-          <w:rFonts w:ascii="Bookman Old Style" w:eastAsia="Bookman Old Style" w:hAnsi="Bookman Old Style" w:cs="Bookman Old Style"/>
-          <w:sz w:val="24"/>
-          <w:szCs w:val="24"/>
-          <w:lang w:val="en"/>
-        </w:rPr>
-        <w:t xml:space="preserve"> </w:t>
-      </w:r>
-      <w:proofErr w:type="spellStart"/>
-      <w:r>
-        <w:rPr>
-          <w:rFonts w:ascii="Bookman Old Style" w:eastAsia="Bookman Old Style" w:hAnsi="Bookman Old Style" w:cs="Bookman Old Style"/>
-          <w:sz w:val="24"/>
-          <w:szCs w:val="24"/>
-          <w:lang w:val="en"/>
-        </w:rPr>
-        <w:t>hasil</w:t>
-      </w:r>
-      <w:proofErr w:type="spellEnd"/>
-      <w:r>
-        <w:rPr>
-          <w:rFonts w:ascii="Bookman Old Style" w:eastAsia="Bookman Old Style" w:hAnsi="Bookman Old Style" w:cs="Bookman Old Style"/>
-          <w:sz w:val="24"/>
-          <w:szCs w:val="24"/>
-          <w:lang w:val="en"/>
-        </w:rPr>
-        <w:t xml:space="preserve"> </w:t>
-      </w:r>
-      <w:proofErr w:type="spellStart"/>
-      <w:r>
-        <w:rPr>
-          <w:rFonts w:ascii="Bookman Old Style" w:eastAsia="Bookman Old Style" w:hAnsi="Bookman Old Style" w:cs="Bookman Old Style"/>
-          <w:sz w:val="24"/>
-          <w:szCs w:val="24"/>
-          <w:lang w:val="en"/>
-        </w:rPr>
-        <w:t>pekerjaan</w:t>
-      </w:r>
-      <w:proofErr w:type="spellEnd"/>
-      <w:r>
-        <w:rPr>
-          <w:rFonts w:ascii="Bookman Old Style" w:eastAsia="Bookman Old Style" w:hAnsi="Bookman Old Style" w:cs="Bookman Old Style"/>
-          <w:sz w:val="24"/>
-          <w:szCs w:val="24"/>
-          <w:lang w:val="en"/>
-        </w:rPr>
-        <w:t xml:space="preserve"> </w:t>
-      </w:r>
-      <w:proofErr w:type="spellStart"/>
-      <w:r>
-        <w:rPr>
-          <w:rFonts w:ascii="Bookman Old Style" w:eastAsia="Bookman Old Style" w:hAnsi="Bookman Old Style" w:cs="Bookman Old Style"/>
-          <w:sz w:val="24"/>
-          <w:szCs w:val="24"/>
-          <w:lang w:val="en"/>
-        </w:rPr>
-        <w:t>tersebut</w:t>
-      </w:r>
-      <w:proofErr w:type="spellEnd"/>
-      <w:r>
-        <w:rPr>
-          <w:rFonts w:ascii="Bookman Old Style" w:eastAsia="Bookman Old Style" w:hAnsi="Bookman Old Style" w:cs="Bookman Old Style"/>
-          <w:sz w:val="24"/>
-          <w:szCs w:val="24"/>
-          <w:lang w:val="en"/>
-        </w:rPr>
-        <w:t xml:space="preserve"> yang </w:t>
-      </w:r>
-      <w:proofErr w:type="spellStart"/>
-      <w:r>
-        <w:rPr>
-          <w:rFonts w:ascii="Bookman Old Style" w:eastAsia="Bookman Old Style" w:hAnsi="Bookman Old Style" w:cs="Bookman Old Style"/>
-          <w:sz w:val="24"/>
-          <w:szCs w:val="24"/>
-          <w:lang w:val="en"/>
-        </w:rPr>
-        <w:t>telah</w:t>
-      </w:r>
-      <w:proofErr w:type="spellEnd"/>
-      <w:r>
-        <w:rPr>
-          <w:rFonts w:ascii="Bookman Old Style" w:eastAsia="Bookman Old Style" w:hAnsi="Bookman Old Style" w:cs="Bookman Old Style"/>
-          <w:sz w:val="24"/>
-          <w:szCs w:val="24"/>
-          <w:lang w:val="en"/>
-        </w:rPr>
-        <w:t xml:space="preserve"> </w:t>
-      </w:r>
-      <w:proofErr w:type="spellStart"/>
-      <w:r>
-        <w:rPr>
-          <w:rFonts w:ascii="Bookman Old Style" w:eastAsia="Bookman Old Style" w:hAnsi="Bookman Old Style" w:cs="Bookman Old Style"/>
-          <w:sz w:val="24"/>
-          <w:szCs w:val="24"/>
-          <w:lang w:val="en"/>
-        </w:rPr>
-        <w:t>sesuai</w:t>
-      </w:r>
-      <w:proofErr w:type="spellEnd"/>
-      <w:r>
-        <w:rPr>
-          <w:rFonts w:ascii="Bookman Old Style" w:eastAsia="Bookman Old Style" w:hAnsi="Bookman Old Style" w:cs="Bookman Old Style"/>
-          <w:sz w:val="24"/>
-          <w:szCs w:val="24"/>
-          <w:lang w:val="en"/>
-        </w:rPr>
-        <w:t xml:space="preserve"> </w:t>
-      </w:r>
-      <w:proofErr w:type="spellStart"/>
-      <w:r>
-        <w:rPr>
-          <w:rFonts w:ascii="Bookman Old Style" w:eastAsia="Bookman Old Style" w:hAnsi="Bookman Old Style" w:cs="Bookman Old Style"/>
-          <w:sz w:val="24"/>
-          <w:szCs w:val="24"/>
-          <w:lang w:val="en"/>
-        </w:rPr>
-        <w:t>dengan</w:t>
-      </w:r>
-      <w:proofErr w:type="spellEnd"/>
-      <w:r>
-        <w:rPr>
-          <w:rFonts w:ascii="Bookman Old Style" w:eastAsia="Bookman Old Style" w:hAnsi="Bookman Old Style" w:cs="Bookman Old Style"/>
-          <w:sz w:val="24"/>
-          <w:szCs w:val="24"/>
-          <w:lang w:val="en"/>
-        </w:rPr>
-        <w:t xml:space="preserve"> </w:t>
-      </w:r>
-      <w:proofErr w:type="spellStart"/>
-      <w:r>
-        <w:rPr>
-          <w:rFonts w:ascii="Bookman Old Style" w:eastAsia="Bookman Old Style" w:hAnsi="Bookman Old Style" w:cs="Bookman Old Style"/>
-          <w:sz w:val="24"/>
-          <w:szCs w:val="24"/>
-          <w:lang w:val="en"/>
-        </w:rPr>
-        <w:t>seharusnya</w:t>
-      </w:r>
-      <w:proofErr w:type="spellEnd"/>
-      <w:r>
-        <w:rPr>
-          <w:rFonts w:ascii="Bookman Old Style" w:eastAsia="Bookman Old Style" w:hAnsi="Bookman Old Style" w:cs="Bookman Old Style"/>
-          <w:sz w:val="24"/>
-          <w:szCs w:val="24"/>
-          <w:lang w:val="en"/>
-        </w:rPr>
-        <w:t>;</w:t>
+        <w:t xml:space="preserve"> menerima hasil pekerjaan tersebut yang telah sesuai dengan seharusnya;</w:t>
       </w:r>
     </w:p>
     <w:p>
@@ -9494,9 +6212,8 @@
           <w:szCs w:val="24"/>
           <w:lang w:val="en"/>
         </w:rPr>
-        <w:t xml:space="preserve">Hasil </w:t>
-      </w:r>
-      <w:proofErr w:type="spellStart"/>
+        <w:t xml:space="preserve">Hasil pekerjaan Pendataan Lapangan Sensus Ekonomi 2026 sebagaimana dimaksud dalam angka 3, berupa dokumen hasil Pendataan Lapangan Sensus Ekonomi 2026, sejumlah </w:t>
+      </w:r>
       <w:r>
         <w:rPr>
           <w:rFonts w:ascii="Bookman Old Style" w:eastAsia="Bookman Old Style" w:hAnsi="Bookman Old Style" w:cs="Bookman Old Style"/>
@@ -9504,9 +6221,8 @@
           <w:szCs w:val="24"/>
           <w:lang w:val="en"/>
         </w:rPr>
-        <w:t>pekerjaan</w:t>
-      </w:r>
-      <w:proofErr w:type="spellEnd"/>
+        <w:t>{sls_ongoing}</w:t>
+      </w:r>
       <w:r>
         <w:rPr>
           <w:rFonts w:ascii="Bookman Old Style" w:eastAsia="Bookman Old Style" w:hAnsi="Bookman Old Style" w:cs="Bookman Old Style"/>
@@ -9514,305 +6230,7 @@
           <w:szCs w:val="24"/>
           <w:lang w:val="en"/>
         </w:rPr>
-        <w:t xml:space="preserve"> </w:t>
-      </w:r>
-      <w:proofErr w:type="spellStart"/>
-      <w:r>
-        <w:rPr>
-          <w:rFonts w:ascii="Bookman Old Style" w:eastAsia="Bookman Old Style" w:hAnsi="Bookman Old Style" w:cs="Bookman Old Style"/>
-          <w:sz w:val="24"/>
-          <w:szCs w:val="24"/>
-          <w:lang w:val="en"/>
-        </w:rPr>
-        <w:t>Pendataan</w:t>
-      </w:r>
-      <w:proofErr w:type="spellEnd"/>
-      <w:r>
-        <w:rPr>
-          <w:rFonts w:ascii="Bookman Old Style" w:eastAsia="Bookman Old Style" w:hAnsi="Bookman Old Style" w:cs="Bookman Old Style"/>
-          <w:sz w:val="24"/>
-          <w:szCs w:val="24"/>
-          <w:lang w:val="en"/>
-        </w:rPr>
-        <w:t xml:space="preserve"> Lapangan Sensus Ekonomi 2026 </w:t>
-      </w:r>
-      <w:proofErr w:type="spellStart"/>
-      <w:r>
-        <w:rPr>
-          <w:rFonts w:ascii="Bookman Old Style" w:eastAsia="Bookman Old Style" w:hAnsi="Bookman Old Style" w:cs="Bookman Old Style"/>
-          <w:sz w:val="24"/>
-          <w:szCs w:val="24"/>
-          <w:lang w:val="en"/>
-        </w:rPr>
-        <w:t>sebagaimana</w:t>
-      </w:r>
-      <w:proofErr w:type="spellEnd"/>
-      <w:r>
-        <w:rPr>
-          <w:rFonts w:ascii="Bookman Old Style" w:eastAsia="Bookman Old Style" w:hAnsi="Bookman Old Style" w:cs="Bookman Old Style"/>
-          <w:sz w:val="24"/>
-          <w:szCs w:val="24"/>
-          <w:lang w:val="en"/>
-        </w:rPr>
-        <w:t xml:space="preserve"> </w:t>
-      </w:r>
-      <w:proofErr w:type="spellStart"/>
-      <w:r>
-        <w:rPr>
-          <w:rFonts w:ascii="Bookman Old Style" w:eastAsia="Bookman Old Style" w:hAnsi="Bookman Old Style" w:cs="Bookman Old Style"/>
-          <w:sz w:val="24"/>
-          <w:szCs w:val="24"/>
-          <w:lang w:val="en"/>
-        </w:rPr>
-        <w:t>dimaksud</w:t>
-      </w:r>
-      <w:proofErr w:type="spellEnd"/>
-      <w:r>
-        <w:rPr>
-          <w:rFonts w:ascii="Bookman Old Style" w:eastAsia="Bookman Old Style" w:hAnsi="Bookman Old Style" w:cs="Bookman Old Style"/>
-          <w:sz w:val="24"/>
-          <w:szCs w:val="24"/>
-          <w:lang w:val="en"/>
-        </w:rPr>
-        <w:t xml:space="preserve"> </w:t>
-      </w:r>
-      <w:proofErr w:type="spellStart"/>
-      <w:r>
-        <w:rPr>
-          <w:rFonts w:ascii="Bookman Old Style" w:eastAsia="Bookman Old Style" w:hAnsi="Bookman Old Style" w:cs="Bookman Old Style"/>
-          <w:sz w:val="24"/>
-          <w:szCs w:val="24"/>
-          <w:lang w:val="en"/>
-        </w:rPr>
-        <w:t>dalam</w:t>
-      </w:r>
-      <w:proofErr w:type="spellEnd"/>
-      <w:r>
-        <w:rPr>
-          <w:rFonts w:ascii="Bookman Old Style" w:eastAsia="Bookman Old Style" w:hAnsi="Bookman Old Style" w:cs="Bookman Old Style"/>
-          <w:sz w:val="24"/>
-          <w:szCs w:val="24"/>
-          <w:lang w:val="en"/>
-        </w:rPr>
-        <w:t xml:space="preserve"> </w:t>
-      </w:r>
-      <w:proofErr w:type="spellStart"/>
-      <w:r>
-        <w:rPr>
-          <w:rFonts w:ascii="Bookman Old Style" w:eastAsia="Bookman Old Style" w:hAnsi="Bookman Old Style" w:cs="Bookman Old Style"/>
-          <w:sz w:val="24"/>
-          <w:szCs w:val="24"/>
-          <w:lang w:val="en"/>
-        </w:rPr>
-        <w:t>angka</w:t>
-      </w:r>
-      <w:proofErr w:type="spellEnd"/>
-      <w:r>
-        <w:rPr>
-          <w:rFonts w:ascii="Bookman Old Style" w:eastAsia="Bookman Old Style" w:hAnsi="Bookman Old Style" w:cs="Bookman Old Style"/>
-          <w:sz w:val="24"/>
-          <w:szCs w:val="24"/>
-          <w:lang w:val="en"/>
-        </w:rPr>
-        <w:t xml:space="preserve"> 3, </w:t>
-      </w:r>
-      <w:proofErr w:type="spellStart"/>
-      <w:r>
-        <w:rPr>
-          <w:rFonts w:ascii="Bookman Old Style" w:eastAsia="Bookman Old Style" w:hAnsi="Bookman Old Style" w:cs="Bookman Old Style"/>
-          <w:sz w:val="24"/>
-          <w:szCs w:val="24"/>
-          <w:lang w:val="en"/>
-        </w:rPr>
-        <w:t>berupa</w:t>
-      </w:r>
-      <w:proofErr w:type="spellEnd"/>
-      <w:r>
-        <w:rPr>
-          <w:rFonts w:ascii="Bookman Old Style" w:eastAsia="Bookman Old Style" w:hAnsi="Bookman Old Style" w:cs="Bookman Old Style"/>
-          <w:sz w:val="24"/>
-          <w:szCs w:val="24"/>
-          <w:lang w:val="en"/>
-        </w:rPr>
-        <w:t xml:space="preserve"> </w:t>
-      </w:r>
-      <w:proofErr w:type="spellStart"/>
-      <w:r>
-        <w:rPr>
-          <w:rFonts w:ascii="Bookman Old Style" w:eastAsia="Bookman Old Style" w:hAnsi="Bookman Old Style" w:cs="Bookman Old Style"/>
-          <w:sz w:val="24"/>
-          <w:szCs w:val="24"/>
-          <w:lang w:val="en"/>
-        </w:rPr>
-        <w:t>dokumen</w:t>
-      </w:r>
-      <w:proofErr w:type="spellEnd"/>
-      <w:r>
-        <w:rPr>
-          <w:rFonts w:ascii="Bookman Old Style" w:eastAsia="Bookman Old Style" w:hAnsi="Bookman Old Style" w:cs="Bookman Old Style"/>
-          <w:sz w:val="24"/>
-          <w:szCs w:val="24"/>
-          <w:lang w:val="en"/>
-        </w:rPr>
-        <w:t xml:space="preserve"> </w:t>
-      </w:r>
-      <w:proofErr w:type="spellStart"/>
-      <w:r>
-        <w:rPr>
-          <w:rFonts w:ascii="Bookman Old Style" w:eastAsia="Bookman Old Style" w:hAnsi="Bookman Old Style" w:cs="Bookman Old Style"/>
-          <w:sz w:val="24"/>
-          <w:szCs w:val="24"/>
-          <w:lang w:val="en"/>
-        </w:rPr>
-        <w:t>hasil</w:t>
-      </w:r>
-      <w:proofErr w:type="spellEnd"/>
-      <w:r>
-        <w:rPr>
-          <w:rFonts w:ascii="Bookman Old Style" w:eastAsia="Bookman Old Style" w:hAnsi="Bookman Old Style" w:cs="Bookman Old Style"/>
-          <w:sz w:val="24"/>
-          <w:szCs w:val="24"/>
-          <w:lang w:val="en"/>
-        </w:rPr>
-        <w:t xml:space="preserve"> </w:t>
-      </w:r>
-      <w:proofErr w:type="spellStart"/>
-      <w:r>
-        <w:rPr>
-          <w:rFonts w:ascii="Bookman Old Style" w:eastAsia="Bookman Old Style" w:hAnsi="Bookman Old Style" w:cs="Bookman Old Style"/>
-          <w:sz w:val="24"/>
-          <w:szCs w:val="24"/>
-          <w:lang w:val="en"/>
-        </w:rPr>
-        <w:t>Pendataan</w:t>
-      </w:r>
-      <w:proofErr w:type="spellEnd"/>
-      <w:r>
-        <w:rPr>
-          <w:rFonts w:ascii="Bookman Old Style" w:eastAsia="Bookman Old Style" w:hAnsi="Bookman Old Style" w:cs="Bookman Old Style"/>
-          <w:sz w:val="24"/>
-          <w:szCs w:val="24"/>
-          <w:lang w:val="en"/>
-        </w:rPr>
-        <w:t xml:space="preserve"> Lapangan Sensus Ekonomi 2026, </w:t>
-      </w:r>
-      <w:proofErr w:type="spellStart"/>
-      <w:r>
-        <w:rPr>
-          <w:rFonts w:ascii="Bookman Old Style" w:eastAsia="Bookman Old Style" w:hAnsi="Bookman Old Style" w:cs="Bookman Old Style"/>
-          <w:sz w:val="24"/>
-          <w:szCs w:val="24"/>
-          <w:lang w:val="en"/>
-        </w:rPr>
-        <w:t>sejumlah</w:t>
-      </w:r>
-      <w:proofErr w:type="spellEnd"/>
-      <w:r>
-        <w:rPr>
-          <w:rFonts w:ascii="Bookman Old Style" w:eastAsia="Bookman Old Style" w:hAnsi="Bookman Old Style" w:cs="Bookman Old Style"/>
-          <w:sz w:val="24"/>
-          <w:szCs w:val="24"/>
-          <w:lang w:val="en"/>
-        </w:rPr>
-        <w:t xml:space="preserve"> </w:t>
-      </w:r>
-      <w:r>
-        <w:rPr>
-          <w:rFonts w:ascii="Bookman Old Style" w:eastAsia="Bookman Old Style" w:hAnsi="Bookman Old Style" w:cs="Bookman Old Style"/>
-          <w:sz w:val="24"/>
-          <w:szCs w:val="24"/>
-          <w:lang w:val="en"/>
-        </w:rPr>
-        <w:t>{</w:t>
-      </w:r>
-      <w:proofErr w:type="spellStart"/>
-      <w:r>
-        <w:rPr>
-          <w:rFonts w:ascii="Bookman Old Style" w:eastAsia="Bookman Old Style" w:hAnsi="Bookman Old Style" w:cs="Bookman Old Style"/>
-          <w:sz w:val="24"/>
-          <w:szCs w:val="24"/>
-          <w:lang w:val="en"/>
-        </w:rPr>
-        <w:t>sls_ongoing</w:t>
-      </w:r>
-      <w:proofErr w:type="spellEnd"/>
-      <w:r>
-        <w:rPr>
-          <w:rFonts w:ascii="Bookman Old Style" w:eastAsia="Bookman Old Style" w:hAnsi="Bookman Old Style" w:cs="Bookman Old Style"/>
-          <w:sz w:val="24"/>
-          <w:szCs w:val="24"/>
-          <w:lang w:val="en"/>
-        </w:rPr>
-        <w:t>}</w:t>
-      </w:r>
-      <w:r>
-        <w:rPr>
-          <w:rFonts w:ascii="Bookman Old Style" w:eastAsia="Bookman Old Style" w:hAnsi="Bookman Old Style" w:cs="Bookman Old Style"/>
-          <w:sz w:val="24"/>
-          <w:szCs w:val="24"/>
-          <w:lang w:val="en"/>
-        </w:rPr>
-        <w:t xml:space="preserve"> SLS/Sub-SLS dan/</w:t>
-      </w:r>
-      <w:proofErr w:type="spellStart"/>
-      <w:r>
-        <w:rPr>
-          <w:rFonts w:ascii="Bookman Old Style" w:eastAsia="Bookman Old Style" w:hAnsi="Bookman Old Style" w:cs="Bookman Old Style"/>
-          <w:sz w:val="24"/>
-          <w:szCs w:val="24"/>
-          <w:lang w:val="en"/>
-        </w:rPr>
-        <w:t>atau</w:t>
-      </w:r>
-      <w:proofErr w:type="spellEnd"/>
-      <w:r>
-        <w:rPr>
-          <w:rFonts w:ascii="Bookman Old Style" w:eastAsia="Bookman Old Style" w:hAnsi="Bookman Old Style" w:cs="Bookman Old Style"/>
-          <w:sz w:val="24"/>
-          <w:szCs w:val="24"/>
-          <w:lang w:val="en"/>
-        </w:rPr>
-        <w:t xml:space="preserve"> </w:t>
-      </w:r>
-      <w:proofErr w:type="spellStart"/>
-      <w:r>
-        <w:rPr>
-          <w:rFonts w:ascii="Bookman Old Style" w:eastAsia="Bookman Old Style" w:hAnsi="Bookman Old Style" w:cs="Bookman Old Style"/>
-          <w:sz w:val="24"/>
-          <w:szCs w:val="24"/>
-          <w:lang w:val="en"/>
-        </w:rPr>
-        <w:t>usaha</w:t>
-      </w:r>
-      <w:proofErr w:type="spellEnd"/>
-      <w:r>
-        <w:rPr>
-          <w:rFonts w:ascii="Bookman Old Style" w:eastAsia="Bookman Old Style" w:hAnsi="Bookman Old Style" w:cs="Bookman Old Style"/>
-          <w:sz w:val="24"/>
-          <w:szCs w:val="24"/>
-          <w:lang w:val="en"/>
-        </w:rPr>
-        <w:t xml:space="preserve"> </w:t>
-      </w:r>
-      <w:proofErr w:type="spellStart"/>
-      <w:r>
-        <w:rPr>
-          <w:rFonts w:ascii="Bookman Old Style" w:eastAsia="Bookman Old Style" w:hAnsi="Bookman Old Style" w:cs="Bookman Old Style"/>
-          <w:sz w:val="24"/>
-          <w:szCs w:val="24"/>
-          <w:lang w:val="en"/>
-        </w:rPr>
-        <w:t>besar</w:t>
-      </w:r>
-      <w:proofErr w:type="spellEnd"/>
-      <w:r>
-        <w:rPr>
-          <w:rFonts w:ascii="Bookman Old Style" w:eastAsia="Bookman Old Style" w:hAnsi="Bookman Old Style" w:cs="Bookman Old Style"/>
-          <w:sz w:val="24"/>
-          <w:szCs w:val="24"/>
-          <w:lang w:val="en"/>
-        </w:rPr>
-        <w:t>.</w:t>
+        <w:t xml:space="preserve"> SLS/Sub-SLS dan/atau usaha besar.</w:t>
       </w:r>
     </w:p>
     <w:p>
@@ -9846,407 +6264,7 @@
           <w:szCs w:val="24"/>
           <w:lang w:val="en"/>
         </w:rPr>
-        <w:t xml:space="preserve">Hasil </w:t>
-      </w:r>
-      <w:proofErr w:type="spellStart"/>
-      <w:r>
-        <w:rPr>
-          <w:rFonts w:ascii="Bookman Old Style" w:eastAsia="Bookman Old Style" w:hAnsi="Bookman Old Style" w:cs="Bookman Old Style"/>
-          <w:sz w:val="24"/>
-          <w:szCs w:val="24"/>
-          <w:lang w:val="en"/>
-        </w:rPr>
-        <w:t>pekerjaan</w:t>
-      </w:r>
-      <w:proofErr w:type="spellEnd"/>
-      <w:r>
-        <w:rPr>
-          <w:rFonts w:ascii="Bookman Old Style" w:eastAsia="Bookman Old Style" w:hAnsi="Bookman Old Style" w:cs="Bookman Old Style"/>
-          <w:sz w:val="24"/>
-          <w:szCs w:val="24"/>
-          <w:lang w:val="en"/>
-        </w:rPr>
-        <w:t xml:space="preserve"> </w:t>
-      </w:r>
-      <w:proofErr w:type="spellStart"/>
-      <w:r>
-        <w:rPr>
-          <w:rFonts w:ascii="Bookman Old Style" w:eastAsia="Bookman Old Style" w:hAnsi="Bookman Old Style" w:cs="Bookman Old Style"/>
-          <w:sz w:val="24"/>
-          <w:szCs w:val="24"/>
-          <w:lang w:val="en"/>
-        </w:rPr>
-        <w:t>pendataan</w:t>
-      </w:r>
-      <w:proofErr w:type="spellEnd"/>
-      <w:r>
-        <w:rPr>
-          <w:rFonts w:ascii="Bookman Old Style" w:eastAsia="Bookman Old Style" w:hAnsi="Bookman Old Style" w:cs="Bookman Old Style"/>
-          <w:sz w:val="24"/>
-          <w:szCs w:val="24"/>
-          <w:lang w:val="en"/>
-        </w:rPr>
-        <w:t xml:space="preserve"> </w:t>
-      </w:r>
-      <w:proofErr w:type="spellStart"/>
-      <w:r>
-        <w:rPr>
-          <w:rFonts w:ascii="Bookman Old Style" w:eastAsia="Bookman Old Style" w:hAnsi="Bookman Old Style" w:cs="Bookman Old Style"/>
-          <w:sz w:val="24"/>
-          <w:szCs w:val="24"/>
-          <w:lang w:val="en"/>
-        </w:rPr>
-        <w:t>sebagaimana</w:t>
-      </w:r>
-      <w:proofErr w:type="spellEnd"/>
-      <w:r>
-        <w:rPr>
-          <w:rFonts w:ascii="Bookman Old Style" w:eastAsia="Bookman Old Style" w:hAnsi="Bookman Old Style" w:cs="Bookman Old Style"/>
-          <w:sz w:val="24"/>
-          <w:szCs w:val="24"/>
-          <w:lang w:val="en"/>
-        </w:rPr>
-        <w:t xml:space="preserve"> </w:t>
-      </w:r>
-      <w:proofErr w:type="spellStart"/>
-      <w:r>
-        <w:rPr>
-          <w:rFonts w:ascii="Bookman Old Style" w:eastAsia="Bookman Old Style" w:hAnsi="Bookman Old Style" w:cs="Bookman Old Style"/>
-          <w:sz w:val="24"/>
-          <w:szCs w:val="24"/>
-          <w:lang w:val="en"/>
-        </w:rPr>
-        <w:t>dimaksud</w:t>
-      </w:r>
-      <w:proofErr w:type="spellEnd"/>
-      <w:r>
-        <w:rPr>
-          <w:rFonts w:ascii="Bookman Old Style" w:eastAsia="Bookman Old Style" w:hAnsi="Bookman Old Style" w:cs="Bookman Old Style"/>
-          <w:sz w:val="24"/>
-          <w:szCs w:val="24"/>
-          <w:lang w:val="en"/>
-        </w:rPr>
-        <w:t xml:space="preserve"> pada </w:t>
-      </w:r>
-      <w:proofErr w:type="spellStart"/>
-      <w:r>
-        <w:rPr>
-          <w:rFonts w:ascii="Bookman Old Style" w:eastAsia="Bookman Old Style" w:hAnsi="Bookman Old Style" w:cs="Bookman Old Style"/>
-          <w:sz w:val="24"/>
-          <w:szCs w:val="24"/>
-          <w:lang w:val="en"/>
-        </w:rPr>
-        <w:t>angka</w:t>
-      </w:r>
-      <w:proofErr w:type="spellEnd"/>
-      <w:r>
-        <w:rPr>
-          <w:rFonts w:ascii="Bookman Old Style" w:eastAsia="Bookman Old Style" w:hAnsi="Bookman Old Style" w:cs="Bookman Old Style"/>
-          <w:sz w:val="24"/>
-          <w:szCs w:val="24"/>
-          <w:lang w:val="en"/>
-        </w:rPr>
-        <w:t xml:space="preserve"> 4 yang </w:t>
-      </w:r>
-      <w:proofErr w:type="spellStart"/>
-      <w:r>
-        <w:rPr>
-          <w:rFonts w:ascii="Bookman Old Style" w:eastAsia="Bookman Old Style" w:hAnsi="Bookman Old Style" w:cs="Bookman Old Style"/>
-          <w:sz w:val="24"/>
-          <w:szCs w:val="24"/>
-          <w:lang w:val="en"/>
-        </w:rPr>
-        <w:t>memerlukan</w:t>
-      </w:r>
-      <w:proofErr w:type="spellEnd"/>
-      <w:r>
-        <w:rPr>
-          <w:rFonts w:ascii="Bookman Old Style" w:eastAsia="Bookman Old Style" w:hAnsi="Bookman Old Style" w:cs="Bookman Old Style"/>
-          <w:sz w:val="24"/>
-          <w:szCs w:val="24"/>
-          <w:lang w:val="en"/>
-        </w:rPr>
-        <w:t xml:space="preserve"> </w:t>
-      </w:r>
-      <w:proofErr w:type="spellStart"/>
-      <w:r>
-        <w:rPr>
-          <w:rFonts w:ascii="Bookman Old Style" w:eastAsia="Bookman Old Style" w:hAnsi="Bookman Old Style" w:cs="Bookman Old Style"/>
-          <w:sz w:val="24"/>
-          <w:szCs w:val="24"/>
-          <w:lang w:val="en"/>
-        </w:rPr>
-        <w:t>pemeriksaan</w:t>
-      </w:r>
-      <w:proofErr w:type="spellEnd"/>
-      <w:r>
-        <w:rPr>
-          <w:rFonts w:ascii="Bookman Old Style" w:eastAsia="Bookman Old Style" w:hAnsi="Bookman Old Style" w:cs="Bookman Old Style"/>
-          <w:sz w:val="24"/>
-          <w:szCs w:val="24"/>
-          <w:lang w:val="en"/>
-        </w:rPr>
-        <w:t xml:space="preserve"> </w:t>
-      </w:r>
-      <w:proofErr w:type="spellStart"/>
-      <w:r>
-        <w:rPr>
-          <w:rFonts w:ascii="Bookman Old Style" w:eastAsia="Bookman Old Style" w:hAnsi="Bookman Old Style" w:cs="Bookman Old Style"/>
-          <w:sz w:val="24"/>
-          <w:szCs w:val="24"/>
-          <w:lang w:val="en"/>
-        </w:rPr>
-        <w:t>lanjutan</w:t>
-      </w:r>
-      <w:proofErr w:type="spellEnd"/>
-      <w:r>
-        <w:rPr>
-          <w:rFonts w:ascii="Bookman Old Style" w:eastAsia="Bookman Old Style" w:hAnsi="Bookman Old Style" w:cs="Bookman Old Style"/>
-          <w:sz w:val="24"/>
-          <w:szCs w:val="24"/>
-          <w:lang w:val="en"/>
-        </w:rPr>
-        <w:t xml:space="preserve">, </w:t>
-      </w:r>
-      <w:proofErr w:type="spellStart"/>
-      <w:r>
-        <w:rPr>
-          <w:rFonts w:ascii="Bookman Old Style" w:eastAsia="Bookman Old Style" w:hAnsi="Bookman Old Style" w:cs="Bookman Old Style"/>
-          <w:sz w:val="24"/>
-          <w:szCs w:val="24"/>
-          <w:lang w:val="en"/>
-        </w:rPr>
-        <w:t>akan</w:t>
-      </w:r>
-      <w:proofErr w:type="spellEnd"/>
-      <w:r>
-        <w:rPr>
-          <w:rFonts w:ascii="Bookman Old Style" w:eastAsia="Bookman Old Style" w:hAnsi="Bookman Old Style" w:cs="Bookman Old Style"/>
-          <w:sz w:val="24"/>
-          <w:szCs w:val="24"/>
-          <w:lang w:val="en"/>
-        </w:rPr>
-        <w:t xml:space="preserve"> </w:t>
-      </w:r>
-      <w:proofErr w:type="spellStart"/>
-      <w:r>
-        <w:rPr>
-          <w:rFonts w:ascii="Bookman Old Style" w:eastAsia="Bookman Old Style" w:hAnsi="Bookman Old Style" w:cs="Bookman Old Style"/>
-          <w:sz w:val="24"/>
-          <w:szCs w:val="24"/>
-          <w:lang w:val="en"/>
-        </w:rPr>
-        <w:t>dilakukan</w:t>
-      </w:r>
-      <w:proofErr w:type="spellEnd"/>
-      <w:r>
-        <w:rPr>
-          <w:rFonts w:ascii="Bookman Old Style" w:eastAsia="Bookman Old Style" w:hAnsi="Bookman Old Style" w:cs="Bookman Old Style"/>
-          <w:sz w:val="24"/>
-          <w:szCs w:val="24"/>
-          <w:lang w:val="en"/>
-        </w:rPr>
-        <w:t xml:space="preserve"> </w:t>
-      </w:r>
-      <w:proofErr w:type="spellStart"/>
-      <w:r>
-        <w:rPr>
-          <w:rFonts w:ascii="Bookman Old Style" w:eastAsia="Bookman Old Style" w:hAnsi="Bookman Old Style" w:cs="Bookman Old Style"/>
-          <w:sz w:val="24"/>
-          <w:szCs w:val="24"/>
-          <w:lang w:val="en"/>
-        </w:rPr>
-        <w:t>pengecekan</w:t>
-      </w:r>
-      <w:proofErr w:type="spellEnd"/>
-      <w:r>
-        <w:rPr>
-          <w:rFonts w:ascii="Bookman Old Style" w:eastAsia="Bookman Old Style" w:hAnsi="Bookman Old Style" w:cs="Bookman Old Style"/>
-          <w:sz w:val="24"/>
-          <w:szCs w:val="24"/>
-          <w:lang w:val="en"/>
-        </w:rPr>
-        <w:t xml:space="preserve">, </w:t>
-      </w:r>
-      <w:proofErr w:type="spellStart"/>
-      <w:r>
-        <w:rPr>
-          <w:rFonts w:ascii="Bookman Old Style" w:eastAsia="Bookman Old Style" w:hAnsi="Bookman Old Style" w:cs="Bookman Old Style"/>
-          <w:sz w:val="24"/>
-          <w:szCs w:val="24"/>
-          <w:lang w:val="en"/>
-        </w:rPr>
-        <w:t>perubahan</w:t>
-      </w:r>
-      <w:proofErr w:type="spellEnd"/>
-      <w:r>
-        <w:rPr>
-          <w:rFonts w:ascii="Bookman Old Style" w:eastAsia="Bookman Old Style" w:hAnsi="Bookman Old Style" w:cs="Bookman Old Style"/>
-          <w:sz w:val="24"/>
-          <w:szCs w:val="24"/>
-          <w:lang w:val="en"/>
-        </w:rPr>
-        <w:t>, dan/</w:t>
-      </w:r>
-      <w:proofErr w:type="spellStart"/>
-      <w:r>
-        <w:rPr>
-          <w:rFonts w:ascii="Bookman Old Style" w:eastAsia="Bookman Old Style" w:hAnsi="Bookman Old Style" w:cs="Bookman Old Style"/>
-          <w:sz w:val="24"/>
-          <w:szCs w:val="24"/>
-          <w:lang w:val="en"/>
-        </w:rPr>
-        <w:t>atau</w:t>
-      </w:r>
-      <w:proofErr w:type="spellEnd"/>
-      <w:r>
-        <w:rPr>
-          <w:rFonts w:ascii="Bookman Old Style" w:eastAsia="Bookman Old Style" w:hAnsi="Bookman Old Style" w:cs="Bookman Old Style"/>
-          <w:sz w:val="24"/>
-          <w:szCs w:val="24"/>
-          <w:lang w:val="en"/>
-        </w:rPr>
-        <w:t xml:space="preserve"> </w:t>
-      </w:r>
-      <w:proofErr w:type="spellStart"/>
-      <w:r>
-        <w:rPr>
-          <w:rFonts w:ascii="Bookman Old Style" w:eastAsia="Bookman Old Style" w:hAnsi="Bookman Old Style" w:cs="Bookman Old Style"/>
-          <w:sz w:val="24"/>
-          <w:szCs w:val="24"/>
-          <w:lang w:val="en"/>
-        </w:rPr>
-        <w:t>kunjungan</w:t>
-      </w:r>
-      <w:proofErr w:type="spellEnd"/>
-      <w:r>
-        <w:rPr>
-          <w:rFonts w:ascii="Bookman Old Style" w:eastAsia="Bookman Old Style" w:hAnsi="Bookman Old Style" w:cs="Bookman Old Style"/>
-          <w:sz w:val="24"/>
-          <w:szCs w:val="24"/>
-          <w:lang w:val="en"/>
-        </w:rPr>
-        <w:t xml:space="preserve"> </w:t>
-      </w:r>
-      <w:proofErr w:type="spellStart"/>
-      <w:r>
-        <w:rPr>
-          <w:rFonts w:ascii="Bookman Old Style" w:eastAsia="Bookman Old Style" w:hAnsi="Bookman Old Style" w:cs="Bookman Old Style"/>
-          <w:sz w:val="24"/>
-          <w:szCs w:val="24"/>
-          <w:lang w:val="en"/>
-        </w:rPr>
-        <w:t>kembali</w:t>
-      </w:r>
-      <w:proofErr w:type="spellEnd"/>
-      <w:r>
-        <w:rPr>
-          <w:rFonts w:ascii="Bookman Old Style" w:eastAsia="Bookman Old Style" w:hAnsi="Bookman Old Style" w:cs="Bookman Old Style"/>
-          <w:sz w:val="24"/>
-          <w:szCs w:val="24"/>
-          <w:lang w:val="en"/>
-        </w:rPr>
-        <w:t xml:space="preserve"> </w:t>
-      </w:r>
-      <w:proofErr w:type="spellStart"/>
-      <w:r>
-        <w:rPr>
-          <w:rFonts w:ascii="Bookman Old Style" w:eastAsia="Bookman Old Style" w:hAnsi="Bookman Old Style" w:cs="Bookman Old Style"/>
-          <w:sz w:val="24"/>
-          <w:szCs w:val="24"/>
-          <w:lang w:val="en"/>
-        </w:rPr>
-        <w:t>ke</w:t>
-      </w:r>
-      <w:proofErr w:type="spellEnd"/>
-      <w:r>
-        <w:rPr>
-          <w:rFonts w:ascii="Bookman Old Style" w:eastAsia="Bookman Old Style" w:hAnsi="Bookman Old Style" w:cs="Bookman Old Style"/>
-          <w:sz w:val="24"/>
-          <w:szCs w:val="24"/>
-          <w:lang w:val="en"/>
-        </w:rPr>
-        <w:t xml:space="preserve"> </w:t>
-      </w:r>
-      <w:proofErr w:type="spellStart"/>
-      <w:r>
-        <w:rPr>
-          <w:rFonts w:ascii="Bookman Old Style" w:eastAsia="Bookman Old Style" w:hAnsi="Bookman Old Style" w:cs="Bookman Old Style"/>
-          <w:sz w:val="24"/>
-          <w:szCs w:val="24"/>
-          <w:lang w:val="en"/>
-        </w:rPr>
-        <w:t>lapangan</w:t>
-      </w:r>
-      <w:proofErr w:type="spellEnd"/>
-      <w:r>
-        <w:rPr>
-          <w:rFonts w:ascii="Bookman Old Style" w:eastAsia="Bookman Old Style" w:hAnsi="Bookman Old Style" w:cs="Bookman Old Style"/>
-          <w:sz w:val="24"/>
-          <w:szCs w:val="24"/>
-          <w:lang w:val="en"/>
-        </w:rPr>
-        <w:t xml:space="preserve"> </w:t>
-      </w:r>
-      <w:proofErr w:type="spellStart"/>
-      <w:r>
-        <w:rPr>
-          <w:rFonts w:ascii="Bookman Old Style" w:eastAsia="Bookman Old Style" w:hAnsi="Bookman Old Style" w:cs="Bookman Old Style"/>
-          <w:sz w:val="24"/>
-          <w:szCs w:val="24"/>
-          <w:lang w:val="en"/>
-        </w:rPr>
-        <w:t>merujuk</w:t>
-      </w:r>
-      <w:proofErr w:type="spellEnd"/>
-      <w:r>
-        <w:rPr>
-          <w:rFonts w:ascii="Bookman Old Style" w:eastAsia="Bookman Old Style" w:hAnsi="Bookman Old Style" w:cs="Bookman Old Style"/>
-          <w:sz w:val="24"/>
-          <w:szCs w:val="24"/>
-          <w:lang w:val="en"/>
-        </w:rPr>
-        <w:t xml:space="preserve"> pada </w:t>
-      </w:r>
-      <w:proofErr w:type="spellStart"/>
-      <w:r>
-        <w:rPr>
-          <w:rFonts w:ascii="Bookman Old Style" w:eastAsia="Bookman Old Style" w:hAnsi="Bookman Old Style" w:cs="Bookman Old Style"/>
-          <w:sz w:val="24"/>
-          <w:szCs w:val="24"/>
-          <w:lang w:val="en"/>
-        </w:rPr>
-        <w:t>perjanjian</w:t>
-      </w:r>
-      <w:proofErr w:type="spellEnd"/>
-      <w:r>
-        <w:rPr>
-          <w:rFonts w:ascii="Bookman Old Style" w:eastAsia="Bookman Old Style" w:hAnsi="Bookman Old Style" w:cs="Bookman Old Style"/>
-          <w:sz w:val="24"/>
-          <w:szCs w:val="24"/>
-          <w:lang w:val="en"/>
-        </w:rPr>
-        <w:t xml:space="preserve"> yang </w:t>
-      </w:r>
-      <w:proofErr w:type="spellStart"/>
-      <w:r>
-        <w:rPr>
-          <w:rFonts w:ascii="Bookman Old Style" w:eastAsia="Bookman Old Style" w:hAnsi="Bookman Old Style" w:cs="Bookman Old Style"/>
-          <w:sz w:val="24"/>
-          <w:szCs w:val="24"/>
-          <w:lang w:val="en"/>
-        </w:rPr>
-        <w:t>ditandatangani</w:t>
-      </w:r>
-      <w:proofErr w:type="spellEnd"/>
-      <w:r>
-        <w:rPr>
-          <w:rFonts w:ascii="Bookman Old Style" w:eastAsia="Bookman Old Style" w:hAnsi="Bookman Old Style" w:cs="Bookman Old Style"/>
-          <w:sz w:val="24"/>
-          <w:szCs w:val="24"/>
-          <w:lang w:val="en"/>
-        </w:rPr>
-        <w:t xml:space="preserve"> oleh </w:t>
+        <w:t xml:space="preserve">Hasil pekerjaan pendataan sebagaimana dimaksud pada angka 4 yang memerlukan pemeriksaan lanjutan, akan dilakukan pengecekan, perubahan, dan/atau kunjungan kembali ke lapangan merujuk pada perjanjian yang ditandatangani oleh </w:t>
       </w:r>
       <w:r>
         <w:rPr>
@@ -10304,7 +6322,6 @@
         </w:rPr>
         <w:t xml:space="preserve">PIHAK KEDUA </w:t>
       </w:r>
-      <w:proofErr w:type="spellStart"/>
       <w:r>
         <w:rPr>
           <w:rFonts w:ascii="Bookman Old Style" w:eastAsia="Bookman Old Style" w:hAnsi="Bookman Old Style" w:cs="Bookman Old Style"/>
@@ -10312,37 +6329,7 @@
           <w:szCs w:val="24"/>
           <w:lang w:val="en"/>
         </w:rPr>
-        <w:t>menghapus</w:t>
-      </w:r>
-      <w:proofErr w:type="spellEnd"/>
-      <w:r>
-        <w:rPr>
-          <w:rFonts w:ascii="Bookman Old Style" w:eastAsia="Bookman Old Style" w:hAnsi="Bookman Old Style" w:cs="Bookman Old Style"/>
-          <w:sz w:val="24"/>
-          <w:szCs w:val="24"/>
-          <w:lang w:val="en"/>
-        </w:rPr>
-        <w:t xml:space="preserve"> </w:t>
-      </w:r>
-      <w:proofErr w:type="spellStart"/>
-      <w:r>
-        <w:rPr>
-          <w:rFonts w:ascii="Bookman Old Style" w:eastAsia="Bookman Old Style" w:hAnsi="Bookman Old Style" w:cs="Bookman Old Style"/>
-          <w:sz w:val="24"/>
-          <w:szCs w:val="24"/>
-          <w:lang w:val="en"/>
-        </w:rPr>
-        <w:t>Aplikasi</w:t>
-      </w:r>
-      <w:proofErr w:type="spellEnd"/>
-      <w:r>
-        <w:rPr>
-          <w:rFonts w:ascii="Bookman Old Style" w:eastAsia="Bookman Old Style" w:hAnsi="Bookman Old Style" w:cs="Bookman Old Style"/>
-          <w:sz w:val="24"/>
-          <w:szCs w:val="24"/>
-          <w:lang w:val="en"/>
-        </w:rPr>
-        <w:t xml:space="preserve"> </w:t>
+        <w:t xml:space="preserve">menghapus Aplikasi </w:t>
       </w:r>
       <w:r>
         <w:rPr>
@@ -10362,67 +6349,7 @@
           <w:szCs w:val="24"/>
           <w:lang w:val="en"/>
         </w:rPr>
-        <w:t xml:space="preserve"> dan data </w:t>
-      </w:r>
-      <w:proofErr w:type="spellStart"/>
-      <w:r>
-        <w:rPr>
-          <w:rFonts w:ascii="Bookman Old Style" w:eastAsia="Bookman Old Style" w:hAnsi="Bookman Old Style" w:cs="Bookman Old Style"/>
-          <w:sz w:val="24"/>
-          <w:szCs w:val="24"/>
-          <w:lang w:val="en"/>
-        </w:rPr>
-        <w:t>hasil</w:t>
-      </w:r>
-      <w:proofErr w:type="spellEnd"/>
-      <w:r>
-        <w:rPr>
-          <w:rFonts w:ascii="Bookman Old Style" w:eastAsia="Bookman Old Style" w:hAnsi="Bookman Old Style" w:cs="Bookman Old Style"/>
-          <w:sz w:val="24"/>
-          <w:szCs w:val="24"/>
-          <w:lang w:val="en"/>
-        </w:rPr>
-        <w:t xml:space="preserve"> </w:t>
-      </w:r>
-      <w:proofErr w:type="spellStart"/>
-      <w:r>
-        <w:rPr>
-          <w:rFonts w:ascii="Bookman Old Style" w:eastAsia="Bookman Old Style" w:hAnsi="Bookman Old Style" w:cs="Bookman Old Style"/>
-          <w:sz w:val="24"/>
-          <w:szCs w:val="24"/>
-          <w:lang w:val="en"/>
-        </w:rPr>
-        <w:t>Pendataan</w:t>
-      </w:r>
-      <w:proofErr w:type="spellEnd"/>
-      <w:r>
-        <w:rPr>
-          <w:rFonts w:ascii="Bookman Old Style" w:eastAsia="Bookman Old Style" w:hAnsi="Bookman Old Style" w:cs="Bookman Old Style"/>
-          <w:sz w:val="24"/>
-          <w:szCs w:val="24"/>
-          <w:lang w:val="en"/>
-        </w:rPr>
-        <w:t xml:space="preserve"> Lapangan Sensus Ekonomi 2026 pada </w:t>
-      </w:r>
-      <w:proofErr w:type="spellStart"/>
-      <w:r>
-        <w:rPr>
-          <w:rFonts w:ascii="Bookman Old Style" w:eastAsia="Bookman Old Style" w:hAnsi="Bookman Old Style" w:cs="Bookman Old Style"/>
-          <w:sz w:val="24"/>
-          <w:szCs w:val="24"/>
-          <w:lang w:val="en"/>
-        </w:rPr>
-        <w:t>perangkat</w:t>
-      </w:r>
-      <w:proofErr w:type="spellEnd"/>
-      <w:r>
-        <w:rPr>
-          <w:rFonts w:ascii="Bookman Old Style" w:eastAsia="Bookman Old Style" w:hAnsi="Bookman Old Style" w:cs="Bookman Old Style"/>
-          <w:sz w:val="24"/>
-          <w:szCs w:val="24"/>
-          <w:lang w:val="en"/>
-        </w:rPr>
-        <w:t xml:space="preserve"> handphone </w:t>
+        <w:t xml:space="preserve"> dan data hasil Pendataan Lapangan Sensus Ekonomi 2026 pada perangkat handphone </w:t>
       </w:r>
       <w:r>
         <w:rPr>
@@ -10442,87 +6369,7 @@
           <w:szCs w:val="24"/>
           <w:lang w:val="en"/>
         </w:rPr>
-        <w:t xml:space="preserve"> </w:t>
-      </w:r>
-      <w:proofErr w:type="spellStart"/>
-      <w:r>
-        <w:rPr>
-          <w:rFonts w:ascii="Bookman Old Style" w:eastAsia="Bookman Old Style" w:hAnsi="Bookman Old Style" w:cs="Bookman Old Style"/>
-          <w:sz w:val="24"/>
-          <w:szCs w:val="24"/>
-          <w:lang w:val="en"/>
-        </w:rPr>
-        <w:t>disaksikan</w:t>
-      </w:r>
-      <w:proofErr w:type="spellEnd"/>
-      <w:r>
-        <w:rPr>
-          <w:rFonts w:ascii="Bookman Old Style" w:eastAsia="Bookman Old Style" w:hAnsi="Bookman Old Style" w:cs="Bookman Old Style"/>
-          <w:sz w:val="24"/>
-          <w:szCs w:val="24"/>
-          <w:lang w:val="en"/>
-        </w:rPr>
-        <w:t xml:space="preserve"> oleh </w:t>
-      </w:r>
-      <w:proofErr w:type="spellStart"/>
-      <w:r>
-        <w:rPr>
-          <w:rFonts w:ascii="Bookman Old Style" w:eastAsia="Bookman Old Style" w:hAnsi="Bookman Old Style" w:cs="Bookman Old Style"/>
-          <w:sz w:val="24"/>
-          <w:szCs w:val="24"/>
-          <w:lang w:val="en"/>
-        </w:rPr>
-        <w:t>pegawai</w:t>
-      </w:r>
-      <w:proofErr w:type="spellEnd"/>
-      <w:r>
-        <w:rPr>
-          <w:rFonts w:ascii="Bookman Old Style" w:eastAsia="Bookman Old Style" w:hAnsi="Bookman Old Style" w:cs="Bookman Old Style"/>
-          <w:sz w:val="24"/>
-          <w:szCs w:val="24"/>
-          <w:lang w:val="en"/>
-        </w:rPr>
-        <w:t xml:space="preserve"> BPS </w:t>
-      </w:r>
-      <w:proofErr w:type="spellStart"/>
-      <w:r>
-        <w:rPr>
-          <w:rFonts w:ascii="Bookman Old Style" w:eastAsia="Bookman Old Style" w:hAnsi="Bookman Old Style" w:cs="Bookman Old Style"/>
-          <w:sz w:val="24"/>
-          <w:szCs w:val="24"/>
-          <w:lang w:val="en"/>
-        </w:rPr>
-        <w:t>Kabupaten</w:t>
-      </w:r>
-      <w:proofErr w:type="spellEnd"/>
-      <w:r>
-        <w:rPr>
-          <w:rFonts w:ascii="Bookman Old Style" w:eastAsia="Bookman Old Style" w:hAnsi="Bookman Old Style" w:cs="Bookman Old Style"/>
-          <w:sz w:val="24"/>
-          <w:szCs w:val="24"/>
-          <w:lang w:val="en"/>
-        </w:rPr>
-        <w:t xml:space="preserve">/Kota yang </w:t>
-      </w:r>
-      <w:proofErr w:type="spellStart"/>
-      <w:r>
-        <w:rPr>
-          <w:rFonts w:ascii="Bookman Old Style" w:eastAsia="Bookman Old Style" w:hAnsi="Bookman Old Style" w:cs="Bookman Old Style"/>
-          <w:sz w:val="24"/>
-          <w:szCs w:val="24"/>
-          <w:lang w:val="en"/>
-        </w:rPr>
-        <w:t>ditunjuk</w:t>
-      </w:r>
-      <w:proofErr w:type="spellEnd"/>
-      <w:r>
-        <w:rPr>
-          <w:rFonts w:ascii="Bookman Old Style" w:eastAsia="Bookman Old Style" w:hAnsi="Bookman Old Style" w:cs="Bookman Old Style"/>
-          <w:sz w:val="24"/>
-          <w:szCs w:val="24"/>
-          <w:lang w:val="en"/>
-        </w:rPr>
-        <w:t xml:space="preserve"> oleh </w:t>
+        <w:t xml:space="preserve"> disaksikan oleh pegawai BPS Kabupaten/Kota yang ditunjuk oleh </w:t>
       </w:r>
       <w:r>
         <w:rPr>
@@ -10769,27 +6616,7 @@
                 <w:szCs w:val="24"/>
                 <w:lang w:val="en"/>
               </w:rPr>
-              <w:t>{</w:t>
-            </w:r>
-            <w:proofErr w:type="spellStart"/>
-            <w:r>
-              <w:rPr>
-                <w:rFonts w:ascii="Bookman Old Style" w:eastAsia="Bookman Old Style" w:hAnsi="Bookman Old Style" w:cs="Bookman Old Style"/>
-                <w:sz w:val="24"/>
-                <w:szCs w:val="24"/>
-                <w:lang w:val="en"/>
-              </w:rPr>
-              <w:t>nama_petugas</w:t>
-            </w:r>
-            <w:proofErr w:type="spellEnd"/>
-            <w:r>
-              <w:rPr>
-                <w:rFonts w:ascii="Bookman Old Style" w:eastAsia="Bookman Old Style" w:hAnsi="Bookman Old Style" w:cs="Bookman Old Style"/>
-                <w:sz w:val="24"/>
-                <w:szCs w:val="24"/>
-                <w:lang w:val="en"/>
-              </w:rPr>
-              <w:t>}</w:t>
+              <w:t>{nama_petugas}</w:t>
             </w:r>
             <w:r>
               <w:rPr>
@@ -11112,7 +6939,7 @@
     </w:p>
     <w:tbl>
       <w:tblPr>
-        <w:tblW w:w="13155" w:type="dxa"/>
+        <w:tblW w:w="13315" w:type="dxa"/>
         <w:jc w:val="center"/>
         <w:tblBorders>
           <w:top w:val="single" w:sz="8" w:space="0" w:color="000000"/>
@@ -11131,7 +6958,7 @@
         <w:gridCol w:w="1350"/>
         <w:gridCol w:w="1290"/>
         <w:gridCol w:w="2385"/>
-        <w:gridCol w:w="2190"/>
+        <w:gridCol w:w="2350"/>
       </w:tblGrid>
       <w:tr>
         <w:trPr>
@@ -11155,37 +6982,15 @@
                 <w:lang w:val="en"/>
               </w:rPr>
             </w:pPr>
-            <w:proofErr w:type="spellStart"/>
-            <w:r>
-              <w:rPr>
-                <w:rFonts w:ascii="Bookman Old Style" w:eastAsia="Bookman Old Style" w:hAnsi="Bookman Old Style" w:cs="Bookman Old Style"/>
-                <w:sz w:val="24"/>
-                <w:szCs w:val="24"/>
-                <w:lang w:val="en"/>
-              </w:rPr>
-              <w:t>Uraian</w:t>
-            </w:r>
-            <w:proofErr w:type="spellEnd"/>
-            <w:r>
-              <w:rPr>
-                <w:rFonts w:ascii="Bookman Old Style" w:eastAsia="Bookman Old Style" w:hAnsi="Bookman Old Style" w:cs="Bookman Old Style"/>
-                <w:sz w:val="24"/>
-                <w:szCs w:val="24"/>
-                <w:lang w:val="en"/>
-              </w:rPr>
-              <w:t xml:space="preserve"> </w:t>
-            </w:r>
-            <w:proofErr w:type="spellStart"/>
-            <w:r>
-              <w:rPr>
-                <w:rFonts w:ascii="Bookman Old Style" w:eastAsia="Bookman Old Style" w:hAnsi="Bookman Old Style" w:cs="Bookman Old Style"/>
-                <w:sz w:val="24"/>
-                <w:szCs w:val="24"/>
-                <w:lang w:val="en"/>
-              </w:rPr>
-              <w:t>Pekerjaan</w:t>
-            </w:r>
-            <w:proofErr w:type="spellEnd"/>
+            <w:r>
+              <w:rPr>
+                <w:rFonts w:ascii="Bookman Old Style" w:eastAsia="Bookman Old Style" w:hAnsi="Bookman Old Style" w:cs="Bookman Old Style"/>
+                <w:sz w:val="24"/>
+                <w:szCs w:val="24"/>
+                <w:lang w:val="en"/>
+              </w:rPr>
+              <w:t>Uraian Pekerjaan</w:t>
+            </w:r>
           </w:p>
         </w:tc>
         <w:tc>
@@ -11212,19 +7017,8 @@
                 <w:szCs w:val="24"/>
                 <w:lang w:val="en"/>
               </w:rPr>
-              <w:t xml:space="preserve">Waktu </w:t>
-            </w:r>
-            <w:proofErr w:type="spellStart"/>
-            <w:r>
-              <w:rPr>
-                <w:rFonts w:ascii="Bookman Old Style" w:eastAsia="Bookman Old Style" w:hAnsi="Bookman Old Style" w:cs="Bookman Old Style"/>
-                <w:sz w:val="24"/>
-                <w:szCs w:val="24"/>
-                <w:lang w:val="en"/>
-              </w:rPr>
-              <w:t>Penyelesaian</w:t>
-            </w:r>
-            <w:proofErr w:type="spellEnd"/>
+              <w:t>Waktu Penyelesaian</w:t>
+            </w:r>
           </w:p>
         </w:tc>
         <w:tc>
@@ -11251,19 +7045,8 @@
                 <w:szCs w:val="24"/>
                 <w:lang w:val="en"/>
               </w:rPr>
-              <w:t xml:space="preserve">Target </w:t>
-            </w:r>
-            <w:proofErr w:type="spellStart"/>
-            <w:r>
-              <w:rPr>
-                <w:rFonts w:ascii="Bookman Old Style" w:eastAsia="Bookman Old Style" w:hAnsi="Bookman Old Style" w:cs="Bookman Old Style"/>
-                <w:sz w:val="24"/>
-                <w:szCs w:val="24"/>
-                <w:lang w:val="en"/>
-              </w:rPr>
-              <w:t>Pekerjaan</w:t>
-            </w:r>
-            <w:proofErr w:type="spellEnd"/>
+              <w:t>Target Pekerjaan</w:t>
+            </w:r>
           </w:p>
         </w:tc>
         <w:tc>
@@ -11283,42 +7066,20 @@
                 <w:lang w:val="en"/>
               </w:rPr>
             </w:pPr>
-            <w:proofErr w:type="spellStart"/>
-            <w:r>
-              <w:rPr>
-                <w:rFonts w:ascii="Bookman Old Style" w:eastAsia="Bookman Old Style" w:hAnsi="Bookman Old Style" w:cs="Bookman Old Style"/>
-                <w:sz w:val="24"/>
-                <w:szCs w:val="24"/>
-                <w:lang w:val="en"/>
-              </w:rPr>
-              <w:t>Realisasi</w:t>
-            </w:r>
-            <w:proofErr w:type="spellEnd"/>
-            <w:r>
-              <w:rPr>
-                <w:rFonts w:ascii="Bookman Old Style" w:eastAsia="Bookman Old Style" w:hAnsi="Bookman Old Style" w:cs="Bookman Old Style"/>
-                <w:sz w:val="24"/>
-                <w:szCs w:val="24"/>
-                <w:lang w:val="en"/>
-              </w:rPr>
-              <w:t xml:space="preserve"> </w:t>
-            </w:r>
-            <w:proofErr w:type="spellStart"/>
-            <w:r>
-              <w:rPr>
-                <w:rFonts w:ascii="Bookman Old Style" w:eastAsia="Bookman Old Style" w:hAnsi="Bookman Old Style" w:cs="Bookman Old Style"/>
-                <w:sz w:val="24"/>
-                <w:szCs w:val="24"/>
-                <w:lang w:val="en"/>
-              </w:rPr>
-              <w:t>Pekerjaan</w:t>
-            </w:r>
-            <w:proofErr w:type="spellEnd"/>
+            <w:r>
+              <w:rPr>
+                <w:rFonts w:ascii="Bookman Old Style" w:eastAsia="Bookman Old Style" w:hAnsi="Bookman Old Style" w:cs="Bookman Old Style"/>
+                <w:sz w:val="24"/>
+                <w:szCs w:val="24"/>
+                <w:lang w:val="en"/>
+              </w:rPr>
+              <w:t>Realisasi Pekerjaan</w:t>
+            </w:r>
           </w:p>
         </w:tc>
         <w:tc>
           <w:tcPr>
-            <w:tcW w:w="2190" w:type="dxa"/>
+            <w:tcW w:w="2350" w:type="dxa"/>
             <w:vMerge w:val="restart"/>
             <w:vAlign w:val="center"/>
           </w:tcPr>
@@ -11340,19 +7101,8 @@
                 <w:szCs w:val="24"/>
                 <w:lang w:val="en"/>
               </w:rPr>
-              <w:t xml:space="preserve">Nilai </w:t>
-            </w:r>
-            <w:proofErr w:type="spellStart"/>
-            <w:r>
-              <w:rPr>
-                <w:rFonts w:ascii="Bookman Old Style" w:eastAsia="Bookman Old Style" w:hAnsi="Bookman Old Style" w:cs="Bookman Old Style"/>
-                <w:sz w:val="24"/>
-                <w:szCs w:val="24"/>
-                <w:lang w:val="en"/>
-              </w:rPr>
-              <w:t>Perjanjian</w:t>
-            </w:r>
-            <w:proofErr w:type="spellEnd"/>
+              <w:t>Nilai Perjanjian</w:t>
+            </w:r>
           </w:p>
         </w:tc>
       </w:tr>
@@ -11415,7 +7165,6 @@
                 <w:lang w:val="en"/>
               </w:rPr>
             </w:pPr>
-            <w:proofErr w:type="spellStart"/>
             <w:r>
               <w:rPr>
                 <w:rFonts w:ascii="Bookman Old Style" w:eastAsia="Bookman Old Style" w:hAnsi="Bookman Old Style" w:cs="Bookman Old Style"/>
@@ -11425,7 +7174,6 @@
               </w:rPr>
               <w:t>Presentase</w:t>
             </w:r>
-            <w:proofErr w:type="spellEnd"/>
           </w:p>
         </w:tc>
         <w:tc>
@@ -11476,7 +7224,7 @@
         </w:tc>
         <w:tc>
           <w:tcPr>
-            <w:tcW w:w="2190" w:type="dxa"/>
+            <w:tcW w:w="2350" w:type="dxa"/>
             <w:vMerge/>
             <w:vAlign w:val="center"/>
           </w:tcPr>
@@ -11635,7 +7383,7 @@
         </w:tc>
         <w:tc>
           <w:tcPr>
-            <w:tcW w:w="2190" w:type="dxa"/>
+            <w:tcW w:w="2350" w:type="dxa"/>
             <w:vAlign w:val="center"/>
           </w:tcPr>
           <w:p>
@@ -11829,9 +7577,8 @@
                 <w:u w:val="single"/>
                 <w:lang w:val="en"/>
               </w:rPr>
-              <w:t>{</w:t>
-            </w:r>
-            <w:proofErr w:type="spellStart"/>
+              <w:t>{sls_</w:t>
+            </w:r>
             <w:r>
               <w:rPr>
                 <w:rFonts w:ascii="Bookman Old Style" w:eastAsia="Bookman Old Style" w:hAnsi="Bookman Old Style" w:cs="Bookman Old Style"/>
@@ -11842,21 +7589,8 @@
                 <w:u w:val="single"/>
                 <w:lang w:val="en"/>
               </w:rPr>
-              <w:t>sls_</w:t>
-            </w:r>
-            <w:r>
-              <w:rPr>
-                <w:rFonts w:ascii="Bookman Old Style" w:eastAsia="Bookman Old Style" w:hAnsi="Bookman Old Style" w:cs="Bookman Old Style"/>
-                <w:i/>
-                <w:iCs/>
-                <w:sz w:val="24"/>
-                <w:szCs w:val="24"/>
-                <w:u w:val="single"/>
-                <w:lang w:val="en"/>
-              </w:rPr>
               <w:t>total</w:t>
             </w:r>
-            <w:proofErr w:type="spellEnd"/>
             <w:r>
               <w:rPr>
                 <w:rFonts w:ascii="Bookman Old Style" w:eastAsia="Bookman Old Style" w:hAnsi="Bookman Old Style" w:cs="Bookman Old Style"/>
@@ -11915,67 +7649,7 @@
                 <w:szCs w:val="24"/>
                 <w:lang w:val="en"/>
               </w:rPr>
-              <w:t xml:space="preserve">Telah </w:t>
-            </w:r>
-            <w:proofErr w:type="spellStart"/>
-            <w:r>
-              <w:rPr>
-                <w:rFonts w:ascii="Bookman Old Style" w:eastAsia="Bookman Old Style" w:hAnsi="Bookman Old Style" w:cs="Bookman Old Style"/>
-                <w:sz w:val="24"/>
-                <w:szCs w:val="24"/>
-                <w:lang w:val="en"/>
-              </w:rPr>
-              <w:t>mencapai</w:t>
-            </w:r>
-            <w:proofErr w:type="spellEnd"/>
-            <w:r>
-              <w:rPr>
-                <w:rFonts w:ascii="Bookman Old Style" w:eastAsia="Bookman Old Style" w:hAnsi="Bookman Old Style" w:cs="Bookman Old Style"/>
-                <w:sz w:val="24"/>
-                <w:szCs w:val="24"/>
-                <w:lang w:val="en"/>
-              </w:rPr>
-              <w:t xml:space="preserve"> target </w:t>
-            </w:r>
-            <w:proofErr w:type="spellStart"/>
-            <w:r>
-              <w:rPr>
-                <w:rFonts w:ascii="Bookman Old Style" w:eastAsia="Bookman Old Style" w:hAnsi="Bookman Old Style" w:cs="Bookman Old Style"/>
-                <w:sz w:val="24"/>
-                <w:szCs w:val="24"/>
-                <w:lang w:val="en"/>
-              </w:rPr>
-              <w:t>pekerjaan</w:t>
-            </w:r>
-            <w:proofErr w:type="spellEnd"/>
-            <w:r>
-              <w:rPr>
-                <w:rFonts w:ascii="Bookman Old Style" w:eastAsia="Bookman Old Style" w:hAnsi="Bookman Old Style" w:cs="Bookman Old Style"/>
-                <w:sz w:val="24"/>
-                <w:szCs w:val="24"/>
-                <w:lang w:val="en"/>
-              </w:rPr>
-              <w:t xml:space="preserve"> </w:t>
-            </w:r>
-            <w:proofErr w:type="spellStart"/>
-            <w:r>
-              <w:rPr>
-                <w:rFonts w:ascii="Bookman Old Style" w:eastAsia="Bookman Old Style" w:hAnsi="Bookman Old Style" w:cs="Bookman Old Style"/>
-                <w:sz w:val="24"/>
-                <w:szCs w:val="24"/>
-                <w:lang w:val="en"/>
-              </w:rPr>
-              <w:t>sebesar</w:t>
-            </w:r>
-            <w:proofErr w:type="spellEnd"/>
-            <w:r>
-              <w:rPr>
-                <w:rFonts w:ascii="Bookman Old Style" w:eastAsia="Bookman Old Style" w:hAnsi="Bookman Old Style" w:cs="Bookman Old Style"/>
-                <w:sz w:val="24"/>
-                <w:szCs w:val="24"/>
-                <w:lang w:val="en"/>
-              </w:rPr>
-              <w:t xml:space="preserve"> </w:t>
+              <w:t xml:space="preserve">Telah mencapai target pekerjaan sebesar </w:t>
             </w:r>
             <w:r>
               <w:rPr>
@@ -11989,7 +7663,6 @@
               </w:rPr>
               <w:t>{</w:t>
             </w:r>
-            <w:proofErr w:type="spellStart"/>
             <w:r>
               <w:rPr>
                 <w:rFonts w:ascii="Bookman Old Style" w:eastAsia="Bookman Old Style" w:hAnsi="Bookman Old Style" w:cs="Bookman Old Style"/>
@@ -12014,7 +7687,6 @@
               </w:rPr>
               <w:t>_ongoing</w:t>
             </w:r>
-            <w:proofErr w:type="spellEnd"/>
             <w:r>
               <w:rPr>
                 <w:rFonts w:ascii="Bookman Old Style" w:eastAsia="Bookman Old Style" w:hAnsi="Bookman Old Style" w:cs="Bookman Old Style"/>
@@ -12052,7 +7724,7 @@
         </w:tc>
         <w:tc>
           <w:tcPr>
-            <w:tcW w:w="2190" w:type="dxa"/>
+            <w:tcW w:w="2350" w:type="dxa"/>
             <w:vAlign w:val="center"/>
           </w:tcPr>
           <w:p>
@@ -12075,7 +7747,43 @@
                 <w:szCs w:val="24"/>
                 <w:lang w:val="en"/>
               </w:rPr>
-              <w:t>Rp8.301.000,00</w:t>
+              <w:t>Rp</w:t>
+            </w:r>
+            <w:r>
+              <w:rPr>
+                <w:rFonts w:ascii="Bookman Old Style" w:eastAsia="Bookman Old Style" w:hAnsi="Bookman Old Style" w:cs="Bookman Old Style"/>
+                <w:sz w:val="24"/>
+                <w:szCs w:val="24"/>
+                <w:lang w:val="en"/>
+              </w:rPr>
+              <w:t>13</w:t>
+            </w:r>
+            <w:r>
+              <w:rPr>
+                <w:rFonts w:ascii="Bookman Old Style" w:eastAsia="Bookman Old Style" w:hAnsi="Bookman Old Style" w:cs="Bookman Old Style"/>
+                <w:sz w:val="24"/>
+                <w:szCs w:val="24"/>
+                <w:lang w:val="en"/>
+              </w:rPr>
+              <w:t>.</w:t>
+            </w:r>
+            <w:r>
+              <w:rPr>
+                <w:rFonts w:ascii="Bookman Old Style" w:eastAsia="Bookman Old Style" w:hAnsi="Bookman Old Style" w:cs="Bookman Old Style"/>
+                <w:sz w:val="24"/>
+                <w:szCs w:val="24"/>
+                <w:lang w:val="en"/>
+              </w:rPr>
+              <w:t>835</w:t>
+            </w:r>
+            <w:r>
+              <w:rPr>
+                <w:rFonts w:ascii="Bookman Old Style" w:eastAsia="Bookman Old Style" w:hAnsi="Bookman Old Style" w:cs="Bookman Old Style"/>
+                <w:sz w:val="24"/>
+                <w:szCs w:val="24"/>
+                <w:lang w:val="en"/>
+              </w:rPr>
+              <w:t>.000,00</w:t>
             </w:r>
           </w:p>
         </w:tc>
@@ -12122,13 +7830,13 @@
                 <w:szCs w:val="24"/>
                 <w:lang w:val="sv-SE"/>
               </w:rPr>
-              <w:t>Delapan juta tiga ratus satu ribu rupiah</w:t>
+              <w:t>Tiga belas juta delapan ratus tiga puluh lima ribu rupiah</w:t>
             </w:r>
           </w:p>
         </w:tc>
         <w:tc>
           <w:tcPr>
-            <w:tcW w:w="2190" w:type="dxa"/>
+            <w:tcW w:w="2350" w:type="dxa"/>
             <w:vAlign w:val="center"/>
           </w:tcPr>
           <w:p>
@@ -12149,7 +7857,43 @@
                 <w:szCs w:val="24"/>
                 <w:lang w:val="en"/>
               </w:rPr>
-              <w:t>Rp8.301.000,00</w:t>
+              <w:t>Rp</w:t>
+            </w:r>
+            <w:r>
+              <w:rPr>
+                <w:rFonts w:ascii="Bookman Old Style" w:eastAsia="Bookman Old Style" w:hAnsi="Bookman Old Style" w:cs="Bookman Old Style"/>
+                <w:sz w:val="24"/>
+                <w:szCs w:val="24"/>
+                <w:lang w:val="en"/>
+              </w:rPr>
+              <w:t>13</w:t>
+            </w:r>
+            <w:r>
+              <w:rPr>
+                <w:rFonts w:ascii="Bookman Old Style" w:eastAsia="Bookman Old Style" w:hAnsi="Bookman Old Style" w:cs="Bookman Old Style"/>
+                <w:sz w:val="24"/>
+                <w:szCs w:val="24"/>
+                <w:lang w:val="en"/>
+              </w:rPr>
+              <w:t>.</w:t>
+            </w:r>
+            <w:r>
+              <w:rPr>
+                <w:rFonts w:ascii="Bookman Old Style" w:eastAsia="Bookman Old Style" w:hAnsi="Bookman Old Style" w:cs="Bookman Old Style"/>
+                <w:sz w:val="24"/>
+                <w:szCs w:val="24"/>
+                <w:lang w:val="en"/>
+              </w:rPr>
+              <w:t>835</w:t>
+            </w:r>
+            <w:r>
+              <w:rPr>
+                <w:rFonts w:ascii="Bookman Old Style" w:eastAsia="Bookman Old Style" w:hAnsi="Bookman Old Style" w:cs="Bookman Old Style"/>
+                <w:sz w:val="24"/>
+                <w:szCs w:val="24"/>
+                <w:lang w:val="en"/>
+              </w:rPr>
+              <w:t>.000,00</w:t>
             </w:r>
           </w:p>
         </w:tc>
@@ -12442,25 +8186,14 @@
                 <w:lang w:val="en"/>
               </w:rPr>
             </w:pPr>
-            <w:proofErr w:type="spellStart"/>
-            <w:r>
-              <w:rPr>
-                <w:rFonts w:ascii="Bookman Old Style" w:eastAsia="Bookman Old Style" w:hAnsi="Bookman Old Style" w:cs="Bookman Old Style"/>
-                <w:sz w:val="24"/>
-                <w:szCs w:val="24"/>
-                <w:lang w:val="en"/>
-              </w:rPr>
-              <w:t>Jumlah</w:t>
-            </w:r>
-            <w:proofErr w:type="spellEnd"/>
-            <w:r>
-              <w:rPr>
-                <w:rFonts w:ascii="Bookman Old Style" w:eastAsia="Bookman Old Style" w:hAnsi="Bookman Old Style" w:cs="Bookman Old Style"/>
-                <w:sz w:val="24"/>
-                <w:szCs w:val="24"/>
-                <w:lang w:val="en"/>
-              </w:rPr>
-              <w:t xml:space="preserve"> SLS/sub-SLS</w:t>
+            <w:r>
+              <w:rPr>
+                <w:rFonts w:ascii="Bookman Old Style" w:eastAsia="Bookman Old Style" w:hAnsi="Bookman Old Style" w:cs="Bookman Old Style"/>
+                <w:sz w:val="24"/>
+                <w:szCs w:val="24"/>
+                <w:lang w:val="en"/>
+              </w:rPr>
+              <w:t>Jumlah SLS/sub-SLS</w:t>
             </w:r>
           </w:p>
         </w:tc>
@@ -12608,27 +8341,7 @@
                 <w:szCs w:val="24"/>
                 <w:lang w:val="en"/>
               </w:rPr>
-              <w:t>{#</w:t>
-            </w:r>
-            <w:proofErr w:type="gramStart"/>
-            <w:r>
-              <w:rPr>
-                <w:rFonts w:ascii="Bookman Old Style" w:eastAsia="Bookman Old Style" w:hAnsi="Bookman Old Style" w:cs="Bookman Old Style"/>
-                <w:sz w:val="24"/>
-                <w:szCs w:val="24"/>
-                <w:lang w:val="en"/>
-              </w:rPr>
-              <w:t>peserta}{</w:t>
-            </w:r>
-            <w:proofErr w:type="gramEnd"/>
-            <w:r>
-              <w:rPr>
-                <w:rFonts w:ascii="Bookman Old Style" w:eastAsia="Bookman Old Style" w:hAnsi="Bookman Old Style" w:cs="Bookman Old Style"/>
-                <w:sz w:val="24"/>
-                <w:szCs w:val="24"/>
-                <w:lang w:val="en"/>
-              </w:rPr>
-              <w:t>no}</w:t>
+              <w:t>{#peserta}{no}</w:t>
             </w:r>
           </w:p>
         </w:tc>
@@ -12657,7 +8370,6 @@
               </w:rPr>
               <w:t>{</w:t>
             </w:r>
-            <w:proofErr w:type="spellStart"/>
             <w:r>
               <w:rPr>
                 <w:rFonts w:ascii="Bookman Old Style" w:eastAsia="Bookman Old Style" w:hAnsi="Bookman Old Style" w:cs="Bookman Old Style"/>
@@ -12667,7 +8379,6 @@
               </w:rPr>
               <w:t>kecamatan</w:t>
             </w:r>
-            <w:proofErr w:type="spellEnd"/>
             <w:r>
               <w:rPr>
                 <w:rFonts w:ascii="Bookman Old Style" w:eastAsia="Bookman Old Style" w:hAnsi="Bookman Old Style" w:cs="Bookman Old Style"/>
@@ -12702,27 +8413,7 @@
                 <w:szCs w:val="24"/>
                 <w:lang w:val="en"/>
               </w:rPr>
-              <w:t>{</w:t>
-            </w:r>
-            <w:proofErr w:type="spellStart"/>
-            <w:r>
-              <w:rPr>
-                <w:rFonts w:ascii="Bookman Old Style" w:eastAsia="Bookman Old Style" w:hAnsi="Bookman Old Style" w:cs="Bookman Old Style"/>
-                <w:sz w:val="24"/>
-                <w:szCs w:val="24"/>
-                <w:lang w:val="en"/>
-              </w:rPr>
-              <w:t>kelurahan</w:t>
-            </w:r>
-            <w:proofErr w:type="spellEnd"/>
-            <w:r>
-              <w:rPr>
-                <w:rFonts w:ascii="Bookman Old Style" w:eastAsia="Bookman Old Style" w:hAnsi="Bookman Old Style" w:cs="Bookman Old Style"/>
-                <w:sz w:val="24"/>
-                <w:szCs w:val="24"/>
-                <w:lang w:val="en"/>
-              </w:rPr>
-              <w:t>}</w:t>
+              <w:t>{kelurahan}</w:t>
             </w:r>
           </w:p>
         </w:tc>
@@ -12751,7 +8442,6 @@
               </w:rPr>
               <w:t>{</w:t>
             </w:r>
-            <w:proofErr w:type="spellStart"/>
             <w:r>
               <w:rPr>
                 <w:rFonts w:ascii="Bookman Old Style" w:eastAsia="Bookman Old Style" w:hAnsi="Bookman Old Style" w:cs="Bookman Old Style"/>
@@ -12761,7 +8451,6 @@
               </w:rPr>
               <w:t>jumlah</w:t>
             </w:r>
-            <w:proofErr w:type="spellEnd"/>
             <w:r>
               <w:rPr>
                 <w:rFonts w:ascii="Bookman Old Style" w:eastAsia="Bookman Old Style" w:hAnsi="Bookman Old Style" w:cs="Bookman Old Style"/>
@@ -12789,7 +8478,6 @@
               </w:rPr>
               <w:t>/</w:t>
             </w:r>
-            <w:proofErr w:type="spellStart"/>
             <w:r>
               <w:rPr>
                 <w:rFonts w:ascii="Bookman Old Style" w:eastAsia="Bookman Old Style" w:hAnsi="Bookman Old Style" w:cs="Bookman Old Style"/>
@@ -12799,7 +8487,6 @@
               </w:rPr>
               <w:t>peserta</w:t>
             </w:r>
-            <w:proofErr w:type="spellEnd"/>
             <w:r>
               <w:rPr>
                 <w:rFonts w:ascii="Bookman Old Style" w:eastAsia="Bookman Old Style" w:hAnsi="Bookman Old Style" w:cs="Bookman Old Style"/>
@@ -12839,7 +8526,6 @@
           <w:lang w:val="en"/>
         </w:rPr>
       </w:pPr>
-      <w:proofErr w:type="spellStart"/>
       <w:r>
         <w:rPr>
           <w:rFonts w:ascii="Bookman Old Style" w:eastAsia="Bookman Old Style" w:hAnsi="Bookman Old Style" w:cs="Bookman Old Style"/>
@@ -12847,37 +8533,7 @@
           <w:szCs w:val="24"/>
           <w:lang w:val="en"/>
         </w:rPr>
-        <w:t>Screenshoot</w:t>
-      </w:r>
-      <w:proofErr w:type="spellEnd"/>
-      <w:r>
-        <w:rPr>
-          <w:rFonts w:ascii="Bookman Old Style" w:eastAsia="Bookman Old Style" w:hAnsi="Bookman Old Style" w:cs="Bookman Old Style"/>
-          <w:sz w:val="24"/>
-          <w:szCs w:val="24"/>
-          <w:lang w:val="en"/>
-        </w:rPr>
-        <w:t xml:space="preserve"> </w:t>
-      </w:r>
-      <w:proofErr w:type="spellStart"/>
-      <w:r>
-        <w:rPr>
-          <w:rFonts w:ascii="Bookman Old Style" w:eastAsia="Bookman Old Style" w:hAnsi="Bookman Old Style" w:cs="Bookman Old Style"/>
-          <w:sz w:val="24"/>
-          <w:szCs w:val="24"/>
-          <w:lang w:val="en"/>
-        </w:rPr>
-        <w:t>Aplikasi</w:t>
-      </w:r>
-      <w:proofErr w:type="spellEnd"/>
-      <w:r>
-        <w:rPr>
-          <w:rFonts w:ascii="Bookman Old Style" w:eastAsia="Bookman Old Style" w:hAnsi="Bookman Old Style" w:cs="Bookman Old Style"/>
-          <w:sz w:val="24"/>
-          <w:szCs w:val="24"/>
-          <w:lang w:val="en"/>
-        </w:rPr>
-        <w:t xml:space="preserve"> Fasih</w:t>
+        <w:t>Screenshoot Aplikasi Fasih</w:t>
       </w:r>
     </w:p>
     <w:p>
@@ -12911,7 +8567,6 @@
         </w:rPr>
         <w:t>%</w:t>
       </w:r>
-      <w:proofErr w:type="spellStart"/>
       <w:r>
         <w:rPr>
           <w:rFonts w:ascii="Bookman Old Style" w:eastAsia="Bookman Old Style" w:hAnsi="Bookman Old Style" w:cs="Bookman Old Style"/>
@@ -12919,17 +8574,7 @@
           <w:szCs w:val="24"/>
           <w:lang w:val="en"/>
         </w:rPr>
-        <w:t>halaman_depan</w:t>
-      </w:r>
-      <w:proofErr w:type="spellEnd"/>
-      <w:r>
-        <w:rPr>
-          <w:rFonts w:ascii="Bookman Old Style" w:eastAsia="Bookman Old Style" w:hAnsi="Bookman Old Style" w:cs="Bookman Old Style"/>
-          <w:sz w:val="24"/>
-          <w:szCs w:val="24"/>
-          <w:lang w:val="en"/>
-        </w:rPr>
-        <w:t>}</w:t>
+        <w:t>halaman_depan}</w:t>
       </w:r>
     </w:p>
     <w:tbl>
@@ -12970,23 +8615,7 @@
                 <w:rFonts w:ascii="Arial" w:eastAsia="Arial" w:hAnsi="Arial"/>
                 <w:sz w:val="16"/>
               </w:rPr>
-              <w:t>{#foto_</w:t>
-            </w:r>
-            <w:proofErr w:type="gramStart"/>
-            <w:r>
-              <w:rPr>
-                <w:rFonts w:ascii="Arial" w:eastAsia="Arial" w:hAnsi="Arial"/>
-                <w:sz w:val="16"/>
-              </w:rPr>
-              <w:t>rows}{</w:t>
-            </w:r>
-            <w:proofErr w:type="gramEnd"/>
-            <w:r>
-              <w:rPr>
-                <w:rFonts w:ascii="Arial" w:eastAsia="Arial" w:hAnsi="Arial"/>
-                <w:sz w:val="16"/>
-              </w:rPr>
-              <w:t>%foto1}</w:t>
+              <w:t>{#foto_rows}{%foto1}</w:t>
             </w:r>
           </w:p>
         </w:tc>
@@ -13036,39 +8665,7 @@
                 <w:rFonts w:ascii="Arial" w:eastAsia="Arial" w:hAnsi="Arial"/>
                 <w:sz w:val="16"/>
               </w:rPr>
-              <w:t>{%foto</w:t>
-            </w:r>
-            <w:proofErr w:type="gramStart"/>
-            <w:r>
-              <w:rPr>
-                <w:rFonts w:ascii="Arial" w:eastAsia="Arial" w:hAnsi="Arial"/>
-                <w:sz w:val="16"/>
-              </w:rPr>
-              <w:t>3}{</w:t>
-            </w:r>
-            <w:proofErr w:type="gramEnd"/>
-            <w:r>
-              <w:rPr>
-                <w:rFonts w:ascii="Arial" w:eastAsia="Arial" w:hAnsi="Arial"/>
-                <w:sz w:val="16"/>
-              </w:rPr>
-              <w:t>/</w:t>
-            </w:r>
-            <w:proofErr w:type="spellStart"/>
-            <w:r>
-              <w:rPr>
-                <w:rFonts w:ascii="Arial" w:eastAsia="Arial" w:hAnsi="Arial"/>
-                <w:sz w:val="16"/>
-              </w:rPr>
-              <w:t>foto_rows</w:t>
-            </w:r>
-            <w:proofErr w:type="spellEnd"/>
-            <w:r>
-              <w:rPr>
-                <w:rFonts w:ascii="Arial" w:eastAsia="Arial" w:hAnsi="Arial"/>
-                <w:sz w:val="16"/>
-              </w:rPr>
-              <w:t>}</w:t>
+              <w:t>{%foto3}{/foto_rows}</w:t>
             </w:r>
           </w:p>
         </w:tc>
@@ -13247,7 +8844,6 @@
               </w:rPr>
               <w:t>{</w:t>
             </w:r>
-            <w:proofErr w:type="spellStart"/>
             <w:r>
               <w:rPr>
                 <w:rFonts w:ascii="Bookman Old Style" w:eastAsia="Bookman Old Style" w:hAnsi="Bookman Old Style" w:cs="Bookman Old Style"/>
@@ -13257,7 +8853,6 @@
               </w:rPr>
               <w:t>nama_petugas</w:t>
             </w:r>
-            <w:proofErr w:type="spellEnd"/>
             <w:r>
               <w:rPr>
                 <w:rFonts w:ascii="Bookman Old Style" w:eastAsia="Bookman Old Style" w:hAnsi="Bookman Old Style" w:cs="Bookman Old Style"/>

--- a/public/templates/BERKAS PEMBAYARAN PPL TERMIN II (1).docx
+++ b/public/templates/BERKAS PEMBAYARAN PPL TERMIN II (1).docx
@@ -6717,7 +6717,24 @@
                 <w:szCs w:val="24"/>
                 <w:lang w:val="en"/>
               </w:rPr>
-              <w:t>(Ragil Hermanto)</w:t>
+              <w:t>(</w:t>
+            </w:r>
+            <w:r>
+              <w:rPr>
+                <w:rFonts w:ascii="Bookman Old Style" w:eastAsia="Bookman Old Style" w:hAnsi="Bookman Old Style" w:cs="Bookman Old Style"/>
+                <w:sz w:val="24"/>
+                <w:szCs w:val="24"/>
+              </w:rPr>
+              <w:t>Nuraliyah</w:t>
+            </w:r>
+            <w:r>
+              <w:rPr>
+                <w:rFonts w:ascii="Bookman Old Style" w:eastAsia="Bookman Old Style" w:hAnsi="Bookman Old Style" w:cs="Bookman Old Style"/>
+                <w:sz w:val="24"/>
+                <w:szCs w:val="24"/>
+                <w:lang w:val="en"/>
+              </w:rPr>
+              <w:t>)</w:t>
             </w:r>
           </w:p>
         </w:tc>

--- a/public/templates/BERKAS PEMBAYARAN PPL TERMIN II (1).docx
+++ b/public/templates/BERKAS PEMBAYARAN PPL TERMIN II (1).docx
@@ -6725,7 +6725,7 @@
                 <w:sz w:val="24"/>
                 <w:szCs w:val="24"/>
               </w:rPr>
-              <w:t>Nuraliyah</w:t>
+              <w:t>Ragil Hermanto</w:t>
             </w:r>
             <w:r>
               <w:rPr>
